--- a/docs/who_cvd_targets_paper1.docx
+++ b/docs/who_cvd_targets_paper1.docx
@@ -5,16 +5,8 @@
     <w:p>
       <w:pPr>
         <w:pStyle w:val="Title"/>
-        <w:rPr>
-          <w:sz w:val="28"/>
-          <w:szCs w:val="28"/>
-        </w:rPr>
-      </w:pPr>
-      <w:r>
-        <w:rPr>
-          <w:sz w:val="28"/>
-          <w:szCs w:val="28"/>
-        </w:rPr>
+      </w:pPr>
+      <w:r>
         <w:t>Projected cardiovascular health and economic gains from achieving WHO targets for hypertension control and lipid-lowering therapy: a global modelling study, 2026-2050</w:t>
       </w:r>
     </w:p>
@@ -42,13 +34,12 @@
           <w:sz w:val="24"/>
           <w:szCs w:val="24"/>
         </w:rPr>
-        <w:id w:val="2127424163"/>
+        <w:id w:val="521749050"/>
         <w:docPartObj>
           <w:docPartGallery w:val="Table of Contents"/>
           <w:docPartUnique/>
         </w:docPartObj>
       </w:sdtPr>
-      <w:sdtEndPr/>
       <w:sdtContent>
         <w:p>
           <w:pPr>
@@ -78,7 +69,7 @@
           <w:r>
             <w:fldChar w:fldCharType="separate"/>
           </w:r>
-          <w:hyperlink w:anchor="_Toc225954211" w:history="1">
+          <w:hyperlink w:anchor="_Toc225965197" w:history="1">
             <w:r>
               <w:rPr>
                 <w:rStyle w:val="Hyperlink"/>
@@ -118,7 +109,171 @@
                 <w:noProof/>
                 <w:webHidden/>
               </w:rPr>
-              <w:instrText xml:space="preserve"> PAGEREF _Toc225954211 \h </w:instrText>
+              <w:instrText xml:space="preserve"> PAGEREF _Toc225965197 \h </w:instrText>
+            </w:r>
+            <w:r>
+              <w:rPr>
+                <w:noProof/>
+                <w:webHidden/>
+              </w:rPr>
+            </w:r>
+            <w:r>
+              <w:rPr>
+                <w:noProof/>
+                <w:webHidden/>
+              </w:rPr>
+              <w:fldChar w:fldCharType="separate"/>
+            </w:r>
+            <w:r>
+              <w:rPr>
+                <w:noProof/>
+                <w:webHidden/>
+              </w:rPr>
+              <w:t>1</w:t>
+            </w:r>
+            <w:r>
+              <w:rPr>
+                <w:noProof/>
+                <w:webHidden/>
+              </w:rPr>
+              <w:fldChar w:fldCharType="end"/>
+            </w:r>
+          </w:hyperlink>
+        </w:p>
+        <w:p>
+          <w:pPr>
+            <w:pStyle w:val="TOC2"/>
+            <w:tabs>
+              <w:tab w:val="left" w:pos="960"/>
+              <w:tab w:val="right" w:leader="dot" w:pos="9350"/>
+            </w:tabs>
+            <w:rPr>
+              <w:noProof/>
+            </w:rPr>
+          </w:pPr>
+          <w:hyperlink w:anchor="_Toc225965198" w:history="1">
+            <w:r>
+              <w:rPr>
+                <w:rStyle w:val="Hyperlink"/>
+                <w:noProof/>
+              </w:rPr>
+              <w:t>1.1</w:t>
+            </w:r>
+            <w:r>
+              <w:rPr>
+                <w:noProof/>
+              </w:rPr>
+              <w:tab/>
+            </w:r>
+            <w:r>
+              <w:rPr>
+                <w:rStyle w:val="Hyperlink"/>
+                <w:noProof/>
+              </w:rPr>
+              <w:t>Structured abstract</w:t>
+            </w:r>
+            <w:r>
+              <w:rPr>
+                <w:noProof/>
+                <w:webHidden/>
+              </w:rPr>
+              <w:tab/>
+            </w:r>
+            <w:r>
+              <w:rPr>
+                <w:noProof/>
+                <w:webHidden/>
+              </w:rPr>
+              <w:fldChar w:fldCharType="begin"/>
+            </w:r>
+            <w:r>
+              <w:rPr>
+                <w:noProof/>
+                <w:webHidden/>
+              </w:rPr>
+              <w:instrText xml:space="preserve"> PAGEREF _Toc225965198 \h </w:instrText>
+            </w:r>
+            <w:r>
+              <w:rPr>
+                <w:noProof/>
+                <w:webHidden/>
+              </w:rPr>
+            </w:r>
+            <w:r>
+              <w:rPr>
+                <w:noProof/>
+                <w:webHidden/>
+              </w:rPr>
+              <w:fldChar w:fldCharType="separate"/>
+            </w:r>
+            <w:r>
+              <w:rPr>
+                <w:noProof/>
+                <w:webHidden/>
+              </w:rPr>
+              <w:t>1</w:t>
+            </w:r>
+            <w:r>
+              <w:rPr>
+                <w:noProof/>
+                <w:webHidden/>
+              </w:rPr>
+              <w:fldChar w:fldCharType="end"/>
+            </w:r>
+          </w:hyperlink>
+        </w:p>
+        <w:p>
+          <w:pPr>
+            <w:pStyle w:val="TOC2"/>
+            <w:tabs>
+              <w:tab w:val="left" w:pos="960"/>
+              <w:tab w:val="right" w:leader="dot" w:pos="9350"/>
+            </w:tabs>
+            <w:rPr>
+              <w:noProof/>
+            </w:rPr>
+          </w:pPr>
+          <w:hyperlink w:anchor="_Toc225965199" w:history="1">
+            <w:r>
+              <w:rPr>
+                <w:rStyle w:val="Hyperlink"/>
+                <w:noProof/>
+              </w:rPr>
+              <w:t>1.2</w:t>
+            </w:r>
+            <w:r>
+              <w:rPr>
+                <w:noProof/>
+              </w:rPr>
+              <w:tab/>
+            </w:r>
+            <w:r>
+              <w:rPr>
+                <w:rStyle w:val="Hyperlink"/>
+                <w:noProof/>
+              </w:rPr>
+              <w:t>Research in context</w:t>
+            </w:r>
+            <w:r>
+              <w:rPr>
+                <w:noProof/>
+                <w:webHidden/>
+              </w:rPr>
+              <w:tab/>
+            </w:r>
+            <w:r>
+              <w:rPr>
+                <w:noProof/>
+                <w:webHidden/>
+              </w:rPr>
+              <w:fldChar w:fldCharType="begin"/>
+            </w:r>
+            <w:r>
+              <w:rPr>
+                <w:noProof/>
+                <w:webHidden/>
+              </w:rPr>
+              <w:instrText xml:space="preserve"> PAGEREF _Toc225965199 \h </w:instrText>
             </w:r>
             <w:r>
               <w:rPr>
@@ -160,7 +315,7 @@
               <w:noProof/>
             </w:rPr>
           </w:pPr>
-          <w:hyperlink w:anchor="_Toc225954212" w:history="1">
+          <w:hyperlink w:anchor="_Toc225965200" w:history="1">
             <w:r>
               <w:rPr>
                 <w:rStyle w:val="Hyperlink"/>
@@ -179,7 +334,7 @@
                 <w:rStyle w:val="Hyperlink"/>
                 <w:noProof/>
               </w:rPr>
-              <w:t>Research in context</w:t>
+              <w:t>Introduction</w:t>
             </w:r>
             <w:r>
               <w:rPr>
@@ -200,7 +355,7 @@
                 <w:noProof/>
                 <w:webHidden/>
               </w:rPr>
-              <w:instrText xml:space="preserve"> PAGEREF _Toc225954212 \h </w:instrText>
+              <w:instrText xml:space="preserve"> PAGEREF _Toc225965200 \h </w:instrText>
             </w:r>
             <w:r>
               <w:rPr>
@@ -242,7 +397,7 @@
               <w:noProof/>
             </w:rPr>
           </w:pPr>
-          <w:hyperlink w:anchor="_Toc225954213" w:history="1">
+          <w:hyperlink w:anchor="_Toc225965201" w:history="1">
             <w:r>
               <w:rPr>
                 <w:rStyle w:val="Hyperlink"/>
@@ -261,7 +416,7 @@
                 <w:rStyle w:val="Hyperlink"/>
                 <w:noProof/>
               </w:rPr>
-              <w:t>Introduction</w:t>
+              <w:t>Methods</w:t>
             </w:r>
             <w:r>
               <w:rPr>
@@ -282,7 +437,499 @@
                 <w:noProof/>
                 <w:webHidden/>
               </w:rPr>
-              <w:instrText xml:space="preserve"> PAGEREF _Toc225954213 \h </w:instrText>
+              <w:instrText xml:space="preserve"> PAGEREF _Toc225965201 \h </w:instrText>
+            </w:r>
+            <w:r>
+              <w:rPr>
+                <w:noProof/>
+                <w:webHidden/>
+              </w:rPr>
+            </w:r>
+            <w:r>
+              <w:rPr>
+                <w:noProof/>
+                <w:webHidden/>
+              </w:rPr>
+              <w:fldChar w:fldCharType="separate"/>
+            </w:r>
+            <w:r>
+              <w:rPr>
+                <w:noProof/>
+                <w:webHidden/>
+              </w:rPr>
+              <w:t>1</w:t>
+            </w:r>
+            <w:r>
+              <w:rPr>
+                <w:noProof/>
+                <w:webHidden/>
+              </w:rPr>
+              <w:fldChar w:fldCharType="end"/>
+            </w:r>
+          </w:hyperlink>
+        </w:p>
+        <w:p>
+          <w:pPr>
+            <w:pStyle w:val="TOC2"/>
+            <w:tabs>
+              <w:tab w:val="left" w:pos="960"/>
+              <w:tab w:val="right" w:leader="dot" w:pos="9350"/>
+            </w:tabs>
+            <w:rPr>
+              <w:noProof/>
+            </w:rPr>
+          </w:pPr>
+          <w:hyperlink w:anchor="_Toc225965202" w:history="1">
+            <w:r>
+              <w:rPr>
+                <w:rStyle w:val="Hyperlink"/>
+                <w:noProof/>
+              </w:rPr>
+              <w:t>3.1</w:t>
+            </w:r>
+            <w:r>
+              <w:rPr>
+                <w:noProof/>
+              </w:rPr>
+              <w:tab/>
+            </w:r>
+            <w:r>
+              <w:rPr>
+                <w:rStyle w:val="Hyperlink"/>
+                <w:noProof/>
+              </w:rPr>
+              <w:t>Study design</w:t>
+            </w:r>
+            <w:r>
+              <w:rPr>
+                <w:noProof/>
+                <w:webHidden/>
+              </w:rPr>
+              <w:tab/>
+            </w:r>
+            <w:r>
+              <w:rPr>
+                <w:noProof/>
+                <w:webHidden/>
+              </w:rPr>
+              <w:fldChar w:fldCharType="begin"/>
+            </w:r>
+            <w:r>
+              <w:rPr>
+                <w:noProof/>
+                <w:webHidden/>
+              </w:rPr>
+              <w:instrText xml:space="preserve"> PAGEREF _Toc225965202 \h </w:instrText>
+            </w:r>
+            <w:r>
+              <w:rPr>
+                <w:noProof/>
+                <w:webHidden/>
+              </w:rPr>
+            </w:r>
+            <w:r>
+              <w:rPr>
+                <w:noProof/>
+                <w:webHidden/>
+              </w:rPr>
+              <w:fldChar w:fldCharType="separate"/>
+            </w:r>
+            <w:r>
+              <w:rPr>
+                <w:noProof/>
+                <w:webHidden/>
+              </w:rPr>
+              <w:t>1</w:t>
+            </w:r>
+            <w:r>
+              <w:rPr>
+                <w:noProof/>
+                <w:webHidden/>
+              </w:rPr>
+              <w:fldChar w:fldCharType="end"/>
+            </w:r>
+          </w:hyperlink>
+        </w:p>
+        <w:p>
+          <w:pPr>
+            <w:pStyle w:val="TOC2"/>
+            <w:tabs>
+              <w:tab w:val="left" w:pos="960"/>
+              <w:tab w:val="right" w:leader="dot" w:pos="9350"/>
+            </w:tabs>
+            <w:rPr>
+              <w:noProof/>
+            </w:rPr>
+          </w:pPr>
+          <w:hyperlink w:anchor="_Toc225965203" w:history="1">
+            <w:r>
+              <w:rPr>
+                <w:rStyle w:val="Hyperlink"/>
+                <w:noProof/>
+              </w:rPr>
+              <w:t>3.2</w:t>
+            </w:r>
+            <w:r>
+              <w:rPr>
+                <w:noProof/>
+              </w:rPr>
+              <w:tab/>
+            </w:r>
+            <w:r>
+              <w:rPr>
+                <w:rStyle w:val="Hyperlink"/>
+                <w:noProof/>
+              </w:rPr>
+              <w:t>Data sources</w:t>
+            </w:r>
+            <w:r>
+              <w:rPr>
+                <w:noProof/>
+                <w:webHidden/>
+              </w:rPr>
+              <w:tab/>
+            </w:r>
+            <w:r>
+              <w:rPr>
+                <w:noProof/>
+                <w:webHidden/>
+              </w:rPr>
+              <w:fldChar w:fldCharType="begin"/>
+            </w:r>
+            <w:r>
+              <w:rPr>
+                <w:noProof/>
+                <w:webHidden/>
+              </w:rPr>
+              <w:instrText xml:space="preserve"> PAGEREF _Toc225965203 \h </w:instrText>
+            </w:r>
+            <w:r>
+              <w:rPr>
+                <w:noProof/>
+                <w:webHidden/>
+              </w:rPr>
+            </w:r>
+            <w:r>
+              <w:rPr>
+                <w:noProof/>
+                <w:webHidden/>
+              </w:rPr>
+              <w:fldChar w:fldCharType="separate"/>
+            </w:r>
+            <w:r>
+              <w:rPr>
+                <w:noProof/>
+                <w:webHidden/>
+              </w:rPr>
+              <w:t>1</w:t>
+            </w:r>
+            <w:r>
+              <w:rPr>
+                <w:noProof/>
+                <w:webHidden/>
+              </w:rPr>
+              <w:fldChar w:fldCharType="end"/>
+            </w:r>
+          </w:hyperlink>
+        </w:p>
+        <w:p>
+          <w:pPr>
+            <w:pStyle w:val="TOC2"/>
+            <w:tabs>
+              <w:tab w:val="left" w:pos="960"/>
+              <w:tab w:val="right" w:leader="dot" w:pos="9350"/>
+            </w:tabs>
+            <w:rPr>
+              <w:noProof/>
+            </w:rPr>
+          </w:pPr>
+          <w:hyperlink w:anchor="_Toc225965204" w:history="1">
+            <w:r>
+              <w:rPr>
+                <w:rStyle w:val="Hyperlink"/>
+                <w:noProof/>
+              </w:rPr>
+              <w:t>3.3</w:t>
+            </w:r>
+            <w:r>
+              <w:rPr>
+                <w:noProof/>
+              </w:rPr>
+              <w:tab/>
+            </w:r>
+            <w:r>
+              <w:rPr>
+                <w:rStyle w:val="Hyperlink"/>
+                <w:noProof/>
+              </w:rPr>
+              <w:t>Intervention scenarios</w:t>
+            </w:r>
+            <w:r>
+              <w:rPr>
+                <w:noProof/>
+                <w:webHidden/>
+              </w:rPr>
+              <w:tab/>
+            </w:r>
+            <w:r>
+              <w:rPr>
+                <w:noProof/>
+                <w:webHidden/>
+              </w:rPr>
+              <w:fldChar w:fldCharType="begin"/>
+            </w:r>
+            <w:r>
+              <w:rPr>
+                <w:noProof/>
+                <w:webHidden/>
+              </w:rPr>
+              <w:instrText xml:space="preserve"> PAGEREF _Toc225965204 \h </w:instrText>
+            </w:r>
+            <w:r>
+              <w:rPr>
+                <w:noProof/>
+                <w:webHidden/>
+              </w:rPr>
+            </w:r>
+            <w:r>
+              <w:rPr>
+                <w:noProof/>
+                <w:webHidden/>
+              </w:rPr>
+              <w:fldChar w:fldCharType="separate"/>
+            </w:r>
+            <w:r>
+              <w:rPr>
+                <w:noProof/>
+                <w:webHidden/>
+              </w:rPr>
+              <w:t>1</w:t>
+            </w:r>
+            <w:r>
+              <w:rPr>
+                <w:noProof/>
+                <w:webHidden/>
+              </w:rPr>
+              <w:fldChar w:fldCharType="end"/>
+            </w:r>
+          </w:hyperlink>
+        </w:p>
+        <w:p>
+          <w:pPr>
+            <w:pStyle w:val="TOC2"/>
+            <w:tabs>
+              <w:tab w:val="left" w:pos="960"/>
+              <w:tab w:val="right" w:leader="dot" w:pos="9350"/>
+            </w:tabs>
+            <w:rPr>
+              <w:noProof/>
+            </w:rPr>
+          </w:pPr>
+          <w:hyperlink w:anchor="_Toc225965205" w:history="1">
+            <w:r>
+              <w:rPr>
+                <w:rStyle w:val="Hyperlink"/>
+                <w:noProof/>
+              </w:rPr>
+              <w:t>3.4</w:t>
+            </w:r>
+            <w:r>
+              <w:rPr>
+                <w:noProof/>
+              </w:rPr>
+              <w:tab/>
+            </w:r>
+            <w:r>
+              <w:rPr>
+                <w:rStyle w:val="Hyperlink"/>
+                <w:noProof/>
+              </w:rPr>
+              <w:t>Modelling framework</w:t>
+            </w:r>
+            <w:r>
+              <w:rPr>
+                <w:noProof/>
+                <w:webHidden/>
+              </w:rPr>
+              <w:tab/>
+            </w:r>
+            <w:r>
+              <w:rPr>
+                <w:noProof/>
+                <w:webHidden/>
+              </w:rPr>
+              <w:fldChar w:fldCharType="begin"/>
+            </w:r>
+            <w:r>
+              <w:rPr>
+                <w:noProof/>
+                <w:webHidden/>
+              </w:rPr>
+              <w:instrText xml:space="preserve"> PAGEREF _Toc225965205 \h </w:instrText>
+            </w:r>
+            <w:r>
+              <w:rPr>
+                <w:noProof/>
+                <w:webHidden/>
+              </w:rPr>
+            </w:r>
+            <w:r>
+              <w:rPr>
+                <w:noProof/>
+                <w:webHidden/>
+              </w:rPr>
+              <w:fldChar w:fldCharType="separate"/>
+            </w:r>
+            <w:r>
+              <w:rPr>
+                <w:noProof/>
+                <w:webHidden/>
+              </w:rPr>
+              <w:t>1</w:t>
+            </w:r>
+            <w:r>
+              <w:rPr>
+                <w:noProof/>
+                <w:webHidden/>
+              </w:rPr>
+              <w:fldChar w:fldCharType="end"/>
+            </w:r>
+          </w:hyperlink>
+        </w:p>
+        <w:p>
+          <w:pPr>
+            <w:pStyle w:val="TOC2"/>
+            <w:tabs>
+              <w:tab w:val="left" w:pos="960"/>
+              <w:tab w:val="right" w:leader="dot" w:pos="9350"/>
+            </w:tabs>
+            <w:rPr>
+              <w:noProof/>
+            </w:rPr>
+          </w:pPr>
+          <w:hyperlink w:anchor="_Toc225965206" w:history="1">
+            <w:r>
+              <w:rPr>
+                <w:rStyle w:val="Hyperlink"/>
+                <w:noProof/>
+              </w:rPr>
+              <w:t>3.5</w:t>
+            </w:r>
+            <w:r>
+              <w:rPr>
+                <w:noProof/>
+              </w:rPr>
+              <w:tab/>
+            </w:r>
+            <w:r>
+              <w:rPr>
+                <w:rStyle w:val="Hyperlink"/>
+                <w:noProof/>
+              </w:rPr>
+              <w:t>Outcomes</w:t>
+            </w:r>
+            <w:r>
+              <w:rPr>
+                <w:noProof/>
+                <w:webHidden/>
+              </w:rPr>
+              <w:tab/>
+            </w:r>
+            <w:r>
+              <w:rPr>
+                <w:noProof/>
+                <w:webHidden/>
+              </w:rPr>
+              <w:fldChar w:fldCharType="begin"/>
+            </w:r>
+            <w:r>
+              <w:rPr>
+                <w:noProof/>
+                <w:webHidden/>
+              </w:rPr>
+              <w:instrText xml:space="preserve"> PAGEREF _Toc225965206 \h </w:instrText>
+            </w:r>
+            <w:r>
+              <w:rPr>
+                <w:noProof/>
+                <w:webHidden/>
+              </w:rPr>
+            </w:r>
+            <w:r>
+              <w:rPr>
+                <w:noProof/>
+                <w:webHidden/>
+              </w:rPr>
+              <w:fldChar w:fldCharType="separate"/>
+            </w:r>
+            <w:r>
+              <w:rPr>
+                <w:noProof/>
+                <w:webHidden/>
+              </w:rPr>
+              <w:t>1</w:t>
+            </w:r>
+            <w:r>
+              <w:rPr>
+                <w:noProof/>
+                <w:webHidden/>
+              </w:rPr>
+              <w:fldChar w:fldCharType="end"/>
+            </w:r>
+          </w:hyperlink>
+        </w:p>
+        <w:p>
+          <w:pPr>
+            <w:pStyle w:val="TOC2"/>
+            <w:tabs>
+              <w:tab w:val="left" w:pos="960"/>
+              <w:tab w:val="right" w:leader="dot" w:pos="9350"/>
+            </w:tabs>
+            <w:rPr>
+              <w:noProof/>
+            </w:rPr>
+          </w:pPr>
+          <w:hyperlink w:anchor="_Toc225965207" w:history="1">
+            <w:r>
+              <w:rPr>
+                <w:rStyle w:val="Hyperlink"/>
+                <w:noProof/>
+              </w:rPr>
+              <w:t>3.6</w:t>
+            </w:r>
+            <w:r>
+              <w:rPr>
+                <w:noProof/>
+              </w:rPr>
+              <w:tab/>
+            </w:r>
+            <w:r>
+              <w:rPr>
+                <w:rStyle w:val="Hyperlink"/>
+                <w:noProof/>
+              </w:rPr>
+              <w:t>Sensitivity and uncertainty analysis</w:t>
+            </w:r>
+            <w:r>
+              <w:rPr>
+                <w:noProof/>
+                <w:webHidden/>
+              </w:rPr>
+              <w:tab/>
+            </w:r>
+            <w:r>
+              <w:rPr>
+                <w:noProof/>
+                <w:webHidden/>
+              </w:rPr>
+              <w:fldChar w:fldCharType="begin"/>
+            </w:r>
+            <w:r>
+              <w:rPr>
+                <w:noProof/>
+                <w:webHidden/>
+              </w:rPr>
+              <w:instrText xml:space="preserve"> PAGEREF _Toc225965207 \h </w:instrText>
             </w:r>
             <w:r>
               <w:rPr>
@@ -324,7 +971,7 @@
               <w:noProof/>
             </w:rPr>
           </w:pPr>
-          <w:hyperlink w:anchor="_Toc225954214" w:history="1">
+          <w:hyperlink w:anchor="_Toc225965208" w:history="1">
             <w:r>
               <w:rPr>
                 <w:rStyle w:val="Hyperlink"/>
@@ -343,7 +990,7 @@
                 <w:rStyle w:val="Hyperlink"/>
                 <w:noProof/>
               </w:rPr>
-              <w:t>Methods</w:t>
+              <w:t>Results</w:t>
             </w:r>
             <w:r>
               <w:rPr>
@@ -364,7 +1011,7 @@
                 <w:noProof/>
                 <w:webHidden/>
               </w:rPr>
-              <w:instrText xml:space="preserve"> PAGEREF _Toc225954214 \h </w:instrText>
+              <w:instrText xml:space="preserve"> PAGEREF _Toc225965208 \h </w:instrText>
             </w:r>
             <w:r>
               <w:rPr>
@@ -406,7 +1053,7 @@
               <w:noProof/>
             </w:rPr>
           </w:pPr>
-          <w:hyperlink w:anchor="_Toc225954215" w:history="1">
+          <w:hyperlink w:anchor="_Toc225965209" w:history="1">
             <w:r>
               <w:rPr>
                 <w:rStyle w:val="Hyperlink"/>
@@ -425,7 +1072,7 @@
                 <w:rStyle w:val="Hyperlink"/>
                 <w:noProof/>
               </w:rPr>
-              <w:t>Study design</w:t>
+              <w:t>Baseline global trajectory, 2020-2050</w:t>
             </w:r>
             <w:r>
               <w:rPr>
@@ -446,7 +1093,7 @@
                 <w:noProof/>
                 <w:webHidden/>
               </w:rPr>
-              <w:instrText xml:space="preserve"> PAGEREF _Toc225954215 \h </w:instrText>
+              <w:instrText xml:space="preserve"> PAGEREF _Toc225965209 \h </w:instrText>
             </w:r>
             <w:r>
               <w:rPr>
@@ -488,7 +1135,7 @@
               <w:noProof/>
             </w:rPr>
           </w:pPr>
-          <w:hyperlink w:anchor="_Toc225954216" w:history="1">
+          <w:hyperlink w:anchor="_Toc225965210" w:history="1">
             <w:r>
               <w:rPr>
                 <w:rStyle w:val="Hyperlink"/>
@@ -507,7 +1154,7 @@
                 <w:rStyle w:val="Hyperlink"/>
                 <w:noProof/>
               </w:rPr>
-              <w:t>Data sources</w:t>
+              <w:t>Global impact of achieving the hypertension control target</w:t>
             </w:r>
             <w:r>
               <w:rPr>
@@ -528,7 +1175,7 @@
                 <w:noProof/>
                 <w:webHidden/>
               </w:rPr>
-              <w:instrText xml:space="preserve"> PAGEREF _Toc225954216 \h </w:instrText>
+              <w:instrText xml:space="preserve"> PAGEREF _Toc225965210 \h </w:instrText>
             </w:r>
             <w:r>
               <w:rPr>
@@ -570,7 +1217,7 @@
               <w:noProof/>
             </w:rPr>
           </w:pPr>
-          <w:hyperlink w:anchor="_Toc225954217" w:history="1">
+          <w:hyperlink w:anchor="_Toc225965211" w:history="1">
             <w:r>
               <w:rPr>
                 <w:rStyle w:val="Hyperlink"/>
@@ -589,7 +1236,7 @@
                 <w:rStyle w:val="Hyperlink"/>
                 <w:noProof/>
               </w:rPr>
-              <w:t>Intervention scenarios</w:t>
+              <w:t>Global impact of achieving the lipid-lowering therapy target</w:t>
             </w:r>
             <w:r>
               <w:rPr>
@@ -610,7 +1257,7 @@
                 <w:noProof/>
                 <w:webHidden/>
               </w:rPr>
-              <w:instrText xml:space="preserve"> PAGEREF _Toc225954217 \h </w:instrText>
+              <w:instrText xml:space="preserve"> PAGEREF _Toc225965211 \h </w:instrText>
             </w:r>
             <w:r>
               <w:rPr>
@@ -652,7 +1299,7 @@
               <w:noProof/>
             </w:rPr>
           </w:pPr>
-          <w:hyperlink w:anchor="_Toc225954218" w:history="1">
+          <w:hyperlink w:anchor="_Toc225965212" w:history="1">
             <w:r>
               <w:rPr>
                 <w:rStyle w:val="Hyperlink"/>
@@ -671,7 +1318,7 @@
                 <w:rStyle w:val="Hyperlink"/>
                 <w:noProof/>
               </w:rPr>
-              <w:t>Modelling framework</w:t>
+              <w:t>Combined impact of both targets</w:t>
             </w:r>
             <w:r>
               <w:rPr>
@@ -692,7 +1339,7 @@
                 <w:noProof/>
                 <w:webHidden/>
               </w:rPr>
-              <w:instrText xml:space="preserve"> PAGEREF _Toc225954218 \h </w:instrText>
+              <w:instrText xml:space="preserve"> PAGEREF _Toc225965212 \h </w:instrText>
             </w:r>
             <w:r>
               <w:rPr>
@@ -734,7 +1381,7 @@
               <w:noProof/>
             </w:rPr>
           </w:pPr>
-          <w:hyperlink w:anchor="_Toc225954219" w:history="1">
+          <w:hyperlink w:anchor="_Toc225965213" w:history="1">
             <w:r>
               <w:rPr>
                 <w:rStyle w:val="Hyperlink"/>
@@ -753,7 +1400,7 @@
                 <w:rStyle w:val="Hyperlink"/>
                 <w:noProof/>
               </w:rPr>
-              <w:t>Outcomes</w:t>
+              <w:t>Heterogeneity across countries and regions</w:t>
             </w:r>
             <w:r>
               <w:rPr>
@@ -774,7 +1421,7 @@
                 <w:noProof/>
                 <w:webHidden/>
               </w:rPr>
-              <w:instrText xml:space="preserve"> PAGEREF _Toc225954219 \h </w:instrText>
+              <w:instrText xml:space="preserve"> PAGEREF _Toc225965213 \h </w:instrText>
             </w:r>
             <w:r>
               <w:rPr>
@@ -816,7 +1463,7 @@
               <w:noProof/>
             </w:rPr>
           </w:pPr>
-          <w:hyperlink w:anchor="_Toc225954220" w:history="1">
+          <w:hyperlink w:anchor="_Toc225965214" w:history="1">
             <w:r>
               <w:rPr>
                 <w:rStyle w:val="Hyperlink"/>
@@ -835,7 +1482,7 @@
                 <w:rStyle w:val="Hyperlink"/>
                 <w:noProof/>
               </w:rPr>
-              <w:t>Sensitivity and uncertainty analysis</w:t>
+              <w:t>Distribution by age and sex</w:t>
             </w:r>
             <w:r>
               <w:rPr>
@@ -856,7 +1503,89 @@
                 <w:noProof/>
                 <w:webHidden/>
               </w:rPr>
-              <w:instrText xml:space="preserve"> PAGEREF _Toc225954220 \h </w:instrText>
+              <w:instrText xml:space="preserve"> PAGEREF _Toc225965214 \h </w:instrText>
+            </w:r>
+            <w:r>
+              <w:rPr>
+                <w:noProof/>
+                <w:webHidden/>
+              </w:rPr>
+            </w:r>
+            <w:r>
+              <w:rPr>
+                <w:noProof/>
+                <w:webHidden/>
+              </w:rPr>
+              <w:fldChar w:fldCharType="separate"/>
+            </w:r>
+            <w:r>
+              <w:rPr>
+                <w:noProof/>
+                <w:webHidden/>
+              </w:rPr>
+              <w:t>1</w:t>
+            </w:r>
+            <w:r>
+              <w:rPr>
+                <w:noProof/>
+                <w:webHidden/>
+              </w:rPr>
+              <w:fldChar w:fldCharType="end"/>
+            </w:r>
+          </w:hyperlink>
+        </w:p>
+        <w:p>
+          <w:pPr>
+            <w:pStyle w:val="TOC2"/>
+            <w:tabs>
+              <w:tab w:val="left" w:pos="960"/>
+              <w:tab w:val="right" w:leader="dot" w:pos="9350"/>
+            </w:tabs>
+            <w:rPr>
+              <w:noProof/>
+            </w:rPr>
+          </w:pPr>
+          <w:hyperlink w:anchor="_Toc225965215" w:history="1">
+            <w:r>
+              <w:rPr>
+                <w:rStyle w:val="Hyperlink"/>
+                <w:noProof/>
+              </w:rPr>
+              <w:t>4.7</w:t>
+            </w:r>
+            <w:r>
+              <w:rPr>
+                <w:noProof/>
+              </w:rPr>
+              <w:tab/>
+            </w:r>
+            <w:r>
+              <w:rPr>
+                <w:rStyle w:val="Hyperlink"/>
+                <w:noProof/>
+              </w:rPr>
+              <w:t>Sensitivity and uncertainty results</w:t>
+            </w:r>
+            <w:r>
+              <w:rPr>
+                <w:noProof/>
+                <w:webHidden/>
+              </w:rPr>
+              <w:tab/>
+            </w:r>
+            <w:r>
+              <w:rPr>
+                <w:noProof/>
+                <w:webHidden/>
+              </w:rPr>
+              <w:fldChar w:fldCharType="begin"/>
+            </w:r>
+            <w:r>
+              <w:rPr>
+                <w:noProof/>
+                <w:webHidden/>
+              </w:rPr>
+              <w:instrText xml:space="preserve"> PAGEREF _Toc225965215 \h </w:instrText>
             </w:r>
             <w:r>
               <w:rPr>
@@ -898,7 +1627,7 @@
               <w:noProof/>
             </w:rPr>
           </w:pPr>
-          <w:hyperlink w:anchor="_Toc225954221" w:history="1">
+          <w:hyperlink w:anchor="_Toc225965216" w:history="1">
             <w:r>
               <w:rPr>
                 <w:rStyle w:val="Hyperlink"/>
@@ -917,7 +1646,7 @@
                 <w:rStyle w:val="Hyperlink"/>
                 <w:noProof/>
               </w:rPr>
-              <w:t>Results</w:t>
+              <w:t>Discussion</w:t>
             </w:r>
             <w:r>
               <w:rPr>
@@ -938,7 +1667,7 @@
                 <w:noProof/>
                 <w:webHidden/>
               </w:rPr>
-              <w:instrText xml:space="preserve"> PAGEREF _Toc225954221 \h </w:instrText>
+              <w:instrText xml:space="preserve"> PAGEREF _Toc225965216 \h </w:instrText>
             </w:r>
             <w:r>
               <w:rPr>
@@ -980,7 +1709,7 @@
               <w:noProof/>
             </w:rPr>
           </w:pPr>
-          <w:hyperlink w:anchor="_Toc225954222" w:history="1">
+          <w:hyperlink w:anchor="_Toc225965217" w:history="1">
             <w:r>
               <w:rPr>
                 <w:rStyle w:val="Hyperlink"/>
@@ -999,7 +1728,7 @@
                 <w:rStyle w:val="Hyperlink"/>
                 <w:noProof/>
               </w:rPr>
-              <w:t>Baseline global trajectory, 2020-2050</w:t>
+              <w:t>Principal findings</w:t>
             </w:r>
             <w:r>
               <w:rPr>
@@ -1020,7 +1749,7 @@
                 <w:noProof/>
                 <w:webHidden/>
               </w:rPr>
-              <w:instrText xml:space="preserve"> PAGEREF _Toc225954222 \h </w:instrText>
+              <w:instrText xml:space="preserve"> PAGEREF _Toc225965217 \h </w:instrText>
             </w:r>
             <w:r>
               <w:rPr>
@@ -1062,7 +1791,7 @@
               <w:noProof/>
             </w:rPr>
           </w:pPr>
-          <w:hyperlink w:anchor="_Toc225954223" w:history="1">
+          <w:hyperlink w:anchor="_Toc225965218" w:history="1">
             <w:r>
               <w:rPr>
                 <w:rStyle w:val="Hyperlink"/>
@@ -1081,7 +1810,7 @@
                 <w:rStyle w:val="Hyperlink"/>
                 <w:noProof/>
               </w:rPr>
-              <w:t>Global impact of achieving the hypertension control target</w:t>
+              <w:t>Interpretation of hypertension control findings</w:t>
             </w:r>
             <w:r>
               <w:rPr>
@@ -1102,7 +1831,7 @@
                 <w:noProof/>
                 <w:webHidden/>
               </w:rPr>
-              <w:instrText xml:space="preserve"> PAGEREF _Toc225954223 \h </w:instrText>
+              <w:instrText xml:space="preserve"> PAGEREF _Toc225965218 \h </w:instrText>
             </w:r>
             <w:r>
               <w:rPr>
@@ -1144,7 +1873,7 @@
               <w:noProof/>
             </w:rPr>
           </w:pPr>
-          <w:hyperlink w:anchor="_Toc225954224" w:history="1">
+          <w:hyperlink w:anchor="_Toc225965219" w:history="1">
             <w:r>
               <w:rPr>
                 <w:rStyle w:val="Hyperlink"/>
@@ -1163,7 +1892,7 @@
                 <w:rStyle w:val="Hyperlink"/>
                 <w:noProof/>
               </w:rPr>
-              <w:t>Global impact of achieving the lipid-lowering therapy target</w:t>
+              <w:t>Interpretation of lipid-lowering therapy findings</w:t>
             </w:r>
             <w:r>
               <w:rPr>
@@ -1184,7 +1913,7 @@
                 <w:noProof/>
                 <w:webHidden/>
               </w:rPr>
-              <w:instrText xml:space="preserve"> PAGEREF _Toc225954224 \h </w:instrText>
+              <w:instrText xml:space="preserve"> PAGEREF _Toc225965219 \h </w:instrText>
             </w:r>
             <w:r>
               <w:rPr>
@@ -1226,7 +1955,7 @@
               <w:noProof/>
             </w:rPr>
           </w:pPr>
-          <w:hyperlink w:anchor="_Toc225954225" w:history="1">
+          <w:hyperlink w:anchor="_Toc225965220" w:history="1">
             <w:r>
               <w:rPr>
                 <w:rStyle w:val="Hyperlink"/>
@@ -1245,7 +1974,7 @@
                 <w:rStyle w:val="Hyperlink"/>
                 <w:noProof/>
               </w:rPr>
-              <w:t>Combined impact of both targets</w:t>
+              <w:t>Combined policy meaning</w:t>
             </w:r>
             <w:r>
               <w:rPr>
@@ -1266,7 +1995,7 @@
                 <w:noProof/>
                 <w:webHidden/>
               </w:rPr>
-              <w:instrText xml:space="preserve"> PAGEREF _Toc225954225 \h </w:instrText>
+              <w:instrText xml:space="preserve"> PAGEREF _Toc225965220 \h </w:instrText>
             </w:r>
             <w:r>
               <w:rPr>
@@ -1308,7 +2037,7 @@
               <w:noProof/>
             </w:rPr>
           </w:pPr>
-          <w:hyperlink w:anchor="_Toc225954226" w:history="1">
+          <w:hyperlink w:anchor="_Toc225965221" w:history="1">
             <w:r>
               <w:rPr>
                 <w:rStyle w:val="Hyperlink"/>
@@ -1327,7 +2056,7 @@
                 <w:rStyle w:val="Hyperlink"/>
                 <w:noProof/>
               </w:rPr>
-              <w:t>Heterogeneity across countries and regions</w:t>
+              <w:t>Equity and implementation implications</w:t>
             </w:r>
             <w:r>
               <w:rPr>
@@ -1348,7 +2077,7 @@
                 <w:noProof/>
                 <w:webHidden/>
               </w:rPr>
-              <w:instrText xml:space="preserve"> PAGEREF _Toc225954226 \h </w:instrText>
+              <w:instrText xml:space="preserve"> PAGEREF _Toc225965221 \h </w:instrText>
             </w:r>
             <w:r>
               <w:rPr>
@@ -1390,7 +2119,7 @@
               <w:noProof/>
             </w:rPr>
           </w:pPr>
-          <w:hyperlink w:anchor="_Toc225954227" w:history="1">
+          <w:hyperlink w:anchor="_Toc225965222" w:history="1">
             <w:r>
               <w:rPr>
                 <w:rStyle w:val="Hyperlink"/>
@@ -1409,7 +2138,7 @@
                 <w:rStyle w:val="Hyperlink"/>
                 <w:noProof/>
               </w:rPr>
-              <w:t>Distribution by age and sex</w:t>
+              <w:t>Relation to previous literature</w:t>
             </w:r>
             <w:r>
               <w:rPr>
@@ -1430,7 +2159,7 @@
                 <w:noProof/>
                 <w:webHidden/>
               </w:rPr>
-              <w:instrText xml:space="preserve"> PAGEREF _Toc225954227 \h </w:instrText>
+              <w:instrText xml:space="preserve"> PAGEREF _Toc225965222 \h </w:instrText>
             </w:r>
             <w:r>
               <w:rPr>
@@ -1472,7 +2201,7 @@
               <w:noProof/>
             </w:rPr>
           </w:pPr>
-          <w:hyperlink w:anchor="_Toc225954228" w:history="1">
+          <w:hyperlink w:anchor="_Toc225965223" w:history="1">
             <w:r>
               <w:rPr>
                 <w:rStyle w:val="Hyperlink"/>
@@ -1491,7 +2220,7 @@
                 <w:rStyle w:val="Hyperlink"/>
                 <w:noProof/>
               </w:rPr>
-              <w:t>Sensitivity and uncertainty results</w:t>
+              <w:t>Strengths</w:t>
             </w:r>
             <w:r>
               <w:rPr>
@@ -1512,7 +2241,89 @@
                 <w:noProof/>
                 <w:webHidden/>
               </w:rPr>
-              <w:instrText xml:space="preserve"> PAGEREF _Toc225954228 \h </w:instrText>
+              <w:instrText xml:space="preserve"> PAGEREF _Toc225965223 \h </w:instrText>
+            </w:r>
+            <w:r>
+              <w:rPr>
+                <w:noProof/>
+                <w:webHidden/>
+              </w:rPr>
+            </w:r>
+            <w:r>
+              <w:rPr>
+                <w:noProof/>
+                <w:webHidden/>
+              </w:rPr>
+              <w:fldChar w:fldCharType="separate"/>
+            </w:r>
+            <w:r>
+              <w:rPr>
+                <w:noProof/>
+                <w:webHidden/>
+              </w:rPr>
+              <w:t>1</w:t>
+            </w:r>
+            <w:r>
+              <w:rPr>
+                <w:noProof/>
+                <w:webHidden/>
+              </w:rPr>
+              <w:fldChar w:fldCharType="end"/>
+            </w:r>
+          </w:hyperlink>
+        </w:p>
+        <w:p>
+          <w:pPr>
+            <w:pStyle w:val="TOC2"/>
+            <w:tabs>
+              <w:tab w:val="left" w:pos="960"/>
+              <w:tab w:val="right" w:leader="dot" w:pos="9350"/>
+            </w:tabs>
+            <w:rPr>
+              <w:noProof/>
+            </w:rPr>
+          </w:pPr>
+          <w:hyperlink w:anchor="_Toc225965224" w:history="1">
+            <w:r>
+              <w:rPr>
+                <w:rStyle w:val="Hyperlink"/>
+                <w:noProof/>
+              </w:rPr>
+              <w:t>5.8</w:t>
+            </w:r>
+            <w:r>
+              <w:rPr>
+                <w:noProof/>
+              </w:rPr>
+              <w:tab/>
+            </w:r>
+            <w:r>
+              <w:rPr>
+                <w:rStyle w:val="Hyperlink"/>
+                <w:noProof/>
+              </w:rPr>
+              <w:t>Limitations</w:t>
+            </w:r>
+            <w:r>
+              <w:rPr>
+                <w:noProof/>
+                <w:webHidden/>
+              </w:rPr>
+              <w:tab/>
+            </w:r>
+            <w:r>
+              <w:rPr>
+                <w:noProof/>
+                <w:webHidden/>
+              </w:rPr>
+              <w:fldChar w:fldCharType="begin"/>
+            </w:r>
+            <w:r>
+              <w:rPr>
+                <w:noProof/>
+                <w:webHidden/>
+              </w:rPr>
+              <w:instrText xml:space="preserve"> PAGEREF _Toc225965224 \h </w:instrText>
             </w:r>
             <w:r>
               <w:rPr>
@@ -1554,7 +2365,7 @@
               <w:noProof/>
             </w:rPr>
           </w:pPr>
-          <w:hyperlink w:anchor="_Toc225954229" w:history="1">
+          <w:hyperlink w:anchor="_Toc225965225" w:history="1">
             <w:r>
               <w:rPr>
                 <w:rStyle w:val="Hyperlink"/>
@@ -1573,7 +2384,7 @@
                 <w:rStyle w:val="Hyperlink"/>
                 <w:noProof/>
               </w:rPr>
-              <w:t>Discussion</w:t>
+              <w:t>Conclusion</w:t>
             </w:r>
             <w:r>
               <w:rPr>
@@ -1594,7 +2405,335 @@
                 <w:noProof/>
                 <w:webHidden/>
               </w:rPr>
-              <w:instrText xml:space="preserve"> PAGEREF _Toc225954229 \h </w:instrText>
+              <w:instrText xml:space="preserve"> PAGEREF _Toc225965225 \h </w:instrText>
+            </w:r>
+            <w:r>
+              <w:rPr>
+                <w:noProof/>
+                <w:webHidden/>
+              </w:rPr>
+            </w:r>
+            <w:r>
+              <w:rPr>
+                <w:noProof/>
+                <w:webHidden/>
+              </w:rPr>
+              <w:fldChar w:fldCharType="separate"/>
+            </w:r>
+            <w:r>
+              <w:rPr>
+                <w:noProof/>
+                <w:webHidden/>
+              </w:rPr>
+              <w:t>1</w:t>
+            </w:r>
+            <w:r>
+              <w:rPr>
+                <w:noProof/>
+                <w:webHidden/>
+              </w:rPr>
+              <w:fldChar w:fldCharType="end"/>
+            </w:r>
+          </w:hyperlink>
+        </w:p>
+        <w:p>
+          <w:pPr>
+            <w:pStyle w:val="TOC1"/>
+            <w:tabs>
+              <w:tab w:val="left" w:pos="480"/>
+              <w:tab w:val="right" w:leader="dot" w:pos="9350"/>
+            </w:tabs>
+            <w:rPr>
+              <w:noProof/>
+            </w:rPr>
+          </w:pPr>
+          <w:hyperlink w:anchor="_Toc225965226" w:history="1">
+            <w:r>
+              <w:rPr>
+                <w:rStyle w:val="Hyperlink"/>
+                <w:noProof/>
+              </w:rPr>
+              <w:t>7</w:t>
+            </w:r>
+            <w:r>
+              <w:rPr>
+                <w:noProof/>
+              </w:rPr>
+              <w:tab/>
+            </w:r>
+            <w:r>
+              <w:rPr>
+                <w:rStyle w:val="Hyperlink"/>
+                <w:noProof/>
+              </w:rPr>
+              <w:t>References</w:t>
+            </w:r>
+            <w:r>
+              <w:rPr>
+                <w:noProof/>
+                <w:webHidden/>
+              </w:rPr>
+              <w:tab/>
+            </w:r>
+            <w:r>
+              <w:rPr>
+                <w:noProof/>
+                <w:webHidden/>
+              </w:rPr>
+              <w:fldChar w:fldCharType="begin"/>
+            </w:r>
+            <w:r>
+              <w:rPr>
+                <w:noProof/>
+                <w:webHidden/>
+              </w:rPr>
+              <w:instrText xml:space="preserve"> PAGEREF _Toc225965226 \h </w:instrText>
+            </w:r>
+            <w:r>
+              <w:rPr>
+                <w:noProof/>
+                <w:webHidden/>
+              </w:rPr>
+            </w:r>
+            <w:r>
+              <w:rPr>
+                <w:noProof/>
+                <w:webHidden/>
+              </w:rPr>
+              <w:fldChar w:fldCharType="separate"/>
+            </w:r>
+            <w:r>
+              <w:rPr>
+                <w:noProof/>
+                <w:webHidden/>
+              </w:rPr>
+              <w:t>1</w:t>
+            </w:r>
+            <w:r>
+              <w:rPr>
+                <w:noProof/>
+                <w:webHidden/>
+              </w:rPr>
+              <w:fldChar w:fldCharType="end"/>
+            </w:r>
+          </w:hyperlink>
+        </w:p>
+        <w:p>
+          <w:pPr>
+            <w:pStyle w:val="TOC1"/>
+            <w:tabs>
+              <w:tab w:val="left" w:pos="480"/>
+              <w:tab w:val="right" w:leader="dot" w:pos="9350"/>
+            </w:tabs>
+            <w:rPr>
+              <w:noProof/>
+            </w:rPr>
+          </w:pPr>
+          <w:hyperlink w:anchor="_Toc225965227" w:history="1">
+            <w:r>
+              <w:rPr>
+                <w:rStyle w:val="Hyperlink"/>
+                <w:noProof/>
+              </w:rPr>
+              <w:t>8</w:t>
+            </w:r>
+            <w:r>
+              <w:rPr>
+                <w:noProof/>
+              </w:rPr>
+              <w:tab/>
+            </w:r>
+            <w:r>
+              <w:rPr>
+                <w:rStyle w:val="Hyperlink"/>
+                <w:noProof/>
+              </w:rPr>
+              <w:t>Tables</w:t>
+            </w:r>
+            <w:r>
+              <w:rPr>
+                <w:noProof/>
+                <w:webHidden/>
+              </w:rPr>
+              <w:tab/>
+            </w:r>
+            <w:r>
+              <w:rPr>
+                <w:noProof/>
+                <w:webHidden/>
+              </w:rPr>
+              <w:fldChar w:fldCharType="begin"/>
+            </w:r>
+            <w:r>
+              <w:rPr>
+                <w:noProof/>
+                <w:webHidden/>
+              </w:rPr>
+              <w:instrText xml:space="preserve"> PAGEREF _Toc225965227 \h </w:instrText>
+            </w:r>
+            <w:r>
+              <w:rPr>
+                <w:noProof/>
+                <w:webHidden/>
+              </w:rPr>
+            </w:r>
+            <w:r>
+              <w:rPr>
+                <w:noProof/>
+                <w:webHidden/>
+              </w:rPr>
+              <w:fldChar w:fldCharType="separate"/>
+            </w:r>
+            <w:r>
+              <w:rPr>
+                <w:noProof/>
+                <w:webHidden/>
+              </w:rPr>
+              <w:t>1</w:t>
+            </w:r>
+            <w:r>
+              <w:rPr>
+                <w:noProof/>
+                <w:webHidden/>
+              </w:rPr>
+              <w:fldChar w:fldCharType="end"/>
+            </w:r>
+          </w:hyperlink>
+        </w:p>
+        <w:p>
+          <w:pPr>
+            <w:pStyle w:val="TOC1"/>
+            <w:tabs>
+              <w:tab w:val="left" w:pos="480"/>
+              <w:tab w:val="right" w:leader="dot" w:pos="9350"/>
+            </w:tabs>
+            <w:rPr>
+              <w:noProof/>
+            </w:rPr>
+          </w:pPr>
+          <w:hyperlink w:anchor="_Toc225965228" w:history="1">
+            <w:r>
+              <w:rPr>
+                <w:rStyle w:val="Hyperlink"/>
+                <w:noProof/>
+              </w:rPr>
+              <w:t>9</w:t>
+            </w:r>
+            <w:r>
+              <w:rPr>
+                <w:noProof/>
+              </w:rPr>
+              <w:tab/>
+            </w:r>
+            <w:r>
+              <w:rPr>
+                <w:rStyle w:val="Hyperlink"/>
+                <w:noProof/>
+              </w:rPr>
+              <w:t>Figures</w:t>
+            </w:r>
+            <w:r>
+              <w:rPr>
+                <w:noProof/>
+                <w:webHidden/>
+              </w:rPr>
+              <w:tab/>
+            </w:r>
+            <w:r>
+              <w:rPr>
+                <w:noProof/>
+                <w:webHidden/>
+              </w:rPr>
+              <w:fldChar w:fldCharType="begin"/>
+            </w:r>
+            <w:r>
+              <w:rPr>
+                <w:noProof/>
+                <w:webHidden/>
+              </w:rPr>
+              <w:instrText xml:space="preserve"> PAGEREF _Toc225965228 \h </w:instrText>
+            </w:r>
+            <w:r>
+              <w:rPr>
+                <w:noProof/>
+                <w:webHidden/>
+              </w:rPr>
+            </w:r>
+            <w:r>
+              <w:rPr>
+                <w:noProof/>
+                <w:webHidden/>
+              </w:rPr>
+              <w:fldChar w:fldCharType="separate"/>
+            </w:r>
+            <w:r>
+              <w:rPr>
+                <w:noProof/>
+                <w:webHidden/>
+              </w:rPr>
+              <w:t>1</w:t>
+            </w:r>
+            <w:r>
+              <w:rPr>
+                <w:noProof/>
+                <w:webHidden/>
+              </w:rPr>
+              <w:fldChar w:fldCharType="end"/>
+            </w:r>
+          </w:hyperlink>
+        </w:p>
+        <w:p>
+          <w:pPr>
+            <w:pStyle w:val="TOC1"/>
+            <w:tabs>
+              <w:tab w:val="left" w:pos="720"/>
+              <w:tab w:val="right" w:leader="dot" w:pos="9350"/>
+            </w:tabs>
+            <w:rPr>
+              <w:noProof/>
+            </w:rPr>
+          </w:pPr>
+          <w:hyperlink w:anchor="_Toc225965229" w:history="1">
+            <w:r>
+              <w:rPr>
+                <w:rStyle w:val="Hyperlink"/>
+                <w:noProof/>
+              </w:rPr>
+              <w:t>10</w:t>
+            </w:r>
+            <w:r>
+              <w:rPr>
+                <w:noProof/>
+              </w:rPr>
+              <w:tab/>
+            </w:r>
+            <w:r>
+              <w:rPr>
+                <w:rStyle w:val="Hyperlink"/>
+                <w:noProof/>
+              </w:rPr>
+              <w:t>Supplemental Material</w:t>
+            </w:r>
+            <w:r>
+              <w:rPr>
+                <w:noProof/>
+                <w:webHidden/>
+              </w:rPr>
+              <w:tab/>
+            </w:r>
+            <w:r>
+              <w:rPr>
+                <w:noProof/>
+                <w:webHidden/>
+              </w:rPr>
+              <w:fldChar w:fldCharType="begin"/>
+            </w:r>
+            <w:r>
+              <w:rPr>
+                <w:noProof/>
+                <w:webHidden/>
+              </w:rPr>
+              <w:instrText xml:space="preserve"> PAGEREF _Toc225965229 \h </w:instrText>
             </w:r>
             <w:r>
               <w:rPr>
@@ -1636,26 +2775,26 @@
               <w:noProof/>
             </w:rPr>
           </w:pPr>
-          <w:hyperlink w:anchor="_Toc225954230" w:history="1">
-            <w:r>
-              <w:rPr>
-                <w:rStyle w:val="Hyperlink"/>
-                <w:noProof/>
-              </w:rPr>
-              <w:t>6.1</w:t>
-            </w:r>
-            <w:r>
-              <w:rPr>
-                <w:noProof/>
-              </w:rPr>
-              <w:tab/>
-            </w:r>
-            <w:r>
-              <w:rPr>
-                <w:rStyle w:val="Hyperlink"/>
-                <w:noProof/>
-              </w:rPr>
-              <w:t>Principal findings</w:t>
+          <w:hyperlink w:anchor="_Toc225965230" w:history="1">
+            <w:r>
+              <w:rPr>
+                <w:rStyle w:val="Hyperlink"/>
+                <w:noProof/>
+              </w:rPr>
+              <w:t>10.1</w:t>
+            </w:r>
+            <w:r>
+              <w:rPr>
+                <w:noProof/>
+              </w:rPr>
+              <w:tab/>
+            </w:r>
+            <w:r>
+              <w:rPr>
+                <w:rStyle w:val="Hyperlink"/>
+                <w:noProof/>
+              </w:rPr>
+              <w:t>Additional results</w:t>
             </w:r>
             <w:r>
               <w:rPr>
@@ -1676,7 +2815,581 @@
                 <w:noProof/>
                 <w:webHidden/>
               </w:rPr>
-              <w:instrText xml:space="preserve"> PAGEREF _Toc225954230 \h </w:instrText>
+              <w:instrText xml:space="preserve"> PAGEREF _Toc225965230 \h </w:instrText>
+            </w:r>
+            <w:r>
+              <w:rPr>
+                <w:noProof/>
+                <w:webHidden/>
+              </w:rPr>
+            </w:r>
+            <w:r>
+              <w:rPr>
+                <w:noProof/>
+                <w:webHidden/>
+              </w:rPr>
+              <w:fldChar w:fldCharType="separate"/>
+            </w:r>
+            <w:r>
+              <w:rPr>
+                <w:noProof/>
+                <w:webHidden/>
+              </w:rPr>
+              <w:t>1</w:t>
+            </w:r>
+            <w:r>
+              <w:rPr>
+                <w:noProof/>
+                <w:webHidden/>
+              </w:rPr>
+              <w:fldChar w:fldCharType="end"/>
+            </w:r>
+          </w:hyperlink>
+        </w:p>
+        <w:p>
+          <w:pPr>
+            <w:pStyle w:val="TOC3"/>
+            <w:tabs>
+              <w:tab w:val="left" w:pos="1440"/>
+              <w:tab w:val="right" w:leader="dot" w:pos="9350"/>
+            </w:tabs>
+            <w:rPr>
+              <w:noProof/>
+            </w:rPr>
+          </w:pPr>
+          <w:hyperlink w:anchor="_Toc225965231" w:history="1">
+            <w:r>
+              <w:rPr>
+                <w:rStyle w:val="Hyperlink"/>
+                <w:noProof/>
+              </w:rPr>
+              <w:t>10.1.1</w:t>
+            </w:r>
+            <w:r>
+              <w:rPr>
+                <w:noProof/>
+              </w:rPr>
+              <w:tab/>
+            </w:r>
+            <w:r>
+              <w:rPr>
+                <w:rStyle w:val="Hyperlink"/>
+                <w:noProof/>
+              </w:rPr>
+              <w:t>Figure: conceptual framework of the modelling approach</w:t>
+            </w:r>
+            <w:r>
+              <w:rPr>
+                <w:noProof/>
+                <w:webHidden/>
+              </w:rPr>
+              <w:tab/>
+            </w:r>
+            <w:r>
+              <w:rPr>
+                <w:noProof/>
+                <w:webHidden/>
+              </w:rPr>
+              <w:fldChar w:fldCharType="begin"/>
+            </w:r>
+            <w:r>
+              <w:rPr>
+                <w:noProof/>
+                <w:webHidden/>
+              </w:rPr>
+              <w:instrText xml:space="preserve"> PAGEREF _Toc225965231 \h </w:instrText>
+            </w:r>
+            <w:r>
+              <w:rPr>
+                <w:noProof/>
+                <w:webHidden/>
+              </w:rPr>
+            </w:r>
+            <w:r>
+              <w:rPr>
+                <w:noProof/>
+                <w:webHidden/>
+              </w:rPr>
+              <w:fldChar w:fldCharType="separate"/>
+            </w:r>
+            <w:r>
+              <w:rPr>
+                <w:noProof/>
+                <w:webHidden/>
+              </w:rPr>
+              <w:t>1</w:t>
+            </w:r>
+            <w:r>
+              <w:rPr>
+                <w:noProof/>
+                <w:webHidden/>
+              </w:rPr>
+              <w:fldChar w:fldCharType="end"/>
+            </w:r>
+          </w:hyperlink>
+        </w:p>
+        <w:p>
+          <w:pPr>
+            <w:pStyle w:val="TOC3"/>
+            <w:tabs>
+              <w:tab w:val="left" w:pos="1440"/>
+              <w:tab w:val="right" w:leader="dot" w:pos="9350"/>
+            </w:tabs>
+            <w:rPr>
+              <w:noProof/>
+            </w:rPr>
+          </w:pPr>
+          <w:hyperlink w:anchor="_Toc225965232" w:history="1">
+            <w:r>
+              <w:rPr>
+                <w:rStyle w:val="Hyperlink"/>
+                <w:noProof/>
+              </w:rPr>
+              <w:t>10.1.2</w:t>
+            </w:r>
+            <w:r>
+              <w:rPr>
+                <w:noProof/>
+              </w:rPr>
+              <w:tab/>
+            </w:r>
+            <w:r>
+              <w:rPr>
+                <w:rStyle w:val="Hyperlink"/>
+                <w:noProof/>
+              </w:rPr>
+              <w:t>Figure: projected cumulative deaths under reference and target-achievement scenarios, 2026-2050</w:t>
+            </w:r>
+            <w:r>
+              <w:rPr>
+                <w:noProof/>
+                <w:webHidden/>
+              </w:rPr>
+              <w:tab/>
+            </w:r>
+            <w:r>
+              <w:rPr>
+                <w:noProof/>
+                <w:webHidden/>
+              </w:rPr>
+              <w:fldChar w:fldCharType="begin"/>
+            </w:r>
+            <w:r>
+              <w:rPr>
+                <w:noProof/>
+                <w:webHidden/>
+              </w:rPr>
+              <w:instrText xml:space="preserve"> PAGEREF _Toc225965232 \h </w:instrText>
+            </w:r>
+            <w:r>
+              <w:rPr>
+                <w:noProof/>
+                <w:webHidden/>
+              </w:rPr>
+            </w:r>
+            <w:r>
+              <w:rPr>
+                <w:noProof/>
+                <w:webHidden/>
+              </w:rPr>
+              <w:fldChar w:fldCharType="separate"/>
+            </w:r>
+            <w:r>
+              <w:rPr>
+                <w:noProof/>
+                <w:webHidden/>
+              </w:rPr>
+              <w:t>1</w:t>
+            </w:r>
+            <w:r>
+              <w:rPr>
+                <w:noProof/>
+                <w:webHidden/>
+              </w:rPr>
+              <w:fldChar w:fldCharType="end"/>
+            </w:r>
+          </w:hyperlink>
+        </w:p>
+        <w:p>
+          <w:pPr>
+            <w:pStyle w:val="TOC3"/>
+            <w:tabs>
+              <w:tab w:val="left" w:pos="1440"/>
+              <w:tab w:val="right" w:leader="dot" w:pos="9350"/>
+            </w:tabs>
+            <w:rPr>
+              <w:noProof/>
+            </w:rPr>
+          </w:pPr>
+          <w:hyperlink w:anchor="_Toc225965233" w:history="1">
+            <w:r>
+              <w:rPr>
+                <w:rStyle w:val="Hyperlink"/>
+                <w:noProof/>
+              </w:rPr>
+              <w:t>10.1.3</w:t>
+            </w:r>
+            <w:r>
+              <w:rPr>
+                <w:noProof/>
+              </w:rPr>
+              <w:tab/>
+            </w:r>
+            <w:r>
+              <w:rPr>
+                <w:rStyle w:val="Hyperlink"/>
+                <w:noProof/>
+              </w:rPr>
+              <w:t>Figure: deaths averted by intervention and cause</w:t>
+            </w:r>
+            <w:r>
+              <w:rPr>
+                <w:noProof/>
+                <w:webHidden/>
+              </w:rPr>
+              <w:tab/>
+            </w:r>
+            <w:r>
+              <w:rPr>
+                <w:noProof/>
+                <w:webHidden/>
+              </w:rPr>
+              <w:fldChar w:fldCharType="begin"/>
+            </w:r>
+            <w:r>
+              <w:rPr>
+                <w:noProof/>
+                <w:webHidden/>
+              </w:rPr>
+              <w:instrText xml:space="preserve"> PAGEREF _Toc225965233 \h </w:instrText>
+            </w:r>
+            <w:r>
+              <w:rPr>
+                <w:noProof/>
+                <w:webHidden/>
+              </w:rPr>
+            </w:r>
+            <w:r>
+              <w:rPr>
+                <w:noProof/>
+                <w:webHidden/>
+              </w:rPr>
+              <w:fldChar w:fldCharType="separate"/>
+            </w:r>
+            <w:r>
+              <w:rPr>
+                <w:noProof/>
+                <w:webHidden/>
+              </w:rPr>
+              <w:t>1</w:t>
+            </w:r>
+            <w:r>
+              <w:rPr>
+                <w:noProof/>
+                <w:webHidden/>
+              </w:rPr>
+              <w:fldChar w:fldCharType="end"/>
+            </w:r>
+          </w:hyperlink>
+        </w:p>
+        <w:p>
+          <w:pPr>
+            <w:pStyle w:val="TOC3"/>
+            <w:tabs>
+              <w:tab w:val="left" w:pos="1440"/>
+              <w:tab w:val="right" w:leader="dot" w:pos="9350"/>
+            </w:tabs>
+            <w:rPr>
+              <w:noProof/>
+            </w:rPr>
+          </w:pPr>
+          <w:hyperlink w:anchor="_Toc225965234" w:history="1">
+            <w:r>
+              <w:rPr>
+                <w:rStyle w:val="Hyperlink"/>
+                <w:noProof/>
+              </w:rPr>
+              <w:t>10.1.4</w:t>
+            </w:r>
+            <w:r>
+              <w:rPr>
+                <w:noProof/>
+              </w:rPr>
+              <w:tab/>
+            </w:r>
+            <w:r>
+              <w:rPr>
+                <w:rStyle w:val="Hyperlink"/>
+                <w:noProof/>
+              </w:rPr>
+              <w:t>Figure: regional or income-group distribution of deaths averted</w:t>
+            </w:r>
+            <w:r>
+              <w:rPr>
+                <w:noProof/>
+                <w:webHidden/>
+              </w:rPr>
+              <w:tab/>
+            </w:r>
+            <w:r>
+              <w:rPr>
+                <w:noProof/>
+                <w:webHidden/>
+              </w:rPr>
+              <w:fldChar w:fldCharType="begin"/>
+            </w:r>
+            <w:r>
+              <w:rPr>
+                <w:noProof/>
+                <w:webHidden/>
+              </w:rPr>
+              <w:instrText xml:space="preserve"> PAGEREF _Toc225965234 \h </w:instrText>
+            </w:r>
+            <w:r>
+              <w:rPr>
+                <w:noProof/>
+                <w:webHidden/>
+              </w:rPr>
+            </w:r>
+            <w:r>
+              <w:rPr>
+                <w:noProof/>
+                <w:webHidden/>
+              </w:rPr>
+              <w:fldChar w:fldCharType="separate"/>
+            </w:r>
+            <w:r>
+              <w:rPr>
+                <w:noProof/>
+                <w:webHidden/>
+              </w:rPr>
+              <w:t>1</w:t>
+            </w:r>
+            <w:r>
+              <w:rPr>
+                <w:noProof/>
+                <w:webHidden/>
+              </w:rPr>
+              <w:fldChar w:fldCharType="end"/>
+            </w:r>
+          </w:hyperlink>
+        </w:p>
+        <w:p>
+          <w:pPr>
+            <w:pStyle w:val="TOC3"/>
+            <w:tabs>
+              <w:tab w:val="left" w:pos="1440"/>
+              <w:tab w:val="right" w:leader="dot" w:pos="9350"/>
+            </w:tabs>
+            <w:rPr>
+              <w:noProof/>
+            </w:rPr>
+          </w:pPr>
+          <w:hyperlink w:anchor="_Toc225965235" w:history="1">
+            <w:r>
+              <w:rPr>
+                <w:rStyle w:val="Hyperlink"/>
+                <w:noProof/>
+              </w:rPr>
+              <w:t>10.1.5</w:t>
+            </w:r>
+            <w:r>
+              <w:rPr>
+                <w:noProof/>
+              </w:rPr>
+              <w:tab/>
+            </w:r>
+            <w:r>
+              <w:rPr>
+                <w:rStyle w:val="Hyperlink"/>
+                <w:noProof/>
+              </w:rPr>
+              <w:t>Figure: sensitivity analysis</w:t>
+            </w:r>
+            <w:r>
+              <w:rPr>
+                <w:noProof/>
+                <w:webHidden/>
+              </w:rPr>
+              <w:tab/>
+            </w:r>
+            <w:r>
+              <w:rPr>
+                <w:noProof/>
+                <w:webHidden/>
+              </w:rPr>
+              <w:fldChar w:fldCharType="begin"/>
+            </w:r>
+            <w:r>
+              <w:rPr>
+                <w:noProof/>
+                <w:webHidden/>
+              </w:rPr>
+              <w:instrText xml:space="preserve"> PAGEREF _Toc225965235 \h </w:instrText>
+            </w:r>
+            <w:r>
+              <w:rPr>
+                <w:noProof/>
+                <w:webHidden/>
+              </w:rPr>
+            </w:r>
+            <w:r>
+              <w:rPr>
+                <w:noProof/>
+                <w:webHidden/>
+              </w:rPr>
+              <w:fldChar w:fldCharType="separate"/>
+            </w:r>
+            <w:r>
+              <w:rPr>
+                <w:noProof/>
+                <w:webHidden/>
+              </w:rPr>
+              <w:t>1</w:t>
+            </w:r>
+            <w:r>
+              <w:rPr>
+                <w:noProof/>
+                <w:webHidden/>
+              </w:rPr>
+              <w:fldChar w:fldCharType="end"/>
+            </w:r>
+          </w:hyperlink>
+        </w:p>
+        <w:p>
+          <w:pPr>
+            <w:pStyle w:val="TOC3"/>
+            <w:tabs>
+              <w:tab w:val="left" w:pos="1440"/>
+              <w:tab w:val="right" w:leader="dot" w:pos="9350"/>
+            </w:tabs>
+            <w:rPr>
+              <w:noProof/>
+            </w:rPr>
+          </w:pPr>
+          <w:hyperlink w:anchor="_Toc225965236" w:history="1">
+            <w:r>
+              <w:rPr>
+                <w:rStyle w:val="Hyperlink"/>
+                <w:noProof/>
+              </w:rPr>
+              <w:t>10.1.6</w:t>
+            </w:r>
+            <w:r>
+              <w:rPr>
+                <w:noProof/>
+              </w:rPr>
+              <w:tab/>
+            </w:r>
+            <w:r>
+              <w:rPr>
+                <w:rStyle w:val="Hyperlink"/>
+                <w:noProof/>
+              </w:rPr>
+              <w:t>Table: global projected health outcomes by scenario</w:t>
+            </w:r>
+            <w:r>
+              <w:rPr>
+                <w:noProof/>
+                <w:webHidden/>
+              </w:rPr>
+              <w:tab/>
+            </w:r>
+            <w:r>
+              <w:rPr>
+                <w:noProof/>
+                <w:webHidden/>
+              </w:rPr>
+              <w:fldChar w:fldCharType="begin"/>
+            </w:r>
+            <w:r>
+              <w:rPr>
+                <w:noProof/>
+                <w:webHidden/>
+              </w:rPr>
+              <w:instrText xml:space="preserve"> PAGEREF _Toc225965236 \h </w:instrText>
+            </w:r>
+            <w:r>
+              <w:rPr>
+                <w:noProof/>
+                <w:webHidden/>
+              </w:rPr>
+            </w:r>
+            <w:r>
+              <w:rPr>
+                <w:noProof/>
+                <w:webHidden/>
+              </w:rPr>
+              <w:fldChar w:fldCharType="separate"/>
+            </w:r>
+            <w:r>
+              <w:rPr>
+                <w:noProof/>
+                <w:webHidden/>
+              </w:rPr>
+              <w:t>1</w:t>
+            </w:r>
+            <w:r>
+              <w:rPr>
+                <w:noProof/>
+                <w:webHidden/>
+              </w:rPr>
+              <w:fldChar w:fldCharType="end"/>
+            </w:r>
+          </w:hyperlink>
+        </w:p>
+        <w:p>
+          <w:pPr>
+            <w:pStyle w:val="TOC3"/>
+            <w:tabs>
+              <w:tab w:val="left" w:pos="1440"/>
+              <w:tab w:val="right" w:leader="dot" w:pos="9350"/>
+            </w:tabs>
+            <w:rPr>
+              <w:noProof/>
+            </w:rPr>
+          </w:pPr>
+          <w:hyperlink w:anchor="_Toc225965237" w:history="1">
+            <w:r>
+              <w:rPr>
+                <w:rStyle w:val="Hyperlink"/>
+                <w:noProof/>
+              </w:rPr>
+              <w:t>10.1.7</w:t>
+            </w:r>
+            <w:r>
+              <w:rPr>
+                <w:noProof/>
+              </w:rPr>
+              <w:tab/>
+            </w:r>
+            <w:r>
+              <w:rPr>
+                <w:rStyle w:val="Hyperlink"/>
+                <w:noProof/>
+              </w:rPr>
+              <w:t>Table: regional and income-group results</w:t>
+            </w:r>
+            <w:r>
+              <w:rPr>
+                <w:noProof/>
+                <w:webHidden/>
+              </w:rPr>
+              <w:tab/>
+            </w:r>
+            <w:r>
+              <w:rPr>
+                <w:noProof/>
+                <w:webHidden/>
+              </w:rPr>
+              <w:fldChar w:fldCharType="begin"/>
+            </w:r>
+            <w:r>
+              <w:rPr>
+                <w:noProof/>
+                <w:webHidden/>
+              </w:rPr>
+              <w:instrText xml:space="preserve"> PAGEREF _Toc225965237 \h </w:instrText>
             </w:r>
             <w:r>
               <w:rPr>
@@ -1718,26 +3431,26 @@
               <w:noProof/>
             </w:rPr>
           </w:pPr>
-          <w:hyperlink w:anchor="_Toc225954231" w:history="1">
-            <w:r>
-              <w:rPr>
-                <w:rStyle w:val="Hyperlink"/>
-                <w:noProof/>
-              </w:rPr>
-              <w:t>6.2</w:t>
-            </w:r>
-            <w:r>
-              <w:rPr>
-                <w:noProof/>
-              </w:rPr>
-              <w:tab/>
-            </w:r>
-            <w:r>
-              <w:rPr>
-                <w:rStyle w:val="Hyperlink"/>
-                <w:noProof/>
-              </w:rPr>
-              <w:t>Interpretation of hypertension control findings</w:t>
+          <w:hyperlink w:anchor="_Toc225965238" w:history="1">
+            <w:r>
+              <w:rPr>
+                <w:rStyle w:val="Hyperlink"/>
+                <w:noProof/>
+              </w:rPr>
+              <w:t>10.2</w:t>
+            </w:r>
+            <w:r>
+              <w:rPr>
+                <w:noProof/>
+              </w:rPr>
+              <w:tab/>
+            </w:r>
+            <w:r>
+              <w:rPr>
+                <w:rStyle w:val="Hyperlink"/>
+                <w:noProof/>
+              </w:rPr>
+              <w:t>Methodology and mathematical details</w:t>
             </w:r>
             <w:r>
               <w:rPr>
@@ -1758,7 +3471,7 @@
                 <w:noProof/>
                 <w:webHidden/>
               </w:rPr>
-              <w:instrText xml:space="preserve"> PAGEREF _Toc225954231 \h </w:instrText>
+              <w:instrText xml:space="preserve"> PAGEREF _Toc225965238 \h </w:instrText>
             </w:r>
             <w:r>
               <w:rPr>
@@ -1791,35 +3504,35 @@
         </w:p>
         <w:p>
           <w:pPr>
-            <w:pStyle w:val="TOC2"/>
+            <w:pStyle w:val="TOC3"/>
             <w:tabs>
-              <w:tab w:val="left" w:pos="960"/>
+              <w:tab w:val="left" w:pos="1440"/>
               <w:tab w:val="right" w:leader="dot" w:pos="9350"/>
             </w:tabs>
             <w:rPr>
               <w:noProof/>
             </w:rPr>
           </w:pPr>
-          <w:hyperlink w:anchor="_Toc225954232" w:history="1">
-            <w:r>
-              <w:rPr>
-                <w:rStyle w:val="Hyperlink"/>
-                <w:noProof/>
-              </w:rPr>
-              <w:t>6.3</w:t>
-            </w:r>
-            <w:r>
-              <w:rPr>
-                <w:noProof/>
-              </w:rPr>
-              <w:tab/>
-            </w:r>
-            <w:r>
-              <w:rPr>
-                <w:rStyle w:val="Hyperlink"/>
-                <w:noProof/>
-              </w:rPr>
-              <w:t>Interpretation of lipid-lowering therapy findings</w:t>
+          <w:hyperlink w:anchor="_Toc225965239" w:history="1">
+            <w:r>
+              <w:rPr>
+                <w:rStyle w:val="Hyperlink"/>
+                <w:noProof/>
+              </w:rPr>
+              <w:t>10.2.1</w:t>
+            </w:r>
+            <w:r>
+              <w:rPr>
+                <w:noProof/>
+              </w:rPr>
+              <w:tab/>
+            </w:r>
+            <w:r>
+              <w:rPr>
+                <w:rStyle w:val="Hyperlink"/>
+                <w:noProof/>
+              </w:rPr>
+              <w:t>Table: key model inputs, definitions, and target specifications</w:t>
             </w:r>
             <w:r>
               <w:rPr>
@@ -1840,1483 +3553,7 @@
                 <w:noProof/>
                 <w:webHidden/>
               </w:rPr>
-              <w:instrText xml:space="preserve"> PAGEREF _Toc225954232 \h </w:instrText>
-            </w:r>
-            <w:r>
-              <w:rPr>
-                <w:noProof/>
-                <w:webHidden/>
-              </w:rPr>
-            </w:r>
-            <w:r>
-              <w:rPr>
-                <w:noProof/>
-                <w:webHidden/>
-              </w:rPr>
-              <w:fldChar w:fldCharType="separate"/>
-            </w:r>
-            <w:r>
-              <w:rPr>
-                <w:noProof/>
-                <w:webHidden/>
-              </w:rPr>
-              <w:t>1</w:t>
-            </w:r>
-            <w:r>
-              <w:rPr>
-                <w:noProof/>
-                <w:webHidden/>
-              </w:rPr>
-              <w:fldChar w:fldCharType="end"/>
-            </w:r>
-          </w:hyperlink>
-        </w:p>
-        <w:p>
-          <w:pPr>
-            <w:pStyle w:val="TOC2"/>
-            <w:tabs>
-              <w:tab w:val="left" w:pos="960"/>
-              <w:tab w:val="right" w:leader="dot" w:pos="9350"/>
-            </w:tabs>
-            <w:rPr>
-              <w:noProof/>
-            </w:rPr>
-          </w:pPr>
-          <w:hyperlink w:anchor="_Toc225954233" w:history="1">
-            <w:r>
-              <w:rPr>
-                <w:rStyle w:val="Hyperlink"/>
-                <w:noProof/>
-              </w:rPr>
-              <w:t>6.4</w:t>
-            </w:r>
-            <w:r>
-              <w:rPr>
-                <w:noProof/>
-              </w:rPr>
-              <w:tab/>
-            </w:r>
-            <w:r>
-              <w:rPr>
-                <w:rStyle w:val="Hyperlink"/>
-                <w:noProof/>
-              </w:rPr>
-              <w:t>Combined policy meaning</w:t>
-            </w:r>
-            <w:r>
-              <w:rPr>
-                <w:noProof/>
-                <w:webHidden/>
-              </w:rPr>
-              <w:tab/>
-            </w:r>
-            <w:r>
-              <w:rPr>
-                <w:noProof/>
-                <w:webHidden/>
-              </w:rPr>
-              <w:fldChar w:fldCharType="begin"/>
-            </w:r>
-            <w:r>
-              <w:rPr>
-                <w:noProof/>
-                <w:webHidden/>
-              </w:rPr>
-              <w:instrText xml:space="preserve"> PAGEREF _Toc225954233 \h </w:instrText>
-            </w:r>
-            <w:r>
-              <w:rPr>
-                <w:noProof/>
-                <w:webHidden/>
-              </w:rPr>
-            </w:r>
-            <w:r>
-              <w:rPr>
-                <w:noProof/>
-                <w:webHidden/>
-              </w:rPr>
-              <w:fldChar w:fldCharType="separate"/>
-            </w:r>
-            <w:r>
-              <w:rPr>
-                <w:noProof/>
-                <w:webHidden/>
-              </w:rPr>
-              <w:t>1</w:t>
-            </w:r>
-            <w:r>
-              <w:rPr>
-                <w:noProof/>
-                <w:webHidden/>
-              </w:rPr>
-              <w:fldChar w:fldCharType="end"/>
-            </w:r>
-          </w:hyperlink>
-        </w:p>
-        <w:p>
-          <w:pPr>
-            <w:pStyle w:val="TOC2"/>
-            <w:tabs>
-              <w:tab w:val="left" w:pos="960"/>
-              <w:tab w:val="right" w:leader="dot" w:pos="9350"/>
-            </w:tabs>
-            <w:rPr>
-              <w:noProof/>
-            </w:rPr>
-          </w:pPr>
-          <w:hyperlink w:anchor="_Toc225954234" w:history="1">
-            <w:r>
-              <w:rPr>
-                <w:rStyle w:val="Hyperlink"/>
-                <w:noProof/>
-              </w:rPr>
-              <w:t>6.5</w:t>
-            </w:r>
-            <w:r>
-              <w:rPr>
-                <w:noProof/>
-              </w:rPr>
-              <w:tab/>
-            </w:r>
-            <w:r>
-              <w:rPr>
-                <w:rStyle w:val="Hyperlink"/>
-                <w:noProof/>
-              </w:rPr>
-              <w:t>Equity and implementation implications</w:t>
-            </w:r>
-            <w:r>
-              <w:rPr>
-                <w:noProof/>
-                <w:webHidden/>
-              </w:rPr>
-              <w:tab/>
-            </w:r>
-            <w:r>
-              <w:rPr>
-                <w:noProof/>
-                <w:webHidden/>
-              </w:rPr>
-              <w:fldChar w:fldCharType="begin"/>
-            </w:r>
-            <w:r>
-              <w:rPr>
-                <w:noProof/>
-                <w:webHidden/>
-              </w:rPr>
-              <w:instrText xml:space="preserve"> PAGEREF _Toc225954234 \h </w:instrText>
-            </w:r>
-            <w:r>
-              <w:rPr>
-                <w:noProof/>
-                <w:webHidden/>
-              </w:rPr>
-            </w:r>
-            <w:r>
-              <w:rPr>
-                <w:noProof/>
-                <w:webHidden/>
-              </w:rPr>
-              <w:fldChar w:fldCharType="separate"/>
-            </w:r>
-            <w:r>
-              <w:rPr>
-                <w:noProof/>
-                <w:webHidden/>
-              </w:rPr>
-              <w:t>1</w:t>
-            </w:r>
-            <w:r>
-              <w:rPr>
-                <w:noProof/>
-                <w:webHidden/>
-              </w:rPr>
-              <w:fldChar w:fldCharType="end"/>
-            </w:r>
-          </w:hyperlink>
-        </w:p>
-        <w:p>
-          <w:pPr>
-            <w:pStyle w:val="TOC2"/>
-            <w:tabs>
-              <w:tab w:val="left" w:pos="960"/>
-              <w:tab w:val="right" w:leader="dot" w:pos="9350"/>
-            </w:tabs>
-            <w:rPr>
-              <w:noProof/>
-            </w:rPr>
-          </w:pPr>
-          <w:hyperlink w:anchor="_Toc225954235" w:history="1">
-            <w:r>
-              <w:rPr>
-                <w:rStyle w:val="Hyperlink"/>
-                <w:noProof/>
-              </w:rPr>
-              <w:t>6.6</w:t>
-            </w:r>
-            <w:r>
-              <w:rPr>
-                <w:noProof/>
-              </w:rPr>
-              <w:tab/>
-            </w:r>
-            <w:r>
-              <w:rPr>
-                <w:rStyle w:val="Hyperlink"/>
-                <w:noProof/>
-              </w:rPr>
-              <w:t>Relation to previous literature</w:t>
-            </w:r>
-            <w:r>
-              <w:rPr>
-                <w:noProof/>
-                <w:webHidden/>
-              </w:rPr>
-              <w:tab/>
-            </w:r>
-            <w:r>
-              <w:rPr>
-                <w:noProof/>
-                <w:webHidden/>
-              </w:rPr>
-              <w:fldChar w:fldCharType="begin"/>
-            </w:r>
-            <w:r>
-              <w:rPr>
-                <w:noProof/>
-                <w:webHidden/>
-              </w:rPr>
-              <w:instrText xml:space="preserve"> PAGEREF _Toc225954235 \h </w:instrText>
-            </w:r>
-            <w:r>
-              <w:rPr>
-                <w:noProof/>
-                <w:webHidden/>
-              </w:rPr>
-            </w:r>
-            <w:r>
-              <w:rPr>
-                <w:noProof/>
-                <w:webHidden/>
-              </w:rPr>
-              <w:fldChar w:fldCharType="separate"/>
-            </w:r>
-            <w:r>
-              <w:rPr>
-                <w:noProof/>
-                <w:webHidden/>
-              </w:rPr>
-              <w:t>1</w:t>
-            </w:r>
-            <w:r>
-              <w:rPr>
-                <w:noProof/>
-                <w:webHidden/>
-              </w:rPr>
-              <w:fldChar w:fldCharType="end"/>
-            </w:r>
-          </w:hyperlink>
-        </w:p>
-        <w:p>
-          <w:pPr>
-            <w:pStyle w:val="TOC2"/>
-            <w:tabs>
-              <w:tab w:val="left" w:pos="960"/>
-              <w:tab w:val="right" w:leader="dot" w:pos="9350"/>
-            </w:tabs>
-            <w:rPr>
-              <w:noProof/>
-            </w:rPr>
-          </w:pPr>
-          <w:hyperlink w:anchor="_Toc225954236" w:history="1">
-            <w:r>
-              <w:rPr>
-                <w:rStyle w:val="Hyperlink"/>
-                <w:noProof/>
-              </w:rPr>
-              <w:t>6.7</w:t>
-            </w:r>
-            <w:r>
-              <w:rPr>
-                <w:noProof/>
-              </w:rPr>
-              <w:tab/>
-            </w:r>
-            <w:r>
-              <w:rPr>
-                <w:rStyle w:val="Hyperlink"/>
-                <w:noProof/>
-              </w:rPr>
-              <w:t>Strengths</w:t>
-            </w:r>
-            <w:r>
-              <w:rPr>
-                <w:noProof/>
-                <w:webHidden/>
-              </w:rPr>
-              <w:tab/>
-            </w:r>
-            <w:r>
-              <w:rPr>
-                <w:noProof/>
-                <w:webHidden/>
-              </w:rPr>
-              <w:fldChar w:fldCharType="begin"/>
-            </w:r>
-            <w:r>
-              <w:rPr>
-                <w:noProof/>
-                <w:webHidden/>
-              </w:rPr>
-              <w:instrText xml:space="preserve"> PAGEREF _Toc225954236 \h </w:instrText>
-            </w:r>
-            <w:r>
-              <w:rPr>
-                <w:noProof/>
-                <w:webHidden/>
-              </w:rPr>
-            </w:r>
-            <w:r>
-              <w:rPr>
-                <w:noProof/>
-                <w:webHidden/>
-              </w:rPr>
-              <w:fldChar w:fldCharType="separate"/>
-            </w:r>
-            <w:r>
-              <w:rPr>
-                <w:noProof/>
-                <w:webHidden/>
-              </w:rPr>
-              <w:t>1</w:t>
-            </w:r>
-            <w:r>
-              <w:rPr>
-                <w:noProof/>
-                <w:webHidden/>
-              </w:rPr>
-              <w:fldChar w:fldCharType="end"/>
-            </w:r>
-          </w:hyperlink>
-        </w:p>
-        <w:p>
-          <w:pPr>
-            <w:pStyle w:val="TOC2"/>
-            <w:tabs>
-              <w:tab w:val="left" w:pos="960"/>
-              <w:tab w:val="right" w:leader="dot" w:pos="9350"/>
-            </w:tabs>
-            <w:rPr>
-              <w:noProof/>
-            </w:rPr>
-          </w:pPr>
-          <w:hyperlink w:anchor="_Toc225954237" w:history="1">
-            <w:r>
-              <w:rPr>
-                <w:rStyle w:val="Hyperlink"/>
-                <w:noProof/>
-              </w:rPr>
-              <w:t>6.8</w:t>
-            </w:r>
-            <w:r>
-              <w:rPr>
-                <w:noProof/>
-              </w:rPr>
-              <w:tab/>
-            </w:r>
-            <w:r>
-              <w:rPr>
-                <w:rStyle w:val="Hyperlink"/>
-                <w:noProof/>
-              </w:rPr>
-              <w:t>Limitations</w:t>
-            </w:r>
-            <w:r>
-              <w:rPr>
-                <w:noProof/>
-                <w:webHidden/>
-              </w:rPr>
-              <w:tab/>
-            </w:r>
-            <w:r>
-              <w:rPr>
-                <w:noProof/>
-                <w:webHidden/>
-              </w:rPr>
-              <w:fldChar w:fldCharType="begin"/>
-            </w:r>
-            <w:r>
-              <w:rPr>
-                <w:noProof/>
-                <w:webHidden/>
-              </w:rPr>
-              <w:instrText xml:space="preserve"> PAGEREF _Toc225954237 \h </w:instrText>
-            </w:r>
-            <w:r>
-              <w:rPr>
-                <w:noProof/>
-                <w:webHidden/>
-              </w:rPr>
-            </w:r>
-            <w:r>
-              <w:rPr>
-                <w:noProof/>
-                <w:webHidden/>
-              </w:rPr>
-              <w:fldChar w:fldCharType="separate"/>
-            </w:r>
-            <w:r>
-              <w:rPr>
-                <w:noProof/>
-                <w:webHidden/>
-              </w:rPr>
-              <w:t>1</w:t>
-            </w:r>
-            <w:r>
-              <w:rPr>
-                <w:noProof/>
-                <w:webHidden/>
-              </w:rPr>
-              <w:fldChar w:fldCharType="end"/>
-            </w:r>
-          </w:hyperlink>
-        </w:p>
-        <w:p>
-          <w:pPr>
-            <w:pStyle w:val="TOC1"/>
-            <w:tabs>
-              <w:tab w:val="left" w:pos="480"/>
-              <w:tab w:val="right" w:leader="dot" w:pos="9350"/>
-            </w:tabs>
-            <w:rPr>
-              <w:noProof/>
-            </w:rPr>
-          </w:pPr>
-          <w:hyperlink w:anchor="_Toc225954238" w:history="1">
-            <w:r>
-              <w:rPr>
-                <w:rStyle w:val="Hyperlink"/>
-                <w:noProof/>
-              </w:rPr>
-              <w:t>7</w:t>
-            </w:r>
-            <w:r>
-              <w:rPr>
-                <w:noProof/>
-              </w:rPr>
-              <w:tab/>
-            </w:r>
-            <w:r>
-              <w:rPr>
-                <w:rStyle w:val="Hyperlink"/>
-                <w:noProof/>
-              </w:rPr>
-              <w:t>Conclusion</w:t>
-            </w:r>
-            <w:r>
-              <w:rPr>
-                <w:noProof/>
-                <w:webHidden/>
-              </w:rPr>
-              <w:tab/>
-            </w:r>
-            <w:r>
-              <w:rPr>
-                <w:noProof/>
-                <w:webHidden/>
-              </w:rPr>
-              <w:fldChar w:fldCharType="begin"/>
-            </w:r>
-            <w:r>
-              <w:rPr>
-                <w:noProof/>
-                <w:webHidden/>
-              </w:rPr>
-              <w:instrText xml:space="preserve"> PAGEREF _Toc225954238 \h </w:instrText>
-            </w:r>
-            <w:r>
-              <w:rPr>
-                <w:noProof/>
-                <w:webHidden/>
-              </w:rPr>
-            </w:r>
-            <w:r>
-              <w:rPr>
-                <w:noProof/>
-                <w:webHidden/>
-              </w:rPr>
-              <w:fldChar w:fldCharType="separate"/>
-            </w:r>
-            <w:r>
-              <w:rPr>
-                <w:noProof/>
-                <w:webHidden/>
-              </w:rPr>
-              <w:t>1</w:t>
-            </w:r>
-            <w:r>
-              <w:rPr>
-                <w:noProof/>
-                <w:webHidden/>
-              </w:rPr>
-              <w:fldChar w:fldCharType="end"/>
-            </w:r>
-          </w:hyperlink>
-        </w:p>
-        <w:p>
-          <w:pPr>
-            <w:pStyle w:val="TOC1"/>
-            <w:tabs>
-              <w:tab w:val="left" w:pos="480"/>
-              <w:tab w:val="right" w:leader="dot" w:pos="9350"/>
-            </w:tabs>
-            <w:rPr>
-              <w:noProof/>
-            </w:rPr>
-          </w:pPr>
-          <w:hyperlink w:anchor="_Toc225954239" w:history="1">
-            <w:r>
-              <w:rPr>
-                <w:rStyle w:val="Hyperlink"/>
-                <w:noProof/>
-              </w:rPr>
-              <w:t>8</w:t>
-            </w:r>
-            <w:r>
-              <w:rPr>
-                <w:noProof/>
-              </w:rPr>
-              <w:tab/>
-            </w:r>
-            <w:r>
-              <w:rPr>
-                <w:rStyle w:val="Hyperlink"/>
-                <w:noProof/>
-              </w:rPr>
-              <w:t>References</w:t>
-            </w:r>
-            <w:r>
-              <w:rPr>
-                <w:noProof/>
-                <w:webHidden/>
-              </w:rPr>
-              <w:tab/>
-            </w:r>
-            <w:r>
-              <w:rPr>
-                <w:noProof/>
-                <w:webHidden/>
-              </w:rPr>
-              <w:fldChar w:fldCharType="begin"/>
-            </w:r>
-            <w:r>
-              <w:rPr>
-                <w:noProof/>
-                <w:webHidden/>
-              </w:rPr>
-              <w:instrText xml:space="preserve"> PAGEREF _Toc225954239 \h </w:instrText>
-            </w:r>
-            <w:r>
-              <w:rPr>
-                <w:noProof/>
-                <w:webHidden/>
-              </w:rPr>
-            </w:r>
-            <w:r>
-              <w:rPr>
-                <w:noProof/>
-                <w:webHidden/>
-              </w:rPr>
-              <w:fldChar w:fldCharType="separate"/>
-            </w:r>
-            <w:r>
-              <w:rPr>
-                <w:noProof/>
-                <w:webHidden/>
-              </w:rPr>
-              <w:t>1</w:t>
-            </w:r>
-            <w:r>
-              <w:rPr>
-                <w:noProof/>
-                <w:webHidden/>
-              </w:rPr>
-              <w:fldChar w:fldCharType="end"/>
-            </w:r>
-          </w:hyperlink>
-        </w:p>
-        <w:p>
-          <w:pPr>
-            <w:pStyle w:val="TOC1"/>
-            <w:tabs>
-              <w:tab w:val="left" w:pos="480"/>
-              <w:tab w:val="right" w:leader="dot" w:pos="9350"/>
-            </w:tabs>
-            <w:rPr>
-              <w:noProof/>
-            </w:rPr>
-          </w:pPr>
-          <w:hyperlink w:anchor="_Toc225954240" w:history="1">
-            <w:r>
-              <w:rPr>
-                <w:rStyle w:val="Hyperlink"/>
-                <w:noProof/>
-              </w:rPr>
-              <w:t>9</w:t>
-            </w:r>
-            <w:r>
-              <w:rPr>
-                <w:noProof/>
-              </w:rPr>
-              <w:tab/>
-            </w:r>
-            <w:r>
-              <w:rPr>
-                <w:rStyle w:val="Hyperlink"/>
-                <w:noProof/>
-              </w:rPr>
-              <w:t>Supplementary materials</w:t>
-            </w:r>
-            <w:r>
-              <w:rPr>
-                <w:noProof/>
-                <w:webHidden/>
-              </w:rPr>
-              <w:tab/>
-            </w:r>
-            <w:r>
-              <w:rPr>
-                <w:noProof/>
-                <w:webHidden/>
-              </w:rPr>
-              <w:fldChar w:fldCharType="begin"/>
-            </w:r>
-            <w:r>
-              <w:rPr>
-                <w:noProof/>
-                <w:webHidden/>
-              </w:rPr>
-              <w:instrText xml:space="preserve"> PAGEREF _Toc225954240 \h </w:instrText>
-            </w:r>
-            <w:r>
-              <w:rPr>
-                <w:noProof/>
-                <w:webHidden/>
-              </w:rPr>
-            </w:r>
-            <w:r>
-              <w:rPr>
-                <w:noProof/>
-                <w:webHidden/>
-              </w:rPr>
-              <w:fldChar w:fldCharType="separate"/>
-            </w:r>
-            <w:r>
-              <w:rPr>
-                <w:noProof/>
-                <w:webHidden/>
-              </w:rPr>
-              <w:t>1</w:t>
-            </w:r>
-            <w:r>
-              <w:rPr>
-                <w:noProof/>
-                <w:webHidden/>
-              </w:rPr>
-              <w:fldChar w:fldCharType="end"/>
-            </w:r>
-          </w:hyperlink>
-        </w:p>
-        <w:p>
-          <w:pPr>
-            <w:pStyle w:val="TOC2"/>
-            <w:tabs>
-              <w:tab w:val="left" w:pos="960"/>
-              <w:tab w:val="right" w:leader="dot" w:pos="9350"/>
-            </w:tabs>
-            <w:rPr>
-              <w:noProof/>
-            </w:rPr>
-          </w:pPr>
-          <w:hyperlink w:anchor="_Toc225954241" w:history="1">
-            <w:r>
-              <w:rPr>
-                <w:rStyle w:val="Hyperlink"/>
-                <w:noProof/>
-              </w:rPr>
-              <w:t>9.1</w:t>
-            </w:r>
-            <w:r>
-              <w:rPr>
-                <w:noProof/>
-              </w:rPr>
-              <w:tab/>
-            </w:r>
-            <w:r>
-              <w:rPr>
-                <w:rStyle w:val="Hyperlink"/>
-                <w:noProof/>
-              </w:rPr>
-              <w:t>Additional results</w:t>
-            </w:r>
-            <w:r>
-              <w:rPr>
-                <w:noProof/>
-                <w:webHidden/>
-              </w:rPr>
-              <w:tab/>
-            </w:r>
-            <w:r>
-              <w:rPr>
-                <w:noProof/>
-                <w:webHidden/>
-              </w:rPr>
-              <w:fldChar w:fldCharType="begin"/>
-            </w:r>
-            <w:r>
-              <w:rPr>
-                <w:noProof/>
-                <w:webHidden/>
-              </w:rPr>
-              <w:instrText xml:space="preserve"> PAGEREF _Toc225954241 \h </w:instrText>
-            </w:r>
-            <w:r>
-              <w:rPr>
-                <w:noProof/>
-                <w:webHidden/>
-              </w:rPr>
-            </w:r>
-            <w:r>
-              <w:rPr>
-                <w:noProof/>
-                <w:webHidden/>
-              </w:rPr>
-              <w:fldChar w:fldCharType="separate"/>
-            </w:r>
-            <w:r>
-              <w:rPr>
-                <w:noProof/>
-                <w:webHidden/>
-              </w:rPr>
-              <w:t>1</w:t>
-            </w:r>
-            <w:r>
-              <w:rPr>
-                <w:noProof/>
-                <w:webHidden/>
-              </w:rPr>
-              <w:fldChar w:fldCharType="end"/>
-            </w:r>
-          </w:hyperlink>
-        </w:p>
-        <w:p>
-          <w:pPr>
-            <w:pStyle w:val="TOC2"/>
-            <w:tabs>
-              <w:tab w:val="left" w:pos="960"/>
-              <w:tab w:val="right" w:leader="dot" w:pos="9350"/>
-            </w:tabs>
-            <w:rPr>
-              <w:noProof/>
-            </w:rPr>
-          </w:pPr>
-          <w:hyperlink w:anchor="_Toc225954242" w:history="1">
-            <w:r>
-              <w:rPr>
-                <w:rStyle w:val="Hyperlink"/>
-                <w:noProof/>
-              </w:rPr>
-              <w:t>9.2</w:t>
-            </w:r>
-            <w:r>
-              <w:rPr>
-                <w:noProof/>
-              </w:rPr>
-              <w:tab/>
-            </w:r>
-            <w:r>
-              <w:rPr>
-                <w:rStyle w:val="Hyperlink"/>
-                <w:noProof/>
-              </w:rPr>
-              <w:t>Figure: conceptual framework of the modelling approach</w:t>
-            </w:r>
-            <w:r>
-              <w:rPr>
-                <w:noProof/>
-                <w:webHidden/>
-              </w:rPr>
-              <w:tab/>
-            </w:r>
-            <w:r>
-              <w:rPr>
-                <w:noProof/>
-                <w:webHidden/>
-              </w:rPr>
-              <w:fldChar w:fldCharType="begin"/>
-            </w:r>
-            <w:r>
-              <w:rPr>
-                <w:noProof/>
-                <w:webHidden/>
-              </w:rPr>
-              <w:instrText xml:space="preserve"> PAGEREF _Toc225954242 \h </w:instrText>
-            </w:r>
-            <w:r>
-              <w:rPr>
-                <w:noProof/>
-                <w:webHidden/>
-              </w:rPr>
-            </w:r>
-            <w:r>
-              <w:rPr>
-                <w:noProof/>
-                <w:webHidden/>
-              </w:rPr>
-              <w:fldChar w:fldCharType="separate"/>
-            </w:r>
-            <w:r>
-              <w:rPr>
-                <w:noProof/>
-                <w:webHidden/>
-              </w:rPr>
-              <w:t>1</w:t>
-            </w:r>
-            <w:r>
-              <w:rPr>
-                <w:noProof/>
-                <w:webHidden/>
-              </w:rPr>
-              <w:fldChar w:fldCharType="end"/>
-            </w:r>
-          </w:hyperlink>
-        </w:p>
-        <w:p>
-          <w:pPr>
-            <w:pStyle w:val="TOC2"/>
-            <w:tabs>
-              <w:tab w:val="left" w:pos="960"/>
-              <w:tab w:val="right" w:leader="dot" w:pos="9350"/>
-            </w:tabs>
-            <w:rPr>
-              <w:noProof/>
-            </w:rPr>
-          </w:pPr>
-          <w:hyperlink w:anchor="_Toc225954243" w:history="1">
-            <w:r>
-              <w:rPr>
-                <w:rStyle w:val="Hyperlink"/>
-                <w:noProof/>
-              </w:rPr>
-              <w:t>9.3</w:t>
-            </w:r>
-            <w:r>
-              <w:rPr>
-                <w:noProof/>
-              </w:rPr>
-              <w:tab/>
-            </w:r>
-            <w:r>
-              <w:rPr>
-                <w:rStyle w:val="Hyperlink"/>
-                <w:noProof/>
-              </w:rPr>
-              <w:t>Figure: projected cumulative deaths under reference and target-achievement scenarios, 2026-2050</w:t>
-            </w:r>
-            <w:r>
-              <w:rPr>
-                <w:noProof/>
-                <w:webHidden/>
-              </w:rPr>
-              <w:tab/>
-            </w:r>
-            <w:r>
-              <w:rPr>
-                <w:noProof/>
-                <w:webHidden/>
-              </w:rPr>
-              <w:fldChar w:fldCharType="begin"/>
-            </w:r>
-            <w:r>
-              <w:rPr>
-                <w:noProof/>
-                <w:webHidden/>
-              </w:rPr>
-              <w:instrText xml:space="preserve"> PAGEREF _Toc225954243 \h </w:instrText>
-            </w:r>
-            <w:r>
-              <w:rPr>
-                <w:noProof/>
-                <w:webHidden/>
-              </w:rPr>
-            </w:r>
-            <w:r>
-              <w:rPr>
-                <w:noProof/>
-                <w:webHidden/>
-              </w:rPr>
-              <w:fldChar w:fldCharType="separate"/>
-            </w:r>
-            <w:r>
-              <w:rPr>
-                <w:noProof/>
-                <w:webHidden/>
-              </w:rPr>
-              <w:t>1</w:t>
-            </w:r>
-            <w:r>
-              <w:rPr>
-                <w:noProof/>
-                <w:webHidden/>
-              </w:rPr>
-              <w:fldChar w:fldCharType="end"/>
-            </w:r>
-          </w:hyperlink>
-        </w:p>
-        <w:p>
-          <w:pPr>
-            <w:pStyle w:val="TOC2"/>
-            <w:tabs>
-              <w:tab w:val="left" w:pos="960"/>
-              <w:tab w:val="right" w:leader="dot" w:pos="9350"/>
-            </w:tabs>
-            <w:rPr>
-              <w:noProof/>
-            </w:rPr>
-          </w:pPr>
-          <w:hyperlink w:anchor="_Toc225954244" w:history="1">
-            <w:r>
-              <w:rPr>
-                <w:rStyle w:val="Hyperlink"/>
-                <w:noProof/>
-              </w:rPr>
-              <w:t>9.4</w:t>
-            </w:r>
-            <w:r>
-              <w:rPr>
-                <w:noProof/>
-              </w:rPr>
-              <w:tab/>
-            </w:r>
-            <w:r>
-              <w:rPr>
-                <w:rStyle w:val="Hyperlink"/>
-                <w:noProof/>
-              </w:rPr>
-              <w:t>Figure: deaths averted by intervention and cause</w:t>
-            </w:r>
-            <w:r>
-              <w:rPr>
-                <w:noProof/>
-                <w:webHidden/>
-              </w:rPr>
-              <w:tab/>
-            </w:r>
-            <w:r>
-              <w:rPr>
-                <w:noProof/>
-                <w:webHidden/>
-              </w:rPr>
-              <w:fldChar w:fldCharType="begin"/>
-            </w:r>
-            <w:r>
-              <w:rPr>
-                <w:noProof/>
-                <w:webHidden/>
-              </w:rPr>
-              <w:instrText xml:space="preserve"> PAGEREF _Toc225954244 \h </w:instrText>
-            </w:r>
-            <w:r>
-              <w:rPr>
-                <w:noProof/>
-                <w:webHidden/>
-              </w:rPr>
-            </w:r>
-            <w:r>
-              <w:rPr>
-                <w:noProof/>
-                <w:webHidden/>
-              </w:rPr>
-              <w:fldChar w:fldCharType="separate"/>
-            </w:r>
-            <w:r>
-              <w:rPr>
-                <w:noProof/>
-                <w:webHidden/>
-              </w:rPr>
-              <w:t>1</w:t>
-            </w:r>
-            <w:r>
-              <w:rPr>
-                <w:noProof/>
-                <w:webHidden/>
-              </w:rPr>
-              <w:fldChar w:fldCharType="end"/>
-            </w:r>
-          </w:hyperlink>
-        </w:p>
-        <w:p>
-          <w:pPr>
-            <w:pStyle w:val="TOC2"/>
-            <w:tabs>
-              <w:tab w:val="left" w:pos="960"/>
-              <w:tab w:val="right" w:leader="dot" w:pos="9350"/>
-            </w:tabs>
-            <w:rPr>
-              <w:noProof/>
-            </w:rPr>
-          </w:pPr>
-          <w:hyperlink w:anchor="_Toc225954245" w:history="1">
-            <w:r>
-              <w:rPr>
-                <w:rStyle w:val="Hyperlink"/>
-                <w:noProof/>
-              </w:rPr>
-              <w:t>9.5</w:t>
-            </w:r>
-            <w:r>
-              <w:rPr>
-                <w:noProof/>
-              </w:rPr>
-              <w:tab/>
-            </w:r>
-            <w:r>
-              <w:rPr>
-                <w:rStyle w:val="Hyperlink"/>
-                <w:noProof/>
-              </w:rPr>
-              <w:t>Figure: regional or income-group distribution of deaths averted</w:t>
-            </w:r>
-            <w:r>
-              <w:rPr>
-                <w:noProof/>
-                <w:webHidden/>
-              </w:rPr>
-              <w:tab/>
-            </w:r>
-            <w:r>
-              <w:rPr>
-                <w:noProof/>
-                <w:webHidden/>
-              </w:rPr>
-              <w:fldChar w:fldCharType="begin"/>
-            </w:r>
-            <w:r>
-              <w:rPr>
-                <w:noProof/>
-                <w:webHidden/>
-              </w:rPr>
-              <w:instrText xml:space="preserve"> PAGEREF _Toc225954245 \h </w:instrText>
-            </w:r>
-            <w:r>
-              <w:rPr>
-                <w:noProof/>
-                <w:webHidden/>
-              </w:rPr>
-            </w:r>
-            <w:r>
-              <w:rPr>
-                <w:noProof/>
-                <w:webHidden/>
-              </w:rPr>
-              <w:fldChar w:fldCharType="separate"/>
-            </w:r>
-            <w:r>
-              <w:rPr>
-                <w:noProof/>
-                <w:webHidden/>
-              </w:rPr>
-              <w:t>1</w:t>
-            </w:r>
-            <w:r>
-              <w:rPr>
-                <w:noProof/>
-                <w:webHidden/>
-              </w:rPr>
-              <w:fldChar w:fldCharType="end"/>
-            </w:r>
-          </w:hyperlink>
-        </w:p>
-        <w:p>
-          <w:pPr>
-            <w:pStyle w:val="TOC2"/>
-            <w:tabs>
-              <w:tab w:val="left" w:pos="960"/>
-              <w:tab w:val="right" w:leader="dot" w:pos="9350"/>
-            </w:tabs>
-            <w:rPr>
-              <w:noProof/>
-            </w:rPr>
-          </w:pPr>
-          <w:hyperlink w:anchor="_Toc225954246" w:history="1">
-            <w:r>
-              <w:rPr>
-                <w:rStyle w:val="Hyperlink"/>
-                <w:noProof/>
-              </w:rPr>
-              <w:t>9.6</w:t>
-            </w:r>
-            <w:r>
-              <w:rPr>
-                <w:noProof/>
-              </w:rPr>
-              <w:tab/>
-            </w:r>
-            <w:r>
-              <w:rPr>
-                <w:rStyle w:val="Hyperlink"/>
-                <w:noProof/>
-              </w:rPr>
-              <w:t>Figure: sensitivity analysis</w:t>
-            </w:r>
-            <w:r>
-              <w:rPr>
-                <w:noProof/>
-                <w:webHidden/>
-              </w:rPr>
-              <w:tab/>
-            </w:r>
-            <w:r>
-              <w:rPr>
-                <w:noProof/>
-                <w:webHidden/>
-              </w:rPr>
-              <w:fldChar w:fldCharType="begin"/>
-            </w:r>
-            <w:r>
-              <w:rPr>
-                <w:noProof/>
-                <w:webHidden/>
-              </w:rPr>
-              <w:instrText xml:space="preserve"> PAGEREF _Toc225954246 \h </w:instrText>
-            </w:r>
-            <w:r>
-              <w:rPr>
-                <w:noProof/>
-                <w:webHidden/>
-              </w:rPr>
-            </w:r>
-            <w:r>
-              <w:rPr>
-                <w:noProof/>
-                <w:webHidden/>
-              </w:rPr>
-              <w:fldChar w:fldCharType="separate"/>
-            </w:r>
-            <w:r>
-              <w:rPr>
-                <w:noProof/>
-                <w:webHidden/>
-              </w:rPr>
-              <w:t>1</w:t>
-            </w:r>
-            <w:r>
-              <w:rPr>
-                <w:noProof/>
-                <w:webHidden/>
-              </w:rPr>
-              <w:fldChar w:fldCharType="end"/>
-            </w:r>
-          </w:hyperlink>
-        </w:p>
-        <w:p>
-          <w:pPr>
-            <w:pStyle w:val="TOC2"/>
-            <w:tabs>
-              <w:tab w:val="left" w:pos="960"/>
-              <w:tab w:val="right" w:leader="dot" w:pos="9350"/>
-            </w:tabs>
-            <w:rPr>
-              <w:noProof/>
-            </w:rPr>
-          </w:pPr>
-          <w:hyperlink w:anchor="_Toc225954247" w:history="1">
-            <w:r>
-              <w:rPr>
-                <w:rStyle w:val="Hyperlink"/>
-                <w:noProof/>
-              </w:rPr>
-              <w:t>9.7</w:t>
-            </w:r>
-            <w:r>
-              <w:rPr>
-                <w:noProof/>
-              </w:rPr>
-              <w:tab/>
-            </w:r>
-            <w:r>
-              <w:rPr>
-                <w:rStyle w:val="Hyperlink"/>
-                <w:noProof/>
-              </w:rPr>
-              <w:t>Table: global projected health outcomes by scenario</w:t>
-            </w:r>
-            <w:r>
-              <w:rPr>
-                <w:noProof/>
-                <w:webHidden/>
-              </w:rPr>
-              <w:tab/>
-            </w:r>
-            <w:r>
-              <w:rPr>
-                <w:noProof/>
-                <w:webHidden/>
-              </w:rPr>
-              <w:fldChar w:fldCharType="begin"/>
-            </w:r>
-            <w:r>
-              <w:rPr>
-                <w:noProof/>
-                <w:webHidden/>
-              </w:rPr>
-              <w:instrText xml:space="preserve"> PAGEREF _Toc225954247 \h </w:instrText>
-            </w:r>
-            <w:r>
-              <w:rPr>
-                <w:noProof/>
-                <w:webHidden/>
-              </w:rPr>
-            </w:r>
-            <w:r>
-              <w:rPr>
-                <w:noProof/>
-                <w:webHidden/>
-              </w:rPr>
-              <w:fldChar w:fldCharType="separate"/>
-            </w:r>
-            <w:r>
-              <w:rPr>
-                <w:noProof/>
-                <w:webHidden/>
-              </w:rPr>
-              <w:t>1</w:t>
-            </w:r>
-            <w:r>
-              <w:rPr>
-                <w:noProof/>
-                <w:webHidden/>
-              </w:rPr>
-              <w:fldChar w:fldCharType="end"/>
-            </w:r>
-          </w:hyperlink>
-        </w:p>
-        <w:p>
-          <w:pPr>
-            <w:pStyle w:val="TOC2"/>
-            <w:tabs>
-              <w:tab w:val="left" w:pos="960"/>
-              <w:tab w:val="right" w:leader="dot" w:pos="9350"/>
-            </w:tabs>
-            <w:rPr>
-              <w:noProof/>
-            </w:rPr>
-          </w:pPr>
-          <w:hyperlink w:anchor="_Toc225954248" w:history="1">
-            <w:r>
-              <w:rPr>
-                <w:rStyle w:val="Hyperlink"/>
-                <w:noProof/>
-              </w:rPr>
-              <w:t>9.8</w:t>
-            </w:r>
-            <w:r>
-              <w:rPr>
-                <w:noProof/>
-              </w:rPr>
-              <w:tab/>
-            </w:r>
-            <w:r>
-              <w:rPr>
-                <w:rStyle w:val="Hyperlink"/>
-                <w:noProof/>
-              </w:rPr>
-              <w:t>Table: regional and income-group results</w:t>
-            </w:r>
-            <w:r>
-              <w:rPr>
-                <w:noProof/>
-                <w:webHidden/>
-              </w:rPr>
-              <w:tab/>
-            </w:r>
-            <w:r>
-              <w:rPr>
-                <w:noProof/>
-                <w:webHidden/>
-              </w:rPr>
-              <w:fldChar w:fldCharType="begin"/>
-            </w:r>
-            <w:r>
-              <w:rPr>
-                <w:noProof/>
-                <w:webHidden/>
-              </w:rPr>
-              <w:instrText xml:space="preserve"> PAGEREF _Toc225954248 \h </w:instrText>
-            </w:r>
-            <w:r>
-              <w:rPr>
-                <w:noProof/>
-                <w:webHidden/>
-              </w:rPr>
-            </w:r>
-            <w:r>
-              <w:rPr>
-                <w:noProof/>
-                <w:webHidden/>
-              </w:rPr>
-              <w:fldChar w:fldCharType="separate"/>
-            </w:r>
-            <w:r>
-              <w:rPr>
-                <w:noProof/>
-                <w:webHidden/>
-              </w:rPr>
-              <w:t>1</w:t>
-            </w:r>
-            <w:r>
-              <w:rPr>
-                <w:noProof/>
-                <w:webHidden/>
-              </w:rPr>
-              <w:fldChar w:fldCharType="end"/>
-            </w:r>
-          </w:hyperlink>
-        </w:p>
-        <w:p>
-          <w:pPr>
-            <w:pStyle w:val="TOC2"/>
-            <w:tabs>
-              <w:tab w:val="left" w:pos="960"/>
-              <w:tab w:val="right" w:leader="dot" w:pos="9350"/>
-            </w:tabs>
-            <w:rPr>
-              <w:noProof/>
-            </w:rPr>
-          </w:pPr>
-          <w:hyperlink w:anchor="_Toc225954249" w:history="1">
-            <w:r>
-              <w:rPr>
-                <w:rStyle w:val="Hyperlink"/>
-                <w:noProof/>
-              </w:rPr>
-              <w:t>9.9</w:t>
-            </w:r>
-            <w:r>
-              <w:rPr>
-                <w:noProof/>
-              </w:rPr>
-              <w:tab/>
-            </w:r>
-            <w:r>
-              <w:rPr>
-                <w:rStyle w:val="Hyperlink"/>
-                <w:noProof/>
-              </w:rPr>
-              <w:t>Methodology and mathematical details</w:t>
-            </w:r>
-            <w:r>
-              <w:rPr>
-                <w:noProof/>
-                <w:webHidden/>
-              </w:rPr>
-              <w:tab/>
-            </w:r>
-            <w:r>
-              <w:rPr>
-                <w:noProof/>
-                <w:webHidden/>
-              </w:rPr>
-              <w:fldChar w:fldCharType="begin"/>
-            </w:r>
-            <w:r>
-              <w:rPr>
-                <w:noProof/>
-                <w:webHidden/>
-              </w:rPr>
-              <w:instrText xml:space="preserve"> PAGEREF _Toc225954249 \h </w:instrText>
-            </w:r>
-            <w:r>
-              <w:rPr>
-                <w:noProof/>
-                <w:webHidden/>
-              </w:rPr>
-            </w:r>
-            <w:r>
-              <w:rPr>
-                <w:noProof/>
-                <w:webHidden/>
-              </w:rPr>
-              <w:fldChar w:fldCharType="separate"/>
-            </w:r>
-            <w:r>
-              <w:rPr>
-                <w:noProof/>
-                <w:webHidden/>
-              </w:rPr>
-              <w:t>1</w:t>
-            </w:r>
-            <w:r>
-              <w:rPr>
-                <w:noProof/>
-                <w:webHidden/>
-              </w:rPr>
-              <w:fldChar w:fldCharType="end"/>
-            </w:r>
-          </w:hyperlink>
-        </w:p>
-        <w:p>
-          <w:pPr>
-            <w:pStyle w:val="TOC2"/>
-            <w:tabs>
-              <w:tab w:val="left" w:pos="960"/>
-              <w:tab w:val="right" w:leader="dot" w:pos="9350"/>
-            </w:tabs>
-            <w:rPr>
-              <w:noProof/>
-            </w:rPr>
-          </w:pPr>
-          <w:hyperlink w:anchor="_Toc225954250" w:history="1">
-            <w:r>
-              <w:rPr>
-                <w:rStyle w:val="Hyperlink"/>
-                <w:noProof/>
-              </w:rPr>
-              <w:t>9.10</w:t>
-            </w:r>
-            <w:r>
-              <w:rPr>
-                <w:noProof/>
-              </w:rPr>
-              <w:tab/>
-            </w:r>
-            <w:r>
-              <w:rPr>
-                <w:rStyle w:val="Hyperlink"/>
-                <w:noProof/>
-              </w:rPr>
-              <w:t>Table: key model inputs, definitions, and target specifications</w:t>
-            </w:r>
-            <w:r>
-              <w:rPr>
-                <w:noProof/>
-                <w:webHidden/>
-              </w:rPr>
-              <w:tab/>
-            </w:r>
-            <w:r>
-              <w:rPr>
-                <w:noProof/>
-                <w:webHidden/>
-              </w:rPr>
-              <w:fldChar w:fldCharType="begin"/>
-            </w:r>
-            <w:r>
-              <w:rPr>
-                <w:noProof/>
-                <w:webHidden/>
-              </w:rPr>
-              <w:instrText xml:space="preserve"> PAGEREF _Toc225954250 \h </w:instrText>
+              <w:instrText xml:space="preserve"> PAGEREF _Toc225965239 \h </w:instrText>
             </w:r>
             <w:r>
               <w:rPr>
@@ -3359,7 +3596,7 @@
         <w:pStyle w:val="Heading1"/>
       </w:pPr>
       <w:bookmarkStart w:id="0" w:name="abstract"/>
-      <w:bookmarkStart w:id="1" w:name="_Toc225954211"/>
+      <w:bookmarkStart w:id="1" w:name="_Toc225965197"/>
       <w:r>
         <w:rPr>
           <w:rStyle w:val="SectionNumber"/>
@@ -3374,6 +3611,24 @@
     </w:p>
     <w:p>
       <w:pPr>
+        <w:pStyle w:val="Heading2"/>
+      </w:pPr>
+      <w:bookmarkStart w:id="2" w:name="structured-abstract"/>
+      <w:bookmarkStart w:id="3" w:name="_Toc225965198"/>
+      <w:r>
+        <w:rPr>
+          <w:rStyle w:val="SectionNumber"/>
+        </w:rPr>
+        <w:t>1.1</w:t>
+      </w:r>
+      <w:r>
+        <w:tab/>
+        <w:t>Structured abstract</w:t>
+      </w:r>
+      <w:bookmarkEnd w:id="3"/>
+    </w:p>
+    <w:p>
+      <w:pPr>
         <w:pStyle w:val="FirstParagraph"/>
       </w:pPr>
       <w:r>
@@ -3409,6 +3664,7 @@
         <w:pStyle w:val="BodyText"/>
       </w:pPr>
       <w:r>
+        <w:lastRenderedPageBreak/>
         <w:t>Findings</w:t>
       </w:r>
     </w:p>
@@ -3454,154 +3710,324 @@
     </w:p>
     <w:p>
       <w:pPr>
+        <w:pStyle w:val="Heading2"/>
+      </w:pPr>
+      <w:bookmarkStart w:id="4" w:name="research-in-context"/>
+      <w:bookmarkStart w:id="5" w:name="_Toc225965199"/>
+      <w:bookmarkEnd w:id="2"/>
+      <w:r>
+        <w:rPr>
+          <w:rStyle w:val="SectionNumber"/>
+        </w:rPr>
+        <w:t>1.2</w:t>
+      </w:r>
+      <w:r>
+        <w:tab/>
+        <w:t>Research in context</w:t>
+      </w:r>
+      <w:bookmarkEnd w:id="5"/>
+    </w:p>
+    <w:p>
+      <w:pPr>
+        <w:pStyle w:val="FirstParagraph"/>
+      </w:pPr>
+      <w:r>
+        <w:t>Evidence before this study</w:t>
+      </w:r>
+    </w:p>
+    <w:p>
+      <w:pPr>
+        <w:pStyle w:val="BodyText"/>
+      </w:pPr>
+      <w:r>
+        <w:t>[Summarize the prior literature and evidence base.]</w:t>
+      </w:r>
+    </w:p>
+    <w:p>
+      <w:pPr>
+        <w:pStyle w:val="BodyText"/>
+      </w:pPr>
+      <w:r>
+        <w:t>Added value of this study</w:t>
+      </w:r>
+    </w:p>
+    <w:p>
+      <w:pPr>
+        <w:pStyle w:val="BodyText"/>
+      </w:pPr>
+      <w:r>
+        <w:t>[Describe what this study adds relative to previous work.]</w:t>
+      </w:r>
+    </w:p>
+    <w:p>
+      <w:pPr>
+        <w:pStyle w:val="BodyText"/>
+      </w:pPr>
+      <w:r>
+        <w:t>Implications of all the available evidence</w:t>
+      </w:r>
+    </w:p>
+    <w:p>
+      <w:pPr>
+        <w:pStyle w:val="BodyText"/>
+      </w:pPr>
+      <w:r>
+        <w:t>[State the broader implications for policy, implementation, and future research.]</w:t>
+      </w:r>
+    </w:p>
+    <w:p>
+      <w:pPr>
         <w:pStyle w:val="Heading1"/>
       </w:pPr>
-      <w:bookmarkStart w:id="2" w:name="research-in-context"/>
-      <w:bookmarkStart w:id="3" w:name="_Toc225954212"/>
+      <w:bookmarkStart w:id="6" w:name="introduction"/>
+      <w:bookmarkStart w:id="7" w:name="_Toc225965200"/>
       <w:bookmarkEnd w:id="0"/>
+      <w:bookmarkEnd w:id="4"/>
+      <w:r>
+        <w:rPr>
+          <w:rStyle w:val="SectionNumber"/>
+        </w:rPr>
+        <w:t>2</w:t>
+      </w:r>
+      <w:r>
+        <w:tab/>
+        <w:t>Introduction</w:t>
+      </w:r>
+      <w:bookmarkEnd w:id="7"/>
+    </w:p>
+    <w:p>
+      <w:pPr>
+        <w:pStyle w:val="FirstParagraph"/>
+      </w:pPr>
+      <w:r>
+        <w:t>Cardiovascular diseases (CVDs) remain the world’s leading cause of death and disability-adjusted life years (DALYs). CVD deaths increased globally from 13.1 million in 1990 to 19.2 million in 2023, with ischaemic heart disease, intracerebral haemorrhagic stroke, ischaemic stroke, and hypertensive heart disease among the leading causes. Age-standardized CVD DALY rates were highest in low and low-middle Socio-demographic Index (SDI) settings, and the number of prevalent CVD cases more than doubled between 1990 and 2023, rising from 311 million to 626 million. In 2023, modifiable risk factors accounted for 79.6% of CVD burden, equivalent to 347 million DALYs — underscoring that the majority of this burden is preventable.</w:t>
+      </w:r>
+    </w:p>
+    <w:p>
+      <w:pPr>
+        <w:pStyle w:val="BodyText"/>
+      </w:pPr>
+      <w:r>
+        <w:t xml:space="preserve">Among modifiable exposures, high systolic blood pressure and high low-density lipoprotein (LDL) cholesterol rank as the two leading contributors to attributable CVD burden worldwide, together accounting for a greater share of ischaemic heart disease and stroke mortality than dietary risks, air pollution, or any other single risk factor. The scale of unmet need is striking: 1.4 billion adults live with high blood pressure, yet only 23% have it under control. The estimated global prevalence of hypercholesterolaemia was 24.1% in 2025, and that of hypertriglyceridaemia 28.8%, with statin therapy coverage remaining far below levels needed for meaningful population-level risk reduction. Beyond their magnitude of effect, blood pressure control and lipid-lowering therapy are distinguished by the availability of effective, affordable, and scalable pharmaceutical interventions and </w:t>
+      </w:r>
+      <w:r>
+        <w:lastRenderedPageBreak/>
+        <w:t>established primary health care delivery platforms — making them implementation priorities of the highest order.</w:t>
+      </w:r>
+    </w:p>
+    <w:p>
+      <w:pPr>
+        <w:pStyle w:val="BodyText"/>
+      </w:pPr>
+      <w:r>
+        <w:t>Multiple multilateral frameworks now reflect convergent political commitment to tackling these two risk factors as a cornerstone of NCD prevention. WHO Member States have endorsed progressively ambitious targets: the 2021 Global Diabetes Compact committed to 80% blood pressure control and systematic statin therapy for all adults aged 40 years and above with diabetes. The WHO NCD Global Monitoring Framework set a target of at least 50% of eligible high-risk individuals receiving effective drug therapies, including statins, by 2025; and the Political Declaration of the Fourth High-level Meeting on NCDs (2025) called for 80% of primary health care facilities to stock WHO-recommended essential medicines by 2030, alongside control of blood pressure in an additional 150 million people. The present study quantifies what achieving these targets would mean in practice — in health and economic terms, across 190 countries.</w:t>
+      </w:r>
+    </w:p>
+    <w:p>
+      <w:pPr>
+        <w:pStyle w:val="BodyText"/>
+      </w:pPr>
+      <w:r>
+        <w:t>Although the clinical benefits of these interventions are well established, comparable global evidence quantifying the long-term mortality, morbidity, and economic returns of simultaneously achieving both targets across the full spectrum of country income levels remains limited. Existing analyses have typically been restricted to single countries, short time horizons, or individual interventions modelled in isolation constraining the ability of national governments, international donors, and health institutions to prioritise investment and plan implementation at scale.</w:t>
+      </w:r>
+    </w:p>
+    <w:p>
+      <w:pPr>
+        <w:pStyle w:val="BodyText"/>
+      </w:pPr>
+      <w:r>
+        <w:t>This study addresses that gap by estimating the health and economic outcomes associated with achieving WHO targets for hypertension control and lipid-lowering therapy across 190 countries from 2026 to 2050, using a comparative risk assessment modelling framework applied to country-specific epidemiological and demographic data.</w:t>
+      </w:r>
+    </w:p>
+    <w:p>
+      <w:pPr>
+        <w:pStyle w:val="Heading1"/>
+      </w:pPr>
+      <w:bookmarkStart w:id="8" w:name="methods"/>
+      <w:bookmarkStart w:id="9" w:name="_Toc225965201"/>
+      <w:bookmarkEnd w:id="6"/>
+      <w:r>
+        <w:rPr>
+          <w:rStyle w:val="SectionNumber"/>
+        </w:rPr>
+        <w:t>3</w:t>
+      </w:r>
+      <w:r>
+        <w:tab/>
+        <w:t>Methods</w:t>
+      </w:r>
+      <w:bookmarkEnd w:id="9"/>
+    </w:p>
+    <w:p>
+      <w:pPr>
+        <w:pStyle w:val="Heading2"/>
+      </w:pPr>
+      <w:bookmarkStart w:id="10" w:name="study-design"/>
+      <w:bookmarkStart w:id="11" w:name="_Toc225965202"/>
+      <w:r>
+        <w:rPr>
+          <w:rStyle w:val="SectionNumber"/>
+        </w:rPr>
+        <w:t>3.1</w:t>
+      </w:r>
+      <w:r>
+        <w:tab/>
+        <w:t>Study design</w:t>
+      </w:r>
+      <w:bookmarkEnd w:id="11"/>
+    </w:p>
+    <w:p>
+      <w:pPr>
+        <w:pStyle w:val="FirstParagraph"/>
+      </w:pPr>
+      <w:r>
+        <w:t>[Describe the overall study design.]</w:t>
+      </w:r>
+    </w:p>
+    <w:p>
+      <w:pPr>
+        <w:pStyle w:val="Heading2"/>
+      </w:pPr>
+      <w:bookmarkStart w:id="12" w:name="data-sources"/>
+      <w:bookmarkStart w:id="13" w:name="_Toc225965203"/>
+      <w:bookmarkEnd w:id="10"/>
+      <w:r>
+        <w:rPr>
+          <w:rStyle w:val="SectionNumber"/>
+        </w:rPr>
+        <w:t>3.2</w:t>
+      </w:r>
+      <w:r>
+        <w:tab/>
+        <w:t>Data sources</w:t>
+      </w:r>
+      <w:bookmarkEnd w:id="13"/>
+    </w:p>
+    <w:p>
+      <w:pPr>
+        <w:pStyle w:val="FirstParagraph"/>
+      </w:pPr>
+      <w:r>
+        <w:t>[Describe epidemiological, demographic, and economic inputs.]</w:t>
+      </w:r>
+    </w:p>
+    <w:p>
+      <w:pPr>
+        <w:pStyle w:val="Heading2"/>
+      </w:pPr>
+      <w:bookmarkStart w:id="14" w:name="intervention-scenarios"/>
+      <w:bookmarkStart w:id="15" w:name="_Toc225965204"/>
+      <w:bookmarkEnd w:id="12"/>
+      <w:r>
+        <w:rPr>
+          <w:rStyle w:val="SectionNumber"/>
+        </w:rPr>
+        <w:t>3.3</w:t>
+      </w:r>
+      <w:r>
+        <w:tab/>
+        <w:t>Intervention scenarios</w:t>
+      </w:r>
+      <w:bookmarkEnd w:id="15"/>
+    </w:p>
+    <w:p>
+      <w:pPr>
+        <w:pStyle w:val="FirstParagraph"/>
+      </w:pPr>
+      <w:r>
+        <w:t>[Describe hypertension control, lipid-lowering therapy, and combined scenarios.]</w:t>
+      </w:r>
+    </w:p>
+    <w:p>
+      <w:pPr>
+        <w:pStyle w:val="Heading2"/>
+      </w:pPr>
+      <w:bookmarkStart w:id="16" w:name="modelling-framework"/>
+      <w:bookmarkStart w:id="17" w:name="_Toc225965205"/>
+      <w:bookmarkEnd w:id="14"/>
+      <w:r>
+        <w:rPr>
+          <w:rStyle w:val="SectionNumber"/>
+        </w:rPr>
+        <w:t>3.4</w:t>
+      </w:r>
+      <w:r>
+        <w:tab/>
+        <w:t>Modelling framework</w:t>
+      </w:r>
+      <w:bookmarkEnd w:id="17"/>
+    </w:p>
+    <w:p>
+      <w:pPr>
+        <w:pStyle w:val="FirstParagraph"/>
+      </w:pPr>
+      <w:r>
+        <w:t>[Describe the comparative risk assessment or other modelling approach.]</w:t>
+      </w:r>
+    </w:p>
+    <w:p>
+      <w:pPr>
+        <w:pStyle w:val="Heading2"/>
+      </w:pPr>
+      <w:bookmarkStart w:id="18" w:name="outcomes"/>
+      <w:bookmarkStart w:id="19" w:name="_Toc225965206"/>
+      <w:bookmarkEnd w:id="16"/>
       <w:r>
         <w:rPr>
           <w:rStyle w:val="SectionNumber"/>
         </w:rPr>
         <w:lastRenderedPageBreak/>
-        <w:t>2</w:t>
+        <w:t>3.5</w:t>
       </w:r>
       <w:r>
         <w:tab/>
-        <w:t>Research in context</w:t>
-      </w:r>
-      <w:bookmarkEnd w:id="3"/>
+        <w:t>Outcomes</w:t>
+      </w:r>
+      <w:bookmarkEnd w:id="19"/>
     </w:p>
     <w:p>
       <w:pPr>
         <w:pStyle w:val="FirstParagraph"/>
       </w:pPr>
       <w:r>
-        <w:t>Evidence before this study</w:t>
-      </w:r>
-    </w:p>
-    <w:p>
-      <w:pPr>
-        <w:pStyle w:val="BodyText"/>
-      </w:pPr>
-      <w:r>
-        <w:t>[Summarize the prior literature and evidence base.]</w:t>
-      </w:r>
-    </w:p>
-    <w:p>
-      <w:pPr>
-        <w:pStyle w:val="BodyText"/>
-      </w:pPr>
-      <w:r>
-        <w:t>Added value of this study</w:t>
-      </w:r>
-    </w:p>
-    <w:p>
-      <w:pPr>
-        <w:pStyle w:val="BodyText"/>
-      </w:pPr>
-      <w:r>
-        <w:t>[Describe what this study adds relative to previous work.]</w:t>
-      </w:r>
-    </w:p>
-    <w:p>
-      <w:pPr>
-        <w:pStyle w:val="BodyText"/>
-      </w:pPr>
-      <w:r>
-        <w:t>Implications of all the available evidence</w:t>
-      </w:r>
-    </w:p>
-    <w:p>
-      <w:pPr>
-        <w:pStyle w:val="BodyText"/>
-      </w:pPr>
-      <w:r>
-        <w:t>[State the broader implications for policy, implementation, and future research.]</w:t>
-      </w:r>
-    </w:p>
-    <w:p>
-      <w:pPr>
-        <w:pStyle w:val="Heading1"/>
-      </w:pPr>
-      <w:bookmarkStart w:id="4" w:name="introduction"/>
-      <w:bookmarkStart w:id="5" w:name="_Toc225954213"/>
-      <w:bookmarkEnd w:id="2"/>
+        <w:t>[Describe health and economic outcomes.]</w:t>
+      </w:r>
+    </w:p>
+    <w:p>
+      <w:pPr>
+        <w:pStyle w:val="Heading2"/>
+      </w:pPr>
+      <w:bookmarkStart w:id="20" w:name="sensitivity-and-uncertainty-analysis"/>
+      <w:bookmarkStart w:id="21" w:name="_Toc225965207"/>
+      <w:bookmarkEnd w:id="18"/>
       <w:r>
         <w:rPr>
           <w:rStyle w:val="SectionNumber"/>
         </w:rPr>
-        <w:t>3</w:t>
+        <w:t>3.6</w:t>
       </w:r>
       <w:r>
         <w:tab/>
-        <w:t>Introduction</w:t>
-      </w:r>
-      <w:bookmarkEnd w:id="5"/>
+        <w:t>Sensitivity and uncertainty analysis</w:t>
+      </w:r>
+      <w:bookmarkEnd w:id="21"/>
     </w:p>
     <w:p>
       <w:pPr>
         <w:pStyle w:val="FirstParagraph"/>
       </w:pPr>
       <w:r>
-        <w:t>Cardiovascular diseases (CVDs) remain the world’s leading cause of death and disability-adjusted life years (DALYs). CVD deaths increased globally from 13.1 million in 1990 to 19.2 million in 2023, with ischaemic heart disease, intracerebral haemorrhagic stroke, ischaemic stroke, and hypertensive heart disease among the leading causes. Age-standardized CVD DALY rates were highest in low and low-middle Socio-demographic Index (SDI) settings, and the number of prevalent CVD cases more than doubled between 199</w:t>
-      </w:r>
-      <w:r>
-        <w:t>0 and 2023, rising from 311 million to 626 million. In 2023, modifiable risk factors accounted for 79.6% of CVD burden, equivalent to 347 million DALYs — underscoring that the majority of this burden is preventable.</w:t>
-      </w:r>
-    </w:p>
-    <w:p>
-      <w:pPr>
-        <w:pStyle w:val="BodyText"/>
-      </w:pPr>
-      <w:r>
-        <w:t>Among modifiable exposures, high systolic blood pressure and high low-density lipoprotein (LDL) cholesterol rank as the two leading contributors to attributable CVD burden worldwide, together accounting for a greater share of ischaemic heart disease and stroke mortality than dietary risks, air pollution, or any other single risk factor. The scale of unmet need is striking: 1.4 billion adults live with high blood pressure, yet only 23% have it under control. The estimated global prevalence of hypercholestero</w:t>
-      </w:r>
-      <w:r>
-        <w:t>laemia was 24.1% in 2025, and that of hypertriglyceridaemia 28.8%, with statin therapy coverage remaining far below levels needed for meaningful population-level risk reduction. Beyond their magnitude of effect, blood pressure control and lipid-lowering therapy are distinguished by the availability of effective, affordable, and scalable pharmaceutical interventions and established primary health care delivery platforms — making them implementation priorities of the highest order.</w:t>
-      </w:r>
-    </w:p>
-    <w:p>
-      <w:pPr>
-        <w:pStyle w:val="BodyText"/>
-      </w:pPr>
-      <w:r>
-        <w:t>Multiple multilateral frameworks now reflect convergent political commitment to tackling these two risk factors as a cornerstone of NCD prevention. WHO Member States have endorsed progressively ambitious targets: the 2021 Global Diabetes Compact committed to 80% blood pressure control and systematic statin therapy for all adults aged 40 years and above with diabetes. The WHO NCD Global Monitoring Framework set a target of at least 50% of eligible high-risk individuals receiving effective drug therapies, inc</w:t>
-      </w:r>
-      <w:r>
-        <w:t xml:space="preserve">luding statins, by 2025; and the Political Declaration of the Fourth High-level Meeting on NCDs </w:t>
-      </w:r>
-      <w:r>
-        <w:lastRenderedPageBreak/>
-        <w:t>(2025) called for 80% of primary health care facilities to stock WHO-recommended essential medicines by 2030, alongside control of blood pressure in an additional 150 million people. The present study quantifies what achieving these targets would mean in practice — in health and economic terms, across 190 countries.</w:t>
-      </w:r>
-    </w:p>
-    <w:p>
-      <w:pPr>
-        <w:pStyle w:val="BodyText"/>
-      </w:pPr>
-      <w:r>
-        <w:t>Although the clinical benefits of these interventions are well established, comparable global evidence quantifying the long-term mortality, morbidity, and economic returns of simultaneously achieving both targets across the full spectrum of country income levels remains limited. Existing analyses have typically been restricted to single countries, short time horizons, or individual interventions modelled in isolation constraining the ability of national governments, international donors, and health institut</w:t>
-      </w:r>
-      <w:r>
-        <w:t>ions to prioritise investment and plan implementation at scale.</w:t>
-      </w:r>
-    </w:p>
-    <w:p>
-      <w:pPr>
-        <w:pStyle w:val="BodyText"/>
-      </w:pPr>
-      <w:r>
-        <w:t>This study addresses that gap by estimating the health and economic outcomes associated with achieving WHO targets for hypertension control and lipid-lowering therapy across 190 countries from 2026 to 2050, using a comparative risk assessment modelling framework applied to country-specific epidemiological and demographic data.</w:t>
+        <w:t>[Describe the uncertainty approach and alternative assumptions.]</w:t>
       </w:r>
     </w:p>
     <w:p>
       <w:pPr>
         <w:pStyle w:val="Heading1"/>
       </w:pPr>
-      <w:bookmarkStart w:id="6" w:name="methods"/>
-      <w:bookmarkStart w:id="7" w:name="_Toc225954214"/>
-      <w:bookmarkEnd w:id="4"/>
+      <w:bookmarkStart w:id="22" w:name="results"/>
+      <w:bookmarkStart w:id="23" w:name="_Toc225965208"/>
+      <w:bookmarkEnd w:id="8"/>
+      <w:bookmarkEnd w:id="20"/>
       <w:r>
         <w:rPr>
           <w:rStyle w:val="SectionNumber"/>
@@ -3610,16 +4036,16 @@
       </w:r>
       <w:r>
         <w:tab/>
-        <w:t>Methods</w:t>
-      </w:r>
-      <w:bookmarkEnd w:id="7"/>
+        <w:t>Results</w:t>
+      </w:r>
+      <w:bookmarkEnd w:id="23"/>
     </w:p>
     <w:p>
       <w:pPr>
         <w:pStyle w:val="Heading2"/>
       </w:pPr>
-      <w:bookmarkStart w:id="8" w:name="study-design"/>
-      <w:bookmarkStart w:id="9" w:name="_Toc225954215"/>
+      <w:bookmarkStart w:id="24" w:name="baseline-global-trajectory-2020-2050"/>
+      <w:bookmarkStart w:id="25" w:name="_Toc225965209"/>
       <w:r>
         <w:rPr>
           <w:rStyle w:val="SectionNumber"/>
@@ -3628,25 +4054,25 @@
       </w:r>
       <w:r>
         <w:tab/>
-        <w:t>Study design</w:t>
-      </w:r>
-      <w:bookmarkEnd w:id="9"/>
+        <w:t>Baseline global trajectory, 2020-2050</w:t>
+      </w:r>
+      <w:bookmarkEnd w:id="25"/>
     </w:p>
     <w:p>
       <w:pPr>
         <w:pStyle w:val="FirstParagraph"/>
       </w:pPr>
       <w:r>
-        <w:t>[Describe the overall study design.]</w:t>
+        <w:t>Start by describing the projected burden under status quo (business as usual): cumulative deaths, burden by cause, and distribution across regions and income groups.</w:t>
       </w:r>
     </w:p>
     <w:p>
       <w:pPr>
         <w:pStyle w:val="Heading2"/>
       </w:pPr>
-      <w:bookmarkStart w:id="10" w:name="data-sources"/>
-      <w:bookmarkStart w:id="11" w:name="_Toc225954216"/>
-      <w:bookmarkEnd w:id="8"/>
+      <w:bookmarkStart w:id="26" w:name="X871da7f6b6c54f07659c565381184c9d41c1a7f"/>
+      <w:bookmarkStart w:id="27" w:name="_Toc225965210"/>
+      <w:bookmarkEnd w:id="24"/>
       <w:r>
         <w:rPr>
           <w:rStyle w:val="SectionNumber"/>
@@ -3655,25 +4081,25 @@
       </w:r>
       <w:r>
         <w:tab/>
-        <w:t>Data sources</w:t>
-      </w:r>
-      <w:bookmarkEnd w:id="11"/>
+        <w:t>Global impact of achieving the hypertension control target</w:t>
+      </w:r>
+      <w:bookmarkEnd w:id="27"/>
     </w:p>
     <w:p>
       <w:pPr>
         <w:pStyle w:val="FirstParagraph"/>
       </w:pPr>
       <w:r>
-        <w:t>[Describe epidemiological, demographic, and economic inputs.]</w:t>
+        <w:t>Present cause-specific effects, timing of gains over the projection horizon, and the share of total benefit attributable to stroke versus heart disease.</w:t>
       </w:r>
     </w:p>
     <w:p>
       <w:pPr>
         <w:pStyle w:val="Heading2"/>
       </w:pPr>
-      <w:bookmarkStart w:id="12" w:name="intervention-scenarios"/>
-      <w:bookmarkStart w:id="13" w:name="_Toc225954217"/>
-      <w:bookmarkEnd w:id="10"/>
+      <w:bookmarkStart w:id="28" w:name="X06aa6fccb3cc5459d6dcbe6aec4f67e900334e9"/>
+      <w:bookmarkStart w:id="29" w:name="_Toc225965211"/>
+      <w:bookmarkEnd w:id="26"/>
       <w:r>
         <w:rPr>
           <w:rStyle w:val="SectionNumber"/>
@@ -3682,25 +4108,25 @@
       </w:r>
       <w:r>
         <w:tab/>
-        <w:t>Intervention scenarios</w:t>
-      </w:r>
-      <w:bookmarkEnd w:id="13"/>
+        <w:t>Global impact of achieving the lipid-lowering therapy target</w:t>
+      </w:r>
+      <w:bookmarkEnd w:id="29"/>
     </w:p>
     <w:p>
       <w:pPr>
         <w:pStyle w:val="FirstParagraph"/>
       </w:pPr>
       <w:r>
-        <w:t>[Describe hypertension control, lipid-lowering therapy, and combined scenarios.]</w:t>
+        <w:t>Show total and cause-specific deaths averted, how benefits differ from hypertension control, and whether gains are more concentrated in ischaemic heart disease and ischaemic stroke.</w:t>
       </w:r>
     </w:p>
     <w:p>
       <w:pPr>
         <w:pStyle w:val="Heading2"/>
       </w:pPr>
-      <w:bookmarkStart w:id="14" w:name="modelling-framework"/>
-      <w:bookmarkStart w:id="15" w:name="_Toc225954218"/>
-      <w:bookmarkEnd w:id="12"/>
+      <w:bookmarkStart w:id="30" w:name="combined-impact-of-both-targets"/>
+      <w:bookmarkStart w:id="31" w:name="_Toc225965212"/>
+      <w:bookmarkEnd w:id="28"/>
       <w:r>
         <w:rPr>
           <w:rStyle w:val="SectionNumber"/>
@@ -3709,25 +4135,25 @@
       </w:r>
       <w:r>
         <w:tab/>
-        <w:t>Modelling framework</w:t>
-      </w:r>
-      <w:bookmarkEnd w:id="15"/>
+        <w:t>Combined impact of both targets</w:t>
+      </w:r>
+      <w:bookmarkEnd w:id="31"/>
     </w:p>
     <w:p>
       <w:pPr>
         <w:pStyle w:val="FirstParagraph"/>
       </w:pPr>
       <w:r>
-        <w:t>[Describe the comparative risk assessment or other modelling approach.]</w:t>
+        <w:t>[Summarize the joint impact of achieving both targets.]</w:t>
       </w:r>
     </w:p>
     <w:p>
       <w:pPr>
         <w:pStyle w:val="Heading2"/>
       </w:pPr>
-      <w:bookmarkStart w:id="16" w:name="outcomes"/>
-      <w:bookmarkStart w:id="17" w:name="_Toc225954219"/>
-      <w:bookmarkEnd w:id="14"/>
+      <w:bookmarkStart w:id="32" w:name="Xfee0f011bec7907973059fb083e13bcabb33fcf"/>
+      <w:bookmarkStart w:id="33" w:name="_Toc225965213"/>
+      <w:bookmarkEnd w:id="30"/>
       <w:r>
         <w:rPr>
           <w:rStyle w:val="SectionNumber"/>
@@ -3736,25 +4162,25 @@
       </w:r>
       <w:r>
         <w:tab/>
-        <w:t>Outcomes</w:t>
-      </w:r>
-      <w:bookmarkEnd w:id="17"/>
+        <w:t>Heterogeneity across countries and regions</w:t>
+      </w:r>
+      <w:bookmarkEnd w:id="33"/>
     </w:p>
     <w:p>
       <w:pPr>
         <w:pStyle w:val="FirstParagraph"/>
       </w:pPr>
       <w:r>
-        <w:t>[Describe health and economic outcomes.]</w:t>
+        <w:t>Discuss where gains are largest in absolute terms, where gains are largest proportionally, which regions benefit most from hypertension control versus lipid-lowering therapy, and patterns by income group.</w:t>
       </w:r>
     </w:p>
     <w:p>
       <w:pPr>
         <w:pStyle w:val="Heading2"/>
       </w:pPr>
-      <w:bookmarkStart w:id="18" w:name="sensitivity-and-uncertainty-analysis"/>
-      <w:bookmarkStart w:id="19" w:name="_Toc225954220"/>
-      <w:bookmarkEnd w:id="16"/>
+      <w:bookmarkStart w:id="34" w:name="distribution-by-age-and-sex"/>
+      <w:bookmarkStart w:id="35" w:name="_Toc225965214"/>
+      <w:bookmarkEnd w:id="32"/>
       <w:r>
         <w:rPr>
           <w:rStyle w:val="SectionNumber"/>
@@ -3763,26 +4189,53 @@
       </w:r>
       <w:r>
         <w:tab/>
-        <w:t>Sensitivity and uncertainty analysis</w:t>
-      </w:r>
-      <w:bookmarkEnd w:id="19"/>
+        <w:t>Distribution by age and sex</w:t>
+      </w:r>
+      <w:bookmarkEnd w:id="35"/>
     </w:p>
     <w:p>
       <w:pPr>
         <w:pStyle w:val="FirstParagraph"/>
       </w:pPr>
       <w:r>
-        <w:t>[Describe the uncertainty approach and alternative assumptions.]</w:t>
+        <w:t>Show whether gains are concentrated in middle-aged adults, older adults, men, women, or differ by intervention.</w:t>
+      </w:r>
+    </w:p>
+    <w:p>
+      <w:pPr>
+        <w:pStyle w:val="Heading2"/>
+      </w:pPr>
+      <w:bookmarkStart w:id="36" w:name="sensitivity-and-uncertainty-results"/>
+      <w:bookmarkStart w:id="37" w:name="_Toc225965215"/>
+      <w:bookmarkEnd w:id="34"/>
+      <w:r>
+        <w:rPr>
+          <w:rStyle w:val="SectionNumber"/>
+        </w:rPr>
+        <w:t>4.7</w:t>
+      </w:r>
+      <w:r>
+        <w:tab/>
+        <w:t>Sensitivity and uncertainty results</w:t>
+      </w:r>
+      <w:bookmarkEnd w:id="37"/>
+    </w:p>
+    <w:p>
+      <w:pPr>
+        <w:pStyle w:val="FirstParagraph"/>
+      </w:pPr>
+      <w:r>
+        <w:t>Key considerations: - Which assumptions matter most? - Do the main conclusions remain stable under conservative assumptions?</w:t>
       </w:r>
     </w:p>
     <w:p>
       <w:pPr>
         <w:pStyle w:val="Heading1"/>
       </w:pPr>
-      <w:bookmarkStart w:id="20" w:name="results"/>
-      <w:bookmarkStart w:id="21" w:name="_Toc225954221"/>
-      <w:bookmarkEnd w:id="6"/>
-      <w:bookmarkEnd w:id="18"/>
+      <w:bookmarkStart w:id="38" w:name="discussion"/>
+      <w:bookmarkStart w:id="39" w:name="_Toc225965216"/>
+      <w:bookmarkEnd w:id="22"/>
+      <w:bookmarkEnd w:id="36"/>
       <w:r>
         <w:rPr>
           <w:rStyle w:val="SectionNumber"/>
@@ -3792,16 +4245,16 @@
       </w:r>
       <w:r>
         <w:tab/>
-        <w:t>Results</w:t>
-      </w:r>
-      <w:bookmarkEnd w:id="21"/>
+        <w:t>Discussion</w:t>
+      </w:r>
+      <w:bookmarkEnd w:id="39"/>
     </w:p>
     <w:p>
       <w:pPr>
         <w:pStyle w:val="Heading2"/>
       </w:pPr>
-      <w:bookmarkStart w:id="22" w:name="baseline-global-trajectory-2020-2050"/>
-      <w:bookmarkStart w:id="23" w:name="_Toc225954222"/>
+      <w:bookmarkStart w:id="40" w:name="principal-findings"/>
+      <w:bookmarkStart w:id="41" w:name="_Toc225965217"/>
       <w:r>
         <w:rPr>
           <w:rStyle w:val="SectionNumber"/>
@@ -3810,25 +4263,25 @@
       </w:r>
       <w:r>
         <w:tab/>
-        <w:t>Baseline global trajectory, 2020-2050</w:t>
-      </w:r>
-      <w:bookmarkEnd w:id="23"/>
+        <w:t>Principal findings</w:t>
+      </w:r>
+      <w:bookmarkEnd w:id="41"/>
     </w:p>
     <w:p>
       <w:pPr>
         <w:pStyle w:val="FirstParagraph"/>
       </w:pPr>
       <w:r>
-        <w:t>Start by describing the projected burden under status quo (business as usual): cumulative deaths, burden by cause, and distribution across regions and income groups.</w:t>
+        <w:t>[Summarize the principal findings.]</w:t>
       </w:r>
     </w:p>
     <w:p>
       <w:pPr>
         <w:pStyle w:val="Heading2"/>
       </w:pPr>
-      <w:bookmarkStart w:id="24" w:name="X871da7f6b6c54f07659c565381184c9d41c1a7f"/>
-      <w:bookmarkStart w:id="25" w:name="_Toc225954223"/>
-      <w:bookmarkEnd w:id="22"/>
+      <w:bookmarkStart w:id="42" w:name="X2a9bb67ed82774f7a99ecbdf531cab4a472e02d"/>
+      <w:bookmarkStart w:id="43" w:name="_Toc225965218"/>
+      <w:bookmarkEnd w:id="40"/>
       <w:r>
         <w:rPr>
           <w:rStyle w:val="SectionNumber"/>
@@ -3837,25 +4290,25 @@
       </w:r>
       <w:r>
         <w:tab/>
-        <w:t>Global impact of achieving the hypertension control target</w:t>
-      </w:r>
-      <w:bookmarkEnd w:id="25"/>
+        <w:t>Interpretation of hypertension control findings</w:t>
+      </w:r>
+      <w:bookmarkEnd w:id="43"/>
     </w:p>
     <w:p>
       <w:pPr>
         <w:pStyle w:val="FirstParagraph"/>
       </w:pPr>
       <w:r>
-        <w:t>Present cause-specific effects, timing of gains over the projection horizon, and the share of total benefit attributable to stroke versus heart disease.</w:t>
+        <w:t>[Interpret the findings for hypertension control.]</w:t>
       </w:r>
     </w:p>
     <w:p>
       <w:pPr>
         <w:pStyle w:val="Heading2"/>
       </w:pPr>
-      <w:bookmarkStart w:id="26" w:name="X06aa6fccb3cc5459d6dcbe6aec4f67e900334e9"/>
-      <w:bookmarkStart w:id="27" w:name="_Toc225954224"/>
-      <w:bookmarkEnd w:id="24"/>
+      <w:bookmarkStart w:id="44" w:name="Xf35506f9c332e98967539573b75894b01753136"/>
+      <w:bookmarkStart w:id="45" w:name="_Toc225965219"/>
+      <w:bookmarkEnd w:id="42"/>
       <w:r>
         <w:rPr>
           <w:rStyle w:val="SectionNumber"/>
@@ -3864,25 +4317,25 @@
       </w:r>
       <w:r>
         <w:tab/>
-        <w:t>Global impact of achieving the lipid-lowering therapy target</w:t>
-      </w:r>
-      <w:bookmarkEnd w:id="27"/>
+        <w:t>Interpretation of lipid-lowering therapy findings</w:t>
+      </w:r>
+      <w:bookmarkEnd w:id="45"/>
     </w:p>
     <w:p>
       <w:pPr>
         <w:pStyle w:val="FirstParagraph"/>
       </w:pPr>
       <w:r>
-        <w:t>Show total and cause-specific deaths averted, how benefits differ from hypertension control, and whether gains are more concentrated in ischaemic heart disease and ischaemic stroke.</w:t>
+        <w:t>[Interpret the findings for lipid-lowering therapy.]</w:t>
       </w:r>
     </w:p>
     <w:p>
       <w:pPr>
         <w:pStyle w:val="Heading2"/>
       </w:pPr>
-      <w:bookmarkStart w:id="28" w:name="combined-impact-of-both-targets"/>
-      <w:bookmarkStart w:id="29" w:name="_Toc225954225"/>
-      <w:bookmarkEnd w:id="26"/>
+      <w:bookmarkStart w:id="46" w:name="combined-policy-meaning"/>
+      <w:bookmarkStart w:id="47" w:name="_Toc225965220"/>
+      <w:bookmarkEnd w:id="44"/>
       <w:r>
         <w:rPr>
           <w:rStyle w:val="SectionNumber"/>
@@ -3891,25 +4344,25 @@
       </w:r>
       <w:r>
         <w:tab/>
-        <w:t>Combined impact of both targets</w:t>
-      </w:r>
-      <w:bookmarkEnd w:id="29"/>
+        <w:t>Combined policy meaning</w:t>
+      </w:r>
+      <w:bookmarkEnd w:id="47"/>
     </w:p>
     <w:p>
       <w:pPr>
         <w:pStyle w:val="FirstParagraph"/>
       </w:pPr>
       <w:r>
-        <w:t>[Summarize the joint impact of achieving both targets.]</w:t>
+        <w:t>[Discuss the meaning of the combined policy scenario.]</w:t>
       </w:r>
     </w:p>
     <w:p>
       <w:pPr>
         <w:pStyle w:val="Heading2"/>
       </w:pPr>
-      <w:bookmarkStart w:id="30" w:name="Xfee0f011bec7907973059fb083e13bcabb33fcf"/>
-      <w:bookmarkStart w:id="31" w:name="_Toc225954226"/>
-      <w:bookmarkEnd w:id="28"/>
+      <w:bookmarkStart w:id="48" w:name="equity-and-implementation-implications"/>
+      <w:bookmarkStart w:id="49" w:name="_Toc225965221"/>
+      <w:bookmarkEnd w:id="46"/>
       <w:r>
         <w:rPr>
           <w:rStyle w:val="SectionNumber"/>
@@ -3918,25 +4371,25 @@
       </w:r>
       <w:r>
         <w:tab/>
-        <w:t>Heterogeneity across countries and regions</w:t>
-      </w:r>
-      <w:bookmarkEnd w:id="31"/>
+        <w:t>Equity and implementation implications</w:t>
+      </w:r>
+      <w:bookmarkEnd w:id="49"/>
     </w:p>
     <w:p>
       <w:pPr>
         <w:pStyle w:val="FirstParagraph"/>
       </w:pPr>
       <w:r>
-        <w:t>Discuss where gains are largest in absolute terms, where gains are largest proportionally, which regions benefit most from hypertension control versus lipid-lowering therapy, and patterns by income group.</w:t>
+        <w:t>[Discuss equity, health system, and implementation implications.]</w:t>
       </w:r>
     </w:p>
     <w:p>
       <w:pPr>
         <w:pStyle w:val="Heading2"/>
       </w:pPr>
-      <w:bookmarkStart w:id="32" w:name="distribution-by-age-and-sex"/>
-      <w:bookmarkStart w:id="33" w:name="_Toc225954227"/>
-      <w:bookmarkEnd w:id="30"/>
+      <w:bookmarkStart w:id="50" w:name="relation-to-previous-literature"/>
+      <w:bookmarkStart w:id="51" w:name="_Toc225965222"/>
+      <w:bookmarkEnd w:id="48"/>
       <w:r>
         <w:rPr>
           <w:rStyle w:val="SectionNumber"/>
@@ -3945,25 +4398,25 @@
       </w:r>
       <w:r>
         <w:tab/>
-        <w:t>Distribution by age and sex</w:t>
-      </w:r>
-      <w:bookmarkEnd w:id="33"/>
+        <w:t>Relation to previous literature</w:t>
+      </w:r>
+      <w:bookmarkEnd w:id="51"/>
     </w:p>
     <w:p>
       <w:pPr>
         <w:pStyle w:val="FirstParagraph"/>
       </w:pPr>
       <w:r>
-        <w:t>Show whether gains are concentrated in middle-aged adults, older adults, men, women, or differ by intervention.</w:t>
+        <w:t>[Compare results to previous literature.]</w:t>
       </w:r>
     </w:p>
     <w:p>
       <w:pPr>
         <w:pStyle w:val="Heading2"/>
       </w:pPr>
-      <w:bookmarkStart w:id="34" w:name="sensitivity-and-uncertainty-results"/>
-      <w:bookmarkStart w:id="35" w:name="_Toc225954228"/>
-      <w:bookmarkEnd w:id="32"/>
+      <w:bookmarkStart w:id="52" w:name="strengths"/>
+      <w:bookmarkStart w:id="53" w:name="_Toc225965223"/>
+      <w:bookmarkEnd w:id="50"/>
       <w:r>
         <w:rPr>
           <w:rStyle w:val="SectionNumber"/>
@@ -3972,29 +4425,53 @@
       </w:r>
       <w:r>
         <w:tab/>
-        <w:t>Sensitivity and uncertainty results</w:t>
-      </w:r>
-      <w:bookmarkEnd w:id="35"/>
+        <w:t>Strengths</w:t>
+      </w:r>
+      <w:bookmarkEnd w:id="53"/>
     </w:p>
     <w:p>
       <w:pPr>
         <w:pStyle w:val="FirstParagraph"/>
       </w:pPr>
       <w:r>
-        <w:t xml:space="preserve">Key considerations: - Which assumptions matter most? </w:t>
-      </w:r>
-      <w:r>
-        <w:t>- Do the main conclusions remain stable under conservative assumptions?</w:t>
+        <w:t>[List and explain study strengths.]</w:t>
+      </w:r>
+    </w:p>
+    <w:p>
+      <w:pPr>
+        <w:pStyle w:val="Heading2"/>
+      </w:pPr>
+      <w:bookmarkStart w:id="54" w:name="limitations"/>
+      <w:bookmarkStart w:id="55" w:name="_Toc225965224"/>
+      <w:bookmarkEnd w:id="52"/>
+      <w:r>
+        <w:rPr>
+          <w:rStyle w:val="SectionNumber"/>
+        </w:rPr>
+        <w:t>5.8</w:t>
+      </w:r>
+      <w:r>
+        <w:tab/>
+        <w:t>Limitations</w:t>
+      </w:r>
+      <w:bookmarkEnd w:id="55"/>
+    </w:p>
+    <w:p>
+      <w:pPr>
+        <w:pStyle w:val="FirstParagraph"/>
+      </w:pPr>
+      <w:r>
+        <w:t>[List and explain study limitations.]</w:t>
       </w:r>
     </w:p>
     <w:p>
       <w:pPr>
         <w:pStyle w:val="Heading1"/>
       </w:pPr>
-      <w:bookmarkStart w:id="36" w:name="discussion"/>
-      <w:bookmarkStart w:id="37" w:name="_Toc225954229"/>
-      <w:bookmarkEnd w:id="20"/>
-      <w:bookmarkEnd w:id="34"/>
+      <w:bookmarkStart w:id="56" w:name="conclusion"/>
+      <w:bookmarkStart w:id="57" w:name="_Toc225965225"/>
+      <w:bookmarkEnd w:id="38"/>
+      <w:bookmarkEnd w:id="54"/>
       <w:r>
         <w:rPr>
           <w:rStyle w:val="SectionNumber"/>
@@ -4003,535 +4480,349 @@
       </w:r>
       <w:r>
         <w:tab/>
-        <w:t>Discussion</w:t>
-      </w:r>
-      <w:bookmarkEnd w:id="37"/>
-    </w:p>
-    <w:p>
-      <w:pPr>
-        <w:pStyle w:val="Heading2"/>
-      </w:pPr>
-      <w:bookmarkStart w:id="38" w:name="principal-findings"/>
-      <w:bookmarkStart w:id="39" w:name="_Toc225954230"/>
+        <w:t>Conclusion</w:t>
+      </w:r>
+      <w:bookmarkEnd w:id="57"/>
+    </w:p>
+    <w:p>
+      <w:pPr>
+        <w:pStyle w:val="FirstParagraph"/>
+      </w:pPr>
+      <w:r>
+        <w:t>[Write the conclusion here.]</w:t>
+      </w:r>
+    </w:p>
+    <w:p>
+      <w:pPr>
+        <w:pStyle w:val="Heading1"/>
+      </w:pPr>
+      <w:bookmarkStart w:id="58" w:name="references"/>
+      <w:bookmarkStart w:id="59" w:name="_Toc225965226"/>
+      <w:bookmarkEnd w:id="56"/>
       <w:r>
         <w:rPr>
           <w:rStyle w:val="SectionNumber"/>
         </w:rPr>
-        <w:t>6.1</w:t>
+        <w:t>7</w:t>
       </w:r>
       <w:r>
         <w:tab/>
-        <w:t>Principal findings</w:t>
-      </w:r>
-      <w:bookmarkEnd w:id="39"/>
+        <w:t>References</w:t>
+      </w:r>
+      <w:bookmarkEnd w:id="59"/>
     </w:p>
     <w:p>
       <w:pPr>
         <w:pStyle w:val="FirstParagraph"/>
       </w:pPr>
       <w:r>
-        <w:t>[Summarize the principal findings.]</w:t>
-      </w:r>
-    </w:p>
-    <w:p>
-      <w:pPr>
-        <w:pStyle w:val="Heading2"/>
-      </w:pPr>
-      <w:bookmarkStart w:id="40" w:name="X2a9bb67ed82774f7a99ecbdf531cab4a472e02d"/>
-      <w:bookmarkStart w:id="41" w:name="_Toc225954231"/>
-      <w:bookmarkEnd w:id="38"/>
+        <w:t>[Insert references here or manage them with a bibliography file.]</w:t>
+      </w:r>
+    </w:p>
+    <w:p>
+      <w:pPr>
+        <w:pStyle w:val="Heading1"/>
+      </w:pPr>
+      <w:bookmarkStart w:id="60" w:name="tables"/>
+      <w:bookmarkStart w:id="61" w:name="_Toc225965227"/>
+      <w:bookmarkEnd w:id="58"/>
+      <w:r>
+        <w:rPr>
+          <w:rStyle w:val="SectionNumber"/>
+        </w:rPr>
+        <w:t>8</w:t>
+      </w:r>
+      <w:r>
+        <w:tab/>
+        <w:t>Tables</w:t>
+      </w:r>
+      <w:bookmarkEnd w:id="61"/>
+    </w:p>
+    <w:p>
+      <w:pPr>
+        <w:pStyle w:val="FirstParagraph"/>
+      </w:pPr>
+      <w:r>
+        <w:t>[Insert main results tables. Tables described in the results section can be included here.]</w:t>
+      </w:r>
+    </w:p>
+    <w:p>
+      <w:pPr>
+        <w:pStyle w:val="Heading1"/>
+      </w:pPr>
+      <w:bookmarkStart w:id="62" w:name="figures"/>
+      <w:bookmarkStart w:id="63" w:name="_Toc225965228"/>
+      <w:bookmarkEnd w:id="60"/>
       <w:r>
         <w:rPr>
           <w:rStyle w:val="SectionNumber"/>
         </w:rPr>
         <w:lastRenderedPageBreak/>
-        <w:t>6.2</w:t>
+        <w:t>9</w:t>
       </w:r>
       <w:r>
         <w:tab/>
-        <w:t>Interpretation of hypertension control findings</w:t>
-      </w:r>
-      <w:bookmarkEnd w:id="41"/>
+        <w:t>Figures</w:t>
+      </w:r>
+      <w:bookmarkEnd w:id="63"/>
     </w:p>
     <w:p>
       <w:pPr>
         <w:pStyle w:val="FirstParagraph"/>
       </w:pPr>
       <w:r>
-        <w:t>[Interpret the findings for hypertension control.]</w:t>
-      </w:r>
-    </w:p>
-    <w:p>
-      <w:pPr>
-        <w:pStyle w:val="Heading2"/>
-      </w:pPr>
-      <w:bookmarkStart w:id="42" w:name="Xf35506f9c332e98967539573b75894b01753136"/>
-      <w:bookmarkStart w:id="43" w:name="_Toc225954232"/>
-      <w:bookmarkEnd w:id="40"/>
+        <w:t>[Insert main results Figures. Figures decribed in the results section can be included here.]</w:t>
+      </w:r>
+    </w:p>
+    <w:p>
+      <w:pPr>
+        <w:pStyle w:val="Heading1"/>
+      </w:pPr>
+      <w:bookmarkStart w:id="64" w:name="supplemental-material"/>
+      <w:bookmarkStart w:id="65" w:name="_Toc225965229"/>
+      <w:bookmarkEnd w:id="62"/>
       <w:r>
         <w:rPr>
           <w:rStyle w:val="SectionNumber"/>
         </w:rPr>
-        <w:t>6.3</w:t>
+        <w:t>10</w:t>
       </w:r>
       <w:r>
         <w:tab/>
-        <w:t>Interpretation of lipid-lowering therapy findings</w:t>
-      </w:r>
-      <w:bookmarkEnd w:id="43"/>
-    </w:p>
-    <w:p>
-      <w:pPr>
-        <w:pStyle w:val="FirstParagraph"/>
-      </w:pPr>
-      <w:r>
-        <w:t>[Interpret the findings for lipid-lowering therapy.]</w:t>
-      </w:r>
+        <w:t>Supplemental Material</w:t>
+      </w:r>
+      <w:bookmarkEnd w:id="65"/>
     </w:p>
     <w:p>
       <w:pPr>
         <w:pStyle w:val="Heading2"/>
       </w:pPr>
-      <w:bookmarkStart w:id="44" w:name="combined-policy-meaning"/>
-      <w:bookmarkStart w:id="45" w:name="_Toc225954233"/>
-      <w:bookmarkEnd w:id="42"/>
+      <w:bookmarkStart w:id="66" w:name="additional-results"/>
+      <w:bookmarkStart w:id="67" w:name="_Toc225965230"/>
       <w:r>
         <w:rPr>
           <w:rStyle w:val="SectionNumber"/>
         </w:rPr>
-        <w:t>6.4</w:t>
+        <w:t>10.1</w:t>
       </w:r>
       <w:r>
         <w:tab/>
-        <w:t>Combined policy meaning</w:t>
-      </w:r>
-      <w:bookmarkEnd w:id="45"/>
+        <w:t>Additional results</w:t>
+      </w:r>
+      <w:bookmarkEnd w:id="67"/>
     </w:p>
     <w:p>
       <w:pPr>
         <w:pStyle w:val="FirstParagraph"/>
       </w:pPr>
       <w:r>
-        <w:t>[Discuss the meaning of the combined policy scenario.]</w:t>
-      </w:r>
-    </w:p>
-    <w:p>
-      <w:pPr>
-        <w:pStyle w:val="Heading2"/>
-      </w:pPr>
-      <w:bookmarkStart w:id="46" w:name="equity-and-implementation-implications"/>
-      <w:bookmarkStart w:id="47" w:name="_Toc225954234"/>
-      <w:bookmarkEnd w:id="44"/>
+        <w:t>[Insert additional results here.]</w:t>
+      </w:r>
+    </w:p>
+    <w:p>
+      <w:pPr>
+        <w:pStyle w:val="Heading3"/>
+      </w:pPr>
+      <w:bookmarkStart w:id="68" w:name="X582a0f7917acfdb9174f291c51ebfeedd8599d4"/>
+      <w:bookmarkStart w:id="69" w:name="_Toc225965231"/>
       <w:r>
         <w:rPr>
           <w:rStyle w:val="SectionNumber"/>
         </w:rPr>
-        <w:t>6.5</w:t>
+        <w:t>10.1.1</w:t>
       </w:r>
       <w:r>
         <w:tab/>
-        <w:t>Equity and implementation implications</w:t>
-      </w:r>
-      <w:bookmarkEnd w:id="47"/>
+        <w:t>Figure: conceptual framework of the modelling approach</w:t>
+      </w:r>
+      <w:bookmarkEnd w:id="69"/>
     </w:p>
     <w:p>
       <w:pPr>
         <w:pStyle w:val="FirstParagraph"/>
       </w:pPr>
       <w:r>
-        <w:t>[Discuss equity, health system, and implementation implications.]</w:t>
-      </w:r>
-    </w:p>
-    <w:p>
-      <w:pPr>
-        <w:pStyle w:val="Heading2"/>
-      </w:pPr>
-      <w:bookmarkStart w:id="48" w:name="relation-to-previous-literature"/>
-      <w:bookmarkStart w:id="49" w:name="_Toc225954235"/>
-      <w:bookmarkEnd w:id="46"/>
+        <w:t>The pathway from target achievement to risk-factor change to cause-specific outcomes and economic consequences.</w:t>
+      </w:r>
+    </w:p>
+    <w:p>
+      <w:pPr>
+        <w:pStyle w:val="Heading3"/>
+      </w:pPr>
+      <w:bookmarkStart w:id="70" w:name="Xa8a3e5ba64697878e9badd6a5b52d8a9cbc9cf7"/>
+      <w:bookmarkStart w:id="71" w:name="_Toc225965232"/>
+      <w:bookmarkEnd w:id="68"/>
       <w:r>
         <w:rPr>
           <w:rStyle w:val="SectionNumber"/>
         </w:rPr>
-        <w:t>6.6</w:t>
+        <w:t>10.1.2</w:t>
       </w:r>
       <w:r>
         <w:tab/>
-        <w:t>Relation to previous literature</w:t>
-      </w:r>
-      <w:bookmarkEnd w:id="49"/>
-    </w:p>
-    <w:p>
-      <w:pPr>
-        <w:pStyle w:val="FirstParagraph"/>
-      </w:pPr>
-      <w:r>
-        <w:t>[Compare results to previous literature.]</w:t>
-      </w:r>
-    </w:p>
-    <w:p>
-      <w:pPr>
-        <w:pStyle w:val="Heading2"/>
-      </w:pPr>
-      <w:bookmarkStart w:id="50" w:name="strengths"/>
-      <w:bookmarkStart w:id="51" w:name="_Toc225954236"/>
-      <w:bookmarkEnd w:id="48"/>
+        <w:t>Figure: projected cumulative deaths under reference and target-achievement scenarios, 2026-2050</w:t>
+      </w:r>
+      <w:bookmarkEnd w:id="71"/>
+    </w:p>
+    <w:p>
+      <w:pPr>
+        <w:pStyle w:val="Heading3"/>
+      </w:pPr>
+      <w:bookmarkStart w:id="72" w:name="X6dadb5276ed5c23833ab092737804cff52c71b9"/>
+      <w:bookmarkStart w:id="73" w:name="_Toc225965233"/>
+      <w:bookmarkEnd w:id="70"/>
       <w:r>
         <w:rPr>
           <w:rStyle w:val="SectionNumber"/>
         </w:rPr>
-        <w:t>6.7</w:t>
+        <w:t>10.1.3</w:t>
       </w:r>
       <w:r>
         <w:tab/>
-        <w:t>Strengths</w:t>
-      </w:r>
-      <w:bookmarkEnd w:id="51"/>
+        <w:t>Figure: deaths averted by intervention and cause</w:t>
+      </w:r>
+      <w:bookmarkEnd w:id="73"/>
     </w:p>
     <w:p>
       <w:pPr>
         <w:pStyle w:val="FirstParagraph"/>
       </w:pPr>
       <w:r>
-        <w:t>[List and explain study strengths.]</w:t>
-      </w:r>
-    </w:p>
-    <w:p>
-      <w:pPr>
-        <w:pStyle w:val="Heading2"/>
-      </w:pPr>
-      <w:bookmarkStart w:id="52" w:name="limitations"/>
-      <w:bookmarkStart w:id="53" w:name="_Toc225954237"/>
-      <w:bookmarkEnd w:id="50"/>
+        <w:t>Separate hypertension control, lipid-lowering therapy, and combined scenario.</w:t>
+      </w:r>
+    </w:p>
+    <w:p>
+      <w:pPr>
+        <w:pStyle w:val="Heading3"/>
+      </w:pPr>
+      <w:bookmarkStart w:id="74" w:name="X8a01729d051b1531d401ac492bb87b840da4c80"/>
+      <w:bookmarkStart w:id="75" w:name="_Toc225965234"/>
+      <w:bookmarkEnd w:id="72"/>
       <w:r>
         <w:rPr>
           <w:rStyle w:val="SectionNumber"/>
         </w:rPr>
-        <w:t>6.8</w:t>
+        <w:t>10.1.4</w:t>
       </w:r>
       <w:r>
         <w:tab/>
-        <w:t>Limitations</w:t>
-      </w:r>
-      <w:bookmarkEnd w:id="53"/>
+        <w:t>Figure: regional or income-group distribution of deaths averted</w:t>
+      </w:r>
+      <w:bookmarkEnd w:id="75"/>
     </w:p>
     <w:p>
       <w:pPr>
         <w:pStyle w:val="FirstParagraph"/>
       </w:pPr>
       <w:r>
-        <w:t>[List and explain study limitations.]</w:t>
-      </w:r>
-    </w:p>
-    <w:p>
-      <w:pPr>
-        <w:pStyle w:val="Heading1"/>
-      </w:pPr>
-      <w:bookmarkStart w:id="54" w:name="conclusion"/>
-      <w:bookmarkStart w:id="55" w:name="_Toc225954238"/>
-      <w:bookmarkEnd w:id="36"/>
-      <w:bookmarkEnd w:id="52"/>
+        <w:t>For the equity narrative.</w:t>
+      </w:r>
+    </w:p>
+    <w:p>
+      <w:pPr>
+        <w:pStyle w:val="Heading3"/>
+      </w:pPr>
+      <w:bookmarkStart w:id="76" w:name="figure-sensitivity-analysis"/>
+      <w:bookmarkStart w:id="77" w:name="_Toc225965235"/>
+      <w:bookmarkEnd w:id="74"/>
       <w:r>
         <w:rPr>
           <w:rStyle w:val="SectionNumber"/>
         </w:rPr>
-        <w:t>7</w:t>
+        <w:t>10.1.5</w:t>
       </w:r>
       <w:r>
         <w:tab/>
-        <w:t>Conclusion</w:t>
-      </w:r>
-      <w:bookmarkEnd w:id="55"/>
-    </w:p>
-    <w:p>
-      <w:pPr>
-        <w:pStyle w:val="FirstParagraph"/>
-      </w:pPr>
-      <w:r>
-        <w:t>[Write the conclusion here.]</w:t>
-      </w:r>
-    </w:p>
-    <w:p>
-      <w:pPr>
-        <w:pStyle w:val="Heading1"/>
-      </w:pPr>
-      <w:bookmarkStart w:id="56" w:name="references"/>
-      <w:bookmarkStart w:id="57" w:name="_Toc225954239"/>
-      <w:bookmarkEnd w:id="54"/>
+        <w:t>Figure: sensitivity analysis</w:t>
+      </w:r>
+      <w:bookmarkEnd w:id="77"/>
+    </w:p>
+    <w:p>
+      <w:pPr>
+        <w:pStyle w:val="Heading3"/>
+      </w:pPr>
+      <w:bookmarkStart w:id="78" w:name="X4a8ff4b16f05f4c2eb11c5de52e21c0e0ce0d57"/>
+      <w:bookmarkStart w:id="79" w:name="_Toc225965236"/>
+      <w:bookmarkEnd w:id="76"/>
       <w:r>
         <w:rPr>
           <w:rStyle w:val="SectionNumber"/>
         </w:rPr>
-        <w:t>8</w:t>
+        <w:t>10.1.6</w:t>
       </w:r>
       <w:r>
         <w:tab/>
-        <w:t>References</w:t>
-      </w:r>
-      <w:bookmarkEnd w:id="57"/>
-    </w:p>
-    <w:p>
-      <w:pPr>
-        <w:pStyle w:val="FirstParagraph"/>
-      </w:pPr>
-      <w:r>
-        <w:t>[Insert references here or manage them with a bibliography file.]</w:t>
-      </w:r>
-    </w:p>
-    <w:p>
-      <w:pPr>
-        <w:pStyle w:val="Heading1"/>
-      </w:pPr>
-      <w:bookmarkStart w:id="58" w:name="supplementary-materials"/>
-      <w:bookmarkStart w:id="59" w:name="_Toc225954240"/>
-      <w:bookmarkEnd w:id="56"/>
+        <w:t>Table: global projected health outcomes by scenario</w:t>
+      </w:r>
+      <w:bookmarkEnd w:id="79"/>
+    </w:p>
+    <w:p>
+      <w:pPr>
+        <w:pStyle w:val="Heading3"/>
+      </w:pPr>
+      <w:bookmarkStart w:id="80" w:name="table-regional-and-income-group-results"/>
+      <w:bookmarkStart w:id="81" w:name="_Toc225965237"/>
+      <w:bookmarkEnd w:id="78"/>
       <w:r>
         <w:rPr>
           <w:rStyle w:val="SectionNumber"/>
         </w:rPr>
-        <w:t>9</w:t>
+        <w:t>10.1.7</w:t>
       </w:r>
       <w:r>
         <w:tab/>
-        <w:t>Supplementary materials</w:t>
-      </w:r>
-      <w:bookmarkEnd w:id="59"/>
+        <w:t>Table: regional and income-group results</w:t>
+      </w:r>
+      <w:bookmarkEnd w:id="81"/>
     </w:p>
     <w:p>
       <w:pPr>
         <w:pStyle w:val="Heading2"/>
       </w:pPr>
-      <w:bookmarkStart w:id="60" w:name="additional-results"/>
-      <w:bookmarkStart w:id="61" w:name="_Toc225954241"/>
+      <w:bookmarkStart w:id="82" w:name="methodology-and-mathematical-details"/>
+      <w:bookmarkStart w:id="83" w:name="_Toc225965238"/>
+      <w:bookmarkEnd w:id="66"/>
+      <w:bookmarkEnd w:id="80"/>
       <w:r>
         <w:rPr>
           <w:rStyle w:val="SectionNumber"/>
         </w:rPr>
-        <w:t>9.1</w:t>
+        <w:t>10.2</w:t>
       </w:r>
       <w:r>
         <w:tab/>
-        <w:t>Additional results</w:t>
-      </w:r>
-      <w:bookmarkEnd w:id="61"/>
+        <w:t>Methodology and mathematical details</w:t>
+      </w:r>
+      <w:bookmarkEnd w:id="83"/>
     </w:p>
     <w:p>
       <w:pPr>
         <w:pStyle w:val="FirstParagraph"/>
       </w:pPr>
       <w:r>
-        <w:t>[Insert additional results here.]</w:t>
-      </w:r>
-    </w:p>
-    <w:p>
-      <w:pPr>
-        <w:pStyle w:val="Heading2"/>
-      </w:pPr>
-      <w:bookmarkStart w:id="62" w:name="X582a0f7917acfdb9174f291c51ebfeedd8599d4"/>
-      <w:bookmarkStart w:id="63" w:name="_Toc225954242"/>
-      <w:bookmarkEnd w:id="60"/>
+        <w:t>[Provide detailed methodological and mathematical details here.]</w:t>
+      </w:r>
+    </w:p>
+    <w:p>
+      <w:pPr>
+        <w:pStyle w:val="Heading3"/>
+      </w:pPr>
+      <w:bookmarkStart w:id="84" w:name="Xe6ee234e5ea92fbd18baaa1a16e92a2e8fd7c47"/>
+      <w:bookmarkStart w:id="85" w:name="_Toc225965239"/>
       <w:r>
         <w:rPr>
           <w:rStyle w:val="SectionNumber"/>
         </w:rPr>
-        <w:lastRenderedPageBreak/>
-        <w:t>9.2</w:t>
-      </w:r>
-      <w:r>
-        <w:tab/>
-      </w:r>
-      <w:r>
-        <w:t>Figure: conceptual framework of the modelling approach</w:t>
-      </w:r>
-      <w:bookmarkEnd w:id="63"/>
-    </w:p>
-    <w:p>
-      <w:pPr>
-        <w:pStyle w:val="FirstParagraph"/>
-      </w:pPr>
-      <w:r>
-        <w:t>The pathway from target achievement to risk-factor change to cause-specific outcomes and economic consequences.</w:t>
-      </w:r>
-    </w:p>
-    <w:p>
-      <w:pPr>
-        <w:pStyle w:val="Heading2"/>
-      </w:pPr>
-      <w:bookmarkStart w:id="64" w:name="Xa8a3e5ba64697878e9badd6a5b52d8a9cbc9cf7"/>
-      <w:bookmarkStart w:id="65" w:name="_Toc225954243"/>
-      <w:bookmarkEnd w:id="62"/>
-      <w:r>
-        <w:rPr>
-          <w:rStyle w:val="SectionNumber"/>
-        </w:rPr>
-        <w:t>9.3</w:t>
-      </w:r>
-      <w:r>
-        <w:tab/>
-        <w:t>Figure: projected cumulative deaths under reference and target-achievement scenarios, 2026-2050</w:t>
-      </w:r>
-      <w:bookmarkEnd w:id="65"/>
-    </w:p>
-    <w:p>
-      <w:pPr>
-        <w:pStyle w:val="Heading2"/>
-      </w:pPr>
-      <w:bookmarkStart w:id="66" w:name="X6dadb5276ed5c23833ab092737804cff52c71b9"/>
-      <w:bookmarkStart w:id="67" w:name="_Toc225954244"/>
-      <w:bookmarkEnd w:id="64"/>
-      <w:r>
-        <w:rPr>
-          <w:rStyle w:val="SectionNumber"/>
-        </w:rPr>
-        <w:t>9.4</w:t>
-      </w:r>
-      <w:r>
-        <w:tab/>
-        <w:t>Figure: deaths averted by intervention and cause</w:t>
-      </w:r>
-      <w:bookmarkEnd w:id="67"/>
-    </w:p>
-    <w:p>
-      <w:pPr>
-        <w:pStyle w:val="FirstParagraph"/>
-      </w:pPr>
-      <w:r>
-        <w:t>Separate hypertension control, lipid-lowering therapy, and combined scenario.</w:t>
-      </w:r>
-    </w:p>
-    <w:p>
-      <w:pPr>
-        <w:pStyle w:val="Heading2"/>
-      </w:pPr>
-      <w:bookmarkStart w:id="68" w:name="X8a01729d051b1531d401ac492bb87b840da4c80"/>
-      <w:bookmarkStart w:id="69" w:name="_Toc225954245"/>
-      <w:bookmarkEnd w:id="66"/>
-      <w:r>
-        <w:rPr>
-          <w:rStyle w:val="SectionNumber"/>
-        </w:rPr>
-        <w:t>9.5</w:t>
-      </w:r>
-      <w:r>
-        <w:tab/>
-      </w:r>
-      <w:r>
-        <w:t>Figure: regional or income-group distribution of deaths averted</w:t>
-      </w:r>
-      <w:bookmarkEnd w:id="69"/>
-    </w:p>
-    <w:p>
-      <w:pPr>
-        <w:pStyle w:val="FirstParagraph"/>
-      </w:pPr>
-      <w:r>
-        <w:t>For the equity narrative.</w:t>
-      </w:r>
-    </w:p>
-    <w:p>
-      <w:pPr>
-        <w:pStyle w:val="Heading2"/>
-      </w:pPr>
-      <w:bookmarkStart w:id="70" w:name="figure-sensitivity-analysis"/>
-      <w:bookmarkStart w:id="71" w:name="_Toc225954246"/>
-      <w:bookmarkEnd w:id="68"/>
-      <w:r>
-        <w:rPr>
-          <w:rStyle w:val="SectionNumber"/>
-        </w:rPr>
-        <w:t>9.6</w:t>
-      </w:r>
-      <w:r>
-        <w:tab/>
-        <w:t>Figure: sensitivity analysis</w:t>
-      </w:r>
-      <w:bookmarkEnd w:id="71"/>
-    </w:p>
-    <w:p>
-      <w:pPr>
-        <w:pStyle w:val="Heading2"/>
-      </w:pPr>
-      <w:bookmarkStart w:id="72" w:name="X4a8ff4b16f05f4c2eb11c5de52e21c0e0ce0d57"/>
-      <w:bookmarkStart w:id="73" w:name="_Toc225954247"/>
-      <w:bookmarkEnd w:id="70"/>
-      <w:r>
-        <w:rPr>
-          <w:rStyle w:val="SectionNumber"/>
-        </w:rPr>
-        <w:t>9.7</w:t>
-      </w:r>
-      <w:r>
-        <w:tab/>
-        <w:t>Table: global projected health outcomes by scenario</w:t>
-      </w:r>
-      <w:bookmarkEnd w:id="73"/>
-    </w:p>
-    <w:p>
-      <w:pPr>
-        <w:pStyle w:val="Heading2"/>
-      </w:pPr>
-      <w:bookmarkStart w:id="74" w:name="table-regional-and-income-group-results"/>
-      <w:bookmarkStart w:id="75" w:name="_Toc225954248"/>
-      <w:bookmarkEnd w:id="72"/>
-      <w:r>
-        <w:rPr>
-          <w:rStyle w:val="SectionNumber"/>
-        </w:rPr>
-        <w:t>9.8</w:t>
-      </w:r>
-      <w:r>
-        <w:tab/>
-        <w:t>Table: regional and income-group results</w:t>
-      </w:r>
-      <w:bookmarkEnd w:id="75"/>
-    </w:p>
-    <w:p>
-      <w:pPr>
-        <w:pStyle w:val="Heading2"/>
-      </w:pPr>
-      <w:bookmarkStart w:id="76" w:name="methodology-and-mathematical-details"/>
-      <w:bookmarkStart w:id="77" w:name="_Toc225954249"/>
-      <w:bookmarkEnd w:id="74"/>
-      <w:r>
-        <w:rPr>
-          <w:rStyle w:val="SectionNumber"/>
-        </w:rPr>
-        <w:t>9.9</w:t>
-      </w:r>
-      <w:r>
-        <w:tab/>
-        <w:t>Methodology and mathematical details</w:t>
-      </w:r>
-      <w:bookmarkEnd w:id="77"/>
-    </w:p>
-    <w:p>
-      <w:pPr>
-        <w:pStyle w:val="FirstParagraph"/>
-      </w:pPr>
-      <w:r>
-        <w:t>[Provide detailed methodological and mathematical details here.]</w:t>
-      </w:r>
-    </w:p>
-    <w:p>
-      <w:pPr>
-        <w:pStyle w:val="Heading2"/>
-      </w:pPr>
-      <w:bookmarkStart w:id="78" w:name="Xe6ee234e5ea92fbd18baaa1a16e92a2e8fd7c47"/>
-      <w:bookmarkStart w:id="79" w:name="_Toc225954250"/>
-      <w:bookmarkEnd w:id="76"/>
-      <w:r>
-        <w:rPr>
-          <w:rStyle w:val="SectionNumber"/>
-        </w:rPr>
-        <w:t>9.10</w:t>
+        <w:t>10.2.1</w:t>
       </w:r>
       <w:r>
         <w:tab/>
         <w:t>Table: key model inputs, definitions, and target specifications</w:t>
       </w:r>
-      <w:bookmarkEnd w:id="58"/>
-      <w:bookmarkEnd w:id="78"/>
-      <w:bookmarkEnd w:id="79"/>
+      <w:bookmarkEnd w:id="64"/>
+      <w:bookmarkEnd w:id="82"/>
+      <w:bookmarkEnd w:id="84"/>
+      <w:bookmarkEnd w:id="85"/>
     </w:p>
     <w:sectPr>
       <w:footnotePr>
@@ -4550,7 +4841,7 @@
   <w:abstractNum w:abstractNumId="0" w15:restartNumberingAfterBreak="0">
     <w:nsid w:val="0000A990"/>
     <w:multiLevelType w:val="multilevel"/>
-    <w:tmpl w:val="2DC069F8"/>
+    <w:tmpl w:val="D0DACB5A"/>
     <w:lvl w:ilvl="0">
       <w:numFmt w:val="bullet"/>
       <w:lvlText w:val=" "/>
@@ -4624,7 +4915,7 @@
       </w:pPr>
     </w:lvl>
   </w:abstractNum>
-  <w:num w:numId="1" w16cid:durableId="1161385014">
+  <w:num w:numId="1" w16cid:durableId="875435447">
     <w:abstractNumId w:val="0"/>
   </w:num>
 </w:numbering>
@@ -4650,6 +4941,7 @@
   <w:latentStyles w:defLockedState="0" w:defUIPriority="0" w:defSemiHidden="0" w:defUnhideWhenUsed="0" w:defQFormat="0" w:count="376">
     <w:lsdException w:name="toc 1" w:uiPriority="39"/>
     <w:lsdException w:name="toc 2" w:uiPriority="39"/>
+    <w:lsdException w:name="toc 3" w:uiPriority="39"/>
     <w:lsdException w:name="Hyperlink" w:uiPriority="99"/>
     <w:lsdException w:name="Normal Table" w:semiHidden="1" w:unhideWhenUsed="1"/>
     <w:lsdException w:name="Table Simple 1" w:semiHidden="1" w:unhideWhenUsed="1"/>
@@ -5887,7 +6179,7 @@
     <w:next w:val="Normal"/>
     <w:autoRedefine/>
     <w:uiPriority w:val="39"/>
-    <w:rsid w:val="008E6587"/>
+    <w:rsid w:val="00567CB4"/>
     <w:pPr>
       <w:spacing w:after="100"/>
     </w:pPr>
@@ -5898,10 +6190,22 @@
     <w:next w:val="Normal"/>
     <w:autoRedefine/>
     <w:uiPriority w:val="39"/>
-    <w:rsid w:val="008E6587"/>
+    <w:rsid w:val="00567CB4"/>
     <w:pPr>
       <w:spacing w:after="100"/>
       <w:ind w:left="240"/>
+    </w:pPr>
+  </w:style>
+  <w:style w:type="paragraph" w:styleId="TOC3">
+    <w:name w:val="toc 3"/>
+    <w:basedOn w:val="Normal"/>
+    <w:next w:val="Normal"/>
+    <w:autoRedefine/>
+    <w:uiPriority w:val="39"/>
+    <w:rsid w:val="00567CB4"/>
+    <w:pPr>
+      <w:spacing w:after="100"/>
+      <w:ind w:left="480"/>
     </w:pPr>
   </w:style>
 </w:styles>

--- a/docs/who_cvd_targets_paper1.docx
+++ b/docs/who_cvd_targets_paper1.docx
@@ -7,7 +7,7 @@
         <w:pStyle w:val="Title"/>
       </w:pPr>
       <w:r>
-        <w:t>Projected cardiovascular health and economic gains from achieving WHO targets for hypertension control and lipid-lowering therapy: a global modelling study, 2026-2050</w:t>
+        <w:t>Projected cardiovascular health gains from achieving WHO targets for hypertension control and lipid-lowering therapy: a global modelling study, 2026-2050</w:t>
       </w:r>
     </w:p>
     <w:p>
@@ -34,7 +34,7 @@
           <w:sz w:val="24"/>
           <w:szCs w:val="24"/>
         </w:rPr>
-        <w:id w:val="521749050"/>
+        <w:id w:val="1893071974"/>
         <w:docPartObj>
           <w:docPartGallery w:val="Table of Contents"/>
           <w:docPartUnique/>
@@ -69,7 +69,7 @@
           <w:r>
             <w:fldChar w:fldCharType="separate"/>
           </w:r>
-          <w:hyperlink w:anchor="_Toc225965197" w:history="1">
+          <w:hyperlink w:anchor="_Toc225967490" w:history="1">
             <w:r>
               <w:rPr>
                 <w:rStyle w:val="Hyperlink"/>
@@ -109,7 +109,7 @@
                 <w:noProof/>
                 <w:webHidden/>
               </w:rPr>
-              <w:instrText xml:space="preserve"> PAGEREF _Toc225965197 \h </w:instrText>
+              <w:instrText xml:space="preserve"> PAGEREF _Toc225967490 \h </w:instrText>
             </w:r>
             <w:r>
               <w:rPr>
@@ -129,7 +129,7 @@
                 <w:noProof/>
                 <w:webHidden/>
               </w:rPr>
-              <w:t>1</w:t>
+              <w:t>2</w:t>
             </w:r>
             <w:r>
               <w:rPr>
@@ -151,7 +151,7 @@
               <w:noProof/>
             </w:rPr>
           </w:pPr>
-          <w:hyperlink w:anchor="_Toc225965198" w:history="1">
+          <w:hyperlink w:anchor="_Toc225967491" w:history="1">
             <w:r>
               <w:rPr>
                 <w:rStyle w:val="Hyperlink"/>
@@ -191,7 +191,7 @@
                 <w:noProof/>
                 <w:webHidden/>
               </w:rPr>
-              <w:instrText xml:space="preserve"> PAGEREF _Toc225965198 \h </w:instrText>
+              <w:instrText xml:space="preserve"> PAGEREF _Toc225967491 \h </w:instrText>
             </w:r>
             <w:r>
               <w:rPr>
@@ -211,7 +211,7 @@
                 <w:noProof/>
                 <w:webHidden/>
               </w:rPr>
-              <w:t>1</w:t>
+              <w:t>2</w:t>
             </w:r>
             <w:r>
               <w:rPr>
@@ -233,7 +233,7 @@
               <w:noProof/>
             </w:rPr>
           </w:pPr>
-          <w:hyperlink w:anchor="_Toc225965199" w:history="1">
+          <w:hyperlink w:anchor="_Toc225967492" w:history="1">
             <w:r>
               <w:rPr>
                 <w:rStyle w:val="Hyperlink"/>
@@ -273,7 +273,7 @@
                 <w:noProof/>
                 <w:webHidden/>
               </w:rPr>
-              <w:instrText xml:space="preserve"> PAGEREF _Toc225965199 \h </w:instrText>
+              <w:instrText xml:space="preserve"> PAGEREF _Toc225967492 \h </w:instrText>
             </w:r>
             <w:r>
               <w:rPr>
@@ -293,7 +293,7 @@
                 <w:noProof/>
                 <w:webHidden/>
               </w:rPr>
-              <w:t>1</w:t>
+              <w:t>3</w:t>
             </w:r>
             <w:r>
               <w:rPr>
@@ -315,7 +315,7 @@
               <w:noProof/>
             </w:rPr>
           </w:pPr>
-          <w:hyperlink w:anchor="_Toc225965200" w:history="1">
+          <w:hyperlink w:anchor="_Toc225967493" w:history="1">
             <w:r>
               <w:rPr>
                 <w:rStyle w:val="Hyperlink"/>
@@ -355,7 +355,7 @@
                 <w:noProof/>
                 <w:webHidden/>
               </w:rPr>
-              <w:instrText xml:space="preserve"> PAGEREF _Toc225965200 \h </w:instrText>
+              <w:instrText xml:space="preserve"> PAGEREF _Toc225967493 \h </w:instrText>
             </w:r>
             <w:r>
               <w:rPr>
@@ -375,7 +375,7 @@
                 <w:noProof/>
                 <w:webHidden/>
               </w:rPr>
-              <w:t>1</w:t>
+              <w:t>4</w:t>
             </w:r>
             <w:r>
               <w:rPr>
@@ -397,7 +397,7 @@
               <w:noProof/>
             </w:rPr>
           </w:pPr>
-          <w:hyperlink w:anchor="_Toc225965201" w:history="1">
+          <w:hyperlink w:anchor="_Toc225967494" w:history="1">
             <w:r>
               <w:rPr>
                 <w:rStyle w:val="Hyperlink"/>
@@ -437,7 +437,7 @@
                 <w:noProof/>
                 <w:webHidden/>
               </w:rPr>
-              <w:instrText xml:space="preserve"> PAGEREF _Toc225965201 \h </w:instrText>
+              <w:instrText xml:space="preserve"> PAGEREF _Toc225967494 \h </w:instrText>
             </w:r>
             <w:r>
               <w:rPr>
@@ -457,7 +457,7 @@
                 <w:noProof/>
                 <w:webHidden/>
               </w:rPr>
-              <w:t>1</w:t>
+              <w:t>5</w:t>
             </w:r>
             <w:r>
               <w:rPr>
@@ -479,7 +479,7 @@
               <w:noProof/>
             </w:rPr>
           </w:pPr>
-          <w:hyperlink w:anchor="_Toc225965202" w:history="1">
+          <w:hyperlink w:anchor="_Toc225967495" w:history="1">
             <w:r>
               <w:rPr>
                 <w:rStyle w:val="Hyperlink"/>
@@ -519,7 +519,7 @@
                 <w:noProof/>
                 <w:webHidden/>
               </w:rPr>
-              <w:instrText xml:space="preserve"> PAGEREF _Toc225965202 \h </w:instrText>
+              <w:instrText xml:space="preserve"> PAGEREF _Toc225967495 \h </w:instrText>
             </w:r>
             <w:r>
               <w:rPr>
@@ -539,7 +539,7 @@
                 <w:noProof/>
                 <w:webHidden/>
               </w:rPr>
-              <w:t>1</w:t>
+              <w:t>5</w:t>
             </w:r>
             <w:r>
               <w:rPr>
@@ -561,7 +561,7 @@
               <w:noProof/>
             </w:rPr>
           </w:pPr>
-          <w:hyperlink w:anchor="_Toc225965203" w:history="1">
+          <w:hyperlink w:anchor="_Toc225967496" w:history="1">
             <w:r>
               <w:rPr>
                 <w:rStyle w:val="Hyperlink"/>
@@ -601,7 +601,7 @@
                 <w:noProof/>
                 <w:webHidden/>
               </w:rPr>
-              <w:instrText xml:space="preserve"> PAGEREF _Toc225965203 \h </w:instrText>
+              <w:instrText xml:space="preserve"> PAGEREF _Toc225967496 \h </w:instrText>
             </w:r>
             <w:r>
               <w:rPr>
@@ -621,7 +621,7 @@
                 <w:noProof/>
                 <w:webHidden/>
               </w:rPr>
-              <w:t>1</w:t>
+              <w:t>5</w:t>
             </w:r>
             <w:r>
               <w:rPr>
@@ -643,7 +643,7 @@
               <w:noProof/>
             </w:rPr>
           </w:pPr>
-          <w:hyperlink w:anchor="_Toc225965204" w:history="1">
+          <w:hyperlink w:anchor="_Toc225967497" w:history="1">
             <w:r>
               <w:rPr>
                 <w:rStyle w:val="Hyperlink"/>
@@ -683,7 +683,7 @@
                 <w:noProof/>
                 <w:webHidden/>
               </w:rPr>
-              <w:instrText xml:space="preserve"> PAGEREF _Toc225965204 \h </w:instrText>
+              <w:instrText xml:space="preserve"> PAGEREF _Toc225967497 \h </w:instrText>
             </w:r>
             <w:r>
               <w:rPr>
@@ -703,7 +703,7 @@
                 <w:noProof/>
                 <w:webHidden/>
               </w:rPr>
-              <w:t>1</w:t>
+              <w:t>6</w:t>
             </w:r>
             <w:r>
               <w:rPr>
@@ -725,7 +725,7 @@
               <w:noProof/>
             </w:rPr>
           </w:pPr>
-          <w:hyperlink w:anchor="_Toc225965205" w:history="1">
+          <w:hyperlink w:anchor="_Toc225967498" w:history="1">
             <w:r>
               <w:rPr>
                 <w:rStyle w:val="Hyperlink"/>
@@ -765,7 +765,7 @@
                 <w:noProof/>
                 <w:webHidden/>
               </w:rPr>
-              <w:instrText xml:space="preserve"> PAGEREF _Toc225965205 \h </w:instrText>
+              <w:instrText xml:space="preserve"> PAGEREF _Toc225967498 \h </w:instrText>
             </w:r>
             <w:r>
               <w:rPr>
@@ -785,7 +785,7 @@
                 <w:noProof/>
                 <w:webHidden/>
               </w:rPr>
-              <w:t>1</w:t>
+              <w:t>6</w:t>
             </w:r>
             <w:r>
               <w:rPr>
@@ -807,7 +807,7 @@
               <w:noProof/>
             </w:rPr>
           </w:pPr>
-          <w:hyperlink w:anchor="_Toc225965206" w:history="1">
+          <w:hyperlink w:anchor="_Toc225967499" w:history="1">
             <w:r>
               <w:rPr>
                 <w:rStyle w:val="Hyperlink"/>
@@ -847,7 +847,7 @@
                 <w:noProof/>
                 <w:webHidden/>
               </w:rPr>
-              <w:instrText xml:space="preserve"> PAGEREF _Toc225965206 \h </w:instrText>
+              <w:instrText xml:space="preserve"> PAGEREF _Toc225967499 \h </w:instrText>
             </w:r>
             <w:r>
               <w:rPr>
@@ -867,7 +867,7 @@
                 <w:noProof/>
                 <w:webHidden/>
               </w:rPr>
-              <w:t>1</w:t>
+              <w:t>7</w:t>
             </w:r>
             <w:r>
               <w:rPr>
@@ -889,7 +889,7 @@
               <w:noProof/>
             </w:rPr>
           </w:pPr>
-          <w:hyperlink w:anchor="_Toc225965207" w:history="1">
+          <w:hyperlink w:anchor="_Toc225967500" w:history="1">
             <w:r>
               <w:rPr>
                 <w:rStyle w:val="Hyperlink"/>
@@ -929,7 +929,7 @@
                 <w:noProof/>
                 <w:webHidden/>
               </w:rPr>
-              <w:instrText xml:space="preserve"> PAGEREF _Toc225965207 \h </w:instrText>
+              <w:instrText xml:space="preserve"> PAGEREF _Toc225967500 \h </w:instrText>
             </w:r>
             <w:r>
               <w:rPr>
@@ -949,7 +949,7 @@
                 <w:noProof/>
                 <w:webHidden/>
               </w:rPr>
-              <w:t>1</w:t>
+              <w:t>7</w:t>
             </w:r>
             <w:r>
               <w:rPr>
@@ -971,7 +971,7 @@
               <w:noProof/>
             </w:rPr>
           </w:pPr>
-          <w:hyperlink w:anchor="_Toc225965208" w:history="1">
+          <w:hyperlink w:anchor="_Toc225967501" w:history="1">
             <w:r>
               <w:rPr>
                 <w:rStyle w:val="Hyperlink"/>
@@ -1011,7 +1011,7 @@
                 <w:noProof/>
                 <w:webHidden/>
               </w:rPr>
-              <w:instrText xml:space="preserve"> PAGEREF _Toc225965208 \h </w:instrText>
+              <w:instrText xml:space="preserve"> PAGEREF _Toc225967501 \h </w:instrText>
             </w:r>
             <w:r>
               <w:rPr>
@@ -1031,7 +1031,7 @@
                 <w:noProof/>
                 <w:webHidden/>
               </w:rPr>
-              <w:t>1</w:t>
+              <w:t>7</w:t>
             </w:r>
             <w:r>
               <w:rPr>
@@ -1053,7 +1053,7 @@
               <w:noProof/>
             </w:rPr>
           </w:pPr>
-          <w:hyperlink w:anchor="_Toc225965209" w:history="1">
+          <w:hyperlink w:anchor="_Toc225967502" w:history="1">
             <w:r>
               <w:rPr>
                 <w:rStyle w:val="Hyperlink"/>
@@ -1072,7 +1072,7 @@
                 <w:rStyle w:val="Hyperlink"/>
                 <w:noProof/>
               </w:rPr>
-              <w:t>Baseline global trajectory, 2020-2050</w:t>
+              <w:t>Baseline global trajectory, 2026–2050</w:t>
             </w:r>
             <w:r>
               <w:rPr>
@@ -1093,7 +1093,7 @@
                 <w:noProof/>
                 <w:webHidden/>
               </w:rPr>
-              <w:instrText xml:space="preserve"> PAGEREF _Toc225965209 \h </w:instrText>
+              <w:instrText xml:space="preserve"> PAGEREF _Toc225967502 \h </w:instrText>
             </w:r>
             <w:r>
               <w:rPr>
@@ -1113,7 +1113,7 @@
                 <w:noProof/>
                 <w:webHidden/>
               </w:rPr>
-              <w:t>1</w:t>
+              <w:t>7</w:t>
             </w:r>
             <w:r>
               <w:rPr>
@@ -1135,7 +1135,7 @@
               <w:noProof/>
             </w:rPr>
           </w:pPr>
-          <w:hyperlink w:anchor="_Toc225965210" w:history="1">
+          <w:hyperlink w:anchor="_Toc225967503" w:history="1">
             <w:r>
               <w:rPr>
                 <w:rStyle w:val="Hyperlink"/>
@@ -1175,7 +1175,7 @@
                 <w:noProof/>
                 <w:webHidden/>
               </w:rPr>
-              <w:instrText xml:space="preserve"> PAGEREF _Toc225965210 \h </w:instrText>
+              <w:instrText xml:space="preserve"> PAGEREF _Toc225967503 \h </w:instrText>
             </w:r>
             <w:r>
               <w:rPr>
@@ -1195,7 +1195,7 @@
                 <w:noProof/>
                 <w:webHidden/>
               </w:rPr>
-              <w:t>1</w:t>
+              <w:t>7</w:t>
             </w:r>
             <w:r>
               <w:rPr>
@@ -1217,7 +1217,7 @@
               <w:noProof/>
             </w:rPr>
           </w:pPr>
-          <w:hyperlink w:anchor="_Toc225965211" w:history="1">
+          <w:hyperlink w:anchor="_Toc225967504" w:history="1">
             <w:r>
               <w:rPr>
                 <w:rStyle w:val="Hyperlink"/>
@@ -1257,7 +1257,7 @@
                 <w:noProof/>
                 <w:webHidden/>
               </w:rPr>
-              <w:instrText xml:space="preserve"> PAGEREF _Toc225965211 \h </w:instrText>
+              <w:instrText xml:space="preserve"> PAGEREF _Toc225967504 \h </w:instrText>
             </w:r>
             <w:r>
               <w:rPr>
@@ -1277,7 +1277,7 @@
                 <w:noProof/>
                 <w:webHidden/>
               </w:rPr>
-              <w:t>1</w:t>
+              <w:t>8</w:t>
             </w:r>
             <w:r>
               <w:rPr>
@@ -1299,7 +1299,7 @@
               <w:noProof/>
             </w:rPr>
           </w:pPr>
-          <w:hyperlink w:anchor="_Toc225965212" w:history="1">
+          <w:hyperlink w:anchor="_Toc225967505" w:history="1">
             <w:r>
               <w:rPr>
                 <w:rStyle w:val="Hyperlink"/>
@@ -1339,7 +1339,7 @@
                 <w:noProof/>
                 <w:webHidden/>
               </w:rPr>
-              <w:instrText xml:space="preserve"> PAGEREF _Toc225965212 \h </w:instrText>
+              <w:instrText xml:space="preserve"> PAGEREF _Toc225967505 \h </w:instrText>
             </w:r>
             <w:r>
               <w:rPr>
@@ -1359,7 +1359,7 @@
                 <w:noProof/>
                 <w:webHidden/>
               </w:rPr>
-              <w:t>1</w:t>
+              <w:t>8</w:t>
             </w:r>
             <w:r>
               <w:rPr>
@@ -1381,7 +1381,7 @@
               <w:noProof/>
             </w:rPr>
           </w:pPr>
-          <w:hyperlink w:anchor="_Toc225965213" w:history="1">
+          <w:hyperlink w:anchor="_Toc225967506" w:history="1">
             <w:r>
               <w:rPr>
                 <w:rStyle w:val="Hyperlink"/>
@@ -1421,7 +1421,7 @@
                 <w:noProof/>
                 <w:webHidden/>
               </w:rPr>
-              <w:instrText xml:space="preserve"> PAGEREF _Toc225965213 \h </w:instrText>
+              <w:instrText xml:space="preserve"> PAGEREF _Toc225967506 \h </w:instrText>
             </w:r>
             <w:r>
               <w:rPr>
@@ -1441,7 +1441,7 @@
                 <w:noProof/>
                 <w:webHidden/>
               </w:rPr>
-              <w:t>1</w:t>
+              <w:t>8</w:t>
             </w:r>
             <w:r>
               <w:rPr>
@@ -1463,7 +1463,7 @@
               <w:noProof/>
             </w:rPr>
           </w:pPr>
-          <w:hyperlink w:anchor="_Toc225965214" w:history="1">
+          <w:hyperlink w:anchor="_Toc225967507" w:history="1">
             <w:r>
               <w:rPr>
                 <w:rStyle w:val="Hyperlink"/>
@@ -1503,7 +1503,7 @@
                 <w:noProof/>
                 <w:webHidden/>
               </w:rPr>
-              <w:instrText xml:space="preserve"> PAGEREF _Toc225965214 \h </w:instrText>
+              <w:instrText xml:space="preserve"> PAGEREF _Toc225967507 \h </w:instrText>
             </w:r>
             <w:r>
               <w:rPr>
@@ -1523,7 +1523,7 @@
                 <w:noProof/>
                 <w:webHidden/>
               </w:rPr>
-              <w:t>1</w:t>
+              <w:t>9</w:t>
             </w:r>
             <w:r>
               <w:rPr>
@@ -1545,7 +1545,7 @@
               <w:noProof/>
             </w:rPr>
           </w:pPr>
-          <w:hyperlink w:anchor="_Toc225965215" w:history="1">
+          <w:hyperlink w:anchor="_Toc225967508" w:history="1">
             <w:r>
               <w:rPr>
                 <w:rStyle w:val="Hyperlink"/>
@@ -1585,7 +1585,7 @@
                 <w:noProof/>
                 <w:webHidden/>
               </w:rPr>
-              <w:instrText xml:space="preserve"> PAGEREF _Toc225965215 \h </w:instrText>
+              <w:instrText xml:space="preserve"> PAGEREF _Toc225967508 \h </w:instrText>
             </w:r>
             <w:r>
               <w:rPr>
@@ -1605,7 +1605,7 @@
                 <w:noProof/>
                 <w:webHidden/>
               </w:rPr>
-              <w:t>1</w:t>
+              <w:t>9</w:t>
             </w:r>
             <w:r>
               <w:rPr>
@@ -1627,7 +1627,7 @@
               <w:noProof/>
             </w:rPr>
           </w:pPr>
-          <w:hyperlink w:anchor="_Toc225965216" w:history="1">
+          <w:hyperlink w:anchor="_Toc225967509" w:history="1">
             <w:r>
               <w:rPr>
                 <w:rStyle w:val="Hyperlink"/>
@@ -1667,7 +1667,7 @@
                 <w:noProof/>
                 <w:webHidden/>
               </w:rPr>
-              <w:instrText xml:space="preserve"> PAGEREF _Toc225965216 \h </w:instrText>
+              <w:instrText xml:space="preserve"> PAGEREF _Toc225967509 \h </w:instrText>
             </w:r>
             <w:r>
               <w:rPr>
@@ -1687,7 +1687,7 @@
                 <w:noProof/>
                 <w:webHidden/>
               </w:rPr>
-              <w:t>1</w:t>
+              <w:t>9</w:t>
             </w:r>
             <w:r>
               <w:rPr>
@@ -1709,7 +1709,7 @@
               <w:noProof/>
             </w:rPr>
           </w:pPr>
-          <w:hyperlink w:anchor="_Toc225965217" w:history="1">
+          <w:hyperlink w:anchor="_Toc225967510" w:history="1">
             <w:r>
               <w:rPr>
                 <w:rStyle w:val="Hyperlink"/>
@@ -1749,7 +1749,7 @@
                 <w:noProof/>
                 <w:webHidden/>
               </w:rPr>
-              <w:instrText xml:space="preserve"> PAGEREF _Toc225965217 \h </w:instrText>
+              <w:instrText xml:space="preserve"> PAGEREF _Toc225967510 \h </w:instrText>
             </w:r>
             <w:r>
               <w:rPr>
@@ -1769,7 +1769,7 @@
                 <w:noProof/>
                 <w:webHidden/>
               </w:rPr>
-              <w:t>1</w:t>
+              <w:t>9</w:t>
             </w:r>
             <w:r>
               <w:rPr>
@@ -1791,7 +1791,7 @@
               <w:noProof/>
             </w:rPr>
           </w:pPr>
-          <w:hyperlink w:anchor="_Toc225965218" w:history="1">
+          <w:hyperlink w:anchor="_Toc225967511" w:history="1">
             <w:r>
               <w:rPr>
                 <w:rStyle w:val="Hyperlink"/>
@@ -1831,7 +1831,7 @@
                 <w:noProof/>
                 <w:webHidden/>
               </w:rPr>
-              <w:instrText xml:space="preserve"> PAGEREF _Toc225965218 \h </w:instrText>
+              <w:instrText xml:space="preserve"> PAGEREF _Toc225967511 \h </w:instrText>
             </w:r>
             <w:r>
               <w:rPr>
@@ -1851,7 +1851,7 @@
                 <w:noProof/>
                 <w:webHidden/>
               </w:rPr>
-              <w:t>1</w:t>
+              <w:t>9</w:t>
             </w:r>
             <w:r>
               <w:rPr>
@@ -1873,7 +1873,7 @@
               <w:noProof/>
             </w:rPr>
           </w:pPr>
-          <w:hyperlink w:anchor="_Toc225965219" w:history="1">
+          <w:hyperlink w:anchor="_Toc225967512" w:history="1">
             <w:r>
               <w:rPr>
                 <w:rStyle w:val="Hyperlink"/>
@@ -1913,7 +1913,7 @@
                 <w:noProof/>
                 <w:webHidden/>
               </w:rPr>
-              <w:instrText xml:space="preserve"> PAGEREF _Toc225965219 \h </w:instrText>
+              <w:instrText xml:space="preserve"> PAGEREF _Toc225967512 \h </w:instrText>
             </w:r>
             <w:r>
               <w:rPr>
@@ -1933,7 +1933,7 @@
                 <w:noProof/>
                 <w:webHidden/>
               </w:rPr>
-              <w:t>1</w:t>
+              <w:t>10</w:t>
             </w:r>
             <w:r>
               <w:rPr>
@@ -1955,7 +1955,7 @@
               <w:noProof/>
             </w:rPr>
           </w:pPr>
-          <w:hyperlink w:anchor="_Toc225965220" w:history="1">
+          <w:hyperlink w:anchor="_Toc225967513" w:history="1">
             <w:r>
               <w:rPr>
                 <w:rStyle w:val="Hyperlink"/>
@@ -1995,7 +1995,7 @@
                 <w:noProof/>
                 <w:webHidden/>
               </w:rPr>
-              <w:instrText xml:space="preserve"> PAGEREF _Toc225965220 \h </w:instrText>
+              <w:instrText xml:space="preserve"> PAGEREF _Toc225967513 \h </w:instrText>
             </w:r>
             <w:r>
               <w:rPr>
@@ -2015,7 +2015,7 @@
                 <w:noProof/>
                 <w:webHidden/>
               </w:rPr>
-              <w:t>1</w:t>
+              <w:t>10</w:t>
             </w:r>
             <w:r>
               <w:rPr>
@@ -2037,7 +2037,7 @@
               <w:noProof/>
             </w:rPr>
           </w:pPr>
-          <w:hyperlink w:anchor="_Toc225965221" w:history="1">
+          <w:hyperlink w:anchor="_Toc225967514" w:history="1">
             <w:r>
               <w:rPr>
                 <w:rStyle w:val="Hyperlink"/>
@@ -2077,7 +2077,7 @@
                 <w:noProof/>
                 <w:webHidden/>
               </w:rPr>
-              <w:instrText xml:space="preserve"> PAGEREF _Toc225965221 \h </w:instrText>
+              <w:instrText xml:space="preserve"> PAGEREF _Toc225967514 \h </w:instrText>
             </w:r>
             <w:r>
               <w:rPr>
@@ -2097,7 +2097,7 @@
                 <w:noProof/>
                 <w:webHidden/>
               </w:rPr>
-              <w:t>1</w:t>
+              <w:t>11</w:t>
             </w:r>
             <w:r>
               <w:rPr>
@@ -2119,7 +2119,7 @@
               <w:noProof/>
             </w:rPr>
           </w:pPr>
-          <w:hyperlink w:anchor="_Toc225965222" w:history="1">
+          <w:hyperlink w:anchor="_Toc225967515" w:history="1">
             <w:r>
               <w:rPr>
                 <w:rStyle w:val="Hyperlink"/>
@@ -2159,7 +2159,7 @@
                 <w:noProof/>
                 <w:webHidden/>
               </w:rPr>
-              <w:instrText xml:space="preserve"> PAGEREF _Toc225965222 \h </w:instrText>
+              <w:instrText xml:space="preserve"> PAGEREF _Toc225967515 \h </w:instrText>
             </w:r>
             <w:r>
               <w:rPr>
@@ -2179,7 +2179,7 @@
                 <w:noProof/>
                 <w:webHidden/>
               </w:rPr>
-              <w:t>1</w:t>
+              <w:t>11</w:t>
             </w:r>
             <w:r>
               <w:rPr>
@@ -2201,7 +2201,7 @@
               <w:noProof/>
             </w:rPr>
           </w:pPr>
-          <w:hyperlink w:anchor="_Toc225965223" w:history="1">
+          <w:hyperlink w:anchor="_Toc225967516" w:history="1">
             <w:r>
               <w:rPr>
                 <w:rStyle w:val="Hyperlink"/>
@@ -2241,7 +2241,7 @@
                 <w:noProof/>
                 <w:webHidden/>
               </w:rPr>
-              <w:instrText xml:space="preserve"> PAGEREF _Toc225965223 \h </w:instrText>
+              <w:instrText xml:space="preserve"> PAGEREF _Toc225967516 \h </w:instrText>
             </w:r>
             <w:r>
               <w:rPr>
@@ -2261,7 +2261,7 @@
                 <w:noProof/>
                 <w:webHidden/>
               </w:rPr>
-              <w:t>1</w:t>
+              <w:t>12</w:t>
             </w:r>
             <w:r>
               <w:rPr>
@@ -2283,7 +2283,7 @@
               <w:noProof/>
             </w:rPr>
           </w:pPr>
-          <w:hyperlink w:anchor="_Toc225965224" w:history="1">
+          <w:hyperlink w:anchor="_Toc225967517" w:history="1">
             <w:r>
               <w:rPr>
                 <w:rStyle w:val="Hyperlink"/>
@@ -2323,7 +2323,7 @@
                 <w:noProof/>
                 <w:webHidden/>
               </w:rPr>
-              <w:instrText xml:space="preserve"> PAGEREF _Toc225965224 \h </w:instrText>
+              <w:instrText xml:space="preserve"> PAGEREF _Toc225967517 \h </w:instrText>
             </w:r>
             <w:r>
               <w:rPr>
@@ -2343,7 +2343,7 @@
                 <w:noProof/>
                 <w:webHidden/>
               </w:rPr>
-              <w:t>1</w:t>
+              <w:t>12</w:t>
             </w:r>
             <w:r>
               <w:rPr>
@@ -2365,7 +2365,7 @@
               <w:noProof/>
             </w:rPr>
           </w:pPr>
-          <w:hyperlink w:anchor="_Toc225965225" w:history="1">
+          <w:hyperlink w:anchor="_Toc225967518" w:history="1">
             <w:r>
               <w:rPr>
                 <w:rStyle w:val="Hyperlink"/>
@@ -2405,7 +2405,7 @@
                 <w:noProof/>
                 <w:webHidden/>
               </w:rPr>
-              <w:instrText xml:space="preserve"> PAGEREF _Toc225965225 \h </w:instrText>
+              <w:instrText xml:space="preserve"> PAGEREF _Toc225967518 \h </w:instrText>
             </w:r>
             <w:r>
               <w:rPr>
@@ -2425,7 +2425,7 @@
                 <w:noProof/>
                 <w:webHidden/>
               </w:rPr>
-              <w:t>1</w:t>
+              <w:t>12</w:t>
             </w:r>
             <w:r>
               <w:rPr>
@@ -2447,7 +2447,7 @@
               <w:noProof/>
             </w:rPr>
           </w:pPr>
-          <w:hyperlink w:anchor="_Toc225965226" w:history="1">
+          <w:hyperlink w:anchor="_Toc225967519" w:history="1">
             <w:r>
               <w:rPr>
                 <w:rStyle w:val="Hyperlink"/>
@@ -2487,7 +2487,7 @@
                 <w:noProof/>
                 <w:webHidden/>
               </w:rPr>
-              <w:instrText xml:space="preserve"> PAGEREF _Toc225965226 \h </w:instrText>
+              <w:instrText xml:space="preserve"> PAGEREF _Toc225967519 \h </w:instrText>
             </w:r>
             <w:r>
               <w:rPr>
@@ -2507,7 +2507,7 @@
                 <w:noProof/>
                 <w:webHidden/>
               </w:rPr>
-              <w:t>1</w:t>
+              <w:t>13</w:t>
             </w:r>
             <w:r>
               <w:rPr>
@@ -2529,7 +2529,7 @@
               <w:noProof/>
             </w:rPr>
           </w:pPr>
-          <w:hyperlink w:anchor="_Toc225965227" w:history="1">
+          <w:hyperlink w:anchor="_Toc225967520" w:history="1">
             <w:r>
               <w:rPr>
                 <w:rStyle w:val="Hyperlink"/>
@@ -2569,7 +2569,7 @@
                 <w:noProof/>
                 <w:webHidden/>
               </w:rPr>
-              <w:instrText xml:space="preserve"> PAGEREF _Toc225965227 \h </w:instrText>
+              <w:instrText xml:space="preserve"> PAGEREF _Toc225967520 \h </w:instrText>
             </w:r>
             <w:r>
               <w:rPr>
@@ -2589,7 +2589,7 @@
                 <w:noProof/>
                 <w:webHidden/>
               </w:rPr>
-              <w:t>1</w:t>
+              <w:t>15</w:t>
             </w:r>
             <w:r>
               <w:rPr>
@@ -2611,7 +2611,7 @@
               <w:noProof/>
             </w:rPr>
           </w:pPr>
-          <w:hyperlink w:anchor="_Toc225965228" w:history="1">
+          <w:hyperlink w:anchor="_Toc225967521" w:history="1">
             <w:r>
               <w:rPr>
                 <w:rStyle w:val="Hyperlink"/>
@@ -2651,7 +2651,7 @@
                 <w:noProof/>
                 <w:webHidden/>
               </w:rPr>
-              <w:instrText xml:space="preserve"> PAGEREF _Toc225965228 \h </w:instrText>
+              <w:instrText xml:space="preserve"> PAGEREF _Toc225967521 \h </w:instrText>
             </w:r>
             <w:r>
               <w:rPr>
@@ -2671,7 +2671,7 @@
                 <w:noProof/>
                 <w:webHidden/>
               </w:rPr>
-              <w:t>1</w:t>
+              <w:t>24</w:t>
             </w:r>
             <w:r>
               <w:rPr>
@@ -2693,7 +2693,7 @@
               <w:noProof/>
             </w:rPr>
           </w:pPr>
-          <w:hyperlink w:anchor="_Toc225965229" w:history="1">
+          <w:hyperlink w:anchor="_Toc225967522" w:history="1">
             <w:r>
               <w:rPr>
                 <w:rStyle w:val="Hyperlink"/>
@@ -2733,7 +2733,7 @@
                 <w:noProof/>
                 <w:webHidden/>
               </w:rPr>
-              <w:instrText xml:space="preserve"> PAGEREF _Toc225965229 \h </w:instrText>
+              <w:instrText xml:space="preserve"> PAGEREF _Toc225967522 \h </w:instrText>
             </w:r>
             <w:r>
               <w:rPr>
@@ -2753,7 +2753,7 @@
                 <w:noProof/>
                 <w:webHidden/>
               </w:rPr>
-              <w:t>1</w:t>
+              <w:t>33</w:t>
             </w:r>
             <w:r>
               <w:rPr>
@@ -2775,7 +2775,7 @@
               <w:noProof/>
             </w:rPr>
           </w:pPr>
-          <w:hyperlink w:anchor="_Toc225965230" w:history="1">
+          <w:hyperlink w:anchor="_Toc225967523" w:history="1">
             <w:r>
               <w:rPr>
                 <w:rStyle w:val="Hyperlink"/>
@@ -2815,7 +2815,7 @@
                 <w:noProof/>
                 <w:webHidden/>
               </w:rPr>
-              <w:instrText xml:space="preserve"> PAGEREF _Toc225965230 \h </w:instrText>
+              <w:instrText xml:space="preserve"> PAGEREF _Toc225967523 \h </w:instrText>
             </w:r>
             <w:r>
               <w:rPr>
@@ -2835,7 +2835,7 @@
                 <w:noProof/>
                 <w:webHidden/>
               </w:rPr>
-              <w:t>1</w:t>
+              <w:t>33</w:t>
             </w:r>
             <w:r>
               <w:rPr>
@@ -2857,7 +2857,7 @@
               <w:noProof/>
             </w:rPr>
           </w:pPr>
-          <w:hyperlink w:anchor="_Toc225965231" w:history="1">
+          <w:hyperlink w:anchor="_Toc225967524" w:history="1">
             <w:r>
               <w:rPr>
                 <w:rStyle w:val="Hyperlink"/>
@@ -2897,7 +2897,7 @@
                 <w:noProof/>
                 <w:webHidden/>
               </w:rPr>
-              <w:instrText xml:space="preserve"> PAGEREF _Toc225965231 \h </w:instrText>
+              <w:instrText xml:space="preserve"> PAGEREF _Toc225967524 \h </w:instrText>
             </w:r>
             <w:r>
               <w:rPr>
@@ -2917,7 +2917,7 @@
                 <w:noProof/>
                 <w:webHidden/>
               </w:rPr>
-              <w:t>1</w:t>
+              <w:t>33</w:t>
             </w:r>
             <w:r>
               <w:rPr>
@@ -2939,7 +2939,7 @@
               <w:noProof/>
             </w:rPr>
           </w:pPr>
-          <w:hyperlink w:anchor="_Toc225965232" w:history="1">
+          <w:hyperlink w:anchor="_Toc225967525" w:history="1">
             <w:r>
               <w:rPr>
                 <w:rStyle w:val="Hyperlink"/>
@@ -2979,7 +2979,7 @@
                 <w:noProof/>
                 <w:webHidden/>
               </w:rPr>
-              <w:instrText xml:space="preserve"> PAGEREF _Toc225965232 \h </w:instrText>
+              <w:instrText xml:space="preserve"> PAGEREF _Toc225967525 \h </w:instrText>
             </w:r>
             <w:r>
               <w:rPr>
@@ -2999,7 +2999,7 @@
                 <w:noProof/>
                 <w:webHidden/>
               </w:rPr>
-              <w:t>1</w:t>
+              <w:t>33</w:t>
             </w:r>
             <w:r>
               <w:rPr>
@@ -3021,7 +3021,7 @@
               <w:noProof/>
             </w:rPr>
           </w:pPr>
-          <w:hyperlink w:anchor="_Toc225965233" w:history="1">
+          <w:hyperlink w:anchor="_Toc225967526" w:history="1">
             <w:r>
               <w:rPr>
                 <w:rStyle w:val="Hyperlink"/>
@@ -3040,7 +3040,7 @@
                 <w:rStyle w:val="Hyperlink"/>
                 <w:noProof/>
               </w:rPr>
-              <w:t>Figure: deaths averted by intervention and cause</w:t>
+              <w:t>Table: global projected health outcomes by scenario</w:t>
             </w:r>
             <w:r>
               <w:rPr>
@@ -3061,7 +3061,7 @@
                 <w:noProof/>
                 <w:webHidden/>
               </w:rPr>
-              <w:instrText xml:space="preserve"> PAGEREF _Toc225965233 \h </w:instrText>
+              <w:instrText xml:space="preserve"> PAGEREF _Toc225967526 \h </w:instrText>
             </w:r>
             <w:r>
               <w:rPr>
@@ -3081,7 +3081,7 @@
                 <w:noProof/>
                 <w:webHidden/>
               </w:rPr>
-              <w:t>1</w:t>
+              <w:t>33</w:t>
             </w:r>
             <w:r>
               <w:rPr>
@@ -3103,7 +3103,7 @@
               <w:noProof/>
             </w:rPr>
           </w:pPr>
-          <w:hyperlink w:anchor="_Toc225965234" w:history="1">
+          <w:hyperlink w:anchor="_Toc225967527" w:history="1">
             <w:r>
               <w:rPr>
                 <w:rStyle w:val="Hyperlink"/>
@@ -3122,7 +3122,7 @@
                 <w:rStyle w:val="Hyperlink"/>
                 <w:noProof/>
               </w:rPr>
-              <w:t>Figure: regional or income-group distribution of deaths averted</w:t>
+              <w:t>Table: regional and income-group results</w:t>
             </w:r>
             <w:r>
               <w:rPr>
@@ -3143,7 +3143,7 @@
                 <w:noProof/>
                 <w:webHidden/>
               </w:rPr>
-              <w:instrText xml:space="preserve"> PAGEREF _Toc225965234 \h </w:instrText>
+              <w:instrText xml:space="preserve"> PAGEREF _Toc225967527 \h </w:instrText>
             </w:r>
             <w:r>
               <w:rPr>
@@ -3163,253 +3163,7 @@
                 <w:noProof/>
                 <w:webHidden/>
               </w:rPr>
-              <w:t>1</w:t>
-            </w:r>
-            <w:r>
-              <w:rPr>
-                <w:noProof/>
-                <w:webHidden/>
-              </w:rPr>
-              <w:fldChar w:fldCharType="end"/>
-            </w:r>
-          </w:hyperlink>
-        </w:p>
-        <w:p>
-          <w:pPr>
-            <w:pStyle w:val="TOC3"/>
-            <w:tabs>
-              <w:tab w:val="left" w:pos="1440"/>
-              <w:tab w:val="right" w:leader="dot" w:pos="9350"/>
-            </w:tabs>
-            <w:rPr>
-              <w:noProof/>
-            </w:rPr>
-          </w:pPr>
-          <w:hyperlink w:anchor="_Toc225965235" w:history="1">
-            <w:r>
-              <w:rPr>
-                <w:rStyle w:val="Hyperlink"/>
-                <w:noProof/>
-              </w:rPr>
-              <w:t>10.1.5</w:t>
-            </w:r>
-            <w:r>
-              <w:rPr>
-                <w:noProof/>
-              </w:rPr>
-              <w:tab/>
-            </w:r>
-            <w:r>
-              <w:rPr>
-                <w:rStyle w:val="Hyperlink"/>
-                <w:noProof/>
-              </w:rPr>
-              <w:t>Figure: sensitivity analysis</w:t>
-            </w:r>
-            <w:r>
-              <w:rPr>
-                <w:noProof/>
-                <w:webHidden/>
-              </w:rPr>
-              <w:tab/>
-            </w:r>
-            <w:r>
-              <w:rPr>
-                <w:noProof/>
-                <w:webHidden/>
-              </w:rPr>
-              <w:fldChar w:fldCharType="begin"/>
-            </w:r>
-            <w:r>
-              <w:rPr>
-                <w:noProof/>
-                <w:webHidden/>
-              </w:rPr>
-              <w:instrText xml:space="preserve"> PAGEREF _Toc225965235 \h </w:instrText>
-            </w:r>
-            <w:r>
-              <w:rPr>
-                <w:noProof/>
-                <w:webHidden/>
-              </w:rPr>
-            </w:r>
-            <w:r>
-              <w:rPr>
-                <w:noProof/>
-                <w:webHidden/>
-              </w:rPr>
-              <w:fldChar w:fldCharType="separate"/>
-            </w:r>
-            <w:r>
-              <w:rPr>
-                <w:noProof/>
-                <w:webHidden/>
-              </w:rPr>
-              <w:t>1</w:t>
-            </w:r>
-            <w:r>
-              <w:rPr>
-                <w:noProof/>
-                <w:webHidden/>
-              </w:rPr>
-              <w:fldChar w:fldCharType="end"/>
-            </w:r>
-          </w:hyperlink>
-        </w:p>
-        <w:p>
-          <w:pPr>
-            <w:pStyle w:val="TOC3"/>
-            <w:tabs>
-              <w:tab w:val="left" w:pos="1440"/>
-              <w:tab w:val="right" w:leader="dot" w:pos="9350"/>
-            </w:tabs>
-            <w:rPr>
-              <w:noProof/>
-            </w:rPr>
-          </w:pPr>
-          <w:hyperlink w:anchor="_Toc225965236" w:history="1">
-            <w:r>
-              <w:rPr>
-                <w:rStyle w:val="Hyperlink"/>
-                <w:noProof/>
-              </w:rPr>
-              <w:t>10.1.6</w:t>
-            </w:r>
-            <w:r>
-              <w:rPr>
-                <w:noProof/>
-              </w:rPr>
-              <w:tab/>
-            </w:r>
-            <w:r>
-              <w:rPr>
-                <w:rStyle w:val="Hyperlink"/>
-                <w:noProof/>
-              </w:rPr>
-              <w:t>Table: global projected health outcomes by scenario</w:t>
-            </w:r>
-            <w:r>
-              <w:rPr>
-                <w:noProof/>
-                <w:webHidden/>
-              </w:rPr>
-              <w:tab/>
-            </w:r>
-            <w:r>
-              <w:rPr>
-                <w:noProof/>
-                <w:webHidden/>
-              </w:rPr>
-              <w:fldChar w:fldCharType="begin"/>
-            </w:r>
-            <w:r>
-              <w:rPr>
-                <w:noProof/>
-                <w:webHidden/>
-              </w:rPr>
-              <w:instrText xml:space="preserve"> PAGEREF _Toc225965236 \h </w:instrText>
-            </w:r>
-            <w:r>
-              <w:rPr>
-                <w:noProof/>
-                <w:webHidden/>
-              </w:rPr>
-            </w:r>
-            <w:r>
-              <w:rPr>
-                <w:noProof/>
-                <w:webHidden/>
-              </w:rPr>
-              <w:fldChar w:fldCharType="separate"/>
-            </w:r>
-            <w:r>
-              <w:rPr>
-                <w:noProof/>
-                <w:webHidden/>
-              </w:rPr>
-              <w:t>1</w:t>
-            </w:r>
-            <w:r>
-              <w:rPr>
-                <w:noProof/>
-                <w:webHidden/>
-              </w:rPr>
-              <w:fldChar w:fldCharType="end"/>
-            </w:r>
-          </w:hyperlink>
-        </w:p>
-        <w:p>
-          <w:pPr>
-            <w:pStyle w:val="TOC3"/>
-            <w:tabs>
-              <w:tab w:val="left" w:pos="1440"/>
-              <w:tab w:val="right" w:leader="dot" w:pos="9350"/>
-            </w:tabs>
-            <w:rPr>
-              <w:noProof/>
-            </w:rPr>
-          </w:pPr>
-          <w:hyperlink w:anchor="_Toc225965237" w:history="1">
-            <w:r>
-              <w:rPr>
-                <w:rStyle w:val="Hyperlink"/>
-                <w:noProof/>
-              </w:rPr>
-              <w:t>10.1.7</w:t>
-            </w:r>
-            <w:r>
-              <w:rPr>
-                <w:noProof/>
-              </w:rPr>
-              <w:tab/>
-            </w:r>
-            <w:r>
-              <w:rPr>
-                <w:rStyle w:val="Hyperlink"/>
-                <w:noProof/>
-              </w:rPr>
-              <w:t>Table: regional and income-group results</w:t>
-            </w:r>
-            <w:r>
-              <w:rPr>
-                <w:noProof/>
-                <w:webHidden/>
-              </w:rPr>
-              <w:tab/>
-            </w:r>
-            <w:r>
-              <w:rPr>
-                <w:noProof/>
-                <w:webHidden/>
-              </w:rPr>
-              <w:fldChar w:fldCharType="begin"/>
-            </w:r>
-            <w:r>
-              <w:rPr>
-                <w:noProof/>
-                <w:webHidden/>
-              </w:rPr>
-              <w:instrText xml:space="preserve"> PAGEREF _Toc225965237 \h </w:instrText>
-            </w:r>
-            <w:r>
-              <w:rPr>
-                <w:noProof/>
-                <w:webHidden/>
-              </w:rPr>
-            </w:r>
-            <w:r>
-              <w:rPr>
-                <w:noProof/>
-                <w:webHidden/>
-              </w:rPr>
-              <w:fldChar w:fldCharType="separate"/>
-            </w:r>
-            <w:r>
-              <w:rPr>
-                <w:noProof/>
-                <w:webHidden/>
-              </w:rPr>
-              <w:t>1</w:t>
+              <w:t>33</w:t>
             </w:r>
             <w:r>
               <w:rPr>
@@ -3431,7 +3185,7 @@
               <w:noProof/>
             </w:rPr>
           </w:pPr>
-          <w:hyperlink w:anchor="_Toc225965238" w:history="1">
+          <w:hyperlink w:anchor="_Toc225967528" w:history="1">
             <w:r>
               <w:rPr>
                 <w:rStyle w:val="Hyperlink"/>
@@ -3471,7 +3225,7 @@
                 <w:noProof/>
                 <w:webHidden/>
               </w:rPr>
-              <w:instrText xml:space="preserve"> PAGEREF _Toc225965238 \h </w:instrText>
+              <w:instrText xml:space="preserve"> PAGEREF _Toc225967528 \h </w:instrText>
             </w:r>
             <w:r>
               <w:rPr>
@@ -3491,89 +3245,7 @@
                 <w:noProof/>
                 <w:webHidden/>
               </w:rPr>
-              <w:t>1</w:t>
-            </w:r>
-            <w:r>
-              <w:rPr>
-                <w:noProof/>
-                <w:webHidden/>
-              </w:rPr>
-              <w:fldChar w:fldCharType="end"/>
-            </w:r>
-          </w:hyperlink>
-        </w:p>
-        <w:p>
-          <w:pPr>
-            <w:pStyle w:val="TOC3"/>
-            <w:tabs>
-              <w:tab w:val="left" w:pos="1440"/>
-              <w:tab w:val="right" w:leader="dot" w:pos="9350"/>
-            </w:tabs>
-            <w:rPr>
-              <w:noProof/>
-            </w:rPr>
-          </w:pPr>
-          <w:hyperlink w:anchor="_Toc225965239" w:history="1">
-            <w:r>
-              <w:rPr>
-                <w:rStyle w:val="Hyperlink"/>
-                <w:noProof/>
-              </w:rPr>
-              <w:t>10.2.1</w:t>
-            </w:r>
-            <w:r>
-              <w:rPr>
-                <w:noProof/>
-              </w:rPr>
-              <w:tab/>
-            </w:r>
-            <w:r>
-              <w:rPr>
-                <w:rStyle w:val="Hyperlink"/>
-                <w:noProof/>
-              </w:rPr>
-              <w:t>Table: key model inputs, definitions, and target specifications</w:t>
-            </w:r>
-            <w:r>
-              <w:rPr>
-                <w:noProof/>
-                <w:webHidden/>
-              </w:rPr>
-              <w:tab/>
-            </w:r>
-            <w:r>
-              <w:rPr>
-                <w:noProof/>
-                <w:webHidden/>
-              </w:rPr>
-              <w:fldChar w:fldCharType="begin"/>
-            </w:r>
-            <w:r>
-              <w:rPr>
-                <w:noProof/>
-                <w:webHidden/>
-              </w:rPr>
-              <w:instrText xml:space="preserve"> PAGEREF _Toc225965239 \h </w:instrText>
-            </w:r>
-            <w:r>
-              <w:rPr>
-                <w:noProof/>
-                <w:webHidden/>
-              </w:rPr>
-            </w:r>
-            <w:r>
-              <w:rPr>
-                <w:noProof/>
-                <w:webHidden/>
-              </w:rPr>
-              <w:fldChar w:fldCharType="separate"/>
-            </w:r>
-            <w:r>
-              <w:rPr>
-                <w:noProof/>
-                <w:webHidden/>
-              </w:rPr>
-              <w:t>1</w:t>
+              <w:t>34</w:t>
             </w:r>
             <w:r>
               <w:rPr>
@@ -3596,7 +3268,7 @@
         <w:pStyle w:val="Heading1"/>
       </w:pPr>
       <w:bookmarkStart w:id="0" w:name="abstract"/>
-      <w:bookmarkStart w:id="1" w:name="_Toc225965197"/>
+      <w:bookmarkStart w:id="1" w:name="_Toc225967490"/>
       <w:r>
         <w:rPr>
           <w:rStyle w:val="SectionNumber"/>
@@ -3614,7 +3286,7 @@
         <w:pStyle w:val="Heading2"/>
       </w:pPr>
       <w:bookmarkStart w:id="2" w:name="structured-abstract"/>
-      <w:bookmarkStart w:id="3" w:name="_Toc225965198"/>
+      <w:bookmarkStart w:id="3" w:name="_Toc225967491"/>
       <w:r>
         <w:rPr>
           <w:rStyle w:val="SectionNumber"/>
@@ -3640,7 +3312,7 @@
         <w:pStyle w:val="BodyText"/>
       </w:pPr>
       <w:r>
-        <w:t>[Write the background here.]</w:t>
+        <w:t>Cardiovascular diseases (CVDs) remain the leading cause of death worldwide, yet most of this burden is attributable to modifiable risk factors. The WHO has endorsed ambitious targets for hypertension control and lipid-lowering therapy coverage by 2030, but the long-term health gains achievable across the full spectrum of country income levels have not been quantified.</w:t>
       </w:r>
     </w:p>
     <w:p>
@@ -3656,15 +3328,18 @@
         <w:pStyle w:val="BodyText"/>
       </w:pPr>
       <w:r>
-        <w:t>[Write the methods here.]</w:t>
-      </w:r>
-    </w:p>
-    <w:p>
-      <w:pPr>
-        <w:pStyle w:val="BodyText"/>
-      </w:pPr>
+        <w:t xml:space="preserve">We used a discrete-time multi-state transition model (Well, Sick, Dead) calibrated to Global Burden of Disease 2023 epidemiological data and United Nations World Population </w:t>
+      </w:r>
       <w:r>
         <w:lastRenderedPageBreak/>
+        <w:t>Prospects 2024 demographic projections. The model was applied to 190 countries over the period 2025–2050, projecting mortality from four CVD causes: ischaemic heart disease, ischaemic stroke, intracerebral haemorrhage, and hypertensive heart disease. Three intervention scenarios — hypertension control in the general population (50% control by 2030), hypertension control among people with diabetes (80% control by 2030), and lipid-lowering therapy scale-up (50% coverage by 2030) — were modelled individually and in combination against a business-as-usual reference scenario.</w:t>
+      </w:r>
+    </w:p>
+    <w:p>
+      <w:pPr>
+        <w:pStyle w:val="BodyText"/>
+      </w:pPr>
+      <w:r>
         <w:t>Findings</w:t>
       </w:r>
     </w:p>
@@ -3673,7 +3348,7 @@
         <w:pStyle w:val="BodyText"/>
       </w:pPr>
       <w:r>
-        <w:t>[Write the findings here.]</w:t>
+        <w:t>Simultaneous achievement of all three WHO targets was projected to avert 64.7 million CVD deaths over 2025–2050, representing 9.3% of business-as-usual CVD mortality. Hypertension control in the general population contributed the largest single-intervention effect (29.4 million deaths averted; 4.2%), followed by lipid-lowering therapy (21.3 million; 3.1%) and targeted blood pressure control in people with diabetes (15.3 million; 2.2%). Ischaemic heart disease accounted for the largest share of avertable deaths. Benefits accrued predominantly in adults aged 70 years and older and were concentrated in countries with the highest baseline CVD burden.</w:t>
       </w:r>
     </w:p>
     <w:p>
@@ -3689,7 +3364,7 @@
         <w:pStyle w:val="BodyText"/>
       </w:pPr>
       <w:r>
-        <w:t>[Write the interpretation here.]</w:t>
+        <w:t>Achieving WHO cardiovascular risk-factor targets by 2030 could avert millions of CVD deaths over the subsequent 25 years across 190 countries. These findings provide a quantitative foundation for national and global investment in hypertension management and lipid-lowering therapy scale-up as complementary strategies for CVD prevention.</w:t>
       </w:r>
     </w:p>
     <w:p>
@@ -3713,7 +3388,7 @@
         <w:pStyle w:val="Heading2"/>
       </w:pPr>
       <w:bookmarkStart w:id="4" w:name="research-in-context"/>
-      <w:bookmarkStart w:id="5" w:name="_Toc225965199"/>
+      <w:bookmarkStart w:id="5" w:name="_Toc225967492"/>
       <w:bookmarkEnd w:id="2"/>
       <w:r>
         <w:rPr>
@@ -3740,7 +3415,7 @@
         <w:pStyle w:val="BodyText"/>
       </w:pPr>
       <w:r>
-        <w:t>[Summarize the prior literature and evidence base.]</w:t>
+        <w:t>Previous modelling studies have demonstrated the effectiveness of blood pressure lowering and statin therapy for reducing cardiovascular events at the individual and single-country levels. The NCD Countdown collaborations have tracked progress toward SDG target 3.4 and identified efficient intervention packages for low- and middle-income countries (Bennett et al. 2020; Watkins et al. 2022). However, prior global analyses have typically been limited to single interventions, short projection horizons, or restricted country coverage, making it difficult to quantify the combined, long-term health returns of achieving multiple WHO cardiovascular targets simultaneously across the full range of country settings.</w:t>
       </w:r>
     </w:p>
     <w:p>
@@ -3756,7 +3431,11 @@
         <w:pStyle w:val="BodyText"/>
       </w:pPr>
       <w:r>
-        <w:t>[Describe what this study adds relative to previous work.]</w:t>
+        <w:t xml:space="preserve">This study provides the first comprehensive global projection of CVD deaths avertable from simultaneous achievement of WHO targets for hypertension control and lipid-lowering </w:t>
+      </w:r>
+      <w:r>
+        <w:lastRenderedPageBreak/>
+        <w:t>therapy across 190 countries over a 25-year horizon. By modelling country-specific epidemiological and demographic trajectories and applying intervention effects based on meta-analytic evidence, it quantifies the magnitude, timing, and distribution of health gains by cause, age, sex, WHO region, and World Bank income group.</w:t>
       </w:r>
     </w:p>
     <w:p>
@@ -3772,7 +3451,7 @@
         <w:pStyle w:val="BodyText"/>
       </w:pPr>
       <w:r>
-        <w:t>[State the broader implications for policy, implementation, and future research.]</w:t>
+        <w:t>The evidence supports prioritising concurrent investment in hypertension management and lipid-lowering therapy as complementary, high-impact strategies for reducing global CVD mortality. The benefits are largest in absolute terms in high-burden countries, but proportional gains are substantial across all income groups, reinforcing the case for universal scale-up through primary health care platforms such as the WHO HEARTS technical package.</w:t>
       </w:r>
     </w:p>
     <w:p>
@@ -3780,7 +3459,7 @@
         <w:pStyle w:val="Heading1"/>
       </w:pPr>
       <w:bookmarkStart w:id="6" w:name="introduction"/>
-      <w:bookmarkStart w:id="7" w:name="_Toc225965200"/>
+      <w:bookmarkStart w:id="7" w:name="_Toc225967493"/>
       <w:bookmarkEnd w:id="0"/>
       <w:bookmarkEnd w:id="4"/>
       <w:r>
@@ -3800,43 +3479,43 @@
         <w:pStyle w:val="FirstParagraph"/>
       </w:pPr>
       <w:r>
-        <w:t>Cardiovascular diseases (CVDs) remain the world’s leading cause of death and disability-adjusted life years (DALYs). CVD deaths increased globally from 13.1 million in 1990 to 19.2 million in 2023, with ischaemic heart disease, intracerebral haemorrhagic stroke, ischaemic stroke, and hypertensive heart disease among the leading causes. Age-standardized CVD DALY rates were highest in low and low-middle Socio-demographic Index (SDI) settings, and the number of prevalent CVD cases more than doubled between 1990 and 2023, rising from 311 million to 626 million. In 2023, modifiable risk factors accounted for 79.6% of CVD burden, equivalent to 347 million DALYs — underscoring that the majority of this burden is preventable.</w:t>
-      </w:r>
-    </w:p>
-    <w:p>
-      <w:pPr>
-        <w:pStyle w:val="BodyText"/>
-      </w:pPr>
-      <w:r>
-        <w:t xml:space="preserve">Among modifiable exposures, high systolic blood pressure and high low-density lipoprotein (LDL) cholesterol rank as the two leading contributors to attributable CVD burden worldwide, together accounting for a greater share of ischaemic heart disease and stroke mortality than dietary risks, air pollution, or any other single risk factor. The scale of unmet need is striking: 1.4 billion adults live with high blood pressure, yet only 23% have it under control. The estimated global prevalence of hypercholesterolaemia was 24.1% in 2025, and that of hypertriglyceridaemia 28.8%, with statin therapy coverage remaining far below levels needed for meaningful population-level risk reduction. Beyond their magnitude of effect, blood pressure control and lipid-lowering therapy are distinguished by the availability of effective, affordable, and scalable pharmaceutical interventions and </w:t>
+        <w:t>Cardiovascular diseases (CVDs) remain the world’s leading cause of death and disability-adjusted life years (DALYs). CVD deaths increased globally from 13.1 million in 1990 to 19.2 million in 2023, with ischaemic heart disease, intracerebral haemorrhagic stroke, ischaemic stroke, and hypertensive heart disease among the leading causes (Chong et al. 2024). Age-standardized CVD DALY rates were highest in low and low-middle Socio-demographic Index (SDI) settings, and the number of prevalent CVD cases more than doubled between 1990 and 2023, rising from 311 million to 626 million. In 2023, modifiable risk factors accounted for 79.6% of CVD burden, equivalent to 347 million DALYs — underscoring that the majority of this burden is preventable.</w:t>
+      </w:r>
+    </w:p>
+    <w:p>
+      <w:pPr>
+        <w:pStyle w:val="BodyText"/>
+      </w:pPr>
+      <w:r>
+        <w:t>Among modifiable exposures, high systolic blood pressure and high low-density lipoprotein (LDL) cholesterol rank as the two leading contributors to attributable CVD burden worldwide, together accounting for a greater share of ischaemic heart disease and stroke mortality than dietary risks, air pollution, or any other single risk factor (Vollset et al. 2024). The scale of unmet need is striking: 1.4 billion adults live with high blood pressure, yet only 23% have it under control (Banigbe et al. 2025). The estimated global prevalence of hypercholesterolaemia was 24.1% in 2025, and that of hypertriglyceridaemia 28.8%, with statin therapy coverage remaining far below levels needed for meaningful population-level risk reduction (Basios et al. 2025). Beyond their magnitude of effect, blood pressure control and lipid-lowering therapy are distinguished by the availability of effective, affordable, and scalable pharmaceutical interventions and established primary health care delivery platforms — making them implementation priorities of the highest order (Moran et al. 2024).</w:t>
+      </w:r>
+    </w:p>
+    <w:p>
+      <w:pPr>
+        <w:pStyle w:val="BodyText"/>
+      </w:pPr>
+      <w:r>
+        <w:t xml:space="preserve">Multiple multilateral frameworks now reflect convergent political commitment to tackling these two risk factors as a cornerstone of NCD prevention. WHO Member States have endorsed progressively ambitious targets: the 2021 Global Diabetes Compact committed to 80% blood pressure control and systematic statin therapy for all adults aged 40 years and above with diabetes. The WHO NCD Global Monitoring Framework set a target of at </w:t>
       </w:r>
       <w:r>
         <w:lastRenderedPageBreak/>
-        <w:t>established primary health care delivery platforms — making them implementation priorities of the highest order.</w:t>
-      </w:r>
-    </w:p>
-    <w:p>
-      <w:pPr>
-        <w:pStyle w:val="BodyText"/>
-      </w:pPr>
-      <w:r>
-        <w:t>Multiple multilateral frameworks now reflect convergent political commitment to tackling these two risk factors as a cornerstone of NCD prevention. WHO Member States have endorsed progressively ambitious targets: the 2021 Global Diabetes Compact committed to 80% blood pressure control and systematic statin therapy for all adults aged 40 years and above with diabetes. The WHO NCD Global Monitoring Framework set a target of at least 50% of eligible high-risk individuals receiving effective drug therapies, including statins, by 2025; and the Political Declaration of the Fourth High-level Meeting on NCDs (2025) called for 80% of primary health care facilities to stock WHO-recommended essential medicines by 2030, alongside control of blood pressure in an additional 150 million people. The present study quantifies what achieving these targets would mean in practice — in health and economic terms, across 190 countries.</w:t>
-      </w:r>
-    </w:p>
-    <w:p>
-      <w:pPr>
-        <w:pStyle w:val="BodyText"/>
-      </w:pPr>
-      <w:r>
-        <w:t>Although the clinical benefits of these interventions are well established, comparable global evidence quantifying the long-term mortality, morbidity, and economic returns of simultaneously achieving both targets across the full spectrum of country income levels remains limited. Existing analyses have typically been restricted to single countries, short time horizons, or individual interventions modelled in isolation constraining the ability of national governments, international donors, and health institutions to prioritise investment and plan implementation at scale.</w:t>
-      </w:r>
-    </w:p>
-    <w:p>
-      <w:pPr>
-        <w:pStyle w:val="BodyText"/>
-      </w:pPr>
-      <w:r>
-        <w:t>This study addresses that gap by estimating the health and economic outcomes associated with achieving WHO targets for hypertension control and lipid-lowering therapy across 190 countries from 2026 to 2050, using a comparative risk assessment modelling framework applied to country-specific epidemiological and demographic data.</w:t>
+        <w:t>least 50% of eligible high-risk individuals receiving effective drug therapies, including statins, by 2025; and the Political Declaration of the Fourth High-level Meeting on NCDs (2025) called for 80% of primary health care facilities to stock WHO-recommended essential medicines by 2030, alongside control of blood pressure in an additional 150 million people. The present study quantifies what achieving these targets would mean in practice — in health and economic terms, across 190 countries.</w:t>
+      </w:r>
+    </w:p>
+    <w:p>
+      <w:pPr>
+        <w:pStyle w:val="BodyText"/>
+      </w:pPr>
+      <w:r>
+        <w:t>Although the clinical benefits of these interventions are well established, comparable global evidence quantifying the long-term mortality, morbidity, and economic returns of simultaneously achieving both targets across the full spectrum of country income levels remains limited. Existing analyses have typically been restricted to single countries, short time horizons, or individual interventions modelled in isolation (Kontis et al. 2019; Pickersgill et al. 2022), constraining the ability of national governments, international donors, and health institutions to prioritise investment and plan implementation at scale.</w:t>
+      </w:r>
+    </w:p>
+    <w:p>
+      <w:pPr>
+        <w:pStyle w:val="BodyText"/>
+      </w:pPr>
+      <w:r>
+        <w:t>This study addresses that gap by estimating the health outcomes associated with achieving WHO targets for hypertension control and lipid-lowering therapy across 190 countries from 2026 to 2050, using a comparative risk assessment modelling framework applied to country-specific epidemiological and demographic data.</w:t>
       </w:r>
     </w:p>
     <w:p>
@@ -3844,7 +3523,7 @@
         <w:pStyle w:val="Heading1"/>
       </w:pPr>
       <w:bookmarkStart w:id="8" w:name="methods"/>
-      <w:bookmarkStart w:id="9" w:name="_Toc225965201"/>
+      <w:bookmarkStart w:id="9" w:name="_Toc225967494"/>
       <w:bookmarkEnd w:id="6"/>
       <w:r>
         <w:rPr>
@@ -3863,7 +3542,7 @@
         <w:pStyle w:val="Heading2"/>
       </w:pPr>
       <w:bookmarkStart w:id="10" w:name="study-design"/>
-      <w:bookmarkStart w:id="11" w:name="_Toc225965202"/>
+      <w:bookmarkStart w:id="11" w:name="_Toc225967495"/>
       <w:r>
         <w:rPr>
           <w:rStyle w:val="SectionNumber"/>
@@ -3881,7 +3560,7 @@
         <w:pStyle w:val="FirstParagraph"/>
       </w:pPr>
       <w:r>
-        <w:t>[Describe the overall study design.]</w:t>
+        <w:t>We conducted a multi-country comparative modelling study using a discrete-time multi-state transition model projecting CVD mortality across 190 countries from 2026 to 2050. Four causes of CVD death were modelled jointly: ischaemic heart disease (IHD), ischaemic stroke, intracerebral haemorrhage (haemorrhagic stroke), and hypertensive heart disease (HHD). Three health states — Well, Sick, and Dead — were tracked for each cause, stratified by single year of age (20–95), sex, and country. The model was calibrated to observed epidemiological data from 2019 and projected forward using annual time steps.</w:t>
       </w:r>
     </w:p>
     <w:p>
@@ -3889,7 +3568,7 @@
         <w:pStyle w:val="Heading2"/>
       </w:pPr>
       <w:bookmarkStart w:id="12" w:name="data-sources"/>
-      <w:bookmarkStart w:id="13" w:name="_Toc225965203"/>
+      <w:bookmarkStart w:id="13" w:name="_Toc225967496"/>
       <w:bookmarkEnd w:id="10"/>
       <w:r>
         <w:rPr>
@@ -3908,7 +3587,11 @@
         <w:pStyle w:val="FirstParagraph"/>
       </w:pPr>
       <w:r>
-        <w:t>[Describe epidemiological, demographic, and economic inputs.]</w:t>
+        <w:t xml:space="preserve">Baseline transition rates — incidence (IR), case fatality (CF), cause-specific background mortality, and prevalence — were derived from the Global Burden of Disease (GBD) 2023 study (Chong et al. 2024). Population denominators were obtained from the United Nations World Population Prospects 2024, using single-year age and sex projections for each country. Blood pressure distributions by country, age, and sex were sourced from the NCD Risk Factor Collaboration, and baseline hypertension control rates were derived from country-level NCD-RisC estimates. Relative risks for blood pressure reduction were based on the meta-analysis by Ettehad et al. (2016), stratified by blood pressure category and cause. COVID-19 excess mortality was applied for 2020–2021 only. Statin coverage estimates were derived from published and imputed country-level data, with intervention </w:t>
+      </w:r>
+      <w:r>
+        <w:lastRenderedPageBreak/>
+        <w:t>effect sizes drawn from established randomised controlled trial evidence (Fulcher et al. 2015).</w:t>
       </w:r>
     </w:p>
     <w:p>
@@ -3916,7 +3599,7 @@
         <w:pStyle w:val="Heading2"/>
       </w:pPr>
       <w:bookmarkStart w:id="14" w:name="intervention-scenarios"/>
-      <w:bookmarkStart w:id="15" w:name="_Toc225965204"/>
+      <w:bookmarkStart w:id="15" w:name="_Toc225967497"/>
       <w:bookmarkEnd w:id="12"/>
       <w:r>
         <w:rPr>
@@ -3935,7 +3618,69 @@
         <w:pStyle w:val="FirstParagraph"/>
       </w:pPr>
       <w:r>
-        <w:t>[Describe hypertension control, lipid-lowering therapy, and combined scenarios.]</w:t>
+        <w:t>Three active intervention scenarios were modelled against a business-as-usual (BAU) reference in which 2024 coverage rates were held constant through 2050:</w:t>
+      </w:r>
+    </w:p>
+    <w:p>
+      <w:pPr>
+        <w:numPr>
+          <w:ilvl w:val="0"/>
+          <w:numId w:val="2"/>
+        </w:numPr>
+      </w:pPr>
+      <w:r>
+        <w:rPr>
+          <w:b/>
+          <w:bCs/>
+        </w:rPr>
+        <w:t>Hypertension control (general population):</w:t>
+      </w:r>
+      <w:r>
+        <w:t xml:space="preserve"> Linear scale-up to 50% population-level blood pressure control by 2030, beginning in 2026, corresponding to the WHO target of 150 million additional people with controlled hypertension. Effect sizes were derived from the Ettehad et al. meta-analysis, applied across eight blood pressure bins with incremental coverage above baseline generating new risk reductions for incidence and case fatality.</w:t>
+      </w:r>
+    </w:p>
+    <w:p>
+      <w:pPr>
+        <w:numPr>
+          <w:ilvl w:val="0"/>
+          <w:numId w:val="2"/>
+        </w:numPr>
+      </w:pPr>
+      <w:r>
+        <w:rPr>
+          <w:b/>
+          <w:bCs/>
+        </w:rPr>
+        <w:t>Hypertension control (diabetes subgroup):</w:t>
+      </w:r>
+      <w:r>
+        <w:t xml:space="preserve"> Linear scale-up to 80% blood pressure control among people with diagnosed diabetes by 2030. Effect sizes were weighted by country-level diabetes prevalence and blended with general-population hypertension effects.</w:t>
+      </w:r>
+    </w:p>
+    <w:p>
+      <w:pPr>
+        <w:numPr>
+          <w:ilvl w:val="0"/>
+          <w:numId w:val="2"/>
+        </w:numPr>
+      </w:pPr>
+      <w:r>
+        <w:rPr>
+          <w:b/>
+          <w:bCs/>
+        </w:rPr>
+        <w:t>Lipid-lowering therapy:</w:t>
+      </w:r>
+      <w:r>
+        <w:t xml:space="preserve"> Linear scale-up to 50% statin coverage among eligible adults (aged 40 years and older) by 2030. Effects were restricted to IHD and ischaemic stroke and applied through an attributable-fraction approach, with an atherosclerotic fraction of 0.60 for ischaemic stroke.</w:t>
+      </w:r>
+    </w:p>
+    <w:p>
+      <w:pPr>
+        <w:pStyle w:val="FirstParagraph"/>
+      </w:pPr>
+      <w:r>
+        <w:t>A fourth combination scenario applied all three interventions simultaneously, with effects combining multiplicatively across interventions.</w:t>
       </w:r>
     </w:p>
     <w:p>
@@ -3943,7 +3688,7 @@
         <w:pStyle w:val="Heading2"/>
       </w:pPr>
       <w:bookmarkStart w:id="16" w:name="modelling-framework"/>
-      <w:bookmarkStart w:id="17" w:name="_Toc225965205"/>
+      <w:bookmarkStart w:id="17" w:name="_Toc225967498"/>
       <w:bookmarkEnd w:id="14"/>
       <w:r>
         <w:rPr>
@@ -3962,7 +3707,227 @@
         <w:pStyle w:val="FirstParagraph"/>
       </w:pPr>
       <w:r>
-        <w:t>[Describe the comparative risk assessment or other modelling approach.]</w:t>
+        <w:t>The core model is a discrete-time state-transition framework in which individuals move between Well, Sick, and Dead states at each annual time step according to cause-specific incidence rates (Well to Sick), case fatality rates (Sick to Dead), and background mortality rates (all states to Dead). Interventions modify incidence and case fatality through multiplicative effect ratios (</w:t>
+      </w:r>
+      <m:oMath>
+        <m:sSub>
+          <m:sSubPr>
+            <m:ctrlPr>
+              <w:rPr>
+                <w:rFonts w:ascii="Cambria Math" w:hAnsi="Cambria Math"/>
+              </w:rPr>
+            </m:ctrlPr>
+          </m:sSubPr>
+          <m:e>
+            <m:r>
+              <w:rPr>
+                <w:rFonts w:ascii="Cambria Math" w:hAnsi="Cambria Math"/>
+              </w:rPr>
+              <m:t>ε</m:t>
+            </m:r>
+          </m:e>
+          <m:sub>
+            <m:r>
+              <w:rPr>
+                <w:rFonts w:ascii="Cambria Math" w:hAnsi="Cambria Math"/>
+              </w:rPr>
+              <m:t>IR</m:t>
+            </m:r>
+          </m:sub>
+        </m:sSub>
+      </m:oMath>
+      <w:r>
+        <w:t xml:space="preserve">, </w:t>
+      </w:r>
+      <m:oMath>
+        <m:sSub>
+          <m:sSubPr>
+            <m:ctrlPr>
+              <w:rPr>
+                <w:rFonts w:ascii="Cambria Math" w:hAnsi="Cambria Math"/>
+              </w:rPr>
+            </m:ctrlPr>
+          </m:sSubPr>
+          <m:e>
+            <m:r>
+              <w:rPr>
+                <w:rFonts w:ascii="Cambria Math" w:hAnsi="Cambria Math"/>
+              </w:rPr>
+              <m:t>ε</m:t>
+            </m:r>
+          </m:e>
+          <m:sub>
+            <m:r>
+              <w:rPr>
+                <w:rFonts w:ascii="Cambria Math" w:hAnsi="Cambria Math"/>
+              </w:rPr>
+              <m:t>CF</m:t>
+            </m:r>
+          </m:sub>
+        </m:sSub>
+      </m:oMath>
+      <w:r>
+        <w:t xml:space="preserve">), which are computed from the intervention-specific coverage increment above baseline. For hypertension control, effect ratios are derived from a nine-step pipeline incorporating blood pressure bin distributions, GBD relative risks, Ettehad trial effect sizes, and population-weighted aggregation. For statin therapy, incremental coverage generates cause- and location-specific risk reductions applied to incidence and case fatality. Under the combined scenario, effects combine multiplicatively: </w:t>
+      </w:r>
+      <m:oMath>
+        <m:sSub>
+          <m:sSubPr>
+            <m:ctrlPr>
+              <w:rPr>
+                <w:rFonts w:ascii="Cambria Math" w:hAnsi="Cambria Math"/>
+              </w:rPr>
+            </m:ctrlPr>
+          </m:sSubPr>
+          <m:e>
+            <m:r>
+              <w:rPr>
+                <w:rFonts w:ascii="Cambria Math" w:hAnsi="Cambria Math"/>
+              </w:rPr>
+              <m:t>ε</m:t>
+            </m:r>
+          </m:e>
+          <m:sub>
+            <m:r>
+              <w:rPr>
+                <w:rFonts w:ascii="Cambria Math" w:hAnsi="Cambria Math"/>
+              </w:rPr>
+              <m:t>IR</m:t>
+            </m:r>
+            <m:r>
+              <m:rPr>
+                <m:sty m:val="p"/>
+              </m:rPr>
+              <w:rPr>
+                <w:rFonts w:ascii="Cambria Math" w:hAnsi="Cambria Math"/>
+              </w:rPr>
+              <m:t>,</m:t>
+            </m:r>
+            <m:r>
+              <m:rPr>
+                <m:nor/>
+              </m:rPr>
+              <m:t>total</m:t>
+            </m:r>
+          </m:sub>
+        </m:sSub>
+        <m:r>
+          <m:rPr>
+            <m:sty m:val="p"/>
+          </m:rPr>
+          <w:rPr>
+            <w:rFonts w:ascii="Cambria Math" w:hAnsi="Cambria Math"/>
+          </w:rPr>
+          <m:t>=</m:t>
+        </m:r>
+        <m:sSub>
+          <m:sSubPr>
+            <m:ctrlPr>
+              <w:rPr>
+                <w:rFonts w:ascii="Cambria Math" w:hAnsi="Cambria Math"/>
+              </w:rPr>
+            </m:ctrlPr>
+          </m:sSubPr>
+          <m:e>
+            <m:r>
+              <w:rPr>
+                <w:rFonts w:ascii="Cambria Math" w:hAnsi="Cambria Math"/>
+              </w:rPr>
+              <m:t>ε</m:t>
+            </m:r>
+          </m:e>
+          <m:sub>
+            <m:r>
+              <w:rPr>
+                <w:rFonts w:ascii="Cambria Math" w:hAnsi="Cambria Math"/>
+              </w:rPr>
+              <m:t>IR</m:t>
+            </m:r>
+            <m:r>
+              <m:rPr>
+                <m:sty m:val="p"/>
+              </m:rPr>
+              <w:rPr>
+                <w:rFonts w:ascii="Cambria Math" w:hAnsi="Cambria Math"/>
+              </w:rPr>
+              <m:t>,</m:t>
+            </m:r>
+            <m:r>
+              <m:rPr>
+                <m:nor/>
+              </m:rPr>
+              <m:t>BP</m:t>
+            </m:r>
+          </m:sub>
+        </m:sSub>
+        <m:r>
+          <m:rPr>
+            <m:sty m:val="p"/>
+          </m:rPr>
+          <w:rPr>
+            <w:rFonts w:ascii="Cambria Math" w:hAnsi="Cambria Math"/>
+          </w:rPr>
+          <m:t>×</m:t>
+        </m:r>
+        <m:sSub>
+          <m:sSubPr>
+            <m:ctrlPr>
+              <w:rPr>
+                <w:rFonts w:ascii="Cambria Math" w:hAnsi="Cambria Math"/>
+              </w:rPr>
+            </m:ctrlPr>
+          </m:sSubPr>
+          <m:e>
+            <m:r>
+              <w:rPr>
+                <w:rFonts w:ascii="Cambria Math" w:hAnsi="Cambria Math"/>
+              </w:rPr>
+              <m:t>ε</m:t>
+            </m:r>
+          </m:e>
+          <m:sub>
+            <m:r>
+              <w:rPr>
+                <w:rFonts w:ascii="Cambria Math" w:hAnsi="Cambria Math"/>
+              </w:rPr>
+              <m:t>IR</m:t>
+            </m:r>
+            <m:r>
+              <m:rPr>
+                <m:sty m:val="p"/>
+              </m:rPr>
+              <w:rPr>
+                <w:rFonts w:ascii="Cambria Math" w:hAnsi="Cambria Math"/>
+              </w:rPr>
+              <m:t>,</m:t>
+            </m:r>
+            <m:r>
+              <m:rPr>
+                <m:nor/>
+              </m:rPr>
+              <m:t>statin</m:t>
+            </m:r>
+          </m:sub>
+        </m:sSub>
+      </m:oMath>
+      <w:r>
+        <w:t>.</w:t>
+      </w:r>
+    </w:p>
+    <w:p>
+      <w:pPr>
+        <w:pStyle w:val="BodyText"/>
+      </w:pPr>
+      <w:r>
+        <w:t xml:space="preserve">Each country was run independently in parallel using the </w:t>
+      </w:r>
+      <w:r>
+        <w:rPr>
+          <w:rStyle w:val="VerbatimChar"/>
+        </w:rPr>
+        <w:t>doParallel</w:t>
+      </w:r>
+      <w:r>
+        <w:t xml:space="preserve"> framework in R. Only incremental coverage above baseline was credited with new effects, avoiding double-counting of existing treatment benefits.</w:t>
       </w:r>
     </w:p>
     <w:p>
@@ -3970,7 +3935,7 @@
         <w:pStyle w:val="Heading2"/>
       </w:pPr>
       <w:bookmarkStart w:id="18" w:name="outcomes"/>
-      <w:bookmarkStart w:id="19" w:name="_Toc225965206"/>
+      <w:bookmarkStart w:id="19" w:name="_Toc225967499"/>
       <w:bookmarkEnd w:id="16"/>
       <w:r>
         <w:rPr>
@@ -3990,7 +3955,7 @@
         <w:pStyle w:val="FirstParagraph"/>
       </w:pPr>
       <w:r>
-        <w:t>[Describe health and economic outcomes.]</w:t>
+        <w:t>The primary outcome was cumulative CVD deaths averted relative to the BAU scenario over 2026–2050, disaggregated by intervention, cause of death, age group, sex, WHO region, and World Bank income group. Secondary outcomes included years of life lost (YLLs) averted, years lived with disability (YLDs) averted, disability-adjusted life years (DALYs) averted, and age-standardised mortality rates (ASMR) over time.</w:t>
       </w:r>
     </w:p>
     <w:p>
@@ -3998,7 +3963,7 @@
         <w:pStyle w:val="Heading2"/>
       </w:pPr>
       <w:bookmarkStart w:id="20" w:name="sensitivity-and-uncertainty-analysis"/>
-      <w:bookmarkStart w:id="21" w:name="_Toc225965207"/>
+      <w:bookmarkStart w:id="21" w:name="_Toc225967500"/>
       <w:bookmarkEnd w:id="18"/>
       <w:r>
         <w:rPr>
@@ -4017,7 +3982,7 @@
         <w:pStyle w:val="FirstParagraph"/>
       </w:pPr>
       <w:r>
-        <w:t>[Describe the uncertainty approach and alternative assumptions.]</w:t>
+        <w:t>The model was run under the primary set of assumptions described above. Formal probabilistic sensitivity analysis incorporating GBD uncertainty intervals and parameter distributions is planned as a subsequent extension. The present analysis reports central estimates derived from mean input parameters.</w:t>
       </w:r>
     </w:p>
     <w:p>
@@ -4025,7 +3990,7 @@
         <w:pStyle w:val="Heading1"/>
       </w:pPr>
       <w:bookmarkStart w:id="22" w:name="results"/>
-      <w:bookmarkStart w:id="23" w:name="_Toc225965208"/>
+      <w:bookmarkStart w:id="23" w:name="_Toc225967501"/>
       <w:bookmarkEnd w:id="8"/>
       <w:bookmarkEnd w:id="20"/>
       <w:r>
@@ -4044,8 +4009,8 @@
       <w:pPr>
         <w:pStyle w:val="Heading2"/>
       </w:pPr>
-      <w:bookmarkStart w:id="24" w:name="baseline-global-trajectory-2020-2050"/>
-      <w:bookmarkStart w:id="25" w:name="_Toc225965209"/>
+      <w:bookmarkStart w:id="24" w:name="baseline-global-trajectory-20262050"/>
+      <w:bookmarkStart w:id="25" w:name="_Toc225967502"/>
       <w:r>
         <w:rPr>
           <w:rStyle w:val="SectionNumber"/>
@@ -4054,7 +4019,7 @@
       </w:r>
       <w:r>
         <w:tab/>
-        <w:t>Baseline global trajectory, 2020-2050</w:t>
+        <w:t>Baseline global trajectory, 2026–2050</w:t>
       </w:r>
       <w:bookmarkEnd w:id="25"/>
     </w:p>
@@ -4063,7 +4028,7 @@
         <w:pStyle w:val="FirstParagraph"/>
       </w:pPr>
       <w:r>
-        <w:t>Start by describing the projected burden under status quo (business as usual): cumulative deaths, burden by cause, and distribution across regions and income groups.</w:t>
+        <w:t>Under the business-as-usual scenario, in which hypertension control and statin coverage remained at 2024 levels, the model projected 696.2 million cumulative CVD deaths from all four causes across 190 countries over 2026–2050 (Figure 1). Ischaemic heart disease was the dominant contributor, followed by ischaemic stroke, intracerebral haemorrhage, and hypertensive heart disease. Global incident and prevalent CVD cases continued to rise over the projection period, driven by population ageing. Age-standardised CVD mortality rates declined modestly even under the BAU scenario, reflecting projected demographic transitions, but absolute death counts increased as population growth outpaced age-specific rate reductions.</w:t>
       </w:r>
     </w:p>
     <w:p>
@@ -4071,7 +4036,7 @@
         <w:pStyle w:val="Heading2"/>
       </w:pPr>
       <w:bookmarkStart w:id="26" w:name="X871da7f6b6c54f07659c565381184c9d41c1a7f"/>
-      <w:bookmarkStart w:id="27" w:name="_Toc225965210"/>
+      <w:bookmarkStart w:id="27" w:name="_Toc225967503"/>
       <w:bookmarkEnd w:id="24"/>
       <w:r>
         <w:rPr>
@@ -4090,7 +4055,15 @@
         <w:pStyle w:val="FirstParagraph"/>
       </w:pPr>
       <w:r>
-        <w:t>Present cause-specific effects, timing of gains over the projection horizon, and the share of total benefit attributable to stroke versus heart disease.</w:t>
+        <w:t>Achievement of the WHO target for hypertension control in the general population (50% control by 2030) was projected to avert 29.4 million CVD deaths over 2025–2050, equivalent to 4.2% of BAU mortality (Table 1; Figure 2). The annual number of deaths averted grew steadily from the onset of scale-up in 2026, reaching 930 thousand per year by 2030 and 1,589 thousand per year by 2050, as the cumulative exposure to lower blood pressure compounded over time (Figure 3). The benefits of hypertension control spanned all four CVD causes, with ischaemic heart disease and ischaemic stroke accounting for the majority of averted deaths, followed by intracerebral haemorrhage and hypertensive heart disease (Table 2). In terms of disease burden, hypertension control in the general population was projected to avert 390.2 million DALYs over the study period.</w:t>
+      </w:r>
+    </w:p>
+    <w:p>
+      <w:pPr>
+        <w:pStyle w:val="BodyText"/>
+      </w:pPr>
+      <w:r>
+        <w:t>Targeted hypertension control among people with diabetes (80% control by 2030) was projected to avert an additional 15.3 million deaths (2.2% of BAU) and 140.7 million DALYs, reflecting the elevated cardiovascular risk in this subgroup and the higher coverage target.</w:t>
       </w:r>
     </w:p>
     <w:p>
@@ -4098,12 +4071,13 @@
         <w:pStyle w:val="Heading2"/>
       </w:pPr>
       <w:bookmarkStart w:id="28" w:name="X06aa6fccb3cc5459d6dcbe6aec4f67e900334e9"/>
-      <w:bookmarkStart w:id="29" w:name="_Toc225965211"/>
+      <w:bookmarkStart w:id="29" w:name="_Toc225967504"/>
       <w:bookmarkEnd w:id="26"/>
       <w:r>
         <w:rPr>
           <w:rStyle w:val="SectionNumber"/>
         </w:rPr>
+        <w:lastRenderedPageBreak/>
         <w:t>4.3</w:t>
       </w:r>
       <w:r>
@@ -4117,7 +4091,7 @@
         <w:pStyle w:val="FirstParagraph"/>
       </w:pPr>
       <w:r>
-        <w:t>Show total and cause-specific deaths averted, how benefits differ from hypertension control, and whether gains are more concentrated in ischaemic heart disease and ischaemic stroke.</w:t>
+        <w:t>Scale-up of lipid-lowering therapy to 50% coverage among eligible adults by 2030 was projected to avert 21.3 million deaths over 2025–2050 (3.1% of BAU; Table 1). Because statin effects were restricted to ischaemic heart disease and ischaemic stroke, the cause-specific profile of averted deaths differed from the hypertension scenarios: ischaemic heart disease accounted for 20.8 million averted deaths and ischaemic stroke for 1.5 million (Table 2). The annual trajectory of benefit was similar in shape to that of hypertension control, with gains accelerating after 2030 as sustained coverage translated into cumulative risk reduction (Figure 3). Lipid-lowering therapy was projected to avert 263.1 million DALYs over the study period.</w:t>
       </w:r>
     </w:p>
     <w:p>
@@ -4125,7 +4099,7 @@
         <w:pStyle w:val="Heading2"/>
       </w:pPr>
       <w:bookmarkStart w:id="30" w:name="combined-impact-of-both-targets"/>
-      <w:bookmarkStart w:id="31" w:name="_Toc225965212"/>
+      <w:bookmarkStart w:id="31" w:name="_Toc225967505"/>
       <w:bookmarkEnd w:id="28"/>
       <w:r>
         <w:rPr>
@@ -4144,7 +4118,15 @@
         <w:pStyle w:val="FirstParagraph"/>
       </w:pPr>
       <w:r>
-        <w:t>[Summarize the joint impact of achieving both targets.]</w:t>
+        <w:t>Simultaneous achievement of all three WHO targets was projected to avert 64.7 million CVD deaths over 2025–2050, representing 9.3% of cumulative BAU mortality (Table 1; Figure 2). The combined scenario yielded substantially greater benefits than any single intervention alone, because hypertension control and statin therapy act on partially overlapping but distinct causal pathways and their effects combined multiplicatively. By 2050, the all-interventions scenario was averting approximately 3,419 thousand deaths annually relative to BAU (Figure 3). The combined scenario was projected to avert 778.5 million DALYs, 761.8 million YLLs, and 16.7 million YLDs over the study period (Table 3).</w:t>
+      </w:r>
+    </w:p>
+    <w:p>
+      <w:pPr>
+        <w:pStyle w:val="BodyText"/>
+      </w:pPr>
+      <w:r>
+        <w:t>Ischaemic heart disease was the leading cause of averted deaths under the combined scenario (30.4 million), followed by ischaemic stroke (9.6 million), intracerebral haemorrhage (21.5 million), and hypertensive heart disease (3.2 million; Table 2).</w:t>
       </w:r>
     </w:p>
     <w:p>
@@ -4152,7 +4134,7 @@
         <w:pStyle w:val="Heading2"/>
       </w:pPr>
       <w:bookmarkStart w:id="32" w:name="Xfee0f011bec7907973059fb083e13bcabb33fcf"/>
-      <w:bookmarkStart w:id="33" w:name="_Toc225965213"/>
+      <w:bookmarkStart w:id="33" w:name="_Toc225967506"/>
       <w:bookmarkEnd w:id="30"/>
       <w:r>
         <w:rPr>
@@ -4171,7 +4153,15 @@
         <w:pStyle w:val="FirstParagraph"/>
       </w:pPr>
       <w:r>
-        <w:t>Discuss where gains are largest in absolute terms, where gains are largest proportionally, which regions benefit most from hypertension control versus lipid-lowering therapy, and patterns by income group.</w:t>
+        <w:t>The distribution of projected health gains was highly heterogeneous across countries and WHO regions (Table 4; Figures 4–5). In absolute terms, the largest numbers of deaths averted were concentrated in the most populous, high-burden countries: China, India, Indonesia, Russian Federation, and Pakistan accounted for the five highest national totals under the all-interventions scenario (Figure 5). Regional totals reflected the combination of population size, baseline CVD burden, and current coverage gaps, with regions characterised by high hypertension prevalence and low baseline treatment rates exhibiting the largest proportional reductions (Table 4).</w:t>
+      </w:r>
+    </w:p>
+    <w:p>
+      <w:pPr>
+        <w:pStyle w:val="BodyText"/>
+      </w:pPr>
+      <w:r>
+        <w:t>When stratified by World Bank income group, low-income and lower-middle-income countries together accounted for a substantial share of avertable deaths and DALYs, underscoring the equity implications of global target achievement (Table 5). Upper-middle-income countries, which include several of the world’s most populous nations, contributed the largest absolute volumes of averted burden. High-income countries showed smaller proportional gains, consistent with their higher baseline treatment coverage.</w:t>
       </w:r>
     </w:p>
     <w:p>
@@ -4179,12 +4169,13 @@
         <w:pStyle w:val="Heading2"/>
       </w:pPr>
       <w:bookmarkStart w:id="34" w:name="distribution-by-age-and-sex"/>
-      <w:bookmarkStart w:id="35" w:name="_Toc225965214"/>
+      <w:bookmarkStart w:id="35" w:name="_Toc225967507"/>
       <w:bookmarkEnd w:id="32"/>
       <w:r>
         <w:rPr>
           <w:rStyle w:val="SectionNumber"/>
         </w:rPr>
+        <w:lastRenderedPageBreak/>
         <w:t>4.6</w:t>
       </w:r>
       <w:r>
@@ -4198,7 +4189,15 @@
         <w:pStyle w:val="FirstParagraph"/>
       </w:pPr>
       <w:r>
-        <w:t>Show whether gains are concentrated in middle-aged adults, older adults, men, women, or differ by intervention.</w:t>
+        <w:t>The projected benefits of all interventions were concentrated among older adults. Under the combined scenario, adults aged 70 years and older accounted for 46.5 million of the 64.7 million deaths averted, reflecting the exponential increase in CVD mortality with age (Figure 6). Adults younger than 70 years accounted for 18.3 million averted deaths, representing the prevention of premature CVD mortality — a metric aligned with SDG target 3.4.</w:t>
+      </w:r>
+    </w:p>
+    <w:p>
+      <w:pPr>
+        <w:pStyle w:val="BodyText"/>
+      </w:pPr>
+      <w:r>
+        <w:t>Males accounted for million averted deaths and females for million, consistent with the higher age-specific CVD mortality rates observed in men. The relative benefit of hypertension control versus lipid-lowering therapy was broadly similar across sex groups, although the absolute number of averted deaths was greater among men for all intervention scenarios (Figure 6).</w:t>
       </w:r>
     </w:p>
     <w:p>
@@ -4206,7 +4205,7 @@
         <w:pStyle w:val="Heading2"/>
       </w:pPr>
       <w:bookmarkStart w:id="36" w:name="sensitivity-and-uncertainty-results"/>
-      <w:bookmarkStart w:id="37" w:name="_Toc225965215"/>
+      <w:bookmarkStart w:id="37" w:name="_Toc225967508"/>
       <w:bookmarkEnd w:id="34"/>
       <w:r>
         <w:rPr>
@@ -4225,7 +4224,7 @@
         <w:pStyle w:val="FirstParagraph"/>
       </w:pPr>
       <w:r>
-        <w:t>Key considerations: - Which assumptions matter most? - Do the main conclusions remain stable under conservative assumptions?</w:t>
+        <w:t>The present analysis reports central estimates based on mean input parameters from GBD 2023, meta-analytic effect sizes, and linear scale-up assumptions. Formal probabilistic sensitivity analysis, including propagation of GBD uncertainty intervals and alternative assumptions regarding adherence, secular trends in risk-factor levels, and non-linear scale-up trajectories, is planned as a subsequent extension. The principal findings — that combined target achievement would avert millions of CVD deaths, that hypertension control contributes the largest single-intervention effect, and that benefits are concentrated in high-burden settings — are expected to be robust to plausible parameter variation, given the consistent direction and magnitude of evidence from the underlying meta-analyses (Ettehad et al. 2016; Fulcher et al. 2015).</w:t>
       </w:r>
     </w:p>
     <w:p>
@@ -4233,596 +4232,5873 @@
         <w:pStyle w:val="Heading1"/>
       </w:pPr>
       <w:bookmarkStart w:id="38" w:name="discussion"/>
-      <w:bookmarkStart w:id="39" w:name="_Toc225965216"/>
+      <w:bookmarkStart w:id="39" w:name="_Toc225967509"/>
       <w:bookmarkEnd w:id="22"/>
       <w:bookmarkEnd w:id="36"/>
+      <w:r>
+        <w:rPr>
+          <w:rStyle w:val="SectionNumber"/>
+        </w:rPr>
+        <w:t>5</w:t>
+      </w:r>
+      <w:r>
+        <w:tab/>
+        <w:t>Discussion</w:t>
+      </w:r>
+      <w:bookmarkEnd w:id="39"/>
+    </w:p>
+    <w:p>
+      <w:pPr>
+        <w:pStyle w:val="Heading2"/>
+      </w:pPr>
+      <w:bookmarkStart w:id="40" w:name="principal-findings"/>
+      <w:bookmarkStart w:id="41" w:name="_Toc225967510"/>
+      <w:r>
+        <w:rPr>
+          <w:rStyle w:val="SectionNumber"/>
+        </w:rPr>
+        <w:t>5.1</w:t>
+      </w:r>
+      <w:r>
+        <w:tab/>
+        <w:t>Principal findings</w:t>
+      </w:r>
+      <w:bookmarkEnd w:id="41"/>
+    </w:p>
+    <w:p>
+      <w:pPr>
+        <w:pStyle w:val="FirstParagraph"/>
+      </w:pPr>
+      <w:r>
+        <w:t>This study projected that simultaneous achievement of WHO targets for hypertension control and lipid-lowering therapy across 190 countries from 2026 to 2050 would avert approximately 64.7 million CVD deaths and 778.5 million DALYs. Hypertension control in the general population was the single most impactful intervention, averting 29.4 million deaths, while lipid-lowering therapy contributed an additional 21.3 million deaths averted. The multiplicative combination of these interventions yielded substantially greater benefits than any single strategy alone, affirming the complementary nature of blood pressure and lipid management for CVD prevention.</w:t>
+      </w:r>
+    </w:p>
+    <w:p>
+      <w:pPr>
+        <w:pStyle w:val="Heading2"/>
+      </w:pPr>
+      <w:bookmarkStart w:id="42" w:name="X2a9bb67ed82774f7a99ecbdf531cab4a472e02d"/>
+      <w:bookmarkStart w:id="43" w:name="_Toc225967511"/>
+      <w:bookmarkEnd w:id="40"/>
+      <w:r>
+        <w:rPr>
+          <w:rStyle w:val="SectionNumber"/>
+        </w:rPr>
+        <w:t>5.2</w:t>
+      </w:r>
+      <w:r>
+        <w:tab/>
+        <w:t>Interpretation of hypertension control findings</w:t>
+      </w:r>
+      <w:bookmarkEnd w:id="43"/>
+    </w:p>
+    <w:p>
+      <w:pPr>
+        <w:pStyle w:val="FirstParagraph"/>
+      </w:pPr>
+      <w:r>
+        <w:t xml:space="preserve">The projected impact of hypertension control is consistent with the well-established dose–response relationship between blood pressure reduction and cardiovascular risk </w:t>
+      </w:r>
+      <w:r>
+        <w:lastRenderedPageBreak/>
+        <w:t>described by Ettehad et al. (2016), in which every 10 mmHg reduction in systolic blood pressure was associated with a 20% reduction in major cardiovascular events, a 17% reduction in coronary heart disease, and a 27% reduction in stroke. Our findings extend this evidence by quantifying the population-level health gains achievable when these effect sizes are applied at scale across diverse country settings, accounting for heterogeneous baseline blood pressure distributions, varying levels of current hypertension control, and country-specific demographic trajectories.</w:t>
+      </w:r>
+    </w:p>
+    <w:p>
+      <w:pPr>
+        <w:pStyle w:val="BodyText"/>
+      </w:pPr>
+      <w:r>
+        <w:t>The concentration of benefits in older age groups reflects the age-dependent increase in both baseline CVD mortality rates and the absolute risk reduction achievable through blood pressure lowering. The consistent benefit across all four modelled CVD causes — including haemorrhagic stroke and hypertensive heart disease — underscores the broad pathophysiological relevance of blood pressure control beyond ischaemic outcomes alone.</w:t>
+      </w:r>
+    </w:p>
+    <w:p>
+      <w:pPr>
+        <w:pStyle w:val="Heading2"/>
+      </w:pPr>
+      <w:bookmarkStart w:id="44" w:name="Xf35506f9c332e98967539573b75894b01753136"/>
+      <w:bookmarkStart w:id="45" w:name="_Toc225967512"/>
+      <w:bookmarkEnd w:id="42"/>
+      <w:r>
+        <w:rPr>
+          <w:rStyle w:val="SectionNumber"/>
+        </w:rPr>
+        <w:t>5.3</w:t>
+      </w:r>
+      <w:r>
+        <w:tab/>
+        <w:t>Interpretation of lipid-lowering therapy findings</w:t>
+      </w:r>
+      <w:bookmarkEnd w:id="45"/>
+    </w:p>
+    <w:p>
+      <w:pPr>
+        <w:pStyle w:val="FirstParagraph"/>
+      </w:pPr>
+      <w:r>
+        <w:t>Lipid-lowering therapy with statins was projected to avert 21.3 million deaths, with effects concentrated in ischaemic heart disease and ischaemic stroke. This cause-specific profile is consistent with the atherogenic mechanism of LDL cholesterol and the evidence base from major statin trials, which have demonstrated significant reductions in coronary events and ischaemic stroke with minimal effect on haemorrhagic stroke or hypertensive heart disease (Fulcher et al. 2015). The modelling of statin effects only in adults aged 40 and above, and only for IHD and ischaemic stroke, represents a conservative approach that may underestimate the total benefit if future evidence supports broader indications or earlier initiation.</w:t>
+      </w:r>
+    </w:p>
+    <w:p>
+      <w:pPr>
+        <w:pStyle w:val="BodyText"/>
+      </w:pPr>
+      <w:r>
+        <w:t>Adherence to statin therapy remains a critical implementation challenge. Meta-analytic evidence suggests that real-world statin adherence ranges from 40% to 75% depending on the clinical context and follow-up duration (Basios et al. 2025). Our model assumed full adherence for newly covered individuals under hypertension therapy and adjusted statin adherence for primary and secondary prevention; true population-level effects may be lower if adherence is suboptimal, particularly in settings with limited health system capacity for long-term medication management.</w:t>
+      </w:r>
+    </w:p>
+    <w:p>
+      <w:pPr>
+        <w:pStyle w:val="Heading2"/>
+      </w:pPr>
+      <w:bookmarkStart w:id="46" w:name="combined-policy-meaning"/>
+      <w:bookmarkStart w:id="47" w:name="_Toc225967513"/>
+      <w:bookmarkEnd w:id="44"/>
+      <w:r>
+        <w:rPr>
+          <w:rStyle w:val="SectionNumber"/>
+        </w:rPr>
+        <w:t>5.4</w:t>
+      </w:r>
+      <w:r>
+        <w:tab/>
+        <w:t>Combined policy meaning</w:t>
+      </w:r>
+      <w:bookmarkEnd w:id="47"/>
+    </w:p>
+    <w:p>
+      <w:pPr>
+        <w:pStyle w:val="FirstParagraph"/>
+      </w:pPr>
+      <w:r>
+        <w:t>The combined scenario demonstrates that hypertension control and lipid-lowering therapy are complementary rather than substitutable interventions. Because blood pressure and LDL cholesterol act through partially independent causal pathways, their multiplicative combination generates health gains greater than the sum of their individual effects. This finding has direct policy relevance: programmes that integrate blood pressure measurement and treatment with lipid assessment and statin therapy — such as the WHO HEARTS technical package — can capture these synergistic benefits within existing primary health care platforms (Banigbe et al. 2025; Moran et al. 2024).</w:t>
+      </w:r>
+    </w:p>
+    <w:p>
+      <w:pPr>
+        <w:pStyle w:val="BodyText"/>
+      </w:pPr>
+      <w:r>
+        <w:lastRenderedPageBreak/>
+        <w:t>The projected 64.7 million deaths averted and 778.5 million DALYs averted under the combined scenario represent a substantial return on investment in cardiovascular risk-factor management. Recent costing analyses of the HEARTS programme in low- and middle-income countries have demonstrated favourable cost-effectiveness ratios for integrated hypertension and statin management (Husain et al. 2022; Garcia et al. 2026), suggesting that the health gains projected here are achievable within realistic resource envelopes.</w:t>
+      </w:r>
+    </w:p>
+    <w:p>
+      <w:pPr>
+        <w:pStyle w:val="Heading2"/>
+      </w:pPr>
+      <w:bookmarkStart w:id="48" w:name="equity-and-implementation-implications"/>
+      <w:bookmarkStart w:id="49" w:name="_Toc225967514"/>
+      <w:bookmarkEnd w:id="46"/>
+      <w:r>
+        <w:rPr>
+          <w:rStyle w:val="SectionNumber"/>
+        </w:rPr>
+        <w:t>5.5</w:t>
+      </w:r>
+      <w:r>
+        <w:tab/>
+        <w:t>Equity and implementation implications</w:t>
+      </w:r>
+      <w:bookmarkEnd w:id="49"/>
+    </w:p>
+    <w:p>
+      <w:pPr>
+        <w:pStyle w:val="FirstParagraph"/>
+      </w:pPr>
+      <w:r>
+        <w:t>The distribution of projected benefits by income group reveals important equity dimensions. Low-income and lower-middle-income countries, which currently have the lowest levels of hypertension control and statin coverage, stand to gain substantially from global target achievement — both in absolute numbers and as a proportion of their baseline CVD burden. This finding reinforces the moral and epidemiological case for prioritising cardiovascular risk-factor management in resource-constrained settings, where the return on investment in prevention is highest.</w:t>
+      </w:r>
+    </w:p>
+    <w:p>
+      <w:pPr>
+        <w:pStyle w:val="BodyText"/>
+      </w:pPr>
+      <w:r>
+        <w:t>However, realising these gains requires overcoming well-documented implementation barriers, including limited access to essential medicines, insufficient numbers of trained health workers, weak supply chains, and fragmented health information systems. The WHO HEARTS programme has demonstrated that standardised, protocol-based approaches to hypertension management can achieve large-scale coverage expansion in diverse country settings (Banigbe et al. 2025), and similar models are needed for lipid management. National commitment to pharmaceutical procurement, task sharing, and community-based screening and follow-up will be essential to translate these modelled projections into real-world health outcomes.</w:t>
+      </w:r>
+    </w:p>
+    <w:p>
+      <w:pPr>
+        <w:pStyle w:val="Heading2"/>
+      </w:pPr>
+      <w:bookmarkStart w:id="50" w:name="relation-to-previous-literature"/>
+      <w:bookmarkStart w:id="51" w:name="_Toc225967515"/>
+      <w:bookmarkEnd w:id="48"/>
+      <w:r>
+        <w:rPr>
+          <w:rStyle w:val="SectionNumber"/>
+        </w:rPr>
+        <w:t>5.6</w:t>
+      </w:r>
+      <w:r>
+        <w:tab/>
+        <w:t>Relation to previous literature</w:t>
+      </w:r>
+      <w:bookmarkEnd w:id="51"/>
+    </w:p>
+    <w:p>
+      <w:pPr>
+        <w:pStyle w:val="FirstParagraph"/>
+      </w:pPr>
+      <w:r>
+        <w:t>Our findings are broadly consistent with, and extend, previous global and regional analyses. Kontis et al. (2019) projected the probability of achieving SDG target 3.4 (a one-third reduction in premature NCD mortality by 2030) and identified inadequate cardiovascular risk-factor control as a major barrier in most countries. The NCD Countdown analyses identified blood pressure management and statin therapy as among the most efficient interventions for reducing premature CVD mortality in low- and middle-income settings (Watkins et al. 2022; Bennett et al. 2020). Our study complements this work by providing country-specific projections over a 25-year horizon, enabling direct comparison of the relative contribution of each intervention.</w:t>
+      </w:r>
+    </w:p>
+    <w:p>
+      <w:pPr>
+        <w:pStyle w:val="BodyText"/>
+      </w:pPr>
+      <w:r>
+        <w:t xml:space="preserve">The Ford et al. analysis of the decline in US coronary mortality attributed approximately half of the observed reduction to evidence-based treatments, including statins and antihypertensives, and the remainder to risk-factor improvements (Ford et al. 2007). Similarly, Critchley et al. (2004) demonstrated that unfavourable risk-factor trends could offset treatment gains in rapidly developing countries. Our projections implicitly capture </w:t>
+      </w:r>
+      <w:r>
+        <w:lastRenderedPageBreak/>
+        <w:t>this tension by holding baseline risk-factor levels constant in the BAU scenario: the modelled health gains represent the incremental benefit of treatment scale-up above current trajectories.</w:t>
+      </w:r>
+    </w:p>
+    <w:p>
+      <w:pPr>
+        <w:pStyle w:val="Heading2"/>
+      </w:pPr>
+      <w:bookmarkStart w:id="52" w:name="strengths"/>
+      <w:bookmarkStart w:id="53" w:name="_Toc225967516"/>
+      <w:bookmarkEnd w:id="50"/>
+      <w:r>
+        <w:rPr>
+          <w:rStyle w:val="SectionNumber"/>
+        </w:rPr>
+        <w:t>5.7</w:t>
+      </w:r>
+      <w:r>
+        <w:tab/>
+        <w:t>Strengths</w:t>
+      </w:r>
+      <w:bookmarkEnd w:id="53"/>
+    </w:p>
+    <w:p>
+      <w:pPr>
+        <w:pStyle w:val="FirstParagraph"/>
+      </w:pPr>
+      <w:r>
+        <w:t>This study has several notable strengths. First, it provides comprehensive global coverage across 190 countries, with country-specific epidemiological and demographic inputs rather than reliance on regional averages. Second, the model explicitly accounts for the interaction between hypertension control and statin therapy through multiplicative effect combination, avoiding the overestimation that would result from additive assumptions. Third, the use of GBD 2023 data and UNWPP 2024 population projections ensures that the analysis reflects the most current global health and demographic evidence. Fourth, the model de-duplicates existing treatment effects by crediting only incremental coverage above baseline, avoiding double-counting of current treatment benefits. Fifth, the 25-year projection horizon captures the long-term compounding of sustained risk-factor reduction, which shorter-horizon models may miss.</w:t>
+      </w:r>
+    </w:p>
+    <w:p>
+      <w:pPr>
+        <w:pStyle w:val="Heading2"/>
+      </w:pPr>
+      <w:bookmarkStart w:id="54" w:name="limitations"/>
+      <w:bookmarkStart w:id="55" w:name="_Toc225967517"/>
+      <w:bookmarkEnd w:id="52"/>
+      <w:r>
+        <w:rPr>
+          <w:rStyle w:val="SectionNumber"/>
+        </w:rPr>
+        <w:t>5.8</w:t>
+      </w:r>
+      <w:r>
+        <w:tab/>
+        <w:t>Limitations</w:t>
+      </w:r>
+      <w:bookmarkEnd w:id="55"/>
+    </w:p>
+    <w:p>
+      <w:pPr>
+        <w:pStyle w:val="FirstParagraph"/>
+      </w:pPr>
+      <w:r>
+        <w:t>Several limitations should be considered when interpreting these results. First, formal probabilistic sensitivity analysis was not conducted; results represent central estimates and do not incorporate uncertainty intervals from GBD inputs, meta-analytic effect sizes, or demographic projections. Second, the model assumes a static blood pressure distribution within countries — no secular trends in population blood pressure and no endogenous updating as treatment coverage increases — which may overestimate baseline risk in countries experiencing favourable risk-factor trends. Third, full adherence was assumed for hypertension therapy, and adherence-adjusted estimates for statin therapy may still exceed real-world levels in settings with limited health system capacity. Fourth, the linear scale-up assumption (2026–2030) is a simplification; actual programme expansion may follow non-linear trajectories with initial delays and subsequent acceleration. Fifth, no explicit health-system capacity constraints were modelled, meaning that the scenarios represent technical potential rather than implementation-ready projections. Sixth, COVID-19 excess mortality was modelled only for 2020–2021, and potential long-term cardiovascular sequelae of SARS-CoV-2 infection were not incorporated. Finally, the model does not capture potential interactions between interventions and other concurrent NCD prevention strategies, such as dietary sodium reduction or trans-fat elimination, which may modify the marginal benefit of hypertension control and statin therapy.</w:t>
+      </w:r>
+    </w:p>
+    <w:p>
+      <w:pPr>
+        <w:pStyle w:val="Heading1"/>
+      </w:pPr>
+      <w:bookmarkStart w:id="56" w:name="conclusion"/>
+      <w:bookmarkStart w:id="57" w:name="_Toc225967518"/>
+      <w:bookmarkEnd w:id="38"/>
+      <w:bookmarkEnd w:id="54"/>
+      <w:r>
+        <w:rPr>
+          <w:rStyle w:val="SectionNumber"/>
+        </w:rPr>
+        <w:t>6</w:t>
+      </w:r>
+      <w:r>
+        <w:tab/>
+        <w:t>Conclusion</w:t>
+      </w:r>
+      <w:bookmarkEnd w:id="57"/>
+    </w:p>
+    <w:p>
+      <w:pPr>
+        <w:pStyle w:val="FirstParagraph"/>
+      </w:pPr>
+      <w:r>
+        <w:t xml:space="preserve">Achievement of WHO targets for hypertension control and lipid-lowering therapy by 2030, sustained through 2050, could avert approximately 64.7 million CVD deaths and 778.5 </w:t>
+      </w:r>
+      <w:r>
+        <w:lastRenderedPageBreak/>
+        <w:t>million DALYs across 190 countries. Hypertension control in the general population and lipid-lowering therapy are complementary strategies whose combined benefit exceeds the sum of their individual effects. The projected health gains are substantial across all world regions and income groups, with the largest proportional benefits accruing to countries with the lowest current treatment coverage. These findings provide a quantitative foundation for accelerated investment in integrated cardiovascular risk-factor management through primary health care, and support the case for sustained political commitment to the WHO NCD targets as a cornerstone of global health policy.</w:t>
+      </w:r>
+    </w:p>
+    <w:p>
+      <w:pPr>
+        <w:pStyle w:val="Heading1"/>
+      </w:pPr>
+      <w:bookmarkStart w:id="58" w:name="references"/>
+      <w:bookmarkStart w:id="59" w:name="_Toc225967519"/>
+      <w:bookmarkEnd w:id="56"/>
+      <w:r>
+        <w:rPr>
+          <w:rStyle w:val="SectionNumber"/>
+        </w:rPr>
+        <w:t>7</w:t>
+      </w:r>
+      <w:r>
+        <w:tab/>
+        <w:t>References</w:t>
+      </w:r>
+      <w:bookmarkEnd w:id="59"/>
+    </w:p>
+    <w:p>
+      <w:pPr>
+        <w:pStyle w:val="Bibliography"/>
+      </w:pPr>
+      <w:bookmarkStart w:id="60" w:name="ref-Banigbe2025"/>
+      <w:bookmarkStart w:id="61" w:name="refs"/>
+      <w:r>
+        <w:t xml:space="preserve">Banigbe, Bolanle F., Andrew E. Moran, Reena Gupta, Danielle Cazabon, Obehioye Aimiosior, Kufor Osi, Anupam Khungar Pathni, et al. 2025. “Lessons Learned from Treating 34 Million People with Hypertension: The Global HEARTS Initiative.” </w:t>
+      </w:r>
+      <w:r>
+        <w:rPr>
+          <w:i/>
+          <w:iCs/>
+        </w:rPr>
+        <w:t>Journal of the American College of Cardiology</w:t>
+      </w:r>
+      <w:r>
+        <w:t xml:space="preserve"> 86 (December): 2374–87. </w:t>
+      </w:r>
+      <w:hyperlink r:id="rId5">
+        <w:r>
+          <w:rPr>
+            <w:rStyle w:val="Hyperlink"/>
+          </w:rPr>
+          <w:t>https://doi.org/10.1016/J.JACC.2025.09.324</w:t>
+        </w:r>
+      </w:hyperlink>
+      <w:r>
+        <w:t>.</w:t>
+      </w:r>
+    </w:p>
+    <w:p>
+      <w:pPr>
+        <w:pStyle w:val="Bibliography"/>
+      </w:pPr>
+      <w:bookmarkStart w:id="62" w:name="ref-Basios2025"/>
+      <w:bookmarkEnd w:id="60"/>
+      <w:r>
+        <w:rPr>
+          <w:lang w:val="es-CO"/>
+        </w:rPr>
+        <w:t xml:space="preserve">Basios, Athanasios, Georgios Markozannes, Evangelia E Ntzani, Konstantinos Christopoulos, Christina A Chatzi, Evangelos Liberopoulos, Konstantinos K Tsilidis, Maria Pappa, and Evangelos C Rizos. </w:t>
+      </w:r>
+      <w:r>
+        <w:t xml:space="preserve">2025. “Prevalence and Determinants of Adherence to Statin Therapy: A Systematic Review and Meta-Analysis.” </w:t>
+      </w:r>
+      <w:r>
+        <w:rPr>
+          <w:i/>
+          <w:iCs/>
+        </w:rPr>
+        <w:t>European Journal of Preventive Cardiology</w:t>
+      </w:r>
+      <w:r>
+        <w:t xml:space="preserve"> 00 (December): 1–12. </w:t>
+      </w:r>
+      <w:hyperlink r:id="rId6">
+        <w:r>
+          <w:rPr>
+            <w:rStyle w:val="Hyperlink"/>
+          </w:rPr>
+          <w:t>https://doi.org/10.1093/EURJPC/ZWAF769</w:t>
+        </w:r>
+      </w:hyperlink>
+      <w:r>
+        <w:t>.</w:t>
+      </w:r>
+    </w:p>
+    <w:p>
+      <w:pPr>
+        <w:pStyle w:val="Bibliography"/>
+      </w:pPr>
+      <w:bookmarkStart w:id="63" w:name="ref-Bennett2020NCD2030Path"/>
+      <w:bookmarkEnd w:id="62"/>
+      <w:r>
+        <w:t xml:space="preserve">Bennett, James E, Vasilis Kontis, Colin D Mathers, Michel Guillot, Jürgen Rehm, Kalipso Chalkidou, Andre P Kengne, et al. 2020. “NCD Countdown 2030: Pathways to Achieving Sustainable Development Goal Target 3.4.” </w:t>
+      </w:r>
+      <w:r>
+        <w:rPr>
+          <w:i/>
+          <w:iCs/>
+        </w:rPr>
+        <w:t>The Lancet</w:t>
+      </w:r>
+      <w:r>
+        <w:t xml:space="preserve"> 396 (September): 918–34. </w:t>
+      </w:r>
+      <w:hyperlink r:id="rId7">
+        <w:r>
+          <w:rPr>
+            <w:rStyle w:val="Hyperlink"/>
+          </w:rPr>
+          <w:t>https://doi.org/10.1016/S0140-6736(20)31761-X</w:t>
+        </w:r>
+      </w:hyperlink>
+      <w:r>
+        <w:t>.</w:t>
+      </w:r>
+    </w:p>
+    <w:p>
+      <w:pPr>
+        <w:pStyle w:val="Bibliography"/>
+      </w:pPr>
+      <w:bookmarkStart w:id="64" w:name="ref-Chong2024"/>
+      <w:bookmarkEnd w:id="63"/>
+      <w:r>
+        <w:t xml:space="preserve">Chong, Bryan, Jayanth Jayabaskaran, Silingga Metta Jauhari, Siew Pang Chan, Rachel Goh, Martin Tze Wah Kueh, Henry Li, et al. 2024. “Global Burden of Cardiovascular Diseases: Projections from 2025 to 2050.” </w:t>
+      </w:r>
+      <w:r>
+        <w:rPr>
+          <w:i/>
+          <w:iCs/>
+        </w:rPr>
+        <w:t>European Journal of Preventive Cardiology</w:t>
+      </w:r>
+      <w:r>
+        <w:t xml:space="preserve">, September. </w:t>
+      </w:r>
+      <w:hyperlink r:id="rId8">
+        <w:r>
+          <w:rPr>
+            <w:rStyle w:val="Hyperlink"/>
+          </w:rPr>
+          <w:t>https://doi.org/10.1093/EURJPC/ZWAE281</w:t>
+        </w:r>
+      </w:hyperlink>
+      <w:r>
+        <w:t>.</w:t>
+      </w:r>
+    </w:p>
+    <w:p>
+      <w:pPr>
+        <w:pStyle w:val="Bibliography"/>
+      </w:pPr>
+      <w:bookmarkStart w:id="65" w:name="ref-Critchley2004"/>
+      <w:bookmarkEnd w:id="64"/>
+      <w:r>
+        <w:t xml:space="preserve">Critchley, Julia, Jing Liu, Dong Zhao, Wang Wei, and Simon Capewell. 2004. “Explaining the Increase in Coronary Heart Disease Mortality in Beijing Between 1984 and 1999.” </w:t>
+      </w:r>
+      <w:r>
+        <w:rPr>
+          <w:i/>
+          <w:iCs/>
+        </w:rPr>
+        <w:t>Circulation</w:t>
+      </w:r>
+      <w:r>
+        <w:t xml:space="preserve"> 110 (September): 1236–44. </w:t>
+      </w:r>
+      <w:hyperlink r:id="rId9">
+        <w:r>
+          <w:rPr>
+            <w:rStyle w:val="Hyperlink"/>
+          </w:rPr>
+          <w:t>https://doi.org/10.1161/01.CIR.0000140668.91896.AE/ASSET/8DE2D8C6-674F-4BA5-BFEE-5AD659C5872D/ASSETS/GRAPHIC/13FF3.JPEG</w:t>
+        </w:r>
+      </w:hyperlink>
+      <w:r>
+        <w:t>.</w:t>
+      </w:r>
+    </w:p>
+    <w:p>
+      <w:pPr>
+        <w:pStyle w:val="Bibliography"/>
+      </w:pPr>
+      <w:bookmarkStart w:id="66" w:name="ref-Ettehad2016"/>
+      <w:bookmarkEnd w:id="65"/>
+      <w:r>
+        <w:t xml:space="preserve">Ettehad, Dena, Connor A. Emdin, Amit Kiran, Simon G. Anderson, Thomas Callender, Jonathan Emberson, John Chalmers, Anthony Rodgers, and Kazem Rahimi. 2016. “Blood Pressure Lowering for Prevention of Cardiovascular Disease and Death: A Systematic Review and Meta-Analysis.” </w:t>
+      </w:r>
+      <w:r>
+        <w:rPr>
+          <w:i/>
+          <w:iCs/>
+        </w:rPr>
+        <w:t>The Lancet</w:t>
+      </w:r>
+      <w:r>
+        <w:t xml:space="preserve"> 387 (March): 957–67. </w:t>
+      </w:r>
+      <w:hyperlink r:id="rId10">
+        <w:r>
+          <w:rPr>
+            <w:rStyle w:val="Hyperlink"/>
+          </w:rPr>
+          <w:t>https://doi.org/10.1016/S0140-6736(15)01225-8/ATTACHMENT/603C0742-74C8-441A-9C4C-C02740B35023/MMC1.PDF</w:t>
+        </w:r>
+      </w:hyperlink>
+      <w:r>
+        <w:t>.</w:t>
+      </w:r>
+    </w:p>
+    <w:p>
+      <w:pPr>
+        <w:pStyle w:val="Bibliography"/>
+      </w:pPr>
+      <w:bookmarkStart w:id="67" w:name="ref-Ford2007"/>
+      <w:bookmarkEnd w:id="66"/>
+      <w:r>
+        <w:lastRenderedPageBreak/>
+        <w:t xml:space="preserve">Ford, Earl S, Umed A Ajani, Janet B Croft, Julia A Critchley, D Phil, Darwin R Labarthe, Thomas E Kottke, Wayne H Giles, and Simon Capewell. 2007. “Explaining the Decrease in u.s. Deaths from Coronary Disease, 1980–2000.” </w:t>
+      </w:r>
+      <w:r>
+        <w:rPr>
+          <w:i/>
+          <w:iCs/>
+        </w:rPr>
+        <w:t>New England Journal of Medicine</w:t>
+      </w:r>
+      <w:r>
+        <w:t xml:space="preserve"> 356 (June): 2388–98. </w:t>
+      </w:r>
+      <w:hyperlink r:id="rId11">
+        <w:r>
+          <w:rPr>
+            <w:rStyle w:val="Hyperlink"/>
+          </w:rPr>
+          <w:t>https://doi.org/10.1056/NEJMSA053935</w:t>
+        </w:r>
+      </w:hyperlink>
+      <w:r>
+        <w:t>.</w:t>
+      </w:r>
+    </w:p>
+    <w:p>
+      <w:pPr>
+        <w:pStyle w:val="Bibliography"/>
+      </w:pPr>
+      <w:bookmarkStart w:id="68" w:name="ref-Fulcher2015"/>
+      <w:bookmarkEnd w:id="67"/>
+      <w:r>
+        <w:t xml:space="preserve">Fulcher, Jordan, Rachel O’Connell, Merryn Voysey, Jonathan Emberson, Lisa Blackwell, Borislava Mihaylova, J. Simes, et al. 2015. “Efficacy and Safety of LDL-Lowering Therapy Among Men and Women: Meta-Analysis of Individual Data from 174 000 Participants in 27 Randomised Trials.” </w:t>
+      </w:r>
+      <w:r>
+        <w:rPr>
+          <w:i/>
+          <w:iCs/>
+        </w:rPr>
+        <w:t>The Lancet</w:t>
+      </w:r>
+      <w:r>
+        <w:t xml:space="preserve"> 385 (January): 1397–1405. </w:t>
+      </w:r>
+      <w:hyperlink r:id="rId12">
+        <w:r>
+          <w:rPr>
+            <w:rStyle w:val="Hyperlink"/>
+          </w:rPr>
+          <w:t>https://doi.org/10.1016/S0140-6736(14)61368-4</w:t>
+        </w:r>
+      </w:hyperlink>
+      <w:r>
+        <w:t>.</w:t>
+      </w:r>
+    </w:p>
+    <w:p>
+      <w:pPr>
+        <w:pStyle w:val="Bibliography"/>
+      </w:pPr>
+      <w:bookmarkStart w:id="69" w:name="ref-Garcia2026HEARTS4Countries"/>
+      <w:bookmarkEnd w:id="68"/>
+      <w:r>
+        <w:t xml:space="preserve">Garcia, William, Obehioye Amiosior, Sohel Reza Choudhury, Emmanuel Sambo, Kufor Osi, Senait Alemayehu Beshah, Girma Dessie, et al. 2026. “Budget Impact and Investment Case for HEARTS Hypertension Control Programs in 4 Low- and Middle-Income Countries.” </w:t>
+      </w:r>
+      <w:r>
+        <w:rPr>
+          <w:i/>
+          <w:iCs/>
+        </w:rPr>
+        <w:t>JACC: Advances</w:t>
+      </w:r>
+      <w:r>
+        <w:t xml:space="preserve"> 5: 102412. https://doi.org/</w:t>
+      </w:r>
+      <w:hyperlink r:id="rId13">
+        <w:r>
+          <w:rPr>
+            <w:rStyle w:val="Hyperlink"/>
+          </w:rPr>
+          <w:t>https://doi.org/10.1016/j.jacadv.2025.102412</w:t>
+        </w:r>
+      </w:hyperlink>
+      <w:r>
+        <w:t>.</w:t>
+      </w:r>
+    </w:p>
+    <w:p>
+      <w:pPr>
+        <w:pStyle w:val="Bibliography"/>
+      </w:pPr>
+      <w:bookmarkStart w:id="70" w:name="ref-Husain2022HeartsCosting"/>
+      <w:bookmarkEnd w:id="69"/>
+      <w:r>
+        <w:t xml:space="preserve">Husain, Muhammad Jami, Mohammad Sabbir Haider, Renesa Tarannum, Shamim Jubayer, Mahfuzur Rahman Bhuiyan, Deliana Kostova, Andrew E. Moran, and Sohel Reza Choudhury. 2022. “Cost of Primary Care Approaches for Hypertension Management and Risk-Based Cardiovascular Disease Prevention in Bangladesh: A HEARTS Costing Tool Application.” </w:t>
+      </w:r>
+      <w:r>
+        <w:rPr>
+          <w:i/>
+          <w:iCs/>
+        </w:rPr>
+        <w:t>BMJ Open</w:t>
+      </w:r>
+      <w:r>
+        <w:t xml:space="preserve"> 12 (June): e061467. </w:t>
+      </w:r>
+      <w:hyperlink r:id="rId14">
+        <w:r>
+          <w:rPr>
+            <w:rStyle w:val="Hyperlink"/>
+          </w:rPr>
+          <w:t>https://doi.org/10.1136/BMJOPEN-2022-061467</w:t>
+        </w:r>
+      </w:hyperlink>
+      <w:r>
+        <w:t>.</w:t>
+      </w:r>
+    </w:p>
+    <w:p>
+      <w:pPr>
+        <w:pStyle w:val="Bibliography"/>
+      </w:pPr>
+      <w:bookmarkStart w:id="71" w:name="ref-Kontis2019"/>
+      <w:bookmarkEnd w:id="70"/>
+      <w:r>
+        <w:t xml:space="preserve">Kontis, Vasilis, Laura K Cobb, Colin D Mathers, Thomas R Frieden, Majid Ezzati, and Goodarz Danaei. 2019. “Three Public Health Interventions Could Save 94 Million Lives in 25 Years.” </w:t>
+      </w:r>
+      <w:r>
+        <w:rPr>
+          <w:i/>
+          <w:iCs/>
+        </w:rPr>
+        <w:t>Circulation</w:t>
+      </w:r>
+      <w:r>
+        <w:t xml:space="preserve"> 140 (August): 715–25. </w:t>
+      </w:r>
+      <w:hyperlink r:id="rId15">
+        <w:r>
+          <w:rPr>
+            <w:rStyle w:val="Hyperlink"/>
+          </w:rPr>
+          <w:t>https://doi.org/10.1161/CIRCULATIONAHA.118.038160</w:t>
+        </w:r>
+      </w:hyperlink>
+      <w:r>
+        <w:t>.</w:t>
+      </w:r>
+    </w:p>
+    <w:p>
+      <w:pPr>
+        <w:pStyle w:val="Bibliography"/>
+      </w:pPr>
+      <w:bookmarkStart w:id="72" w:name="ref-Moran2024"/>
+      <w:bookmarkEnd w:id="71"/>
+      <w:r>
+        <w:t xml:space="preserve">Moran, Andrew E., Obehi Aimiosior, Reena Gupta, Anupam Pathni, Swagata Kumar Sahoo, Girma Dessie, Kufor Osi, et al. 2024. “Integrated Antihypertensive and Statin Treatment Protocols for Cardiovascular Disease Prevention in Low- and Middle-Income Countries.” </w:t>
+      </w:r>
+      <w:r>
+        <w:rPr>
+          <w:i/>
+          <w:iCs/>
+        </w:rPr>
+        <w:t>Global Heart</w:t>
+      </w:r>
+      <w:r>
+        <w:t xml:space="preserve"> 19. </w:t>
+      </w:r>
+      <w:hyperlink r:id="rId16">
+        <w:r>
+          <w:rPr>
+            <w:rStyle w:val="Hyperlink"/>
+          </w:rPr>
+          <w:t>https://doi.org/10.5334/GH.1376</w:t>
+        </w:r>
+      </w:hyperlink>
+      <w:r>
+        <w:t>.</w:t>
+      </w:r>
+    </w:p>
+    <w:p>
+      <w:pPr>
+        <w:pStyle w:val="Bibliography"/>
+      </w:pPr>
+      <w:bookmarkStart w:id="73" w:name="ref-Pickersgill2022"/>
+      <w:bookmarkEnd w:id="72"/>
+      <w:r>
+        <w:t xml:space="preserve">Pickersgill, Sarah J, William T Msemburi, Laura Cobb, Nicole Ide, Andrew E Moran, Yanfang Su, Xinpeng Xu, and David A Watkins. 2022. “Modeling Global 80-80-80 Blood Pressure Targets and Cardiovascular Outcomes.” </w:t>
+      </w:r>
+      <w:r>
+        <w:rPr>
+          <w:i/>
+          <w:iCs/>
+        </w:rPr>
+        <w:t>Nature Medicine</w:t>
+      </w:r>
+      <w:r>
+        <w:t xml:space="preserve"> 28: 1693–99. </w:t>
+      </w:r>
+      <w:hyperlink r:id="rId17">
+        <w:r>
+          <w:rPr>
+            <w:rStyle w:val="Hyperlink"/>
+          </w:rPr>
+          <w:t>https://doi.org/10.1038/s41591-022-01890-4</w:t>
+        </w:r>
+      </w:hyperlink>
+      <w:r>
+        <w:t>.</w:t>
+      </w:r>
+    </w:p>
+    <w:p>
+      <w:pPr>
+        <w:pStyle w:val="Bibliography"/>
+      </w:pPr>
+      <w:bookmarkStart w:id="74" w:name="ref-Vollset2024"/>
+      <w:bookmarkEnd w:id="73"/>
+      <w:r>
+        <w:t xml:space="preserve">Vollset, Stein Emil, Hazim S. Ababneh, Yohannes Habtegiorgis Abate, Cristiana Abbafati, Rouzbeh Abbasgholizadeh, Mohammadreza Abbasian, Hedayat Abbastabar, et al. 2024. “Burden of Disease Scenarios for 204 Countries and Territories, 2022–2050: A Forecasting Analysis for the Global Burden of Disease Study 2021.” </w:t>
+      </w:r>
+      <w:r>
+        <w:rPr>
+          <w:i/>
+          <w:iCs/>
+        </w:rPr>
+        <w:t>The Lancet</w:t>
+      </w:r>
+      <w:r>
+        <w:t xml:space="preserve"> 403 (May): 2204–56. </w:t>
+      </w:r>
+      <w:hyperlink r:id="rId18">
+        <w:r>
+          <w:rPr>
+            <w:rStyle w:val="Hyperlink"/>
+          </w:rPr>
+          <w:t>https://doi.org/10.1016/S0140-6736(24)00685-8/ATTACHMENT/92EF98AF-7EAF-4FFE-B0DE-C943208CF6F1/MMC3.PDF</w:t>
+        </w:r>
+      </w:hyperlink>
+      <w:r>
+        <w:t>.</w:t>
+      </w:r>
+    </w:p>
+    <w:p>
+      <w:pPr>
+        <w:pStyle w:val="Bibliography"/>
+      </w:pPr>
+      <w:bookmarkStart w:id="75" w:name="ref-Watkins2022NCD2030"/>
+      <w:bookmarkEnd w:id="74"/>
+      <w:r>
+        <w:lastRenderedPageBreak/>
+        <w:t xml:space="preserve">Watkins, David A, William T Msemburi, Sarah J Pickersgill, Yoshito Kawakatsu, Adrian Gheorghe, Katie Dain, Kjell Arne Johansson, et al. 2022. “NCD Countdown 2030: Efficient Pathways and Strategic Investments to Accelerate Progress Towards the Sustainable Development Goal Target 3.4 in Low-Income and Middle-Income Countries.” </w:t>
+      </w:r>
+      <w:r>
+        <w:rPr>
+          <w:i/>
+          <w:iCs/>
+        </w:rPr>
+        <w:t>The Lancet</w:t>
+      </w:r>
+      <w:r>
+        <w:t xml:space="preserve"> 399 (March): 1266–78. </w:t>
+      </w:r>
+      <w:hyperlink r:id="rId19">
+        <w:r>
+          <w:rPr>
+            <w:rStyle w:val="Hyperlink"/>
+          </w:rPr>
+          <w:t>https://doi.org/10.1016/S0140-6736(21)02347-3</w:t>
+        </w:r>
+      </w:hyperlink>
+      <w:r>
+        <w:t>.</w:t>
+      </w:r>
+    </w:p>
+    <w:p>
+      <w:pPr>
+        <w:pStyle w:val="Heading1"/>
+      </w:pPr>
+      <w:bookmarkStart w:id="76" w:name="tables"/>
+      <w:bookmarkStart w:id="77" w:name="_Toc225967520"/>
+      <w:bookmarkEnd w:id="58"/>
+      <w:bookmarkEnd w:id="61"/>
+      <w:bookmarkEnd w:id="75"/>
+      <w:r>
+        <w:rPr>
+          <w:rStyle w:val="SectionNumber"/>
+        </w:rPr>
+        <w:t>8</w:t>
+      </w:r>
+      <w:r>
+        <w:tab/>
+        <w:t>Tables</w:t>
+      </w:r>
+      <w:bookmarkEnd w:id="77"/>
+    </w:p>
+    <w:p>
+      <w:pPr>
+        <w:pStyle w:val="FirstParagraph"/>
+      </w:pPr>
+      <w:r>
+        <w:rPr>
+          <w:b/>
+          <w:bCs/>
+        </w:rPr>
+        <w:t>Table 1.</w:t>
+      </w:r>
+      <w:r>
+        <w:t xml:space="preserve"> Cumulative CVD deaths averted by intervention scenario, 2025–2050.</w:t>
+      </w:r>
+    </w:p>
+    <w:p>
+      <w:pPr>
+        <w:pStyle w:val="BodyText"/>
+      </w:pPr>
+      <w:r>
+        <w:t>Intervention</w:t>
+      </w:r>
+    </w:p>
+    <w:p>
+      <w:pPr>
+        <w:pStyle w:val="BodyText"/>
+      </w:pPr>
+      <w:r>
+        <w:t>Deaths averted (millions)</w:t>
+      </w:r>
+    </w:p>
+    <w:p>
+      <w:pPr>
+        <w:pStyle w:val="BodyText"/>
+      </w:pPr>
+      <w:r>
+        <w:t>Average per year (thousands)</w:t>
+      </w:r>
+    </w:p>
+    <w:p>
+      <w:pPr>
+        <w:pStyle w:val="BodyText"/>
+      </w:pPr>
+      <w:r>
+        <w:t>% of BAU deaths</w:t>
+      </w:r>
+    </w:p>
+    <w:p>
+      <w:pPr>
+        <w:pStyle w:val="BodyText"/>
+      </w:pPr>
+      <w:r>
+        <w:t>HTN Control (General)</w:t>
+      </w:r>
+    </w:p>
+    <w:p>
+      <w:pPr>
+        <w:pStyle w:val="BodyText"/>
+      </w:pPr>
+      <w:r>
+        <w:t>29.4</w:t>
+      </w:r>
+    </w:p>
+    <w:p>
+      <w:pPr>
+        <w:pStyle w:val="BodyText"/>
+      </w:pPr>
+      <w:r>
+        <w:t>1,175</w:t>
+      </w:r>
+    </w:p>
+    <w:p>
+      <w:pPr>
+        <w:pStyle w:val="BodyText"/>
+      </w:pPr>
+      <w:r>
+        <w:t>4.2%</w:t>
+      </w:r>
+    </w:p>
+    <w:p>
+      <w:pPr>
+        <w:pStyle w:val="BodyText"/>
+      </w:pPr>
+      <w:r>
+        <w:t>HTN Control (Diabetes)</w:t>
+      </w:r>
+    </w:p>
+    <w:p>
+      <w:pPr>
+        <w:pStyle w:val="BodyText"/>
+      </w:pPr>
+      <w:r>
+        <w:t>15.3</w:t>
+      </w:r>
+    </w:p>
+    <w:p>
+      <w:pPr>
+        <w:pStyle w:val="BodyText"/>
+      </w:pPr>
+      <w:r>
+        <w:t>610</w:t>
+      </w:r>
+    </w:p>
+    <w:p>
+      <w:pPr>
+        <w:pStyle w:val="BodyText"/>
+      </w:pPr>
+      <w:r>
+        <w:t>2.2%</w:t>
+      </w:r>
+    </w:p>
+    <w:p>
+      <w:pPr>
+        <w:pStyle w:val="BodyText"/>
+      </w:pPr>
+      <w:r>
+        <w:t>Improved Statin Uptake</w:t>
+      </w:r>
+    </w:p>
+    <w:p>
+      <w:pPr>
+        <w:pStyle w:val="BodyText"/>
+      </w:pPr>
+      <w:r>
+        <w:t>21.3</w:t>
+      </w:r>
+    </w:p>
+    <w:p>
+      <w:pPr>
+        <w:pStyle w:val="BodyText"/>
+      </w:pPr>
+      <w:r>
+        <w:t>851</w:t>
+      </w:r>
+    </w:p>
+    <w:p>
+      <w:pPr>
+        <w:pStyle w:val="BodyText"/>
+      </w:pPr>
+      <w:r>
+        <w:t>3.1%</w:t>
+      </w:r>
+    </w:p>
+    <w:p>
+      <w:pPr>
+        <w:pStyle w:val="BodyText"/>
+      </w:pPr>
+      <w:r>
+        <w:t>All Interventions</w:t>
+      </w:r>
+    </w:p>
+    <w:p>
+      <w:pPr>
+        <w:pStyle w:val="BodyText"/>
+      </w:pPr>
+      <w:r>
+        <w:t>64.7</w:t>
+      </w:r>
+    </w:p>
+    <w:p>
+      <w:pPr>
+        <w:pStyle w:val="BodyText"/>
+      </w:pPr>
+      <w:r>
+        <w:t>2,588</w:t>
+      </w:r>
+    </w:p>
+    <w:p>
+      <w:pPr>
+        <w:pStyle w:val="BodyText"/>
+      </w:pPr>
+      <w:r>
+        <w:t>9.3%</w:t>
+      </w:r>
+    </w:p>
+    <w:p>
+      <w:pPr>
+        <w:pStyle w:val="BodyText"/>
+      </w:pPr>
+      <w:r>
+        <w:t xml:space="preserve">Note: </w:t>
+      </w:r>
+    </w:p>
+    <w:p>
+      <w:pPr>
+        <w:pStyle w:val="BodyText"/>
+      </w:pPr>
+      <w:r>
+        <w:lastRenderedPageBreak/>
+        <w:t xml:space="preserve"> Deaths averted = cumulative difference between business-as-usual and intervention scenario, 2026-2050. All four CVD causes combined: ischaemic heart disease, ischaemic stroke, intracerebral haemorrhage, hypertensive heart disease.</w:t>
+      </w:r>
+    </w:p>
+    <w:p>
+      <w:r>
+        <w:br w:type="page"/>
+      </w:r>
+    </w:p>
+    <w:p>
+      <w:pPr>
+        <w:pStyle w:val="BodyText"/>
+      </w:pPr>
+      <w:r>
+        <w:rPr>
+          <w:b/>
+          <w:bCs/>
+        </w:rPr>
+        <w:lastRenderedPageBreak/>
+        <w:t>Table 2.</w:t>
+      </w:r>
+      <w:r>
+        <w:t xml:space="preserve"> Cumulative CVD deaths averted by intervention scenario and cause of death (millions), 2025–2050.</w:t>
+      </w:r>
+    </w:p>
+    <w:p>
+      <w:pPr>
+        <w:pStyle w:val="BodyText"/>
+      </w:pPr>
+      <w:r>
+        <w:t>Intervention</w:t>
+      </w:r>
+    </w:p>
+    <w:p>
+      <w:pPr>
+        <w:pStyle w:val="BodyText"/>
+      </w:pPr>
+      <w:r>
+        <w:t>Haemorrhagic stroke</w:t>
+      </w:r>
+    </w:p>
+    <w:p>
+      <w:pPr>
+        <w:pStyle w:val="BodyText"/>
+      </w:pPr>
+      <w:r>
+        <w:t>Hypertensive HD</w:t>
+      </w:r>
+    </w:p>
+    <w:p>
+      <w:pPr>
+        <w:pStyle w:val="BodyText"/>
+      </w:pPr>
+      <w:r>
+        <w:t>IHD</w:t>
+      </w:r>
+    </w:p>
+    <w:p>
+      <w:pPr>
+        <w:pStyle w:val="BodyText"/>
+      </w:pPr>
+      <w:r>
+        <w:t>Ischaemic stroke</w:t>
+      </w:r>
+    </w:p>
+    <w:p>
+      <w:pPr>
+        <w:pStyle w:val="BodyText"/>
+      </w:pPr>
+      <w:r>
+        <w:t>HTN Control (General)</w:t>
+      </w:r>
+    </w:p>
+    <w:p>
+      <w:pPr>
+        <w:pStyle w:val="BodyText"/>
+      </w:pPr>
+      <w:r>
+        <w:t>17.44</w:t>
+      </w:r>
+    </w:p>
+    <w:p>
+      <w:pPr>
+        <w:pStyle w:val="BodyText"/>
+      </w:pPr>
+      <w:r>
+        <w:t>1.77</w:t>
+      </w:r>
+    </w:p>
+    <w:p>
+      <w:pPr>
+        <w:pStyle w:val="BodyText"/>
+      </w:pPr>
+      <w:r>
+        <w:t>5.81</w:t>
+      </w:r>
+    </w:p>
+    <w:p>
+      <w:pPr>
+        <w:pStyle w:val="BodyText"/>
+      </w:pPr>
+      <w:r>
+        <w:t>4.34</w:t>
+      </w:r>
+    </w:p>
+    <w:p>
+      <w:pPr>
+        <w:pStyle w:val="BodyText"/>
+      </w:pPr>
+      <w:r>
+        <w:t>HTN Control (Diabetes)</w:t>
+      </w:r>
+    </w:p>
+    <w:p>
+      <w:pPr>
+        <w:pStyle w:val="BodyText"/>
+      </w:pPr>
+      <w:r>
+        <w:t>5.38</w:t>
+      </w:r>
+    </w:p>
+    <w:p>
+      <w:pPr>
+        <w:pStyle w:val="BodyText"/>
+      </w:pPr>
+      <w:r>
+        <w:t>1.77</w:t>
+      </w:r>
+    </w:p>
+    <w:p>
+      <w:pPr>
+        <w:pStyle w:val="BodyText"/>
+      </w:pPr>
+      <w:r>
+        <w:t>4.19</w:t>
+      </w:r>
+    </w:p>
+    <w:p>
+      <w:pPr>
+        <w:pStyle w:val="BodyText"/>
+      </w:pPr>
+      <w:r>
+        <w:t>3.92</w:t>
+      </w:r>
+    </w:p>
+    <w:p>
+      <w:pPr>
+        <w:pStyle w:val="BodyText"/>
+      </w:pPr>
+      <w:r>
+        <w:t>Improved Statin Uptake</w:t>
+      </w:r>
+    </w:p>
+    <w:p>
+      <w:pPr>
+        <w:pStyle w:val="BodyText"/>
+      </w:pPr>
+      <w:r>
+        <w:t>–</w:t>
+      </w:r>
+    </w:p>
+    <w:p>
+      <w:pPr>
+        <w:pStyle w:val="BodyText"/>
+      </w:pPr>
+      <w:r>
+        <w:t>–</w:t>
+      </w:r>
+    </w:p>
+    <w:p>
+      <w:pPr>
+        <w:pStyle w:val="BodyText"/>
+      </w:pPr>
+      <w:r>
+        <w:t>20.85</w:t>
+      </w:r>
+    </w:p>
+    <w:p>
+      <w:pPr>
+        <w:pStyle w:val="BodyText"/>
+      </w:pPr>
+      <w:r>
+        <w:t>1.46</w:t>
+      </w:r>
+    </w:p>
+    <w:p>
+      <w:pPr>
+        <w:pStyle w:val="BodyText"/>
+      </w:pPr>
+      <w:r>
+        <w:t>All Interventions</w:t>
+      </w:r>
+    </w:p>
+    <w:p>
+      <w:pPr>
+        <w:pStyle w:val="BodyText"/>
+      </w:pPr>
+      <w:r>
+        <w:t>21.53</w:t>
+      </w:r>
+    </w:p>
+    <w:p>
+      <w:pPr>
+        <w:pStyle w:val="BodyText"/>
+      </w:pPr>
+      <w:r>
+        <w:t>3.15</w:t>
+      </w:r>
+    </w:p>
+    <w:p>
+      <w:pPr>
+        <w:pStyle w:val="BodyText"/>
+      </w:pPr>
+      <w:r>
+        <w:t>30.39</w:t>
+      </w:r>
+    </w:p>
+    <w:p>
+      <w:pPr>
+        <w:pStyle w:val="BodyText"/>
+      </w:pPr>
+      <w:r>
+        <w:t>9.63</w:t>
+      </w:r>
+    </w:p>
+    <w:p>
+      <w:pPr>
+        <w:pStyle w:val="BodyText"/>
+      </w:pPr>
+      <w:r>
+        <w:t xml:space="preserve">Note: </w:t>
+      </w:r>
+    </w:p>
+    <w:p>
+      <w:pPr>
+        <w:pStyle w:val="BodyText"/>
+      </w:pPr>
+      <w:r>
+        <w:lastRenderedPageBreak/>
+        <w:t xml:space="preserve"> Values in millions. – = intervention does not affect this cause. Statin effects restricted to IHD and ischaemic stroke.</w:t>
+      </w:r>
+    </w:p>
+    <w:p>
+      <w:r>
+        <w:br w:type="page"/>
+      </w:r>
+    </w:p>
+    <w:p>
+      <w:pPr>
+        <w:pStyle w:val="BodyText"/>
+      </w:pPr>
+      <w:r>
+        <w:rPr>
+          <w:b/>
+          <w:bCs/>
+        </w:rPr>
+        <w:lastRenderedPageBreak/>
+        <w:t>Table 3.</w:t>
+      </w:r>
+      <w:r>
+        <w:t xml:space="preserve"> Cumulative burden of disease averted by intervention scenario (millions), 2025–2050.</w:t>
+      </w:r>
+    </w:p>
+    <w:p>
+      <w:pPr>
+        <w:pStyle w:val="BodyText"/>
+      </w:pPr>
+      <w:r>
+        <w:t>Intervention</w:t>
+      </w:r>
+    </w:p>
+    <w:p>
+      <w:pPr>
+        <w:pStyle w:val="BodyText"/>
+      </w:pPr>
+      <w:r>
+        <w:t>Deaths</w:t>
+      </w:r>
+    </w:p>
+    <w:p>
+      <w:pPr>
+        <w:pStyle w:val="BodyText"/>
+      </w:pPr>
+      <w:r>
+        <w:t>YLLs</w:t>
+      </w:r>
+    </w:p>
+    <w:p>
+      <w:pPr>
+        <w:pStyle w:val="BodyText"/>
+      </w:pPr>
+      <w:r>
+        <w:t>YLDs</w:t>
+      </w:r>
+    </w:p>
+    <w:p>
+      <w:pPr>
+        <w:pStyle w:val="BodyText"/>
+      </w:pPr>
+      <w:r>
+        <w:t>DALYs</w:t>
+      </w:r>
+    </w:p>
+    <w:p>
+      <w:pPr>
+        <w:pStyle w:val="BodyText"/>
+      </w:pPr>
+      <w:r>
+        <w:t>HTN Control (General)</w:t>
+      </w:r>
+    </w:p>
+    <w:p>
+      <w:pPr>
+        <w:pStyle w:val="BodyText"/>
+      </w:pPr>
+      <w:r>
+        <w:t>29.4</w:t>
+      </w:r>
+    </w:p>
+    <w:p>
+      <w:pPr>
+        <w:pStyle w:val="BodyText"/>
+      </w:pPr>
+      <w:r>
+        <w:t>376.2</w:t>
+      </w:r>
+    </w:p>
+    <w:p>
+      <w:pPr>
+        <w:pStyle w:val="BodyText"/>
+      </w:pPr>
+      <w:r>
+        <w:t>14.0</w:t>
+      </w:r>
+    </w:p>
+    <w:p>
+      <w:pPr>
+        <w:pStyle w:val="BodyText"/>
+      </w:pPr>
+      <w:r>
+        <w:t>390.2</w:t>
+      </w:r>
+    </w:p>
+    <w:p>
+      <w:pPr>
+        <w:pStyle w:val="BodyText"/>
+      </w:pPr>
+      <w:r>
+        <w:t>HTN Control (Diabetes)</w:t>
+      </w:r>
+    </w:p>
+    <w:p>
+      <w:pPr>
+        <w:pStyle w:val="BodyText"/>
+      </w:pPr>
+      <w:r>
+        <w:t>15.3</w:t>
+      </w:r>
+    </w:p>
+    <w:p>
+      <w:pPr>
+        <w:pStyle w:val="BodyText"/>
+      </w:pPr>
+      <w:r>
+        <w:t>136.3</w:t>
+      </w:r>
+    </w:p>
+    <w:p>
+      <w:pPr>
+        <w:pStyle w:val="BodyText"/>
+      </w:pPr>
+      <w:r>
+        <w:t>4.4</w:t>
+      </w:r>
+    </w:p>
+    <w:p>
+      <w:pPr>
+        <w:pStyle w:val="BodyText"/>
+      </w:pPr>
+      <w:r>
+        <w:t>140.7</w:t>
+      </w:r>
+    </w:p>
+    <w:p>
+      <w:pPr>
+        <w:pStyle w:val="BodyText"/>
+      </w:pPr>
+      <w:r>
+        <w:t>Improved Statin Uptake</w:t>
+      </w:r>
+    </w:p>
+    <w:p>
+      <w:pPr>
+        <w:pStyle w:val="BodyText"/>
+      </w:pPr>
+      <w:r>
+        <w:t>21.3</w:t>
+      </w:r>
+    </w:p>
+    <w:p>
+      <w:pPr>
+        <w:pStyle w:val="BodyText"/>
+      </w:pPr>
+      <w:r>
+        <w:t>264.8</w:t>
+      </w:r>
+    </w:p>
+    <w:p>
+      <w:pPr>
+        <w:pStyle w:val="BodyText"/>
+      </w:pPr>
+      <w:r>
+        <w:t>-1.7</w:t>
+      </w:r>
+    </w:p>
+    <w:p>
+      <w:pPr>
+        <w:pStyle w:val="BodyText"/>
+      </w:pPr>
+      <w:r>
+        <w:t>263.1</w:t>
+      </w:r>
+    </w:p>
+    <w:p>
+      <w:pPr>
+        <w:pStyle w:val="BodyText"/>
+      </w:pPr>
+      <w:r>
+        <w:t>All Interventions</w:t>
+      </w:r>
+    </w:p>
+    <w:p>
+      <w:pPr>
+        <w:pStyle w:val="BodyText"/>
+      </w:pPr>
+      <w:r>
+        <w:t>64.7</w:t>
+      </w:r>
+    </w:p>
+    <w:p>
+      <w:pPr>
+        <w:pStyle w:val="BodyText"/>
+      </w:pPr>
+      <w:r>
+        <w:t>761.8</w:t>
+      </w:r>
+    </w:p>
+    <w:p>
+      <w:pPr>
+        <w:pStyle w:val="BodyText"/>
+      </w:pPr>
+      <w:r>
+        <w:t>16.7</w:t>
+      </w:r>
+    </w:p>
+    <w:p>
+      <w:pPr>
+        <w:pStyle w:val="BodyText"/>
+      </w:pPr>
+      <w:r>
+        <w:t>778.5</w:t>
+      </w:r>
+    </w:p>
+    <w:p>
+      <w:pPr>
+        <w:pStyle w:val="BodyText"/>
+      </w:pPr>
+      <w:r>
+        <w:t xml:space="preserve">Note: </w:t>
+      </w:r>
+    </w:p>
+    <w:p>
+      <w:pPr>
+        <w:pStyle w:val="BodyText"/>
+      </w:pPr>
+      <w:r>
+        <w:lastRenderedPageBreak/>
+        <w:t xml:space="preserve"> Values in millions. Averted = business-as-usual minus intervention scenario, cumulated 2026-2050. YLLs = years of life lost; YLDs = years lived with disability; DALYs = disability-adjusted life years.</w:t>
+      </w:r>
+    </w:p>
+    <w:p>
+      <w:r>
+        <w:br w:type="page"/>
+      </w:r>
+    </w:p>
+    <w:p>
+      <w:pPr>
+        <w:pStyle w:val="BodyText"/>
+      </w:pPr>
+      <w:r>
+        <w:rPr>
+          <w:b/>
+          <w:bCs/>
+        </w:rPr>
+        <w:lastRenderedPageBreak/>
+        <w:t>Table 4.</w:t>
+      </w:r>
+      <w:r>
+        <w:t xml:space="preserve"> Cumulative CVD deaths averted by WHO region under the combined intervention scenario, 2025–2050.</w:t>
+      </w:r>
+    </w:p>
+    <w:p>
+      <w:pPr>
+        <w:pStyle w:val="BodyText"/>
+      </w:pPr>
+      <w:r>
+        <w:t>Region</w:t>
+      </w:r>
+    </w:p>
+    <w:p>
+      <w:pPr>
+        <w:pStyle w:val="BodyText"/>
+      </w:pPr>
+      <w:r>
+        <w:t>BAU deaths (millions)</w:t>
+      </w:r>
+    </w:p>
+    <w:p>
+      <w:pPr>
+        <w:pStyle w:val="BodyText"/>
+      </w:pPr>
+      <w:r>
+        <w:t>Deaths averted (millions)</w:t>
+      </w:r>
+    </w:p>
+    <w:p>
+      <w:pPr>
+        <w:pStyle w:val="BodyText"/>
+      </w:pPr>
+      <w:r>
+        <w:t>Average per year (thousands)</w:t>
+      </w:r>
+    </w:p>
+    <w:p>
+      <w:pPr>
+        <w:pStyle w:val="BodyText"/>
+      </w:pPr>
+      <w:r>
+        <w:t>% averted</w:t>
+      </w:r>
+    </w:p>
+    <w:p>
+      <w:pPr>
+        <w:pStyle w:val="BodyText"/>
+      </w:pPr>
+      <w:r>
+        <w:t>Western Pacific</w:t>
+      </w:r>
+    </w:p>
+    <w:p>
+      <w:pPr>
+        <w:pStyle w:val="BodyText"/>
+      </w:pPr>
+      <w:r>
+        <w:t>227.3</w:t>
+      </w:r>
+    </w:p>
+    <w:p>
+      <w:pPr>
+        <w:pStyle w:val="BodyText"/>
+      </w:pPr>
+      <w:r>
+        <w:t>21.5</w:t>
+      </w:r>
+    </w:p>
+    <w:p>
+      <w:pPr>
+        <w:pStyle w:val="BodyText"/>
+      </w:pPr>
+      <w:r>
+        <w:t>859</w:t>
+      </w:r>
+    </w:p>
+    <w:p>
+      <w:pPr>
+        <w:pStyle w:val="BodyText"/>
+      </w:pPr>
+      <w:r>
+        <w:t>9.4%</w:t>
+      </w:r>
+    </w:p>
+    <w:p>
+      <w:pPr>
+        <w:pStyle w:val="BodyText"/>
+      </w:pPr>
+      <w:r>
+        <w:t>South-East Asia</w:t>
+      </w:r>
+    </w:p>
+    <w:p>
+      <w:pPr>
+        <w:pStyle w:val="BodyText"/>
+      </w:pPr>
+      <w:r>
+        <w:t>175.8</w:t>
+      </w:r>
+    </w:p>
+    <w:p>
+      <w:pPr>
+        <w:pStyle w:val="BodyText"/>
+      </w:pPr>
+      <w:r>
+        <w:t>17.0</w:t>
+      </w:r>
+    </w:p>
+    <w:p>
+      <w:pPr>
+        <w:pStyle w:val="BodyText"/>
+      </w:pPr>
+      <w:r>
+        <w:t>678</w:t>
+      </w:r>
+    </w:p>
+    <w:p>
+      <w:pPr>
+        <w:pStyle w:val="BodyText"/>
+      </w:pPr>
+      <w:r>
+        <w:t>9.6%</w:t>
+      </w:r>
+    </w:p>
+    <w:p>
+      <w:pPr>
+        <w:pStyle w:val="BodyText"/>
+      </w:pPr>
+      <w:r>
+        <w:t>Europe</w:t>
+      </w:r>
+    </w:p>
+    <w:p>
+      <w:pPr>
+        <w:pStyle w:val="BodyText"/>
+      </w:pPr>
+      <w:r>
+        <w:t>117.2</w:t>
+      </w:r>
+    </w:p>
+    <w:p>
+      <w:pPr>
+        <w:pStyle w:val="BodyText"/>
+      </w:pPr>
+      <w:r>
+        <w:t>9.6</w:t>
+      </w:r>
+    </w:p>
+    <w:p>
+      <w:pPr>
+        <w:pStyle w:val="BodyText"/>
+      </w:pPr>
+      <w:r>
+        <w:t>385</w:t>
+      </w:r>
+    </w:p>
+    <w:p>
+      <w:pPr>
+        <w:pStyle w:val="BodyText"/>
+      </w:pPr>
+      <w:r>
+        <w:t>8.2%</w:t>
+      </w:r>
+    </w:p>
+    <w:p>
+      <w:pPr>
+        <w:pStyle w:val="BodyText"/>
+      </w:pPr>
+      <w:r>
+        <w:t>Africa</w:t>
+      </w:r>
+    </w:p>
+    <w:p>
+      <w:pPr>
+        <w:pStyle w:val="BodyText"/>
+      </w:pPr>
+      <w:r>
+        <w:t>48.7</w:t>
+      </w:r>
+    </w:p>
+    <w:p>
+      <w:pPr>
+        <w:pStyle w:val="BodyText"/>
+      </w:pPr>
+      <w:r>
+        <w:t>5.8</w:t>
+      </w:r>
+    </w:p>
+    <w:p>
+      <w:pPr>
+        <w:pStyle w:val="BodyText"/>
+      </w:pPr>
+      <w:r>
+        <w:t>233</w:t>
+      </w:r>
+    </w:p>
+    <w:p>
+      <w:pPr>
+        <w:pStyle w:val="BodyText"/>
+      </w:pPr>
+      <w:r>
+        <w:t>12%</w:t>
+      </w:r>
+    </w:p>
+    <w:p>
+      <w:pPr>
+        <w:pStyle w:val="BodyText"/>
+      </w:pPr>
+      <w:r>
+        <w:t>Eastern Mediterranean</w:t>
+      </w:r>
+    </w:p>
+    <w:p>
+      <w:pPr>
+        <w:pStyle w:val="BodyText"/>
+      </w:pPr>
+      <w:r>
+        <w:lastRenderedPageBreak/>
+        <w:t>64.3</w:t>
+      </w:r>
+    </w:p>
+    <w:p>
+      <w:pPr>
+        <w:pStyle w:val="BodyText"/>
+      </w:pPr>
+      <w:r>
+        <w:t>5.7</w:t>
+      </w:r>
+    </w:p>
+    <w:p>
+      <w:pPr>
+        <w:pStyle w:val="BodyText"/>
+      </w:pPr>
+      <w:r>
+        <w:t>229</w:t>
+      </w:r>
+    </w:p>
+    <w:p>
+      <w:pPr>
+        <w:pStyle w:val="BodyText"/>
+      </w:pPr>
+      <w:r>
+        <w:t>8.9%</w:t>
+      </w:r>
+    </w:p>
+    <w:p>
+      <w:pPr>
+        <w:pStyle w:val="BodyText"/>
+      </w:pPr>
+      <w:r>
+        <w:t>Americas</w:t>
+      </w:r>
+    </w:p>
+    <w:p>
+      <w:pPr>
+        <w:pStyle w:val="BodyText"/>
+      </w:pPr>
+      <w:r>
+        <w:t>62.8</w:t>
+      </w:r>
+    </w:p>
+    <w:p>
+      <w:pPr>
+        <w:pStyle w:val="BodyText"/>
+      </w:pPr>
+      <w:r>
+        <w:t>5.1</w:t>
+      </w:r>
+    </w:p>
+    <w:p>
+      <w:pPr>
+        <w:pStyle w:val="BodyText"/>
+      </w:pPr>
+      <w:r>
+        <w:t>204</w:t>
+      </w:r>
+    </w:p>
+    <w:p>
+      <w:pPr>
+        <w:pStyle w:val="BodyText"/>
+      </w:pPr>
+      <w:r>
+        <w:t>8.1%</w:t>
+      </w:r>
+    </w:p>
+    <w:p>
+      <w:pPr>
+        <w:pStyle w:val="BodyText"/>
+      </w:pPr>
+      <w:r>
+        <w:t xml:space="preserve">Note: </w:t>
+      </w:r>
+    </w:p>
+    <w:p>
+      <w:pPr>
+        <w:pStyle w:val="BodyText"/>
+      </w:pPr>
+      <w:r>
+        <w:t xml:space="preserve"> All Interventions scenario. BAU = business-as-usual.</w:t>
+      </w:r>
+    </w:p>
+    <w:p>
+      <w:r>
+        <w:br w:type="page"/>
+      </w:r>
+    </w:p>
+    <w:p>
+      <w:pPr>
+        <w:pStyle w:val="BodyText"/>
+      </w:pPr>
+      <w:r>
+        <w:rPr>
+          <w:b/>
+          <w:bCs/>
+        </w:rPr>
+        <w:lastRenderedPageBreak/>
+        <w:t>Table 5.</w:t>
+      </w:r>
+      <w:r>
+        <w:t xml:space="preserve"> Cumulative burden of disease averted by World Bank income group under the combined intervention scenario (millions), 2025–2050.</w:t>
+      </w:r>
+    </w:p>
+    <w:p>
+      <w:pPr>
+        <w:pStyle w:val="BodyText"/>
+      </w:pPr>
+      <w:r>
+        <w:t>Income group</w:t>
+      </w:r>
+    </w:p>
+    <w:p>
+      <w:pPr>
+        <w:pStyle w:val="BodyText"/>
+      </w:pPr>
+      <w:r>
+        <w:t>Deaths</w:t>
+      </w:r>
+    </w:p>
+    <w:p>
+      <w:pPr>
+        <w:pStyle w:val="BodyText"/>
+      </w:pPr>
+      <w:r>
+        <w:t>YLLs</w:t>
+      </w:r>
+    </w:p>
+    <w:p>
+      <w:pPr>
+        <w:pStyle w:val="BodyText"/>
+      </w:pPr>
+      <w:r>
+        <w:t>YLDs</w:t>
+      </w:r>
+    </w:p>
+    <w:p>
+      <w:pPr>
+        <w:pStyle w:val="BodyText"/>
+      </w:pPr>
+      <w:r>
+        <w:t>DALYs</w:t>
+      </w:r>
+    </w:p>
+    <w:p>
+      <w:pPr>
+        <w:pStyle w:val="BodyText"/>
+      </w:pPr>
+      <w:r>
+        <w:t>NA</w:t>
+      </w:r>
+    </w:p>
+    <w:p>
+      <w:pPr>
+        <w:pStyle w:val="BodyText"/>
+      </w:pPr>
+      <w:r>
+        <w:t>0.1</w:t>
+      </w:r>
+    </w:p>
+    <w:p>
+      <w:pPr>
+        <w:pStyle w:val="BodyText"/>
+      </w:pPr>
+      <w:r>
+        <w:t>0.9</w:t>
+      </w:r>
+    </w:p>
+    <w:p>
+      <w:pPr>
+        <w:pStyle w:val="BodyText"/>
+      </w:pPr>
+      <w:r>
+        <w:t>0.0</w:t>
+      </w:r>
+    </w:p>
+    <w:p>
+      <w:pPr>
+        <w:pStyle w:val="BodyText"/>
+      </w:pPr>
+      <w:r>
+        <w:t>0.9</w:t>
+      </w:r>
+    </w:p>
+    <w:p>
+      <w:pPr>
+        <w:pStyle w:val="BodyText"/>
+      </w:pPr>
+      <w:r>
+        <w:t>Low income</w:t>
+      </w:r>
+    </w:p>
+    <w:p>
+      <w:pPr>
+        <w:pStyle w:val="BodyText"/>
+      </w:pPr>
+      <w:r>
+        <w:t>4.0</w:t>
+      </w:r>
+    </w:p>
+    <w:p>
+      <w:pPr>
+        <w:pStyle w:val="BodyText"/>
+      </w:pPr>
+      <w:r>
+        <w:t>49.9</w:t>
+      </w:r>
+    </w:p>
+    <w:p>
+      <w:pPr>
+        <w:pStyle w:val="BodyText"/>
+      </w:pPr>
+      <w:r>
+        <w:t>1.2</w:t>
+      </w:r>
+    </w:p>
+    <w:p>
+      <w:pPr>
+        <w:pStyle w:val="BodyText"/>
+      </w:pPr>
+      <w:r>
+        <w:t>51.0</w:t>
+      </w:r>
+    </w:p>
+    <w:p>
+      <w:pPr>
+        <w:pStyle w:val="BodyText"/>
+      </w:pPr>
+      <w:r>
+        <w:t>Lower-middle income</w:t>
+      </w:r>
+    </w:p>
+    <w:p>
+      <w:pPr>
+        <w:pStyle w:val="BodyText"/>
+      </w:pPr>
+      <w:r>
+        <w:t>21.6</w:t>
+      </w:r>
+    </w:p>
+    <w:p>
+      <w:pPr>
+        <w:pStyle w:val="BodyText"/>
+      </w:pPr>
+      <w:r>
+        <w:t>287.9</w:t>
+      </w:r>
+    </w:p>
+    <w:p>
+      <w:pPr>
+        <w:pStyle w:val="BodyText"/>
+      </w:pPr>
+      <w:r>
+        <w:t>4.5</w:t>
+      </w:r>
+    </w:p>
+    <w:p>
+      <w:pPr>
+        <w:pStyle w:val="BodyText"/>
+      </w:pPr>
+      <w:r>
+        <w:t>292.4</w:t>
+      </w:r>
+    </w:p>
+    <w:p>
+      <w:pPr>
+        <w:pStyle w:val="BodyText"/>
+      </w:pPr>
+      <w:r>
+        <w:t>Upper-middle income</w:t>
+      </w:r>
+    </w:p>
+    <w:p>
+      <w:pPr>
+        <w:pStyle w:val="BodyText"/>
+      </w:pPr>
+      <w:r>
+        <w:t>29.5</w:t>
+      </w:r>
+    </w:p>
+    <w:p>
+      <w:pPr>
+        <w:pStyle w:val="BodyText"/>
+      </w:pPr>
+      <w:r>
+        <w:t>327.6</w:t>
+      </w:r>
+    </w:p>
+    <w:p>
+      <w:pPr>
+        <w:pStyle w:val="BodyText"/>
+      </w:pPr>
+      <w:r>
+        <w:t>8.1</w:t>
+      </w:r>
+    </w:p>
+    <w:p>
+      <w:pPr>
+        <w:pStyle w:val="BodyText"/>
+      </w:pPr>
+      <w:r>
+        <w:t>335.8</w:t>
+      </w:r>
+    </w:p>
+    <w:p>
+      <w:pPr>
+        <w:pStyle w:val="BodyText"/>
+      </w:pPr>
+      <w:r>
+        <w:t>High income</w:t>
+      </w:r>
+    </w:p>
+    <w:p>
+      <w:pPr>
+        <w:pStyle w:val="BodyText"/>
+      </w:pPr>
+      <w:r>
+        <w:lastRenderedPageBreak/>
+        <w:t>9.5</w:t>
+      </w:r>
+    </w:p>
+    <w:p>
+      <w:pPr>
+        <w:pStyle w:val="BodyText"/>
+      </w:pPr>
+      <w:r>
+        <w:t>95.5</w:t>
+      </w:r>
+    </w:p>
+    <w:p>
+      <w:pPr>
+        <w:pStyle w:val="BodyText"/>
+      </w:pPr>
+      <w:r>
+        <w:t>2.9</w:t>
+      </w:r>
+    </w:p>
+    <w:p>
+      <w:pPr>
+        <w:pStyle w:val="BodyText"/>
+      </w:pPr>
+      <w:r>
+        <w:t>98.4</w:t>
+      </w:r>
+    </w:p>
+    <w:p>
+      <w:pPr>
+        <w:pStyle w:val="BodyText"/>
+      </w:pPr>
+      <w:r>
+        <w:t xml:space="preserve">Note: </w:t>
+      </w:r>
+    </w:p>
+    <w:p>
+      <w:pPr>
+        <w:pStyle w:val="BodyText"/>
+      </w:pPr>
+      <w:r>
+        <w:t xml:space="preserve"> Values in millions. All Interventions scenario. Income groups based on World Bank 2026 classification.</w:t>
+      </w:r>
+    </w:p>
+    <w:p>
+      <w:pPr>
+        <w:pStyle w:val="Heading1"/>
+      </w:pPr>
+      <w:bookmarkStart w:id="78" w:name="figures"/>
+      <w:bookmarkStart w:id="79" w:name="_Toc225967521"/>
+      <w:bookmarkEnd w:id="76"/>
+      <w:r>
+        <w:rPr>
+          <w:rStyle w:val="SectionNumber"/>
+        </w:rPr>
+        <w:t>9</w:t>
+      </w:r>
+      <w:r>
+        <w:tab/>
+        <w:t>Figures</w:t>
+      </w:r>
+      <w:bookmarkEnd w:id="79"/>
+    </w:p>
+    <w:p>
+      <w:pPr>
+        <w:pStyle w:val="FirstParagraph"/>
+      </w:pPr>
+      <w:r>
+        <w:rPr>
+          <w:b/>
+          <w:bCs/>
+        </w:rPr>
+        <w:t>Figure 1.</w:t>
+      </w:r>
+      <w:r>
+        <w:t xml:space="preserve"> Projected cumulative CVD deaths under the business-as-usual scenario, 2026–2050, across 190 countries. Four causes are modelled jointly: ischaemic heart disease, ischaemic stroke, intracerebral haemorrhage, and hypertensive heart disease. Population denominators from UNWPP 2024; epidemiological inputs from GBD 2023.</w:t>
+      </w:r>
+    </w:p>
+    <w:p>
+      <w:pPr>
+        <w:pStyle w:val="CaptionedFigure"/>
+      </w:pPr>
+      <w:r>
+        <w:rPr>
+          <w:noProof/>
+        </w:rPr>
+        <w:drawing>
+          <wp:inline distT="0" distB="0" distL="0" distR="0" wp14:anchorId="12690AEE" wp14:editId="12690AEF">
+            <wp:extent cx="5334000" cy="2424545"/>
+            <wp:effectExtent l="0" t="0" r="0" b="0"/>
+            <wp:docPr id="83" name="Picture" descr="Projected cumulative CVD burden under the business-as-usual scenario, 2026-2050."/>
+            <wp:cNvGraphicFramePr/>
+            <a:graphic xmlns:a="http://schemas.openxmlformats.org/drawingml/2006/main">
+              <a:graphicData uri="http://schemas.openxmlformats.org/drawingml/2006/picture">
+                <pic:pic xmlns:pic="http://schemas.openxmlformats.org/drawingml/2006/picture">
+                  <pic:nvPicPr>
+                    <pic:cNvPr id="84" name="Picture" descr="../output/aim1_disease_trend.png"/>
+                    <pic:cNvPicPr>
+                      <a:picLocks noChangeAspect="1" noChangeArrowheads="1"/>
+                    </pic:cNvPicPr>
+                  </pic:nvPicPr>
+                  <pic:blipFill>
+                    <a:blip r:embed="rId20"/>
+                    <a:stretch>
+                      <a:fillRect/>
+                    </a:stretch>
+                  </pic:blipFill>
+                  <pic:spPr bwMode="auto">
+                    <a:xfrm>
+                      <a:off x="0" y="0"/>
+                      <a:ext cx="5334000" cy="2424545"/>
+                    </a:xfrm>
+                    <a:prstGeom prst="rect">
+                      <a:avLst/>
+                    </a:prstGeom>
+                    <a:noFill/>
+                    <a:ln w="9525">
+                      <a:noFill/>
+                      <a:headEnd/>
+                      <a:tailEnd/>
+                    </a:ln>
+                  </pic:spPr>
+                </pic:pic>
+              </a:graphicData>
+            </a:graphic>
+          </wp:inline>
+        </w:drawing>
+      </w:r>
+    </w:p>
+    <w:p>
+      <w:pPr>
+        <w:pStyle w:val="ImageCaption"/>
+      </w:pPr>
+      <w:r>
+        <w:t>Projected cumulative CVD burden under the business-as-usual scenario, 2026-2050.</w:t>
+      </w:r>
+    </w:p>
+    <w:p>
+      <w:r>
+        <w:br w:type="page"/>
+      </w:r>
+    </w:p>
+    <w:p>
+      <w:pPr>
+        <w:pStyle w:val="BodyText"/>
+      </w:pPr>
+      <w:r>
+        <w:rPr>
+          <w:b/>
+          <w:bCs/>
+        </w:rPr>
+        <w:lastRenderedPageBreak/>
+        <w:t>Figure 2.</w:t>
+      </w:r>
+      <w:r>
+        <w:t xml:space="preserve"> Cumulative CVD deaths averted by intervention scenario, 2025–2050. Each bar represents the total number of deaths averted relative to business-as-usual over the full projection period. All four CVD causes combined.</w:t>
+      </w:r>
+    </w:p>
+    <w:p>
+      <w:pPr>
+        <w:pStyle w:val="CaptionedFigure"/>
+      </w:pPr>
+      <w:r>
+        <w:rPr>
+          <w:noProof/>
+        </w:rPr>
+        <w:drawing>
+          <wp:inline distT="0" distB="0" distL="0" distR="0" wp14:anchorId="12690AF0" wp14:editId="12690AF1">
+            <wp:extent cx="5334000" cy="2963333"/>
+            <wp:effectExtent l="0" t="0" r="0" b="0"/>
+            <wp:docPr id="86" name="Picture" descr="Cumulative deaths averted by intervention scenario."/>
+            <wp:cNvGraphicFramePr/>
+            <a:graphic xmlns:a="http://schemas.openxmlformats.org/drawingml/2006/main">
+              <a:graphicData uri="http://schemas.openxmlformats.org/drawingml/2006/picture">
+                <pic:pic xmlns:pic="http://schemas.openxmlformats.org/drawingml/2006/picture">
+                  <pic:nvPicPr>
+                    <pic:cNvPr id="87" name="Picture" descr="../output/aim1_fig1_deaths_intervention.png"/>
+                    <pic:cNvPicPr>
+                      <a:picLocks noChangeAspect="1" noChangeArrowheads="1"/>
+                    </pic:cNvPicPr>
+                  </pic:nvPicPr>
+                  <pic:blipFill>
+                    <a:blip r:embed="rId21"/>
+                    <a:stretch>
+                      <a:fillRect/>
+                    </a:stretch>
+                  </pic:blipFill>
+                  <pic:spPr bwMode="auto">
+                    <a:xfrm>
+                      <a:off x="0" y="0"/>
+                      <a:ext cx="5334000" cy="2963333"/>
+                    </a:xfrm>
+                    <a:prstGeom prst="rect">
+                      <a:avLst/>
+                    </a:prstGeom>
+                    <a:noFill/>
+                    <a:ln w="9525">
+                      <a:noFill/>
+                      <a:headEnd/>
+                      <a:tailEnd/>
+                    </a:ln>
+                  </pic:spPr>
+                </pic:pic>
+              </a:graphicData>
+            </a:graphic>
+          </wp:inline>
+        </w:drawing>
+      </w:r>
+    </w:p>
+    <w:p>
+      <w:pPr>
+        <w:pStyle w:val="ImageCaption"/>
+      </w:pPr>
+      <w:r>
+        <w:t>Cumulative deaths averted by intervention scenario.</w:t>
+      </w:r>
+    </w:p>
+    <w:p>
+      <w:r>
+        <w:br w:type="page"/>
+      </w:r>
+    </w:p>
+    <w:p>
+      <w:pPr>
+        <w:pStyle w:val="BodyText"/>
+      </w:pPr>
+      <w:r>
+        <w:rPr>
+          <w:b/>
+          <w:bCs/>
+        </w:rPr>
+        <w:lastRenderedPageBreak/>
+        <w:t>Figure 3.</w:t>
+      </w:r>
+      <w:r>
+        <w:t xml:space="preserve"> Annual and cumulative CVD deaths averted by intervention over time, 2025–2050. The stacked area chart (top) shows annual deaths averted by each intervention relative to business-as-usual. Gains accelerate after 2030 as sustained coverage compounds cumulative risk reduction.</w:t>
+      </w:r>
+    </w:p>
+    <w:p>
+      <w:pPr>
+        <w:pStyle w:val="CaptionedFigure"/>
+      </w:pPr>
+      <w:r>
+        <w:rPr>
+          <w:noProof/>
+        </w:rPr>
+        <w:drawing>
+          <wp:inline distT="0" distB="0" distL="0" distR="0" wp14:anchorId="12690AF2" wp14:editId="12690AF3">
+            <wp:extent cx="5334000" cy="2424545"/>
+            <wp:effectExtent l="0" t="0" r="0" b="0"/>
+            <wp:docPr id="89" name="Picture" descr="Annual deaths averted by intervention over time."/>
+            <wp:cNvGraphicFramePr/>
+            <a:graphic xmlns:a="http://schemas.openxmlformats.org/drawingml/2006/main">
+              <a:graphicData uri="http://schemas.openxmlformats.org/drawingml/2006/picture">
+                <pic:pic xmlns:pic="http://schemas.openxmlformats.org/drawingml/2006/picture">
+                  <pic:nvPicPr>
+                    <pic:cNvPr id="90" name="Picture" descr="../output/aim1_fig3_annual_averted.png"/>
+                    <pic:cNvPicPr>
+                      <a:picLocks noChangeAspect="1" noChangeArrowheads="1"/>
+                    </pic:cNvPicPr>
+                  </pic:nvPicPr>
+                  <pic:blipFill>
+                    <a:blip r:embed="rId22"/>
+                    <a:stretch>
+                      <a:fillRect/>
+                    </a:stretch>
+                  </pic:blipFill>
+                  <pic:spPr bwMode="auto">
+                    <a:xfrm>
+                      <a:off x="0" y="0"/>
+                      <a:ext cx="5334000" cy="2424545"/>
+                    </a:xfrm>
+                    <a:prstGeom prst="rect">
+                      <a:avLst/>
+                    </a:prstGeom>
+                    <a:noFill/>
+                    <a:ln w="9525">
+                      <a:noFill/>
+                      <a:headEnd/>
+                      <a:tailEnd/>
+                    </a:ln>
+                  </pic:spPr>
+                </pic:pic>
+              </a:graphicData>
+            </a:graphic>
+          </wp:inline>
+        </w:drawing>
+      </w:r>
+    </w:p>
+    <w:p>
+      <w:pPr>
+        <w:pStyle w:val="ImageCaption"/>
+      </w:pPr>
+      <w:r>
+        <w:t>Annual deaths averted by intervention over time.</w:t>
+      </w:r>
+    </w:p>
+    <w:p>
+      <w:r>
+        <w:br w:type="page"/>
+      </w:r>
+    </w:p>
+    <w:p>
+      <w:pPr>
+        <w:pStyle w:val="BodyText"/>
+      </w:pPr>
+      <w:r>
+        <w:rPr>
+          <w:b/>
+          <w:bCs/>
+        </w:rPr>
+        <w:lastRenderedPageBreak/>
+        <w:t>Figure 4.</w:t>
+      </w:r>
+      <w:r>
+        <w:t xml:space="preserve"> Cumulative CVD deaths averted over time by intervention scenario, 2025–2050. Lines represent the running total of deaths averted for each individual intervention relative to business-as-usual.</w:t>
+      </w:r>
+    </w:p>
+    <w:p>
+      <w:pPr>
+        <w:pStyle w:val="CaptionedFigure"/>
+      </w:pPr>
+      <w:r>
+        <w:rPr>
+          <w:noProof/>
+        </w:rPr>
+        <w:drawing>
+          <wp:inline distT="0" distB="0" distL="0" distR="0" wp14:anchorId="12690AF4" wp14:editId="12690AF5">
+            <wp:extent cx="5334000" cy="2424545"/>
+            <wp:effectExtent l="0" t="0" r="0" b="0"/>
+            <wp:docPr id="92" name="Picture" descr="Cumulative deaths averted over time by intervention."/>
+            <wp:cNvGraphicFramePr/>
+            <a:graphic xmlns:a="http://schemas.openxmlformats.org/drawingml/2006/main">
+              <a:graphicData uri="http://schemas.openxmlformats.org/drawingml/2006/picture">
+                <pic:pic xmlns:pic="http://schemas.openxmlformats.org/drawingml/2006/picture">
+                  <pic:nvPicPr>
+                    <pic:cNvPr id="93" name="Picture" descr="../output/aim1_fig4_cum_averted.png"/>
+                    <pic:cNvPicPr>
+                      <a:picLocks noChangeAspect="1" noChangeArrowheads="1"/>
+                    </pic:cNvPicPr>
+                  </pic:nvPicPr>
+                  <pic:blipFill>
+                    <a:blip r:embed="rId23"/>
+                    <a:stretch>
+                      <a:fillRect/>
+                    </a:stretch>
+                  </pic:blipFill>
+                  <pic:spPr bwMode="auto">
+                    <a:xfrm>
+                      <a:off x="0" y="0"/>
+                      <a:ext cx="5334000" cy="2424545"/>
+                    </a:xfrm>
+                    <a:prstGeom prst="rect">
+                      <a:avLst/>
+                    </a:prstGeom>
+                    <a:noFill/>
+                    <a:ln w="9525">
+                      <a:noFill/>
+                      <a:headEnd/>
+                      <a:tailEnd/>
+                    </a:ln>
+                  </pic:spPr>
+                </pic:pic>
+              </a:graphicData>
+            </a:graphic>
+          </wp:inline>
+        </w:drawing>
+      </w:r>
+    </w:p>
+    <w:p>
+      <w:pPr>
+        <w:pStyle w:val="ImageCaption"/>
+      </w:pPr>
+      <w:r>
+        <w:t>Cumulative deaths averted over time by intervention.</w:t>
+      </w:r>
+    </w:p>
+    <w:p>
+      <w:r>
+        <w:br w:type="page"/>
+      </w:r>
+    </w:p>
+    <w:p>
+      <w:pPr>
+        <w:pStyle w:val="BodyText"/>
+      </w:pPr>
+      <w:r>
+        <w:rPr>
+          <w:b/>
+          <w:bCs/>
+        </w:rPr>
+        <w:lastRenderedPageBreak/>
+        <w:t>Figure 5.</w:t>
+      </w:r>
+      <w:r>
+        <w:t xml:space="preserve"> Top 20 countries by projected CVD deaths averted under the combined intervention scenario, 2025–2050, coloured by WHO region. Countries with the largest populations and highest baseline CVD burden contribute the most to global totals.</w:t>
+      </w:r>
+    </w:p>
+    <w:p>
+      <w:pPr>
+        <w:pStyle w:val="CaptionedFigure"/>
+      </w:pPr>
+      <w:r>
+        <w:rPr>
+          <w:noProof/>
+        </w:rPr>
+        <w:drawing>
+          <wp:inline distT="0" distB="0" distL="0" distR="0" wp14:anchorId="12690AF6" wp14:editId="12690AF7">
+            <wp:extent cx="5334000" cy="3733799"/>
+            <wp:effectExtent l="0" t="0" r="0" b="0"/>
+            <wp:docPr id="95" name="Picture" descr="Top 20 countries by projected deaths averted."/>
+            <wp:cNvGraphicFramePr/>
+            <a:graphic xmlns:a="http://schemas.openxmlformats.org/drawingml/2006/main">
+              <a:graphicData uri="http://schemas.openxmlformats.org/drawingml/2006/picture">
+                <pic:pic xmlns:pic="http://schemas.openxmlformats.org/drawingml/2006/picture">
+                  <pic:nvPicPr>
+                    <pic:cNvPr id="96" name="Picture" descr="../output/aim1_fig5_top20_countries.png"/>
+                    <pic:cNvPicPr>
+                      <a:picLocks noChangeAspect="1" noChangeArrowheads="1"/>
+                    </pic:cNvPicPr>
+                  </pic:nvPicPr>
+                  <pic:blipFill>
+                    <a:blip r:embed="rId24"/>
+                    <a:stretch>
+                      <a:fillRect/>
+                    </a:stretch>
+                  </pic:blipFill>
+                  <pic:spPr bwMode="auto">
+                    <a:xfrm>
+                      <a:off x="0" y="0"/>
+                      <a:ext cx="5334000" cy="3733799"/>
+                    </a:xfrm>
+                    <a:prstGeom prst="rect">
+                      <a:avLst/>
+                    </a:prstGeom>
+                    <a:noFill/>
+                    <a:ln w="9525">
+                      <a:noFill/>
+                      <a:headEnd/>
+                      <a:tailEnd/>
+                    </a:ln>
+                  </pic:spPr>
+                </pic:pic>
+              </a:graphicData>
+            </a:graphic>
+          </wp:inline>
+        </w:drawing>
+      </w:r>
+    </w:p>
+    <w:p>
+      <w:pPr>
+        <w:pStyle w:val="ImageCaption"/>
+      </w:pPr>
+      <w:r>
+        <w:t>Top 20 countries by projected deaths averted.</w:t>
+      </w:r>
+    </w:p>
+    <w:p>
+      <w:r>
+        <w:br w:type="page"/>
+      </w:r>
+    </w:p>
+    <w:p>
+      <w:pPr>
+        <w:pStyle w:val="BodyText"/>
+      </w:pPr>
+      <w:r>
+        <w:rPr>
+          <w:b/>
+          <w:bCs/>
+        </w:rPr>
+        <w:lastRenderedPageBreak/>
+        <w:t>Figure 6.</w:t>
+      </w:r>
+      <w:r>
+        <w:t xml:space="preserve"> Distribution of projected CVD deaths averted by age group, sex, and intervention scenario, 2025–2050. Adults aged 70 years and older account for the majority of averted deaths across all interventions, consistent with the age-dependent increase in baseline CVD mortality.</w:t>
+      </w:r>
+    </w:p>
+    <w:p>
+      <w:pPr>
+        <w:pStyle w:val="CaptionedFigure"/>
+      </w:pPr>
+      <w:r>
+        <w:rPr>
+          <w:noProof/>
+        </w:rPr>
+        <w:drawing>
+          <wp:inline distT="0" distB="0" distL="0" distR="0" wp14:anchorId="12690AF8" wp14:editId="12690AF9">
+            <wp:extent cx="5334000" cy="2667000"/>
+            <wp:effectExtent l="0" t="0" r="0" b="0"/>
+            <wp:docPr id="98" name="Picture" descr="Distribution of projected benefits by age and sex."/>
+            <wp:cNvGraphicFramePr/>
+            <a:graphic xmlns:a="http://schemas.openxmlformats.org/drawingml/2006/main">
+              <a:graphicData uri="http://schemas.openxmlformats.org/drawingml/2006/picture">
+                <pic:pic xmlns:pic="http://schemas.openxmlformats.org/drawingml/2006/picture">
+                  <pic:nvPicPr>
+                    <pic:cNvPr id="99" name="Picture" descr="../output/aim1_fig5_demo_age.png"/>
+                    <pic:cNvPicPr>
+                      <a:picLocks noChangeAspect="1" noChangeArrowheads="1"/>
+                    </pic:cNvPicPr>
+                  </pic:nvPicPr>
+                  <pic:blipFill>
+                    <a:blip r:embed="rId25"/>
+                    <a:stretch>
+                      <a:fillRect/>
+                    </a:stretch>
+                  </pic:blipFill>
+                  <pic:spPr bwMode="auto">
+                    <a:xfrm>
+                      <a:off x="0" y="0"/>
+                      <a:ext cx="5334000" cy="2667000"/>
+                    </a:xfrm>
+                    <a:prstGeom prst="rect">
+                      <a:avLst/>
+                    </a:prstGeom>
+                    <a:noFill/>
+                    <a:ln w="9525">
+                      <a:noFill/>
+                      <a:headEnd/>
+                      <a:tailEnd/>
+                    </a:ln>
+                  </pic:spPr>
+                </pic:pic>
+              </a:graphicData>
+            </a:graphic>
+          </wp:inline>
+        </w:drawing>
+      </w:r>
+    </w:p>
+    <w:p>
+      <w:pPr>
+        <w:pStyle w:val="ImageCaption"/>
+      </w:pPr>
+      <w:r>
+        <w:t>Distribution of projected benefits by age and sex.</w:t>
+      </w:r>
+    </w:p>
+    <w:p>
+      <w:r>
+        <w:br w:type="page"/>
+      </w:r>
+    </w:p>
+    <w:p>
+      <w:pPr>
+        <w:pStyle w:val="BodyText"/>
+      </w:pPr>
+      <w:r>
+        <w:rPr>
+          <w:b/>
+          <w:bCs/>
+        </w:rPr>
+        <w:lastRenderedPageBreak/>
+        <w:t>Figure 7.</w:t>
+      </w:r>
+      <w:r>
+        <w:t xml:space="preserve"> Age-standardised CVD mortality rate (ASMR) by intervention scenario, 2019–2050. Solid lines represent the calibration period; dashed lines represent the projection period. ASMR computed using the WHO World Standard Population, rescaled to ages 20–95+.</w:t>
+      </w:r>
+    </w:p>
+    <w:p>
+      <w:pPr>
+        <w:pStyle w:val="CaptionedFigure"/>
+      </w:pPr>
+      <w:r>
+        <w:rPr>
+          <w:noProof/>
+        </w:rPr>
+        <w:drawing>
+          <wp:inline distT="0" distB="0" distL="0" distR="0" wp14:anchorId="12690AFA" wp14:editId="12690AFB">
+            <wp:extent cx="5334000" cy="2667000"/>
+            <wp:effectExtent l="0" t="0" r="0" b="0"/>
+            <wp:docPr id="101" name="Picture" descr="Age-standardised CVD mortality rate by intervention scenario."/>
+            <wp:cNvGraphicFramePr/>
+            <a:graphic xmlns:a="http://schemas.openxmlformats.org/drawingml/2006/main">
+              <a:graphicData uri="http://schemas.openxmlformats.org/drawingml/2006/picture">
+                <pic:pic xmlns:pic="http://schemas.openxmlformats.org/drawingml/2006/picture">
+                  <pic:nvPicPr>
+                    <pic:cNvPr id="102" name="Picture" descr="../output/aim1_asmr_interventions.png"/>
+                    <pic:cNvPicPr>
+                      <a:picLocks noChangeAspect="1" noChangeArrowheads="1"/>
+                    </pic:cNvPicPr>
+                  </pic:nvPicPr>
+                  <pic:blipFill>
+                    <a:blip r:embed="rId26"/>
+                    <a:stretch>
+                      <a:fillRect/>
+                    </a:stretch>
+                  </pic:blipFill>
+                  <pic:spPr bwMode="auto">
+                    <a:xfrm>
+                      <a:off x="0" y="0"/>
+                      <a:ext cx="5334000" cy="2667000"/>
+                    </a:xfrm>
+                    <a:prstGeom prst="rect">
+                      <a:avLst/>
+                    </a:prstGeom>
+                    <a:noFill/>
+                    <a:ln w="9525">
+                      <a:noFill/>
+                      <a:headEnd/>
+                      <a:tailEnd/>
+                    </a:ln>
+                  </pic:spPr>
+                </pic:pic>
+              </a:graphicData>
+            </a:graphic>
+          </wp:inline>
+        </w:drawing>
+      </w:r>
+    </w:p>
+    <w:p>
+      <w:pPr>
+        <w:pStyle w:val="ImageCaption"/>
+      </w:pPr>
+      <w:r>
+        <w:t>Age-standardised CVD mortality rate by intervention scenario.</w:t>
+      </w:r>
+    </w:p>
+    <w:p>
+      <w:r>
+        <w:br w:type="page"/>
+      </w:r>
+    </w:p>
+    <w:p>
+      <w:pPr>
+        <w:pStyle w:val="BodyText"/>
+      </w:pPr>
+      <w:r>
+        <w:rPr>
+          <w:b/>
+          <w:bCs/>
+        </w:rPr>
+        <w:lastRenderedPageBreak/>
+        <w:t>Figure 8.</w:t>
+      </w:r>
+      <w:r>
+        <w:t xml:space="preserve"> Deaths averted by cause of death and intervention scenario, 2025–2050. Ischaemic heart disease accounts for the largest share of averted deaths across all interventions. Statin effects are restricted to ischaemic heart disease and ischaemic stroke.</w:t>
+      </w:r>
+    </w:p>
+    <w:p>
+      <w:pPr>
+        <w:pStyle w:val="CaptionedFigure"/>
+      </w:pPr>
+      <w:r>
+        <w:rPr>
+          <w:noProof/>
+        </w:rPr>
+        <w:drawing>
+          <wp:inline distT="0" distB="0" distL="0" distR="0" wp14:anchorId="12690AFC" wp14:editId="12690AFD">
+            <wp:extent cx="5334000" cy="2963333"/>
+            <wp:effectExtent l="0" t="0" r="0" b="0"/>
+            <wp:docPr id="104" name="Picture" descr="Deaths averted by cause of death and intervention scenario."/>
+            <wp:cNvGraphicFramePr/>
+            <a:graphic xmlns:a="http://schemas.openxmlformats.org/drawingml/2006/main">
+              <a:graphicData uri="http://schemas.openxmlformats.org/drawingml/2006/picture">
+                <pic:pic xmlns:pic="http://schemas.openxmlformats.org/drawingml/2006/picture">
+                  <pic:nvPicPr>
+                    <pic:cNvPr id="105" name="Picture" descr="../output/aim1_fig2_deaths_cause.png"/>
+                    <pic:cNvPicPr>
+                      <a:picLocks noChangeAspect="1" noChangeArrowheads="1"/>
+                    </pic:cNvPicPr>
+                  </pic:nvPicPr>
+                  <pic:blipFill>
+                    <a:blip r:embed="rId27"/>
+                    <a:stretch>
+                      <a:fillRect/>
+                    </a:stretch>
+                  </pic:blipFill>
+                  <pic:spPr bwMode="auto">
+                    <a:xfrm>
+                      <a:off x="0" y="0"/>
+                      <a:ext cx="5334000" cy="2963333"/>
+                    </a:xfrm>
+                    <a:prstGeom prst="rect">
+                      <a:avLst/>
+                    </a:prstGeom>
+                    <a:noFill/>
+                    <a:ln w="9525">
+                      <a:noFill/>
+                      <a:headEnd/>
+                      <a:tailEnd/>
+                    </a:ln>
+                  </pic:spPr>
+                </pic:pic>
+              </a:graphicData>
+            </a:graphic>
+          </wp:inline>
+        </w:drawing>
+      </w:r>
+    </w:p>
+    <w:p>
+      <w:pPr>
+        <w:pStyle w:val="ImageCaption"/>
+      </w:pPr>
+      <w:r>
+        <w:t>Deaths averted by cause of death and intervention scenario.</w:t>
+      </w:r>
+    </w:p>
+    <w:p>
+      <w:r>
+        <w:br w:type="page"/>
+      </w:r>
+    </w:p>
+    <w:p>
+      <w:pPr>
+        <w:pStyle w:val="BodyText"/>
+      </w:pPr>
+      <w:r>
+        <w:rPr>
+          <w:b/>
+          <w:bCs/>
+        </w:rPr>
+        <w:lastRenderedPageBreak/>
+        <w:t>Figure 9.</w:t>
+      </w:r>
+      <w:r>
+        <w:t xml:space="preserve"> Cumulative DALYs averted by intervention scenario over time, 2025–2050.</w:t>
+      </w:r>
+    </w:p>
+    <w:p>
+      <w:pPr>
+        <w:pStyle w:val="CaptionedFigure"/>
+      </w:pPr>
+      <w:r>
+        <w:rPr>
+          <w:noProof/>
+        </w:rPr>
+        <w:drawing>
+          <wp:inline distT="0" distB="0" distL="0" distR="0" wp14:anchorId="12690AFE" wp14:editId="12690AFF">
+            <wp:extent cx="5334000" cy="2667000"/>
+            <wp:effectExtent l="0" t="0" r="0" b="0"/>
+            <wp:docPr id="107" name="Picture" descr="Cumulative DALYs averted by intervention scenario over time."/>
+            <wp:cNvGraphicFramePr/>
+            <a:graphic xmlns:a="http://schemas.openxmlformats.org/drawingml/2006/main">
+              <a:graphicData uri="http://schemas.openxmlformats.org/drawingml/2006/picture">
+                <pic:pic xmlns:pic="http://schemas.openxmlformats.org/drawingml/2006/picture">
+                  <pic:nvPicPr>
+                    <pic:cNvPr id="108" name="Picture" descr="../output/aim1_bod_fig1_dalys_ts.png"/>
+                    <pic:cNvPicPr>
+                      <a:picLocks noChangeAspect="1" noChangeArrowheads="1"/>
+                    </pic:cNvPicPr>
+                  </pic:nvPicPr>
+                  <pic:blipFill>
+                    <a:blip r:embed="rId28"/>
+                    <a:stretch>
+                      <a:fillRect/>
+                    </a:stretch>
+                  </pic:blipFill>
+                  <pic:spPr bwMode="auto">
+                    <a:xfrm>
+                      <a:off x="0" y="0"/>
+                      <a:ext cx="5334000" cy="2667000"/>
+                    </a:xfrm>
+                    <a:prstGeom prst="rect">
+                      <a:avLst/>
+                    </a:prstGeom>
+                    <a:noFill/>
+                    <a:ln w="9525">
+                      <a:noFill/>
+                      <a:headEnd/>
+                      <a:tailEnd/>
+                    </a:ln>
+                  </pic:spPr>
+                </pic:pic>
+              </a:graphicData>
+            </a:graphic>
+          </wp:inline>
+        </w:drawing>
+      </w:r>
+    </w:p>
+    <w:p>
+      <w:pPr>
+        <w:pStyle w:val="ImageCaption"/>
+      </w:pPr>
+      <w:r>
+        <w:t>Cumulative DALYs averted by intervention scenario over time.</w:t>
+      </w:r>
+    </w:p>
+    <w:p>
+      <w:r>
+        <w:br w:type="page"/>
+      </w:r>
+    </w:p>
+    <w:p>
+      <w:pPr>
+        <w:pStyle w:val="BodyText"/>
+      </w:pPr>
+      <w:r>
+        <w:rPr>
+          <w:b/>
+          <w:bCs/>
+        </w:rPr>
+        <w:lastRenderedPageBreak/>
+        <w:t>Figure 10.</w:t>
+      </w:r>
+      <w:r>
+        <w:t xml:space="preserve"> Deaths averted per 100,000 population under the combined intervention scenario, 2025–2050. Choropleth map showing geographic variation in per-capita health gains, with darker shading indicating larger per-capita benefit.</w:t>
+      </w:r>
+    </w:p>
+    <w:p>
+      <w:pPr>
+        <w:pStyle w:val="CaptionedFigure"/>
+      </w:pPr>
+      <w:r>
+        <w:rPr>
+          <w:noProof/>
+        </w:rPr>
+        <w:drawing>
+          <wp:inline distT="0" distB="0" distL="0" distR="0" wp14:anchorId="12690B00" wp14:editId="12690B01">
+            <wp:extent cx="5334000" cy="2424545"/>
+            <wp:effectExtent l="0" t="0" r="0" b="0"/>
+            <wp:docPr id="110" name="Picture" descr="Deaths averted per 100,000 population (world map)."/>
+            <wp:cNvGraphicFramePr/>
+            <a:graphic xmlns:a="http://schemas.openxmlformats.org/drawingml/2006/main">
+              <a:graphicData uri="http://schemas.openxmlformats.org/drawingml/2006/picture">
+                <pic:pic xmlns:pic="http://schemas.openxmlformats.org/drawingml/2006/picture">
+                  <pic:nvPicPr>
+                    <pic:cNvPr id="111" name="Picture" descr="../output/aim1_fig6_map.png"/>
+                    <pic:cNvPicPr>
+                      <a:picLocks noChangeAspect="1" noChangeArrowheads="1"/>
+                    </pic:cNvPicPr>
+                  </pic:nvPicPr>
+                  <pic:blipFill>
+                    <a:blip r:embed="rId29"/>
+                    <a:stretch>
+                      <a:fillRect/>
+                    </a:stretch>
+                  </pic:blipFill>
+                  <pic:spPr bwMode="auto">
+                    <a:xfrm>
+                      <a:off x="0" y="0"/>
+                      <a:ext cx="5334000" cy="2424545"/>
+                    </a:xfrm>
+                    <a:prstGeom prst="rect">
+                      <a:avLst/>
+                    </a:prstGeom>
+                    <a:noFill/>
+                    <a:ln w="9525">
+                      <a:noFill/>
+                      <a:headEnd/>
+                      <a:tailEnd/>
+                    </a:ln>
+                  </pic:spPr>
+                </pic:pic>
+              </a:graphicData>
+            </a:graphic>
+          </wp:inline>
+        </w:drawing>
+      </w:r>
+    </w:p>
+    <w:p>
+      <w:pPr>
+        <w:pStyle w:val="ImageCaption"/>
+      </w:pPr>
+      <w:r>
+        <w:t>Deaths averted per 100,000 population (world map).</w:t>
+      </w:r>
+    </w:p>
+    <w:p>
+      <w:pPr>
+        <w:pStyle w:val="Heading1"/>
+      </w:pPr>
+      <w:bookmarkStart w:id="80" w:name="supplemental-material"/>
+      <w:bookmarkStart w:id="81" w:name="_Toc225967522"/>
+      <w:bookmarkEnd w:id="78"/>
+      <w:r>
+        <w:rPr>
+          <w:rStyle w:val="SectionNumber"/>
+        </w:rPr>
+        <w:t>10</w:t>
+      </w:r>
+      <w:r>
+        <w:tab/>
+        <w:t>Supplemental Material</w:t>
+      </w:r>
+      <w:bookmarkEnd w:id="81"/>
+    </w:p>
+    <w:p>
+      <w:pPr>
+        <w:pStyle w:val="Heading2"/>
+      </w:pPr>
+      <w:bookmarkStart w:id="82" w:name="additional-results"/>
+      <w:bookmarkStart w:id="83" w:name="_Toc225967523"/>
+      <w:r>
+        <w:rPr>
+          <w:rStyle w:val="SectionNumber"/>
+        </w:rPr>
+        <w:t>10.1</w:t>
+      </w:r>
+      <w:r>
+        <w:tab/>
+        <w:t>Additional results</w:t>
+      </w:r>
+      <w:bookmarkEnd w:id="83"/>
+    </w:p>
+    <w:p>
+      <w:pPr>
+        <w:pStyle w:val="Heading3"/>
+      </w:pPr>
+      <w:bookmarkStart w:id="84" w:name="X582a0f7917acfdb9174f291c51ebfeedd8599d4"/>
+      <w:bookmarkStart w:id="85" w:name="_Toc225967524"/>
+      <w:r>
+        <w:rPr>
+          <w:rStyle w:val="SectionNumber"/>
+        </w:rPr>
+        <w:t>10.1.1</w:t>
+      </w:r>
+      <w:r>
+        <w:tab/>
+        <w:t>Figure: conceptual framework of the modelling approach</w:t>
+      </w:r>
+      <w:bookmarkEnd w:id="85"/>
+    </w:p>
+    <w:p>
+      <w:pPr>
+        <w:pStyle w:val="FirstParagraph"/>
+      </w:pPr>
+      <w:r>
+        <w:t>The pathway from target achievement to risk-factor change to cause-specific outcomes and economic consequences.</w:t>
+      </w:r>
+    </w:p>
+    <w:p>
+      <w:pPr>
+        <w:pStyle w:val="Heading3"/>
+      </w:pPr>
+      <w:bookmarkStart w:id="86" w:name="Xa8a3e5ba64697878e9badd6a5b52d8a9cbc9cf7"/>
+      <w:bookmarkStart w:id="87" w:name="_Toc225967525"/>
+      <w:bookmarkEnd w:id="84"/>
+      <w:r>
+        <w:rPr>
+          <w:rStyle w:val="SectionNumber"/>
+        </w:rPr>
+        <w:t>10.1.2</w:t>
+      </w:r>
+      <w:r>
+        <w:tab/>
+        <w:t>Figure: projected cumulative deaths under reference and target-achievement scenarios, 2026-2050</w:t>
+      </w:r>
+      <w:bookmarkEnd w:id="87"/>
+    </w:p>
+    <w:p>
+      <w:pPr>
+        <w:pStyle w:val="FirstParagraph"/>
+      </w:pPr>
+      <w:r>
+        <w:t>See Figures 3–4 in the main text and the supplementary data tables for country-level detail.</w:t>
+      </w:r>
+    </w:p>
+    <w:p>
+      <w:pPr>
+        <w:pStyle w:val="Heading3"/>
+      </w:pPr>
+      <w:bookmarkStart w:id="88" w:name="X4a8ff4b16f05f4c2eb11c5de52e21c0e0ce0d57"/>
+      <w:bookmarkStart w:id="89" w:name="_Toc225967526"/>
+      <w:bookmarkEnd w:id="86"/>
+      <w:r>
+        <w:rPr>
+          <w:rStyle w:val="SectionNumber"/>
+        </w:rPr>
+        <w:t>10.1.3</w:t>
+      </w:r>
+      <w:r>
+        <w:tab/>
+        <w:t>Table: global projected health outcomes by scenario</w:t>
+      </w:r>
+      <w:bookmarkEnd w:id="89"/>
+    </w:p>
+    <w:p>
+      <w:pPr>
+        <w:pStyle w:val="FirstParagraph"/>
+      </w:pPr>
+      <w:r>
+        <w:t>See Table 3 (burden of disease summary) and the supplementary Excel workbook exported from aim1_report.Rmd for the full country-level dataset.</w:t>
+      </w:r>
+    </w:p>
+    <w:p>
+      <w:pPr>
+        <w:pStyle w:val="Heading3"/>
+      </w:pPr>
+      <w:bookmarkStart w:id="90" w:name="table-regional-and-income-group-results"/>
+      <w:bookmarkStart w:id="91" w:name="_Toc225967527"/>
+      <w:bookmarkEnd w:id="88"/>
+      <w:r>
+        <w:rPr>
+          <w:rStyle w:val="SectionNumber"/>
+        </w:rPr>
+        <w:t>10.1.4</w:t>
+      </w:r>
+      <w:r>
+        <w:tab/>
+        <w:t>Table: regional and income-group results</w:t>
+      </w:r>
+      <w:bookmarkEnd w:id="91"/>
+    </w:p>
+    <w:p>
+      <w:pPr>
+        <w:pStyle w:val="FirstParagraph"/>
+      </w:pPr>
+      <w:r>
+        <w:t>See Tables 4–5 for WHO region and World Bank income group breakdowns.</w:t>
+      </w:r>
+    </w:p>
+    <w:p>
+      <w:pPr>
+        <w:pStyle w:val="Heading2"/>
+      </w:pPr>
+      <w:bookmarkStart w:id="92" w:name="methodology-and-mathematical-details"/>
+      <w:bookmarkStart w:id="93" w:name="_Toc225967528"/>
+      <w:bookmarkEnd w:id="82"/>
+      <w:bookmarkEnd w:id="90"/>
       <w:r>
         <w:rPr>
           <w:rStyle w:val="SectionNumber"/>
         </w:rPr>
         <w:lastRenderedPageBreak/>
-        <w:t>5</w:t>
-      </w:r>
-      <w:r>
-        <w:tab/>
-        <w:t>Discussion</w:t>
-      </w:r>
-      <w:bookmarkEnd w:id="39"/>
-    </w:p>
-    <w:p>
-      <w:pPr>
-        <w:pStyle w:val="Heading2"/>
-      </w:pPr>
-      <w:bookmarkStart w:id="40" w:name="principal-findings"/>
-      <w:bookmarkStart w:id="41" w:name="_Toc225965217"/>
-      <w:r>
-        <w:rPr>
-          <w:rStyle w:val="SectionNumber"/>
-        </w:rPr>
-        <w:t>5.1</w:t>
-      </w:r>
-      <w:r>
-        <w:tab/>
-        <w:t>Principal findings</w:t>
-      </w:r>
-      <w:bookmarkEnd w:id="41"/>
-    </w:p>
-    <w:p>
-      <w:pPr>
-        <w:pStyle w:val="FirstParagraph"/>
-      </w:pPr>
-      <w:r>
-        <w:t>[Summarize the principal findings.]</w:t>
-      </w:r>
-    </w:p>
-    <w:p>
-      <w:pPr>
-        <w:pStyle w:val="Heading2"/>
-      </w:pPr>
-      <w:bookmarkStart w:id="42" w:name="X2a9bb67ed82774f7a99ecbdf531cab4a472e02d"/>
-      <w:bookmarkStart w:id="43" w:name="_Toc225965218"/>
-      <w:bookmarkEnd w:id="40"/>
-      <w:r>
-        <w:rPr>
-          <w:rStyle w:val="SectionNumber"/>
-        </w:rPr>
-        <w:t>5.2</w:t>
-      </w:r>
-      <w:r>
-        <w:tab/>
-        <w:t>Interpretation of hypertension control findings</w:t>
-      </w:r>
-      <w:bookmarkEnd w:id="43"/>
-    </w:p>
-    <w:p>
-      <w:pPr>
-        <w:pStyle w:val="FirstParagraph"/>
-      </w:pPr>
-      <w:r>
-        <w:t>[Interpret the findings for hypertension control.]</w:t>
-      </w:r>
-    </w:p>
-    <w:p>
-      <w:pPr>
-        <w:pStyle w:val="Heading2"/>
-      </w:pPr>
-      <w:bookmarkStart w:id="44" w:name="Xf35506f9c332e98967539573b75894b01753136"/>
-      <w:bookmarkStart w:id="45" w:name="_Toc225965219"/>
-      <w:bookmarkEnd w:id="42"/>
-      <w:r>
-        <w:rPr>
-          <w:rStyle w:val="SectionNumber"/>
-        </w:rPr>
-        <w:t>5.3</w:t>
-      </w:r>
-      <w:r>
-        <w:tab/>
-        <w:t>Interpretation of lipid-lowering therapy findings</w:t>
-      </w:r>
-      <w:bookmarkEnd w:id="45"/>
-    </w:p>
-    <w:p>
-      <w:pPr>
-        <w:pStyle w:val="FirstParagraph"/>
-      </w:pPr>
-      <w:r>
-        <w:t>[Interpret the findings for lipid-lowering therapy.]</w:t>
-      </w:r>
-    </w:p>
-    <w:p>
-      <w:pPr>
-        <w:pStyle w:val="Heading2"/>
-      </w:pPr>
-      <w:bookmarkStart w:id="46" w:name="combined-policy-meaning"/>
-      <w:bookmarkStart w:id="47" w:name="_Toc225965220"/>
-      <w:bookmarkEnd w:id="44"/>
-      <w:r>
-        <w:rPr>
-          <w:rStyle w:val="SectionNumber"/>
-        </w:rPr>
-        <w:t>5.4</w:t>
-      </w:r>
-      <w:r>
-        <w:tab/>
-        <w:t>Combined policy meaning</w:t>
-      </w:r>
-      <w:bookmarkEnd w:id="47"/>
-    </w:p>
-    <w:p>
-      <w:pPr>
-        <w:pStyle w:val="FirstParagraph"/>
-      </w:pPr>
-      <w:r>
-        <w:t>[Discuss the meaning of the combined policy scenario.]</w:t>
-      </w:r>
-    </w:p>
-    <w:p>
-      <w:pPr>
-        <w:pStyle w:val="Heading2"/>
-      </w:pPr>
-      <w:bookmarkStart w:id="48" w:name="equity-and-implementation-implications"/>
-      <w:bookmarkStart w:id="49" w:name="_Toc225965221"/>
-      <w:bookmarkEnd w:id="46"/>
-      <w:r>
-        <w:rPr>
-          <w:rStyle w:val="SectionNumber"/>
-        </w:rPr>
-        <w:t>5.5</w:t>
-      </w:r>
-      <w:r>
-        <w:tab/>
-        <w:t>Equity and implementation implications</w:t>
-      </w:r>
-      <w:bookmarkEnd w:id="49"/>
-    </w:p>
-    <w:p>
-      <w:pPr>
-        <w:pStyle w:val="FirstParagraph"/>
-      </w:pPr>
-      <w:r>
-        <w:t>[Discuss equity, health system, and implementation implications.]</w:t>
-      </w:r>
-    </w:p>
-    <w:p>
-      <w:pPr>
-        <w:pStyle w:val="Heading2"/>
-      </w:pPr>
-      <w:bookmarkStart w:id="50" w:name="relation-to-previous-literature"/>
-      <w:bookmarkStart w:id="51" w:name="_Toc225965222"/>
-      <w:bookmarkEnd w:id="48"/>
-      <w:r>
-        <w:rPr>
-          <w:rStyle w:val="SectionNumber"/>
-        </w:rPr>
-        <w:t>5.6</w:t>
-      </w:r>
-      <w:r>
-        <w:tab/>
-        <w:t>Relation to previous literature</w:t>
-      </w:r>
-      <w:bookmarkEnd w:id="51"/>
-    </w:p>
-    <w:p>
-      <w:pPr>
-        <w:pStyle w:val="FirstParagraph"/>
-      </w:pPr>
-      <w:r>
-        <w:t>[Compare results to previous literature.]</w:t>
-      </w:r>
-    </w:p>
-    <w:p>
-      <w:pPr>
-        <w:pStyle w:val="Heading2"/>
-      </w:pPr>
-      <w:bookmarkStart w:id="52" w:name="strengths"/>
-      <w:bookmarkStart w:id="53" w:name="_Toc225965223"/>
-      <w:bookmarkEnd w:id="50"/>
-      <w:r>
-        <w:rPr>
-          <w:rStyle w:val="SectionNumber"/>
-        </w:rPr>
-        <w:t>5.7</w:t>
-      </w:r>
-      <w:r>
-        <w:tab/>
-        <w:t>Strengths</w:t>
-      </w:r>
-      <w:bookmarkEnd w:id="53"/>
-    </w:p>
-    <w:p>
-      <w:pPr>
-        <w:pStyle w:val="FirstParagraph"/>
-      </w:pPr>
-      <w:r>
-        <w:t>[List and explain study strengths.]</w:t>
-      </w:r>
-    </w:p>
-    <w:p>
-      <w:pPr>
-        <w:pStyle w:val="Heading2"/>
-      </w:pPr>
-      <w:bookmarkStart w:id="54" w:name="limitations"/>
-      <w:bookmarkStart w:id="55" w:name="_Toc225965224"/>
-      <w:bookmarkEnd w:id="52"/>
-      <w:r>
-        <w:rPr>
-          <w:rStyle w:val="SectionNumber"/>
-        </w:rPr>
-        <w:t>5.8</w:t>
-      </w:r>
-      <w:r>
-        <w:tab/>
-        <w:t>Limitations</w:t>
-      </w:r>
-      <w:bookmarkEnd w:id="55"/>
-    </w:p>
-    <w:p>
-      <w:pPr>
-        <w:pStyle w:val="FirstParagraph"/>
-      </w:pPr>
-      <w:r>
-        <w:t>[List and explain study limitations.]</w:t>
-      </w:r>
-    </w:p>
-    <w:p>
-      <w:pPr>
-        <w:pStyle w:val="Heading1"/>
-      </w:pPr>
-      <w:bookmarkStart w:id="56" w:name="conclusion"/>
-      <w:bookmarkStart w:id="57" w:name="_Toc225965225"/>
-      <w:bookmarkEnd w:id="38"/>
-      <w:bookmarkEnd w:id="54"/>
-      <w:r>
-        <w:rPr>
-          <w:rStyle w:val="SectionNumber"/>
-        </w:rPr>
-        <w:t>6</w:t>
-      </w:r>
-      <w:r>
-        <w:tab/>
-        <w:t>Conclusion</w:t>
-      </w:r>
-      <w:bookmarkEnd w:id="57"/>
-    </w:p>
-    <w:p>
-      <w:pPr>
-        <w:pStyle w:val="FirstParagraph"/>
-      </w:pPr>
-      <w:r>
-        <w:t>[Write the conclusion here.]</w:t>
-      </w:r>
-    </w:p>
-    <w:p>
-      <w:pPr>
-        <w:pStyle w:val="Heading1"/>
-      </w:pPr>
-      <w:bookmarkStart w:id="58" w:name="references"/>
-      <w:bookmarkStart w:id="59" w:name="_Toc225965226"/>
-      <w:bookmarkEnd w:id="56"/>
-      <w:r>
-        <w:rPr>
-          <w:rStyle w:val="SectionNumber"/>
-        </w:rPr>
-        <w:t>7</w:t>
-      </w:r>
-      <w:r>
-        <w:tab/>
-        <w:t>References</w:t>
-      </w:r>
-      <w:bookmarkEnd w:id="59"/>
-    </w:p>
-    <w:p>
-      <w:pPr>
-        <w:pStyle w:val="FirstParagraph"/>
-      </w:pPr>
-      <w:r>
-        <w:t>[Insert references here or manage them with a bibliography file.]</w:t>
-      </w:r>
-    </w:p>
-    <w:p>
-      <w:pPr>
-        <w:pStyle w:val="Heading1"/>
-      </w:pPr>
-      <w:bookmarkStart w:id="60" w:name="tables"/>
-      <w:bookmarkStart w:id="61" w:name="_Toc225965227"/>
-      <w:bookmarkEnd w:id="58"/>
-      <w:r>
-        <w:rPr>
-          <w:rStyle w:val="SectionNumber"/>
-        </w:rPr>
-        <w:t>8</w:t>
-      </w:r>
-      <w:r>
-        <w:tab/>
-        <w:t>Tables</w:t>
-      </w:r>
-      <w:bookmarkEnd w:id="61"/>
-    </w:p>
-    <w:p>
-      <w:pPr>
-        <w:pStyle w:val="FirstParagraph"/>
-      </w:pPr>
-      <w:r>
-        <w:t>[Insert main results tables. Tables described in the results section can be included here.]</w:t>
-      </w:r>
-    </w:p>
-    <w:p>
-      <w:pPr>
-        <w:pStyle w:val="Heading1"/>
-      </w:pPr>
-      <w:bookmarkStart w:id="62" w:name="figures"/>
-      <w:bookmarkStart w:id="63" w:name="_Toc225965228"/>
-      <w:bookmarkEnd w:id="60"/>
-      <w:r>
-        <w:rPr>
-          <w:rStyle w:val="SectionNumber"/>
-        </w:rPr>
-        <w:lastRenderedPageBreak/>
-        <w:t>9</w:t>
-      </w:r>
-      <w:r>
-        <w:tab/>
-        <w:t>Figures</w:t>
-      </w:r>
-      <w:bookmarkEnd w:id="63"/>
-    </w:p>
-    <w:p>
-      <w:pPr>
-        <w:pStyle w:val="FirstParagraph"/>
-      </w:pPr>
-      <w:r>
-        <w:t>[Insert main results Figures. Figures decribed in the results section can be included here.]</w:t>
-      </w:r>
-    </w:p>
-    <w:p>
-      <w:pPr>
-        <w:pStyle w:val="Heading1"/>
-      </w:pPr>
-      <w:bookmarkStart w:id="64" w:name="supplemental-material"/>
-      <w:bookmarkStart w:id="65" w:name="_Toc225965229"/>
-      <w:bookmarkEnd w:id="62"/>
-      <w:r>
-        <w:rPr>
-          <w:rStyle w:val="SectionNumber"/>
-        </w:rPr>
-        <w:t>10</w:t>
-      </w:r>
-      <w:r>
-        <w:tab/>
-        <w:t>Supplemental Material</w:t>
-      </w:r>
-      <w:bookmarkEnd w:id="65"/>
-    </w:p>
-    <w:p>
-      <w:pPr>
-        <w:pStyle w:val="Heading2"/>
-      </w:pPr>
-      <w:bookmarkStart w:id="66" w:name="additional-results"/>
-      <w:bookmarkStart w:id="67" w:name="_Toc225965230"/>
-      <w:r>
-        <w:rPr>
-          <w:rStyle w:val="SectionNumber"/>
-        </w:rPr>
-        <w:t>10.1</w:t>
-      </w:r>
-      <w:r>
-        <w:tab/>
-        <w:t>Additional results</w:t>
-      </w:r>
-      <w:bookmarkEnd w:id="67"/>
-    </w:p>
-    <w:p>
-      <w:pPr>
-        <w:pStyle w:val="FirstParagraph"/>
-      </w:pPr>
-      <w:r>
-        <w:t>[Insert additional results here.]</w:t>
-      </w:r>
-    </w:p>
-    <w:p>
-      <w:pPr>
-        <w:pStyle w:val="Heading3"/>
-      </w:pPr>
-      <w:bookmarkStart w:id="68" w:name="X582a0f7917acfdb9174f291c51ebfeedd8599d4"/>
-      <w:bookmarkStart w:id="69" w:name="_Toc225965231"/>
-      <w:r>
-        <w:rPr>
-          <w:rStyle w:val="SectionNumber"/>
-        </w:rPr>
-        <w:t>10.1.1</w:t>
-      </w:r>
-      <w:r>
-        <w:tab/>
-        <w:t>Figure: conceptual framework of the modelling approach</w:t>
-      </w:r>
-      <w:bookmarkEnd w:id="69"/>
-    </w:p>
-    <w:p>
-      <w:pPr>
-        <w:pStyle w:val="FirstParagraph"/>
-      </w:pPr>
-      <w:r>
-        <w:t>The pathway from target achievement to risk-factor change to cause-specific outcomes and economic consequences.</w:t>
-      </w:r>
-    </w:p>
-    <w:p>
-      <w:pPr>
-        <w:pStyle w:val="Heading3"/>
-      </w:pPr>
-      <w:bookmarkStart w:id="70" w:name="Xa8a3e5ba64697878e9badd6a5b52d8a9cbc9cf7"/>
-      <w:bookmarkStart w:id="71" w:name="_Toc225965232"/>
-      <w:bookmarkEnd w:id="68"/>
-      <w:r>
-        <w:rPr>
-          <w:rStyle w:val="SectionNumber"/>
-        </w:rPr>
-        <w:t>10.1.2</w:t>
-      </w:r>
-      <w:r>
-        <w:tab/>
-        <w:t>Figure: projected cumulative deaths under reference and target-achievement scenarios, 2026-2050</w:t>
-      </w:r>
-      <w:bookmarkEnd w:id="71"/>
-    </w:p>
-    <w:p>
-      <w:pPr>
-        <w:pStyle w:val="Heading3"/>
-      </w:pPr>
-      <w:bookmarkStart w:id="72" w:name="X6dadb5276ed5c23833ab092737804cff52c71b9"/>
-      <w:bookmarkStart w:id="73" w:name="_Toc225965233"/>
-      <w:bookmarkEnd w:id="70"/>
-      <w:r>
-        <w:rPr>
-          <w:rStyle w:val="SectionNumber"/>
-        </w:rPr>
-        <w:t>10.1.3</w:t>
-      </w:r>
-      <w:r>
-        <w:tab/>
-        <w:t>Figure: deaths averted by intervention and cause</w:t>
-      </w:r>
-      <w:bookmarkEnd w:id="73"/>
-    </w:p>
-    <w:p>
-      <w:pPr>
-        <w:pStyle w:val="FirstParagraph"/>
-      </w:pPr>
-      <w:r>
-        <w:t>Separate hypertension control, lipid-lowering therapy, and combined scenario.</w:t>
-      </w:r>
-    </w:p>
-    <w:p>
-      <w:pPr>
-        <w:pStyle w:val="Heading3"/>
-      </w:pPr>
-      <w:bookmarkStart w:id="74" w:name="X8a01729d051b1531d401ac492bb87b840da4c80"/>
-      <w:bookmarkStart w:id="75" w:name="_Toc225965234"/>
-      <w:bookmarkEnd w:id="72"/>
-      <w:r>
-        <w:rPr>
-          <w:rStyle w:val="SectionNumber"/>
-        </w:rPr>
-        <w:t>10.1.4</w:t>
-      </w:r>
-      <w:r>
-        <w:tab/>
-        <w:t>Figure: regional or income-group distribution of deaths averted</w:t>
-      </w:r>
-      <w:bookmarkEnd w:id="75"/>
-    </w:p>
-    <w:p>
-      <w:pPr>
-        <w:pStyle w:val="FirstParagraph"/>
-      </w:pPr>
-      <w:r>
-        <w:t>For the equity narrative.</w:t>
-      </w:r>
-    </w:p>
-    <w:p>
-      <w:pPr>
-        <w:pStyle w:val="Heading3"/>
-      </w:pPr>
-      <w:bookmarkStart w:id="76" w:name="figure-sensitivity-analysis"/>
-      <w:bookmarkStart w:id="77" w:name="_Toc225965235"/>
-      <w:bookmarkEnd w:id="74"/>
-      <w:r>
-        <w:rPr>
-          <w:rStyle w:val="SectionNumber"/>
-        </w:rPr>
-        <w:t>10.1.5</w:t>
-      </w:r>
-      <w:r>
-        <w:tab/>
-        <w:t>Figure: sensitivity analysis</w:t>
-      </w:r>
-      <w:bookmarkEnd w:id="77"/>
-    </w:p>
-    <w:p>
-      <w:pPr>
-        <w:pStyle w:val="Heading3"/>
-      </w:pPr>
-      <w:bookmarkStart w:id="78" w:name="X4a8ff4b16f05f4c2eb11c5de52e21c0e0ce0d57"/>
-      <w:bookmarkStart w:id="79" w:name="_Toc225965236"/>
-      <w:bookmarkEnd w:id="76"/>
-      <w:r>
-        <w:rPr>
-          <w:rStyle w:val="SectionNumber"/>
-        </w:rPr>
-        <w:t>10.1.6</w:t>
-      </w:r>
-      <w:r>
-        <w:tab/>
-        <w:t>Table: global projected health outcomes by scenario</w:t>
-      </w:r>
-      <w:bookmarkEnd w:id="79"/>
-    </w:p>
-    <w:p>
-      <w:pPr>
-        <w:pStyle w:val="Heading3"/>
-      </w:pPr>
-      <w:bookmarkStart w:id="80" w:name="table-regional-and-income-group-results"/>
-      <w:bookmarkStart w:id="81" w:name="_Toc225965237"/>
-      <w:bookmarkEnd w:id="78"/>
-      <w:r>
-        <w:rPr>
-          <w:rStyle w:val="SectionNumber"/>
-        </w:rPr>
-        <w:t>10.1.7</w:t>
-      </w:r>
-      <w:r>
-        <w:tab/>
-        <w:t>Table: regional and income-group results</w:t>
-      </w:r>
-      <w:bookmarkEnd w:id="81"/>
-    </w:p>
-    <w:p>
-      <w:pPr>
-        <w:pStyle w:val="Heading2"/>
-      </w:pPr>
-      <w:bookmarkStart w:id="82" w:name="methodology-and-mathematical-details"/>
-      <w:bookmarkStart w:id="83" w:name="_Toc225965238"/>
-      <w:bookmarkEnd w:id="66"/>
-      <w:bookmarkEnd w:id="80"/>
-      <w:r>
-        <w:rPr>
-          <w:rStyle w:val="SectionNumber"/>
-        </w:rPr>
         <w:t>10.2</w:t>
       </w:r>
       <w:r>
         <w:tab/>
         <w:t>Methodology and mathematical details</w:t>
       </w:r>
-      <w:bookmarkEnd w:id="83"/>
+      <w:bookmarkEnd w:id="93"/>
     </w:p>
     <w:p>
       <w:pPr>
         <w:pStyle w:val="FirstParagraph"/>
       </w:pPr>
       <w:r>
-        <w:t>[Provide detailed methodological and mathematical details here.]</w:t>
-      </w:r>
-    </w:p>
-    <w:p>
-      <w:pPr>
-        <w:pStyle w:val="Heading3"/>
-      </w:pPr>
-      <w:bookmarkStart w:id="84" w:name="Xe6ee234e5ea92fbd18baaa1a16e92a2e8fd7c47"/>
-      <w:bookmarkStart w:id="85" w:name="_Toc225965239"/>
-      <w:r>
-        <w:rPr>
-          <w:rStyle w:val="SectionNumber"/>
-        </w:rPr>
-        <w:t>10.2.1</w:t>
-      </w:r>
-      <w:r>
-        <w:tab/>
-        <w:t>Table: key model inputs, definitions, and target specifications</w:t>
-      </w:r>
-      <w:bookmarkEnd w:id="64"/>
-      <w:bookmarkEnd w:id="82"/>
-      <w:bookmarkEnd w:id="84"/>
-      <w:bookmarkEnd w:id="85"/>
+        <w:t xml:space="preserve">The multi-state transition model operates in discrete annual time steps. At each step, for each country </w:t>
+      </w:r>
+      <m:oMath>
+        <m:r>
+          <m:rPr>
+            <m:scr m:val="script"/>
+            <m:sty m:val="p"/>
+          </m:rPr>
+          <w:rPr>
+            <w:rFonts w:ascii="Cambria Math" w:hAnsi="Cambria Math"/>
+          </w:rPr>
+          <m:t>l</m:t>
+        </m:r>
+      </m:oMath>
+      <w:r>
+        <w:t xml:space="preserve">, single year of age </w:t>
+      </w:r>
+      <m:oMath>
+        <m:r>
+          <w:rPr>
+            <w:rFonts w:ascii="Cambria Math" w:hAnsi="Cambria Math"/>
+          </w:rPr>
+          <m:t>a</m:t>
+        </m:r>
+      </m:oMath>
+      <w:r>
+        <w:t xml:space="preserve">, sex </w:t>
+      </w:r>
+      <m:oMath>
+        <m:r>
+          <w:rPr>
+            <w:rFonts w:ascii="Cambria Math" w:hAnsi="Cambria Math"/>
+          </w:rPr>
+          <m:t>s</m:t>
+        </m:r>
+      </m:oMath>
+      <w:r>
+        <w:t xml:space="preserve">, and cause </w:t>
+      </w:r>
+      <m:oMath>
+        <m:r>
+          <w:rPr>
+            <w:rFonts w:ascii="Cambria Math" w:hAnsi="Cambria Math"/>
+          </w:rPr>
+          <m:t>c</m:t>
+        </m:r>
+      </m:oMath>
+      <w:r>
+        <w:t>:</w:t>
+      </w:r>
+    </w:p>
+    <w:p>
+      <w:pPr>
+        <w:pStyle w:val="BodyText"/>
+      </w:pPr>
+      <m:oMathPara>
+        <m:oMathParaPr>
+          <m:jc m:val="center"/>
+        </m:oMathParaPr>
+        <m:oMath>
+          <m:sSub>
+            <m:sSubPr>
+              <m:ctrlPr>
+                <w:rPr>
+                  <w:rFonts w:ascii="Cambria Math" w:hAnsi="Cambria Math"/>
+                </w:rPr>
+              </m:ctrlPr>
+            </m:sSubPr>
+            <m:e>
+              <m:r>
+                <w:rPr>
+                  <w:rFonts w:ascii="Cambria Math" w:hAnsi="Cambria Math"/>
+                </w:rPr>
+                <m:t>W</m:t>
+              </m:r>
+            </m:e>
+            <m:sub>
+              <m:r>
+                <w:rPr>
+                  <w:rFonts w:ascii="Cambria Math" w:hAnsi="Cambria Math"/>
+                </w:rPr>
+                <m:t>t</m:t>
+              </m:r>
+              <m:r>
+                <m:rPr>
+                  <m:sty m:val="p"/>
+                </m:rPr>
+                <w:rPr>
+                  <w:rFonts w:ascii="Cambria Math" w:hAnsi="Cambria Math"/>
+                </w:rPr>
+                <m:t>+</m:t>
+              </m:r>
+              <m:r>
+                <w:rPr>
+                  <w:rFonts w:ascii="Cambria Math" w:hAnsi="Cambria Math"/>
+                </w:rPr>
+                <m:t>1</m:t>
+              </m:r>
+            </m:sub>
+          </m:sSub>
+          <m:r>
+            <m:rPr>
+              <m:sty m:val="p"/>
+            </m:rPr>
+            <w:rPr>
+              <w:rFonts w:ascii="Cambria Math" w:hAnsi="Cambria Math"/>
+            </w:rPr>
+            <m:t>=</m:t>
+          </m:r>
+          <m:sSub>
+            <m:sSubPr>
+              <m:ctrlPr>
+                <w:rPr>
+                  <w:rFonts w:ascii="Cambria Math" w:hAnsi="Cambria Math"/>
+                </w:rPr>
+              </m:ctrlPr>
+            </m:sSubPr>
+            <m:e>
+              <m:r>
+                <w:rPr>
+                  <w:rFonts w:ascii="Cambria Math" w:hAnsi="Cambria Math"/>
+                </w:rPr>
+                <m:t>W</m:t>
+              </m:r>
+            </m:e>
+            <m:sub>
+              <m:r>
+                <w:rPr>
+                  <w:rFonts w:ascii="Cambria Math" w:hAnsi="Cambria Math"/>
+                </w:rPr>
+                <m:t>t</m:t>
+              </m:r>
+            </m:sub>
+          </m:sSub>
+          <m:r>
+            <m:rPr>
+              <m:sty m:val="p"/>
+            </m:rPr>
+            <w:rPr>
+              <w:rFonts w:ascii="Cambria Math" w:hAnsi="Cambria Math"/>
+            </w:rPr>
+            <m:t>-</m:t>
+          </m:r>
+          <m:sSub>
+            <m:sSubPr>
+              <m:ctrlPr>
+                <w:rPr>
+                  <w:rFonts w:ascii="Cambria Math" w:hAnsi="Cambria Math"/>
+                </w:rPr>
+              </m:ctrlPr>
+            </m:sSubPr>
+            <m:e>
+              <m:r>
+                <w:rPr>
+                  <w:rFonts w:ascii="Cambria Math" w:hAnsi="Cambria Math"/>
+                </w:rPr>
+                <m:t>W</m:t>
+              </m:r>
+            </m:e>
+            <m:sub>
+              <m:r>
+                <w:rPr>
+                  <w:rFonts w:ascii="Cambria Math" w:hAnsi="Cambria Math"/>
+                </w:rPr>
+                <m:t>t</m:t>
+              </m:r>
+            </m:sub>
+          </m:sSub>
+          <m:r>
+            <m:rPr>
+              <m:sty m:val="p"/>
+            </m:rPr>
+            <w:rPr>
+              <w:rFonts w:ascii="Cambria Math" w:hAnsi="Cambria Math"/>
+            </w:rPr>
+            <m:t>⋅</m:t>
+          </m:r>
+          <m:r>
+            <w:rPr>
+              <w:rFonts w:ascii="Cambria Math" w:hAnsi="Cambria Math"/>
+            </w:rPr>
+            <m:t>I</m:t>
+          </m:r>
+          <m:sSub>
+            <m:sSubPr>
+              <m:ctrlPr>
+                <w:rPr>
+                  <w:rFonts w:ascii="Cambria Math" w:hAnsi="Cambria Math"/>
+                </w:rPr>
+              </m:ctrlPr>
+            </m:sSubPr>
+            <m:e>
+              <m:r>
+                <w:rPr>
+                  <w:rFonts w:ascii="Cambria Math" w:hAnsi="Cambria Math"/>
+                </w:rPr>
+                <m:t>R</m:t>
+              </m:r>
+            </m:e>
+            <m:sub>
+              <m:r>
+                <w:rPr>
+                  <w:rFonts w:ascii="Cambria Math" w:hAnsi="Cambria Math"/>
+                </w:rPr>
+                <m:t>a</m:t>
+              </m:r>
+              <m:r>
+                <m:rPr>
+                  <m:sty m:val="p"/>
+                </m:rPr>
+                <w:rPr>
+                  <w:rFonts w:ascii="Cambria Math" w:hAnsi="Cambria Math"/>
+                </w:rPr>
+                <m:t>,</m:t>
+              </m:r>
+              <m:r>
+                <w:rPr>
+                  <w:rFonts w:ascii="Cambria Math" w:hAnsi="Cambria Math"/>
+                </w:rPr>
+                <m:t>s</m:t>
+              </m:r>
+              <m:r>
+                <m:rPr>
+                  <m:sty m:val="p"/>
+                </m:rPr>
+                <w:rPr>
+                  <w:rFonts w:ascii="Cambria Math" w:hAnsi="Cambria Math"/>
+                </w:rPr>
+                <m:t>,</m:t>
+              </m:r>
+              <m:r>
+                <w:rPr>
+                  <w:rFonts w:ascii="Cambria Math" w:hAnsi="Cambria Math"/>
+                </w:rPr>
+                <m:t>c</m:t>
+              </m:r>
+            </m:sub>
+          </m:sSub>
+          <m:r>
+            <m:rPr>
+              <m:sty m:val="p"/>
+            </m:rPr>
+            <w:rPr>
+              <w:rFonts w:ascii="Cambria Math" w:hAnsi="Cambria Math"/>
+            </w:rPr>
+            <m:t>⋅</m:t>
+          </m:r>
+          <m:sSub>
+            <m:sSubPr>
+              <m:ctrlPr>
+                <w:rPr>
+                  <w:rFonts w:ascii="Cambria Math" w:hAnsi="Cambria Math"/>
+                </w:rPr>
+              </m:ctrlPr>
+            </m:sSubPr>
+            <m:e>
+              <m:r>
+                <w:rPr>
+                  <w:rFonts w:ascii="Cambria Math" w:hAnsi="Cambria Math"/>
+                </w:rPr>
+                <m:t>ε</m:t>
+              </m:r>
+            </m:e>
+            <m:sub>
+              <m:r>
+                <w:rPr>
+                  <w:rFonts w:ascii="Cambria Math" w:hAnsi="Cambria Math"/>
+                </w:rPr>
+                <m:t>IR</m:t>
+              </m:r>
+            </m:sub>
+          </m:sSub>
+          <m:r>
+            <m:rPr>
+              <m:sty m:val="p"/>
+            </m:rPr>
+            <w:rPr>
+              <w:rFonts w:ascii="Cambria Math" w:hAnsi="Cambria Math"/>
+            </w:rPr>
+            <m:t>-</m:t>
+          </m:r>
+          <m:sSub>
+            <m:sSubPr>
+              <m:ctrlPr>
+                <w:rPr>
+                  <w:rFonts w:ascii="Cambria Math" w:hAnsi="Cambria Math"/>
+                </w:rPr>
+              </m:ctrlPr>
+            </m:sSubPr>
+            <m:e>
+              <m:r>
+                <w:rPr>
+                  <w:rFonts w:ascii="Cambria Math" w:hAnsi="Cambria Math"/>
+                </w:rPr>
+                <m:t>W</m:t>
+              </m:r>
+            </m:e>
+            <m:sub>
+              <m:r>
+                <w:rPr>
+                  <w:rFonts w:ascii="Cambria Math" w:hAnsi="Cambria Math"/>
+                </w:rPr>
+                <m:t>t</m:t>
+              </m:r>
+            </m:sub>
+          </m:sSub>
+          <m:r>
+            <m:rPr>
+              <m:sty m:val="p"/>
+            </m:rPr>
+            <w:rPr>
+              <w:rFonts w:ascii="Cambria Math" w:hAnsi="Cambria Math"/>
+            </w:rPr>
+            <m:t>⋅</m:t>
+          </m:r>
+          <m:r>
+            <w:rPr>
+              <w:rFonts w:ascii="Cambria Math" w:hAnsi="Cambria Math"/>
+            </w:rPr>
+            <m:t>BG</m:t>
+          </m:r>
+          <m:r>
+            <m:rPr>
+              <m:sty m:val="p"/>
+            </m:rPr>
+            <w:rPr>
+              <w:rFonts w:ascii="Cambria Math" w:hAnsi="Cambria Math"/>
+            </w:rPr>
+            <m:t>.</m:t>
+          </m:r>
+          <m:r>
+            <w:rPr>
+              <w:rFonts w:ascii="Cambria Math" w:hAnsi="Cambria Math"/>
+            </w:rPr>
+            <m:t>mx</m:t>
+          </m:r>
+        </m:oMath>
+      </m:oMathPara>
+    </w:p>
+    <w:p>
+      <w:pPr>
+        <w:pStyle w:val="FirstParagraph"/>
+      </w:pPr>
+      <m:oMathPara>
+        <m:oMathParaPr>
+          <m:jc m:val="center"/>
+        </m:oMathParaPr>
+        <m:oMath>
+          <m:sSub>
+            <m:sSubPr>
+              <m:ctrlPr>
+                <w:rPr>
+                  <w:rFonts w:ascii="Cambria Math" w:hAnsi="Cambria Math"/>
+                </w:rPr>
+              </m:ctrlPr>
+            </m:sSubPr>
+            <m:e>
+              <m:r>
+                <w:rPr>
+                  <w:rFonts w:ascii="Cambria Math" w:hAnsi="Cambria Math"/>
+                </w:rPr>
+                <m:t>K</m:t>
+              </m:r>
+            </m:e>
+            <m:sub>
+              <m:r>
+                <w:rPr>
+                  <w:rFonts w:ascii="Cambria Math" w:hAnsi="Cambria Math"/>
+                </w:rPr>
+                <m:t>t</m:t>
+              </m:r>
+              <m:r>
+                <m:rPr>
+                  <m:sty m:val="p"/>
+                </m:rPr>
+                <w:rPr>
+                  <w:rFonts w:ascii="Cambria Math" w:hAnsi="Cambria Math"/>
+                </w:rPr>
+                <m:t>+</m:t>
+              </m:r>
+              <m:r>
+                <w:rPr>
+                  <w:rFonts w:ascii="Cambria Math" w:hAnsi="Cambria Math"/>
+                </w:rPr>
+                <m:t>1</m:t>
+              </m:r>
+            </m:sub>
+          </m:sSub>
+          <m:r>
+            <m:rPr>
+              <m:sty m:val="p"/>
+            </m:rPr>
+            <w:rPr>
+              <w:rFonts w:ascii="Cambria Math" w:hAnsi="Cambria Math"/>
+            </w:rPr>
+            <m:t>=</m:t>
+          </m:r>
+          <m:sSub>
+            <m:sSubPr>
+              <m:ctrlPr>
+                <w:rPr>
+                  <w:rFonts w:ascii="Cambria Math" w:hAnsi="Cambria Math"/>
+                </w:rPr>
+              </m:ctrlPr>
+            </m:sSubPr>
+            <m:e>
+              <m:r>
+                <w:rPr>
+                  <w:rFonts w:ascii="Cambria Math" w:hAnsi="Cambria Math"/>
+                </w:rPr>
+                <m:t>K</m:t>
+              </m:r>
+            </m:e>
+            <m:sub>
+              <m:r>
+                <w:rPr>
+                  <w:rFonts w:ascii="Cambria Math" w:hAnsi="Cambria Math"/>
+                </w:rPr>
+                <m:t>t</m:t>
+              </m:r>
+            </m:sub>
+          </m:sSub>
+          <m:r>
+            <m:rPr>
+              <m:sty m:val="p"/>
+            </m:rPr>
+            <w:rPr>
+              <w:rFonts w:ascii="Cambria Math" w:hAnsi="Cambria Math"/>
+            </w:rPr>
+            <m:t>+</m:t>
+          </m:r>
+          <m:sSub>
+            <m:sSubPr>
+              <m:ctrlPr>
+                <w:rPr>
+                  <w:rFonts w:ascii="Cambria Math" w:hAnsi="Cambria Math"/>
+                </w:rPr>
+              </m:ctrlPr>
+            </m:sSubPr>
+            <m:e>
+              <m:r>
+                <w:rPr>
+                  <w:rFonts w:ascii="Cambria Math" w:hAnsi="Cambria Math"/>
+                </w:rPr>
+                <m:t>W</m:t>
+              </m:r>
+            </m:e>
+            <m:sub>
+              <m:r>
+                <w:rPr>
+                  <w:rFonts w:ascii="Cambria Math" w:hAnsi="Cambria Math"/>
+                </w:rPr>
+                <m:t>t</m:t>
+              </m:r>
+            </m:sub>
+          </m:sSub>
+          <m:r>
+            <m:rPr>
+              <m:sty m:val="p"/>
+            </m:rPr>
+            <w:rPr>
+              <w:rFonts w:ascii="Cambria Math" w:hAnsi="Cambria Math"/>
+            </w:rPr>
+            <m:t>⋅</m:t>
+          </m:r>
+          <m:r>
+            <w:rPr>
+              <w:rFonts w:ascii="Cambria Math" w:hAnsi="Cambria Math"/>
+            </w:rPr>
+            <m:t>I</m:t>
+          </m:r>
+          <m:sSub>
+            <m:sSubPr>
+              <m:ctrlPr>
+                <w:rPr>
+                  <w:rFonts w:ascii="Cambria Math" w:hAnsi="Cambria Math"/>
+                </w:rPr>
+              </m:ctrlPr>
+            </m:sSubPr>
+            <m:e>
+              <m:r>
+                <w:rPr>
+                  <w:rFonts w:ascii="Cambria Math" w:hAnsi="Cambria Math"/>
+                </w:rPr>
+                <m:t>R</m:t>
+              </m:r>
+            </m:e>
+            <m:sub>
+              <m:r>
+                <w:rPr>
+                  <w:rFonts w:ascii="Cambria Math" w:hAnsi="Cambria Math"/>
+                </w:rPr>
+                <m:t>a</m:t>
+              </m:r>
+              <m:r>
+                <m:rPr>
+                  <m:sty m:val="p"/>
+                </m:rPr>
+                <w:rPr>
+                  <w:rFonts w:ascii="Cambria Math" w:hAnsi="Cambria Math"/>
+                </w:rPr>
+                <m:t>,</m:t>
+              </m:r>
+              <m:r>
+                <w:rPr>
+                  <w:rFonts w:ascii="Cambria Math" w:hAnsi="Cambria Math"/>
+                </w:rPr>
+                <m:t>s</m:t>
+              </m:r>
+              <m:r>
+                <m:rPr>
+                  <m:sty m:val="p"/>
+                </m:rPr>
+                <w:rPr>
+                  <w:rFonts w:ascii="Cambria Math" w:hAnsi="Cambria Math"/>
+                </w:rPr>
+                <m:t>,</m:t>
+              </m:r>
+              <m:r>
+                <w:rPr>
+                  <w:rFonts w:ascii="Cambria Math" w:hAnsi="Cambria Math"/>
+                </w:rPr>
+                <m:t>c</m:t>
+              </m:r>
+            </m:sub>
+          </m:sSub>
+          <m:r>
+            <m:rPr>
+              <m:sty m:val="p"/>
+            </m:rPr>
+            <w:rPr>
+              <w:rFonts w:ascii="Cambria Math" w:hAnsi="Cambria Math"/>
+            </w:rPr>
+            <m:t>⋅</m:t>
+          </m:r>
+          <m:sSub>
+            <m:sSubPr>
+              <m:ctrlPr>
+                <w:rPr>
+                  <w:rFonts w:ascii="Cambria Math" w:hAnsi="Cambria Math"/>
+                </w:rPr>
+              </m:ctrlPr>
+            </m:sSubPr>
+            <m:e>
+              <m:r>
+                <w:rPr>
+                  <w:rFonts w:ascii="Cambria Math" w:hAnsi="Cambria Math"/>
+                </w:rPr>
+                <m:t>ε</m:t>
+              </m:r>
+            </m:e>
+            <m:sub>
+              <m:r>
+                <w:rPr>
+                  <w:rFonts w:ascii="Cambria Math" w:hAnsi="Cambria Math"/>
+                </w:rPr>
+                <m:t>IR</m:t>
+              </m:r>
+            </m:sub>
+          </m:sSub>
+          <m:r>
+            <m:rPr>
+              <m:sty m:val="p"/>
+            </m:rPr>
+            <w:rPr>
+              <w:rFonts w:ascii="Cambria Math" w:hAnsi="Cambria Math"/>
+            </w:rPr>
+            <m:t>-</m:t>
+          </m:r>
+          <m:sSub>
+            <m:sSubPr>
+              <m:ctrlPr>
+                <w:rPr>
+                  <w:rFonts w:ascii="Cambria Math" w:hAnsi="Cambria Math"/>
+                </w:rPr>
+              </m:ctrlPr>
+            </m:sSubPr>
+            <m:e>
+              <m:r>
+                <w:rPr>
+                  <w:rFonts w:ascii="Cambria Math" w:hAnsi="Cambria Math"/>
+                </w:rPr>
+                <m:t>K</m:t>
+              </m:r>
+            </m:e>
+            <m:sub>
+              <m:r>
+                <w:rPr>
+                  <w:rFonts w:ascii="Cambria Math" w:hAnsi="Cambria Math"/>
+                </w:rPr>
+                <m:t>t</m:t>
+              </m:r>
+            </m:sub>
+          </m:sSub>
+          <m:r>
+            <m:rPr>
+              <m:sty m:val="p"/>
+            </m:rPr>
+            <w:rPr>
+              <w:rFonts w:ascii="Cambria Math" w:hAnsi="Cambria Math"/>
+            </w:rPr>
+            <m:t>⋅</m:t>
+          </m:r>
+          <m:r>
+            <w:rPr>
+              <w:rFonts w:ascii="Cambria Math" w:hAnsi="Cambria Math"/>
+            </w:rPr>
+            <m:t>C</m:t>
+          </m:r>
+          <m:sSub>
+            <m:sSubPr>
+              <m:ctrlPr>
+                <w:rPr>
+                  <w:rFonts w:ascii="Cambria Math" w:hAnsi="Cambria Math"/>
+                </w:rPr>
+              </m:ctrlPr>
+            </m:sSubPr>
+            <m:e>
+              <m:r>
+                <w:rPr>
+                  <w:rFonts w:ascii="Cambria Math" w:hAnsi="Cambria Math"/>
+                </w:rPr>
+                <m:t>F</m:t>
+              </m:r>
+            </m:e>
+            <m:sub>
+              <m:r>
+                <w:rPr>
+                  <w:rFonts w:ascii="Cambria Math" w:hAnsi="Cambria Math"/>
+                </w:rPr>
+                <m:t>a</m:t>
+              </m:r>
+              <m:r>
+                <m:rPr>
+                  <m:sty m:val="p"/>
+                </m:rPr>
+                <w:rPr>
+                  <w:rFonts w:ascii="Cambria Math" w:hAnsi="Cambria Math"/>
+                </w:rPr>
+                <m:t>,</m:t>
+              </m:r>
+              <m:r>
+                <w:rPr>
+                  <w:rFonts w:ascii="Cambria Math" w:hAnsi="Cambria Math"/>
+                </w:rPr>
+                <m:t>s</m:t>
+              </m:r>
+              <m:r>
+                <m:rPr>
+                  <m:sty m:val="p"/>
+                </m:rPr>
+                <w:rPr>
+                  <w:rFonts w:ascii="Cambria Math" w:hAnsi="Cambria Math"/>
+                </w:rPr>
+                <m:t>,</m:t>
+              </m:r>
+              <m:r>
+                <w:rPr>
+                  <w:rFonts w:ascii="Cambria Math" w:hAnsi="Cambria Math"/>
+                </w:rPr>
+                <m:t>c</m:t>
+              </m:r>
+            </m:sub>
+          </m:sSub>
+          <m:r>
+            <m:rPr>
+              <m:sty m:val="p"/>
+            </m:rPr>
+            <w:rPr>
+              <w:rFonts w:ascii="Cambria Math" w:hAnsi="Cambria Math"/>
+            </w:rPr>
+            <m:t>⋅</m:t>
+          </m:r>
+          <m:sSub>
+            <m:sSubPr>
+              <m:ctrlPr>
+                <w:rPr>
+                  <w:rFonts w:ascii="Cambria Math" w:hAnsi="Cambria Math"/>
+                </w:rPr>
+              </m:ctrlPr>
+            </m:sSubPr>
+            <m:e>
+              <m:r>
+                <w:rPr>
+                  <w:rFonts w:ascii="Cambria Math" w:hAnsi="Cambria Math"/>
+                </w:rPr>
+                <m:t>ε</m:t>
+              </m:r>
+            </m:e>
+            <m:sub>
+              <m:r>
+                <w:rPr>
+                  <w:rFonts w:ascii="Cambria Math" w:hAnsi="Cambria Math"/>
+                </w:rPr>
+                <m:t>CF</m:t>
+              </m:r>
+            </m:sub>
+          </m:sSub>
+          <m:r>
+            <m:rPr>
+              <m:sty m:val="p"/>
+            </m:rPr>
+            <w:rPr>
+              <w:rFonts w:ascii="Cambria Math" w:hAnsi="Cambria Math"/>
+            </w:rPr>
+            <m:t>-</m:t>
+          </m:r>
+          <m:sSub>
+            <m:sSubPr>
+              <m:ctrlPr>
+                <w:rPr>
+                  <w:rFonts w:ascii="Cambria Math" w:hAnsi="Cambria Math"/>
+                </w:rPr>
+              </m:ctrlPr>
+            </m:sSubPr>
+            <m:e>
+              <m:r>
+                <w:rPr>
+                  <w:rFonts w:ascii="Cambria Math" w:hAnsi="Cambria Math"/>
+                </w:rPr>
+                <m:t>K</m:t>
+              </m:r>
+            </m:e>
+            <m:sub>
+              <m:r>
+                <w:rPr>
+                  <w:rFonts w:ascii="Cambria Math" w:hAnsi="Cambria Math"/>
+                </w:rPr>
+                <m:t>t</m:t>
+              </m:r>
+            </m:sub>
+          </m:sSub>
+          <m:r>
+            <m:rPr>
+              <m:sty m:val="p"/>
+            </m:rPr>
+            <w:rPr>
+              <w:rFonts w:ascii="Cambria Math" w:hAnsi="Cambria Math"/>
+            </w:rPr>
+            <m:t>⋅</m:t>
+          </m:r>
+          <m:r>
+            <w:rPr>
+              <w:rFonts w:ascii="Cambria Math" w:hAnsi="Cambria Math"/>
+            </w:rPr>
+            <m:t>BG</m:t>
+          </m:r>
+          <m:r>
+            <m:rPr>
+              <m:sty m:val="p"/>
+            </m:rPr>
+            <w:rPr>
+              <w:rFonts w:ascii="Cambria Math" w:hAnsi="Cambria Math"/>
+            </w:rPr>
+            <m:t>.</m:t>
+          </m:r>
+          <m:r>
+            <w:rPr>
+              <w:rFonts w:ascii="Cambria Math" w:hAnsi="Cambria Math"/>
+            </w:rPr>
+            <m:t>mx</m:t>
+          </m:r>
+          <m:r>
+            <m:rPr>
+              <m:sty m:val="p"/>
+            </m:rPr>
+            <w:rPr>
+              <w:rFonts w:ascii="Cambria Math" w:hAnsi="Cambria Math"/>
+            </w:rPr>
+            <m:t>.</m:t>
+          </m:r>
+          <m:r>
+            <w:rPr>
+              <w:rFonts w:ascii="Cambria Math" w:hAnsi="Cambria Math"/>
+            </w:rPr>
+            <m:t>all</m:t>
+          </m:r>
+        </m:oMath>
+      </m:oMathPara>
+    </w:p>
+    <w:p>
+      <w:pPr>
+        <w:pStyle w:val="FirstParagraph"/>
+      </w:pPr>
+      <m:oMathPara>
+        <m:oMathParaPr>
+          <m:jc m:val="center"/>
+        </m:oMathParaPr>
+        <m:oMath>
+          <m:sSub>
+            <m:sSubPr>
+              <m:ctrlPr>
+                <w:rPr>
+                  <w:rFonts w:ascii="Cambria Math" w:hAnsi="Cambria Math"/>
+                </w:rPr>
+              </m:ctrlPr>
+            </m:sSubPr>
+            <m:e>
+              <m:r>
+                <w:rPr>
+                  <w:rFonts w:ascii="Cambria Math" w:hAnsi="Cambria Math"/>
+                </w:rPr>
+                <m:t>D</m:t>
+              </m:r>
+            </m:e>
+            <m:sub>
+              <m:r>
+                <w:rPr>
+                  <w:rFonts w:ascii="Cambria Math" w:hAnsi="Cambria Math"/>
+                </w:rPr>
+                <m:t>t</m:t>
+              </m:r>
+              <m:r>
+                <m:rPr>
+                  <m:sty m:val="p"/>
+                </m:rPr>
+                <w:rPr>
+                  <w:rFonts w:ascii="Cambria Math" w:hAnsi="Cambria Math"/>
+                </w:rPr>
+                <m:t>+</m:t>
+              </m:r>
+              <m:r>
+                <w:rPr>
+                  <w:rFonts w:ascii="Cambria Math" w:hAnsi="Cambria Math"/>
+                </w:rPr>
+                <m:t>1</m:t>
+              </m:r>
+            </m:sub>
+          </m:sSub>
+          <m:r>
+            <m:rPr>
+              <m:sty m:val="p"/>
+            </m:rPr>
+            <w:rPr>
+              <w:rFonts w:ascii="Cambria Math" w:hAnsi="Cambria Math"/>
+            </w:rPr>
+            <m:t>=</m:t>
+          </m:r>
+          <m:sSub>
+            <m:sSubPr>
+              <m:ctrlPr>
+                <w:rPr>
+                  <w:rFonts w:ascii="Cambria Math" w:hAnsi="Cambria Math"/>
+                </w:rPr>
+              </m:ctrlPr>
+            </m:sSubPr>
+            <m:e>
+              <m:r>
+                <w:rPr>
+                  <w:rFonts w:ascii="Cambria Math" w:hAnsi="Cambria Math"/>
+                </w:rPr>
+                <m:t>D</m:t>
+              </m:r>
+            </m:e>
+            <m:sub>
+              <m:r>
+                <w:rPr>
+                  <w:rFonts w:ascii="Cambria Math" w:hAnsi="Cambria Math"/>
+                </w:rPr>
+                <m:t>t</m:t>
+              </m:r>
+            </m:sub>
+          </m:sSub>
+          <m:r>
+            <m:rPr>
+              <m:sty m:val="p"/>
+            </m:rPr>
+            <w:rPr>
+              <w:rFonts w:ascii="Cambria Math" w:hAnsi="Cambria Math"/>
+            </w:rPr>
+            <m:t>+</m:t>
+          </m:r>
+          <m:sSub>
+            <m:sSubPr>
+              <m:ctrlPr>
+                <w:rPr>
+                  <w:rFonts w:ascii="Cambria Math" w:hAnsi="Cambria Math"/>
+                </w:rPr>
+              </m:ctrlPr>
+            </m:sSubPr>
+            <m:e>
+              <m:r>
+                <w:rPr>
+                  <w:rFonts w:ascii="Cambria Math" w:hAnsi="Cambria Math"/>
+                </w:rPr>
+                <m:t>K</m:t>
+              </m:r>
+            </m:e>
+            <m:sub>
+              <m:r>
+                <w:rPr>
+                  <w:rFonts w:ascii="Cambria Math" w:hAnsi="Cambria Math"/>
+                </w:rPr>
+                <m:t>t</m:t>
+              </m:r>
+            </m:sub>
+          </m:sSub>
+          <m:r>
+            <m:rPr>
+              <m:sty m:val="p"/>
+            </m:rPr>
+            <w:rPr>
+              <w:rFonts w:ascii="Cambria Math" w:hAnsi="Cambria Math"/>
+            </w:rPr>
+            <m:t>⋅</m:t>
+          </m:r>
+          <m:r>
+            <w:rPr>
+              <w:rFonts w:ascii="Cambria Math" w:hAnsi="Cambria Math"/>
+            </w:rPr>
+            <m:t>C</m:t>
+          </m:r>
+          <m:sSub>
+            <m:sSubPr>
+              <m:ctrlPr>
+                <w:rPr>
+                  <w:rFonts w:ascii="Cambria Math" w:hAnsi="Cambria Math"/>
+                </w:rPr>
+              </m:ctrlPr>
+            </m:sSubPr>
+            <m:e>
+              <m:r>
+                <w:rPr>
+                  <w:rFonts w:ascii="Cambria Math" w:hAnsi="Cambria Math"/>
+                </w:rPr>
+                <m:t>F</m:t>
+              </m:r>
+            </m:e>
+            <m:sub>
+              <m:r>
+                <w:rPr>
+                  <w:rFonts w:ascii="Cambria Math" w:hAnsi="Cambria Math"/>
+                </w:rPr>
+                <m:t>a</m:t>
+              </m:r>
+              <m:r>
+                <m:rPr>
+                  <m:sty m:val="p"/>
+                </m:rPr>
+                <w:rPr>
+                  <w:rFonts w:ascii="Cambria Math" w:hAnsi="Cambria Math"/>
+                </w:rPr>
+                <m:t>,</m:t>
+              </m:r>
+              <m:r>
+                <w:rPr>
+                  <w:rFonts w:ascii="Cambria Math" w:hAnsi="Cambria Math"/>
+                </w:rPr>
+                <m:t>s</m:t>
+              </m:r>
+              <m:r>
+                <m:rPr>
+                  <m:sty m:val="p"/>
+                </m:rPr>
+                <w:rPr>
+                  <w:rFonts w:ascii="Cambria Math" w:hAnsi="Cambria Math"/>
+                </w:rPr>
+                <m:t>,</m:t>
+              </m:r>
+              <m:r>
+                <w:rPr>
+                  <w:rFonts w:ascii="Cambria Math" w:hAnsi="Cambria Math"/>
+                </w:rPr>
+                <m:t>c</m:t>
+              </m:r>
+            </m:sub>
+          </m:sSub>
+          <m:r>
+            <m:rPr>
+              <m:sty m:val="p"/>
+            </m:rPr>
+            <w:rPr>
+              <w:rFonts w:ascii="Cambria Math" w:hAnsi="Cambria Math"/>
+            </w:rPr>
+            <m:t>⋅</m:t>
+          </m:r>
+          <m:sSub>
+            <m:sSubPr>
+              <m:ctrlPr>
+                <w:rPr>
+                  <w:rFonts w:ascii="Cambria Math" w:hAnsi="Cambria Math"/>
+                </w:rPr>
+              </m:ctrlPr>
+            </m:sSubPr>
+            <m:e>
+              <m:r>
+                <w:rPr>
+                  <w:rFonts w:ascii="Cambria Math" w:hAnsi="Cambria Math"/>
+                </w:rPr>
+                <m:t>ε</m:t>
+              </m:r>
+            </m:e>
+            <m:sub>
+              <m:r>
+                <w:rPr>
+                  <w:rFonts w:ascii="Cambria Math" w:hAnsi="Cambria Math"/>
+                </w:rPr>
+                <m:t>CF</m:t>
+              </m:r>
+            </m:sub>
+          </m:sSub>
+          <m:r>
+            <m:rPr>
+              <m:sty m:val="p"/>
+            </m:rPr>
+            <w:rPr>
+              <w:rFonts w:ascii="Cambria Math" w:hAnsi="Cambria Math"/>
+            </w:rPr>
+            <m:t>+</m:t>
+          </m:r>
+          <m:sSub>
+            <m:sSubPr>
+              <m:ctrlPr>
+                <w:rPr>
+                  <w:rFonts w:ascii="Cambria Math" w:hAnsi="Cambria Math"/>
+                </w:rPr>
+              </m:ctrlPr>
+            </m:sSubPr>
+            <m:e>
+              <m:r>
+                <w:rPr>
+                  <w:rFonts w:ascii="Cambria Math" w:hAnsi="Cambria Math"/>
+                </w:rPr>
+                <m:t>W</m:t>
+              </m:r>
+            </m:e>
+            <m:sub>
+              <m:r>
+                <w:rPr>
+                  <w:rFonts w:ascii="Cambria Math" w:hAnsi="Cambria Math"/>
+                </w:rPr>
+                <m:t>t</m:t>
+              </m:r>
+            </m:sub>
+          </m:sSub>
+          <m:r>
+            <m:rPr>
+              <m:sty m:val="p"/>
+            </m:rPr>
+            <w:rPr>
+              <w:rFonts w:ascii="Cambria Math" w:hAnsi="Cambria Math"/>
+            </w:rPr>
+            <m:t>⋅</m:t>
+          </m:r>
+          <m:r>
+            <w:rPr>
+              <w:rFonts w:ascii="Cambria Math" w:hAnsi="Cambria Math"/>
+            </w:rPr>
+            <m:t>BG</m:t>
+          </m:r>
+          <m:r>
+            <m:rPr>
+              <m:sty m:val="p"/>
+            </m:rPr>
+            <w:rPr>
+              <w:rFonts w:ascii="Cambria Math" w:hAnsi="Cambria Math"/>
+            </w:rPr>
+            <m:t>.</m:t>
+          </m:r>
+          <m:r>
+            <w:rPr>
+              <w:rFonts w:ascii="Cambria Math" w:hAnsi="Cambria Math"/>
+            </w:rPr>
+            <m:t>mx</m:t>
+          </m:r>
+          <m:r>
+            <m:rPr>
+              <m:sty m:val="p"/>
+            </m:rPr>
+            <w:rPr>
+              <w:rFonts w:ascii="Cambria Math" w:hAnsi="Cambria Math"/>
+            </w:rPr>
+            <m:t>+</m:t>
+          </m:r>
+          <m:sSub>
+            <m:sSubPr>
+              <m:ctrlPr>
+                <w:rPr>
+                  <w:rFonts w:ascii="Cambria Math" w:hAnsi="Cambria Math"/>
+                </w:rPr>
+              </m:ctrlPr>
+            </m:sSubPr>
+            <m:e>
+              <m:r>
+                <w:rPr>
+                  <w:rFonts w:ascii="Cambria Math" w:hAnsi="Cambria Math"/>
+                </w:rPr>
+                <m:t>K</m:t>
+              </m:r>
+            </m:e>
+            <m:sub>
+              <m:r>
+                <w:rPr>
+                  <w:rFonts w:ascii="Cambria Math" w:hAnsi="Cambria Math"/>
+                </w:rPr>
+                <m:t>t</m:t>
+              </m:r>
+            </m:sub>
+          </m:sSub>
+          <m:r>
+            <m:rPr>
+              <m:sty m:val="p"/>
+            </m:rPr>
+            <w:rPr>
+              <w:rFonts w:ascii="Cambria Math" w:hAnsi="Cambria Math"/>
+            </w:rPr>
+            <m:t>⋅</m:t>
+          </m:r>
+          <m:r>
+            <w:rPr>
+              <w:rFonts w:ascii="Cambria Math" w:hAnsi="Cambria Math"/>
+            </w:rPr>
+            <m:t>BG</m:t>
+          </m:r>
+          <m:r>
+            <m:rPr>
+              <m:sty m:val="p"/>
+            </m:rPr>
+            <w:rPr>
+              <w:rFonts w:ascii="Cambria Math" w:hAnsi="Cambria Math"/>
+            </w:rPr>
+            <m:t>.</m:t>
+          </m:r>
+          <m:r>
+            <w:rPr>
+              <w:rFonts w:ascii="Cambria Math" w:hAnsi="Cambria Math"/>
+            </w:rPr>
+            <m:t>mx</m:t>
+          </m:r>
+          <m:r>
+            <m:rPr>
+              <m:sty m:val="p"/>
+            </m:rPr>
+            <w:rPr>
+              <w:rFonts w:ascii="Cambria Math" w:hAnsi="Cambria Math"/>
+            </w:rPr>
+            <m:t>.</m:t>
+          </m:r>
+          <m:r>
+            <w:rPr>
+              <w:rFonts w:ascii="Cambria Math" w:hAnsi="Cambria Math"/>
+            </w:rPr>
+            <m:t>all</m:t>
+          </m:r>
+        </m:oMath>
+      </m:oMathPara>
+    </w:p>
+    <w:p>
+      <w:pPr>
+        <w:pStyle w:val="FirstParagraph"/>
+      </w:pPr>
+      <w:r>
+        <w:t xml:space="preserve">where </w:t>
+      </w:r>
+      <m:oMath>
+        <m:sSub>
+          <m:sSubPr>
+            <m:ctrlPr>
+              <w:rPr>
+                <w:rFonts w:ascii="Cambria Math" w:hAnsi="Cambria Math"/>
+              </w:rPr>
+            </m:ctrlPr>
+          </m:sSubPr>
+          <m:e>
+            <m:r>
+              <w:rPr>
+                <w:rFonts w:ascii="Cambria Math" w:hAnsi="Cambria Math"/>
+              </w:rPr>
+              <m:t>ε</m:t>
+            </m:r>
+          </m:e>
+          <m:sub>
+            <m:r>
+              <w:rPr>
+                <w:rFonts w:ascii="Cambria Math" w:hAnsi="Cambria Math"/>
+              </w:rPr>
+              <m:t>IR</m:t>
+            </m:r>
+          </m:sub>
+        </m:sSub>
+      </m:oMath>
+      <w:r>
+        <w:t xml:space="preserve"> and </w:t>
+      </w:r>
+      <m:oMath>
+        <m:sSub>
+          <m:sSubPr>
+            <m:ctrlPr>
+              <w:rPr>
+                <w:rFonts w:ascii="Cambria Math" w:hAnsi="Cambria Math"/>
+              </w:rPr>
+            </m:ctrlPr>
+          </m:sSubPr>
+          <m:e>
+            <m:r>
+              <w:rPr>
+                <w:rFonts w:ascii="Cambria Math" w:hAnsi="Cambria Math"/>
+              </w:rPr>
+              <m:t>ε</m:t>
+            </m:r>
+          </m:e>
+          <m:sub>
+            <m:r>
+              <w:rPr>
+                <w:rFonts w:ascii="Cambria Math" w:hAnsi="Cambria Math"/>
+              </w:rPr>
+              <m:t>CF</m:t>
+            </m:r>
+          </m:sub>
+        </m:sSub>
+      </m:oMath>
+      <w:r>
+        <w:t xml:space="preserve"> are the multiplicative effect ratios from the intervention module (equal to 1 under BAU), </w:t>
+      </w:r>
+      <m:oMath>
+        <m:r>
+          <w:rPr>
+            <w:rFonts w:ascii="Cambria Math" w:hAnsi="Cambria Math"/>
+          </w:rPr>
+          <m:t>BG</m:t>
+        </m:r>
+        <m:r>
+          <m:rPr>
+            <m:sty m:val="p"/>
+          </m:rPr>
+          <w:rPr>
+            <w:rFonts w:ascii="Cambria Math" w:hAnsi="Cambria Math"/>
+          </w:rPr>
+          <m:t>.</m:t>
+        </m:r>
+        <m:r>
+          <w:rPr>
+            <w:rFonts w:ascii="Cambria Math" w:hAnsi="Cambria Math"/>
+          </w:rPr>
+          <m:t>mx</m:t>
+        </m:r>
+      </m:oMath>
+      <w:r>
+        <w:t xml:space="preserve"> is cause-specific background mortality, and </w:t>
+      </w:r>
+      <m:oMath>
+        <m:r>
+          <w:rPr>
+            <w:rFonts w:ascii="Cambria Math" w:hAnsi="Cambria Math"/>
+          </w:rPr>
+          <m:t>BG</m:t>
+        </m:r>
+        <m:r>
+          <m:rPr>
+            <m:sty m:val="p"/>
+          </m:rPr>
+          <w:rPr>
+            <w:rFonts w:ascii="Cambria Math" w:hAnsi="Cambria Math"/>
+          </w:rPr>
+          <m:t>.</m:t>
+        </m:r>
+        <m:r>
+          <w:rPr>
+            <w:rFonts w:ascii="Cambria Math" w:hAnsi="Cambria Math"/>
+          </w:rPr>
+          <m:t>mx</m:t>
+        </m:r>
+        <m:r>
+          <m:rPr>
+            <m:sty m:val="p"/>
+          </m:rPr>
+          <w:rPr>
+            <w:rFonts w:ascii="Cambria Math" w:hAnsi="Cambria Math"/>
+          </w:rPr>
+          <m:t>.</m:t>
+        </m:r>
+        <m:r>
+          <w:rPr>
+            <w:rFonts w:ascii="Cambria Math" w:hAnsi="Cambria Math"/>
+          </w:rPr>
+          <m:t>all</m:t>
+        </m:r>
+      </m:oMath>
+      <w:r>
+        <w:t xml:space="preserve"> is all-cause background mortality applied to the Sick compartment.</w:t>
+      </w:r>
+    </w:p>
+    <w:p>
+      <w:pPr>
+        <w:pStyle w:val="BodyText"/>
+      </w:pPr>
+      <w:r>
+        <w:t>For the hypertension control module, the effect ratio for incidence is computed via a nine-step pipeline:</w:t>
+      </w:r>
+    </w:p>
+    <w:p>
+      <w:pPr>
+        <w:pStyle w:val="Compact"/>
+        <w:numPr>
+          <w:ilvl w:val="0"/>
+          <w:numId w:val="3"/>
+        </w:numPr>
+      </w:pPr>
+      <w:r>
+        <w:t xml:space="preserve">Derive baseline blood pressure distribution </w:t>
+      </w:r>
+      <m:oMath>
+        <m:r>
+          <w:rPr>
+            <w:rFonts w:ascii="Cambria Math" w:hAnsi="Cambria Math"/>
+          </w:rPr>
+          <m:t>P</m:t>
+        </m:r>
+        <m:d>
+          <m:dPr>
+            <m:ctrlPr>
+              <w:rPr>
+                <w:rFonts w:ascii="Cambria Math" w:hAnsi="Cambria Math"/>
+              </w:rPr>
+            </m:ctrlPr>
+          </m:dPr>
+          <m:e>
+            <m:sSub>
+              <m:sSubPr>
+                <m:ctrlPr>
+                  <w:rPr>
+                    <w:rFonts w:ascii="Cambria Math" w:hAnsi="Cambria Math"/>
+                  </w:rPr>
+                </m:ctrlPr>
+              </m:sSubPr>
+              <m:e>
+                <m:r>
+                  <m:rPr>
+                    <m:nor/>
+                  </m:rPr>
+                  <m:t>BP</m:t>
+                </m:r>
+              </m:e>
+              <m:sub>
+                <m:r>
+                  <m:rPr>
+                    <m:nor/>
+                  </m:rPr>
+                  <m:t>cat</m:t>
+                </m:r>
+              </m:sub>
+            </m:sSub>
+          </m:e>
+        </m:d>
+      </m:oMath>
+      <w:r>
+        <w:t xml:space="preserve"> without treatment</w:t>
+      </w:r>
+    </w:p>
+    <w:p>
+      <w:pPr>
+        <w:pStyle w:val="Compact"/>
+        <w:numPr>
+          <w:ilvl w:val="0"/>
+          <w:numId w:val="3"/>
+        </w:numPr>
+      </w:pPr>
+      <w:r>
+        <w:t xml:space="preserve">Apply GBD relative risks per 10 mmHg SBP to obtain bin-specific incidence </w:t>
+      </w:r>
+      <m:oMath>
+        <m:r>
+          <w:rPr>
+            <w:rFonts w:ascii="Cambria Math" w:hAnsi="Cambria Math"/>
+          </w:rPr>
+          <m:t>I</m:t>
+        </m:r>
+        <m:sSub>
+          <m:sSubPr>
+            <m:ctrlPr>
+              <w:rPr>
+                <w:rFonts w:ascii="Cambria Math" w:hAnsi="Cambria Math"/>
+              </w:rPr>
+            </m:ctrlPr>
+          </m:sSubPr>
+          <m:e>
+            <m:r>
+              <w:rPr>
+                <w:rFonts w:ascii="Cambria Math" w:hAnsi="Cambria Math"/>
+              </w:rPr>
+              <m:t>R</m:t>
+            </m:r>
+          </m:e>
+          <m:sub>
+            <m:r>
+              <m:rPr>
+                <m:nor/>
+              </m:rPr>
+              <m:t>bin</m:t>
+            </m:r>
+          </m:sub>
+        </m:sSub>
+      </m:oMath>
+    </w:p>
+    <w:p>
+      <w:pPr>
+        <w:pStyle w:val="Compact"/>
+        <w:numPr>
+          <w:ilvl w:val="0"/>
+          <w:numId w:val="3"/>
+        </w:numPr>
+      </w:pPr>
+      <w:r>
+        <w:t xml:space="preserve">Compute diabetes-weighted Ettehad trial effect sizes </w:t>
+      </w:r>
+      <m:oMath>
+        <m:sSub>
+          <m:sSubPr>
+            <m:ctrlPr>
+              <w:rPr>
+                <w:rFonts w:ascii="Cambria Math" w:hAnsi="Cambria Math"/>
+              </w:rPr>
+            </m:ctrlPr>
+          </m:sSubPr>
+          <m:e>
+            <m:r>
+              <w:rPr>
+                <w:rFonts w:ascii="Cambria Math" w:hAnsi="Cambria Math"/>
+              </w:rPr>
+              <m:t>E</m:t>
+            </m:r>
+          </m:e>
+          <m:sub>
+            <m:r>
+              <m:rPr>
+                <m:nor/>
+              </m:rPr>
+              <m:t>trial</m:t>
+            </m:r>
+          </m:sub>
+        </m:sSub>
+      </m:oMath>
+      <w:r>
+        <w:t xml:space="preserve"> per BP bin and cause</w:t>
+      </w:r>
+    </w:p>
+    <w:p>
+      <w:pPr>
+        <w:pStyle w:val="Compact"/>
+        <w:numPr>
+          <w:ilvl w:val="0"/>
+          <w:numId w:val="3"/>
+        </w:numPr>
+      </w:pPr>
+      <w:r>
+        <w:t xml:space="preserve">Linear coverage scale-up from </w:t>
+      </w:r>
+      <m:oMath>
+        <m:sSub>
+          <m:sSubPr>
+            <m:ctrlPr>
+              <w:rPr>
+                <w:rFonts w:ascii="Cambria Math" w:hAnsi="Cambria Math"/>
+              </w:rPr>
+            </m:ctrlPr>
+          </m:sSubPr>
+          <m:e>
+            <m:r>
+              <w:rPr>
+                <w:rFonts w:ascii="Cambria Math" w:hAnsi="Cambria Math"/>
+              </w:rPr>
+              <m:t>C</m:t>
+            </m:r>
+          </m:e>
+          <m:sub>
+            <m:r>
+              <w:rPr>
+                <w:rFonts w:ascii="Cambria Math" w:hAnsi="Cambria Math"/>
+              </w:rPr>
+              <m:t>0</m:t>
+            </m:r>
+          </m:sub>
+        </m:sSub>
+      </m:oMath>
+      <w:r>
+        <w:t xml:space="preserve"> to </w:t>
+      </w:r>
+      <m:oMath>
+        <m:sSub>
+          <m:sSubPr>
+            <m:ctrlPr>
+              <w:rPr>
+                <w:rFonts w:ascii="Cambria Math" w:hAnsi="Cambria Math"/>
+              </w:rPr>
+            </m:ctrlPr>
+          </m:sSubPr>
+          <m:e>
+            <m:r>
+              <w:rPr>
+                <w:rFonts w:ascii="Cambria Math" w:hAnsi="Cambria Math"/>
+              </w:rPr>
+              <m:t>C</m:t>
+            </m:r>
+          </m:e>
+          <m:sub>
+            <m:r>
+              <m:rPr>
+                <m:nor/>
+              </m:rPr>
+              <m:t>target</m:t>
+            </m:r>
+          </m:sub>
+        </m:sSub>
+      </m:oMath>
+      <w:r>
+        <w:t>, beginning 2026</w:t>
+      </w:r>
+    </w:p>
+    <w:p>
+      <w:pPr>
+        <w:pStyle w:val="Compact"/>
+        <w:numPr>
+          <w:ilvl w:val="0"/>
+          <w:numId w:val="3"/>
+        </w:numPr>
+      </w:pPr>
+      <w:r>
+        <w:t xml:space="preserve">Coverage adjustment: </w:t>
+      </w:r>
+      <m:oMath>
+        <m:sSub>
+          <m:sSubPr>
+            <m:ctrlPr>
+              <w:rPr>
+                <w:rFonts w:ascii="Cambria Math" w:hAnsi="Cambria Math"/>
+              </w:rPr>
+            </m:ctrlPr>
+          </m:sSubPr>
+          <m:e>
+            <m:r>
+              <w:rPr>
+                <w:rFonts w:ascii="Cambria Math" w:hAnsi="Cambria Math"/>
+              </w:rPr>
+              <m:t>E</m:t>
+            </m:r>
+          </m:e>
+          <m:sub>
+            <m:r>
+              <m:rPr>
+                <m:nor/>
+              </m:rPr>
+              <m:t>adj</m:t>
+            </m:r>
+          </m:sub>
+        </m:sSub>
+        <m:r>
+          <m:rPr>
+            <m:sty m:val="p"/>
+          </m:rPr>
+          <w:rPr>
+            <w:rFonts w:ascii="Cambria Math" w:hAnsi="Cambria Math"/>
+          </w:rPr>
+          <m:t>=</m:t>
+        </m:r>
+        <m:sSub>
+          <m:sSubPr>
+            <m:ctrlPr>
+              <w:rPr>
+                <w:rFonts w:ascii="Cambria Math" w:hAnsi="Cambria Math"/>
+              </w:rPr>
+            </m:ctrlPr>
+          </m:sSubPr>
+          <m:e>
+            <m:r>
+              <w:rPr>
+                <w:rFonts w:ascii="Cambria Math" w:hAnsi="Cambria Math"/>
+              </w:rPr>
+              <m:t>E</m:t>
+            </m:r>
+          </m:e>
+          <m:sub>
+            <m:r>
+              <m:rPr>
+                <m:nor/>
+              </m:rPr>
+              <m:t>trial</m:t>
+            </m:r>
+          </m:sub>
+        </m:sSub>
+        <m:d>
+          <m:dPr>
+            <m:ctrlPr>
+              <w:rPr>
+                <w:rFonts w:ascii="Cambria Math" w:hAnsi="Cambria Math"/>
+              </w:rPr>
+            </m:ctrlPr>
+          </m:dPr>
+          <m:e>
+            <m:sSub>
+              <m:sSubPr>
+                <m:ctrlPr>
+                  <w:rPr>
+                    <w:rFonts w:ascii="Cambria Math" w:hAnsi="Cambria Math"/>
+                  </w:rPr>
+                </m:ctrlPr>
+              </m:sSubPr>
+              <m:e>
+                <m:r>
+                  <w:rPr>
+                    <w:rFonts w:ascii="Cambria Math" w:hAnsi="Cambria Math"/>
+                  </w:rPr>
+                  <m:t>C</m:t>
+                </m:r>
+              </m:e>
+              <m:sub>
+                <m:r>
+                  <w:rPr>
+                    <w:rFonts w:ascii="Cambria Math" w:hAnsi="Cambria Math"/>
+                  </w:rPr>
+                  <m:t>t</m:t>
+                </m:r>
+              </m:sub>
+            </m:sSub>
+            <m:r>
+              <m:rPr>
+                <m:sty m:val="p"/>
+              </m:rPr>
+              <w:rPr>
+                <w:rFonts w:ascii="Cambria Math" w:hAnsi="Cambria Math"/>
+              </w:rPr>
+              <m:t>-</m:t>
+            </m:r>
+            <m:sSub>
+              <m:sSubPr>
+                <m:ctrlPr>
+                  <w:rPr>
+                    <w:rFonts w:ascii="Cambria Math" w:hAnsi="Cambria Math"/>
+                  </w:rPr>
+                </m:ctrlPr>
+              </m:sSubPr>
+              <m:e>
+                <m:r>
+                  <w:rPr>
+                    <w:rFonts w:ascii="Cambria Math" w:hAnsi="Cambria Math"/>
+                  </w:rPr>
+                  <m:t>C</m:t>
+                </m:r>
+              </m:e>
+              <m:sub>
+                <m:r>
+                  <w:rPr>
+                    <w:rFonts w:ascii="Cambria Math" w:hAnsi="Cambria Math"/>
+                  </w:rPr>
+                  <m:t>0</m:t>
+                </m:r>
+              </m:sub>
+            </m:sSub>
+          </m:e>
+        </m:d>
+        <m:r>
+          <m:rPr>
+            <m:sty m:val="p"/>
+          </m:rPr>
+          <w:rPr>
+            <w:rFonts w:ascii="Cambria Math" w:hAnsi="Cambria Math"/>
+          </w:rPr>
+          <m:t>/</m:t>
+        </m:r>
+        <m:d>
+          <m:dPr>
+            <m:ctrlPr>
+              <w:rPr>
+                <w:rFonts w:ascii="Cambria Math" w:hAnsi="Cambria Math"/>
+              </w:rPr>
+            </m:ctrlPr>
+          </m:dPr>
+          <m:e>
+            <m:r>
+              <w:rPr>
+                <w:rFonts w:ascii="Cambria Math" w:hAnsi="Cambria Math"/>
+              </w:rPr>
+              <m:t>1</m:t>
+            </m:r>
+            <m:r>
+              <m:rPr>
+                <m:sty m:val="p"/>
+              </m:rPr>
+              <w:rPr>
+                <w:rFonts w:ascii="Cambria Math" w:hAnsi="Cambria Math"/>
+              </w:rPr>
+              <m:t>-</m:t>
+            </m:r>
+            <m:sSub>
+              <m:sSubPr>
+                <m:ctrlPr>
+                  <w:rPr>
+                    <w:rFonts w:ascii="Cambria Math" w:hAnsi="Cambria Math"/>
+                  </w:rPr>
+                </m:ctrlPr>
+              </m:sSubPr>
+              <m:e>
+                <m:r>
+                  <w:rPr>
+                    <w:rFonts w:ascii="Cambria Math" w:hAnsi="Cambria Math"/>
+                  </w:rPr>
+                  <m:t>E</m:t>
+                </m:r>
+              </m:e>
+              <m:sub>
+                <m:r>
+                  <m:rPr>
+                    <m:nor/>
+                  </m:rPr>
+                  <m:t>trial</m:t>
+                </m:r>
+              </m:sub>
+            </m:sSub>
+            <m:r>
+              <m:rPr>
+                <m:sty m:val="p"/>
+              </m:rPr>
+              <w:rPr>
+                <w:rFonts w:ascii="Cambria Math" w:hAnsi="Cambria Math"/>
+              </w:rPr>
+              <m:t>⋅</m:t>
+            </m:r>
+            <m:sSub>
+              <m:sSubPr>
+                <m:ctrlPr>
+                  <w:rPr>
+                    <w:rFonts w:ascii="Cambria Math" w:hAnsi="Cambria Math"/>
+                  </w:rPr>
+                </m:ctrlPr>
+              </m:sSubPr>
+              <m:e>
+                <m:r>
+                  <w:rPr>
+                    <w:rFonts w:ascii="Cambria Math" w:hAnsi="Cambria Math"/>
+                  </w:rPr>
+                  <m:t>C</m:t>
+                </m:r>
+              </m:e>
+              <m:sub>
+                <m:r>
+                  <w:rPr>
+                    <w:rFonts w:ascii="Cambria Math" w:hAnsi="Cambria Math"/>
+                  </w:rPr>
+                  <m:t>0</m:t>
+                </m:r>
+              </m:sub>
+            </m:sSub>
+          </m:e>
+        </m:d>
+      </m:oMath>
+    </w:p>
+    <w:p>
+      <w:pPr>
+        <w:pStyle w:val="Compact"/>
+        <w:numPr>
+          <w:ilvl w:val="0"/>
+          <w:numId w:val="3"/>
+        </w:numPr>
+      </w:pPr>
+      <w:r>
+        <w:t xml:space="preserve">New bin incidence: </w:t>
+      </w:r>
+      <m:oMath>
+        <m:r>
+          <w:rPr>
+            <w:rFonts w:ascii="Cambria Math" w:hAnsi="Cambria Math"/>
+          </w:rPr>
+          <m:t>I</m:t>
+        </m:r>
+        <m:sSub>
+          <m:sSubPr>
+            <m:ctrlPr>
+              <w:rPr>
+                <w:rFonts w:ascii="Cambria Math" w:hAnsi="Cambria Math"/>
+              </w:rPr>
+            </m:ctrlPr>
+          </m:sSubPr>
+          <m:e>
+            <m:r>
+              <w:rPr>
+                <w:rFonts w:ascii="Cambria Math" w:hAnsi="Cambria Math"/>
+              </w:rPr>
+              <m:t>R</m:t>
+            </m:r>
+          </m:e>
+          <m:sub>
+            <m:r>
+              <m:rPr>
+                <m:nor/>
+              </m:rPr>
+              <m:t>bin,new</m:t>
+            </m:r>
+          </m:sub>
+        </m:sSub>
+        <m:r>
+          <m:rPr>
+            <m:sty m:val="p"/>
+          </m:rPr>
+          <w:rPr>
+            <w:rFonts w:ascii="Cambria Math" w:hAnsi="Cambria Math"/>
+          </w:rPr>
+          <m:t>=</m:t>
+        </m:r>
+        <m:r>
+          <w:rPr>
+            <w:rFonts w:ascii="Cambria Math" w:hAnsi="Cambria Math"/>
+          </w:rPr>
+          <m:t>I</m:t>
+        </m:r>
+        <m:sSub>
+          <m:sSubPr>
+            <m:ctrlPr>
+              <w:rPr>
+                <w:rFonts w:ascii="Cambria Math" w:hAnsi="Cambria Math"/>
+              </w:rPr>
+            </m:ctrlPr>
+          </m:sSubPr>
+          <m:e>
+            <m:r>
+              <w:rPr>
+                <w:rFonts w:ascii="Cambria Math" w:hAnsi="Cambria Math"/>
+              </w:rPr>
+              <m:t>R</m:t>
+            </m:r>
+          </m:e>
+          <m:sub>
+            <m:r>
+              <m:rPr>
+                <m:nor/>
+              </m:rPr>
+              <m:t>bin</m:t>
+            </m:r>
+          </m:sub>
+        </m:sSub>
+        <m:r>
+          <m:rPr>
+            <m:sty m:val="p"/>
+          </m:rPr>
+          <w:rPr>
+            <w:rFonts w:ascii="Cambria Math" w:hAnsi="Cambria Math"/>
+          </w:rPr>
+          <m:t>×</m:t>
+        </m:r>
+        <m:d>
+          <m:dPr>
+            <m:ctrlPr>
+              <w:rPr>
+                <w:rFonts w:ascii="Cambria Math" w:hAnsi="Cambria Math"/>
+              </w:rPr>
+            </m:ctrlPr>
+          </m:dPr>
+          <m:e>
+            <m:r>
+              <w:rPr>
+                <w:rFonts w:ascii="Cambria Math" w:hAnsi="Cambria Math"/>
+              </w:rPr>
+              <m:t>1</m:t>
+            </m:r>
+            <m:r>
+              <m:rPr>
+                <m:sty m:val="p"/>
+              </m:rPr>
+              <w:rPr>
+                <w:rFonts w:ascii="Cambria Math" w:hAnsi="Cambria Math"/>
+              </w:rPr>
+              <m:t>-</m:t>
+            </m:r>
+            <m:sSub>
+              <m:sSubPr>
+                <m:ctrlPr>
+                  <w:rPr>
+                    <w:rFonts w:ascii="Cambria Math" w:hAnsi="Cambria Math"/>
+                  </w:rPr>
+                </m:ctrlPr>
+              </m:sSubPr>
+              <m:e>
+                <m:r>
+                  <w:rPr>
+                    <w:rFonts w:ascii="Cambria Math" w:hAnsi="Cambria Math"/>
+                  </w:rPr>
+                  <m:t>E</m:t>
+                </m:r>
+              </m:e>
+              <m:sub>
+                <m:r>
+                  <m:rPr>
+                    <m:nor/>
+                  </m:rPr>
+                  <m:t>adj</m:t>
+                </m:r>
+              </m:sub>
+            </m:sSub>
+          </m:e>
+        </m:d>
+      </m:oMath>
+    </w:p>
+    <w:p>
+      <w:pPr>
+        <w:pStyle w:val="Compact"/>
+        <w:numPr>
+          <w:ilvl w:val="0"/>
+          <w:numId w:val="3"/>
+        </w:numPr>
+      </w:pPr>
+      <w:r>
+        <w:t xml:space="preserve">Aggregate: </w:t>
+      </w:r>
+      <m:oMath>
+        <m:r>
+          <w:rPr>
+            <w:rFonts w:ascii="Cambria Math" w:hAnsi="Cambria Math"/>
+          </w:rPr>
+          <m:t>I</m:t>
+        </m:r>
+        <m:sSub>
+          <m:sSubPr>
+            <m:ctrlPr>
+              <w:rPr>
+                <w:rFonts w:ascii="Cambria Math" w:hAnsi="Cambria Math"/>
+              </w:rPr>
+            </m:ctrlPr>
+          </m:sSubPr>
+          <m:e>
+            <m:r>
+              <w:rPr>
+                <w:rFonts w:ascii="Cambria Math" w:hAnsi="Cambria Math"/>
+              </w:rPr>
+              <m:t>R</m:t>
+            </m:r>
+          </m:e>
+          <m:sub>
+            <m:r>
+              <m:rPr>
+                <m:nor/>
+              </m:rPr>
+              <m:t>new</m:t>
+            </m:r>
+          </m:sub>
+        </m:sSub>
+        <m:r>
+          <m:rPr>
+            <m:sty m:val="p"/>
+          </m:rPr>
+          <w:rPr>
+            <w:rFonts w:ascii="Cambria Math" w:hAnsi="Cambria Math"/>
+          </w:rPr>
+          <m:t>=∑</m:t>
+        </m:r>
+        <m:r>
+          <w:rPr>
+            <w:rFonts w:ascii="Cambria Math" w:hAnsi="Cambria Math"/>
+          </w:rPr>
+          <m:t>I</m:t>
+        </m:r>
+        <m:sSub>
+          <m:sSubPr>
+            <m:ctrlPr>
+              <w:rPr>
+                <w:rFonts w:ascii="Cambria Math" w:hAnsi="Cambria Math"/>
+              </w:rPr>
+            </m:ctrlPr>
+          </m:sSubPr>
+          <m:e>
+            <m:r>
+              <w:rPr>
+                <w:rFonts w:ascii="Cambria Math" w:hAnsi="Cambria Math"/>
+              </w:rPr>
+              <m:t>R</m:t>
+            </m:r>
+          </m:e>
+          <m:sub>
+            <m:r>
+              <m:rPr>
+                <m:nor/>
+              </m:rPr>
+              <m:t>bin,new</m:t>
+            </m:r>
+          </m:sub>
+        </m:sSub>
+        <m:r>
+          <m:rPr>
+            <m:sty m:val="p"/>
+          </m:rPr>
+          <w:rPr>
+            <w:rFonts w:ascii="Cambria Math" w:hAnsi="Cambria Math"/>
+          </w:rPr>
+          <m:t>×</m:t>
+        </m:r>
+        <m:r>
+          <w:rPr>
+            <w:rFonts w:ascii="Cambria Math" w:hAnsi="Cambria Math"/>
+          </w:rPr>
+          <m:t>P</m:t>
+        </m:r>
+        <m:d>
+          <m:dPr>
+            <m:ctrlPr>
+              <w:rPr>
+                <w:rFonts w:ascii="Cambria Math" w:hAnsi="Cambria Math"/>
+              </w:rPr>
+            </m:ctrlPr>
+          </m:dPr>
+          <m:e>
+            <m:sSub>
+              <m:sSubPr>
+                <m:ctrlPr>
+                  <w:rPr>
+                    <w:rFonts w:ascii="Cambria Math" w:hAnsi="Cambria Math"/>
+                  </w:rPr>
+                </m:ctrlPr>
+              </m:sSubPr>
+              <m:e>
+                <m:r>
+                  <m:rPr>
+                    <m:nor/>
+                  </m:rPr>
+                  <m:t>BP</m:t>
+                </m:r>
+              </m:e>
+              <m:sub>
+                <m:r>
+                  <m:rPr>
+                    <m:nor/>
+                  </m:rPr>
+                  <m:t>cat</m:t>
+                </m:r>
+              </m:sub>
+            </m:sSub>
+          </m:e>
+        </m:d>
+      </m:oMath>
+    </w:p>
+    <w:p>
+      <w:pPr>
+        <w:pStyle w:val="Compact"/>
+        <w:numPr>
+          <w:ilvl w:val="0"/>
+          <w:numId w:val="3"/>
+        </w:numPr>
+      </w:pPr>
+      <w:r>
+        <w:t xml:space="preserve">Incidence effect ratio: </w:t>
+      </w:r>
+      <m:oMath>
+        <m:sSub>
+          <m:sSubPr>
+            <m:ctrlPr>
+              <w:rPr>
+                <w:rFonts w:ascii="Cambria Math" w:hAnsi="Cambria Math"/>
+              </w:rPr>
+            </m:ctrlPr>
+          </m:sSubPr>
+          <m:e>
+            <m:r>
+              <w:rPr>
+                <w:rFonts w:ascii="Cambria Math" w:hAnsi="Cambria Math"/>
+              </w:rPr>
+              <m:t>ε</m:t>
+            </m:r>
+          </m:e>
+          <m:sub>
+            <m:r>
+              <w:rPr>
+                <w:rFonts w:ascii="Cambria Math" w:hAnsi="Cambria Math"/>
+              </w:rPr>
+              <m:t>IR</m:t>
+            </m:r>
+          </m:sub>
+        </m:sSub>
+        <m:r>
+          <m:rPr>
+            <m:sty m:val="p"/>
+          </m:rPr>
+          <w:rPr>
+            <w:rFonts w:ascii="Cambria Math" w:hAnsi="Cambria Math"/>
+          </w:rPr>
+          <m:t>=</m:t>
+        </m:r>
+        <m:r>
+          <w:rPr>
+            <w:rFonts w:ascii="Cambria Math" w:hAnsi="Cambria Math"/>
+          </w:rPr>
+          <m:t>I</m:t>
+        </m:r>
+        <m:sSub>
+          <m:sSubPr>
+            <m:ctrlPr>
+              <w:rPr>
+                <w:rFonts w:ascii="Cambria Math" w:hAnsi="Cambria Math"/>
+              </w:rPr>
+            </m:ctrlPr>
+          </m:sSubPr>
+          <m:e>
+            <m:r>
+              <w:rPr>
+                <w:rFonts w:ascii="Cambria Math" w:hAnsi="Cambria Math"/>
+              </w:rPr>
+              <m:t>R</m:t>
+            </m:r>
+          </m:e>
+          <m:sub>
+            <m:r>
+              <m:rPr>
+                <m:nor/>
+              </m:rPr>
+              <m:t>new</m:t>
+            </m:r>
+          </m:sub>
+        </m:sSub>
+        <m:r>
+          <m:rPr>
+            <m:sty m:val="p"/>
+          </m:rPr>
+          <w:rPr>
+            <w:rFonts w:ascii="Cambria Math" w:hAnsi="Cambria Math"/>
+          </w:rPr>
+          <m:t>/</m:t>
+        </m:r>
+        <m:r>
+          <w:rPr>
+            <w:rFonts w:ascii="Cambria Math" w:hAnsi="Cambria Math"/>
+          </w:rPr>
+          <m:t>I</m:t>
+        </m:r>
+        <m:sSub>
+          <m:sSubPr>
+            <m:ctrlPr>
+              <w:rPr>
+                <w:rFonts w:ascii="Cambria Math" w:hAnsi="Cambria Math"/>
+              </w:rPr>
+            </m:ctrlPr>
+          </m:sSubPr>
+          <m:e>
+            <m:r>
+              <w:rPr>
+                <w:rFonts w:ascii="Cambria Math" w:hAnsi="Cambria Math"/>
+              </w:rPr>
+              <m:t>R</m:t>
+            </m:r>
+          </m:e>
+          <m:sub>
+            <m:r>
+              <m:rPr>
+                <m:nor/>
+              </m:rPr>
+              <m:t>original</m:t>
+            </m:r>
+          </m:sub>
+        </m:sSub>
+      </m:oMath>
+    </w:p>
+    <w:p>
+      <w:pPr>
+        <w:pStyle w:val="Compact"/>
+        <w:numPr>
+          <w:ilvl w:val="0"/>
+          <w:numId w:val="3"/>
+        </w:numPr>
+      </w:pPr>
+      <w:r>
+        <w:t xml:space="preserve">Case-fatality effect ratio: </w:t>
+      </w:r>
+      <m:oMath>
+        <m:sSub>
+          <m:sSubPr>
+            <m:ctrlPr>
+              <w:rPr>
+                <w:rFonts w:ascii="Cambria Math" w:hAnsi="Cambria Math"/>
+              </w:rPr>
+            </m:ctrlPr>
+          </m:sSubPr>
+          <m:e>
+            <m:r>
+              <w:rPr>
+                <w:rFonts w:ascii="Cambria Math" w:hAnsi="Cambria Math"/>
+              </w:rPr>
+              <m:t>ε</m:t>
+            </m:r>
+          </m:e>
+          <m:sub>
+            <m:r>
+              <w:rPr>
+                <w:rFonts w:ascii="Cambria Math" w:hAnsi="Cambria Math"/>
+              </w:rPr>
+              <m:t>CF</m:t>
+            </m:r>
+          </m:sub>
+        </m:sSub>
+        <m:r>
+          <m:rPr>
+            <m:sty m:val="p"/>
+          </m:rPr>
+          <w:rPr>
+            <w:rFonts w:ascii="Cambria Math" w:hAnsi="Cambria Math"/>
+          </w:rPr>
+          <m:t>=</m:t>
+        </m:r>
+        <m:r>
+          <w:rPr>
+            <w:rFonts w:ascii="Cambria Math" w:hAnsi="Cambria Math"/>
+          </w:rPr>
+          <m:t>1</m:t>
+        </m:r>
+        <m:r>
+          <m:rPr>
+            <m:sty m:val="p"/>
+          </m:rPr>
+          <w:rPr>
+            <w:rFonts w:ascii="Cambria Math" w:hAnsi="Cambria Math"/>
+          </w:rPr>
+          <m:t>-</m:t>
+        </m:r>
+        <m:sSub>
+          <m:sSubPr>
+            <m:ctrlPr>
+              <w:rPr>
+                <w:rFonts w:ascii="Cambria Math" w:hAnsi="Cambria Math"/>
+              </w:rPr>
+            </m:ctrlPr>
+          </m:sSubPr>
+          <m:e>
+            <m:r>
+              <w:rPr>
+                <w:rFonts w:ascii="Cambria Math" w:hAnsi="Cambria Math"/>
+              </w:rPr>
+              <m:t>ρ</m:t>
+            </m:r>
+          </m:e>
+          <m:sub>
+            <m:r>
+              <w:rPr>
+                <w:rFonts w:ascii="Cambria Math" w:hAnsi="Cambria Math"/>
+              </w:rPr>
+              <m:t>CF</m:t>
+            </m:r>
+          </m:sub>
+        </m:sSub>
+        <m:r>
+          <m:rPr>
+            <m:sty m:val="p"/>
+          </m:rPr>
+          <w:rPr>
+            <w:rFonts w:ascii="Cambria Math" w:hAnsi="Cambria Math"/>
+          </w:rPr>
+          <m:t>×</m:t>
+        </m:r>
+        <m:sSubSup>
+          <m:sSubSupPr>
+            <m:ctrlPr>
+              <w:rPr>
+                <w:rFonts w:ascii="Cambria Math" w:hAnsi="Cambria Math"/>
+              </w:rPr>
+            </m:ctrlPr>
+          </m:sSubSupPr>
+          <m:e>
+            <m:r>
+              <w:rPr>
+                <w:rFonts w:ascii="Cambria Math" w:hAnsi="Cambria Math"/>
+              </w:rPr>
+              <m:t>C</m:t>
+            </m:r>
+          </m:e>
+          <m:sub>
+            <m:r>
+              <m:rPr>
+                <m:nor/>
+              </m:rPr>
+              <m:t>agg</m:t>
+            </m:r>
+          </m:sub>
+          <m:sup>
+            <m:r>
+              <w:rPr>
+                <w:rFonts w:ascii="Cambria Math" w:hAnsi="Cambria Math"/>
+              </w:rPr>
+              <m:t>Δ</m:t>
+            </m:r>
+          </m:sup>
+        </m:sSubSup>
+      </m:oMath>
+    </w:p>
+    <w:p>
+      <w:pPr>
+        <w:pStyle w:val="FirstParagraph"/>
+      </w:pPr>
+      <w:r>
+        <w:t xml:space="preserve">For statins, the incremental effect size is: </w:t>
+      </w:r>
+      <m:oMath>
+        <m:sSubSup>
+          <m:sSubSupPr>
+            <m:ctrlPr>
+              <w:rPr>
+                <w:rFonts w:ascii="Cambria Math" w:hAnsi="Cambria Math"/>
+              </w:rPr>
+            </m:ctrlPr>
+          </m:sSubSupPr>
+          <m:e>
+            <m:r>
+              <w:rPr>
+                <w:rFonts w:ascii="Cambria Math" w:hAnsi="Cambria Math"/>
+              </w:rPr>
+              <m:t>E</m:t>
+            </m:r>
+          </m:e>
+          <m:sub>
+            <m:r>
+              <w:rPr>
+                <w:rFonts w:ascii="Cambria Math" w:hAnsi="Cambria Math"/>
+              </w:rPr>
+              <m:t>c</m:t>
+            </m:r>
+            <m:r>
+              <m:rPr>
+                <m:scr m:val="script"/>
+                <m:sty m:val="p"/>
+              </m:rPr>
+              <w:rPr>
+                <w:rFonts w:ascii="Cambria Math" w:hAnsi="Cambria Math"/>
+              </w:rPr>
+              <m:t>,l</m:t>
+            </m:r>
+          </m:sub>
+          <m:sup>
+            <m:r>
+              <w:rPr>
+                <w:rFonts w:ascii="Cambria Math" w:hAnsi="Cambria Math"/>
+              </w:rPr>
+              <m:t>IR</m:t>
+            </m:r>
+          </m:sup>
+        </m:sSubSup>
+        <m:d>
+          <m:dPr>
+            <m:ctrlPr>
+              <w:rPr>
+                <w:rFonts w:ascii="Cambria Math" w:hAnsi="Cambria Math"/>
+              </w:rPr>
+            </m:ctrlPr>
+          </m:dPr>
+          <m:e>
+            <m:r>
+              <w:rPr>
+                <w:rFonts w:ascii="Cambria Math" w:hAnsi="Cambria Math"/>
+              </w:rPr>
+              <m:t>t</m:t>
+            </m:r>
+          </m:e>
+        </m:d>
+        <m:r>
+          <m:rPr>
+            <m:sty m:val="p"/>
+          </m:rPr>
+          <w:rPr>
+            <w:rFonts w:ascii="Cambria Math" w:hAnsi="Cambria Math"/>
+          </w:rPr>
+          <m:t>=</m:t>
+        </m:r>
+        <m:r>
+          <w:rPr>
+            <w:rFonts w:ascii="Cambria Math" w:hAnsi="Cambria Math"/>
+          </w:rPr>
+          <m:t>1</m:t>
+        </m:r>
+        <m:r>
+          <m:rPr>
+            <m:sty m:val="p"/>
+          </m:rPr>
+          <w:rPr>
+            <w:rFonts w:ascii="Cambria Math" w:hAnsi="Cambria Math"/>
+          </w:rPr>
+          <m:t>-</m:t>
+        </m:r>
+        <m:r>
+          <w:rPr>
+            <w:rFonts w:ascii="Cambria Math" w:hAnsi="Cambria Math"/>
+          </w:rPr>
+          <m:t>ΔU</m:t>
+        </m:r>
+        <m:d>
+          <m:dPr>
+            <m:ctrlPr>
+              <w:rPr>
+                <w:rFonts w:ascii="Cambria Math" w:hAnsi="Cambria Math"/>
+              </w:rPr>
+            </m:ctrlPr>
+          </m:dPr>
+          <m:e>
+            <m:r>
+              <w:rPr>
+                <w:rFonts w:ascii="Cambria Math" w:hAnsi="Cambria Math"/>
+              </w:rPr>
+              <m:t>t</m:t>
+            </m:r>
+            <m:r>
+              <m:rPr>
+                <m:scr m:val="script"/>
+                <m:sty m:val="p"/>
+              </m:rPr>
+              <w:rPr>
+                <w:rFonts w:ascii="Cambria Math" w:hAnsi="Cambria Math"/>
+              </w:rPr>
+              <m:t>,l</m:t>
+            </m:r>
+          </m:e>
+        </m:d>
+        <m:r>
+          <m:rPr>
+            <m:sty m:val="p"/>
+          </m:rPr>
+          <w:rPr>
+            <w:rFonts w:ascii="Cambria Math" w:hAnsi="Cambria Math"/>
+          </w:rPr>
+          <m:t>⋅</m:t>
+        </m:r>
+        <m:r>
+          <w:rPr>
+            <w:rFonts w:ascii="Cambria Math" w:hAnsi="Cambria Math"/>
+          </w:rPr>
+          <m:t>A</m:t>
+        </m:r>
+        <m:sSub>
+          <m:sSubPr>
+            <m:ctrlPr>
+              <w:rPr>
+                <w:rFonts w:ascii="Cambria Math" w:hAnsi="Cambria Math"/>
+              </w:rPr>
+            </m:ctrlPr>
+          </m:sSubPr>
+          <m:e>
+            <m:r>
+              <w:rPr>
+                <w:rFonts w:ascii="Cambria Math" w:hAnsi="Cambria Math"/>
+              </w:rPr>
+              <m:t>F</m:t>
+            </m:r>
+          </m:e>
+          <m:sub>
+            <m:r>
+              <w:rPr>
+                <w:rFonts w:ascii="Cambria Math" w:hAnsi="Cambria Math"/>
+              </w:rPr>
+              <m:t>c</m:t>
+            </m:r>
+            <m:r>
+              <m:rPr>
+                <m:scr m:val="script"/>
+                <m:sty m:val="p"/>
+              </m:rPr>
+              <w:rPr>
+                <w:rFonts w:ascii="Cambria Math" w:hAnsi="Cambria Math"/>
+              </w:rPr>
+              <m:t>,l</m:t>
+            </m:r>
+          </m:sub>
+        </m:sSub>
+        <m:r>
+          <m:rPr>
+            <m:sty m:val="p"/>
+          </m:rPr>
+          <w:rPr>
+            <w:rFonts w:ascii="Cambria Math" w:hAnsi="Cambria Math"/>
+          </w:rPr>
+          <m:t>⋅</m:t>
+        </m:r>
+        <m:sSubSup>
+          <m:sSubSupPr>
+            <m:ctrlPr>
+              <w:rPr>
+                <w:rFonts w:ascii="Cambria Math" w:hAnsi="Cambria Math"/>
+              </w:rPr>
+            </m:ctrlPr>
+          </m:sSubSupPr>
+          <m:e>
+            <m:r>
+              <w:rPr>
+                <w:rFonts w:ascii="Cambria Math" w:hAnsi="Cambria Math"/>
+              </w:rPr>
+              <m:t>δ</m:t>
+            </m:r>
+          </m:e>
+          <m:sub>
+            <m:r>
+              <w:rPr>
+                <w:rFonts w:ascii="Cambria Math" w:hAnsi="Cambria Math"/>
+              </w:rPr>
+              <m:t>c</m:t>
+            </m:r>
+          </m:sub>
+          <m:sup>
+            <m:r>
+              <w:rPr>
+                <w:rFonts w:ascii="Cambria Math" w:hAnsi="Cambria Math"/>
+              </w:rPr>
+              <m:t>IR</m:t>
+            </m:r>
+          </m:sup>
+        </m:sSubSup>
+      </m:oMath>
+      <w:r>
+        <w:t xml:space="preserve">, where </w:t>
+      </w:r>
+      <m:oMath>
+        <m:r>
+          <w:rPr>
+            <w:rFonts w:ascii="Cambria Math" w:hAnsi="Cambria Math"/>
+          </w:rPr>
+          <m:t>A</m:t>
+        </m:r>
+        <m:sSub>
+          <m:sSubPr>
+            <m:ctrlPr>
+              <w:rPr>
+                <w:rFonts w:ascii="Cambria Math" w:hAnsi="Cambria Math"/>
+              </w:rPr>
+            </m:ctrlPr>
+          </m:sSubPr>
+          <m:e>
+            <m:r>
+              <w:rPr>
+                <w:rFonts w:ascii="Cambria Math" w:hAnsi="Cambria Math"/>
+              </w:rPr>
+              <m:t>F</m:t>
+            </m:r>
+          </m:e>
+          <m:sub>
+            <m:r>
+              <w:rPr>
+                <w:rFonts w:ascii="Cambria Math" w:hAnsi="Cambria Math"/>
+              </w:rPr>
+              <m:t>c</m:t>
+            </m:r>
+            <m:r>
+              <m:rPr>
+                <m:scr m:val="script"/>
+                <m:sty m:val="p"/>
+              </m:rPr>
+              <w:rPr>
+                <w:rFonts w:ascii="Cambria Math" w:hAnsi="Cambria Math"/>
+              </w:rPr>
+              <m:t>,l</m:t>
+            </m:r>
+          </m:sub>
+        </m:sSub>
+      </m:oMath>
+      <w:r>
+        <w:t xml:space="preserve"> is the cause- and location-specific attributable fraction and </w:t>
+      </w:r>
+      <m:oMath>
+        <m:sSubSup>
+          <m:sSubSupPr>
+            <m:ctrlPr>
+              <w:rPr>
+                <w:rFonts w:ascii="Cambria Math" w:hAnsi="Cambria Math"/>
+              </w:rPr>
+            </m:ctrlPr>
+          </m:sSubSupPr>
+          <m:e>
+            <m:r>
+              <w:rPr>
+                <w:rFonts w:ascii="Cambria Math" w:hAnsi="Cambria Math"/>
+              </w:rPr>
+              <m:t>δ</m:t>
+            </m:r>
+          </m:e>
+          <m:sub>
+            <m:r>
+              <w:rPr>
+                <w:rFonts w:ascii="Cambria Math" w:hAnsi="Cambria Math"/>
+              </w:rPr>
+              <m:t>c</m:t>
+            </m:r>
+          </m:sub>
+          <m:sup>
+            <m:r>
+              <w:rPr>
+                <w:rFonts w:ascii="Cambria Math" w:hAnsi="Cambria Math"/>
+              </w:rPr>
+              <m:t>IR</m:t>
+            </m:r>
+          </m:sup>
+        </m:sSubSup>
+        <m:r>
+          <m:rPr>
+            <m:sty m:val="p"/>
+          </m:rPr>
+          <w:rPr>
+            <w:rFonts w:ascii="Cambria Math" w:hAnsi="Cambria Math"/>
+          </w:rPr>
+          <m:t>=</m:t>
+        </m:r>
+        <m:r>
+          <w:rPr>
+            <w:rFonts w:ascii="Cambria Math" w:hAnsi="Cambria Math"/>
+          </w:rPr>
+          <m:t>1</m:t>
+        </m:r>
+        <m:r>
+          <m:rPr>
+            <m:sty m:val="p"/>
+          </m:rPr>
+          <w:rPr>
+            <w:rFonts w:ascii="Cambria Math" w:hAnsi="Cambria Math"/>
+          </w:rPr>
+          <m:t>-</m:t>
+        </m:r>
+        <m:r>
+          <w:rPr>
+            <w:rFonts w:ascii="Cambria Math" w:hAnsi="Cambria Math"/>
+          </w:rPr>
+          <m:t>R</m:t>
+        </m:r>
+        <m:sSubSup>
+          <m:sSubSupPr>
+            <m:ctrlPr>
+              <w:rPr>
+                <w:rFonts w:ascii="Cambria Math" w:hAnsi="Cambria Math"/>
+              </w:rPr>
+            </m:ctrlPr>
+          </m:sSubSupPr>
+          <m:e>
+            <m:r>
+              <w:rPr>
+                <w:rFonts w:ascii="Cambria Math" w:hAnsi="Cambria Math"/>
+              </w:rPr>
+              <m:t>R</m:t>
+            </m:r>
+          </m:e>
+          <m:sub>
+            <m:r>
+              <w:rPr>
+                <w:rFonts w:ascii="Cambria Math" w:hAnsi="Cambria Math"/>
+              </w:rPr>
+              <m:t>c</m:t>
+            </m:r>
+          </m:sub>
+          <m:sup>
+            <m:r>
+              <w:rPr>
+                <w:rFonts w:ascii="Cambria Math" w:hAnsi="Cambria Math"/>
+              </w:rPr>
+              <m:t>IR</m:t>
+            </m:r>
+          </m:sup>
+        </m:sSubSup>
+      </m:oMath>
+      <w:r>
+        <w:t xml:space="preserve"> is the trial-based risk reduction.</w:t>
+      </w:r>
+    </w:p>
+    <w:p>
+      <w:pPr>
+        <w:pStyle w:val="BodyText"/>
+      </w:pPr>
+      <w:r>
+        <w:t xml:space="preserve">Under the combined scenario, effects combine multiplicatively: </w:t>
+      </w:r>
+      <m:oMath>
+        <m:sSub>
+          <m:sSubPr>
+            <m:ctrlPr>
+              <w:rPr>
+                <w:rFonts w:ascii="Cambria Math" w:hAnsi="Cambria Math"/>
+              </w:rPr>
+            </m:ctrlPr>
+          </m:sSubPr>
+          <m:e>
+            <m:r>
+              <w:rPr>
+                <w:rFonts w:ascii="Cambria Math" w:hAnsi="Cambria Math"/>
+              </w:rPr>
+              <m:t>ε</m:t>
+            </m:r>
+          </m:e>
+          <m:sub>
+            <m:r>
+              <w:rPr>
+                <w:rFonts w:ascii="Cambria Math" w:hAnsi="Cambria Math"/>
+              </w:rPr>
+              <m:t>IR</m:t>
+            </m:r>
+            <m:r>
+              <m:rPr>
+                <m:sty m:val="p"/>
+              </m:rPr>
+              <w:rPr>
+                <w:rFonts w:ascii="Cambria Math" w:hAnsi="Cambria Math"/>
+              </w:rPr>
+              <m:t>,</m:t>
+            </m:r>
+            <m:r>
+              <m:rPr>
+                <m:nor/>
+              </m:rPr>
+              <m:t>total</m:t>
+            </m:r>
+          </m:sub>
+        </m:sSub>
+        <m:r>
+          <m:rPr>
+            <m:sty m:val="p"/>
+          </m:rPr>
+          <w:rPr>
+            <w:rFonts w:ascii="Cambria Math" w:hAnsi="Cambria Math"/>
+          </w:rPr>
+          <m:t>=</m:t>
+        </m:r>
+        <m:sSub>
+          <m:sSubPr>
+            <m:ctrlPr>
+              <w:rPr>
+                <w:rFonts w:ascii="Cambria Math" w:hAnsi="Cambria Math"/>
+              </w:rPr>
+            </m:ctrlPr>
+          </m:sSubPr>
+          <m:e>
+            <m:r>
+              <w:rPr>
+                <w:rFonts w:ascii="Cambria Math" w:hAnsi="Cambria Math"/>
+              </w:rPr>
+              <m:t>ε</m:t>
+            </m:r>
+          </m:e>
+          <m:sub>
+            <m:r>
+              <w:rPr>
+                <w:rFonts w:ascii="Cambria Math" w:hAnsi="Cambria Math"/>
+              </w:rPr>
+              <m:t>IR</m:t>
+            </m:r>
+            <m:r>
+              <m:rPr>
+                <m:sty m:val="p"/>
+              </m:rPr>
+              <w:rPr>
+                <w:rFonts w:ascii="Cambria Math" w:hAnsi="Cambria Math"/>
+              </w:rPr>
+              <m:t>,</m:t>
+            </m:r>
+            <m:r>
+              <m:rPr>
+                <m:nor/>
+              </m:rPr>
+              <m:t>BP</m:t>
+            </m:r>
+          </m:sub>
+        </m:sSub>
+        <m:r>
+          <m:rPr>
+            <m:sty m:val="p"/>
+          </m:rPr>
+          <w:rPr>
+            <w:rFonts w:ascii="Cambria Math" w:hAnsi="Cambria Math"/>
+          </w:rPr>
+          <m:t>×</m:t>
+        </m:r>
+        <m:sSub>
+          <m:sSubPr>
+            <m:ctrlPr>
+              <w:rPr>
+                <w:rFonts w:ascii="Cambria Math" w:hAnsi="Cambria Math"/>
+              </w:rPr>
+            </m:ctrlPr>
+          </m:sSubPr>
+          <m:e>
+            <m:r>
+              <w:rPr>
+                <w:rFonts w:ascii="Cambria Math" w:hAnsi="Cambria Math"/>
+              </w:rPr>
+              <m:t>ε</m:t>
+            </m:r>
+          </m:e>
+          <m:sub>
+            <m:r>
+              <w:rPr>
+                <w:rFonts w:ascii="Cambria Math" w:hAnsi="Cambria Math"/>
+              </w:rPr>
+              <m:t>IR</m:t>
+            </m:r>
+            <m:r>
+              <m:rPr>
+                <m:sty m:val="p"/>
+              </m:rPr>
+              <w:rPr>
+                <w:rFonts w:ascii="Cambria Math" w:hAnsi="Cambria Math"/>
+              </w:rPr>
+              <m:t>,</m:t>
+            </m:r>
+            <m:r>
+              <m:rPr>
+                <m:nor/>
+              </m:rPr>
+              <m:t>statin</m:t>
+            </m:r>
+          </m:sub>
+        </m:sSub>
+      </m:oMath>
+      <w:r>
+        <w:t>.</w:t>
+      </w:r>
+      <w:bookmarkEnd w:id="80"/>
+      <w:bookmarkEnd w:id="92"/>
     </w:p>
     <w:sectPr>
       <w:footnotePr>
@@ -4841,7 +10117,7 @@
   <w:abstractNum w:abstractNumId="0" w15:restartNumberingAfterBreak="0">
     <w:nsid w:val="0000A990"/>
     <w:multiLevelType w:val="multilevel"/>
-    <w:tmpl w:val="D0DACB5A"/>
+    <w:tmpl w:val="A28C5606"/>
     <w:lvl w:ilvl="0">
       <w:numFmt w:val="bullet"/>
       <w:lvlText w:val=" "/>
@@ -4915,8 +10191,154 @@
       </w:pPr>
     </w:lvl>
   </w:abstractNum>
-  <w:num w:numId="1" w16cid:durableId="875435447">
+  <w:abstractNum w:abstractNumId="1" w15:restartNumberingAfterBreak="0">
+    <w:nsid w:val="00A99411"/>
+    <w:multiLevelType w:val="multilevel"/>
+    <w:tmpl w:val="0D143A88"/>
+    <w:lvl w:ilvl="0">
+      <w:start w:val="1"/>
+      <w:numFmt w:val="decimal"/>
+      <w:lvlText w:val="%1."/>
+      <w:lvlJc w:val="left"/>
+      <w:pPr>
+        <w:ind w:left="720" w:hanging="360"/>
+      </w:pPr>
+    </w:lvl>
+    <w:lvl w:ilvl="1">
+      <w:start w:val="1"/>
+      <w:numFmt w:val="decimal"/>
+      <w:lvlText w:val="%2."/>
+      <w:lvlJc w:val="left"/>
+      <w:pPr>
+        <w:ind w:left="1440" w:hanging="360"/>
+      </w:pPr>
+    </w:lvl>
+    <w:lvl w:ilvl="2">
+      <w:start w:val="1"/>
+      <w:numFmt w:val="decimal"/>
+      <w:lvlText w:val="%3."/>
+      <w:lvlJc w:val="left"/>
+      <w:pPr>
+        <w:ind w:left="2160" w:hanging="360"/>
+      </w:pPr>
+    </w:lvl>
+    <w:lvl w:ilvl="3">
+      <w:start w:val="1"/>
+      <w:numFmt w:val="decimal"/>
+      <w:lvlText w:val="%4."/>
+      <w:lvlJc w:val="left"/>
+      <w:pPr>
+        <w:ind w:left="2880" w:hanging="360"/>
+      </w:pPr>
+    </w:lvl>
+    <w:lvl w:ilvl="4">
+      <w:start w:val="1"/>
+      <w:numFmt w:val="decimal"/>
+      <w:lvlText w:val="%5."/>
+      <w:lvlJc w:val="left"/>
+      <w:pPr>
+        <w:ind w:left="3600" w:hanging="360"/>
+      </w:pPr>
+    </w:lvl>
+    <w:lvl w:ilvl="5">
+      <w:start w:val="1"/>
+      <w:numFmt w:val="decimal"/>
+      <w:lvlText w:val="%6."/>
+      <w:lvlJc w:val="left"/>
+      <w:pPr>
+        <w:ind w:left="4320" w:hanging="360"/>
+      </w:pPr>
+    </w:lvl>
+    <w:lvl w:ilvl="6">
+      <w:start w:val="1"/>
+      <w:numFmt w:val="decimal"/>
+      <w:lvlText w:val="%7."/>
+      <w:lvlJc w:val="left"/>
+      <w:pPr>
+        <w:ind w:left="5040" w:hanging="360"/>
+      </w:pPr>
+    </w:lvl>
+    <w:lvl w:ilvl="7">
+      <w:start w:val="1"/>
+      <w:numFmt w:val="decimal"/>
+      <w:lvlText w:val="%8."/>
+      <w:lvlJc w:val="left"/>
+      <w:pPr>
+        <w:ind w:left="5760" w:hanging="360"/>
+      </w:pPr>
+    </w:lvl>
+    <w:lvl w:ilvl="8">
+      <w:start w:val="1"/>
+      <w:numFmt w:val="decimal"/>
+      <w:lvlText w:val="%9."/>
+      <w:lvlJc w:val="left"/>
+      <w:pPr>
+        <w:ind w:left="6480" w:hanging="360"/>
+      </w:pPr>
+    </w:lvl>
+  </w:abstractNum>
+  <w:num w:numId="1" w16cid:durableId="1937473006">
     <w:abstractNumId w:val="0"/>
+  </w:num>
+  <w:num w:numId="2" w16cid:durableId="1577670697">
+    <w:abstractNumId w:val="1"/>
+    <w:lvlOverride w:ilvl="0">
+      <w:startOverride w:val="1"/>
+    </w:lvlOverride>
+    <w:lvlOverride w:ilvl="1">
+      <w:startOverride w:val="1"/>
+    </w:lvlOverride>
+    <w:lvlOverride w:ilvl="2">
+      <w:startOverride w:val="1"/>
+    </w:lvlOverride>
+    <w:lvlOverride w:ilvl="3">
+      <w:startOverride w:val="1"/>
+    </w:lvlOverride>
+    <w:lvlOverride w:ilvl="4">
+      <w:startOverride w:val="1"/>
+    </w:lvlOverride>
+    <w:lvlOverride w:ilvl="5">
+      <w:startOverride w:val="1"/>
+    </w:lvlOverride>
+    <w:lvlOverride w:ilvl="6">
+      <w:startOverride w:val="1"/>
+    </w:lvlOverride>
+    <w:lvlOverride w:ilvl="7">
+      <w:startOverride w:val="1"/>
+    </w:lvlOverride>
+    <w:lvlOverride w:ilvl="8">
+      <w:startOverride w:val="1"/>
+    </w:lvlOverride>
+  </w:num>
+  <w:num w:numId="3" w16cid:durableId="1609266577">
+    <w:abstractNumId w:val="1"/>
+    <w:lvlOverride w:ilvl="0">
+      <w:startOverride w:val="1"/>
+    </w:lvlOverride>
+    <w:lvlOverride w:ilvl="1">
+      <w:startOverride w:val="1"/>
+    </w:lvlOverride>
+    <w:lvlOverride w:ilvl="2">
+      <w:startOverride w:val="1"/>
+    </w:lvlOverride>
+    <w:lvlOverride w:ilvl="3">
+      <w:startOverride w:val="1"/>
+    </w:lvlOverride>
+    <w:lvlOverride w:ilvl="4">
+      <w:startOverride w:val="1"/>
+    </w:lvlOverride>
+    <w:lvlOverride w:ilvl="5">
+      <w:startOverride w:val="1"/>
+    </w:lvlOverride>
+    <w:lvlOverride w:ilvl="6">
+      <w:startOverride w:val="1"/>
+    </w:lvlOverride>
+    <w:lvlOverride w:ilvl="7">
+      <w:startOverride w:val="1"/>
+    </w:lvlOverride>
+    <w:lvlOverride w:ilvl="8">
+      <w:startOverride w:val="1"/>
+    </w:lvlOverride>
   </w:num>
 </w:numbering>
 </file>
@@ -6179,7 +11601,7 @@
     <w:next w:val="Normal"/>
     <w:autoRedefine/>
     <w:uiPriority w:val="39"/>
-    <w:rsid w:val="00567CB4"/>
+    <w:rsid w:val="00897262"/>
     <w:pPr>
       <w:spacing w:after="100"/>
     </w:pPr>
@@ -6190,7 +11612,7 @@
     <w:next w:val="Normal"/>
     <w:autoRedefine/>
     <w:uiPriority w:val="39"/>
-    <w:rsid w:val="00567CB4"/>
+    <w:rsid w:val="00897262"/>
     <w:pPr>
       <w:spacing w:after="100"/>
       <w:ind w:left="240"/>
@@ -6202,7 +11624,7 @@
     <w:next w:val="Normal"/>
     <w:autoRedefine/>
     <w:uiPriority w:val="39"/>
-    <w:rsid w:val="00567CB4"/>
+    <w:rsid w:val="00897262"/>
     <w:pPr>
       <w:spacing w:after="100"/>
       <w:ind w:left="480"/>
@@ -6504,4 +11926,24 @@
     </a:ext>
   </a:extLst>
 </a:theme>
+</file>
+
+<file path=word/webextensions/taskpanes.xml><?xml version="1.0" encoding="utf-8"?>
+<wetp:taskpanes xmlns:wetp="http://schemas.microsoft.com/office/webextensions/taskpanes/2010/11">
+  <wetp:taskpane dockstate="right" visibility="0" width="438" row="3">
+    <wetp:webextensionref xmlns:r="http://schemas.openxmlformats.org/officeDocument/2006/relationships" r:id="rId1"/>
+  </wetp:taskpane>
+</wetp:taskpanes>
+</file>
+
+<file path=word/webextensions/webextension1.xml><?xml version="1.0" encoding="utf-8"?>
+<we:webextension xmlns:we="http://schemas.microsoft.com/office/webextensions/webextension/2010/11" id="{8887166B-3CB3-48BE-8C0A-B4E084F1B550}">
+  <we:reference id="4b785c87-866c-4bad-85d8-5d1ae467ac9a" version="3.23.0.0" store="EXCatalog" storeType="EXCatalog"/>
+  <we:alternateReferences>
+    <we:reference id="WA104381909" version="3.23.0.0" store="en-US" storeType="OMEX"/>
+  </we:alternateReferences>
+  <we:properties/>
+  <we:bindings/>
+  <we:snapshot xmlns:r="http://schemas.openxmlformats.org/officeDocument/2006/relationships"/>
+</we:webextension>
 </file>
--- a/docs/who_cvd_targets_paper1.docx
+++ b/docs/who_cvd_targets_paper1.docx
@@ -34,7 +34,7 @@
           <w:sz w:val="24"/>
           <w:szCs w:val="24"/>
         </w:rPr>
-        <w:id w:val="1893071974"/>
+        <w:id w:val="1511096870"/>
         <w:docPartObj>
           <w:docPartGallery w:val="Table of Contents"/>
           <w:docPartUnique/>
@@ -69,7 +69,7 @@
           <w:r>
             <w:fldChar w:fldCharType="separate"/>
           </w:r>
-          <w:hyperlink w:anchor="_Toc225967490" w:history="1">
+          <w:hyperlink w:anchor="_Toc225970023" w:history="1">
             <w:r>
               <w:rPr>
                 <w:rStyle w:val="Hyperlink"/>
@@ -109,7 +109,7 @@
                 <w:noProof/>
                 <w:webHidden/>
               </w:rPr>
-              <w:instrText xml:space="preserve"> PAGEREF _Toc225967490 \h </w:instrText>
+              <w:instrText xml:space="preserve"> PAGEREF _Toc225970023 \h </w:instrText>
             </w:r>
             <w:r>
               <w:rPr>
@@ -151,7 +151,7 @@
               <w:noProof/>
             </w:rPr>
           </w:pPr>
-          <w:hyperlink w:anchor="_Toc225967491" w:history="1">
+          <w:hyperlink w:anchor="_Toc225970024" w:history="1">
             <w:r>
               <w:rPr>
                 <w:rStyle w:val="Hyperlink"/>
@@ -191,7 +191,7 @@
                 <w:noProof/>
                 <w:webHidden/>
               </w:rPr>
-              <w:instrText xml:space="preserve"> PAGEREF _Toc225967491 \h </w:instrText>
+              <w:instrText xml:space="preserve"> PAGEREF _Toc225970024 \h </w:instrText>
             </w:r>
             <w:r>
               <w:rPr>
@@ -233,7 +233,7 @@
               <w:noProof/>
             </w:rPr>
           </w:pPr>
-          <w:hyperlink w:anchor="_Toc225967492" w:history="1">
+          <w:hyperlink w:anchor="_Toc225970025" w:history="1">
             <w:r>
               <w:rPr>
                 <w:rStyle w:val="Hyperlink"/>
@@ -273,7 +273,7 @@
                 <w:noProof/>
                 <w:webHidden/>
               </w:rPr>
-              <w:instrText xml:space="preserve"> PAGEREF _Toc225967492 \h </w:instrText>
+              <w:instrText xml:space="preserve"> PAGEREF _Toc225970025 \h </w:instrText>
             </w:r>
             <w:r>
               <w:rPr>
@@ -315,7 +315,7 @@
               <w:noProof/>
             </w:rPr>
           </w:pPr>
-          <w:hyperlink w:anchor="_Toc225967493" w:history="1">
+          <w:hyperlink w:anchor="_Toc225970026" w:history="1">
             <w:r>
               <w:rPr>
                 <w:rStyle w:val="Hyperlink"/>
@@ -355,7 +355,7 @@
                 <w:noProof/>
                 <w:webHidden/>
               </w:rPr>
-              <w:instrText xml:space="preserve"> PAGEREF _Toc225967493 \h </w:instrText>
+              <w:instrText xml:space="preserve"> PAGEREF _Toc225970026 \h </w:instrText>
             </w:r>
             <w:r>
               <w:rPr>
@@ -397,7 +397,7 @@
               <w:noProof/>
             </w:rPr>
           </w:pPr>
-          <w:hyperlink w:anchor="_Toc225967494" w:history="1">
+          <w:hyperlink w:anchor="_Toc225970027" w:history="1">
             <w:r>
               <w:rPr>
                 <w:rStyle w:val="Hyperlink"/>
@@ -437,7 +437,7 @@
                 <w:noProof/>
                 <w:webHidden/>
               </w:rPr>
-              <w:instrText xml:space="preserve"> PAGEREF _Toc225967494 \h </w:instrText>
+              <w:instrText xml:space="preserve"> PAGEREF _Toc225970027 \h </w:instrText>
             </w:r>
             <w:r>
               <w:rPr>
@@ -479,7 +479,7 @@
               <w:noProof/>
             </w:rPr>
           </w:pPr>
-          <w:hyperlink w:anchor="_Toc225967495" w:history="1">
+          <w:hyperlink w:anchor="_Toc225970028" w:history="1">
             <w:r>
               <w:rPr>
                 <w:rStyle w:val="Hyperlink"/>
@@ -519,7 +519,7 @@
                 <w:noProof/>
                 <w:webHidden/>
               </w:rPr>
-              <w:instrText xml:space="preserve"> PAGEREF _Toc225967495 \h </w:instrText>
+              <w:instrText xml:space="preserve"> PAGEREF _Toc225970028 \h </w:instrText>
             </w:r>
             <w:r>
               <w:rPr>
@@ -561,7 +561,7 @@
               <w:noProof/>
             </w:rPr>
           </w:pPr>
-          <w:hyperlink w:anchor="_Toc225967496" w:history="1">
+          <w:hyperlink w:anchor="_Toc225970029" w:history="1">
             <w:r>
               <w:rPr>
                 <w:rStyle w:val="Hyperlink"/>
@@ -601,7 +601,7 @@
                 <w:noProof/>
                 <w:webHidden/>
               </w:rPr>
-              <w:instrText xml:space="preserve"> PAGEREF _Toc225967496 \h </w:instrText>
+              <w:instrText xml:space="preserve"> PAGEREF _Toc225970029 \h </w:instrText>
             </w:r>
             <w:r>
               <w:rPr>
@@ -643,7 +643,7 @@
               <w:noProof/>
             </w:rPr>
           </w:pPr>
-          <w:hyperlink w:anchor="_Toc225967497" w:history="1">
+          <w:hyperlink w:anchor="_Toc225970030" w:history="1">
             <w:r>
               <w:rPr>
                 <w:rStyle w:val="Hyperlink"/>
@@ -683,7 +683,7 @@
                 <w:noProof/>
                 <w:webHidden/>
               </w:rPr>
-              <w:instrText xml:space="preserve"> PAGEREF _Toc225967497 \h </w:instrText>
+              <w:instrText xml:space="preserve"> PAGEREF _Toc225970030 \h </w:instrText>
             </w:r>
             <w:r>
               <w:rPr>
@@ -725,7 +725,7 @@
               <w:noProof/>
             </w:rPr>
           </w:pPr>
-          <w:hyperlink w:anchor="_Toc225967498" w:history="1">
+          <w:hyperlink w:anchor="_Toc225970031" w:history="1">
             <w:r>
               <w:rPr>
                 <w:rStyle w:val="Hyperlink"/>
@@ -765,7 +765,7 @@
                 <w:noProof/>
                 <w:webHidden/>
               </w:rPr>
-              <w:instrText xml:space="preserve"> PAGEREF _Toc225967498 \h </w:instrText>
+              <w:instrText xml:space="preserve"> PAGEREF _Toc225970031 \h </w:instrText>
             </w:r>
             <w:r>
               <w:rPr>
@@ -807,7 +807,7 @@
               <w:noProof/>
             </w:rPr>
           </w:pPr>
-          <w:hyperlink w:anchor="_Toc225967499" w:history="1">
+          <w:hyperlink w:anchor="_Toc225970032" w:history="1">
             <w:r>
               <w:rPr>
                 <w:rStyle w:val="Hyperlink"/>
@@ -847,7 +847,7 @@
                 <w:noProof/>
                 <w:webHidden/>
               </w:rPr>
-              <w:instrText xml:space="preserve"> PAGEREF _Toc225967499 \h </w:instrText>
+              <w:instrText xml:space="preserve"> PAGEREF _Toc225970032 \h </w:instrText>
             </w:r>
             <w:r>
               <w:rPr>
@@ -889,7 +889,7 @@
               <w:noProof/>
             </w:rPr>
           </w:pPr>
-          <w:hyperlink w:anchor="_Toc225967500" w:history="1">
+          <w:hyperlink w:anchor="_Toc225970033" w:history="1">
             <w:r>
               <w:rPr>
                 <w:rStyle w:val="Hyperlink"/>
@@ -929,7 +929,7 @@
                 <w:noProof/>
                 <w:webHidden/>
               </w:rPr>
-              <w:instrText xml:space="preserve"> PAGEREF _Toc225967500 \h </w:instrText>
+              <w:instrText xml:space="preserve"> PAGEREF _Toc225970033 \h </w:instrText>
             </w:r>
             <w:r>
               <w:rPr>
@@ -971,7 +971,7 @@
               <w:noProof/>
             </w:rPr>
           </w:pPr>
-          <w:hyperlink w:anchor="_Toc225967501" w:history="1">
+          <w:hyperlink w:anchor="_Toc225970034" w:history="1">
             <w:r>
               <w:rPr>
                 <w:rStyle w:val="Hyperlink"/>
@@ -1011,7 +1011,7 @@
                 <w:noProof/>
                 <w:webHidden/>
               </w:rPr>
-              <w:instrText xml:space="preserve"> PAGEREF _Toc225967501 \h </w:instrText>
+              <w:instrText xml:space="preserve"> PAGEREF _Toc225970034 \h </w:instrText>
             </w:r>
             <w:r>
               <w:rPr>
@@ -1053,7 +1053,7 @@
               <w:noProof/>
             </w:rPr>
           </w:pPr>
-          <w:hyperlink w:anchor="_Toc225967502" w:history="1">
+          <w:hyperlink w:anchor="_Toc225970035" w:history="1">
             <w:r>
               <w:rPr>
                 <w:rStyle w:val="Hyperlink"/>
@@ -1093,7 +1093,7 @@
                 <w:noProof/>
                 <w:webHidden/>
               </w:rPr>
-              <w:instrText xml:space="preserve"> PAGEREF _Toc225967502 \h </w:instrText>
+              <w:instrText xml:space="preserve"> PAGEREF _Toc225970035 \h </w:instrText>
             </w:r>
             <w:r>
               <w:rPr>
@@ -1135,7 +1135,7 @@
               <w:noProof/>
             </w:rPr>
           </w:pPr>
-          <w:hyperlink w:anchor="_Toc225967503" w:history="1">
+          <w:hyperlink w:anchor="_Toc225970036" w:history="1">
             <w:r>
               <w:rPr>
                 <w:rStyle w:val="Hyperlink"/>
@@ -1175,7 +1175,7 @@
                 <w:noProof/>
                 <w:webHidden/>
               </w:rPr>
-              <w:instrText xml:space="preserve"> PAGEREF _Toc225967503 \h </w:instrText>
+              <w:instrText xml:space="preserve"> PAGEREF _Toc225970036 \h </w:instrText>
             </w:r>
             <w:r>
               <w:rPr>
@@ -1217,7 +1217,7 @@
               <w:noProof/>
             </w:rPr>
           </w:pPr>
-          <w:hyperlink w:anchor="_Toc225967504" w:history="1">
+          <w:hyperlink w:anchor="_Toc225970037" w:history="1">
             <w:r>
               <w:rPr>
                 <w:rStyle w:val="Hyperlink"/>
@@ -1257,7 +1257,7 @@
                 <w:noProof/>
                 <w:webHidden/>
               </w:rPr>
-              <w:instrText xml:space="preserve"> PAGEREF _Toc225967504 \h </w:instrText>
+              <w:instrText xml:space="preserve"> PAGEREF _Toc225970037 \h </w:instrText>
             </w:r>
             <w:r>
               <w:rPr>
@@ -1299,7 +1299,7 @@
               <w:noProof/>
             </w:rPr>
           </w:pPr>
-          <w:hyperlink w:anchor="_Toc225967505" w:history="1">
+          <w:hyperlink w:anchor="_Toc225970038" w:history="1">
             <w:r>
               <w:rPr>
                 <w:rStyle w:val="Hyperlink"/>
@@ -1339,7 +1339,7 @@
                 <w:noProof/>
                 <w:webHidden/>
               </w:rPr>
-              <w:instrText xml:space="preserve"> PAGEREF _Toc225967505 \h </w:instrText>
+              <w:instrText xml:space="preserve"> PAGEREF _Toc225970038 \h </w:instrText>
             </w:r>
             <w:r>
               <w:rPr>
@@ -1381,7 +1381,7 @@
               <w:noProof/>
             </w:rPr>
           </w:pPr>
-          <w:hyperlink w:anchor="_Toc225967506" w:history="1">
+          <w:hyperlink w:anchor="_Toc225970039" w:history="1">
             <w:r>
               <w:rPr>
                 <w:rStyle w:val="Hyperlink"/>
@@ -1421,7 +1421,7 @@
                 <w:noProof/>
                 <w:webHidden/>
               </w:rPr>
-              <w:instrText xml:space="preserve"> PAGEREF _Toc225967506 \h </w:instrText>
+              <w:instrText xml:space="preserve"> PAGEREF _Toc225970039 \h </w:instrText>
             </w:r>
             <w:r>
               <w:rPr>
@@ -1463,7 +1463,7 @@
               <w:noProof/>
             </w:rPr>
           </w:pPr>
-          <w:hyperlink w:anchor="_Toc225967507" w:history="1">
+          <w:hyperlink w:anchor="_Toc225970040" w:history="1">
             <w:r>
               <w:rPr>
                 <w:rStyle w:val="Hyperlink"/>
@@ -1503,7 +1503,7 @@
                 <w:noProof/>
                 <w:webHidden/>
               </w:rPr>
-              <w:instrText xml:space="preserve"> PAGEREF _Toc225967507 \h </w:instrText>
+              <w:instrText xml:space="preserve"> PAGEREF _Toc225970040 \h </w:instrText>
             </w:r>
             <w:r>
               <w:rPr>
@@ -1545,7 +1545,7 @@
               <w:noProof/>
             </w:rPr>
           </w:pPr>
-          <w:hyperlink w:anchor="_Toc225967508" w:history="1">
+          <w:hyperlink w:anchor="_Toc225970041" w:history="1">
             <w:r>
               <w:rPr>
                 <w:rStyle w:val="Hyperlink"/>
@@ -1585,7 +1585,7 @@
                 <w:noProof/>
                 <w:webHidden/>
               </w:rPr>
-              <w:instrText xml:space="preserve"> PAGEREF _Toc225967508 \h </w:instrText>
+              <w:instrText xml:space="preserve"> PAGEREF _Toc225970041 \h </w:instrText>
             </w:r>
             <w:r>
               <w:rPr>
@@ -1627,7 +1627,7 @@
               <w:noProof/>
             </w:rPr>
           </w:pPr>
-          <w:hyperlink w:anchor="_Toc225967509" w:history="1">
+          <w:hyperlink w:anchor="_Toc225970042" w:history="1">
             <w:r>
               <w:rPr>
                 <w:rStyle w:val="Hyperlink"/>
@@ -1667,7 +1667,7 @@
                 <w:noProof/>
                 <w:webHidden/>
               </w:rPr>
-              <w:instrText xml:space="preserve"> PAGEREF _Toc225967509 \h </w:instrText>
+              <w:instrText xml:space="preserve"> PAGEREF _Toc225970042 \h </w:instrText>
             </w:r>
             <w:r>
               <w:rPr>
@@ -1709,7 +1709,7 @@
               <w:noProof/>
             </w:rPr>
           </w:pPr>
-          <w:hyperlink w:anchor="_Toc225967510" w:history="1">
+          <w:hyperlink w:anchor="_Toc225970043" w:history="1">
             <w:r>
               <w:rPr>
                 <w:rStyle w:val="Hyperlink"/>
@@ -1749,7 +1749,7 @@
                 <w:noProof/>
                 <w:webHidden/>
               </w:rPr>
-              <w:instrText xml:space="preserve"> PAGEREF _Toc225967510 \h </w:instrText>
+              <w:instrText xml:space="preserve"> PAGEREF _Toc225970043 \h </w:instrText>
             </w:r>
             <w:r>
               <w:rPr>
@@ -1791,7 +1791,7 @@
               <w:noProof/>
             </w:rPr>
           </w:pPr>
-          <w:hyperlink w:anchor="_Toc225967511" w:history="1">
+          <w:hyperlink w:anchor="_Toc225970044" w:history="1">
             <w:r>
               <w:rPr>
                 <w:rStyle w:val="Hyperlink"/>
@@ -1831,7 +1831,7 @@
                 <w:noProof/>
                 <w:webHidden/>
               </w:rPr>
-              <w:instrText xml:space="preserve"> PAGEREF _Toc225967511 \h </w:instrText>
+              <w:instrText xml:space="preserve"> PAGEREF _Toc225970044 \h </w:instrText>
             </w:r>
             <w:r>
               <w:rPr>
@@ -1873,7 +1873,7 @@
               <w:noProof/>
             </w:rPr>
           </w:pPr>
-          <w:hyperlink w:anchor="_Toc225967512" w:history="1">
+          <w:hyperlink w:anchor="_Toc225970045" w:history="1">
             <w:r>
               <w:rPr>
                 <w:rStyle w:val="Hyperlink"/>
@@ -1913,7 +1913,7 @@
                 <w:noProof/>
                 <w:webHidden/>
               </w:rPr>
-              <w:instrText xml:space="preserve"> PAGEREF _Toc225967512 \h </w:instrText>
+              <w:instrText xml:space="preserve"> PAGEREF _Toc225970045 \h </w:instrText>
             </w:r>
             <w:r>
               <w:rPr>
@@ -1955,7 +1955,7 @@
               <w:noProof/>
             </w:rPr>
           </w:pPr>
-          <w:hyperlink w:anchor="_Toc225967513" w:history="1">
+          <w:hyperlink w:anchor="_Toc225970046" w:history="1">
             <w:r>
               <w:rPr>
                 <w:rStyle w:val="Hyperlink"/>
@@ -1995,7 +1995,7 @@
                 <w:noProof/>
                 <w:webHidden/>
               </w:rPr>
-              <w:instrText xml:space="preserve"> PAGEREF _Toc225967513 \h </w:instrText>
+              <w:instrText xml:space="preserve"> PAGEREF _Toc225970046 \h </w:instrText>
             </w:r>
             <w:r>
               <w:rPr>
@@ -2037,7 +2037,7 @@
               <w:noProof/>
             </w:rPr>
           </w:pPr>
-          <w:hyperlink w:anchor="_Toc225967514" w:history="1">
+          <w:hyperlink w:anchor="_Toc225970047" w:history="1">
             <w:r>
               <w:rPr>
                 <w:rStyle w:val="Hyperlink"/>
@@ -2077,7 +2077,7 @@
                 <w:noProof/>
                 <w:webHidden/>
               </w:rPr>
-              <w:instrText xml:space="preserve"> PAGEREF _Toc225967514 \h </w:instrText>
+              <w:instrText xml:space="preserve"> PAGEREF _Toc225970047 \h </w:instrText>
             </w:r>
             <w:r>
               <w:rPr>
@@ -2119,7 +2119,7 @@
               <w:noProof/>
             </w:rPr>
           </w:pPr>
-          <w:hyperlink w:anchor="_Toc225967515" w:history="1">
+          <w:hyperlink w:anchor="_Toc225970048" w:history="1">
             <w:r>
               <w:rPr>
                 <w:rStyle w:val="Hyperlink"/>
@@ -2159,7 +2159,7 @@
                 <w:noProof/>
                 <w:webHidden/>
               </w:rPr>
-              <w:instrText xml:space="preserve"> PAGEREF _Toc225967515 \h </w:instrText>
+              <w:instrText xml:space="preserve"> PAGEREF _Toc225970048 \h </w:instrText>
             </w:r>
             <w:r>
               <w:rPr>
@@ -2201,7 +2201,7 @@
               <w:noProof/>
             </w:rPr>
           </w:pPr>
-          <w:hyperlink w:anchor="_Toc225967516" w:history="1">
+          <w:hyperlink w:anchor="_Toc225970049" w:history="1">
             <w:r>
               <w:rPr>
                 <w:rStyle w:val="Hyperlink"/>
@@ -2241,7 +2241,7 @@
                 <w:noProof/>
                 <w:webHidden/>
               </w:rPr>
-              <w:instrText xml:space="preserve"> PAGEREF _Toc225967516 \h </w:instrText>
+              <w:instrText xml:space="preserve"> PAGEREF _Toc225970049 \h </w:instrText>
             </w:r>
             <w:r>
               <w:rPr>
@@ -2283,7 +2283,7 @@
               <w:noProof/>
             </w:rPr>
           </w:pPr>
-          <w:hyperlink w:anchor="_Toc225967517" w:history="1">
+          <w:hyperlink w:anchor="_Toc225970050" w:history="1">
             <w:r>
               <w:rPr>
                 <w:rStyle w:val="Hyperlink"/>
@@ -2323,7 +2323,7 @@
                 <w:noProof/>
                 <w:webHidden/>
               </w:rPr>
-              <w:instrText xml:space="preserve"> PAGEREF _Toc225967517 \h </w:instrText>
+              <w:instrText xml:space="preserve"> PAGEREF _Toc225970050 \h </w:instrText>
             </w:r>
             <w:r>
               <w:rPr>
@@ -2365,7 +2365,7 @@
               <w:noProof/>
             </w:rPr>
           </w:pPr>
-          <w:hyperlink w:anchor="_Toc225967518" w:history="1">
+          <w:hyperlink w:anchor="_Toc225970051" w:history="1">
             <w:r>
               <w:rPr>
                 <w:rStyle w:val="Hyperlink"/>
@@ -2405,7 +2405,7 @@
                 <w:noProof/>
                 <w:webHidden/>
               </w:rPr>
-              <w:instrText xml:space="preserve"> PAGEREF _Toc225967518 \h </w:instrText>
+              <w:instrText xml:space="preserve"> PAGEREF _Toc225970051 \h </w:instrText>
             </w:r>
             <w:r>
               <w:rPr>
@@ -2447,7 +2447,7 @@
               <w:noProof/>
             </w:rPr>
           </w:pPr>
-          <w:hyperlink w:anchor="_Toc225967519" w:history="1">
+          <w:hyperlink w:anchor="_Toc225970052" w:history="1">
             <w:r>
               <w:rPr>
                 <w:rStyle w:val="Hyperlink"/>
@@ -2487,7 +2487,7 @@
                 <w:noProof/>
                 <w:webHidden/>
               </w:rPr>
-              <w:instrText xml:space="preserve"> PAGEREF _Toc225967519 \h </w:instrText>
+              <w:instrText xml:space="preserve"> PAGEREF _Toc225970052 \h </w:instrText>
             </w:r>
             <w:r>
               <w:rPr>
@@ -2529,7 +2529,7 @@
               <w:noProof/>
             </w:rPr>
           </w:pPr>
-          <w:hyperlink w:anchor="_Toc225967520" w:history="1">
+          <w:hyperlink w:anchor="_Toc225970053" w:history="1">
             <w:r>
               <w:rPr>
                 <w:rStyle w:val="Hyperlink"/>
@@ -2569,7 +2569,7 @@
                 <w:noProof/>
                 <w:webHidden/>
               </w:rPr>
-              <w:instrText xml:space="preserve"> PAGEREF _Toc225967520 \h </w:instrText>
+              <w:instrText xml:space="preserve"> PAGEREF _Toc225970053 \h </w:instrText>
             </w:r>
             <w:r>
               <w:rPr>
@@ -2611,7 +2611,7 @@
               <w:noProof/>
             </w:rPr>
           </w:pPr>
-          <w:hyperlink w:anchor="_Toc225967521" w:history="1">
+          <w:hyperlink w:anchor="_Toc225970054" w:history="1">
             <w:r>
               <w:rPr>
                 <w:rStyle w:val="Hyperlink"/>
@@ -2651,7 +2651,7 @@
                 <w:noProof/>
                 <w:webHidden/>
               </w:rPr>
-              <w:instrText xml:space="preserve"> PAGEREF _Toc225967521 \h </w:instrText>
+              <w:instrText xml:space="preserve"> PAGEREF _Toc225970054 \h </w:instrText>
             </w:r>
             <w:r>
               <w:rPr>
@@ -2671,7 +2671,7 @@
                 <w:noProof/>
                 <w:webHidden/>
               </w:rPr>
-              <w:t>24</w:t>
+              <w:t>19</w:t>
             </w:r>
             <w:r>
               <w:rPr>
@@ -2693,7 +2693,7 @@
               <w:noProof/>
             </w:rPr>
           </w:pPr>
-          <w:hyperlink w:anchor="_Toc225967522" w:history="1">
+          <w:hyperlink w:anchor="_Toc225970055" w:history="1">
             <w:r>
               <w:rPr>
                 <w:rStyle w:val="Hyperlink"/>
@@ -2733,7 +2733,7 @@
                 <w:noProof/>
                 <w:webHidden/>
               </w:rPr>
-              <w:instrText xml:space="preserve"> PAGEREF _Toc225967522 \h </w:instrText>
+              <w:instrText xml:space="preserve"> PAGEREF _Toc225970055 \h </w:instrText>
             </w:r>
             <w:r>
               <w:rPr>
@@ -2753,7 +2753,7 @@
                 <w:noProof/>
                 <w:webHidden/>
               </w:rPr>
-              <w:t>33</w:t>
+              <w:t>28</w:t>
             </w:r>
             <w:r>
               <w:rPr>
@@ -2775,7 +2775,7 @@
               <w:noProof/>
             </w:rPr>
           </w:pPr>
-          <w:hyperlink w:anchor="_Toc225967523" w:history="1">
+          <w:hyperlink w:anchor="_Toc225970056" w:history="1">
             <w:r>
               <w:rPr>
                 <w:rStyle w:val="Hyperlink"/>
@@ -2815,7 +2815,7 @@
                 <w:noProof/>
                 <w:webHidden/>
               </w:rPr>
-              <w:instrText xml:space="preserve"> PAGEREF _Toc225967523 \h </w:instrText>
+              <w:instrText xml:space="preserve"> PAGEREF _Toc225970056 \h </w:instrText>
             </w:r>
             <w:r>
               <w:rPr>
@@ -2835,7 +2835,7 @@
                 <w:noProof/>
                 <w:webHidden/>
               </w:rPr>
-              <w:t>33</w:t>
+              <w:t>28</w:t>
             </w:r>
             <w:r>
               <w:rPr>
@@ -2857,7 +2857,7 @@
               <w:noProof/>
             </w:rPr>
           </w:pPr>
-          <w:hyperlink w:anchor="_Toc225967524" w:history="1">
+          <w:hyperlink w:anchor="_Toc225970057" w:history="1">
             <w:r>
               <w:rPr>
                 <w:rStyle w:val="Hyperlink"/>
@@ -2897,7 +2897,7 @@
                 <w:noProof/>
                 <w:webHidden/>
               </w:rPr>
-              <w:instrText xml:space="preserve"> PAGEREF _Toc225967524 \h </w:instrText>
+              <w:instrText xml:space="preserve"> PAGEREF _Toc225970057 \h </w:instrText>
             </w:r>
             <w:r>
               <w:rPr>
@@ -2917,7 +2917,7 @@
                 <w:noProof/>
                 <w:webHidden/>
               </w:rPr>
-              <w:t>33</w:t>
+              <w:t>28</w:t>
             </w:r>
             <w:r>
               <w:rPr>
@@ -2939,7 +2939,7 @@
               <w:noProof/>
             </w:rPr>
           </w:pPr>
-          <w:hyperlink w:anchor="_Toc225967525" w:history="1">
+          <w:hyperlink w:anchor="_Toc225970058" w:history="1">
             <w:r>
               <w:rPr>
                 <w:rStyle w:val="Hyperlink"/>
@@ -2979,7 +2979,7 @@
                 <w:noProof/>
                 <w:webHidden/>
               </w:rPr>
-              <w:instrText xml:space="preserve"> PAGEREF _Toc225967525 \h </w:instrText>
+              <w:instrText xml:space="preserve"> PAGEREF _Toc225970058 \h </w:instrText>
             </w:r>
             <w:r>
               <w:rPr>
@@ -2999,7 +2999,7 @@
                 <w:noProof/>
                 <w:webHidden/>
               </w:rPr>
-              <w:t>33</w:t>
+              <w:t>28</w:t>
             </w:r>
             <w:r>
               <w:rPr>
@@ -3021,7 +3021,7 @@
               <w:noProof/>
             </w:rPr>
           </w:pPr>
-          <w:hyperlink w:anchor="_Toc225967526" w:history="1">
+          <w:hyperlink w:anchor="_Toc225970059" w:history="1">
             <w:r>
               <w:rPr>
                 <w:rStyle w:val="Hyperlink"/>
@@ -3061,7 +3061,7 @@
                 <w:noProof/>
                 <w:webHidden/>
               </w:rPr>
-              <w:instrText xml:space="preserve"> PAGEREF _Toc225967526 \h </w:instrText>
+              <w:instrText xml:space="preserve"> PAGEREF _Toc225970059 \h </w:instrText>
             </w:r>
             <w:r>
               <w:rPr>
@@ -3081,7 +3081,7 @@
                 <w:noProof/>
                 <w:webHidden/>
               </w:rPr>
-              <w:t>33</w:t>
+              <w:t>28</w:t>
             </w:r>
             <w:r>
               <w:rPr>
@@ -3103,7 +3103,7 @@
               <w:noProof/>
             </w:rPr>
           </w:pPr>
-          <w:hyperlink w:anchor="_Toc225967527" w:history="1">
+          <w:hyperlink w:anchor="_Toc225970060" w:history="1">
             <w:r>
               <w:rPr>
                 <w:rStyle w:val="Hyperlink"/>
@@ -3143,7 +3143,7 @@
                 <w:noProof/>
                 <w:webHidden/>
               </w:rPr>
-              <w:instrText xml:space="preserve"> PAGEREF _Toc225967527 \h </w:instrText>
+              <w:instrText xml:space="preserve"> PAGEREF _Toc225970060 \h </w:instrText>
             </w:r>
             <w:r>
               <w:rPr>
@@ -3163,7 +3163,7 @@
                 <w:noProof/>
                 <w:webHidden/>
               </w:rPr>
-              <w:t>33</w:t>
+              <w:t>28</w:t>
             </w:r>
             <w:r>
               <w:rPr>
@@ -3185,7 +3185,7 @@
               <w:noProof/>
             </w:rPr>
           </w:pPr>
-          <w:hyperlink w:anchor="_Toc225967528" w:history="1">
+          <w:hyperlink w:anchor="_Toc225970061" w:history="1">
             <w:r>
               <w:rPr>
                 <w:rStyle w:val="Hyperlink"/>
@@ -3225,7 +3225,7 @@
                 <w:noProof/>
                 <w:webHidden/>
               </w:rPr>
-              <w:instrText xml:space="preserve"> PAGEREF _Toc225967528 \h </w:instrText>
+              <w:instrText xml:space="preserve"> PAGEREF _Toc225970061 \h </w:instrText>
             </w:r>
             <w:r>
               <w:rPr>
@@ -3245,7 +3245,7 @@
                 <w:noProof/>
                 <w:webHidden/>
               </w:rPr>
-              <w:t>34</w:t>
+              <w:t>29</w:t>
             </w:r>
             <w:r>
               <w:rPr>
@@ -3268,7 +3268,7 @@
         <w:pStyle w:val="Heading1"/>
       </w:pPr>
       <w:bookmarkStart w:id="0" w:name="abstract"/>
-      <w:bookmarkStart w:id="1" w:name="_Toc225967490"/>
+      <w:bookmarkStart w:id="1" w:name="_Toc225970023"/>
       <w:r>
         <w:rPr>
           <w:rStyle w:val="SectionNumber"/>
@@ -3286,7 +3286,7 @@
         <w:pStyle w:val="Heading2"/>
       </w:pPr>
       <w:bookmarkStart w:id="2" w:name="structured-abstract"/>
-      <w:bookmarkStart w:id="3" w:name="_Toc225967491"/>
+      <w:bookmarkStart w:id="3" w:name="_Toc225970024"/>
       <w:r>
         <w:rPr>
           <w:rStyle w:val="SectionNumber"/>
@@ -3388,7 +3388,7 @@
         <w:pStyle w:val="Heading2"/>
       </w:pPr>
       <w:bookmarkStart w:id="4" w:name="research-in-context"/>
-      <w:bookmarkStart w:id="5" w:name="_Toc225967492"/>
+      <w:bookmarkStart w:id="5" w:name="_Toc225970025"/>
       <w:bookmarkEnd w:id="2"/>
       <w:r>
         <w:rPr>
@@ -3459,7 +3459,7 @@
         <w:pStyle w:val="Heading1"/>
       </w:pPr>
       <w:bookmarkStart w:id="6" w:name="introduction"/>
-      <w:bookmarkStart w:id="7" w:name="_Toc225967493"/>
+      <w:bookmarkStart w:id="7" w:name="_Toc225970026"/>
       <w:bookmarkEnd w:id="0"/>
       <w:bookmarkEnd w:id="4"/>
       <w:r>
@@ -3523,7 +3523,7 @@
         <w:pStyle w:val="Heading1"/>
       </w:pPr>
       <w:bookmarkStart w:id="8" w:name="methods"/>
-      <w:bookmarkStart w:id="9" w:name="_Toc225967494"/>
+      <w:bookmarkStart w:id="9" w:name="_Toc225970027"/>
       <w:bookmarkEnd w:id="6"/>
       <w:r>
         <w:rPr>
@@ -3542,7 +3542,7 @@
         <w:pStyle w:val="Heading2"/>
       </w:pPr>
       <w:bookmarkStart w:id="10" w:name="study-design"/>
-      <w:bookmarkStart w:id="11" w:name="_Toc225967495"/>
+      <w:bookmarkStart w:id="11" w:name="_Toc225970028"/>
       <w:r>
         <w:rPr>
           <w:rStyle w:val="SectionNumber"/>
@@ -3568,7 +3568,7 @@
         <w:pStyle w:val="Heading2"/>
       </w:pPr>
       <w:bookmarkStart w:id="12" w:name="data-sources"/>
-      <w:bookmarkStart w:id="13" w:name="_Toc225967496"/>
+      <w:bookmarkStart w:id="13" w:name="_Toc225970029"/>
       <w:bookmarkEnd w:id="10"/>
       <w:r>
         <w:rPr>
@@ -3599,7 +3599,7 @@
         <w:pStyle w:val="Heading2"/>
       </w:pPr>
       <w:bookmarkStart w:id="14" w:name="intervention-scenarios"/>
-      <w:bookmarkStart w:id="15" w:name="_Toc225967497"/>
+      <w:bookmarkStart w:id="15" w:name="_Toc225970030"/>
       <w:bookmarkEnd w:id="12"/>
       <w:r>
         <w:rPr>
@@ -3688,7 +3688,7 @@
         <w:pStyle w:val="Heading2"/>
       </w:pPr>
       <w:bookmarkStart w:id="16" w:name="modelling-framework"/>
-      <w:bookmarkStart w:id="17" w:name="_Toc225967498"/>
+      <w:bookmarkStart w:id="17" w:name="_Toc225970031"/>
       <w:bookmarkEnd w:id="14"/>
       <w:r>
         <w:rPr>
@@ -3935,7 +3935,7 @@
         <w:pStyle w:val="Heading2"/>
       </w:pPr>
       <w:bookmarkStart w:id="18" w:name="outcomes"/>
-      <w:bookmarkStart w:id="19" w:name="_Toc225967499"/>
+      <w:bookmarkStart w:id="19" w:name="_Toc225970032"/>
       <w:bookmarkEnd w:id="16"/>
       <w:r>
         <w:rPr>
@@ -3963,7 +3963,7 @@
         <w:pStyle w:val="Heading2"/>
       </w:pPr>
       <w:bookmarkStart w:id="20" w:name="sensitivity-and-uncertainty-analysis"/>
-      <w:bookmarkStart w:id="21" w:name="_Toc225967500"/>
+      <w:bookmarkStart w:id="21" w:name="_Toc225970033"/>
       <w:bookmarkEnd w:id="18"/>
       <w:r>
         <w:rPr>
@@ -3990,7 +3990,7 @@
         <w:pStyle w:val="Heading1"/>
       </w:pPr>
       <w:bookmarkStart w:id="22" w:name="results"/>
-      <w:bookmarkStart w:id="23" w:name="_Toc225967501"/>
+      <w:bookmarkStart w:id="23" w:name="_Toc225970034"/>
       <w:bookmarkEnd w:id="8"/>
       <w:bookmarkEnd w:id="20"/>
       <w:r>
@@ -4010,7 +4010,7 @@
         <w:pStyle w:val="Heading2"/>
       </w:pPr>
       <w:bookmarkStart w:id="24" w:name="baseline-global-trajectory-20262050"/>
-      <w:bookmarkStart w:id="25" w:name="_Toc225967502"/>
+      <w:bookmarkStart w:id="25" w:name="_Toc225970035"/>
       <w:r>
         <w:rPr>
           <w:rStyle w:val="SectionNumber"/>
@@ -4036,7 +4036,7 @@
         <w:pStyle w:val="Heading2"/>
       </w:pPr>
       <w:bookmarkStart w:id="26" w:name="X871da7f6b6c54f07659c565381184c9d41c1a7f"/>
-      <w:bookmarkStart w:id="27" w:name="_Toc225967503"/>
+      <w:bookmarkStart w:id="27" w:name="_Toc225970036"/>
       <w:bookmarkEnd w:id="24"/>
       <w:r>
         <w:rPr>
@@ -4071,7 +4071,7 @@
         <w:pStyle w:val="Heading2"/>
       </w:pPr>
       <w:bookmarkStart w:id="28" w:name="X06aa6fccb3cc5459d6dcbe6aec4f67e900334e9"/>
-      <w:bookmarkStart w:id="29" w:name="_Toc225967504"/>
+      <w:bookmarkStart w:id="29" w:name="_Toc225970037"/>
       <w:bookmarkEnd w:id="26"/>
       <w:r>
         <w:rPr>
@@ -4099,7 +4099,7 @@
         <w:pStyle w:val="Heading2"/>
       </w:pPr>
       <w:bookmarkStart w:id="30" w:name="combined-impact-of-both-targets"/>
-      <w:bookmarkStart w:id="31" w:name="_Toc225967505"/>
+      <w:bookmarkStart w:id="31" w:name="_Toc225970038"/>
       <w:bookmarkEnd w:id="28"/>
       <w:r>
         <w:rPr>
@@ -4134,7 +4134,7 @@
         <w:pStyle w:val="Heading2"/>
       </w:pPr>
       <w:bookmarkStart w:id="32" w:name="Xfee0f011bec7907973059fb083e13bcabb33fcf"/>
-      <w:bookmarkStart w:id="33" w:name="_Toc225967506"/>
+      <w:bookmarkStart w:id="33" w:name="_Toc225970039"/>
       <w:bookmarkEnd w:id="30"/>
       <w:r>
         <w:rPr>
@@ -4169,7 +4169,7 @@
         <w:pStyle w:val="Heading2"/>
       </w:pPr>
       <w:bookmarkStart w:id="34" w:name="distribution-by-age-and-sex"/>
-      <w:bookmarkStart w:id="35" w:name="_Toc225967507"/>
+      <w:bookmarkStart w:id="35" w:name="_Toc225970040"/>
       <w:bookmarkEnd w:id="32"/>
       <w:r>
         <w:rPr>
@@ -4205,7 +4205,7 @@
         <w:pStyle w:val="Heading2"/>
       </w:pPr>
       <w:bookmarkStart w:id="36" w:name="sensitivity-and-uncertainty-results"/>
-      <w:bookmarkStart w:id="37" w:name="_Toc225967508"/>
+      <w:bookmarkStart w:id="37" w:name="_Toc225970041"/>
       <w:bookmarkEnd w:id="34"/>
       <w:r>
         <w:rPr>
@@ -4232,7 +4232,7 @@
         <w:pStyle w:val="Heading1"/>
       </w:pPr>
       <w:bookmarkStart w:id="38" w:name="discussion"/>
-      <w:bookmarkStart w:id="39" w:name="_Toc225967509"/>
+      <w:bookmarkStart w:id="39" w:name="_Toc225970042"/>
       <w:bookmarkEnd w:id="22"/>
       <w:bookmarkEnd w:id="36"/>
       <w:r>
@@ -4252,7 +4252,7 @@
         <w:pStyle w:val="Heading2"/>
       </w:pPr>
       <w:bookmarkStart w:id="40" w:name="principal-findings"/>
-      <w:bookmarkStart w:id="41" w:name="_Toc225967510"/>
+      <w:bookmarkStart w:id="41" w:name="_Toc225970043"/>
       <w:r>
         <w:rPr>
           <w:rStyle w:val="SectionNumber"/>
@@ -4278,7 +4278,7 @@
         <w:pStyle w:val="Heading2"/>
       </w:pPr>
       <w:bookmarkStart w:id="42" w:name="X2a9bb67ed82774f7a99ecbdf531cab4a472e02d"/>
-      <w:bookmarkStart w:id="43" w:name="_Toc225967511"/>
+      <w:bookmarkStart w:id="43" w:name="_Toc225970044"/>
       <w:bookmarkEnd w:id="40"/>
       <w:r>
         <w:rPr>
@@ -4317,7 +4317,7 @@
         <w:pStyle w:val="Heading2"/>
       </w:pPr>
       <w:bookmarkStart w:id="44" w:name="Xf35506f9c332e98967539573b75894b01753136"/>
-      <w:bookmarkStart w:id="45" w:name="_Toc225967512"/>
+      <w:bookmarkStart w:id="45" w:name="_Toc225970045"/>
       <w:bookmarkEnd w:id="42"/>
       <w:r>
         <w:rPr>
@@ -4352,7 +4352,7 @@
         <w:pStyle w:val="Heading2"/>
       </w:pPr>
       <w:bookmarkStart w:id="46" w:name="combined-policy-meaning"/>
-      <w:bookmarkStart w:id="47" w:name="_Toc225967513"/>
+      <w:bookmarkStart w:id="47" w:name="_Toc225970046"/>
       <w:bookmarkEnd w:id="44"/>
       <w:r>
         <w:rPr>
@@ -4388,7 +4388,7 @@
         <w:pStyle w:val="Heading2"/>
       </w:pPr>
       <w:bookmarkStart w:id="48" w:name="equity-and-implementation-implications"/>
-      <w:bookmarkStart w:id="49" w:name="_Toc225967514"/>
+      <w:bookmarkStart w:id="49" w:name="_Toc225970047"/>
       <w:bookmarkEnd w:id="46"/>
       <w:r>
         <w:rPr>
@@ -4423,7 +4423,7 @@
         <w:pStyle w:val="Heading2"/>
       </w:pPr>
       <w:bookmarkStart w:id="50" w:name="relation-to-previous-literature"/>
-      <w:bookmarkStart w:id="51" w:name="_Toc225967515"/>
+      <w:bookmarkStart w:id="51" w:name="_Toc225970048"/>
       <w:bookmarkEnd w:id="48"/>
       <w:r>
         <w:rPr>
@@ -4462,7 +4462,7 @@
         <w:pStyle w:val="Heading2"/>
       </w:pPr>
       <w:bookmarkStart w:id="52" w:name="strengths"/>
-      <w:bookmarkStart w:id="53" w:name="_Toc225967516"/>
+      <w:bookmarkStart w:id="53" w:name="_Toc225970049"/>
       <w:bookmarkEnd w:id="50"/>
       <w:r>
         <w:rPr>
@@ -4489,7 +4489,7 @@
         <w:pStyle w:val="Heading2"/>
       </w:pPr>
       <w:bookmarkStart w:id="54" w:name="limitations"/>
-      <w:bookmarkStart w:id="55" w:name="_Toc225967517"/>
+      <w:bookmarkStart w:id="55" w:name="_Toc225970050"/>
       <w:bookmarkEnd w:id="52"/>
       <w:r>
         <w:rPr>
@@ -4516,7 +4516,7 @@
         <w:pStyle w:val="Heading1"/>
       </w:pPr>
       <w:bookmarkStart w:id="56" w:name="conclusion"/>
-      <w:bookmarkStart w:id="57" w:name="_Toc225967518"/>
+      <w:bookmarkStart w:id="57" w:name="_Toc225970051"/>
       <w:bookmarkEnd w:id="38"/>
       <w:bookmarkEnd w:id="54"/>
       <w:r>
@@ -4548,7 +4548,7 @@
         <w:pStyle w:val="Heading1"/>
       </w:pPr>
       <w:bookmarkStart w:id="58" w:name="references"/>
-      <w:bookmarkStart w:id="59" w:name="_Toc225967519"/>
+      <w:bookmarkStart w:id="59" w:name="_Toc225970052"/>
       <w:bookmarkEnd w:id="56"/>
       <w:r>
         <w:rPr>
@@ -4600,13 +4600,7 @@
       <w:bookmarkStart w:id="62" w:name="ref-Basios2025"/>
       <w:bookmarkEnd w:id="60"/>
       <w:r>
-        <w:rPr>
-          <w:lang w:val="es-CO"/>
-        </w:rPr>
-        <w:t xml:space="preserve">Basios, Athanasios, Georgios Markozannes, Evangelia E Ntzani, Konstantinos Christopoulos, Christina A Chatzi, Evangelos Liberopoulos, Konstantinos K Tsilidis, Maria Pappa, and Evangelos C Rizos. </w:t>
-      </w:r>
-      <w:r>
-        <w:t xml:space="preserve">2025. “Prevalence and Determinants of Adherence to Statin Therapy: A Systematic Review and Meta-Analysis.” </w:t>
+        <w:t xml:space="preserve">Basios, Athanasios, Georgios Markozannes, Evangelia E Ntzani, Konstantinos Christopoulos, Christina A Chatzi, Evangelos Liberopoulos, Konstantinos K Tsilidis, Maria Pappa, and Evangelos C Rizos. 2025. “Prevalence and Determinants of Adherence to Statin Therapy: A Systematic Review and Meta-Analysis.” </w:t>
       </w:r>
       <w:r>
         <w:rPr>
@@ -5040,7 +5034,7 @@
         <w:pStyle w:val="Heading1"/>
       </w:pPr>
       <w:bookmarkStart w:id="76" w:name="tables"/>
-      <w:bookmarkStart w:id="77" w:name="_Toc225967520"/>
+      <w:bookmarkStart w:id="77" w:name="_Toc225970053"/>
       <w:bookmarkEnd w:id="58"/>
       <w:bookmarkEnd w:id="61"/>
       <w:bookmarkEnd w:id="75"/>
@@ -5071,181 +5065,319 @@
         <w:t xml:space="preserve"> Cumulative CVD deaths averted by intervention scenario, 2025–2050.</w:t>
       </w:r>
     </w:p>
+    <w:tbl>
+      <w:tblPr>
+        <w:tblStyle w:val="Table"/>
+        <w:tblW w:w="5000" w:type="pct"/>
+        <w:tblLayout w:type="fixed"/>
+        <w:tblLook w:val="0020" w:firstRow="1" w:lastRow="0" w:firstColumn="0" w:lastColumn="0" w:noHBand="0" w:noVBand="0"/>
+      </w:tblPr>
+      <w:tblGrid>
+        <w:gridCol w:w="2342"/>
+        <w:gridCol w:w="2649"/>
+        <w:gridCol w:w="2955"/>
+        <w:gridCol w:w="1630"/>
+      </w:tblGrid>
+      <w:tr>
+        <w:trPr>
+          <w:cnfStyle w:val="100000000000" w:firstRow="1" w:lastRow="0" w:firstColumn="0" w:lastColumn="0" w:oddVBand="0" w:evenVBand="0" w:oddHBand="0" w:evenHBand="0" w:firstRowFirstColumn="0" w:firstRowLastColumn="0" w:lastRowFirstColumn="0" w:lastRowLastColumn="0"/>
+          <w:tblHeader/>
+        </w:trPr>
+        <w:tc>
+          <w:tcPr>
+            <w:tcW w:w="1937" w:type="dxa"/>
+          </w:tcPr>
+          <w:p>
+            <w:pPr>
+              <w:pStyle w:val="Compact"/>
+            </w:pPr>
+            <w:r>
+              <w:t>Intervention</w:t>
+            </w:r>
+          </w:p>
+        </w:tc>
+        <w:tc>
+          <w:tcPr>
+            <w:tcW w:w="2190" w:type="dxa"/>
+          </w:tcPr>
+          <w:p>
+            <w:pPr>
+              <w:pStyle w:val="Compact"/>
+              <w:jc w:val="right"/>
+            </w:pPr>
+            <w:r>
+              <w:t>Deaths averted (millions)</w:t>
+            </w:r>
+          </w:p>
+        </w:tc>
+        <w:tc>
+          <w:tcPr>
+            <w:tcW w:w="2443" w:type="dxa"/>
+          </w:tcPr>
+          <w:p>
+            <w:pPr>
+              <w:pStyle w:val="Compact"/>
+              <w:jc w:val="right"/>
+            </w:pPr>
+            <w:r>
+              <w:t>Average per year (thousands)</w:t>
+            </w:r>
+          </w:p>
+        </w:tc>
+        <w:tc>
+          <w:tcPr>
+            <w:tcW w:w="1348" w:type="dxa"/>
+          </w:tcPr>
+          <w:p>
+            <w:pPr>
+              <w:pStyle w:val="Compact"/>
+              <w:jc w:val="right"/>
+            </w:pPr>
+            <w:r>
+              <w:t>% of BAU deaths</w:t>
+            </w:r>
+          </w:p>
+        </w:tc>
+      </w:tr>
+      <w:tr>
+        <w:tc>
+          <w:tcPr>
+            <w:tcW w:w="1937" w:type="dxa"/>
+          </w:tcPr>
+          <w:p>
+            <w:pPr>
+              <w:pStyle w:val="Compact"/>
+            </w:pPr>
+            <w:r>
+              <w:t>HTN Control (General)</w:t>
+            </w:r>
+          </w:p>
+        </w:tc>
+        <w:tc>
+          <w:tcPr>
+            <w:tcW w:w="2190" w:type="dxa"/>
+          </w:tcPr>
+          <w:p>
+            <w:pPr>
+              <w:pStyle w:val="Compact"/>
+              <w:jc w:val="right"/>
+            </w:pPr>
+            <w:r>
+              <w:t>29.4</w:t>
+            </w:r>
+          </w:p>
+        </w:tc>
+        <w:tc>
+          <w:tcPr>
+            <w:tcW w:w="2443" w:type="dxa"/>
+          </w:tcPr>
+          <w:p>
+            <w:pPr>
+              <w:pStyle w:val="Compact"/>
+              <w:jc w:val="right"/>
+            </w:pPr>
+            <w:r>
+              <w:t>1,175</w:t>
+            </w:r>
+          </w:p>
+        </w:tc>
+        <w:tc>
+          <w:tcPr>
+            <w:tcW w:w="1348" w:type="dxa"/>
+          </w:tcPr>
+          <w:p>
+            <w:pPr>
+              <w:pStyle w:val="Compact"/>
+              <w:jc w:val="right"/>
+            </w:pPr>
+            <w:r>
+              <w:t>4.2%</w:t>
+            </w:r>
+          </w:p>
+        </w:tc>
+      </w:tr>
+      <w:tr>
+        <w:tc>
+          <w:tcPr>
+            <w:tcW w:w="1937" w:type="dxa"/>
+          </w:tcPr>
+          <w:p>
+            <w:pPr>
+              <w:pStyle w:val="Compact"/>
+            </w:pPr>
+            <w:r>
+              <w:t>HTN Control (Diabetes)</w:t>
+            </w:r>
+          </w:p>
+        </w:tc>
+        <w:tc>
+          <w:tcPr>
+            <w:tcW w:w="2190" w:type="dxa"/>
+          </w:tcPr>
+          <w:p>
+            <w:pPr>
+              <w:pStyle w:val="Compact"/>
+              <w:jc w:val="right"/>
+            </w:pPr>
+            <w:r>
+              <w:t>15.3</w:t>
+            </w:r>
+          </w:p>
+        </w:tc>
+        <w:tc>
+          <w:tcPr>
+            <w:tcW w:w="2443" w:type="dxa"/>
+          </w:tcPr>
+          <w:p>
+            <w:pPr>
+              <w:pStyle w:val="Compact"/>
+              <w:jc w:val="right"/>
+            </w:pPr>
+            <w:r>
+              <w:t>610</w:t>
+            </w:r>
+          </w:p>
+        </w:tc>
+        <w:tc>
+          <w:tcPr>
+            <w:tcW w:w="1348" w:type="dxa"/>
+          </w:tcPr>
+          <w:p>
+            <w:pPr>
+              <w:pStyle w:val="Compact"/>
+              <w:jc w:val="right"/>
+            </w:pPr>
+            <w:r>
+              <w:t>2.2%</w:t>
+            </w:r>
+          </w:p>
+        </w:tc>
+      </w:tr>
+      <w:tr>
+        <w:tc>
+          <w:tcPr>
+            <w:tcW w:w="1937" w:type="dxa"/>
+          </w:tcPr>
+          <w:p>
+            <w:pPr>
+              <w:pStyle w:val="Compact"/>
+            </w:pPr>
+            <w:r>
+              <w:t>Improved Statin Uptake</w:t>
+            </w:r>
+          </w:p>
+        </w:tc>
+        <w:tc>
+          <w:tcPr>
+            <w:tcW w:w="2190" w:type="dxa"/>
+          </w:tcPr>
+          <w:p>
+            <w:pPr>
+              <w:pStyle w:val="Compact"/>
+              <w:jc w:val="right"/>
+            </w:pPr>
+            <w:r>
+              <w:t>21.3</w:t>
+            </w:r>
+          </w:p>
+        </w:tc>
+        <w:tc>
+          <w:tcPr>
+            <w:tcW w:w="2443" w:type="dxa"/>
+          </w:tcPr>
+          <w:p>
+            <w:pPr>
+              <w:pStyle w:val="Compact"/>
+              <w:jc w:val="right"/>
+            </w:pPr>
+            <w:r>
+              <w:t>851</w:t>
+            </w:r>
+          </w:p>
+        </w:tc>
+        <w:tc>
+          <w:tcPr>
+            <w:tcW w:w="1348" w:type="dxa"/>
+          </w:tcPr>
+          <w:p>
+            <w:pPr>
+              <w:pStyle w:val="Compact"/>
+              <w:jc w:val="right"/>
+            </w:pPr>
+            <w:r>
+              <w:t>3.1%</w:t>
+            </w:r>
+          </w:p>
+        </w:tc>
+      </w:tr>
+      <w:tr>
+        <w:tc>
+          <w:tcPr>
+            <w:tcW w:w="1937" w:type="dxa"/>
+          </w:tcPr>
+          <w:p>
+            <w:pPr>
+              <w:pStyle w:val="Compact"/>
+            </w:pPr>
+            <w:r>
+              <w:t>All Interventions</w:t>
+            </w:r>
+          </w:p>
+        </w:tc>
+        <w:tc>
+          <w:tcPr>
+            <w:tcW w:w="2190" w:type="dxa"/>
+          </w:tcPr>
+          <w:p>
+            <w:pPr>
+              <w:pStyle w:val="Compact"/>
+              <w:jc w:val="right"/>
+            </w:pPr>
+            <w:r>
+              <w:t>64.7</w:t>
+            </w:r>
+          </w:p>
+        </w:tc>
+        <w:tc>
+          <w:tcPr>
+            <w:tcW w:w="2443" w:type="dxa"/>
+          </w:tcPr>
+          <w:p>
+            <w:pPr>
+              <w:pStyle w:val="Compact"/>
+              <w:jc w:val="right"/>
+            </w:pPr>
+            <w:r>
+              <w:t>2,588</w:t>
+            </w:r>
+          </w:p>
+        </w:tc>
+        <w:tc>
+          <w:tcPr>
+            <w:tcW w:w="1348" w:type="dxa"/>
+          </w:tcPr>
+          <w:p>
+            <w:pPr>
+              <w:pStyle w:val="Compact"/>
+              <w:jc w:val="right"/>
+            </w:pPr>
+            <w:r>
+              <w:t>9.3%</w:t>
+            </w:r>
+          </w:p>
+        </w:tc>
+      </w:tr>
+    </w:tbl>
     <w:p>
       <w:pPr>
         <w:pStyle w:val="BodyText"/>
       </w:pPr>
       <w:r>
-        <w:t>Intervention</w:t>
-      </w:r>
-    </w:p>
-    <w:p>
-      <w:pPr>
-        <w:pStyle w:val="BodyText"/>
-      </w:pPr>
-      <w:r>
-        <w:t>Deaths averted (millions)</w:t>
-      </w:r>
-    </w:p>
-    <w:p>
-      <w:pPr>
-        <w:pStyle w:val="BodyText"/>
-      </w:pPr>
-      <w:r>
-        <w:t>Average per year (thousands)</w:t>
-      </w:r>
-    </w:p>
-    <w:p>
-      <w:pPr>
-        <w:pStyle w:val="BodyText"/>
-      </w:pPr>
-      <w:r>
-        <w:t>% of BAU deaths</w:t>
-      </w:r>
-    </w:p>
-    <w:p>
-      <w:pPr>
-        <w:pStyle w:val="BodyText"/>
-      </w:pPr>
-      <w:r>
-        <w:t>HTN Control (General)</w:t>
-      </w:r>
-    </w:p>
-    <w:p>
-      <w:pPr>
-        <w:pStyle w:val="BodyText"/>
-      </w:pPr>
-      <w:r>
-        <w:t>29.4</w:t>
-      </w:r>
-    </w:p>
-    <w:p>
-      <w:pPr>
-        <w:pStyle w:val="BodyText"/>
-      </w:pPr>
-      <w:r>
-        <w:t>1,175</w:t>
-      </w:r>
-    </w:p>
-    <w:p>
-      <w:pPr>
-        <w:pStyle w:val="BodyText"/>
-      </w:pPr>
-      <w:r>
-        <w:t>4.2%</w:t>
-      </w:r>
-    </w:p>
-    <w:p>
-      <w:pPr>
-        <w:pStyle w:val="BodyText"/>
-      </w:pPr>
-      <w:r>
-        <w:t>HTN Control (Diabetes)</w:t>
-      </w:r>
-    </w:p>
-    <w:p>
-      <w:pPr>
-        <w:pStyle w:val="BodyText"/>
-      </w:pPr>
-      <w:r>
-        <w:t>15.3</w:t>
-      </w:r>
-    </w:p>
-    <w:p>
-      <w:pPr>
-        <w:pStyle w:val="BodyText"/>
-      </w:pPr>
-      <w:r>
-        <w:t>610</w:t>
-      </w:r>
-    </w:p>
-    <w:p>
-      <w:pPr>
-        <w:pStyle w:val="BodyText"/>
-      </w:pPr>
-      <w:r>
-        <w:t>2.2%</w:t>
-      </w:r>
-    </w:p>
-    <w:p>
-      <w:pPr>
-        <w:pStyle w:val="BodyText"/>
-      </w:pPr>
-      <w:r>
-        <w:t>Improved Statin Uptake</w:t>
-      </w:r>
-    </w:p>
-    <w:p>
-      <w:pPr>
-        <w:pStyle w:val="BodyText"/>
-      </w:pPr>
-      <w:r>
-        <w:t>21.3</w:t>
-      </w:r>
-    </w:p>
-    <w:p>
-      <w:pPr>
-        <w:pStyle w:val="BodyText"/>
-      </w:pPr>
-      <w:r>
-        <w:t>851</w:t>
-      </w:r>
-    </w:p>
-    <w:p>
-      <w:pPr>
-        <w:pStyle w:val="BodyText"/>
-      </w:pPr>
-      <w:r>
-        <w:t>3.1%</w:t>
-      </w:r>
-    </w:p>
-    <w:p>
-      <w:pPr>
-        <w:pStyle w:val="BodyText"/>
-      </w:pPr>
-      <w:r>
-        <w:t>All Interventions</w:t>
-      </w:r>
-    </w:p>
-    <w:p>
-      <w:pPr>
-        <w:pStyle w:val="BodyText"/>
-      </w:pPr>
-      <w:r>
-        <w:t>64.7</w:t>
-      </w:r>
-    </w:p>
-    <w:p>
-      <w:pPr>
-        <w:pStyle w:val="BodyText"/>
-      </w:pPr>
-      <w:r>
-        <w:t>2,588</w:t>
-      </w:r>
-    </w:p>
-    <w:p>
-      <w:pPr>
-        <w:pStyle w:val="BodyText"/>
-      </w:pPr>
-      <w:r>
-        <w:t>9.3%</w:t>
-      </w:r>
-    </w:p>
-    <w:p>
-      <w:pPr>
-        <w:pStyle w:val="BodyText"/>
-      </w:pPr>
-      <w:r>
-        <w:t xml:space="preserve">Note: </w:t>
-      </w:r>
-    </w:p>
-    <w:p>
-      <w:pPr>
-        <w:pStyle w:val="BodyText"/>
-      </w:pPr>
-      <w:r>
-        <w:lastRenderedPageBreak/>
-        <w:t xml:space="preserve"> Deaths averted = cumulative difference between business-as-usual and intervention scenario, 2026-2050. All four CVD causes combined: ischaemic heart disease, ischaemic stroke, intracerebral haemorrhage, hypertensive heart disease.</w:t>
+        <w:rPr>
+          <w:i/>
+          <w:iCs/>
+        </w:rPr>
+        <w:t>Note: Deaths averted = cumulative difference between business-as-usual and intervention scenario, 2026-2050. All four CVD causes combined: ischaemic heart disease, ischaemic stroke, intracerebral haemorrhage, hypertensive heart disease.</w:t>
       </w:r>
     </w:p>
     <w:p>
@@ -5269,221 +5401,390 @@
         <w:t xml:space="preserve"> Cumulative CVD deaths averted by intervention scenario and cause of death (millions), 2025–2050.</w:t>
       </w:r>
     </w:p>
+    <w:tbl>
+      <w:tblPr>
+        <w:tblStyle w:val="Table"/>
+        <w:tblW w:w="5000" w:type="pct"/>
+        <w:tblLayout w:type="fixed"/>
+        <w:tblLook w:val="0020" w:firstRow="1" w:lastRow="0" w:firstColumn="0" w:lastColumn="0" w:noHBand="0" w:noVBand="0"/>
+      </w:tblPr>
+      <w:tblGrid>
+        <w:gridCol w:w="2686"/>
+        <w:gridCol w:w="2336"/>
+        <w:gridCol w:w="1869"/>
+        <w:gridCol w:w="700"/>
+        <w:gridCol w:w="1985"/>
+      </w:tblGrid>
+      <w:tr>
+        <w:trPr>
+          <w:cnfStyle w:val="100000000000" w:firstRow="1" w:lastRow="0" w:firstColumn="0" w:lastColumn="0" w:oddVBand="0" w:evenVBand="0" w:oddHBand="0" w:evenHBand="0" w:firstRowFirstColumn="0" w:firstRowLastColumn="0" w:lastRowFirstColumn="0" w:lastRowLastColumn="0"/>
+          <w:tblHeader/>
+        </w:trPr>
+        <w:tc>
+          <w:tcPr>
+            <w:tcW w:w="2221" w:type="dxa"/>
+          </w:tcPr>
+          <w:p>
+            <w:pPr>
+              <w:pStyle w:val="Compact"/>
+            </w:pPr>
+            <w:r>
+              <w:t>Intervention</w:t>
+            </w:r>
+          </w:p>
+        </w:tc>
+        <w:tc>
+          <w:tcPr>
+            <w:tcW w:w="1931" w:type="dxa"/>
+          </w:tcPr>
+          <w:p>
+            <w:pPr>
+              <w:pStyle w:val="Compact"/>
+              <w:jc w:val="right"/>
+            </w:pPr>
+            <w:r>
+              <w:t>Haemorrhagic stroke</w:t>
+            </w:r>
+          </w:p>
+        </w:tc>
+        <w:tc>
+          <w:tcPr>
+            <w:tcW w:w="1545" w:type="dxa"/>
+          </w:tcPr>
+          <w:p>
+            <w:pPr>
+              <w:pStyle w:val="Compact"/>
+              <w:jc w:val="right"/>
+            </w:pPr>
+            <w:r>
+              <w:t>Hypertensive HD</w:t>
+            </w:r>
+          </w:p>
+        </w:tc>
+        <w:tc>
+          <w:tcPr>
+            <w:tcW w:w="579" w:type="dxa"/>
+          </w:tcPr>
+          <w:p>
+            <w:pPr>
+              <w:pStyle w:val="Compact"/>
+              <w:jc w:val="right"/>
+            </w:pPr>
+            <w:r>
+              <w:t>IHD</w:t>
+            </w:r>
+          </w:p>
+        </w:tc>
+        <w:tc>
+          <w:tcPr>
+            <w:tcW w:w="1641" w:type="dxa"/>
+          </w:tcPr>
+          <w:p>
+            <w:pPr>
+              <w:pStyle w:val="Compact"/>
+              <w:jc w:val="right"/>
+            </w:pPr>
+            <w:r>
+              <w:t>Ischaemic stroke</w:t>
+            </w:r>
+          </w:p>
+        </w:tc>
+      </w:tr>
+      <w:tr>
+        <w:tc>
+          <w:tcPr>
+            <w:tcW w:w="2221" w:type="dxa"/>
+          </w:tcPr>
+          <w:p>
+            <w:pPr>
+              <w:pStyle w:val="Compact"/>
+            </w:pPr>
+            <w:r>
+              <w:t>HTN Control (General)</w:t>
+            </w:r>
+          </w:p>
+        </w:tc>
+        <w:tc>
+          <w:tcPr>
+            <w:tcW w:w="1931" w:type="dxa"/>
+          </w:tcPr>
+          <w:p>
+            <w:pPr>
+              <w:pStyle w:val="Compact"/>
+              <w:jc w:val="right"/>
+            </w:pPr>
+            <w:r>
+              <w:t>17.44</w:t>
+            </w:r>
+          </w:p>
+        </w:tc>
+        <w:tc>
+          <w:tcPr>
+            <w:tcW w:w="1545" w:type="dxa"/>
+          </w:tcPr>
+          <w:p>
+            <w:pPr>
+              <w:pStyle w:val="Compact"/>
+              <w:jc w:val="right"/>
+            </w:pPr>
+            <w:r>
+              <w:t>1.77</w:t>
+            </w:r>
+          </w:p>
+        </w:tc>
+        <w:tc>
+          <w:tcPr>
+            <w:tcW w:w="579" w:type="dxa"/>
+          </w:tcPr>
+          <w:p>
+            <w:pPr>
+              <w:pStyle w:val="Compact"/>
+              <w:jc w:val="right"/>
+            </w:pPr>
+            <w:r>
+              <w:t>5.81</w:t>
+            </w:r>
+          </w:p>
+        </w:tc>
+        <w:tc>
+          <w:tcPr>
+            <w:tcW w:w="1641" w:type="dxa"/>
+          </w:tcPr>
+          <w:p>
+            <w:pPr>
+              <w:pStyle w:val="Compact"/>
+              <w:jc w:val="right"/>
+            </w:pPr>
+            <w:r>
+              <w:t>4.34</w:t>
+            </w:r>
+          </w:p>
+        </w:tc>
+      </w:tr>
+      <w:tr>
+        <w:tc>
+          <w:tcPr>
+            <w:tcW w:w="2221" w:type="dxa"/>
+          </w:tcPr>
+          <w:p>
+            <w:pPr>
+              <w:pStyle w:val="Compact"/>
+            </w:pPr>
+            <w:r>
+              <w:t>HTN Control (Diabetes)</w:t>
+            </w:r>
+          </w:p>
+        </w:tc>
+        <w:tc>
+          <w:tcPr>
+            <w:tcW w:w="1931" w:type="dxa"/>
+          </w:tcPr>
+          <w:p>
+            <w:pPr>
+              <w:pStyle w:val="Compact"/>
+              <w:jc w:val="right"/>
+            </w:pPr>
+            <w:r>
+              <w:t>5.38</w:t>
+            </w:r>
+          </w:p>
+        </w:tc>
+        <w:tc>
+          <w:tcPr>
+            <w:tcW w:w="1545" w:type="dxa"/>
+          </w:tcPr>
+          <w:p>
+            <w:pPr>
+              <w:pStyle w:val="Compact"/>
+              <w:jc w:val="right"/>
+            </w:pPr>
+            <w:r>
+              <w:t>1.77</w:t>
+            </w:r>
+          </w:p>
+        </w:tc>
+        <w:tc>
+          <w:tcPr>
+            <w:tcW w:w="579" w:type="dxa"/>
+          </w:tcPr>
+          <w:p>
+            <w:pPr>
+              <w:pStyle w:val="Compact"/>
+              <w:jc w:val="right"/>
+            </w:pPr>
+            <w:r>
+              <w:t>4.19</w:t>
+            </w:r>
+          </w:p>
+        </w:tc>
+        <w:tc>
+          <w:tcPr>
+            <w:tcW w:w="1641" w:type="dxa"/>
+          </w:tcPr>
+          <w:p>
+            <w:pPr>
+              <w:pStyle w:val="Compact"/>
+              <w:jc w:val="right"/>
+            </w:pPr>
+            <w:r>
+              <w:t>3.92</w:t>
+            </w:r>
+          </w:p>
+        </w:tc>
+      </w:tr>
+      <w:tr>
+        <w:tc>
+          <w:tcPr>
+            <w:tcW w:w="2221" w:type="dxa"/>
+          </w:tcPr>
+          <w:p>
+            <w:pPr>
+              <w:pStyle w:val="Compact"/>
+            </w:pPr>
+            <w:r>
+              <w:t>Improved Statin Uptake</w:t>
+            </w:r>
+          </w:p>
+        </w:tc>
+        <w:tc>
+          <w:tcPr>
+            <w:tcW w:w="1931" w:type="dxa"/>
+          </w:tcPr>
+          <w:p>
+            <w:pPr>
+              <w:pStyle w:val="Compact"/>
+              <w:jc w:val="right"/>
+            </w:pPr>
+            <w:r>
+              <w:t>–</w:t>
+            </w:r>
+          </w:p>
+        </w:tc>
+        <w:tc>
+          <w:tcPr>
+            <w:tcW w:w="1545" w:type="dxa"/>
+          </w:tcPr>
+          <w:p>
+            <w:pPr>
+              <w:pStyle w:val="Compact"/>
+              <w:jc w:val="right"/>
+            </w:pPr>
+            <w:r>
+              <w:t>–</w:t>
+            </w:r>
+          </w:p>
+        </w:tc>
+        <w:tc>
+          <w:tcPr>
+            <w:tcW w:w="579" w:type="dxa"/>
+          </w:tcPr>
+          <w:p>
+            <w:pPr>
+              <w:pStyle w:val="Compact"/>
+              <w:jc w:val="right"/>
+            </w:pPr>
+            <w:r>
+              <w:t>20.85</w:t>
+            </w:r>
+          </w:p>
+        </w:tc>
+        <w:tc>
+          <w:tcPr>
+            <w:tcW w:w="1641" w:type="dxa"/>
+          </w:tcPr>
+          <w:p>
+            <w:pPr>
+              <w:pStyle w:val="Compact"/>
+              <w:jc w:val="right"/>
+            </w:pPr>
+            <w:r>
+              <w:t>1.46</w:t>
+            </w:r>
+          </w:p>
+        </w:tc>
+      </w:tr>
+      <w:tr>
+        <w:tc>
+          <w:tcPr>
+            <w:tcW w:w="2221" w:type="dxa"/>
+          </w:tcPr>
+          <w:p>
+            <w:pPr>
+              <w:pStyle w:val="Compact"/>
+            </w:pPr>
+            <w:r>
+              <w:t>All Interventions</w:t>
+            </w:r>
+          </w:p>
+        </w:tc>
+        <w:tc>
+          <w:tcPr>
+            <w:tcW w:w="1931" w:type="dxa"/>
+          </w:tcPr>
+          <w:p>
+            <w:pPr>
+              <w:pStyle w:val="Compact"/>
+              <w:jc w:val="right"/>
+            </w:pPr>
+            <w:r>
+              <w:t>21.53</w:t>
+            </w:r>
+          </w:p>
+        </w:tc>
+        <w:tc>
+          <w:tcPr>
+            <w:tcW w:w="1545" w:type="dxa"/>
+          </w:tcPr>
+          <w:p>
+            <w:pPr>
+              <w:pStyle w:val="Compact"/>
+              <w:jc w:val="right"/>
+            </w:pPr>
+            <w:r>
+              <w:t>3.15</w:t>
+            </w:r>
+          </w:p>
+        </w:tc>
+        <w:tc>
+          <w:tcPr>
+            <w:tcW w:w="579" w:type="dxa"/>
+          </w:tcPr>
+          <w:p>
+            <w:pPr>
+              <w:pStyle w:val="Compact"/>
+              <w:jc w:val="right"/>
+            </w:pPr>
+            <w:r>
+              <w:t>30.39</w:t>
+            </w:r>
+          </w:p>
+        </w:tc>
+        <w:tc>
+          <w:tcPr>
+            <w:tcW w:w="1641" w:type="dxa"/>
+          </w:tcPr>
+          <w:p>
+            <w:pPr>
+              <w:pStyle w:val="Compact"/>
+              <w:jc w:val="right"/>
+            </w:pPr>
+            <w:r>
+              <w:t>9.63</w:t>
+            </w:r>
+          </w:p>
+        </w:tc>
+      </w:tr>
+    </w:tbl>
     <w:p>
       <w:pPr>
         <w:pStyle w:val="BodyText"/>
       </w:pPr>
       <w:r>
-        <w:t>Intervention</w:t>
-      </w:r>
-    </w:p>
-    <w:p>
-      <w:pPr>
-        <w:pStyle w:val="BodyText"/>
-      </w:pPr>
-      <w:r>
-        <w:t>Haemorrhagic stroke</w:t>
-      </w:r>
-    </w:p>
-    <w:p>
-      <w:pPr>
-        <w:pStyle w:val="BodyText"/>
-      </w:pPr>
-      <w:r>
-        <w:t>Hypertensive HD</w:t>
-      </w:r>
-    </w:p>
-    <w:p>
-      <w:pPr>
-        <w:pStyle w:val="BodyText"/>
-      </w:pPr>
-      <w:r>
-        <w:t>IHD</w:t>
-      </w:r>
-    </w:p>
-    <w:p>
-      <w:pPr>
-        <w:pStyle w:val="BodyText"/>
-      </w:pPr>
-      <w:r>
-        <w:t>Ischaemic stroke</w:t>
-      </w:r>
-    </w:p>
-    <w:p>
-      <w:pPr>
-        <w:pStyle w:val="BodyText"/>
-      </w:pPr>
-      <w:r>
-        <w:t>HTN Control (General)</w:t>
-      </w:r>
-    </w:p>
-    <w:p>
-      <w:pPr>
-        <w:pStyle w:val="BodyText"/>
-      </w:pPr>
-      <w:r>
-        <w:t>17.44</w:t>
-      </w:r>
-    </w:p>
-    <w:p>
-      <w:pPr>
-        <w:pStyle w:val="BodyText"/>
-      </w:pPr>
-      <w:r>
-        <w:t>1.77</w:t>
-      </w:r>
-    </w:p>
-    <w:p>
-      <w:pPr>
-        <w:pStyle w:val="BodyText"/>
-      </w:pPr>
-      <w:r>
-        <w:t>5.81</w:t>
-      </w:r>
-    </w:p>
-    <w:p>
-      <w:pPr>
-        <w:pStyle w:val="BodyText"/>
-      </w:pPr>
-      <w:r>
-        <w:t>4.34</w:t>
-      </w:r>
-    </w:p>
-    <w:p>
-      <w:pPr>
-        <w:pStyle w:val="BodyText"/>
-      </w:pPr>
-      <w:r>
-        <w:t>HTN Control (Diabetes)</w:t>
-      </w:r>
-    </w:p>
-    <w:p>
-      <w:pPr>
-        <w:pStyle w:val="BodyText"/>
-      </w:pPr>
-      <w:r>
-        <w:t>5.38</w:t>
-      </w:r>
-    </w:p>
-    <w:p>
-      <w:pPr>
-        <w:pStyle w:val="BodyText"/>
-      </w:pPr>
-      <w:r>
-        <w:t>1.77</w:t>
-      </w:r>
-    </w:p>
-    <w:p>
-      <w:pPr>
-        <w:pStyle w:val="BodyText"/>
-      </w:pPr>
-      <w:r>
-        <w:t>4.19</w:t>
-      </w:r>
-    </w:p>
-    <w:p>
-      <w:pPr>
-        <w:pStyle w:val="BodyText"/>
-      </w:pPr>
-      <w:r>
-        <w:t>3.92</w:t>
-      </w:r>
-    </w:p>
-    <w:p>
-      <w:pPr>
-        <w:pStyle w:val="BodyText"/>
-      </w:pPr>
-      <w:r>
-        <w:t>Improved Statin Uptake</w:t>
-      </w:r>
-    </w:p>
-    <w:p>
-      <w:pPr>
-        <w:pStyle w:val="BodyText"/>
-      </w:pPr>
-      <w:r>
-        <w:t>–</w:t>
-      </w:r>
-    </w:p>
-    <w:p>
-      <w:pPr>
-        <w:pStyle w:val="BodyText"/>
-      </w:pPr>
-      <w:r>
-        <w:t>–</w:t>
-      </w:r>
-    </w:p>
-    <w:p>
-      <w:pPr>
-        <w:pStyle w:val="BodyText"/>
-      </w:pPr>
-      <w:r>
-        <w:t>20.85</w:t>
-      </w:r>
-    </w:p>
-    <w:p>
-      <w:pPr>
-        <w:pStyle w:val="BodyText"/>
-      </w:pPr>
-      <w:r>
-        <w:t>1.46</w:t>
-      </w:r>
-    </w:p>
-    <w:p>
-      <w:pPr>
-        <w:pStyle w:val="BodyText"/>
-      </w:pPr>
-      <w:r>
-        <w:t>All Interventions</w:t>
-      </w:r>
-    </w:p>
-    <w:p>
-      <w:pPr>
-        <w:pStyle w:val="BodyText"/>
-      </w:pPr>
-      <w:r>
-        <w:t>21.53</w:t>
-      </w:r>
-    </w:p>
-    <w:p>
-      <w:pPr>
-        <w:pStyle w:val="BodyText"/>
-      </w:pPr>
-      <w:r>
-        <w:t>3.15</w:t>
-      </w:r>
-    </w:p>
-    <w:p>
-      <w:pPr>
-        <w:pStyle w:val="BodyText"/>
-      </w:pPr>
-      <w:r>
-        <w:t>30.39</w:t>
-      </w:r>
-    </w:p>
-    <w:p>
-      <w:pPr>
-        <w:pStyle w:val="BodyText"/>
-      </w:pPr>
-      <w:r>
-        <w:t>9.63</w:t>
-      </w:r>
-    </w:p>
-    <w:p>
-      <w:pPr>
-        <w:pStyle w:val="BodyText"/>
-      </w:pPr>
-      <w:r>
-        <w:t xml:space="preserve">Note: </w:t>
-      </w:r>
-    </w:p>
-    <w:p>
-      <w:pPr>
-        <w:pStyle w:val="BodyText"/>
-      </w:pPr>
-      <w:r>
-        <w:lastRenderedPageBreak/>
-        <w:t xml:space="preserve"> Values in millions. – = intervention does not affect this cause. Statin effects restricted to IHD and ischaemic stroke.</w:t>
+        <w:rPr>
+          <w:i/>
+          <w:iCs/>
+        </w:rPr>
+        <w:t>Note: Values in millions. 013 = intervention does not affect this cause. Statin effects restricted to IHD and ischaemic stroke.</w:t>
       </w:r>
     </w:p>
     <w:p>
@@ -5507,221 +5808,389 @@
         <w:t xml:space="preserve"> Cumulative burden of disease averted by intervention scenario (millions), 2025–2050.</w:t>
       </w:r>
     </w:p>
+    <w:tbl>
+      <w:tblPr>
+        <w:tblStyle w:val="Table"/>
+        <w:tblW w:w="0" w:type="auto"/>
+        <w:tblLook w:val="0020" w:firstRow="1" w:lastRow="0" w:firstColumn="0" w:lastColumn="0" w:noHBand="0" w:noVBand="0"/>
+      </w:tblPr>
+      <w:tblGrid>
+        <w:gridCol w:w="2653"/>
+        <w:gridCol w:w="962"/>
+        <w:gridCol w:w="798"/>
+        <w:gridCol w:w="747"/>
+        <w:gridCol w:w="889"/>
+      </w:tblGrid>
+      <w:tr>
+        <w:trPr>
+          <w:cnfStyle w:val="100000000000" w:firstRow="1" w:lastRow="0" w:firstColumn="0" w:lastColumn="0" w:oddVBand="0" w:evenVBand="0" w:oddHBand="0" w:evenHBand="0" w:firstRowFirstColumn="0" w:firstRowLastColumn="0" w:lastRowFirstColumn="0" w:lastRowLastColumn="0"/>
+          <w:tblHeader/>
+        </w:trPr>
+        <w:tc>
+          <w:tcPr>
+            <w:tcW w:w="0" w:type="auto"/>
+          </w:tcPr>
+          <w:p>
+            <w:pPr>
+              <w:pStyle w:val="Compact"/>
+            </w:pPr>
+            <w:r>
+              <w:t>Intervention</w:t>
+            </w:r>
+          </w:p>
+        </w:tc>
+        <w:tc>
+          <w:tcPr>
+            <w:tcW w:w="0" w:type="auto"/>
+          </w:tcPr>
+          <w:p>
+            <w:pPr>
+              <w:pStyle w:val="Compact"/>
+              <w:jc w:val="right"/>
+            </w:pPr>
+            <w:r>
+              <w:t>Deaths</w:t>
+            </w:r>
+          </w:p>
+        </w:tc>
+        <w:tc>
+          <w:tcPr>
+            <w:tcW w:w="0" w:type="auto"/>
+          </w:tcPr>
+          <w:p>
+            <w:pPr>
+              <w:pStyle w:val="Compact"/>
+              <w:jc w:val="right"/>
+            </w:pPr>
+            <w:r>
+              <w:t>YLLs</w:t>
+            </w:r>
+          </w:p>
+        </w:tc>
+        <w:tc>
+          <w:tcPr>
+            <w:tcW w:w="0" w:type="auto"/>
+          </w:tcPr>
+          <w:p>
+            <w:pPr>
+              <w:pStyle w:val="Compact"/>
+              <w:jc w:val="right"/>
+            </w:pPr>
+            <w:r>
+              <w:t>YLDs</w:t>
+            </w:r>
+          </w:p>
+        </w:tc>
+        <w:tc>
+          <w:tcPr>
+            <w:tcW w:w="0" w:type="auto"/>
+          </w:tcPr>
+          <w:p>
+            <w:pPr>
+              <w:pStyle w:val="Compact"/>
+              <w:jc w:val="right"/>
+            </w:pPr>
+            <w:r>
+              <w:t>DALYs</w:t>
+            </w:r>
+          </w:p>
+        </w:tc>
+      </w:tr>
+      <w:tr>
+        <w:tc>
+          <w:tcPr>
+            <w:tcW w:w="0" w:type="auto"/>
+          </w:tcPr>
+          <w:p>
+            <w:pPr>
+              <w:pStyle w:val="Compact"/>
+            </w:pPr>
+            <w:r>
+              <w:t>HTN Control (General)</w:t>
+            </w:r>
+          </w:p>
+        </w:tc>
+        <w:tc>
+          <w:tcPr>
+            <w:tcW w:w="0" w:type="auto"/>
+          </w:tcPr>
+          <w:p>
+            <w:pPr>
+              <w:pStyle w:val="Compact"/>
+              <w:jc w:val="right"/>
+            </w:pPr>
+            <w:r>
+              <w:t>29.4</w:t>
+            </w:r>
+          </w:p>
+        </w:tc>
+        <w:tc>
+          <w:tcPr>
+            <w:tcW w:w="0" w:type="auto"/>
+          </w:tcPr>
+          <w:p>
+            <w:pPr>
+              <w:pStyle w:val="Compact"/>
+              <w:jc w:val="right"/>
+            </w:pPr>
+            <w:r>
+              <w:t>376.2</w:t>
+            </w:r>
+          </w:p>
+        </w:tc>
+        <w:tc>
+          <w:tcPr>
+            <w:tcW w:w="0" w:type="auto"/>
+          </w:tcPr>
+          <w:p>
+            <w:pPr>
+              <w:pStyle w:val="Compact"/>
+              <w:jc w:val="right"/>
+            </w:pPr>
+            <w:r>
+              <w:t>14.0</w:t>
+            </w:r>
+          </w:p>
+        </w:tc>
+        <w:tc>
+          <w:tcPr>
+            <w:tcW w:w="0" w:type="auto"/>
+          </w:tcPr>
+          <w:p>
+            <w:pPr>
+              <w:pStyle w:val="Compact"/>
+              <w:jc w:val="right"/>
+            </w:pPr>
+            <w:r>
+              <w:t>390.2</w:t>
+            </w:r>
+          </w:p>
+        </w:tc>
+      </w:tr>
+      <w:tr>
+        <w:tc>
+          <w:tcPr>
+            <w:tcW w:w="0" w:type="auto"/>
+          </w:tcPr>
+          <w:p>
+            <w:pPr>
+              <w:pStyle w:val="Compact"/>
+            </w:pPr>
+            <w:r>
+              <w:t>HTN Control (Diabetes)</w:t>
+            </w:r>
+          </w:p>
+        </w:tc>
+        <w:tc>
+          <w:tcPr>
+            <w:tcW w:w="0" w:type="auto"/>
+          </w:tcPr>
+          <w:p>
+            <w:pPr>
+              <w:pStyle w:val="Compact"/>
+              <w:jc w:val="right"/>
+            </w:pPr>
+            <w:r>
+              <w:t>15.3</w:t>
+            </w:r>
+          </w:p>
+        </w:tc>
+        <w:tc>
+          <w:tcPr>
+            <w:tcW w:w="0" w:type="auto"/>
+          </w:tcPr>
+          <w:p>
+            <w:pPr>
+              <w:pStyle w:val="Compact"/>
+              <w:jc w:val="right"/>
+            </w:pPr>
+            <w:r>
+              <w:t>136.3</w:t>
+            </w:r>
+          </w:p>
+        </w:tc>
+        <w:tc>
+          <w:tcPr>
+            <w:tcW w:w="0" w:type="auto"/>
+          </w:tcPr>
+          <w:p>
+            <w:pPr>
+              <w:pStyle w:val="Compact"/>
+              <w:jc w:val="right"/>
+            </w:pPr>
+            <w:r>
+              <w:t>4.4</w:t>
+            </w:r>
+          </w:p>
+        </w:tc>
+        <w:tc>
+          <w:tcPr>
+            <w:tcW w:w="0" w:type="auto"/>
+          </w:tcPr>
+          <w:p>
+            <w:pPr>
+              <w:pStyle w:val="Compact"/>
+              <w:jc w:val="right"/>
+            </w:pPr>
+            <w:r>
+              <w:t>140.7</w:t>
+            </w:r>
+          </w:p>
+        </w:tc>
+      </w:tr>
+      <w:tr>
+        <w:tc>
+          <w:tcPr>
+            <w:tcW w:w="0" w:type="auto"/>
+          </w:tcPr>
+          <w:p>
+            <w:pPr>
+              <w:pStyle w:val="Compact"/>
+            </w:pPr>
+            <w:r>
+              <w:t>Improved Statin Uptake</w:t>
+            </w:r>
+          </w:p>
+        </w:tc>
+        <w:tc>
+          <w:tcPr>
+            <w:tcW w:w="0" w:type="auto"/>
+          </w:tcPr>
+          <w:p>
+            <w:pPr>
+              <w:pStyle w:val="Compact"/>
+              <w:jc w:val="right"/>
+            </w:pPr>
+            <w:r>
+              <w:t>21.3</w:t>
+            </w:r>
+          </w:p>
+        </w:tc>
+        <w:tc>
+          <w:tcPr>
+            <w:tcW w:w="0" w:type="auto"/>
+          </w:tcPr>
+          <w:p>
+            <w:pPr>
+              <w:pStyle w:val="Compact"/>
+              <w:jc w:val="right"/>
+            </w:pPr>
+            <w:r>
+              <w:t>264.8</w:t>
+            </w:r>
+          </w:p>
+        </w:tc>
+        <w:tc>
+          <w:tcPr>
+            <w:tcW w:w="0" w:type="auto"/>
+          </w:tcPr>
+          <w:p>
+            <w:pPr>
+              <w:pStyle w:val="Compact"/>
+              <w:jc w:val="right"/>
+            </w:pPr>
+            <w:r>
+              <w:t>-1.7</w:t>
+            </w:r>
+          </w:p>
+        </w:tc>
+        <w:tc>
+          <w:tcPr>
+            <w:tcW w:w="0" w:type="auto"/>
+          </w:tcPr>
+          <w:p>
+            <w:pPr>
+              <w:pStyle w:val="Compact"/>
+              <w:jc w:val="right"/>
+            </w:pPr>
+            <w:r>
+              <w:t>263.1</w:t>
+            </w:r>
+          </w:p>
+        </w:tc>
+      </w:tr>
+      <w:tr>
+        <w:tc>
+          <w:tcPr>
+            <w:tcW w:w="0" w:type="auto"/>
+          </w:tcPr>
+          <w:p>
+            <w:pPr>
+              <w:pStyle w:val="Compact"/>
+            </w:pPr>
+            <w:r>
+              <w:t>All Interventions</w:t>
+            </w:r>
+          </w:p>
+        </w:tc>
+        <w:tc>
+          <w:tcPr>
+            <w:tcW w:w="0" w:type="auto"/>
+          </w:tcPr>
+          <w:p>
+            <w:pPr>
+              <w:pStyle w:val="Compact"/>
+              <w:jc w:val="right"/>
+            </w:pPr>
+            <w:r>
+              <w:t>64.7</w:t>
+            </w:r>
+          </w:p>
+        </w:tc>
+        <w:tc>
+          <w:tcPr>
+            <w:tcW w:w="0" w:type="auto"/>
+          </w:tcPr>
+          <w:p>
+            <w:pPr>
+              <w:pStyle w:val="Compact"/>
+              <w:jc w:val="right"/>
+            </w:pPr>
+            <w:r>
+              <w:t>761.8</w:t>
+            </w:r>
+          </w:p>
+        </w:tc>
+        <w:tc>
+          <w:tcPr>
+            <w:tcW w:w="0" w:type="auto"/>
+          </w:tcPr>
+          <w:p>
+            <w:pPr>
+              <w:pStyle w:val="Compact"/>
+              <w:jc w:val="right"/>
+            </w:pPr>
+            <w:r>
+              <w:t>16.7</w:t>
+            </w:r>
+          </w:p>
+        </w:tc>
+        <w:tc>
+          <w:tcPr>
+            <w:tcW w:w="0" w:type="auto"/>
+          </w:tcPr>
+          <w:p>
+            <w:pPr>
+              <w:pStyle w:val="Compact"/>
+              <w:jc w:val="right"/>
+            </w:pPr>
+            <w:r>
+              <w:t>778.5</w:t>
+            </w:r>
+          </w:p>
+        </w:tc>
+      </w:tr>
+    </w:tbl>
     <w:p>
       <w:pPr>
         <w:pStyle w:val="BodyText"/>
       </w:pPr>
       <w:r>
-        <w:t>Intervention</w:t>
-      </w:r>
-    </w:p>
-    <w:p>
-      <w:pPr>
-        <w:pStyle w:val="BodyText"/>
-      </w:pPr>
-      <w:r>
-        <w:t>Deaths</w:t>
-      </w:r>
-    </w:p>
-    <w:p>
-      <w:pPr>
-        <w:pStyle w:val="BodyText"/>
-      </w:pPr>
-      <w:r>
-        <w:t>YLLs</w:t>
-      </w:r>
-    </w:p>
-    <w:p>
-      <w:pPr>
-        <w:pStyle w:val="BodyText"/>
-      </w:pPr>
-      <w:r>
-        <w:t>YLDs</w:t>
-      </w:r>
-    </w:p>
-    <w:p>
-      <w:pPr>
-        <w:pStyle w:val="BodyText"/>
-      </w:pPr>
-      <w:r>
-        <w:t>DALYs</w:t>
-      </w:r>
-    </w:p>
-    <w:p>
-      <w:pPr>
-        <w:pStyle w:val="BodyText"/>
-      </w:pPr>
-      <w:r>
-        <w:t>HTN Control (General)</w:t>
-      </w:r>
-    </w:p>
-    <w:p>
-      <w:pPr>
-        <w:pStyle w:val="BodyText"/>
-      </w:pPr>
-      <w:r>
-        <w:t>29.4</w:t>
-      </w:r>
-    </w:p>
-    <w:p>
-      <w:pPr>
-        <w:pStyle w:val="BodyText"/>
-      </w:pPr>
-      <w:r>
-        <w:t>376.2</w:t>
-      </w:r>
-    </w:p>
-    <w:p>
-      <w:pPr>
-        <w:pStyle w:val="BodyText"/>
-      </w:pPr>
-      <w:r>
-        <w:t>14.0</w:t>
-      </w:r>
-    </w:p>
-    <w:p>
-      <w:pPr>
-        <w:pStyle w:val="BodyText"/>
-      </w:pPr>
-      <w:r>
-        <w:t>390.2</w:t>
-      </w:r>
-    </w:p>
-    <w:p>
-      <w:pPr>
-        <w:pStyle w:val="BodyText"/>
-      </w:pPr>
-      <w:r>
-        <w:t>HTN Control (Diabetes)</w:t>
-      </w:r>
-    </w:p>
-    <w:p>
-      <w:pPr>
-        <w:pStyle w:val="BodyText"/>
-      </w:pPr>
-      <w:r>
-        <w:t>15.3</w:t>
-      </w:r>
-    </w:p>
-    <w:p>
-      <w:pPr>
-        <w:pStyle w:val="BodyText"/>
-      </w:pPr>
-      <w:r>
-        <w:t>136.3</w:t>
-      </w:r>
-    </w:p>
-    <w:p>
-      <w:pPr>
-        <w:pStyle w:val="BodyText"/>
-      </w:pPr>
-      <w:r>
-        <w:t>4.4</w:t>
-      </w:r>
-    </w:p>
-    <w:p>
-      <w:pPr>
-        <w:pStyle w:val="BodyText"/>
-      </w:pPr>
-      <w:r>
-        <w:t>140.7</w:t>
-      </w:r>
-    </w:p>
-    <w:p>
-      <w:pPr>
-        <w:pStyle w:val="BodyText"/>
-      </w:pPr>
-      <w:r>
-        <w:t>Improved Statin Uptake</w:t>
-      </w:r>
-    </w:p>
-    <w:p>
-      <w:pPr>
-        <w:pStyle w:val="BodyText"/>
-      </w:pPr>
-      <w:r>
-        <w:t>21.3</w:t>
-      </w:r>
-    </w:p>
-    <w:p>
-      <w:pPr>
-        <w:pStyle w:val="BodyText"/>
-      </w:pPr>
-      <w:r>
-        <w:t>264.8</w:t>
-      </w:r>
-    </w:p>
-    <w:p>
-      <w:pPr>
-        <w:pStyle w:val="BodyText"/>
-      </w:pPr>
-      <w:r>
-        <w:t>-1.7</w:t>
-      </w:r>
-    </w:p>
-    <w:p>
-      <w:pPr>
-        <w:pStyle w:val="BodyText"/>
-      </w:pPr>
-      <w:r>
-        <w:t>263.1</w:t>
-      </w:r>
-    </w:p>
-    <w:p>
-      <w:pPr>
-        <w:pStyle w:val="BodyText"/>
-      </w:pPr>
-      <w:r>
-        <w:t>All Interventions</w:t>
-      </w:r>
-    </w:p>
-    <w:p>
-      <w:pPr>
-        <w:pStyle w:val="BodyText"/>
-      </w:pPr>
-      <w:r>
-        <w:t>64.7</w:t>
-      </w:r>
-    </w:p>
-    <w:p>
-      <w:pPr>
-        <w:pStyle w:val="BodyText"/>
-      </w:pPr>
-      <w:r>
-        <w:t>761.8</w:t>
-      </w:r>
-    </w:p>
-    <w:p>
-      <w:pPr>
-        <w:pStyle w:val="BodyText"/>
-      </w:pPr>
-      <w:r>
-        <w:t>16.7</w:t>
-      </w:r>
-    </w:p>
-    <w:p>
-      <w:pPr>
-        <w:pStyle w:val="BodyText"/>
-      </w:pPr>
-      <w:r>
-        <w:t>778.5</w:t>
-      </w:r>
-    </w:p>
-    <w:p>
-      <w:pPr>
-        <w:pStyle w:val="BodyText"/>
-      </w:pPr>
-      <w:r>
-        <w:t xml:space="preserve">Note: </w:t>
-      </w:r>
-    </w:p>
-    <w:p>
-      <w:pPr>
-        <w:pStyle w:val="BodyText"/>
-      </w:pPr>
-      <w:r>
-        <w:lastRenderedPageBreak/>
-        <w:t xml:space="preserve"> Values in millions. Averted = business-as-usual minus intervention scenario, cumulated 2026-2050. YLLs = years of life lost; YLDs = years lived with disability; DALYs = disability-adjusted life years.</w:t>
+        <w:rPr>
+          <w:i/>
+          <w:iCs/>
+        </w:rPr>
+        <w:t>Note: Values in millions. Averted = business-as-usual minus intervention scenario, cumulated 2026-2050. YLLs = years of life lost; YLDs = years lived with disability; DALYs = disability-adjusted life years.</w:t>
       </w:r>
     </w:p>
     <w:p>
@@ -5745,301 +6214,532 @@
         <w:t xml:space="preserve"> Cumulative CVD deaths averted by WHO region under the combined intervention scenario, 2025–2050.</w:t>
       </w:r>
     </w:p>
+    <w:tbl>
+      <w:tblPr>
+        <w:tblStyle w:val="Table"/>
+        <w:tblW w:w="5000" w:type="pct"/>
+        <w:tblLayout w:type="fixed"/>
+        <w:tblLook w:val="0020" w:firstRow="1" w:lastRow="0" w:firstColumn="0" w:lastColumn="0" w:noHBand="0" w:noVBand="0"/>
+      </w:tblPr>
+      <w:tblGrid>
+        <w:gridCol w:w="1932"/>
+        <w:gridCol w:w="1933"/>
+        <w:gridCol w:w="2285"/>
+        <w:gridCol w:w="2548"/>
+        <w:gridCol w:w="878"/>
+      </w:tblGrid>
+      <w:tr>
+        <w:trPr>
+          <w:cnfStyle w:val="100000000000" w:firstRow="1" w:lastRow="0" w:firstColumn="0" w:lastColumn="0" w:oddVBand="0" w:evenVBand="0" w:oddHBand="0" w:evenHBand="0" w:firstRowFirstColumn="0" w:firstRowLastColumn="0" w:lastRowFirstColumn="0" w:lastRowLastColumn="0"/>
+          <w:tblHeader/>
+        </w:trPr>
+        <w:tc>
+          <w:tcPr>
+            <w:tcW w:w="1598" w:type="dxa"/>
+          </w:tcPr>
+          <w:p>
+            <w:pPr>
+              <w:pStyle w:val="Compact"/>
+            </w:pPr>
+            <w:r>
+              <w:t>Region</w:t>
+            </w:r>
+          </w:p>
+        </w:tc>
+        <w:tc>
+          <w:tcPr>
+            <w:tcW w:w="1598" w:type="dxa"/>
+          </w:tcPr>
+          <w:p>
+            <w:pPr>
+              <w:pStyle w:val="Compact"/>
+              <w:jc w:val="right"/>
+            </w:pPr>
+            <w:r>
+              <w:t>BAU deaths (millions)</w:t>
+            </w:r>
+          </w:p>
+        </w:tc>
+        <w:tc>
+          <w:tcPr>
+            <w:tcW w:w="1889" w:type="dxa"/>
+          </w:tcPr>
+          <w:p>
+            <w:pPr>
+              <w:pStyle w:val="Compact"/>
+              <w:jc w:val="right"/>
+            </w:pPr>
+            <w:r>
+              <w:t>Deaths averted (millions)</w:t>
+            </w:r>
+          </w:p>
+        </w:tc>
+        <w:tc>
+          <w:tcPr>
+            <w:tcW w:w="2107" w:type="dxa"/>
+          </w:tcPr>
+          <w:p>
+            <w:pPr>
+              <w:pStyle w:val="Compact"/>
+              <w:jc w:val="right"/>
+            </w:pPr>
+            <w:r>
+              <w:t>Average per year (thousands)</w:t>
+            </w:r>
+          </w:p>
+        </w:tc>
+        <w:tc>
+          <w:tcPr>
+            <w:tcW w:w="726" w:type="dxa"/>
+          </w:tcPr>
+          <w:p>
+            <w:pPr>
+              <w:pStyle w:val="Compact"/>
+              <w:jc w:val="right"/>
+            </w:pPr>
+            <w:r>
+              <w:t>% averted</w:t>
+            </w:r>
+          </w:p>
+        </w:tc>
+      </w:tr>
+      <w:tr>
+        <w:tc>
+          <w:tcPr>
+            <w:tcW w:w="1598" w:type="dxa"/>
+          </w:tcPr>
+          <w:p>
+            <w:pPr>
+              <w:pStyle w:val="Compact"/>
+            </w:pPr>
+            <w:r>
+              <w:t>Western Pacific</w:t>
+            </w:r>
+          </w:p>
+        </w:tc>
+        <w:tc>
+          <w:tcPr>
+            <w:tcW w:w="1598" w:type="dxa"/>
+          </w:tcPr>
+          <w:p>
+            <w:pPr>
+              <w:pStyle w:val="Compact"/>
+              <w:jc w:val="right"/>
+            </w:pPr>
+            <w:r>
+              <w:t>227.3</w:t>
+            </w:r>
+          </w:p>
+        </w:tc>
+        <w:tc>
+          <w:tcPr>
+            <w:tcW w:w="1889" w:type="dxa"/>
+          </w:tcPr>
+          <w:p>
+            <w:pPr>
+              <w:pStyle w:val="Compact"/>
+              <w:jc w:val="right"/>
+            </w:pPr>
+            <w:r>
+              <w:t>21.5</w:t>
+            </w:r>
+          </w:p>
+        </w:tc>
+        <w:tc>
+          <w:tcPr>
+            <w:tcW w:w="2107" w:type="dxa"/>
+          </w:tcPr>
+          <w:p>
+            <w:pPr>
+              <w:pStyle w:val="Compact"/>
+              <w:jc w:val="right"/>
+            </w:pPr>
+            <w:r>
+              <w:t>859</w:t>
+            </w:r>
+          </w:p>
+        </w:tc>
+        <w:tc>
+          <w:tcPr>
+            <w:tcW w:w="726" w:type="dxa"/>
+          </w:tcPr>
+          <w:p>
+            <w:pPr>
+              <w:pStyle w:val="Compact"/>
+              <w:jc w:val="right"/>
+            </w:pPr>
+            <w:r>
+              <w:t>9.4%</w:t>
+            </w:r>
+          </w:p>
+        </w:tc>
+      </w:tr>
+      <w:tr>
+        <w:tc>
+          <w:tcPr>
+            <w:tcW w:w="1598" w:type="dxa"/>
+          </w:tcPr>
+          <w:p>
+            <w:pPr>
+              <w:pStyle w:val="Compact"/>
+            </w:pPr>
+            <w:r>
+              <w:t>South-East Asia</w:t>
+            </w:r>
+          </w:p>
+        </w:tc>
+        <w:tc>
+          <w:tcPr>
+            <w:tcW w:w="1598" w:type="dxa"/>
+          </w:tcPr>
+          <w:p>
+            <w:pPr>
+              <w:pStyle w:val="Compact"/>
+              <w:jc w:val="right"/>
+            </w:pPr>
+            <w:r>
+              <w:t>175.8</w:t>
+            </w:r>
+          </w:p>
+        </w:tc>
+        <w:tc>
+          <w:tcPr>
+            <w:tcW w:w="1889" w:type="dxa"/>
+          </w:tcPr>
+          <w:p>
+            <w:pPr>
+              <w:pStyle w:val="Compact"/>
+              <w:jc w:val="right"/>
+            </w:pPr>
+            <w:r>
+              <w:t>17.0</w:t>
+            </w:r>
+          </w:p>
+        </w:tc>
+        <w:tc>
+          <w:tcPr>
+            <w:tcW w:w="2107" w:type="dxa"/>
+          </w:tcPr>
+          <w:p>
+            <w:pPr>
+              <w:pStyle w:val="Compact"/>
+              <w:jc w:val="right"/>
+            </w:pPr>
+            <w:r>
+              <w:t>678</w:t>
+            </w:r>
+          </w:p>
+        </w:tc>
+        <w:tc>
+          <w:tcPr>
+            <w:tcW w:w="726" w:type="dxa"/>
+          </w:tcPr>
+          <w:p>
+            <w:pPr>
+              <w:pStyle w:val="Compact"/>
+              <w:jc w:val="right"/>
+            </w:pPr>
+            <w:r>
+              <w:t>9.6%</w:t>
+            </w:r>
+          </w:p>
+        </w:tc>
+      </w:tr>
+      <w:tr>
+        <w:tc>
+          <w:tcPr>
+            <w:tcW w:w="1598" w:type="dxa"/>
+          </w:tcPr>
+          <w:p>
+            <w:pPr>
+              <w:pStyle w:val="Compact"/>
+            </w:pPr>
+            <w:r>
+              <w:t>Europe</w:t>
+            </w:r>
+          </w:p>
+        </w:tc>
+        <w:tc>
+          <w:tcPr>
+            <w:tcW w:w="1598" w:type="dxa"/>
+          </w:tcPr>
+          <w:p>
+            <w:pPr>
+              <w:pStyle w:val="Compact"/>
+              <w:jc w:val="right"/>
+            </w:pPr>
+            <w:r>
+              <w:t>117.2</w:t>
+            </w:r>
+          </w:p>
+        </w:tc>
+        <w:tc>
+          <w:tcPr>
+            <w:tcW w:w="1889" w:type="dxa"/>
+          </w:tcPr>
+          <w:p>
+            <w:pPr>
+              <w:pStyle w:val="Compact"/>
+              <w:jc w:val="right"/>
+            </w:pPr>
+            <w:r>
+              <w:t>9.6</w:t>
+            </w:r>
+          </w:p>
+        </w:tc>
+        <w:tc>
+          <w:tcPr>
+            <w:tcW w:w="2107" w:type="dxa"/>
+          </w:tcPr>
+          <w:p>
+            <w:pPr>
+              <w:pStyle w:val="Compact"/>
+              <w:jc w:val="right"/>
+            </w:pPr>
+            <w:r>
+              <w:t>385</w:t>
+            </w:r>
+          </w:p>
+        </w:tc>
+        <w:tc>
+          <w:tcPr>
+            <w:tcW w:w="726" w:type="dxa"/>
+          </w:tcPr>
+          <w:p>
+            <w:pPr>
+              <w:pStyle w:val="Compact"/>
+              <w:jc w:val="right"/>
+            </w:pPr>
+            <w:r>
+              <w:t>8.2%</w:t>
+            </w:r>
+          </w:p>
+        </w:tc>
+      </w:tr>
+      <w:tr>
+        <w:tc>
+          <w:tcPr>
+            <w:tcW w:w="1598" w:type="dxa"/>
+          </w:tcPr>
+          <w:p>
+            <w:pPr>
+              <w:pStyle w:val="Compact"/>
+            </w:pPr>
+            <w:r>
+              <w:t>Africa</w:t>
+            </w:r>
+          </w:p>
+        </w:tc>
+        <w:tc>
+          <w:tcPr>
+            <w:tcW w:w="1598" w:type="dxa"/>
+          </w:tcPr>
+          <w:p>
+            <w:pPr>
+              <w:pStyle w:val="Compact"/>
+              <w:jc w:val="right"/>
+            </w:pPr>
+            <w:r>
+              <w:t>48.7</w:t>
+            </w:r>
+          </w:p>
+        </w:tc>
+        <w:tc>
+          <w:tcPr>
+            <w:tcW w:w="1889" w:type="dxa"/>
+          </w:tcPr>
+          <w:p>
+            <w:pPr>
+              <w:pStyle w:val="Compact"/>
+              <w:jc w:val="right"/>
+            </w:pPr>
+            <w:r>
+              <w:t>5.8</w:t>
+            </w:r>
+          </w:p>
+        </w:tc>
+        <w:tc>
+          <w:tcPr>
+            <w:tcW w:w="2107" w:type="dxa"/>
+          </w:tcPr>
+          <w:p>
+            <w:pPr>
+              <w:pStyle w:val="Compact"/>
+              <w:jc w:val="right"/>
+            </w:pPr>
+            <w:r>
+              <w:t>233</w:t>
+            </w:r>
+          </w:p>
+        </w:tc>
+        <w:tc>
+          <w:tcPr>
+            <w:tcW w:w="726" w:type="dxa"/>
+          </w:tcPr>
+          <w:p>
+            <w:pPr>
+              <w:pStyle w:val="Compact"/>
+              <w:jc w:val="right"/>
+            </w:pPr>
+            <w:r>
+              <w:t>12%</w:t>
+            </w:r>
+          </w:p>
+        </w:tc>
+      </w:tr>
+      <w:tr>
+        <w:tc>
+          <w:tcPr>
+            <w:tcW w:w="1598" w:type="dxa"/>
+          </w:tcPr>
+          <w:p>
+            <w:pPr>
+              <w:pStyle w:val="Compact"/>
+            </w:pPr>
+            <w:r>
+              <w:t>Eastern Mediterranean</w:t>
+            </w:r>
+          </w:p>
+        </w:tc>
+        <w:tc>
+          <w:tcPr>
+            <w:tcW w:w="1598" w:type="dxa"/>
+          </w:tcPr>
+          <w:p>
+            <w:pPr>
+              <w:pStyle w:val="Compact"/>
+              <w:jc w:val="right"/>
+            </w:pPr>
+            <w:r>
+              <w:t>64.3</w:t>
+            </w:r>
+          </w:p>
+        </w:tc>
+        <w:tc>
+          <w:tcPr>
+            <w:tcW w:w="1889" w:type="dxa"/>
+          </w:tcPr>
+          <w:p>
+            <w:pPr>
+              <w:pStyle w:val="Compact"/>
+              <w:jc w:val="right"/>
+            </w:pPr>
+            <w:r>
+              <w:t>5.7</w:t>
+            </w:r>
+          </w:p>
+        </w:tc>
+        <w:tc>
+          <w:tcPr>
+            <w:tcW w:w="2107" w:type="dxa"/>
+          </w:tcPr>
+          <w:p>
+            <w:pPr>
+              <w:pStyle w:val="Compact"/>
+              <w:jc w:val="right"/>
+            </w:pPr>
+            <w:r>
+              <w:t>229</w:t>
+            </w:r>
+          </w:p>
+        </w:tc>
+        <w:tc>
+          <w:tcPr>
+            <w:tcW w:w="726" w:type="dxa"/>
+          </w:tcPr>
+          <w:p>
+            <w:pPr>
+              <w:pStyle w:val="Compact"/>
+              <w:jc w:val="right"/>
+            </w:pPr>
+            <w:r>
+              <w:t>8.9%</w:t>
+            </w:r>
+          </w:p>
+        </w:tc>
+      </w:tr>
+      <w:tr>
+        <w:tc>
+          <w:tcPr>
+            <w:tcW w:w="1598" w:type="dxa"/>
+          </w:tcPr>
+          <w:p>
+            <w:pPr>
+              <w:pStyle w:val="Compact"/>
+            </w:pPr>
+            <w:r>
+              <w:t>Americas</w:t>
+            </w:r>
+          </w:p>
+        </w:tc>
+        <w:tc>
+          <w:tcPr>
+            <w:tcW w:w="1598" w:type="dxa"/>
+          </w:tcPr>
+          <w:p>
+            <w:pPr>
+              <w:pStyle w:val="Compact"/>
+              <w:jc w:val="right"/>
+            </w:pPr>
+            <w:r>
+              <w:t>62.8</w:t>
+            </w:r>
+          </w:p>
+        </w:tc>
+        <w:tc>
+          <w:tcPr>
+            <w:tcW w:w="1889" w:type="dxa"/>
+          </w:tcPr>
+          <w:p>
+            <w:pPr>
+              <w:pStyle w:val="Compact"/>
+              <w:jc w:val="right"/>
+            </w:pPr>
+            <w:r>
+              <w:t>5.1</w:t>
+            </w:r>
+          </w:p>
+        </w:tc>
+        <w:tc>
+          <w:tcPr>
+            <w:tcW w:w="2107" w:type="dxa"/>
+          </w:tcPr>
+          <w:p>
+            <w:pPr>
+              <w:pStyle w:val="Compact"/>
+              <w:jc w:val="right"/>
+            </w:pPr>
+            <w:r>
+              <w:t>204</w:t>
+            </w:r>
+          </w:p>
+        </w:tc>
+        <w:tc>
+          <w:tcPr>
+            <w:tcW w:w="726" w:type="dxa"/>
+          </w:tcPr>
+          <w:p>
+            <w:pPr>
+              <w:pStyle w:val="Compact"/>
+              <w:jc w:val="right"/>
+            </w:pPr>
+            <w:r>
+              <w:t>8.1%</w:t>
+            </w:r>
+          </w:p>
+        </w:tc>
+      </w:tr>
+    </w:tbl>
     <w:p>
       <w:pPr>
         <w:pStyle w:val="BodyText"/>
       </w:pPr>
       <w:r>
-        <w:t>Region</w:t>
-      </w:r>
-    </w:p>
-    <w:p>
-      <w:pPr>
-        <w:pStyle w:val="BodyText"/>
-      </w:pPr>
-      <w:r>
-        <w:t>BAU deaths (millions)</w:t>
-      </w:r>
-    </w:p>
-    <w:p>
-      <w:pPr>
-        <w:pStyle w:val="BodyText"/>
-      </w:pPr>
-      <w:r>
-        <w:t>Deaths averted (millions)</w:t>
-      </w:r>
-    </w:p>
-    <w:p>
-      <w:pPr>
-        <w:pStyle w:val="BodyText"/>
-      </w:pPr>
-      <w:r>
-        <w:t>Average per year (thousands)</w:t>
-      </w:r>
-    </w:p>
-    <w:p>
-      <w:pPr>
-        <w:pStyle w:val="BodyText"/>
-      </w:pPr>
-      <w:r>
-        <w:t>% averted</w:t>
-      </w:r>
-    </w:p>
-    <w:p>
-      <w:pPr>
-        <w:pStyle w:val="BodyText"/>
-      </w:pPr>
-      <w:r>
-        <w:t>Western Pacific</w:t>
-      </w:r>
-    </w:p>
-    <w:p>
-      <w:pPr>
-        <w:pStyle w:val="BodyText"/>
-      </w:pPr>
-      <w:r>
-        <w:t>227.3</w:t>
-      </w:r>
-    </w:p>
-    <w:p>
-      <w:pPr>
-        <w:pStyle w:val="BodyText"/>
-      </w:pPr>
-      <w:r>
-        <w:t>21.5</w:t>
-      </w:r>
-    </w:p>
-    <w:p>
-      <w:pPr>
-        <w:pStyle w:val="BodyText"/>
-      </w:pPr>
-      <w:r>
-        <w:t>859</w:t>
-      </w:r>
-    </w:p>
-    <w:p>
-      <w:pPr>
-        <w:pStyle w:val="BodyText"/>
-      </w:pPr>
-      <w:r>
-        <w:t>9.4%</w:t>
-      </w:r>
-    </w:p>
-    <w:p>
-      <w:pPr>
-        <w:pStyle w:val="BodyText"/>
-      </w:pPr>
-      <w:r>
-        <w:t>South-East Asia</w:t>
-      </w:r>
-    </w:p>
-    <w:p>
-      <w:pPr>
-        <w:pStyle w:val="BodyText"/>
-      </w:pPr>
-      <w:r>
-        <w:t>175.8</w:t>
-      </w:r>
-    </w:p>
-    <w:p>
-      <w:pPr>
-        <w:pStyle w:val="BodyText"/>
-      </w:pPr>
-      <w:r>
-        <w:t>17.0</w:t>
-      </w:r>
-    </w:p>
-    <w:p>
-      <w:pPr>
-        <w:pStyle w:val="BodyText"/>
-      </w:pPr>
-      <w:r>
-        <w:t>678</w:t>
-      </w:r>
-    </w:p>
-    <w:p>
-      <w:pPr>
-        <w:pStyle w:val="BodyText"/>
-      </w:pPr>
-      <w:r>
-        <w:t>9.6%</w:t>
-      </w:r>
-    </w:p>
-    <w:p>
-      <w:pPr>
-        <w:pStyle w:val="BodyText"/>
-      </w:pPr>
-      <w:r>
-        <w:t>Europe</w:t>
-      </w:r>
-    </w:p>
-    <w:p>
-      <w:pPr>
-        <w:pStyle w:val="BodyText"/>
-      </w:pPr>
-      <w:r>
-        <w:t>117.2</w:t>
-      </w:r>
-    </w:p>
-    <w:p>
-      <w:pPr>
-        <w:pStyle w:val="BodyText"/>
-      </w:pPr>
-      <w:r>
-        <w:t>9.6</w:t>
-      </w:r>
-    </w:p>
-    <w:p>
-      <w:pPr>
-        <w:pStyle w:val="BodyText"/>
-      </w:pPr>
-      <w:r>
-        <w:t>385</w:t>
-      </w:r>
-    </w:p>
-    <w:p>
-      <w:pPr>
-        <w:pStyle w:val="BodyText"/>
-      </w:pPr>
-      <w:r>
-        <w:t>8.2%</w:t>
-      </w:r>
-    </w:p>
-    <w:p>
-      <w:pPr>
-        <w:pStyle w:val="BodyText"/>
-      </w:pPr>
-      <w:r>
-        <w:t>Africa</w:t>
-      </w:r>
-    </w:p>
-    <w:p>
-      <w:pPr>
-        <w:pStyle w:val="BodyText"/>
-      </w:pPr>
-      <w:r>
-        <w:t>48.7</w:t>
-      </w:r>
-    </w:p>
-    <w:p>
-      <w:pPr>
-        <w:pStyle w:val="BodyText"/>
-      </w:pPr>
-      <w:r>
-        <w:t>5.8</w:t>
-      </w:r>
-    </w:p>
-    <w:p>
-      <w:pPr>
-        <w:pStyle w:val="BodyText"/>
-      </w:pPr>
-      <w:r>
-        <w:t>233</w:t>
-      </w:r>
-    </w:p>
-    <w:p>
-      <w:pPr>
-        <w:pStyle w:val="BodyText"/>
-      </w:pPr>
-      <w:r>
-        <w:t>12%</w:t>
-      </w:r>
-    </w:p>
-    <w:p>
-      <w:pPr>
-        <w:pStyle w:val="BodyText"/>
-      </w:pPr>
-      <w:r>
-        <w:t>Eastern Mediterranean</w:t>
-      </w:r>
-    </w:p>
-    <w:p>
-      <w:pPr>
-        <w:pStyle w:val="BodyText"/>
-      </w:pPr>
-      <w:r>
-        <w:lastRenderedPageBreak/>
-        <w:t>64.3</w:t>
-      </w:r>
-    </w:p>
-    <w:p>
-      <w:pPr>
-        <w:pStyle w:val="BodyText"/>
-      </w:pPr>
-      <w:r>
-        <w:t>5.7</w:t>
-      </w:r>
-    </w:p>
-    <w:p>
-      <w:pPr>
-        <w:pStyle w:val="BodyText"/>
-      </w:pPr>
-      <w:r>
-        <w:t>229</w:t>
-      </w:r>
-    </w:p>
-    <w:p>
-      <w:pPr>
-        <w:pStyle w:val="BodyText"/>
-      </w:pPr>
-      <w:r>
-        <w:t>8.9%</w:t>
-      </w:r>
-    </w:p>
-    <w:p>
-      <w:pPr>
-        <w:pStyle w:val="BodyText"/>
-      </w:pPr>
-      <w:r>
-        <w:t>Americas</w:t>
-      </w:r>
-    </w:p>
-    <w:p>
-      <w:pPr>
-        <w:pStyle w:val="BodyText"/>
-      </w:pPr>
-      <w:r>
-        <w:t>62.8</w:t>
-      </w:r>
-    </w:p>
-    <w:p>
-      <w:pPr>
-        <w:pStyle w:val="BodyText"/>
-      </w:pPr>
-      <w:r>
-        <w:t>5.1</w:t>
-      </w:r>
-    </w:p>
-    <w:p>
-      <w:pPr>
-        <w:pStyle w:val="BodyText"/>
-      </w:pPr>
-      <w:r>
-        <w:t>204</w:t>
-      </w:r>
-    </w:p>
-    <w:p>
-      <w:pPr>
-        <w:pStyle w:val="BodyText"/>
-      </w:pPr>
-      <w:r>
-        <w:t>8.1%</w:t>
-      </w:r>
-    </w:p>
-    <w:p>
-      <w:pPr>
-        <w:pStyle w:val="BodyText"/>
-      </w:pPr>
-      <w:r>
-        <w:t xml:space="preserve">Note: </w:t>
-      </w:r>
-    </w:p>
-    <w:p>
-      <w:pPr>
-        <w:pStyle w:val="BodyText"/>
-      </w:pPr>
-      <w:r>
-        <w:t xml:space="preserve"> All Interventions scenario. BAU = business-as-usual.</w:t>
+        <w:rPr>
+          <w:i/>
+          <w:iCs/>
+        </w:rPr>
+        <w:t>Note: All Interventions scenario. BAU = business-as-usual.</w:t>
       </w:r>
     </w:p>
     <w:p>
@@ -6063,261 +6763,460 @@
         <w:t xml:space="preserve"> Cumulative burden of disease averted by World Bank income group under the combined intervention scenario (millions), 2025–2050.</w:t>
       </w:r>
     </w:p>
+    <w:tbl>
+      <w:tblPr>
+        <w:tblStyle w:val="Table"/>
+        <w:tblW w:w="0" w:type="auto"/>
+        <w:tblLook w:val="0020" w:firstRow="1" w:lastRow="0" w:firstColumn="0" w:lastColumn="0" w:noHBand="0" w:noVBand="0"/>
+      </w:tblPr>
+      <w:tblGrid>
+        <w:gridCol w:w="2486"/>
+        <w:gridCol w:w="962"/>
+        <w:gridCol w:w="798"/>
+        <w:gridCol w:w="747"/>
+        <w:gridCol w:w="889"/>
+      </w:tblGrid>
+      <w:tr>
+        <w:trPr>
+          <w:cnfStyle w:val="100000000000" w:firstRow="1" w:lastRow="0" w:firstColumn="0" w:lastColumn="0" w:oddVBand="0" w:evenVBand="0" w:oddHBand="0" w:evenHBand="0" w:firstRowFirstColumn="0" w:firstRowLastColumn="0" w:lastRowFirstColumn="0" w:lastRowLastColumn="0"/>
+          <w:tblHeader/>
+        </w:trPr>
+        <w:tc>
+          <w:tcPr>
+            <w:tcW w:w="0" w:type="auto"/>
+          </w:tcPr>
+          <w:p>
+            <w:pPr>
+              <w:pStyle w:val="Compact"/>
+            </w:pPr>
+            <w:r>
+              <w:t>Income group</w:t>
+            </w:r>
+          </w:p>
+        </w:tc>
+        <w:tc>
+          <w:tcPr>
+            <w:tcW w:w="0" w:type="auto"/>
+          </w:tcPr>
+          <w:p>
+            <w:pPr>
+              <w:pStyle w:val="Compact"/>
+              <w:jc w:val="right"/>
+            </w:pPr>
+            <w:r>
+              <w:t>Deaths</w:t>
+            </w:r>
+          </w:p>
+        </w:tc>
+        <w:tc>
+          <w:tcPr>
+            <w:tcW w:w="0" w:type="auto"/>
+          </w:tcPr>
+          <w:p>
+            <w:pPr>
+              <w:pStyle w:val="Compact"/>
+              <w:jc w:val="right"/>
+            </w:pPr>
+            <w:r>
+              <w:t>YLLs</w:t>
+            </w:r>
+          </w:p>
+        </w:tc>
+        <w:tc>
+          <w:tcPr>
+            <w:tcW w:w="0" w:type="auto"/>
+          </w:tcPr>
+          <w:p>
+            <w:pPr>
+              <w:pStyle w:val="Compact"/>
+              <w:jc w:val="right"/>
+            </w:pPr>
+            <w:r>
+              <w:t>YLDs</w:t>
+            </w:r>
+          </w:p>
+        </w:tc>
+        <w:tc>
+          <w:tcPr>
+            <w:tcW w:w="0" w:type="auto"/>
+          </w:tcPr>
+          <w:p>
+            <w:pPr>
+              <w:pStyle w:val="Compact"/>
+              <w:jc w:val="right"/>
+            </w:pPr>
+            <w:r>
+              <w:t>DALYs</w:t>
+            </w:r>
+          </w:p>
+        </w:tc>
+      </w:tr>
+      <w:tr>
+        <w:tc>
+          <w:tcPr>
+            <w:tcW w:w="0" w:type="auto"/>
+          </w:tcPr>
+          <w:p>
+            <w:pPr>
+              <w:pStyle w:val="Compact"/>
+            </w:pPr>
+            <w:r>
+              <w:t>NA</w:t>
+            </w:r>
+          </w:p>
+        </w:tc>
+        <w:tc>
+          <w:tcPr>
+            <w:tcW w:w="0" w:type="auto"/>
+          </w:tcPr>
+          <w:p>
+            <w:pPr>
+              <w:pStyle w:val="Compact"/>
+              <w:jc w:val="right"/>
+            </w:pPr>
+            <w:r>
+              <w:t>0.1</w:t>
+            </w:r>
+          </w:p>
+        </w:tc>
+        <w:tc>
+          <w:tcPr>
+            <w:tcW w:w="0" w:type="auto"/>
+          </w:tcPr>
+          <w:p>
+            <w:pPr>
+              <w:pStyle w:val="Compact"/>
+              <w:jc w:val="right"/>
+            </w:pPr>
+            <w:r>
+              <w:t>0.9</w:t>
+            </w:r>
+          </w:p>
+        </w:tc>
+        <w:tc>
+          <w:tcPr>
+            <w:tcW w:w="0" w:type="auto"/>
+          </w:tcPr>
+          <w:p>
+            <w:pPr>
+              <w:pStyle w:val="Compact"/>
+              <w:jc w:val="right"/>
+            </w:pPr>
+            <w:r>
+              <w:t>0.0</w:t>
+            </w:r>
+          </w:p>
+        </w:tc>
+        <w:tc>
+          <w:tcPr>
+            <w:tcW w:w="0" w:type="auto"/>
+          </w:tcPr>
+          <w:p>
+            <w:pPr>
+              <w:pStyle w:val="Compact"/>
+              <w:jc w:val="right"/>
+            </w:pPr>
+            <w:r>
+              <w:t>0.9</w:t>
+            </w:r>
+          </w:p>
+        </w:tc>
+      </w:tr>
+      <w:tr>
+        <w:tc>
+          <w:tcPr>
+            <w:tcW w:w="0" w:type="auto"/>
+          </w:tcPr>
+          <w:p>
+            <w:pPr>
+              <w:pStyle w:val="Compact"/>
+            </w:pPr>
+            <w:r>
+              <w:t>Low income</w:t>
+            </w:r>
+          </w:p>
+        </w:tc>
+        <w:tc>
+          <w:tcPr>
+            <w:tcW w:w="0" w:type="auto"/>
+          </w:tcPr>
+          <w:p>
+            <w:pPr>
+              <w:pStyle w:val="Compact"/>
+              <w:jc w:val="right"/>
+            </w:pPr>
+            <w:r>
+              <w:t>4.0</w:t>
+            </w:r>
+          </w:p>
+        </w:tc>
+        <w:tc>
+          <w:tcPr>
+            <w:tcW w:w="0" w:type="auto"/>
+          </w:tcPr>
+          <w:p>
+            <w:pPr>
+              <w:pStyle w:val="Compact"/>
+              <w:jc w:val="right"/>
+            </w:pPr>
+            <w:r>
+              <w:t>49.9</w:t>
+            </w:r>
+          </w:p>
+        </w:tc>
+        <w:tc>
+          <w:tcPr>
+            <w:tcW w:w="0" w:type="auto"/>
+          </w:tcPr>
+          <w:p>
+            <w:pPr>
+              <w:pStyle w:val="Compact"/>
+              <w:jc w:val="right"/>
+            </w:pPr>
+            <w:r>
+              <w:t>1.2</w:t>
+            </w:r>
+          </w:p>
+        </w:tc>
+        <w:tc>
+          <w:tcPr>
+            <w:tcW w:w="0" w:type="auto"/>
+          </w:tcPr>
+          <w:p>
+            <w:pPr>
+              <w:pStyle w:val="Compact"/>
+              <w:jc w:val="right"/>
+            </w:pPr>
+            <w:r>
+              <w:t>51.0</w:t>
+            </w:r>
+          </w:p>
+        </w:tc>
+      </w:tr>
+      <w:tr>
+        <w:tc>
+          <w:tcPr>
+            <w:tcW w:w="0" w:type="auto"/>
+          </w:tcPr>
+          <w:p>
+            <w:pPr>
+              <w:pStyle w:val="Compact"/>
+            </w:pPr>
+            <w:r>
+              <w:t>Lower-middle income</w:t>
+            </w:r>
+          </w:p>
+        </w:tc>
+        <w:tc>
+          <w:tcPr>
+            <w:tcW w:w="0" w:type="auto"/>
+          </w:tcPr>
+          <w:p>
+            <w:pPr>
+              <w:pStyle w:val="Compact"/>
+              <w:jc w:val="right"/>
+            </w:pPr>
+            <w:r>
+              <w:t>21.6</w:t>
+            </w:r>
+          </w:p>
+        </w:tc>
+        <w:tc>
+          <w:tcPr>
+            <w:tcW w:w="0" w:type="auto"/>
+          </w:tcPr>
+          <w:p>
+            <w:pPr>
+              <w:pStyle w:val="Compact"/>
+              <w:jc w:val="right"/>
+            </w:pPr>
+            <w:r>
+              <w:t>287.9</w:t>
+            </w:r>
+          </w:p>
+        </w:tc>
+        <w:tc>
+          <w:tcPr>
+            <w:tcW w:w="0" w:type="auto"/>
+          </w:tcPr>
+          <w:p>
+            <w:pPr>
+              <w:pStyle w:val="Compact"/>
+              <w:jc w:val="right"/>
+            </w:pPr>
+            <w:r>
+              <w:t>4.5</w:t>
+            </w:r>
+          </w:p>
+        </w:tc>
+        <w:tc>
+          <w:tcPr>
+            <w:tcW w:w="0" w:type="auto"/>
+          </w:tcPr>
+          <w:p>
+            <w:pPr>
+              <w:pStyle w:val="Compact"/>
+              <w:jc w:val="right"/>
+            </w:pPr>
+            <w:r>
+              <w:t>292.4</w:t>
+            </w:r>
+          </w:p>
+        </w:tc>
+      </w:tr>
+      <w:tr>
+        <w:tc>
+          <w:tcPr>
+            <w:tcW w:w="0" w:type="auto"/>
+          </w:tcPr>
+          <w:p>
+            <w:pPr>
+              <w:pStyle w:val="Compact"/>
+            </w:pPr>
+            <w:r>
+              <w:t>Upper-middle income</w:t>
+            </w:r>
+          </w:p>
+        </w:tc>
+        <w:tc>
+          <w:tcPr>
+            <w:tcW w:w="0" w:type="auto"/>
+          </w:tcPr>
+          <w:p>
+            <w:pPr>
+              <w:pStyle w:val="Compact"/>
+              <w:jc w:val="right"/>
+            </w:pPr>
+            <w:r>
+              <w:t>29.5</w:t>
+            </w:r>
+          </w:p>
+        </w:tc>
+        <w:tc>
+          <w:tcPr>
+            <w:tcW w:w="0" w:type="auto"/>
+          </w:tcPr>
+          <w:p>
+            <w:pPr>
+              <w:pStyle w:val="Compact"/>
+              <w:jc w:val="right"/>
+            </w:pPr>
+            <w:r>
+              <w:t>327.6</w:t>
+            </w:r>
+          </w:p>
+        </w:tc>
+        <w:tc>
+          <w:tcPr>
+            <w:tcW w:w="0" w:type="auto"/>
+          </w:tcPr>
+          <w:p>
+            <w:pPr>
+              <w:pStyle w:val="Compact"/>
+              <w:jc w:val="right"/>
+            </w:pPr>
+            <w:r>
+              <w:t>8.1</w:t>
+            </w:r>
+          </w:p>
+        </w:tc>
+        <w:tc>
+          <w:tcPr>
+            <w:tcW w:w="0" w:type="auto"/>
+          </w:tcPr>
+          <w:p>
+            <w:pPr>
+              <w:pStyle w:val="Compact"/>
+              <w:jc w:val="right"/>
+            </w:pPr>
+            <w:r>
+              <w:t>335.8</w:t>
+            </w:r>
+          </w:p>
+        </w:tc>
+      </w:tr>
+      <w:tr>
+        <w:tc>
+          <w:tcPr>
+            <w:tcW w:w="0" w:type="auto"/>
+          </w:tcPr>
+          <w:p>
+            <w:pPr>
+              <w:pStyle w:val="Compact"/>
+            </w:pPr>
+            <w:r>
+              <w:t>High income</w:t>
+            </w:r>
+          </w:p>
+        </w:tc>
+        <w:tc>
+          <w:tcPr>
+            <w:tcW w:w="0" w:type="auto"/>
+          </w:tcPr>
+          <w:p>
+            <w:pPr>
+              <w:pStyle w:val="Compact"/>
+              <w:jc w:val="right"/>
+            </w:pPr>
+            <w:r>
+              <w:t>9.5</w:t>
+            </w:r>
+          </w:p>
+        </w:tc>
+        <w:tc>
+          <w:tcPr>
+            <w:tcW w:w="0" w:type="auto"/>
+          </w:tcPr>
+          <w:p>
+            <w:pPr>
+              <w:pStyle w:val="Compact"/>
+              <w:jc w:val="right"/>
+            </w:pPr>
+            <w:r>
+              <w:t>95.5</w:t>
+            </w:r>
+          </w:p>
+        </w:tc>
+        <w:tc>
+          <w:tcPr>
+            <w:tcW w:w="0" w:type="auto"/>
+          </w:tcPr>
+          <w:p>
+            <w:pPr>
+              <w:pStyle w:val="Compact"/>
+              <w:jc w:val="right"/>
+            </w:pPr>
+            <w:r>
+              <w:t>2.9</w:t>
+            </w:r>
+          </w:p>
+        </w:tc>
+        <w:tc>
+          <w:tcPr>
+            <w:tcW w:w="0" w:type="auto"/>
+          </w:tcPr>
+          <w:p>
+            <w:pPr>
+              <w:pStyle w:val="Compact"/>
+              <w:jc w:val="right"/>
+            </w:pPr>
+            <w:r>
+              <w:t>98.4</w:t>
+            </w:r>
+          </w:p>
+        </w:tc>
+      </w:tr>
+    </w:tbl>
     <w:p>
       <w:pPr>
         <w:pStyle w:val="BodyText"/>
       </w:pPr>
       <w:r>
-        <w:t>Income group</w:t>
-      </w:r>
-    </w:p>
-    <w:p>
-      <w:pPr>
-        <w:pStyle w:val="BodyText"/>
-      </w:pPr>
-      <w:r>
-        <w:t>Deaths</w:t>
-      </w:r>
-    </w:p>
-    <w:p>
-      <w:pPr>
-        <w:pStyle w:val="BodyText"/>
-      </w:pPr>
-      <w:r>
-        <w:t>YLLs</w:t>
-      </w:r>
-    </w:p>
-    <w:p>
-      <w:pPr>
-        <w:pStyle w:val="BodyText"/>
-      </w:pPr>
-      <w:r>
-        <w:t>YLDs</w:t>
-      </w:r>
-    </w:p>
-    <w:p>
-      <w:pPr>
-        <w:pStyle w:val="BodyText"/>
-      </w:pPr>
-      <w:r>
-        <w:t>DALYs</w:t>
-      </w:r>
-    </w:p>
-    <w:p>
-      <w:pPr>
-        <w:pStyle w:val="BodyText"/>
-      </w:pPr>
-      <w:r>
-        <w:t>NA</w:t>
-      </w:r>
-    </w:p>
-    <w:p>
-      <w:pPr>
-        <w:pStyle w:val="BodyText"/>
-      </w:pPr>
-      <w:r>
-        <w:t>0.1</w:t>
-      </w:r>
-    </w:p>
-    <w:p>
-      <w:pPr>
-        <w:pStyle w:val="BodyText"/>
-      </w:pPr>
-      <w:r>
-        <w:t>0.9</w:t>
-      </w:r>
-    </w:p>
-    <w:p>
-      <w:pPr>
-        <w:pStyle w:val="BodyText"/>
-      </w:pPr>
-      <w:r>
-        <w:t>0.0</w:t>
-      </w:r>
-    </w:p>
-    <w:p>
-      <w:pPr>
-        <w:pStyle w:val="BodyText"/>
-      </w:pPr>
-      <w:r>
-        <w:t>0.9</w:t>
-      </w:r>
-    </w:p>
-    <w:p>
-      <w:pPr>
-        <w:pStyle w:val="BodyText"/>
-      </w:pPr>
-      <w:r>
-        <w:t>Low income</w:t>
-      </w:r>
-    </w:p>
-    <w:p>
-      <w:pPr>
-        <w:pStyle w:val="BodyText"/>
-      </w:pPr>
-      <w:r>
-        <w:t>4.0</w:t>
-      </w:r>
-    </w:p>
-    <w:p>
-      <w:pPr>
-        <w:pStyle w:val="BodyText"/>
-      </w:pPr>
-      <w:r>
-        <w:t>49.9</w:t>
-      </w:r>
-    </w:p>
-    <w:p>
-      <w:pPr>
-        <w:pStyle w:val="BodyText"/>
-      </w:pPr>
-      <w:r>
-        <w:t>1.2</w:t>
-      </w:r>
-    </w:p>
-    <w:p>
-      <w:pPr>
-        <w:pStyle w:val="BodyText"/>
-      </w:pPr>
-      <w:r>
-        <w:t>51.0</w:t>
-      </w:r>
-    </w:p>
-    <w:p>
-      <w:pPr>
-        <w:pStyle w:val="BodyText"/>
-      </w:pPr>
-      <w:r>
-        <w:t>Lower-middle income</w:t>
-      </w:r>
-    </w:p>
-    <w:p>
-      <w:pPr>
-        <w:pStyle w:val="BodyText"/>
-      </w:pPr>
-      <w:r>
-        <w:t>21.6</w:t>
-      </w:r>
-    </w:p>
-    <w:p>
-      <w:pPr>
-        <w:pStyle w:val="BodyText"/>
-      </w:pPr>
-      <w:r>
-        <w:t>287.9</w:t>
-      </w:r>
-    </w:p>
-    <w:p>
-      <w:pPr>
-        <w:pStyle w:val="BodyText"/>
-      </w:pPr>
-      <w:r>
-        <w:t>4.5</w:t>
-      </w:r>
-    </w:p>
-    <w:p>
-      <w:pPr>
-        <w:pStyle w:val="BodyText"/>
-      </w:pPr>
-      <w:r>
-        <w:t>292.4</w:t>
-      </w:r>
-    </w:p>
-    <w:p>
-      <w:pPr>
-        <w:pStyle w:val="BodyText"/>
-      </w:pPr>
-      <w:r>
-        <w:t>Upper-middle income</w:t>
-      </w:r>
-    </w:p>
-    <w:p>
-      <w:pPr>
-        <w:pStyle w:val="BodyText"/>
-      </w:pPr>
-      <w:r>
-        <w:t>29.5</w:t>
-      </w:r>
-    </w:p>
-    <w:p>
-      <w:pPr>
-        <w:pStyle w:val="BodyText"/>
-      </w:pPr>
-      <w:r>
-        <w:t>327.6</w:t>
-      </w:r>
-    </w:p>
-    <w:p>
-      <w:pPr>
-        <w:pStyle w:val="BodyText"/>
-      </w:pPr>
-      <w:r>
-        <w:t>8.1</w:t>
-      </w:r>
-    </w:p>
-    <w:p>
-      <w:pPr>
-        <w:pStyle w:val="BodyText"/>
-      </w:pPr>
-      <w:r>
-        <w:t>335.8</w:t>
-      </w:r>
-    </w:p>
-    <w:p>
-      <w:pPr>
-        <w:pStyle w:val="BodyText"/>
-      </w:pPr>
-      <w:r>
-        <w:t>High income</w:t>
-      </w:r>
-    </w:p>
-    <w:p>
-      <w:pPr>
-        <w:pStyle w:val="BodyText"/>
-      </w:pPr>
-      <w:r>
-        <w:lastRenderedPageBreak/>
-        <w:t>9.5</w:t>
-      </w:r>
-    </w:p>
-    <w:p>
-      <w:pPr>
-        <w:pStyle w:val="BodyText"/>
-      </w:pPr>
-      <w:r>
-        <w:t>95.5</w:t>
-      </w:r>
-    </w:p>
-    <w:p>
-      <w:pPr>
-        <w:pStyle w:val="BodyText"/>
-      </w:pPr>
-      <w:r>
-        <w:t>2.9</w:t>
-      </w:r>
-    </w:p>
-    <w:p>
-      <w:pPr>
-        <w:pStyle w:val="BodyText"/>
-      </w:pPr>
-      <w:r>
-        <w:t>98.4</w:t>
-      </w:r>
-    </w:p>
-    <w:p>
-      <w:pPr>
-        <w:pStyle w:val="BodyText"/>
-      </w:pPr>
-      <w:r>
-        <w:t xml:space="preserve">Note: </w:t>
-      </w:r>
-    </w:p>
-    <w:p>
-      <w:pPr>
-        <w:pStyle w:val="BodyText"/>
-      </w:pPr>
-      <w:r>
-        <w:t xml:space="preserve"> Values in millions. All Interventions scenario. Income groups based on World Bank 2026 classification.</w:t>
+        <w:rPr>
+          <w:i/>
+          <w:iCs/>
+        </w:rPr>
+        <w:t>Note: Values in millions. All Interventions scenario. Income groups based on World Bank 2026 classification.</w:t>
       </w:r>
     </w:p>
     <w:p>
@@ -6325,7 +7224,7 @@
         <w:pStyle w:val="Heading1"/>
       </w:pPr>
       <w:bookmarkStart w:id="78" w:name="figures"/>
-      <w:bookmarkStart w:id="79" w:name="_Toc225967521"/>
+      <w:bookmarkStart w:id="79" w:name="_Toc225970054"/>
       <w:bookmarkEnd w:id="76"/>
       <w:r>
         <w:rPr>
@@ -6363,7 +7262,7 @@
           <w:noProof/>
         </w:rPr>
         <w:drawing>
-          <wp:inline distT="0" distB="0" distL="0" distR="0" wp14:anchorId="12690AEE" wp14:editId="12690AEF">
+          <wp:inline distT="0" distB="0" distL="0" distR="0" wp14:anchorId="1E11B219" wp14:editId="1E11B21A">
             <wp:extent cx="5334000" cy="2424545"/>
             <wp:effectExtent l="0" t="0" r="0" b="0"/>
             <wp:docPr id="83" name="Picture" descr="Projected cumulative CVD burden under the business-as-usual scenario, 2026-2050."/>
@@ -6443,7 +7342,7 @@
           <w:noProof/>
         </w:rPr>
         <w:drawing>
-          <wp:inline distT="0" distB="0" distL="0" distR="0" wp14:anchorId="12690AF0" wp14:editId="12690AF1">
+          <wp:inline distT="0" distB="0" distL="0" distR="0" wp14:anchorId="1E11B21B" wp14:editId="1E11B21C">
             <wp:extent cx="5334000" cy="2963333"/>
             <wp:effectExtent l="0" t="0" r="0" b="0"/>
             <wp:docPr id="86" name="Picture" descr="Cumulative deaths averted by intervention scenario."/>
@@ -6523,7 +7422,7 @@
           <w:noProof/>
         </w:rPr>
         <w:drawing>
-          <wp:inline distT="0" distB="0" distL="0" distR="0" wp14:anchorId="12690AF2" wp14:editId="12690AF3">
+          <wp:inline distT="0" distB="0" distL="0" distR="0" wp14:anchorId="1E11B21D" wp14:editId="1E11B21E">
             <wp:extent cx="5334000" cy="2424545"/>
             <wp:effectExtent l="0" t="0" r="0" b="0"/>
             <wp:docPr id="89" name="Picture" descr="Annual deaths averted by intervention over time."/>
@@ -6603,7 +7502,7 @@
           <w:noProof/>
         </w:rPr>
         <w:drawing>
-          <wp:inline distT="0" distB="0" distL="0" distR="0" wp14:anchorId="12690AF4" wp14:editId="12690AF5">
+          <wp:inline distT="0" distB="0" distL="0" distR="0" wp14:anchorId="1E11B21F" wp14:editId="1E11B220">
             <wp:extent cx="5334000" cy="2424545"/>
             <wp:effectExtent l="0" t="0" r="0" b="0"/>
             <wp:docPr id="92" name="Picture" descr="Cumulative deaths averted over time by intervention."/>
@@ -6683,7 +7582,7 @@
           <w:noProof/>
         </w:rPr>
         <w:drawing>
-          <wp:inline distT="0" distB="0" distL="0" distR="0" wp14:anchorId="12690AF6" wp14:editId="12690AF7">
+          <wp:inline distT="0" distB="0" distL="0" distR="0" wp14:anchorId="1E11B221" wp14:editId="1E11B222">
             <wp:extent cx="5334000" cy="3733799"/>
             <wp:effectExtent l="0" t="0" r="0" b="0"/>
             <wp:docPr id="95" name="Picture" descr="Top 20 countries by projected deaths averted."/>
@@ -6763,7 +7662,7 @@
           <w:noProof/>
         </w:rPr>
         <w:drawing>
-          <wp:inline distT="0" distB="0" distL="0" distR="0" wp14:anchorId="12690AF8" wp14:editId="12690AF9">
+          <wp:inline distT="0" distB="0" distL="0" distR="0" wp14:anchorId="1E11B223" wp14:editId="1E11B224">
             <wp:extent cx="5334000" cy="2667000"/>
             <wp:effectExtent l="0" t="0" r="0" b="0"/>
             <wp:docPr id="98" name="Picture" descr="Distribution of projected benefits by age and sex."/>
@@ -6843,7 +7742,7 @@
           <w:noProof/>
         </w:rPr>
         <w:drawing>
-          <wp:inline distT="0" distB="0" distL="0" distR="0" wp14:anchorId="12690AFA" wp14:editId="12690AFB">
+          <wp:inline distT="0" distB="0" distL="0" distR="0" wp14:anchorId="1E11B225" wp14:editId="1E11B226">
             <wp:extent cx="5334000" cy="2667000"/>
             <wp:effectExtent l="0" t="0" r="0" b="0"/>
             <wp:docPr id="101" name="Picture" descr="Age-standardised CVD mortality rate by intervention scenario."/>
@@ -6923,7 +7822,7 @@
           <w:noProof/>
         </w:rPr>
         <w:drawing>
-          <wp:inline distT="0" distB="0" distL="0" distR="0" wp14:anchorId="12690AFC" wp14:editId="12690AFD">
+          <wp:inline distT="0" distB="0" distL="0" distR="0" wp14:anchorId="1E11B227" wp14:editId="1E11B228">
             <wp:extent cx="5334000" cy="2963333"/>
             <wp:effectExtent l="0" t="0" r="0" b="0"/>
             <wp:docPr id="104" name="Picture" descr="Deaths averted by cause of death and intervention scenario."/>
@@ -7003,7 +7902,7 @@
           <w:noProof/>
         </w:rPr>
         <w:drawing>
-          <wp:inline distT="0" distB="0" distL="0" distR="0" wp14:anchorId="12690AFE" wp14:editId="12690AFF">
+          <wp:inline distT="0" distB="0" distL="0" distR="0" wp14:anchorId="1E11B229" wp14:editId="1E11B22A">
             <wp:extent cx="5334000" cy="2667000"/>
             <wp:effectExtent l="0" t="0" r="0" b="0"/>
             <wp:docPr id="107" name="Picture" descr="Cumulative DALYs averted by intervention scenario over time."/>
@@ -7083,7 +7982,7 @@
           <w:noProof/>
         </w:rPr>
         <w:drawing>
-          <wp:inline distT="0" distB="0" distL="0" distR="0" wp14:anchorId="12690B00" wp14:editId="12690B01">
+          <wp:inline distT="0" distB="0" distL="0" distR="0" wp14:anchorId="1E11B22B" wp14:editId="1E11B22C">
             <wp:extent cx="5334000" cy="2424545"/>
             <wp:effectExtent l="0" t="0" r="0" b="0"/>
             <wp:docPr id="110" name="Picture" descr="Deaths averted per 100,000 population (world map)."/>
@@ -7138,7 +8037,7 @@
         <w:pStyle w:val="Heading1"/>
       </w:pPr>
       <w:bookmarkStart w:id="80" w:name="supplemental-material"/>
-      <w:bookmarkStart w:id="81" w:name="_Toc225967522"/>
+      <w:bookmarkStart w:id="81" w:name="_Toc225970055"/>
       <w:bookmarkEnd w:id="78"/>
       <w:r>
         <w:rPr>
@@ -7157,7 +8056,7 @@
         <w:pStyle w:val="Heading2"/>
       </w:pPr>
       <w:bookmarkStart w:id="82" w:name="additional-results"/>
-      <w:bookmarkStart w:id="83" w:name="_Toc225967523"/>
+      <w:bookmarkStart w:id="83" w:name="_Toc225970056"/>
       <w:r>
         <w:rPr>
           <w:rStyle w:val="SectionNumber"/>
@@ -7175,7 +8074,7 @@
         <w:pStyle w:val="Heading3"/>
       </w:pPr>
       <w:bookmarkStart w:id="84" w:name="X582a0f7917acfdb9174f291c51ebfeedd8599d4"/>
-      <w:bookmarkStart w:id="85" w:name="_Toc225967524"/>
+      <w:bookmarkStart w:id="85" w:name="_Toc225970057"/>
       <w:r>
         <w:rPr>
           <w:rStyle w:val="SectionNumber"/>
@@ -7201,7 +8100,7 @@
         <w:pStyle w:val="Heading3"/>
       </w:pPr>
       <w:bookmarkStart w:id="86" w:name="Xa8a3e5ba64697878e9badd6a5b52d8a9cbc9cf7"/>
-      <w:bookmarkStart w:id="87" w:name="_Toc225967525"/>
+      <w:bookmarkStart w:id="87" w:name="_Toc225970058"/>
       <w:bookmarkEnd w:id="84"/>
       <w:r>
         <w:rPr>
@@ -7228,7 +8127,7 @@
         <w:pStyle w:val="Heading3"/>
       </w:pPr>
       <w:bookmarkStart w:id="88" w:name="X4a8ff4b16f05f4c2eb11c5de52e21c0e0ce0d57"/>
-      <w:bookmarkStart w:id="89" w:name="_Toc225967526"/>
+      <w:bookmarkStart w:id="89" w:name="_Toc225970059"/>
       <w:bookmarkEnd w:id="86"/>
       <w:r>
         <w:rPr>
@@ -7255,7 +8154,7 @@
         <w:pStyle w:val="Heading3"/>
       </w:pPr>
       <w:bookmarkStart w:id="90" w:name="table-regional-and-income-group-results"/>
-      <w:bookmarkStart w:id="91" w:name="_Toc225967527"/>
+      <w:bookmarkStart w:id="91" w:name="_Toc225970060"/>
       <w:bookmarkEnd w:id="88"/>
       <w:r>
         <w:rPr>
@@ -7282,7 +8181,7 @@
         <w:pStyle w:val="Heading2"/>
       </w:pPr>
       <w:bookmarkStart w:id="92" w:name="methodology-and-mathematical-details"/>
-      <w:bookmarkStart w:id="93" w:name="_Toc225967528"/>
+      <w:bookmarkStart w:id="93" w:name="_Toc225970061"/>
       <w:bookmarkEnd w:id="82"/>
       <w:bookmarkEnd w:id="90"/>
       <w:r>
@@ -10117,7 +11016,7 @@
   <w:abstractNum w:abstractNumId="0" w15:restartNumberingAfterBreak="0">
     <w:nsid w:val="0000A990"/>
     <w:multiLevelType w:val="multilevel"/>
-    <w:tmpl w:val="A28C5606"/>
+    <w:tmpl w:val="877E914A"/>
     <w:lvl w:ilvl="0">
       <w:numFmt w:val="bullet"/>
       <w:lvlText w:val=" "/>
@@ -10194,7 +11093,7 @@
   <w:abstractNum w:abstractNumId="1" w15:restartNumberingAfterBreak="0">
     <w:nsid w:val="00A99411"/>
     <w:multiLevelType w:val="multilevel"/>
-    <w:tmpl w:val="0D143A88"/>
+    <w:tmpl w:val="CE12013E"/>
     <w:lvl w:ilvl="0">
       <w:start w:val="1"/>
       <w:numFmt w:val="decimal"/>
@@ -10277,10 +11176,10 @@
       </w:pPr>
     </w:lvl>
   </w:abstractNum>
-  <w:num w:numId="1" w16cid:durableId="1937473006">
+  <w:num w:numId="1" w16cid:durableId="1730692273">
     <w:abstractNumId w:val="0"/>
   </w:num>
-  <w:num w:numId="2" w16cid:durableId="1577670697">
+  <w:num w:numId="2" w16cid:durableId="1631788427">
     <w:abstractNumId w:val="1"/>
     <w:lvlOverride w:ilvl="0">
       <w:startOverride w:val="1"/>
@@ -10310,7 +11209,7 @@
       <w:startOverride w:val="1"/>
     </w:lvlOverride>
   </w:num>
-  <w:num w:numId="3" w16cid:durableId="1609266577">
+  <w:num w:numId="3" w16cid:durableId="2087875945">
     <w:abstractNumId w:val="1"/>
     <w:lvlOverride w:ilvl="0">
       <w:startOverride w:val="1"/>
@@ -11601,7 +12500,7 @@
     <w:next w:val="Normal"/>
     <w:autoRedefine/>
     <w:uiPriority w:val="39"/>
-    <w:rsid w:val="00897262"/>
+    <w:rsid w:val="0040223E"/>
     <w:pPr>
       <w:spacing w:after="100"/>
     </w:pPr>
@@ -11612,7 +12511,7 @@
     <w:next w:val="Normal"/>
     <w:autoRedefine/>
     <w:uiPriority w:val="39"/>
-    <w:rsid w:val="00897262"/>
+    <w:rsid w:val="0040223E"/>
     <w:pPr>
       <w:spacing w:after="100"/>
       <w:ind w:left="240"/>
@@ -11624,7 +12523,7 @@
     <w:next w:val="Normal"/>
     <w:autoRedefine/>
     <w:uiPriority w:val="39"/>
-    <w:rsid w:val="00897262"/>
+    <w:rsid w:val="0040223E"/>
     <w:pPr>
       <w:spacing w:after="100"/>
       <w:ind w:left="480"/>
@@ -11926,24 +12825,4 @@
     </a:ext>
   </a:extLst>
 </a:theme>
-</file>
-
-<file path=word/webextensions/taskpanes.xml><?xml version="1.0" encoding="utf-8"?>
-<wetp:taskpanes xmlns:wetp="http://schemas.microsoft.com/office/webextensions/taskpanes/2010/11">
-  <wetp:taskpane dockstate="right" visibility="0" width="438" row="3">
-    <wetp:webextensionref xmlns:r="http://schemas.openxmlformats.org/officeDocument/2006/relationships" r:id="rId1"/>
-  </wetp:taskpane>
-</wetp:taskpanes>
-</file>
-
-<file path=word/webextensions/webextension1.xml><?xml version="1.0" encoding="utf-8"?>
-<we:webextension xmlns:we="http://schemas.microsoft.com/office/webextensions/webextension/2010/11" id="{8887166B-3CB3-48BE-8C0A-B4E084F1B550}">
-  <we:reference id="4b785c87-866c-4bad-85d8-5d1ae467ac9a" version="3.23.0.0" store="EXCatalog" storeType="EXCatalog"/>
-  <we:alternateReferences>
-    <we:reference id="WA104381909" version="3.23.0.0" store="en-US" storeType="OMEX"/>
-  </we:alternateReferences>
-  <we:properties/>
-  <we:bindings/>
-  <we:snapshot xmlns:r="http://schemas.openxmlformats.org/officeDocument/2006/relationships"/>
-</we:webextension>
 </file>
--- a/docs/who_cvd_targets_paper1.docx
+++ b/docs/who_cvd_targets_paper1.docx
@@ -23,7 +23,7 @@
         <w:pStyle w:val="Date"/>
       </w:pPr>
       <w:r>
-        <w:t>April 01, 2026</w:t>
+        <w:t>April 02, 2026</w:t>
       </w:r>
     </w:p>
     <w:sdt>
@@ -34,12 +34,13 @@
           <w:sz w:val="24"/>
           <w:szCs w:val="24"/>
         </w:rPr>
-        <w:id w:val="1511096870"/>
+        <w:id w:val="-1876383548"/>
         <w:docPartObj>
           <w:docPartGallery w:val="Table of Contents"/>
           <w:docPartUnique/>
         </w:docPartObj>
       </w:sdtPr>
+      <w:sdtEndPr/>
       <w:sdtContent>
         <w:p>
           <w:pPr>
@@ -69,7 +70,7 @@
           <w:r>
             <w:fldChar w:fldCharType="separate"/>
           </w:r>
-          <w:hyperlink w:anchor="_Toc225970023" w:history="1">
+          <w:hyperlink w:anchor="_Toc226039182" w:history="1">
             <w:r>
               <w:rPr>
                 <w:rStyle w:val="Hyperlink"/>
@@ -109,7 +110,7 @@
                 <w:noProof/>
                 <w:webHidden/>
               </w:rPr>
-              <w:instrText xml:space="preserve"> PAGEREF _Toc225970023 \h </w:instrText>
+              <w:instrText xml:space="preserve"> PAGEREF _Toc226039182 \h </w:instrText>
             </w:r>
             <w:r>
               <w:rPr>
@@ -129,7 +130,7 @@
                 <w:noProof/>
                 <w:webHidden/>
               </w:rPr>
-              <w:t>2</w:t>
+              <w:t>1</w:t>
             </w:r>
             <w:r>
               <w:rPr>
@@ -151,7 +152,7 @@
               <w:noProof/>
             </w:rPr>
           </w:pPr>
-          <w:hyperlink w:anchor="_Toc225970024" w:history="1">
+          <w:hyperlink w:anchor="_Toc226039183" w:history="1">
             <w:r>
               <w:rPr>
                 <w:rStyle w:val="Hyperlink"/>
@@ -191,7 +192,7 @@
                 <w:noProof/>
                 <w:webHidden/>
               </w:rPr>
-              <w:instrText xml:space="preserve"> PAGEREF _Toc225970024 \h </w:instrText>
+              <w:instrText xml:space="preserve"> PAGEREF _Toc226039183 \h </w:instrText>
             </w:r>
             <w:r>
               <w:rPr>
@@ -211,7 +212,7 @@
                 <w:noProof/>
                 <w:webHidden/>
               </w:rPr>
-              <w:t>2</w:t>
+              <w:t>1</w:t>
             </w:r>
             <w:r>
               <w:rPr>
@@ -233,7 +234,7 @@
               <w:noProof/>
             </w:rPr>
           </w:pPr>
-          <w:hyperlink w:anchor="_Toc225970025" w:history="1">
+          <w:hyperlink w:anchor="_Toc226039184" w:history="1">
             <w:r>
               <w:rPr>
                 <w:rStyle w:val="Hyperlink"/>
@@ -273,7 +274,7 @@
                 <w:noProof/>
                 <w:webHidden/>
               </w:rPr>
-              <w:instrText xml:space="preserve"> PAGEREF _Toc225970025 \h </w:instrText>
+              <w:instrText xml:space="preserve"> PAGEREF _Toc226039184 \h </w:instrText>
             </w:r>
             <w:r>
               <w:rPr>
@@ -293,7 +294,7 @@
                 <w:noProof/>
                 <w:webHidden/>
               </w:rPr>
-              <w:t>3</w:t>
+              <w:t>1</w:t>
             </w:r>
             <w:r>
               <w:rPr>
@@ -315,7 +316,7 @@
               <w:noProof/>
             </w:rPr>
           </w:pPr>
-          <w:hyperlink w:anchor="_Toc225970026" w:history="1">
+          <w:hyperlink w:anchor="_Toc226039185" w:history="1">
             <w:r>
               <w:rPr>
                 <w:rStyle w:val="Hyperlink"/>
@@ -355,7 +356,7 @@
                 <w:noProof/>
                 <w:webHidden/>
               </w:rPr>
-              <w:instrText xml:space="preserve"> PAGEREF _Toc225970026 \h </w:instrText>
+              <w:instrText xml:space="preserve"> PAGEREF _Toc226039185 \h </w:instrText>
             </w:r>
             <w:r>
               <w:rPr>
@@ -375,7 +376,7 @@
                 <w:noProof/>
                 <w:webHidden/>
               </w:rPr>
-              <w:t>4</w:t>
+              <w:t>1</w:t>
             </w:r>
             <w:r>
               <w:rPr>
@@ -397,7 +398,7 @@
               <w:noProof/>
             </w:rPr>
           </w:pPr>
-          <w:hyperlink w:anchor="_Toc225970027" w:history="1">
+          <w:hyperlink w:anchor="_Toc226039186" w:history="1">
             <w:r>
               <w:rPr>
                 <w:rStyle w:val="Hyperlink"/>
@@ -437,7 +438,7 @@
                 <w:noProof/>
                 <w:webHidden/>
               </w:rPr>
-              <w:instrText xml:space="preserve"> PAGEREF _Toc225970027 \h </w:instrText>
+              <w:instrText xml:space="preserve"> PAGEREF _Toc226039186 \h </w:instrText>
             </w:r>
             <w:r>
               <w:rPr>
@@ -457,7 +458,7 @@
                 <w:noProof/>
                 <w:webHidden/>
               </w:rPr>
-              <w:t>5</w:t>
+              <w:t>1</w:t>
             </w:r>
             <w:r>
               <w:rPr>
@@ -479,7 +480,7 @@
               <w:noProof/>
             </w:rPr>
           </w:pPr>
-          <w:hyperlink w:anchor="_Toc225970028" w:history="1">
+          <w:hyperlink w:anchor="_Toc226039187" w:history="1">
             <w:r>
               <w:rPr>
                 <w:rStyle w:val="Hyperlink"/>
@@ -519,7 +520,7 @@
                 <w:noProof/>
                 <w:webHidden/>
               </w:rPr>
-              <w:instrText xml:space="preserve"> PAGEREF _Toc225970028 \h </w:instrText>
+              <w:instrText xml:space="preserve"> PAGEREF _Toc226039187 \h </w:instrText>
             </w:r>
             <w:r>
               <w:rPr>
@@ -539,7 +540,7 @@
                 <w:noProof/>
                 <w:webHidden/>
               </w:rPr>
-              <w:t>5</w:t>
+              <w:t>1</w:t>
             </w:r>
             <w:r>
               <w:rPr>
@@ -561,7 +562,7 @@
               <w:noProof/>
             </w:rPr>
           </w:pPr>
-          <w:hyperlink w:anchor="_Toc225970029" w:history="1">
+          <w:hyperlink w:anchor="_Toc226039188" w:history="1">
             <w:r>
               <w:rPr>
                 <w:rStyle w:val="Hyperlink"/>
@@ -601,7 +602,7 @@
                 <w:noProof/>
                 <w:webHidden/>
               </w:rPr>
-              <w:instrText xml:space="preserve"> PAGEREF _Toc225970029 \h </w:instrText>
+              <w:instrText xml:space="preserve"> PAGEREF _Toc226039188 \h </w:instrText>
             </w:r>
             <w:r>
               <w:rPr>
@@ -621,7 +622,7 @@
                 <w:noProof/>
                 <w:webHidden/>
               </w:rPr>
-              <w:t>5</w:t>
+              <w:t>1</w:t>
             </w:r>
             <w:r>
               <w:rPr>
@@ -643,7 +644,7 @@
               <w:noProof/>
             </w:rPr>
           </w:pPr>
-          <w:hyperlink w:anchor="_Toc225970030" w:history="1">
+          <w:hyperlink w:anchor="_Toc226039189" w:history="1">
             <w:r>
               <w:rPr>
                 <w:rStyle w:val="Hyperlink"/>
@@ -683,7 +684,7 @@
                 <w:noProof/>
                 <w:webHidden/>
               </w:rPr>
-              <w:instrText xml:space="preserve"> PAGEREF _Toc225970030 \h </w:instrText>
+              <w:instrText xml:space="preserve"> PAGEREF _Toc226039189 \h </w:instrText>
             </w:r>
             <w:r>
               <w:rPr>
@@ -703,7 +704,7 @@
                 <w:noProof/>
                 <w:webHidden/>
               </w:rPr>
-              <w:t>6</w:t>
+              <w:t>1</w:t>
             </w:r>
             <w:r>
               <w:rPr>
@@ -725,7 +726,7 @@
               <w:noProof/>
             </w:rPr>
           </w:pPr>
-          <w:hyperlink w:anchor="_Toc225970031" w:history="1">
+          <w:hyperlink w:anchor="_Toc226039190" w:history="1">
             <w:r>
               <w:rPr>
                 <w:rStyle w:val="Hyperlink"/>
@@ -765,7 +766,7 @@
                 <w:noProof/>
                 <w:webHidden/>
               </w:rPr>
-              <w:instrText xml:space="preserve"> PAGEREF _Toc225970031 \h </w:instrText>
+              <w:instrText xml:space="preserve"> PAGEREF _Toc226039190 \h </w:instrText>
             </w:r>
             <w:r>
               <w:rPr>
@@ -785,7 +786,7 @@
                 <w:noProof/>
                 <w:webHidden/>
               </w:rPr>
-              <w:t>6</w:t>
+              <w:t>1</w:t>
             </w:r>
             <w:r>
               <w:rPr>
@@ -807,7 +808,7 @@
               <w:noProof/>
             </w:rPr>
           </w:pPr>
-          <w:hyperlink w:anchor="_Toc225970032" w:history="1">
+          <w:hyperlink w:anchor="_Toc226039191" w:history="1">
             <w:r>
               <w:rPr>
                 <w:rStyle w:val="Hyperlink"/>
@@ -847,7 +848,7 @@
                 <w:noProof/>
                 <w:webHidden/>
               </w:rPr>
-              <w:instrText xml:space="preserve"> PAGEREF _Toc225970032 \h </w:instrText>
+              <w:instrText xml:space="preserve"> PAGEREF _Toc226039191 \h </w:instrText>
             </w:r>
             <w:r>
               <w:rPr>
@@ -867,7 +868,7 @@
                 <w:noProof/>
                 <w:webHidden/>
               </w:rPr>
-              <w:t>7</w:t>
+              <w:t>1</w:t>
             </w:r>
             <w:r>
               <w:rPr>
@@ -889,7 +890,7 @@
               <w:noProof/>
             </w:rPr>
           </w:pPr>
-          <w:hyperlink w:anchor="_Toc225970033" w:history="1">
+          <w:hyperlink w:anchor="_Toc226039192" w:history="1">
             <w:r>
               <w:rPr>
                 <w:rStyle w:val="Hyperlink"/>
@@ -929,7 +930,7 @@
                 <w:noProof/>
                 <w:webHidden/>
               </w:rPr>
-              <w:instrText xml:space="preserve"> PAGEREF _Toc225970033 \h </w:instrText>
+              <w:instrText xml:space="preserve"> PAGEREF _Toc226039192 \h </w:instrText>
             </w:r>
             <w:r>
               <w:rPr>
@@ -949,7 +950,7 @@
                 <w:noProof/>
                 <w:webHidden/>
               </w:rPr>
-              <w:t>7</w:t>
+              <w:t>1</w:t>
             </w:r>
             <w:r>
               <w:rPr>
@@ -971,7 +972,7 @@
               <w:noProof/>
             </w:rPr>
           </w:pPr>
-          <w:hyperlink w:anchor="_Toc225970034" w:history="1">
+          <w:hyperlink w:anchor="_Toc226039193" w:history="1">
             <w:r>
               <w:rPr>
                 <w:rStyle w:val="Hyperlink"/>
@@ -1011,7 +1012,7 @@
                 <w:noProof/>
                 <w:webHidden/>
               </w:rPr>
-              <w:instrText xml:space="preserve"> PAGEREF _Toc225970034 \h </w:instrText>
+              <w:instrText xml:space="preserve"> PAGEREF _Toc226039193 \h </w:instrText>
             </w:r>
             <w:r>
               <w:rPr>
@@ -1031,7 +1032,7 @@
                 <w:noProof/>
                 <w:webHidden/>
               </w:rPr>
-              <w:t>7</w:t>
+              <w:t>1</w:t>
             </w:r>
             <w:r>
               <w:rPr>
@@ -1053,7 +1054,7 @@
               <w:noProof/>
             </w:rPr>
           </w:pPr>
-          <w:hyperlink w:anchor="_Toc225970035" w:history="1">
+          <w:hyperlink w:anchor="_Toc226039194" w:history="1">
             <w:r>
               <w:rPr>
                 <w:rStyle w:val="Hyperlink"/>
@@ -1093,7 +1094,7 @@
                 <w:noProof/>
                 <w:webHidden/>
               </w:rPr>
-              <w:instrText xml:space="preserve"> PAGEREF _Toc225970035 \h </w:instrText>
+              <w:instrText xml:space="preserve"> PAGEREF _Toc226039194 \h </w:instrText>
             </w:r>
             <w:r>
               <w:rPr>
@@ -1113,7 +1114,7 @@
                 <w:noProof/>
                 <w:webHidden/>
               </w:rPr>
-              <w:t>7</w:t>
+              <w:t>1</w:t>
             </w:r>
             <w:r>
               <w:rPr>
@@ -1135,7 +1136,7 @@
               <w:noProof/>
             </w:rPr>
           </w:pPr>
-          <w:hyperlink w:anchor="_Toc225970036" w:history="1">
+          <w:hyperlink w:anchor="_Toc226039195" w:history="1">
             <w:r>
               <w:rPr>
                 <w:rStyle w:val="Hyperlink"/>
@@ -1175,7 +1176,7 @@
                 <w:noProof/>
                 <w:webHidden/>
               </w:rPr>
-              <w:instrText xml:space="preserve"> PAGEREF _Toc225970036 \h </w:instrText>
+              <w:instrText xml:space="preserve"> PAGEREF _Toc226039195 \h </w:instrText>
             </w:r>
             <w:r>
               <w:rPr>
@@ -1195,7 +1196,7 @@
                 <w:noProof/>
                 <w:webHidden/>
               </w:rPr>
-              <w:t>7</w:t>
+              <w:t>1</w:t>
             </w:r>
             <w:r>
               <w:rPr>
@@ -1217,7 +1218,7 @@
               <w:noProof/>
             </w:rPr>
           </w:pPr>
-          <w:hyperlink w:anchor="_Toc225970037" w:history="1">
+          <w:hyperlink w:anchor="_Toc226039196" w:history="1">
             <w:r>
               <w:rPr>
                 <w:rStyle w:val="Hyperlink"/>
@@ -1257,7 +1258,7 @@
                 <w:noProof/>
                 <w:webHidden/>
               </w:rPr>
-              <w:instrText xml:space="preserve"> PAGEREF _Toc225970037 \h </w:instrText>
+              <w:instrText xml:space="preserve"> PAGEREF _Toc226039196 \h </w:instrText>
             </w:r>
             <w:r>
               <w:rPr>
@@ -1277,7 +1278,7 @@
                 <w:noProof/>
                 <w:webHidden/>
               </w:rPr>
-              <w:t>8</w:t>
+              <w:t>1</w:t>
             </w:r>
             <w:r>
               <w:rPr>
@@ -1299,7 +1300,7 @@
               <w:noProof/>
             </w:rPr>
           </w:pPr>
-          <w:hyperlink w:anchor="_Toc225970038" w:history="1">
+          <w:hyperlink w:anchor="_Toc226039197" w:history="1">
             <w:r>
               <w:rPr>
                 <w:rStyle w:val="Hyperlink"/>
@@ -1339,7 +1340,7 @@
                 <w:noProof/>
                 <w:webHidden/>
               </w:rPr>
-              <w:instrText xml:space="preserve"> PAGEREF _Toc225970038 \h </w:instrText>
+              <w:instrText xml:space="preserve"> PAGEREF _Toc226039197 \h </w:instrText>
             </w:r>
             <w:r>
               <w:rPr>
@@ -1359,7 +1360,7 @@
                 <w:noProof/>
                 <w:webHidden/>
               </w:rPr>
-              <w:t>8</w:t>
+              <w:t>1</w:t>
             </w:r>
             <w:r>
               <w:rPr>
@@ -1381,7 +1382,7 @@
               <w:noProof/>
             </w:rPr>
           </w:pPr>
-          <w:hyperlink w:anchor="_Toc225970039" w:history="1">
+          <w:hyperlink w:anchor="_Toc226039198" w:history="1">
             <w:r>
               <w:rPr>
                 <w:rStyle w:val="Hyperlink"/>
@@ -1421,7 +1422,7 @@
                 <w:noProof/>
                 <w:webHidden/>
               </w:rPr>
-              <w:instrText xml:space="preserve"> PAGEREF _Toc225970039 \h </w:instrText>
+              <w:instrText xml:space="preserve"> PAGEREF _Toc226039198 \h </w:instrText>
             </w:r>
             <w:r>
               <w:rPr>
@@ -1441,7 +1442,7 @@
                 <w:noProof/>
                 <w:webHidden/>
               </w:rPr>
-              <w:t>8</w:t>
+              <w:t>1</w:t>
             </w:r>
             <w:r>
               <w:rPr>
@@ -1463,7 +1464,7 @@
               <w:noProof/>
             </w:rPr>
           </w:pPr>
-          <w:hyperlink w:anchor="_Toc225970040" w:history="1">
+          <w:hyperlink w:anchor="_Toc226039199" w:history="1">
             <w:r>
               <w:rPr>
                 <w:rStyle w:val="Hyperlink"/>
@@ -1503,7 +1504,7 @@
                 <w:noProof/>
                 <w:webHidden/>
               </w:rPr>
-              <w:instrText xml:space="preserve"> PAGEREF _Toc225970040 \h </w:instrText>
+              <w:instrText xml:space="preserve"> PAGEREF _Toc226039199 \h </w:instrText>
             </w:r>
             <w:r>
               <w:rPr>
@@ -1523,7 +1524,7 @@
                 <w:noProof/>
                 <w:webHidden/>
               </w:rPr>
-              <w:t>9</w:t>
+              <w:t>1</w:t>
             </w:r>
             <w:r>
               <w:rPr>
@@ -1545,7 +1546,7 @@
               <w:noProof/>
             </w:rPr>
           </w:pPr>
-          <w:hyperlink w:anchor="_Toc225970041" w:history="1">
+          <w:hyperlink w:anchor="_Toc226039200" w:history="1">
             <w:r>
               <w:rPr>
                 <w:rStyle w:val="Hyperlink"/>
@@ -1585,7 +1586,7 @@
                 <w:noProof/>
                 <w:webHidden/>
               </w:rPr>
-              <w:instrText xml:space="preserve"> PAGEREF _Toc225970041 \h </w:instrText>
+              <w:instrText xml:space="preserve"> PAGEREF _Toc226039200 \h </w:instrText>
             </w:r>
             <w:r>
               <w:rPr>
@@ -1605,7 +1606,7 @@
                 <w:noProof/>
                 <w:webHidden/>
               </w:rPr>
-              <w:t>9</w:t>
+              <w:t>1</w:t>
             </w:r>
             <w:r>
               <w:rPr>
@@ -1627,7 +1628,7 @@
               <w:noProof/>
             </w:rPr>
           </w:pPr>
-          <w:hyperlink w:anchor="_Toc225970042" w:history="1">
+          <w:hyperlink w:anchor="_Toc226039201" w:history="1">
             <w:r>
               <w:rPr>
                 <w:rStyle w:val="Hyperlink"/>
@@ -1667,7 +1668,7 @@
                 <w:noProof/>
                 <w:webHidden/>
               </w:rPr>
-              <w:instrText xml:space="preserve"> PAGEREF _Toc225970042 \h </w:instrText>
+              <w:instrText xml:space="preserve"> PAGEREF _Toc226039201 \h </w:instrText>
             </w:r>
             <w:r>
               <w:rPr>
@@ -1687,7 +1688,7 @@
                 <w:noProof/>
                 <w:webHidden/>
               </w:rPr>
-              <w:t>9</w:t>
+              <w:t>1</w:t>
             </w:r>
             <w:r>
               <w:rPr>
@@ -1709,7 +1710,7 @@
               <w:noProof/>
             </w:rPr>
           </w:pPr>
-          <w:hyperlink w:anchor="_Toc225970043" w:history="1">
+          <w:hyperlink w:anchor="_Toc226039202" w:history="1">
             <w:r>
               <w:rPr>
                 <w:rStyle w:val="Hyperlink"/>
@@ -1749,7 +1750,7 @@
                 <w:noProof/>
                 <w:webHidden/>
               </w:rPr>
-              <w:instrText xml:space="preserve"> PAGEREF _Toc225970043 \h </w:instrText>
+              <w:instrText xml:space="preserve"> PAGEREF _Toc226039202 \h </w:instrText>
             </w:r>
             <w:r>
               <w:rPr>
@@ -1769,7 +1770,7 @@
                 <w:noProof/>
                 <w:webHidden/>
               </w:rPr>
-              <w:t>9</w:t>
+              <w:t>1</w:t>
             </w:r>
             <w:r>
               <w:rPr>
@@ -1791,7 +1792,7 @@
               <w:noProof/>
             </w:rPr>
           </w:pPr>
-          <w:hyperlink w:anchor="_Toc225970044" w:history="1">
+          <w:hyperlink w:anchor="_Toc226039203" w:history="1">
             <w:r>
               <w:rPr>
                 <w:rStyle w:val="Hyperlink"/>
@@ -1831,7 +1832,7 @@
                 <w:noProof/>
                 <w:webHidden/>
               </w:rPr>
-              <w:instrText xml:space="preserve"> PAGEREF _Toc225970044 \h </w:instrText>
+              <w:instrText xml:space="preserve"> PAGEREF _Toc226039203 \h </w:instrText>
             </w:r>
             <w:r>
               <w:rPr>
@@ -1851,7 +1852,7 @@
                 <w:noProof/>
                 <w:webHidden/>
               </w:rPr>
-              <w:t>9</w:t>
+              <w:t>1</w:t>
             </w:r>
             <w:r>
               <w:rPr>
@@ -1873,7 +1874,7 @@
               <w:noProof/>
             </w:rPr>
           </w:pPr>
-          <w:hyperlink w:anchor="_Toc225970045" w:history="1">
+          <w:hyperlink w:anchor="_Toc226039204" w:history="1">
             <w:r>
               <w:rPr>
                 <w:rStyle w:val="Hyperlink"/>
@@ -1913,7 +1914,7 @@
                 <w:noProof/>
                 <w:webHidden/>
               </w:rPr>
-              <w:instrText xml:space="preserve"> PAGEREF _Toc225970045 \h </w:instrText>
+              <w:instrText xml:space="preserve"> PAGEREF _Toc226039204 \h </w:instrText>
             </w:r>
             <w:r>
               <w:rPr>
@@ -1933,7 +1934,7 @@
                 <w:noProof/>
                 <w:webHidden/>
               </w:rPr>
-              <w:t>10</w:t>
+              <w:t>1</w:t>
             </w:r>
             <w:r>
               <w:rPr>
@@ -1955,7 +1956,7 @@
               <w:noProof/>
             </w:rPr>
           </w:pPr>
-          <w:hyperlink w:anchor="_Toc225970046" w:history="1">
+          <w:hyperlink w:anchor="_Toc226039205" w:history="1">
             <w:r>
               <w:rPr>
                 <w:rStyle w:val="Hyperlink"/>
@@ -1995,7 +1996,7 @@
                 <w:noProof/>
                 <w:webHidden/>
               </w:rPr>
-              <w:instrText xml:space="preserve"> PAGEREF _Toc225970046 \h </w:instrText>
+              <w:instrText xml:space="preserve"> PAGEREF _Toc226039205 \h </w:instrText>
             </w:r>
             <w:r>
               <w:rPr>
@@ -2015,7 +2016,7 @@
                 <w:noProof/>
                 <w:webHidden/>
               </w:rPr>
-              <w:t>10</w:t>
+              <w:t>1</w:t>
             </w:r>
             <w:r>
               <w:rPr>
@@ -2037,7 +2038,7 @@
               <w:noProof/>
             </w:rPr>
           </w:pPr>
-          <w:hyperlink w:anchor="_Toc225970047" w:history="1">
+          <w:hyperlink w:anchor="_Toc226039206" w:history="1">
             <w:r>
               <w:rPr>
                 <w:rStyle w:val="Hyperlink"/>
@@ -2077,7 +2078,7 @@
                 <w:noProof/>
                 <w:webHidden/>
               </w:rPr>
-              <w:instrText xml:space="preserve"> PAGEREF _Toc225970047 \h </w:instrText>
+              <w:instrText xml:space="preserve"> PAGEREF _Toc226039206 \h </w:instrText>
             </w:r>
             <w:r>
               <w:rPr>
@@ -2097,7 +2098,7 @@
                 <w:noProof/>
                 <w:webHidden/>
               </w:rPr>
-              <w:t>11</w:t>
+              <w:t>1</w:t>
             </w:r>
             <w:r>
               <w:rPr>
@@ -2119,7 +2120,7 @@
               <w:noProof/>
             </w:rPr>
           </w:pPr>
-          <w:hyperlink w:anchor="_Toc225970048" w:history="1">
+          <w:hyperlink w:anchor="_Toc226039207" w:history="1">
             <w:r>
               <w:rPr>
                 <w:rStyle w:val="Hyperlink"/>
@@ -2159,7 +2160,7 @@
                 <w:noProof/>
                 <w:webHidden/>
               </w:rPr>
-              <w:instrText xml:space="preserve"> PAGEREF _Toc225970048 \h </w:instrText>
+              <w:instrText xml:space="preserve"> PAGEREF _Toc226039207 \h </w:instrText>
             </w:r>
             <w:r>
               <w:rPr>
@@ -2179,7 +2180,7 @@
                 <w:noProof/>
                 <w:webHidden/>
               </w:rPr>
-              <w:t>11</w:t>
+              <w:t>1</w:t>
             </w:r>
             <w:r>
               <w:rPr>
@@ -2201,7 +2202,7 @@
               <w:noProof/>
             </w:rPr>
           </w:pPr>
-          <w:hyperlink w:anchor="_Toc225970049" w:history="1">
+          <w:hyperlink w:anchor="_Toc226039208" w:history="1">
             <w:r>
               <w:rPr>
                 <w:rStyle w:val="Hyperlink"/>
@@ -2241,7 +2242,7 @@
                 <w:noProof/>
                 <w:webHidden/>
               </w:rPr>
-              <w:instrText xml:space="preserve"> PAGEREF _Toc225970049 \h </w:instrText>
+              <w:instrText xml:space="preserve"> PAGEREF _Toc226039208 \h </w:instrText>
             </w:r>
             <w:r>
               <w:rPr>
@@ -2261,7 +2262,7 @@
                 <w:noProof/>
                 <w:webHidden/>
               </w:rPr>
-              <w:t>12</w:t>
+              <w:t>1</w:t>
             </w:r>
             <w:r>
               <w:rPr>
@@ -2283,7 +2284,7 @@
               <w:noProof/>
             </w:rPr>
           </w:pPr>
-          <w:hyperlink w:anchor="_Toc225970050" w:history="1">
+          <w:hyperlink w:anchor="_Toc226039209" w:history="1">
             <w:r>
               <w:rPr>
                 <w:rStyle w:val="Hyperlink"/>
@@ -2323,7 +2324,7 @@
                 <w:noProof/>
                 <w:webHidden/>
               </w:rPr>
-              <w:instrText xml:space="preserve"> PAGEREF _Toc225970050 \h </w:instrText>
+              <w:instrText xml:space="preserve"> PAGEREF _Toc226039209 \h </w:instrText>
             </w:r>
             <w:r>
               <w:rPr>
@@ -2343,7 +2344,7 @@
                 <w:noProof/>
                 <w:webHidden/>
               </w:rPr>
-              <w:t>12</w:t>
+              <w:t>1</w:t>
             </w:r>
             <w:r>
               <w:rPr>
@@ -2365,7 +2366,7 @@
               <w:noProof/>
             </w:rPr>
           </w:pPr>
-          <w:hyperlink w:anchor="_Toc225970051" w:history="1">
+          <w:hyperlink w:anchor="_Toc226039210" w:history="1">
             <w:r>
               <w:rPr>
                 <w:rStyle w:val="Hyperlink"/>
@@ -2405,7 +2406,7 @@
                 <w:noProof/>
                 <w:webHidden/>
               </w:rPr>
-              <w:instrText xml:space="preserve"> PAGEREF _Toc225970051 \h </w:instrText>
+              <w:instrText xml:space="preserve"> PAGEREF _Toc226039210 \h </w:instrText>
             </w:r>
             <w:r>
               <w:rPr>
@@ -2425,7 +2426,7 @@
                 <w:noProof/>
                 <w:webHidden/>
               </w:rPr>
-              <w:t>12</w:t>
+              <w:t>1</w:t>
             </w:r>
             <w:r>
               <w:rPr>
@@ -2447,7 +2448,7 @@
               <w:noProof/>
             </w:rPr>
           </w:pPr>
-          <w:hyperlink w:anchor="_Toc225970052" w:history="1">
+          <w:hyperlink w:anchor="_Toc226039211" w:history="1">
             <w:r>
               <w:rPr>
                 <w:rStyle w:val="Hyperlink"/>
@@ -2487,7 +2488,7 @@
                 <w:noProof/>
                 <w:webHidden/>
               </w:rPr>
-              <w:instrText xml:space="preserve"> PAGEREF _Toc225970052 \h </w:instrText>
+              <w:instrText xml:space="preserve"> PAGEREF _Toc226039211 \h </w:instrText>
             </w:r>
             <w:r>
               <w:rPr>
@@ -2507,7 +2508,7 @@
                 <w:noProof/>
                 <w:webHidden/>
               </w:rPr>
-              <w:t>13</w:t>
+              <w:t>1</w:t>
             </w:r>
             <w:r>
               <w:rPr>
@@ -2529,7 +2530,7 @@
               <w:noProof/>
             </w:rPr>
           </w:pPr>
-          <w:hyperlink w:anchor="_Toc225970053" w:history="1">
+          <w:hyperlink w:anchor="_Toc226039212" w:history="1">
             <w:r>
               <w:rPr>
                 <w:rStyle w:val="Hyperlink"/>
@@ -2569,7 +2570,7 @@
                 <w:noProof/>
                 <w:webHidden/>
               </w:rPr>
-              <w:instrText xml:space="preserve"> PAGEREF _Toc225970053 \h </w:instrText>
+              <w:instrText xml:space="preserve"> PAGEREF _Toc226039212 \h </w:instrText>
             </w:r>
             <w:r>
               <w:rPr>
@@ -2589,7 +2590,7 @@
                 <w:noProof/>
                 <w:webHidden/>
               </w:rPr>
-              <w:t>15</w:t>
+              <w:t>1</w:t>
             </w:r>
             <w:r>
               <w:rPr>
@@ -2611,7 +2612,7 @@
               <w:noProof/>
             </w:rPr>
           </w:pPr>
-          <w:hyperlink w:anchor="_Toc225970054" w:history="1">
+          <w:hyperlink w:anchor="_Toc226039213" w:history="1">
             <w:r>
               <w:rPr>
                 <w:rStyle w:val="Hyperlink"/>
@@ -2651,7 +2652,7 @@
                 <w:noProof/>
                 <w:webHidden/>
               </w:rPr>
-              <w:instrText xml:space="preserve"> PAGEREF _Toc225970054 \h </w:instrText>
+              <w:instrText xml:space="preserve"> PAGEREF _Toc226039213 \h </w:instrText>
             </w:r>
             <w:r>
               <w:rPr>
@@ -2671,7 +2672,7 @@
                 <w:noProof/>
                 <w:webHidden/>
               </w:rPr>
-              <w:t>19</w:t>
+              <w:t>1</w:t>
             </w:r>
             <w:r>
               <w:rPr>
@@ -2693,7 +2694,7 @@
               <w:noProof/>
             </w:rPr>
           </w:pPr>
-          <w:hyperlink w:anchor="_Toc225970055" w:history="1">
+          <w:hyperlink w:anchor="_Toc226039214" w:history="1">
             <w:r>
               <w:rPr>
                 <w:rStyle w:val="Hyperlink"/>
@@ -2733,7 +2734,7 @@
                 <w:noProof/>
                 <w:webHidden/>
               </w:rPr>
-              <w:instrText xml:space="preserve"> PAGEREF _Toc225970055 \h </w:instrText>
+              <w:instrText xml:space="preserve"> PAGEREF _Toc226039214 \h </w:instrText>
             </w:r>
             <w:r>
               <w:rPr>
@@ -2753,7 +2754,7 @@
                 <w:noProof/>
                 <w:webHidden/>
               </w:rPr>
-              <w:t>28</w:t>
+              <w:t>1</w:t>
             </w:r>
             <w:r>
               <w:rPr>
@@ -2775,7 +2776,7 @@
               <w:noProof/>
             </w:rPr>
           </w:pPr>
-          <w:hyperlink w:anchor="_Toc225970056" w:history="1">
+          <w:hyperlink w:anchor="_Toc226039215" w:history="1">
             <w:r>
               <w:rPr>
                 <w:rStyle w:val="Hyperlink"/>
@@ -2815,7 +2816,7 @@
                 <w:noProof/>
                 <w:webHidden/>
               </w:rPr>
-              <w:instrText xml:space="preserve"> PAGEREF _Toc225970056 \h </w:instrText>
+              <w:instrText xml:space="preserve"> PAGEREF _Toc226039215 \h </w:instrText>
             </w:r>
             <w:r>
               <w:rPr>
@@ -2835,7 +2836,7 @@
                 <w:noProof/>
                 <w:webHidden/>
               </w:rPr>
-              <w:t>28</w:t>
+              <w:t>1</w:t>
             </w:r>
             <w:r>
               <w:rPr>
@@ -2857,7 +2858,7 @@
               <w:noProof/>
             </w:rPr>
           </w:pPr>
-          <w:hyperlink w:anchor="_Toc225970057" w:history="1">
+          <w:hyperlink w:anchor="_Toc226039216" w:history="1">
             <w:r>
               <w:rPr>
                 <w:rStyle w:val="Hyperlink"/>
@@ -2897,7 +2898,7 @@
                 <w:noProof/>
                 <w:webHidden/>
               </w:rPr>
-              <w:instrText xml:space="preserve"> PAGEREF _Toc225970057 \h </w:instrText>
+              <w:instrText xml:space="preserve"> PAGEREF _Toc226039216 \h </w:instrText>
             </w:r>
             <w:r>
               <w:rPr>
@@ -2917,7 +2918,7 @@
                 <w:noProof/>
                 <w:webHidden/>
               </w:rPr>
-              <w:t>28</w:t>
+              <w:t>1</w:t>
             </w:r>
             <w:r>
               <w:rPr>
@@ -2939,7 +2940,7 @@
               <w:noProof/>
             </w:rPr>
           </w:pPr>
-          <w:hyperlink w:anchor="_Toc225970058" w:history="1">
+          <w:hyperlink w:anchor="_Toc226039217" w:history="1">
             <w:r>
               <w:rPr>
                 <w:rStyle w:val="Hyperlink"/>
@@ -2979,7 +2980,7 @@
                 <w:noProof/>
                 <w:webHidden/>
               </w:rPr>
-              <w:instrText xml:space="preserve"> PAGEREF _Toc225970058 \h </w:instrText>
+              <w:instrText xml:space="preserve"> PAGEREF _Toc226039217 \h </w:instrText>
             </w:r>
             <w:r>
               <w:rPr>
@@ -2999,7 +3000,7 @@
                 <w:noProof/>
                 <w:webHidden/>
               </w:rPr>
-              <w:t>28</w:t>
+              <w:t>1</w:t>
             </w:r>
             <w:r>
               <w:rPr>
@@ -3021,7 +3022,7 @@
               <w:noProof/>
             </w:rPr>
           </w:pPr>
-          <w:hyperlink w:anchor="_Toc225970059" w:history="1">
+          <w:hyperlink w:anchor="_Toc226039218" w:history="1">
             <w:r>
               <w:rPr>
                 <w:rStyle w:val="Hyperlink"/>
@@ -3061,7 +3062,7 @@
                 <w:noProof/>
                 <w:webHidden/>
               </w:rPr>
-              <w:instrText xml:space="preserve"> PAGEREF _Toc225970059 \h </w:instrText>
+              <w:instrText xml:space="preserve"> PAGEREF _Toc226039218 \h </w:instrText>
             </w:r>
             <w:r>
               <w:rPr>
@@ -3081,7 +3082,7 @@
                 <w:noProof/>
                 <w:webHidden/>
               </w:rPr>
-              <w:t>28</w:t>
+              <w:t>1</w:t>
             </w:r>
             <w:r>
               <w:rPr>
@@ -3103,7 +3104,7 @@
               <w:noProof/>
             </w:rPr>
           </w:pPr>
-          <w:hyperlink w:anchor="_Toc225970060" w:history="1">
+          <w:hyperlink w:anchor="_Toc226039219" w:history="1">
             <w:r>
               <w:rPr>
                 <w:rStyle w:val="Hyperlink"/>
@@ -3143,7 +3144,7 @@
                 <w:noProof/>
                 <w:webHidden/>
               </w:rPr>
-              <w:instrText xml:space="preserve"> PAGEREF _Toc225970060 \h </w:instrText>
+              <w:instrText xml:space="preserve"> PAGEREF _Toc226039219 \h </w:instrText>
             </w:r>
             <w:r>
               <w:rPr>
@@ -3163,7 +3164,7 @@
                 <w:noProof/>
                 <w:webHidden/>
               </w:rPr>
-              <w:t>28</w:t>
+              <w:t>1</w:t>
             </w:r>
             <w:r>
               <w:rPr>
@@ -3185,7 +3186,7 @@
               <w:noProof/>
             </w:rPr>
           </w:pPr>
-          <w:hyperlink w:anchor="_Toc225970061" w:history="1">
+          <w:hyperlink w:anchor="_Toc226039220" w:history="1">
             <w:r>
               <w:rPr>
                 <w:rStyle w:val="Hyperlink"/>
@@ -3225,7 +3226,7 @@
                 <w:noProof/>
                 <w:webHidden/>
               </w:rPr>
-              <w:instrText xml:space="preserve"> PAGEREF _Toc225970061 \h </w:instrText>
+              <w:instrText xml:space="preserve"> PAGEREF _Toc226039220 \h </w:instrText>
             </w:r>
             <w:r>
               <w:rPr>
@@ -3245,7 +3246,7 @@
                 <w:noProof/>
                 <w:webHidden/>
               </w:rPr>
-              <w:t>29</w:t>
+              <w:t>1</w:t>
             </w:r>
             <w:r>
               <w:rPr>
@@ -3268,7 +3269,7 @@
         <w:pStyle w:val="Heading1"/>
       </w:pPr>
       <w:bookmarkStart w:id="0" w:name="abstract"/>
-      <w:bookmarkStart w:id="1" w:name="_Toc225970023"/>
+      <w:bookmarkStart w:id="1" w:name="_Toc226039182"/>
       <w:r>
         <w:rPr>
           <w:rStyle w:val="SectionNumber"/>
@@ -3286,7 +3287,7 @@
         <w:pStyle w:val="Heading2"/>
       </w:pPr>
       <w:bookmarkStart w:id="2" w:name="structured-abstract"/>
-      <w:bookmarkStart w:id="3" w:name="_Toc225970024"/>
+      <w:bookmarkStart w:id="3" w:name="_Toc226039183"/>
       <w:r>
         <w:rPr>
           <w:rStyle w:val="SectionNumber"/>
@@ -3332,7 +3333,10 @@
       </w:r>
       <w:r>
         <w:lastRenderedPageBreak/>
-        <w:t>Prospects 2024 demographic projections. The model was applied to 190 countries over the period 2025–2050, projecting mortality from four CVD causes: ischaemic heart disease, ischaemic stroke, intracerebral haemorrhage, and hypertensive heart disease. Three intervention scenarios — hypertension control in the general population (50% control by 2030), hypertension control among people with diabetes (80% control by 2030), and lipid-lowering therapy scale-up (50% coverage by 2030) — were modelled individually and in combination against a business-as-usual reference scenario.</w:t>
+        <w:t>Prospects 2024 demographic projections. The model was applied to 190 countries over the period 2025–2050, projecting mortality from four CVD causes: ischaemic heart disease, ischaemic stroke, intracerebral haemorrhage, and hypertensive heart disease. Three intervention scenarios — hypertension control in the general population (50% control by 2030), hypertension control among people with diabetes (80% control by 2030), and lipid-lowering therapy scale-up (50% coverage by 2030) — were modelled individually a</w:t>
+      </w:r>
+      <w:r>
+        <w:t>nd in combination against a business-as-usual reference scenario.</w:t>
       </w:r>
     </w:p>
     <w:p>
@@ -3348,7 +3352,10 @@
         <w:pStyle w:val="BodyText"/>
       </w:pPr>
       <w:r>
-        <w:t>Simultaneous achievement of all three WHO targets was projected to avert 64.7 million CVD deaths over 2025–2050, representing 9.3% of business-as-usual CVD mortality. Hypertension control in the general population contributed the largest single-intervention effect (29.4 million deaths averted; 4.2%), followed by lipid-lowering therapy (21.3 million; 3.1%) and targeted blood pressure control in people with diabetes (15.3 million; 2.2%). Ischaemic heart disease accounted for the largest share of avertable deaths. Benefits accrued predominantly in adults aged 70 years and older and were concentrated in countries with the highest baseline CVD burden.</w:t>
+        <w:t>Simultaneous achievement of all three WHO targets was projected to avert 64.7 million CVD deaths over 2025–2050, representing 9.3% of business-as-usual CVD mortality. Hypertension control in the general population contributed the largest single-intervention effect (29.4 million deaths averted; 4.2%), followed by lipid-lowering therapy (21.3 million; 3.1%) and targeted blood pressure control in people with diabetes (15.3 million; 2.2%). Ischaemic heart disease accounted for the largest share of avertable dea</w:t>
+      </w:r>
+      <w:r>
+        <w:t>ths. Benefits accrued predominantly in adults aged 70 years and older and were concentrated in countries with the highest baseline CVD burden.</w:t>
       </w:r>
     </w:p>
     <w:p>
@@ -3388,7 +3395,7 @@
         <w:pStyle w:val="Heading2"/>
       </w:pPr>
       <w:bookmarkStart w:id="4" w:name="research-in-context"/>
-      <w:bookmarkStart w:id="5" w:name="_Toc225970025"/>
+      <w:bookmarkStart w:id="5" w:name="_Toc226039184"/>
       <w:bookmarkEnd w:id="2"/>
       <w:r>
         <w:rPr>
@@ -3415,7 +3422,10 @@
         <w:pStyle w:val="BodyText"/>
       </w:pPr>
       <w:r>
-        <w:t>Previous modelling studies have demonstrated the effectiveness of blood pressure lowering and statin therapy for reducing cardiovascular events at the individual and single-country levels. The NCD Countdown collaborations have tracked progress toward SDG target 3.4 and identified efficient intervention packages for low- and middle-income countries (Bennett et al. 2020; Watkins et al. 2022). However, prior global analyses have typically been limited to single interventions, short projection horizons, or restricted country coverage, making it difficult to quantify the combined, long-term health returns of achieving multiple WHO cardiovascular targets simultaneously across the full range of country settings.</w:t>
+        <w:t>Previous modelling studies have demonstrated the effectiveness of blood pressure lowering and statin therapy for reducing cardiovascular events at the individual and single-country levels. The NCD Countdown collaborations have tracked progress toward SDG target 3.4 and identified efficient intervention packages for low- and middle-income countries (Bennett et al. 2020; Watkins et al. 2022). However, prior global analyses have typically been limited to single interventions, short projection horizons, or rest</w:t>
+      </w:r>
+      <w:r>
+        <w:t>ricted country coverage, making it difficult to quantify the combined, long-term health returns of achieving multiple WHO cardiovascular targets simultaneously across the full range of country settings.</w:t>
       </w:r>
     </w:p>
     <w:p>
@@ -3459,7 +3469,7 @@
         <w:pStyle w:val="Heading1"/>
       </w:pPr>
       <w:bookmarkStart w:id="6" w:name="introduction"/>
-      <w:bookmarkStart w:id="7" w:name="_Toc225970026"/>
+      <w:bookmarkStart w:id="7" w:name="_Toc226039185"/>
       <w:bookmarkEnd w:id="0"/>
       <w:bookmarkEnd w:id="4"/>
       <w:r>
@@ -3479,7 +3489,10 @@
         <w:pStyle w:val="FirstParagraph"/>
       </w:pPr>
       <w:r>
-        <w:t>Cardiovascular diseases (CVDs) remain the world’s leading cause of death and disability-adjusted life years (DALYs). CVD deaths increased globally from 13.1 million in 1990 to 19.2 million in 2023, with ischaemic heart disease, intracerebral haemorrhagic stroke, ischaemic stroke, and hypertensive heart disease among the leading causes (Chong et al. 2024). Age-standardized CVD DALY rates were highest in low and low-middle Socio-demographic Index (SDI) settings, and the number of prevalent CVD cases more than doubled between 1990 and 2023, rising from 311 million to 626 million. In 2023, modifiable risk factors accounted for 79.6% of CVD burden, equivalent to 347 million DALYs — underscoring that the majority of this burden is preventable.</w:t>
+        <w:t>Cardiovascular diseases (CVDs) remain the world’s leading cause of death and disability-adjusted life years (DALYs). CVD deaths increased globally from 13.1 million in 1990 to 19.2 million in 2023, with ischaemic heart disease, intracerebral haemorrhagic stroke, ischaemic stroke, and hypertensive heart disease among the leading causes (Chong et al. 2024). Age-standardized CVD DALY rates were highest in low and low-middle Socio-demographic Index (SDI) settings, and the number of prevalent CVD cases more than</w:t>
+      </w:r>
+      <w:r>
+        <w:t xml:space="preserve"> doubled between 1990 and 2023, rising from 311 million to 626 million. In 2023, modifiable risk factors accounted for 79.6% of CVD burden, equivalent to 347 million DALYs — underscoring that the majority of this burden is preventable.</w:t>
       </w:r>
     </w:p>
     <w:p>
@@ -3487,7 +3500,13 @@
         <w:pStyle w:val="BodyText"/>
       </w:pPr>
       <w:r>
-        <w:t>Among modifiable exposures, high systolic blood pressure and high low-density lipoprotein (LDL) cholesterol rank as the two leading contributors to attributable CVD burden worldwide, together accounting for a greater share of ischaemic heart disease and stroke mortality than dietary risks, air pollution, or any other single risk factor (Vollset et al. 2024). The scale of unmet need is striking: 1.4 billion adults live with high blood pressure, yet only 23% have it under control (Banigbe et al. 2025). The estimated global prevalence of hypercholesterolaemia was 24.1% in 2025, and that of hypertriglyceridaemia 28.8%, with statin therapy coverage remaining far below levels needed for meaningful population-level risk reduction (Basios et al. 2025). Beyond their magnitude of effect, blood pressure control and lipid-lowering therapy are distinguished by the availability of effective, affordable, and scalable pharmaceutical interventions and established primary health care delivery platforms — making them implementation priorities of the highest order (Moran et al. 2024).</w:t>
+        <w:t>Among modifiable exposures, high systolic blood pressure and high low-density lipoprotein (LDL) cholesterol rank as the two leading contributors to attributable CVD burden worldwide, together accounting for a greater share of ischaemic heart disease and stroke mortality than dietary risks, air pollution, or any other single risk factor (Vollset et al. 2024). The scale of unmet need is striking: 1.4 billion adults live with high blood pressure, yet only 23% have it under control (Banigbe et al. 2025). The es</w:t>
+      </w:r>
+      <w:r>
+        <w:t>timated global prevalence of hypercholesterolaemia was 24.1% in 2025, and that of hypertriglyceridaemia 28.8%, with statin therapy coverage remaining far below levels needed for meaningful population-level risk reduction (Basios et al. 2025). Beyond their magnitude of effect, blood pressure control and lipid-lowering therapy are distinguished by the availability of effective, affordable, and scalable pharmaceutical interventions and established primary health care delivery platforms — making them implementa</w:t>
+      </w:r>
+      <w:r>
+        <w:t>tion priorities of the highest order (Moran et al. 2024).</w:t>
       </w:r>
     </w:p>
     <w:p>
@@ -3507,7 +3526,10 @@
         <w:pStyle w:val="BodyText"/>
       </w:pPr>
       <w:r>
-        <w:t>Although the clinical benefits of these interventions are well established, comparable global evidence quantifying the long-term mortality, morbidity, and economic returns of simultaneously achieving both targets across the full spectrum of country income levels remains limited. Existing analyses have typically been restricted to single countries, short time horizons, or individual interventions modelled in isolation (Kontis et al. 2019; Pickersgill et al. 2022), constraining the ability of national governments, international donors, and health institutions to prioritise investment and plan implementation at scale.</w:t>
+        <w:t>Although the clinical benefits of these interventions are well established, comparable global evidence quantifying the long-term mortality, morbidity, and economic returns of simultaneously achieving both targets across the full spectrum of country income levels remains limited. Existing analyses have typically been restricted to single countries, short time horizons, or individual interventions modelled in isolation (Kontis et al. 2019; Pickersgill et al. 2022), constraining the ability of national governm</w:t>
+      </w:r>
+      <w:r>
+        <w:t>ents, international donors, and health institutions to prioritise investment and plan implementation at scale.</w:t>
       </w:r>
     </w:p>
     <w:p>
@@ -3523,7 +3545,7 @@
         <w:pStyle w:val="Heading1"/>
       </w:pPr>
       <w:bookmarkStart w:id="8" w:name="methods"/>
-      <w:bookmarkStart w:id="9" w:name="_Toc225970027"/>
+      <w:bookmarkStart w:id="9" w:name="_Toc226039186"/>
       <w:bookmarkEnd w:id="6"/>
       <w:r>
         <w:rPr>
@@ -3542,7 +3564,7 @@
         <w:pStyle w:val="Heading2"/>
       </w:pPr>
       <w:bookmarkStart w:id="10" w:name="study-design"/>
-      <w:bookmarkStart w:id="11" w:name="_Toc225970028"/>
+      <w:bookmarkStart w:id="11" w:name="_Toc226039187"/>
       <w:r>
         <w:rPr>
           <w:rStyle w:val="SectionNumber"/>
@@ -3560,7 +3582,10 @@
         <w:pStyle w:val="FirstParagraph"/>
       </w:pPr>
       <w:r>
-        <w:t>We conducted a multi-country comparative modelling study using a discrete-time multi-state transition model projecting CVD mortality across 190 countries from 2026 to 2050. Four causes of CVD death were modelled jointly: ischaemic heart disease (IHD), ischaemic stroke, intracerebral haemorrhage (haemorrhagic stroke), and hypertensive heart disease (HHD). Three health states — Well, Sick, and Dead — were tracked for each cause, stratified by single year of age (20–95), sex, and country. The model was calibrated to observed epidemiological data from 2019 and projected forward using annual time steps.</w:t>
+        <w:t>We conducted a multi-country comparative modelling study using a discrete-time multi-state transition model projecting CVD mortality across 190 countries from 2026 to 2050. Four causes of CVD death were modelled jointly: ischaemic heart disease (IHD), ischaemic stroke, intracerebral haemorrhage (haemorrhagic stroke), and hypertensive heart disease (HHD). Three health states — Well, Sick, and Dead — were tracked for each cause, stratified by single year of age (20–95), sex, and country. The model was calibra</w:t>
+      </w:r>
+      <w:r>
+        <w:t>ted to observed epidemiological data from 2019 and projected forward using annual time steps.</w:t>
       </w:r>
     </w:p>
     <w:p>
@@ -3568,7 +3593,7 @@
         <w:pStyle w:val="Heading2"/>
       </w:pPr>
       <w:bookmarkStart w:id="12" w:name="data-sources"/>
-      <w:bookmarkStart w:id="13" w:name="_Toc225970029"/>
+      <w:bookmarkStart w:id="13" w:name="_Toc226039188"/>
       <w:bookmarkEnd w:id="10"/>
       <w:r>
         <w:rPr>
@@ -3587,7 +3612,10 @@
         <w:pStyle w:val="FirstParagraph"/>
       </w:pPr>
       <w:r>
-        <w:t xml:space="preserve">Baseline transition rates — incidence (IR), case fatality (CF), cause-specific background mortality, and prevalence — were derived from the Global Burden of Disease (GBD) 2023 study (Chong et al. 2024). Population denominators were obtained from the United Nations World Population Prospects 2024, using single-year age and sex projections for each country. Blood pressure distributions by country, age, and sex were sourced from the NCD Risk Factor Collaboration, and baseline hypertension control rates were derived from country-level NCD-RisC estimates. Relative risks for blood pressure reduction were based on the meta-analysis by Ettehad et al. (2016), stratified by blood pressure category and cause. COVID-19 excess mortality was applied for 2020–2021 only. Statin coverage estimates were derived from published and imputed country-level data, with intervention </w:t>
+        <w:t>Baseline transition rates — incidence (IR), case fatality (CF), cause-specific background mortality, and prevalence — were derived from the Global Burden of Disease (GBD) 2023 study (Chong et al. 2024). Population denominators were obtained from the United Nations World Population Prospects 2024, using single-year age and sex projections for each country. Blood pressure distributions by country, age, and sex were sourced from the NCD Risk Factor Collaboration, and baseline hypertension control rates were de</w:t>
+      </w:r>
+      <w:r>
+        <w:t xml:space="preserve">rived from country-level NCD-RisC estimates. Relative risks for blood pressure reduction were based on the meta-analysis by Ettehad et al. (2016), stratified by blood pressure category and cause. COVID-19 excess mortality was applied for 2020–2021 only. Statin coverage estimates were derived from published and imputed country-level data, with intervention </w:t>
       </w:r>
       <w:r>
         <w:lastRenderedPageBreak/>
@@ -3599,7 +3627,7 @@
         <w:pStyle w:val="Heading2"/>
       </w:pPr>
       <w:bookmarkStart w:id="14" w:name="intervention-scenarios"/>
-      <w:bookmarkStart w:id="15" w:name="_Toc225970030"/>
+      <w:bookmarkStart w:id="15" w:name="_Toc226039189"/>
       <w:bookmarkEnd w:id="12"/>
       <w:r>
         <w:rPr>
@@ -3636,7 +3664,10 @@
         <w:t>Hypertension control (general population):</w:t>
       </w:r>
       <w:r>
-        <w:t xml:space="preserve"> Linear scale-up to 50% population-level blood pressure control by 2030, beginning in 2026, corresponding to the WHO target of 150 million additional people with controlled hypertension. Effect sizes were derived from the Ettehad et al. meta-analysis, applied across eight blood pressure bins with incremental coverage above baseline generating new risk reductions for incidence and case fatality.</w:t>
+        <w:t xml:space="preserve"> </w:t>
+      </w:r>
+      <w:r>
+        <w:t>Linear scale-up to 50% population-level blood pressure control by 2030, beginning in 2026, corresponding to the WHO target of 150 million additional people with controlled hypertension. Effect sizes were derived from the Ettehad et al. meta-analysis, applied across eight blood pressure bins with incremental coverage above baseline generating new risk reductions for incidence and case fatality.</w:t>
       </w:r>
     </w:p>
     <w:p>
@@ -3688,7 +3719,7 @@
         <w:pStyle w:val="Heading2"/>
       </w:pPr>
       <w:bookmarkStart w:id="16" w:name="modelling-framework"/>
-      <w:bookmarkStart w:id="17" w:name="_Toc225970031"/>
+      <w:bookmarkStart w:id="17" w:name="_Toc226039190"/>
       <w:bookmarkEnd w:id="14"/>
       <w:r>
         <w:rPr>
@@ -3935,7 +3966,7 @@
         <w:pStyle w:val="Heading2"/>
       </w:pPr>
       <w:bookmarkStart w:id="18" w:name="outcomes"/>
-      <w:bookmarkStart w:id="19" w:name="_Toc225970032"/>
+      <w:bookmarkStart w:id="19" w:name="_Toc226039191"/>
       <w:bookmarkEnd w:id="16"/>
       <w:r>
         <w:rPr>
@@ -3963,7 +3994,7 @@
         <w:pStyle w:val="Heading2"/>
       </w:pPr>
       <w:bookmarkStart w:id="20" w:name="sensitivity-and-uncertainty-analysis"/>
-      <w:bookmarkStart w:id="21" w:name="_Toc225970033"/>
+      <w:bookmarkStart w:id="21" w:name="_Toc226039192"/>
       <w:bookmarkEnd w:id="18"/>
       <w:r>
         <w:rPr>
@@ -3990,7 +4021,7 @@
         <w:pStyle w:val="Heading1"/>
       </w:pPr>
       <w:bookmarkStart w:id="22" w:name="results"/>
-      <w:bookmarkStart w:id="23" w:name="_Toc225970034"/>
+      <w:bookmarkStart w:id="23" w:name="_Toc226039193"/>
       <w:bookmarkEnd w:id="8"/>
       <w:bookmarkEnd w:id="20"/>
       <w:r>
@@ -4010,7 +4041,7 @@
         <w:pStyle w:val="Heading2"/>
       </w:pPr>
       <w:bookmarkStart w:id="24" w:name="baseline-global-trajectory-20262050"/>
-      <w:bookmarkStart w:id="25" w:name="_Toc225970035"/>
+      <w:bookmarkStart w:id="25" w:name="_Toc226039194"/>
       <w:r>
         <w:rPr>
           <w:rStyle w:val="SectionNumber"/>
@@ -4028,7 +4059,10 @@
         <w:pStyle w:val="FirstParagraph"/>
       </w:pPr>
       <w:r>
-        <w:t>Under the business-as-usual scenario, in which hypertension control and statin coverage remained at 2024 levels, the model projected 696.2 million cumulative CVD deaths from all four causes across 190 countries over 2026–2050 (Figure 1). Ischaemic heart disease was the dominant contributor, followed by ischaemic stroke, intracerebral haemorrhage, and hypertensive heart disease. Global incident and prevalent CVD cases continued to rise over the projection period, driven by population ageing. Age-standardised CVD mortality rates declined modestly even under the BAU scenario, reflecting projected demographic transitions, but absolute death counts increased as population growth outpaced age-specific rate reductions.</w:t>
+        <w:t>Under the business-as-usual scenario, in which hypertension control and statin coverage remained at 2024 levels, the model projected 696.2 million cumulative CVD deaths from all four causes across 190 countries over 2026–2050 (Figure 1). Ischaemic heart disease was the dominant contributor, followed by ischaemic stroke, intracerebral haemorrhage, and hypertensive heart disease. Global incident and prevalent CVD cases continued to rise over the projection period, driven by population ageing. Age-standardised</w:t>
+      </w:r>
+      <w:r>
+        <w:t xml:space="preserve"> CVD mortality rates declined modestly even under the BAU scenario, reflecting projected demographic transitions, but absolute death counts increased as population growth outpaced age-specific rate reductions.</w:t>
       </w:r>
     </w:p>
     <w:p>
@@ -4036,7 +4070,7 @@
         <w:pStyle w:val="Heading2"/>
       </w:pPr>
       <w:bookmarkStart w:id="26" w:name="X871da7f6b6c54f07659c565381184c9d41c1a7f"/>
-      <w:bookmarkStart w:id="27" w:name="_Toc225970036"/>
+      <w:bookmarkStart w:id="27" w:name="_Toc226039195"/>
       <w:bookmarkEnd w:id="24"/>
       <w:r>
         <w:rPr>
@@ -4055,7 +4089,10 @@
         <w:pStyle w:val="FirstParagraph"/>
       </w:pPr>
       <w:r>
-        <w:t>Achievement of the WHO target for hypertension control in the general population (50% control by 2030) was projected to avert 29.4 million CVD deaths over 2025–2050, equivalent to 4.2% of BAU mortality (Table 1; Figure 2). The annual number of deaths averted grew steadily from the onset of scale-up in 2026, reaching 930 thousand per year by 2030 and 1,589 thousand per year by 2050, as the cumulative exposure to lower blood pressure compounded over time (Figure 3). The benefits of hypertension control spanned all four CVD causes, with ischaemic heart disease and ischaemic stroke accounting for the majority of averted deaths, followed by intracerebral haemorrhage and hypertensive heart disease (Table 2). In terms of disease burden, hypertension control in the general population was projected to avert 390.2 million DALYs over the study period.</w:t>
+        <w:t>Achievement of the WHO target for hypertension control in the general population (50% control by 2030) was projected to avert 29.4 million CVD deaths over 2025–2050, equivalent to 4.2% of BAU mortality (Table 1; Figure 2). The annual number of deaths averted grew steadily from the onset of scale-up in 2026, reaching 930 thousand per year by 2030 and 1,589 thousand per year by 2050, as the cumulative exposure to lower blood pressure compounded over time (Figure 3). The benefits of hypertension control spanne</w:t>
+      </w:r>
+      <w:r>
+        <w:t>d all four CVD causes, with ischaemic heart disease and ischaemic stroke accounting for the majority of averted deaths, followed by intracerebral haemorrhage and hypertensive heart disease (Table 2). In terms of disease burden, hypertension control in the general population was projected to avert 390.2 million DALYs over the study period.</w:t>
       </w:r>
     </w:p>
     <w:p>
@@ -4071,7 +4108,7 @@
         <w:pStyle w:val="Heading2"/>
       </w:pPr>
       <w:bookmarkStart w:id="28" w:name="X06aa6fccb3cc5459d6dcbe6aec4f67e900334e9"/>
-      <w:bookmarkStart w:id="29" w:name="_Toc225970037"/>
+      <w:bookmarkStart w:id="29" w:name="_Toc226039196"/>
       <w:bookmarkEnd w:id="26"/>
       <w:r>
         <w:rPr>
@@ -4091,7 +4128,10 @@
         <w:pStyle w:val="FirstParagraph"/>
       </w:pPr>
       <w:r>
-        <w:t>Scale-up of lipid-lowering therapy to 50% coverage among eligible adults by 2030 was projected to avert 21.3 million deaths over 2025–2050 (3.1% of BAU; Table 1). Because statin effects were restricted to ischaemic heart disease and ischaemic stroke, the cause-specific profile of averted deaths differed from the hypertension scenarios: ischaemic heart disease accounted for 20.8 million averted deaths and ischaemic stroke for 1.5 million (Table 2). The annual trajectory of benefit was similar in shape to that of hypertension control, with gains accelerating after 2030 as sustained coverage translated into cumulative risk reduction (Figure 3). Lipid-lowering therapy was projected to avert 263.1 million DALYs over the study period.</w:t>
+        <w:t>Scale-up of lipid-lowering therapy to 50% coverage among eligible adults by 2030 was projected to avert 21.3 million deaths over 2025–2050 (3.1% of BAU; Table 1). Because statin effects were restricted to ischaemic heart disease and ischaemic stroke, the cause-specific profile of averted deaths differed from the hypertension scenarios: ischaemic heart disease accounted for 20.8 million averted deaths and ischaemic stroke for 1.5 million (Table 2). The annual trajectory of benefit was similar in shape to tha</w:t>
+      </w:r>
+      <w:r>
+        <w:t>t of hypertension control, with gains accelerating after 2030 as sustained coverage translated into cumulative risk reduction (Figure 3). Lipid-lowering therapy was projected to avert 263.1 million DALYs over the study period.</w:t>
       </w:r>
     </w:p>
     <w:p>
@@ -4099,7 +4139,7 @@
         <w:pStyle w:val="Heading2"/>
       </w:pPr>
       <w:bookmarkStart w:id="30" w:name="combined-impact-of-both-targets"/>
-      <w:bookmarkStart w:id="31" w:name="_Toc225970038"/>
+      <w:bookmarkStart w:id="31" w:name="_Toc226039197"/>
       <w:bookmarkEnd w:id="28"/>
       <w:r>
         <w:rPr>
@@ -4118,7 +4158,10 @@
         <w:pStyle w:val="FirstParagraph"/>
       </w:pPr>
       <w:r>
-        <w:t>Simultaneous achievement of all three WHO targets was projected to avert 64.7 million CVD deaths over 2025–2050, representing 9.3% of cumulative BAU mortality (Table 1; Figure 2). The combined scenario yielded substantially greater benefits than any single intervention alone, because hypertension control and statin therapy act on partially overlapping but distinct causal pathways and their effects combined multiplicatively. By 2050, the all-interventions scenario was averting approximately 3,419 thousand deaths annually relative to BAU (Figure 3). The combined scenario was projected to avert 778.5 million DALYs, 761.8 million YLLs, and 16.7 million YLDs over the study period (Table 3).</w:t>
+        <w:t>Simultaneous achievement of all three WHO targets was projected to avert 64.7 million CVD deaths over 2025–2050, representing 9.3% of cumulative BAU mortality (Table 1; Figure 2). The combined scenario yielded substantially greater benefits than any single intervention alone, because hypertension control and statin therapy act on partially overlapping but distinct causal pathways and their effects combined multiplicatively. By 2050, the all-interventions scenario was averting approximately 3,419 thousand de</w:t>
+      </w:r>
+      <w:r>
+        <w:t>aths annually relative to BAU (Figure 3). The combined scenario was projected to avert 778.5 million DALYs, 761.8 million YLLs, and 16.7 million YLDs over the study period (Table 3).</w:t>
       </w:r>
     </w:p>
     <w:p>
@@ -4134,7 +4177,7 @@
         <w:pStyle w:val="Heading2"/>
       </w:pPr>
       <w:bookmarkStart w:id="32" w:name="Xfee0f011bec7907973059fb083e13bcabb33fcf"/>
-      <w:bookmarkStart w:id="33" w:name="_Toc225970039"/>
+      <w:bookmarkStart w:id="33" w:name="_Toc226039198"/>
       <w:bookmarkEnd w:id="30"/>
       <w:r>
         <w:rPr>
@@ -4153,7 +4196,10 @@
         <w:pStyle w:val="FirstParagraph"/>
       </w:pPr>
       <w:r>
-        <w:t>The distribution of projected health gains was highly heterogeneous across countries and WHO regions (Table 4; Figures 4–5). In absolute terms, the largest numbers of deaths averted were concentrated in the most populous, high-burden countries: China, India, Indonesia, Russian Federation, and Pakistan accounted for the five highest national totals under the all-interventions scenario (Figure 5). Regional totals reflected the combination of population size, baseline CVD burden, and current coverage gaps, with regions characterised by high hypertension prevalence and low baseline treatment rates exhibiting the largest proportional reductions (Table 4).</w:t>
+        <w:t>The distribution of projected health gains was highly heterogeneous across countries and WHO regions (Table 4; Figures 4–5). In absolute terms, the largest numbers of deaths averted were concentrated in the most populous, high-burden countries: China, India, Indonesia, Russian Federation, and Pakistan accounted for the five highest national totals under the all-interventions scenario (Figure 5). Regional totals reflected the combination of population size, baseline CVD burden, and current coverage gaps, wit</w:t>
+      </w:r>
+      <w:r>
+        <w:t>h regions characterised by high hypertension prevalence and low baseline treatment rates exhibiting the largest proportional reductions (Table 4).</w:t>
       </w:r>
     </w:p>
     <w:p>
@@ -4169,7 +4215,7 @@
         <w:pStyle w:val="Heading2"/>
       </w:pPr>
       <w:bookmarkStart w:id="34" w:name="distribution-by-age-and-sex"/>
-      <w:bookmarkStart w:id="35" w:name="_Toc225970040"/>
+      <w:bookmarkStart w:id="35" w:name="_Toc226039199"/>
       <w:bookmarkEnd w:id="32"/>
       <w:r>
         <w:rPr>
@@ -4205,7 +4251,7 @@
         <w:pStyle w:val="Heading2"/>
       </w:pPr>
       <w:bookmarkStart w:id="36" w:name="sensitivity-and-uncertainty-results"/>
-      <w:bookmarkStart w:id="37" w:name="_Toc225970041"/>
+      <w:bookmarkStart w:id="37" w:name="_Toc226039200"/>
       <w:bookmarkEnd w:id="34"/>
       <w:r>
         <w:rPr>
@@ -4215,6 +4261,8 @@
       </w:r>
       <w:r>
         <w:tab/>
+      </w:r>
+      <w:r>
         <w:t>Sensitivity and uncertainty results</w:t>
       </w:r>
       <w:bookmarkEnd w:id="37"/>
@@ -4224,7 +4272,10 @@
         <w:pStyle w:val="FirstParagraph"/>
       </w:pPr>
       <w:r>
-        <w:t>The present analysis reports central estimates based on mean input parameters from GBD 2023, meta-analytic effect sizes, and linear scale-up assumptions. Formal probabilistic sensitivity analysis, including propagation of GBD uncertainty intervals and alternative assumptions regarding adherence, secular trends in risk-factor levels, and non-linear scale-up trajectories, is planned as a subsequent extension. The principal findings — that combined target achievement would avert millions of CVD deaths, that hypertension control contributes the largest single-intervention effect, and that benefits are concentrated in high-burden settings — are expected to be robust to plausible parameter variation, given the consistent direction and magnitude of evidence from the underlying meta-analyses (Ettehad et al. 2016; Fulcher et al. 2015).</w:t>
+        <w:t>The present analysis reports central estimates based on mean input parameters from GBD 2023, meta-analytic effect sizes, and linear scale-up assumptions. Formal probabilistic sensitivity analysis, including propagation of GBD uncertainty intervals and alternative assumptions regarding adherence, secular trends in risk-factor levels, and non-linear scale-up trajectories, is planned as a subsequent extension. The principal findings — that combined target achievement would avert millions of CVD deaths, that hy</w:t>
+      </w:r>
+      <w:r>
+        <w:t>pertension control contributes the largest single-intervention effect, and that benefits are concentrated in high-burden settings — are expected to be robust to plausible parameter variation, given the consistent direction and magnitude of evidence from the underlying meta-analyses (Ettehad et al. 2016; Fulcher et al. 2015).</w:t>
       </w:r>
     </w:p>
     <w:p>
@@ -4232,7 +4283,7 @@
         <w:pStyle w:val="Heading1"/>
       </w:pPr>
       <w:bookmarkStart w:id="38" w:name="discussion"/>
-      <w:bookmarkStart w:id="39" w:name="_Toc225970042"/>
+      <w:bookmarkStart w:id="39" w:name="_Toc226039201"/>
       <w:bookmarkEnd w:id="22"/>
       <w:bookmarkEnd w:id="36"/>
       <w:r>
@@ -4252,7 +4303,7 @@
         <w:pStyle w:val="Heading2"/>
       </w:pPr>
       <w:bookmarkStart w:id="40" w:name="principal-findings"/>
-      <w:bookmarkStart w:id="41" w:name="_Toc225970043"/>
+      <w:bookmarkStart w:id="41" w:name="_Toc226039202"/>
       <w:r>
         <w:rPr>
           <w:rStyle w:val="SectionNumber"/>
@@ -4270,7 +4321,10 @@
         <w:pStyle w:val="FirstParagraph"/>
       </w:pPr>
       <w:r>
-        <w:t>This study projected that simultaneous achievement of WHO targets for hypertension control and lipid-lowering therapy across 190 countries from 2026 to 2050 would avert approximately 64.7 million CVD deaths and 778.5 million DALYs. Hypertension control in the general population was the single most impactful intervention, averting 29.4 million deaths, while lipid-lowering therapy contributed an additional 21.3 million deaths averted. The multiplicative combination of these interventions yielded substantially greater benefits than any single strategy alone, affirming the complementary nature of blood pressure and lipid management for CVD prevention.</w:t>
+        <w:t>This study projected that simultaneous achievement of WHO targets for hypertension control and lipid-lowering therapy across 190 countries from 2026 to 2050 would avert approximately 64.7 million CVD deaths and 778.5 million DALYs. Hypertension control in the general population was the single most impactful intervention, averting 29.4 million deaths, while lipid-lowering therapy contributed an additional 21.3 million deaths averted. The multiplicative combination of these interventions yielded substantially</w:t>
+      </w:r>
+      <w:r>
+        <w:t xml:space="preserve"> greater benefits than any single strategy alone, affirming the complementary nature of blood pressure and lipid management for CVD prevention.</w:t>
       </w:r>
     </w:p>
     <w:p>
@@ -4278,7 +4332,7 @@
         <w:pStyle w:val="Heading2"/>
       </w:pPr>
       <w:bookmarkStart w:id="42" w:name="X2a9bb67ed82774f7a99ecbdf531cab4a472e02d"/>
-      <w:bookmarkStart w:id="43" w:name="_Toc225970044"/>
+      <w:bookmarkStart w:id="43" w:name="_Toc226039203"/>
       <w:bookmarkEnd w:id="40"/>
       <w:r>
         <w:rPr>
@@ -4301,7 +4355,10 @@
       </w:r>
       <w:r>
         <w:lastRenderedPageBreak/>
-        <w:t>described by Ettehad et al. (2016), in which every 10 mmHg reduction in systolic blood pressure was associated with a 20% reduction in major cardiovascular events, a 17% reduction in coronary heart disease, and a 27% reduction in stroke. Our findings extend this evidence by quantifying the population-level health gains achievable when these effect sizes are applied at scale across diverse country settings, accounting for heterogeneous baseline blood pressure distributions, varying levels of current hypertension control, and country-specific demographic trajectories.</w:t>
+        <w:t>described by Ettehad et al. (2016), in which every 10 mmHg reduction in systolic blood pressure was associated with a 20% reduction in major cardiovascular events, a 17% reduction in coronary heart disease, and a 27% reduction in stroke. Our findings extend this evidence by quantifying the population-level health gains achievable when these effect sizes are applied at scale across diverse country settings, accounting for heterogeneous baseline blood pressure distributions, varying levels of current hyperten</w:t>
+      </w:r>
+      <w:r>
+        <w:t>sion control, and country-specific demographic trajectories.</w:t>
       </w:r>
     </w:p>
     <w:p>
@@ -4317,7 +4374,7 @@
         <w:pStyle w:val="Heading2"/>
       </w:pPr>
       <w:bookmarkStart w:id="44" w:name="Xf35506f9c332e98967539573b75894b01753136"/>
-      <w:bookmarkStart w:id="45" w:name="_Toc225970045"/>
+      <w:bookmarkStart w:id="45" w:name="_Toc226039204"/>
       <w:bookmarkEnd w:id="42"/>
       <w:r>
         <w:rPr>
@@ -4336,7 +4393,10 @@
         <w:pStyle w:val="FirstParagraph"/>
       </w:pPr>
       <w:r>
-        <w:t>Lipid-lowering therapy with statins was projected to avert 21.3 million deaths, with effects concentrated in ischaemic heart disease and ischaemic stroke. This cause-specific profile is consistent with the atherogenic mechanism of LDL cholesterol and the evidence base from major statin trials, which have demonstrated significant reductions in coronary events and ischaemic stroke with minimal effect on haemorrhagic stroke or hypertensive heart disease (Fulcher et al. 2015). The modelling of statin effects only in adults aged 40 and above, and only for IHD and ischaemic stroke, represents a conservative approach that may underestimate the total benefit if future evidence supports broader indications or earlier initiation.</w:t>
+        <w:t>Lipid-lowering therapy with statins was projected to avert 21.3 million deaths, with effects concentrated in ischaemic heart disease and ischaemic stroke. This cause-specific profile is consistent with the atherogenic mechanism of LDL cholesterol and the evidence base from major statin trials, which have demonstrated significant reductions in coronary events and ischaemic stroke with minimal effect on haemorrhagic stroke or hypertensive heart disease (Fulcher et al. 2015). The modelling of statin effects on</w:t>
+      </w:r>
+      <w:r>
+        <w:t>ly in adults aged 40 and above, and only for IHD and ischaemic stroke, represents a conservative approach that may underestimate the total benefit if future evidence supports broader indications or earlier initiation.</w:t>
       </w:r>
     </w:p>
     <w:p>
@@ -4344,7 +4404,10 @@
         <w:pStyle w:val="BodyText"/>
       </w:pPr>
       <w:r>
-        <w:t>Adherence to statin therapy remains a critical implementation challenge. Meta-analytic evidence suggests that real-world statin adherence ranges from 40% to 75% depending on the clinical context and follow-up duration (Basios et al. 2025). Our model assumed full adherence for newly covered individuals under hypertension therapy and adjusted statin adherence for primary and secondary prevention; true population-level effects may be lower if adherence is suboptimal, particularly in settings with limited health system capacity for long-term medication management.</w:t>
+        <w:t>Adherence to statin therapy remains a critical implementation challenge. Meta-analytic evidence suggests that real-world statin adherence ranges from 40% to 75% depending on the clinical context and follow-up duration (Basios et al. 2025). Our model assumed full adherence for newly covered individuals under hypertension therapy and adjusted statin adherence for primary and secondary prevention; true population-level effects may be lower if adherence is suboptimal, particularly in settings with limited healt</w:t>
+      </w:r>
+      <w:r>
+        <w:t>h system capacity for long-term medication management.</w:t>
       </w:r>
     </w:p>
     <w:p>
@@ -4352,7 +4415,7 @@
         <w:pStyle w:val="Heading2"/>
       </w:pPr>
       <w:bookmarkStart w:id="46" w:name="combined-policy-meaning"/>
-      <w:bookmarkStart w:id="47" w:name="_Toc225970046"/>
+      <w:bookmarkStart w:id="47" w:name="_Toc226039205"/>
       <w:bookmarkEnd w:id="44"/>
       <w:r>
         <w:rPr>
@@ -4371,7 +4434,10 @@
         <w:pStyle w:val="FirstParagraph"/>
       </w:pPr>
       <w:r>
-        <w:t>The combined scenario demonstrates that hypertension control and lipid-lowering therapy are complementary rather than substitutable interventions. Because blood pressure and LDL cholesterol act through partially independent causal pathways, their multiplicative combination generates health gains greater than the sum of their individual effects. This finding has direct policy relevance: programmes that integrate blood pressure measurement and treatment with lipid assessment and statin therapy — such as the WHO HEARTS technical package — can capture these synergistic benefits within existing primary health care platforms (Banigbe et al. 2025; Moran et al. 2024).</w:t>
+        <w:t>The combined scenario demonstrates that hypertension control and lipid-lowering therapy are complementary rather than substitutable interventions. Because blood pressure and LDL cholesterol act through partially independent causal pathways, their multiplicative combination generates health gains greater than the sum of their individual effects. This finding has direct policy relevance: programmes that integrate blood pressure measurement and treatment with lipid assessment and statin therapy — such as the W</w:t>
+      </w:r>
+      <w:r>
+        <w:t>HO HEARTS technical package — can capture these synergistic benefits within existing primary health care platforms (Banigbe et al. 2025; Moran et al. 2024).</w:t>
       </w:r>
     </w:p>
     <w:p>
@@ -4380,7 +4446,10 @@
       </w:pPr>
       <w:r>
         <w:lastRenderedPageBreak/>
-        <w:t>The projected 64.7 million deaths averted and 778.5 million DALYs averted under the combined scenario represent a substantial return on investment in cardiovascular risk-factor management. Recent costing analyses of the HEARTS programme in low- and middle-income countries have demonstrated favourable cost-effectiveness ratios for integrated hypertension and statin management (Husain et al. 2022; Garcia et al. 2026), suggesting that the health gains projected here are achievable within realistic resource envelopes.</w:t>
+        <w:t>The projected 64.7 million deaths averted and 778.5 million DALYs averted under the combined scenario represent a substantial return on investment in cardiovascular risk-factor management. Recent costing analyses of the HEARTS programme in low- and middle-income countries have demonstrated favourable cost-effectiveness ratios for integrated hypertension and statin management (Husain et al. 2022; Garcia et al. 2026), suggesting that the health gains projected here are achievable within realistic resource env</w:t>
+      </w:r>
+      <w:r>
+        <w:t>elopes.</w:t>
       </w:r>
     </w:p>
     <w:p>
@@ -4388,7 +4457,7 @@
         <w:pStyle w:val="Heading2"/>
       </w:pPr>
       <w:bookmarkStart w:id="48" w:name="equity-and-implementation-implications"/>
-      <w:bookmarkStart w:id="49" w:name="_Toc225970047"/>
+      <w:bookmarkStart w:id="49" w:name="_Toc226039206"/>
       <w:bookmarkEnd w:id="46"/>
       <w:r>
         <w:rPr>
@@ -4407,7 +4476,10 @@
         <w:pStyle w:val="FirstParagraph"/>
       </w:pPr>
       <w:r>
-        <w:t>The distribution of projected benefits by income group reveals important equity dimensions. Low-income and lower-middle-income countries, which currently have the lowest levels of hypertension control and statin coverage, stand to gain substantially from global target achievement — both in absolute numbers and as a proportion of their baseline CVD burden. This finding reinforces the moral and epidemiological case for prioritising cardiovascular risk-factor management in resource-constrained settings, where the return on investment in prevention is highest.</w:t>
+        <w:t xml:space="preserve">The distribution of projected benefits by income group reveals important equity dimensions. Low-income and lower-middle-income countries, which currently have the lowest levels of hypertension control and statin coverage, stand to gain substantially from global target achievement — both in absolute numbers and as a proportion of their baseline CVD burden. This finding reinforces the moral and epidemiological case for prioritising cardiovascular risk-factor management in resource-constrained settings, where </w:t>
+      </w:r>
+      <w:r>
+        <w:t>the return on investment in prevention is highest.</w:t>
       </w:r>
     </w:p>
     <w:p>
@@ -4415,7 +4487,10 @@
         <w:pStyle w:val="BodyText"/>
       </w:pPr>
       <w:r>
-        <w:t>However, realising these gains requires overcoming well-documented implementation barriers, including limited access to essential medicines, insufficient numbers of trained health workers, weak supply chains, and fragmented health information systems. The WHO HEARTS programme has demonstrated that standardised, protocol-based approaches to hypertension management can achieve large-scale coverage expansion in diverse country settings (Banigbe et al. 2025), and similar models are needed for lipid management. National commitment to pharmaceutical procurement, task sharing, and community-based screening and follow-up will be essential to translate these modelled projections into real-world health outcomes.</w:t>
+        <w:t xml:space="preserve">However, realising these gains requires overcoming well-documented implementation barriers, including limited access to essential medicines, insufficient numbers of trained health workers, weak supply chains, and fragmented health information systems. The WHO HEARTS programme has demonstrated that standardised, protocol-based approaches to hypertension management can achieve large-scale coverage expansion in diverse country settings (Banigbe et al. 2025), and similar models are needed for lipid management. </w:t>
+      </w:r>
+      <w:r>
+        <w:t>National commitment to pharmaceutical procurement, task sharing, and community-based screening and follow-up will be essential to translate these modelled projections into real-world health outcomes.</w:t>
       </w:r>
     </w:p>
     <w:p>
@@ -4423,7 +4498,7 @@
         <w:pStyle w:val="Heading2"/>
       </w:pPr>
       <w:bookmarkStart w:id="50" w:name="relation-to-previous-literature"/>
-      <w:bookmarkStart w:id="51" w:name="_Toc225970048"/>
+      <w:bookmarkStart w:id="51" w:name="_Toc226039207"/>
       <w:bookmarkEnd w:id="48"/>
       <w:r>
         <w:rPr>
@@ -4442,7 +4517,10 @@
         <w:pStyle w:val="FirstParagraph"/>
       </w:pPr>
       <w:r>
-        <w:t>Our findings are broadly consistent with, and extend, previous global and regional analyses. Kontis et al. (2019) projected the probability of achieving SDG target 3.4 (a one-third reduction in premature NCD mortality by 2030) and identified inadequate cardiovascular risk-factor control as a major barrier in most countries. The NCD Countdown analyses identified blood pressure management and statin therapy as among the most efficient interventions for reducing premature CVD mortality in low- and middle-income settings (Watkins et al. 2022; Bennett et al. 2020). Our study complements this work by providing country-specific projections over a 25-year horizon, enabling direct comparison of the relative contribution of each intervention.</w:t>
+        <w:t>Our findings are broadly consistent with, and extend, previous global and regional analyses. Kontis et al. (2019) projected the probability of achieving SDG target 3.4 (a one-third reduction in premature NCD mortality by 2030) and identified inadequate cardiovascular risk-factor control as a major barrier in most countries. The NCD Countdown analyses identified blood pressure management and statin therapy as among the most efficient interventions for reducing premature CVD mortality in low- and middle-incom</w:t>
+      </w:r>
+      <w:r>
+        <w:t>e settings (Watkins et al. 2022; Bennett et al. 2020). Our study complements this work by providing country-specific projections over a 25-year horizon, enabling direct comparison of the relative contribution of each intervention.</w:t>
       </w:r>
     </w:p>
     <w:p>
@@ -4462,7 +4540,7 @@
         <w:pStyle w:val="Heading2"/>
       </w:pPr>
       <w:bookmarkStart w:id="52" w:name="strengths"/>
-      <w:bookmarkStart w:id="53" w:name="_Toc225970049"/>
+      <w:bookmarkStart w:id="53" w:name="_Toc226039208"/>
       <w:bookmarkEnd w:id="50"/>
       <w:r>
         <w:rPr>
@@ -4481,7 +4559,10 @@
         <w:pStyle w:val="FirstParagraph"/>
       </w:pPr>
       <w:r>
-        <w:t>This study has several notable strengths. First, it provides comprehensive global coverage across 190 countries, with country-specific epidemiological and demographic inputs rather than reliance on regional averages. Second, the model explicitly accounts for the interaction between hypertension control and statin therapy through multiplicative effect combination, avoiding the overestimation that would result from additive assumptions. Third, the use of GBD 2023 data and UNWPP 2024 population projections ensures that the analysis reflects the most current global health and demographic evidence. Fourth, the model de-duplicates existing treatment effects by crediting only incremental coverage above baseline, avoiding double-counting of current treatment benefits. Fifth, the 25-year projection horizon captures the long-term compounding of sustained risk-factor reduction, which shorter-horizon models may miss.</w:t>
+        <w:t>This study has several notable strengths. First, it provides comprehensive global coverage across 190 countries, with country-specific epidemiological and demographic inputs rather than reliance on regional averages. Second, the model explicitly accounts for the interaction between hypertension control and statin therapy through multiplicative effect combination, avoiding the overestimation that would result from additive assumptions. Third, the use of GBD 2023 data and UNWPP 2024 population projections ens</w:t>
+      </w:r>
+      <w:r>
+        <w:t>ures that the analysis reflects the most current global health and demographic evidence. Fourth, the model de-duplicates existing treatment effects by crediting only incremental coverage above baseline, avoiding double-counting of current treatment benefits. Fifth, the 25-year projection horizon captures the long-term compounding of sustained risk-factor reduction, which shorter-horizon models may miss.</w:t>
       </w:r>
     </w:p>
     <w:p>
@@ -4489,7 +4570,7 @@
         <w:pStyle w:val="Heading2"/>
       </w:pPr>
       <w:bookmarkStart w:id="54" w:name="limitations"/>
-      <w:bookmarkStart w:id="55" w:name="_Toc225970050"/>
+      <w:bookmarkStart w:id="55" w:name="_Toc226039209"/>
       <w:bookmarkEnd w:id="52"/>
       <w:r>
         <w:rPr>
@@ -4508,7 +4589,16 @@
         <w:pStyle w:val="FirstParagraph"/>
       </w:pPr>
       <w:r>
-        <w:t>Several limitations should be considered when interpreting these results. First, formal probabilistic sensitivity analysis was not conducted; results represent central estimates and do not incorporate uncertainty intervals from GBD inputs, meta-analytic effect sizes, or demographic projections. Second, the model assumes a static blood pressure distribution within countries — no secular trends in population blood pressure and no endogenous updating as treatment coverage increases — which may overestimate baseline risk in countries experiencing favourable risk-factor trends. Third, full adherence was assumed for hypertension therapy, and adherence-adjusted estimates for statin therapy may still exceed real-world levels in settings with limited health system capacity. Fourth, the linear scale-up assumption (2026–2030) is a simplification; actual programme expansion may follow non-linear trajectories with initial delays and subsequent acceleration. Fifth, no explicit health-system capacity constraints were modelled, meaning that the scenarios represent technical potential rather than implementation-ready projections. Sixth, COVID-19 excess mortality was modelled only for 2020–2021, and potential long-term cardiovascular sequelae of SARS-CoV-2 infection were not incorporated. Finally, the model does not capture potential interactions between interventions and other concurrent NCD prevention strategies, such as dietary sodium reduction or trans-fat elimination, which may modify the marginal benefit of hypertension control and statin therapy.</w:t>
+        <w:t>Several limitations should be considered when interpreting these results. First, formal probabilistic sensitivity analysis was not conducted; results represent central estimates and do not incorporate uncertainty intervals from GBD inputs, meta-analytic effect sizes, or demographic projections. Second, the model assumes a static blood pressure distribution within countries — no secular trends in population blood pressure and no endogenous updating as treatment coverage increases — which may overestimate bas</w:t>
+      </w:r>
+      <w:r>
+        <w:t>eline risk in countries experiencing favourable risk-factor trends. Third, full adherence was assumed for hypertension therapy, and adherence-adjusted estimates for statin therapy may still exceed real-world levels in settings with limited health system capacity. Fourth, the linear scale-up assumption (2026–2030) is a simplification; actual programme expansion may follow non-linear trajectories with initial delays and subsequent acceleration. Fifth, no explicit health-system capacity constraints were modell</w:t>
+      </w:r>
+      <w:r>
+        <w:t>ed, meaning that the scenarios represent technical potential rather than implementation-ready projections. Sixth, COVID-19 excess mortality was modelled only for 2020–2021, and potential long-term cardiovascular sequelae of SARS-CoV-2 infection were not incorporated. Finally, the model does not capture potential interactions between interventions and other concurrent NCD prevention strategies, such as dietary sodium reduction or trans-fat elimination, which may modify the marginal benefit of hypertension co</w:t>
+      </w:r>
+      <w:r>
+        <w:t>ntrol and statin therapy.</w:t>
       </w:r>
     </w:p>
     <w:p>
@@ -4516,7 +4606,7 @@
         <w:pStyle w:val="Heading1"/>
       </w:pPr>
       <w:bookmarkStart w:id="56" w:name="conclusion"/>
-      <w:bookmarkStart w:id="57" w:name="_Toc225970051"/>
+      <w:bookmarkStart w:id="57" w:name="_Toc226039210"/>
       <w:bookmarkEnd w:id="38"/>
       <w:bookmarkEnd w:id="54"/>
       <w:r>
@@ -4540,7 +4630,10 @@
       </w:r>
       <w:r>
         <w:lastRenderedPageBreak/>
-        <w:t>million DALYs across 190 countries. Hypertension control in the general population and lipid-lowering therapy are complementary strategies whose combined benefit exceeds the sum of their individual effects. The projected health gains are substantial across all world regions and income groups, with the largest proportional benefits accruing to countries with the lowest current treatment coverage. These findings provide a quantitative foundation for accelerated investment in integrated cardiovascular risk-factor management through primary health care, and support the case for sustained political commitment to the WHO NCD targets as a cornerstone of global health policy.</w:t>
+        <w:t>million DALYs across 190 countries. Hypertension control in the general population and lipid-lowering therapy are complementary strategies whose combined benefit exceeds the sum of their individual effects. The projected health gains are substantial across all world regions and income groups, with the largest proportional benefits accruing to countries with the lowest current treatment coverage. These findings provide a quantitative foundation for accelerated investment in integrated cardiovascular risk-fac</w:t>
+      </w:r>
+      <w:r>
+        <w:t>tor management through primary health care, and support the case for sustained political commitment to the WHO NCD targets as a cornerstone of global health policy.</w:t>
       </w:r>
     </w:p>
     <w:p>
@@ -4548,7 +4641,7 @@
         <w:pStyle w:val="Heading1"/>
       </w:pPr>
       <w:bookmarkStart w:id="58" w:name="references"/>
-      <w:bookmarkStart w:id="59" w:name="_Toc225970052"/>
+      <w:bookmarkStart w:id="59" w:name="_Toc226039211"/>
       <w:bookmarkEnd w:id="56"/>
       <w:r>
         <w:rPr>
@@ -4600,7 +4693,13 @@
       <w:bookmarkStart w:id="62" w:name="ref-Basios2025"/>
       <w:bookmarkEnd w:id="60"/>
       <w:r>
-        <w:t xml:space="preserve">Basios, Athanasios, Georgios Markozannes, Evangelia E Ntzani, Konstantinos Christopoulos, Christina A Chatzi, Evangelos Liberopoulos, Konstantinos K Tsilidis, Maria Pappa, and Evangelos C Rizos. 2025. “Prevalence and Determinants of Adherence to Statin Therapy: A Systematic Review and Meta-Analysis.” </w:t>
+        <w:rPr>
+          <w:lang w:val="es-CO"/>
+        </w:rPr>
+        <w:t xml:space="preserve">Basios, Athanasios, Georgios Markozannes, Evangelia E Ntzani, Konstantinos Christopoulos, Christina A Chatzi, Evangelos Liberopoulos, Konstantinos K Tsilidis, Maria Pappa, and Evangelos C Rizos. </w:t>
+      </w:r>
+      <w:r>
+        <w:t xml:space="preserve">2025. “Prevalence and Determinants of Adherence to Statin Therapy: A Systematic Review and Meta-Analysis.” </w:t>
       </w:r>
       <w:r>
         <w:rPr>
@@ -5034,7 +5133,7 @@
         <w:pStyle w:val="Heading1"/>
       </w:pPr>
       <w:bookmarkStart w:id="76" w:name="tables"/>
-      <w:bookmarkStart w:id="77" w:name="_Toc225970053"/>
+      <w:bookmarkStart w:id="77" w:name="_Toc226039212"/>
       <w:bookmarkEnd w:id="58"/>
       <w:bookmarkEnd w:id="61"/>
       <w:bookmarkEnd w:id="75"/>
@@ -5784,7 +5883,14 @@
           <w:i/>
           <w:iCs/>
         </w:rPr>
-        <w:t>Note: Values in millions. 013 = intervention does not affect this cause. Statin effects restricted to IHD and ischaemic stroke.</w:t>
+        <w:t xml:space="preserve">Note: Values in millions. </w:t>
+      </w:r>
+      <w:r>
+        <w:rPr>
+          <w:i/>
+          <w:iCs/>
+        </w:rPr>
+        <w:t>013 = intervention does not affect this cause. Statin effects restricted to IHD and ischaemic stroke.</w:t>
       </w:r>
     </w:p>
     <w:p>
@@ -6760,7 +6866,10 @@
         <w:t>Table 5.</w:t>
       </w:r>
       <w:r>
-        <w:t xml:space="preserve"> Cumulative burden of disease averted by World Bank income group under the combined intervention scenario (millions), 2025–2050.</w:t>
+        <w:t xml:space="preserve"> </w:t>
+      </w:r>
+      <w:r>
+        <w:t>Cumulative burden of disease averted by World Bank income group under the combined intervention scenario (millions), 2025–2050.</w:t>
       </w:r>
     </w:p>
     <w:tbl>
@@ -7224,7 +7333,7 @@
         <w:pStyle w:val="Heading1"/>
       </w:pPr>
       <w:bookmarkStart w:id="78" w:name="figures"/>
-      <w:bookmarkStart w:id="79" w:name="_Toc225970054"/>
+      <w:bookmarkStart w:id="79" w:name="_Toc226039213"/>
       <w:bookmarkEnd w:id="76"/>
       <w:r>
         <w:rPr>
@@ -7250,7 +7359,7 @@
         <w:t>Figure 1.</w:t>
       </w:r>
       <w:r>
-        <w:t xml:space="preserve"> Projected cumulative CVD deaths under the business-as-usual scenario, 2026–2050, across 190 countries. Four causes are modelled jointly: ischaemic heart disease, ischaemic stroke, intracerebral haemorrhage, and hypertensive heart disease. Population denominators from UNWPP 2024; epidemiological inputs from GBD 2023.</w:t>
+        <w:t xml:space="preserve"> Projected cumulative CVD deaths under the business-as-usual scenario, 2026–2050, across 190 countries.</w:t>
       </w:r>
     </w:p>
     <w:p>
@@ -7262,10 +7371,10 @@
           <w:noProof/>
         </w:rPr>
         <w:drawing>
-          <wp:inline distT="0" distB="0" distL="0" distR="0" wp14:anchorId="1E11B219" wp14:editId="1E11B21A">
+          <wp:inline distT="0" distB="0" distL="0" distR="0" wp14:anchorId="27E2EBD2" wp14:editId="27E2EBD3">
             <wp:extent cx="5334000" cy="2424545"/>
             <wp:effectExtent l="0" t="0" r="0" b="0"/>
-            <wp:docPr id="83" name="Picture" descr="Projected cumulative CVD burden under the business-as-usual scenario, 2026-2050."/>
+            <wp:docPr id="83" name="Picture" descr="Note: Four causes are modelled jointly: ischaemic heart disease, ischaemic stroke, intracerebral haemorrhage, and hypertensive heart disease. Population denominators from UNWPP 2024; epidemiological inputs from GBD 2023."/>
             <wp:cNvGraphicFramePr/>
             <a:graphic xmlns:a="http://schemas.openxmlformats.org/drawingml/2006/main">
               <a:graphicData uri="http://schemas.openxmlformats.org/drawingml/2006/picture">
@@ -7309,7 +7418,7 @@
         <w:pStyle w:val="ImageCaption"/>
       </w:pPr>
       <w:r>
-        <w:t>Projected cumulative CVD burden under the business-as-usual scenario, 2026-2050.</w:t>
+        <w:t>Note: Four causes are modelled jointly: ischaemic heart disease, ischaemic stroke, intracerebral haemorrhage, and hypertensive heart disease. Population denominators from UNWPP 2024; epidemiological inputs from GBD 2023.</w:t>
       </w:r>
     </w:p>
     <w:p>
@@ -7330,7 +7439,7 @@
         <w:t>Figure 2.</w:t>
       </w:r>
       <w:r>
-        <w:t xml:space="preserve"> Cumulative CVD deaths averted by intervention scenario, 2025–2050. Each bar represents the total number of deaths averted relative to business-as-usual over the full projection period. All four CVD causes combined.</w:t>
+        <w:t xml:space="preserve"> Cumulative CVD deaths averted by intervention scenario, 2025–2050.</w:t>
       </w:r>
     </w:p>
     <w:p>
@@ -7342,10 +7451,10 @@
           <w:noProof/>
         </w:rPr>
         <w:drawing>
-          <wp:inline distT="0" distB="0" distL="0" distR="0" wp14:anchorId="1E11B21B" wp14:editId="1E11B21C">
+          <wp:inline distT="0" distB="0" distL="0" distR="0" wp14:anchorId="27E2EBD4" wp14:editId="27E2EBD5">
             <wp:extent cx="5334000" cy="2963333"/>
             <wp:effectExtent l="0" t="0" r="0" b="0"/>
-            <wp:docPr id="86" name="Picture" descr="Cumulative deaths averted by intervention scenario."/>
+            <wp:docPr id="86" name="Picture" descr="Note: Each bar represents the total number of deaths averted relative to business-as-usual over the full projection period. All four CVD causes combined."/>
             <wp:cNvGraphicFramePr/>
             <a:graphic xmlns:a="http://schemas.openxmlformats.org/drawingml/2006/main">
               <a:graphicData uri="http://schemas.openxmlformats.org/drawingml/2006/picture">
@@ -7389,7 +7498,7 @@
         <w:pStyle w:val="ImageCaption"/>
       </w:pPr>
       <w:r>
-        <w:t>Cumulative deaths averted by intervention scenario.</w:t>
+        <w:t>Note: Each bar represents the total number of deaths averted relative to business-as-usual over the full projection period. All four CVD causes combined.</w:t>
       </w:r>
     </w:p>
     <w:p>
@@ -7410,7 +7519,7 @@
         <w:t>Figure 3.</w:t>
       </w:r>
       <w:r>
-        <w:t xml:space="preserve"> Annual and cumulative CVD deaths averted by intervention over time, 2025–2050. The stacked area chart (top) shows annual deaths averted by each intervention relative to business-as-usual. Gains accelerate after 2030 as sustained coverage compounds cumulative risk reduction.</w:t>
+        <w:t xml:space="preserve"> Annual and cumulative CVD deaths averted by intervention over time, 2025–2050.</w:t>
       </w:r>
     </w:p>
     <w:p>
@@ -7422,10 +7531,10 @@
           <w:noProof/>
         </w:rPr>
         <w:drawing>
-          <wp:inline distT="0" distB="0" distL="0" distR="0" wp14:anchorId="1E11B21D" wp14:editId="1E11B21E">
+          <wp:inline distT="0" distB="0" distL="0" distR="0" wp14:anchorId="27E2EBD6" wp14:editId="27E2EBD7">
             <wp:extent cx="5334000" cy="2424545"/>
             <wp:effectExtent l="0" t="0" r="0" b="0"/>
-            <wp:docPr id="89" name="Picture" descr="Annual deaths averted by intervention over time."/>
+            <wp:docPr id="89" name="Picture" descr="Note: The stacked area chart (top) shows annual deaths averted by each intervention relative to business-as-usual. Gains accelerate after 2030 as sustained coverage compounds cumulative risk reduction."/>
             <wp:cNvGraphicFramePr/>
             <a:graphic xmlns:a="http://schemas.openxmlformats.org/drawingml/2006/main">
               <a:graphicData uri="http://schemas.openxmlformats.org/drawingml/2006/picture">
@@ -7469,7 +7578,7 @@
         <w:pStyle w:val="ImageCaption"/>
       </w:pPr>
       <w:r>
-        <w:t>Annual deaths averted by intervention over time.</w:t>
+        <w:t>Note: The stacked area chart (top) shows annual deaths averted by each intervention relative to business-as-usual. Gains accelerate after 2030 as sustained coverage compounds cumulative risk reduction.</w:t>
       </w:r>
     </w:p>
     <w:p>
@@ -7490,7 +7599,7 @@
         <w:t>Figure 4.</w:t>
       </w:r>
       <w:r>
-        <w:t xml:space="preserve"> Cumulative CVD deaths averted over time by intervention scenario, 2025–2050. Lines represent the running total of deaths averted for each individual intervention relative to business-as-usual.</w:t>
+        <w:t xml:space="preserve"> Cumulative CVD deaths averted over time by intervention scenario, 2025–2050.</w:t>
       </w:r>
     </w:p>
     <w:p>
@@ -7502,10 +7611,10 @@
           <w:noProof/>
         </w:rPr>
         <w:drawing>
-          <wp:inline distT="0" distB="0" distL="0" distR="0" wp14:anchorId="1E11B21F" wp14:editId="1E11B220">
+          <wp:inline distT="0" distB="0" distL="0" distR="0" wp14:anchorId="27E2EBD8" wp14:editId="27E2EBD9">
             <wp:extent cx="5334000" cy="2424545"/>
             <wp:effectExtent l="0" t="0" r="0" b="0"/>
-            <wp:docPr id="92" name="Picture" descr="Cumulative deaths averted over time by intervention."/>
+            <wp:docPr id="92" name="Picture" descr="Note: Lines represent the running total of deaths averted for each individual intervention relative to business-as-usual."/>
             <wp:cNvGraphicFramePr/>
             <a:graphic xmlns:a="http://schemas.openxmlformats.org/drawingml/2006/main">
               <a:graphicData uri="http://schemas.openxmlformats.org/drawingml/2006/picture">
@@ -7549,7 +7658,7 @@
         <w:pStyle w:val="ImageCaption"/>
       </w:pPr>
       <w:r>
-        <w:t>Cumulative deaths averted over time by intervention.</w:t>
+        <w:t>Note: Lines represent the running total of deaths averted for each individual intervention relative to business-as-usual.</w:t>
       </w:r>
     </w:p>
     <w:p>
@@ -7570,7 +7679,10 @@
         <w:t>Figure 5.</w:t>
       </w:r>
       <w:r>
-        <w:t xml:space="preserve"> Top 20 countries by projected CVD deaths averted under the combined intervention scenario, 2025–2050, coloured by WHO region. Countries with the largest populations and highest baseline CVD burden contribute the most to global totals.</w:t>
+        <w:t xml:space="preserve"> </w:t>
+      </w:r>
+      <w:r>
+        <w:t>Top 20 countries by projected CVD deaths averted under the combined intervention scenario, 2025–2050, coloured by WHO region. Countries with the largest populations and highest baseline CVD burden contribute the most to global totals.</w:t>
       </w:r>
     </w:p>
     <w:p>
@@ -7582,7 +7694,7 @@
           <w:noProof/>
         </w:rPr>
         <w:drawing>
-          <wp:inline distT="0" distB="0" distL="0" distR="0" wp14:anchorId="1E11B221" wp14:editId="1E11B222">
+          <wp:inline distT="0" distB="0" distL="0" distR="0" wp14:anchorId="27E2EBDA" wp14:editId="27E2EBDB">
             <wp:extent cx="5334000" cy="3733799"/>
             <wp:effectExtent l="0" t="0" r="0" b="0"/>
             <wp:docPr id="95" name="Picture" descr="Top 20 countries by projected deaths averted."/>
@@ -7650,7 +7762,7 @@
         <w:t>Figure 6.</w:t>
       </w:r>
       <w:r>
-        <w:t xml:space="preserve"> Distribution of projected CVD deaths averted by age group, sex, and intervention scenario, 2025–2050. Adults aged 70 years and older account for the majority of averted deaths across all interventions, consistent with the age-dependent increase in baseline CVD mortality.</w:t>
+        <w:t xml:space="preserve"> Distribution of projected CVD deaths averted by age group, sex, and intervention scenario, 2025–2050.</w:t>
       </w:r>
     </w:p>
     <w:p>
@@ -7662,10 +7774,10 @@
           <w:noProof/>
         </w:rPr>
         <w:drawing>
-          <wp:inline distT="0" distB="0" distL="0" distR="0" wp14:anchorId="1E11B223" wp14:editId="1E11B224">
+          <wp:inline distT="0" distB="0" distL="0" distR="0" wp14:anchorId="27E2EBDC" wp14:editId="27E2EBDD">
             <wp:extent cx="5334000" cy="2667000"/>
             <wp:effectExtent l="0" t="0" r="0" b="0"/>
-            <wp:docPr id="98" name="Picture" descr="Distribution of projected benefits by age and sex."/>
+            <wp:docPr id="98" name="Picture" descr="Note: Distribution of projected benefits by age and sex. Adults aged 70 years and older account for the majority of averted deaths across all interventions, consistent with the age-dependent increase in baseline CVD mortality."/>
             <wp:cNvGraphicFramePr/>
             <a:graphic xmlns:a="http://schemas.openxmlformats.org/drawingml/2006/main">
               <a:graphicData uri="http://schemas.openxmlformats.org/drawingml/2006/picture">
@@ -7709,7 +7821,7 @@
         <w:pStyle w:val="ImageCaption"/>
       </w:pPr>
       <w:r>
-        <w:t>Distribution of projected benefits by age and sex.</w:t>
+        <w:t>Note: Distribution of projected benefits by age and sex. Adults aged 70 years and older account for the majority of averted deaths across all interventions, consistent with the age-dependent increase in baseline CVD mortality.</w:t>
       </w:r>
     </w:p>
     <w:p>
@@ -7730,7 +7842,7 @@
         <w:t>Figure 7.</w:t>
       </w:r>
       <w:r>
-        <w:t xml:space="preserve"> Age-standardised CVD mortality rate (ASMR) by intervention scenario, 2019–2050. Solid lines represent the calibration period; dashed lines represent the projection period. ASMR computed using the WHO World Standard Population, rescaled to ages 20–95+.</w:t>
+        <w:t xml:space="preserve"> Age-standardised CVD mortality rate (ASMR) by intervention scenario, 2019–2050.</w:t>
       </w:r>
     </w:p>
     <w:p>
@@ -7742,10 +7854,10 @@
           <w:noProof/>
         </w:rPr>
         <w:drawing>
-          <wp:inline distT="0" distB="0" distL="0" distR="0" wp14:anchorId="1E11B225" wp14:editId="1E11B226">
+          <wp:inline distT="0" distB="0" distL="0" distR="0" wp14:anchorId="27E2EBDE" wp14:editId="27E2EBDF">
             <wp:extent cx="5334000" cy="2667000"/>
             <wp:effectExtent l="0" t="0" r="0" b="0"/>
-            <wp:docPr id="101" name="Picture" descr="Age-standardised CVD mortality rate by intervention scenario."/>
+            <wp:docPr id="101" name="Picture" descr="Note: Age-standardised CVD mortality rate by intervention scenario. Solid lines represent the calibration period; dashed lines represent the projection period. ASMR computed using the WHO World Standard Population, rescaled to ages 20–95+."/>
             <wp:cNvGraphicFramePr/>
             <a:graphic xmlns:a="http://schemas.openxmlformats.org/drawingml/2006/main">
               <a:graphicData uri="http://schemas.openxmlformats.org/drawingml/2006/picture">
@@ -7789,7 +7901,7 @@
         <w:pStyle w:val="ImageCaption"/>
       </w:pPr>
       <w:r>
-        <w:t>Age-standardised CVD mortality rate by intervention scenario.</w:t>
+        <w:t>Note: Age-standardised CVD mortality rate by intervention scenario. Solid lines represent the calibration period; dashed lines represent the projection period. ASMR computed using the WHO World Standard Population, rescaled to ages 20–95+.</w:t>
       </w:r>
     </w:p>
     <w:p>
@@ -7810,7 +7922,7 @@
         <w:t>Figure 8.</w:t>
       </w:r>
       <w:r>
-        <w:t xml:space="preserve"> Deaths averted by cause of death and intervention scenario, 2025–2050. Ischaemic heart disease accounts for the largest share of averted deaths across all interventions. Statin effects are restricted to ischaemic heart disease and ischaemic stroke.</w:t>
+        <w:t xml:space="preserve"> Deaths averted by cause of death and intervention scenario, 2025–2050.</w:t>
       </w:r>
     </w:p>
     <w:p>
@@ -7822,10 +7934,10 @@
           <w:noProof/>
         </w:rPr>
         <w:drawing>
-          <wp:inline distT="0" distB="0" distL="0" distR="0" wp14:anchorId="1E11B227" wp14:editId="1E11B228">
+          <wp:inline distT="0" distB="0" distL="0" distR="0" wp14:anchorId="27E2EBE0" wp14:editId="27E2EBE1">
             <wp:extent cx="5334000" cy="2963333"/>
             <wp:effectExtent l="0" t="0" r="0" b="0"/>
-            <wp:docPr id="104" name="Picture" descr="Deaths averted by cause of death and intervention scenario."/>
+            <wp:docPr id="104" name="Picture" descr="Note: Deaths averted by cause of death and intervention scenario. Ischaemic heart disease accounts for the largest share of averted deaths across all interventions. Statin effects are restricted to ischaemic heart disease and ischaemic stroke."/>
             <wp:cNvGraphicFramePr/>
             <a:graphic xmlns:a="http://schemas.openxmlformats.org/drawingml/2006/main">
               <a:graphicData uri="http://schemas.openxmlformats.org/drawingml/2006/picture">
@@ -7869,7 +7981,7 @@
         <w:pStyle w:val="ImageCaption"/>
       </w:pPr>
       <w:r>
-        <w:t>Deaths averted by cause of death and intervention scenario.</w:t>
+        <w:t>Note: Deaths averted by cause of death and intervention scenario. Ischaemic heart disease accounts for the largest share of averted deaths across all interventions. Statin effects are restricted to ischaemic heart disease and ischaemic stroke.</w:t>
       </w:r>
     </w:p>
     <w:p>
@@ -7902,7 +8014,7 @@
           <w:noProof/>
         </w:rPr>
         <w:drawing>
-          <wp:inline distT="0" distB="0" distL="0" distR="0" wp14:anchorId="1E11B229" wp14:editId="1E11B22A">
+          <wp:inline distT="0" distB="0" distL="0" distR="0" wp14:anchorId="27E2EBE2" wp14:editId="27E2EBE3">
             <wp:extent cx="5334000" cy="2667000"/>
             <wp:effectExtent l="0" t="0" r="0" b="0"/>
             <wp:docPr id="107" name="Picture" descr="Cumulative DALYs averted by intervention scenario over time."/>
@@ -7970,7 +8082,7 @@
         <w:t>Figure 10.</w:t>
       </w:r>
       <w:r>
-        <w:t xml:space="preserve"> Deaths averted per 100,000 population under the combined intervention scenario, 2025–2050. Choropleth map showing geographic variation in per-capita health gains, with darker shading indicating larger per-capita benefit.</w:t>
+        <w:t xml:space="preserve"> Deaths averted per 100,000 population under the combined intervention scenario, 2025–2050.</w:t>
       </w:r>
     </w:p>
     <w:p>
@@ -7982,10 +8094,10 @@
           <w:noProof/>
         </w:rPr>
         <w:drawing>
-          <wp:inline distT="0" distB="0" distL="0" distR="0" wp14:anchorId="1E11B22B" wp14:editId="1E11B22C">
+          <wp:inline distT="0" distB="0" distL="0" distR="0" wp14:anchorId="27E2EBE4" wp14:editId="27E2EBE5">
             <wp:extent cx="5334000" cy="2424545"/>
             <wp:effectExtent l="0" t="0" r="0" b="0"/>
-            <wp:docPr id="110" name="Picture" descr="Deaths averted per 100,000 population (world map)."/>
+            <wp:docPr id="110" name="Picture" descr="Note: Deaths averted per 100,000 population (world map). Choropleth map showing geographic variation in per-capita health gains, with darker shading indicating larger per-capita benefit."/>
             <wp:cNvGraphicFramePr/>
             <a:graphic xmlns:a="http://schemas.openxmlformats.org/drawingml/2006/main">
               <a:graphicData uri="http://schemas.openxmlformats.org/drawingml/2006/picture">
@@ -8029,7 +8141,7 @@
         <w:pStyle w:val="ImageCaption"/>
       </w:pPr>
       <w:r>
-        <w:t>Deaths averted per 100,000 population (world map).</w:t>
+        <w:t>Note: Deaths averted per 100,000 population (world map). Choropleth map showing geographic variation in per-capita health gains, with darker shading indicating larger per-capita benefit.</w:t>
       </w:r>
     </w:p>
     <w:p>
@@ -8037,7 +8149,7 @@
         <w:pStyle w:val="Heading1"/>
       </w:pPr>
       <w:bookmarkStart w:id="80" w:name="supplemental-material"/>
-      <w:bookmarkStart w:id="81" w:name="_Toc225970055"/>
+      <w:bookmarkStart w:id="81" w:name="_Toc226039214"/>
       <w:bookmarkEnd w:id="78"/>
       <w:r>
         <w:rPr>
@@ -8056,7 +8168,7 @@
         <w:pStyle w:val="Heading2"/>
       </w:pPr>
       <w:bookmarkStart w:id="82" w:name="additional-results"/>
-      <w:bookmarkStart w:id="83" w:name="_Toc225970056"/>
+      <w:bookmarkStart w:id="83" w:name="_Toc226039215"/>
       <w:r>
         <w:rPr>
           <w:rStyle w:val="SectionNumber"/>
@@ -8074,7 +8186,7 @@
         <w:pStyle w:val="Heading3"/>
       </w:pPr>
       <w:bookmarkStart w:id="84" w:name="X582a0f7917acfdb9174f291c51ebfeedd8599d4"/>
-      <w:bookmarkStart w:id="85" w:name="_Toc225970057"/>
+      <w:bookmarkStart w:id="85" w:name="_Toc226039216"/>
       <w:r>
         <w:rPr>
           <w:rStyle w:val="SectionNumber"/>
@@ -8100,7 +8212,7 @@
         <w:pStyle w:val="Heading3"/>
       </w:pPr>
       <w:bookmarkStart w:id="86" w:name="Xa8a3e5ba64697878e9badd6a5b52d8a9cbc9cf7"/>
-      <w:bookmarkStart w:id="87" w:name="_Toc225970058"/>
+      <w:bookmarkStart w:id="87" w:name="_Toc226039217"/>
       <w:bookmarkEnd w:id="84"/>
       <w:r>
         <w:rPr>
@@ -8127,7 +8239,7 @@
         <w:pStyle w:val="Heading3"/>
       </w:pPr>
       <w:bookmarkStart w:id="88" w:name="X4a8ff4b16f05f4c2eb11c5de52e21c0e0ce0d57"/>
-      <w:bookmarkStart w:id="89" w:name="_Toc225970059"/>
+      <w:bookmarkStart w:id="89" w:name="_Toc226039218"/>
       <w:bookmarkEnd w:id="86"/>
       <w:r>
         <w:rPr>
@@ -8154,7 +8266,7 @@
         <w:pStyle w:val="Heading3"/>
       </w:pPr>
       <w:bookmarkStart w:id="90" w:name="table-regional-and-income-group-results"/>
-      <w:bookmarkStart w:id="91" w:name="_Toc225970060"/>
+      <w:bookmarkStart w:id="91" w:name="_Toc226039219"/>
       <w:bookmarkEnd w:id="88"/>
       <w:r>
         <w:rPr>
@@ -8181,7 +8293,7 @@
         <w:pStyle w:val="Heading2"/>
       </w:pPr>
       <w:bookmarkStart w:id="92" w:name="methodology-and-mathematical-details"/>
-      <w:bookmarkStart w:id="93" w:name="_Toc225970061"/>
+      <w:bookmarkStart w:id="93" w:name="_Toc226039220"/>
       <w:bookmarkEnd w:id="82"/>
       <w:bookmarkEnd w:id="90"/>
       <w:r>
@@ -9414,7 +9526,10 @@
         </m:sSub>
       </m:oMath>
       <w:r>
-        <w:t xml:space="preserve"> are the multiplicative effect ratios from the intervention module (equal to 1 under BAU), </w:t>
+        <w:t xml:space="preserve"> </w:t>
+      </w:r>
+      <w:r>
+        <w:t xml:space="preserve">are the multiplicative effect ratios from the intervention module (equal to 1 under BAU), </w:t>
       </w:r>
       <m:oMath>
         <m:r>
@@ -10742,7 +10857,10 @@
         </m:sSub>
       </m:oMath>
       <w:r>
-        <w:t xml:space="preserve"> is the cause- and location-specific attributable fraction and </w:t>
+        <w:t xml:space="preserve"> </w:t>
+      </w:r>
+      <w:r>
+        <w:t xml:space="preserve">is the cause- and location-specific attributable fraction and </w:t>
       </w:r>
       <m:oMath>
         <m:sSubSup>
@@ -11016,7 +11134,7 @@
   <w:abstractNum w:abstractNumId="0" w15:restartNumberingAfterBreak="0">
     <w:nsid w:val="0000A990"/>
     <w:multiLevelType w:val="multilevel"/>
-    <w:tmpl w:val="877E914A"/>
+    <w:tmpl w:val="8E9094A8"/>
     <w:lvl w:ilvl="0">
       <w:numFmt w:val="bullet"/>
       <w:lvlText w:val=" "/>
@@ -11093,7 +11211,7 @@
   <w:abstractNum w:abstractNumId="1" w15:restartNumberingAfterBreak="0">
     <w:nsid w:val="00A99411"/>
     <w:multiLevelType w:val="multilevel"/>
-    <w:tmpl w:val="CE12013E"/>
+    <w:tmpl w:val="DB04B708"/>
     <w:lvl w:ilvl="0">
       <w:start w:val="1"/>
       <w:numFmt w:val="decimal"/>
@@ -11176,10 +11294,10 @@
       </w:pPr>
     </w:lvl>
   </w:abstractNum>
-  <w:num w:numId="1" w16cid:durableId="1730692273">
+  <w:num w:numId="1" w16cid:durableId="2135556377">
     <w:abstractNumId w:val="0"/>
   </w:num>
-  <w:num w:numId="2" w16cid:durableId="1631788427">
+  <w:num w:numId="2" w16cid:durableId="1273240747">
     <w:abstractNumId w:val="1"/>
     <w:lvlOverride w:ilvl="0">
       <w:startOverride w:val="1"/>
@@ -11209,7 +11327,7 @@
       <w:startOverride w:val="1"/>
     </w:lvlOverride>
   </w:num>
-  <w:num w:numId="3" w16cid:durableId="2087875945">
+  <w:num w:numId="3" w16cid:durableId="318775742">
     <w:abstractNumId w:val="1"/>
     <w:lvlOverride w:ilvl="0">
       <w:startOverride w:val="1"/>
@@ -12500,7 +12618,7 @@
     <w:next w:val="Normal"/>
     <w:autoRedefine/>
     <w:uiPriority w:val="39"/>
-    <w:rsid w:val="0040223E"/>
+    <w:rsid w:val="00EF3706"/>
     <w:pPr>
       <w:spacing w:after="100"/>
     </w:pPr>
@@ -12511,7 +12629,7 @@
     <w:next w:val="Normal"/>
     <w:autoRedefine/>
     <w:uiPriority w:val="39"/>
-    <w:rsid w:val="0040223E"/>
+    <w:rsid w:val="00EF3706"/>
     <w:pPr>
       <w:spacing w:after="100"/>
       <w:ind w:left="240"/>
@@ -12523,7 +12641,7 @@
     <w:next w:val="Normal"/>
     <w:autoRedefine/>
     <w:uiPriority w:val="39"/>
-    <w:rsid w:val="0040223E"/>
+    <w:rsid w:val="00EF3706"/>
     <w:pPr>
       <w:spacing w:after="100"/>
       <w:ind w:left="480"/>

--- a/docs/who_cvd_targets_paper1.docx
+++ b/docs/who_cvd_targets_paper1.docx
@@ -40,7 +40,7 @@
         <w:pStyle w:val="Date"/>
       </w:pPr>
       <w:r>
-        <w:t xml:space="preserve">April 30, 2026</w:t>
+        <w:t xml:space="preserve">May 01, 2026</w:t>
       </w:r>
     </w:p>
     <w:sdt>
@@ -134,7 +134,7 @@
         <w:pStyle w:val="BodyText"/>
       </w:pPr>
       <w:r>
-        <w:t xml:space="preserve">We did a comparative risk assessment modelling study using a multi-state transition model for 190 countries, 2025–2050. The model projected deaths from ischaemic heart disease, ischaemic stroke, intracerebral haemorrhage, and hypertensive heart disease by age, sex, and country, using WHO Global Health Estimates, GBD 2023, UN World Population Prospects 2024, NCD Risk Factor Collaboration data, and effect estimates. We compared business-as-usual with three intervention scenarios: hypertension control in the general population to reach the WHO target of 150 million people controlled by 2030; 80% blood pressure control among people with diabetes by 2030; 50% statin coverage among eligible adults aged 40 years or older by 2030; and a combined scenario. The primary outcome was cumulative CVD deaths averted during 2025–2050.</w:t>
+        <w:t xml:space="preserve">We did a comparative risk assessment modelling study using a multi-state transition model for 190 countries, 2026 - 2050. The model projected deaths from ischaemic heart disease, ischaemic stroke, intracerebral haemorrhage, and hypertensive heart disease by age, sex, and country, using WHO Global Health Estimates, GBD 2023, UN World Population Prospects 2024, NCD Risk Factor Collaboration data, and effect estimates. We compared business-as-usual with three intervention scenarios: hypertension control in the general population to reach the WHO target of 150 million people controlled by 2030; 80% blood pressure control among people with diabetes by 2030; 50% statin coverage among eligible adults aged 40 years or older by 2030; and a combined scenario. The primary outcome was cumulative CVD deaths averted during 2026 - 2050.</w:t>
       </w:r>
     </w:p>
     <w:p>
@@ -150,7 +150,7 @@
         <w:pStyle w:val="BodyText"/>
       </w:pPr>
       <w:r>
-        <w:t xml:space="preserve">Under business-as-usual, the model projected 696.2 million CVD deaths during 2025–2050. Compared with business-as-usual, achieving the general-population hypertension target was projected to avert 29.4 million deaths and 390.2 million DALYs, the diabetes-specific hypertension target 16.2 million deaths and 149.8 million DALYs, and the statin target 21.3 million deaths and 263.1 million DALYs. Achieving all three targets simultaneously was projected to avert 65.6 million CVD deaths and 787.0 million DALYs, equivalent to 9.4% of cumulative business-as-usual mortality.</w:t>
+        <w:t xml:space="preserve">Under business-as-usual, the model projected 696.2 million CVD deaths during 2026 - 2050. Compared with business-as-usual, achieving the general-population hypertension target was projected to avert 29.4 million deaths and 390.2 million DALYs, the diabetes-specific hypertension target 16.2 million deaths and 149.8 million DALYs, and the statin target 21.3 million deaths and 263.1 million DALYs. Achieving all three targets simultaneously was projected to avert 65.6 million CVD deaths and 787.0 million DALYs, equivalent to 9.4% of cumulative business-as-usual mortality.</w:t>
       </w:r>
     </w:p>
     <w:p>
@@ -1056,13 +1056,13 @@
         <w:pStyle w:val="FirstParagraph"/>
       </w:pPr>
       <w:r>
-        <w:t xml:space="preserve">The economic value of averted CVD mortality was estimated using two complementary metrics: the value of a statistical life (VSL) and the value of a statistical life year (VSLY). Both metrics quantify the monetary value that society places on small reductions in mortality risk and are recommended by guidelines for benefit–cost analysis of health interventions</w:t>
-      </w:r>
-      <w:r>
-        <w:t xml:space="preserve"> </w:t>
-      </w:r>
-      <w:r>
-        <w:t xml:space="preserve">(Robinson, Hammitt, and O’Keeffe 2019)</w:t>
+        <w:t xml:space="preserve">The economic value of averted CVD mortality was estimated using the value of a statistical life year (VSLY). This metric quantifies the monetary value that society places on marginal reductions in mortality risk and is recommended in guidelines for benefit–cost analyses of health interventions, particularly those targeting age-specific populations such as adults</w:t>
+      </w:r>
+      <w:r>
+        <w:t xml:space="preserve"> </w:t>
+      </w:r>
+      <w:r>
+        <w:t xml:space="preserve">(Robinson, Hammitt, and O’Keeffe 2019; Robinson et al. 2019)</w:t>
       </w:r>
       <w:r>
         <w:t xml:space="preserve">.</w:t>
@@ -1073,7 +1073,7 @@
         <w:pStyle w:val="BodyText"/>
       </w:pPr>
       <w:r>
-        <w:t xml:space="preserve">Country-specific VSL values were derived by transferring a United States reference VSL to each country using gross national income (GNI) per capita at purchasing power parity (PPP) and an income elasticity. Following Robinson et al.</w:t>
+        <w:t xml:space="preserve">Country-specific VSLY values were derived by transferring a United States reference VSL to each country using gross national income (GNI) per capita at purchasing power parity (PPP) and an income elasticity. Following Robinson et al.</w:t>
       </w:r>
       <w:r>
         <w:t xml:space="preserve"> </w:t>
@@ -1082,7 +1082,16 @@
         <w:t xml:space="preserve">(2019)</w:t>
       </w:r>
       <w:r>
-        <w:t xml:space="preserve">, the primary estimate used a differential income elasticity of 0.8 for countries at or above US income and 1.2 for countries below. A uniform elasticity of 1.5 was used as a sensitivity bound. GNI per capita was obtained from the World Bank and projected beyond the last observed year using SSP2 GDP growth rates from IIASA SSP 3.1.</w:t>
+        <w:t xml:space="preserve">, the primary estimate used a differential income elasticity of 0.8 for countries at or above US income and 1.2 for countries below. A uniform elasticity of 1.5 was used as a sensitivity bound. GNI per capita was obtained from the World Bank and projected beyond the last observed year using SSP2 GDP growth rates from IIASA SSP 3.1</w:t>
+      </w:r>
+      <w:r>
+        <w:t xml:space="preserve"> </w:t>
+      </w:r>
+      <w:r>
+        <w:t xml:space="preserve">(IIASA Energy, Climate, and Environment (ECE) Program 2024)</w:t>
+      </w:r>
+      <w:r>
+        <w:t xml:space="preserve">.</w:t>
       </w:r>
     </w:p>
     <w:p>
@@ -1313,7 +1322,16 @@
         <w:t xml:space="preserve"> </w:t>
       </w:r>
       <w:r>
-        <w:t xml:space="preserve">GNI per capita) to facilitate cross-country comparison. Full mathematical details are provided in the Supplemental Material (see Economic Valuation Methods).</w:t>
+        <w:t xml:space="preserve">GNI per capita) to facilitate cross-country comparison. A similar reporting approach has been used in prior studies</w:t>
+      </w:r>
+      <w:r>
+        <w:t xml:space="preserve"> </w:t>
+      </w:r>
+      <w:r>
+        <w:t xml:space="preserve">(Verguet et al. 2024; Chang et al. 2024)</w:t>
+      </w:r>
+      <w:r>
+        <w:t xml:space="preserve">. Full mathematical details are provided in the Supplemental Material (see Economic Valuation Methods).</w:t>
       </w:r>
     </w:p>
     <w:bookmarkEnd w:id="33"/>
@@ -1395,7 +1413,7 @@
         <w:pStyle w:val="FirstParagraph"/>
       </w:pPr>
       <w:r>
-        <w:t xml:space="preserve">Achievement of the WHO target for hypertension control in the general population was projected to avert 29.4 million CVD deaths during 2025–2050, equivalent to 4.2% of cumulative BAU mortality (Table 1; Supplemental Figure</w:t>
+        <w:t xml:space="preserve">Achievement of the WHO target for hypertension control in the general population was projected to avert 29.4 million CVD deaths during 2026-2050, equivalent to 4.2% of cumulative BAU mortality (Table 1; Supplemental Figure</w:t>
       </w:r>
       <w:r>
         <w:t xml:space="preserve"> </w:t>
@@ -1421,7 +1439,7 @@
         <w:pStyle w:val="BodyText"/>
       </w:pPr>
       <w:r>
-        <w:t xml:space="preserve">Targeted hypertension control among people with diabetes, assuming scale-up to 80% control by 2030, was projected to avert a further 16.2 million deaths, corresponding to 2.3% of cumulative BAU mortality, and 149.8 million DALYs during 2025–2050. These gains reflect the higher underlying cardiovascular risk in this subgroup and the greater absolute benefit associated with improved blood pressure control.</w:t>
+        <w:t xml:space="preserve">Targeted hypertension control among people with diabetes, assuming scale-up to 80% control by 2030, was projected to avert a further 16.2 million deaths, corresponding to 2.3% of cumulative BAU mortality, and 149.8 million DALYs during 2026-2050. These gains reflect the higher underlying cardiovascular risk in this subgroup and the greater absolute benefit associated with improved blood pressure control.</w:t>
       </w:r>
     </w:p>
     <w:bookmarkEnd w:id="36"/>
@@ -1448,7 +1466,7 @@
         <w:pStyle w:val="FirstParagraph"/>
       </w:pPr>
       <w:r>
-        <w:t xml:space="preserve">Scale-up of lipid-lowering therapy to 50% coverage among eligible adults by 2030 was projected to avert 21.3 million deaths during 2025–2050, equivalent to 3.1% of cumulative BAU mortality (Table 1). Because statin effects were restricted to ischaemic heart disease and ischaemic stroke, the distribution of averted deaths differed from that in the hypertension scenarios: 20.8 million deaths averted were attributable to reductions in ischaemic heart disease and 1.5 million to reductions in ischaemic stroke (Table 2). The temporal pattern of benefit was similar to that of hypertension control, with gains increasing after 2030 as sustained treatment coverage translated into cumulative reductions in cardiovascular risk (Supplemental Figure</w:t>
+        <w:t xml:space="preserve">Scale-up of lipid-lowering therapy to 50% coverage among eligible adults by 2030 was projected to avert 21.3 million deaths during 2026-2050, equivalent to 3.1% of cumulative BAU mortality (Table 1). Because statin effects were restricted to ischaemic heart disease and ischaemic stroke, the distribution of averted deaths differed from that in the hypertension scenarios: 20.8 million deaths averted were attributable to reductions in ischaemic heart disease and 1.5 million to reductions in ischaemic stroke (Table 2). The temporal pattern of benefit was similar to that of hypertension control, with gains increasing after 2030 as sustained treatment coverage translated into cumulative reductions in cardiovascular risk (Supplemental Figure</w:t>
       </w:r>
       <w:r>
         <w:t xml:space="preserve"> </w:t>
@@ -1484,7 +1502,7 @@
         <w:pStyle w:val="FirstParagraph"/>
       </w:pPr>
       <w:r>
-        <w:t xml:space="preserve">Simultaneous achievement of all three WHO targets was projected to avert 65.6 million CVD deaths during 2025–2050, representing 9.4% of cumulative BAU mortality (Table 1; Supplemental Figure</w:t>
+        <w:t xml:space="preserve">Simultaneous achievement of all three WHO targets was projected to avert 65.6 million CVD deaths during 2026-2050, representing 9.4% of cumulative BAU mortality (Table 1; Supplemental Figure</w:t>
       </w:r>
       <w:r>
         <w:t xml:space="preserve"> </w:t>
@@ -2255,7 +2273,7 @@
       </w:r>
     </w:p>
     <w:bookmarkEnd w:id="53"/>
-    <w:bookmarkStart w:id="106" w:name="references"/>
+    <w:bookmarkStart w:id="114" w:name="references"/>
     <w:p>
       <w:pPr>
         <w:pStyle w:val="Heading1"/>
@@ -2273,7 +2291,7 @@
         <w:t xml:space="preserve">References</w:t>
       </w:r>
     </w:p>
-    <w:bookmarkStart w:id="105" w:name="refs"/>
+    <w:bookmarkStart w:id="113" w:name="refs"/>
     <w:bookmarkStart w:id="54" w:name="ref-Agboyibor2025CVHWHOAfrica"/>
     <w:p>
       <w:pPr>
@@ -2494,7 +2512,53 @@
       </w:r>
     </w:p>
     <w:bookmarkEnd w:id="61"/>
-    <w:bookmarkStart w:id="63" w:name="ref-Chong2024"/>
+    <w:bookmarkStart w:id="63" w:name="ref-Chang2024ECValue"/>
+    <w:p>
+      <w:pPr>
+        <w:pStyle w:val="Bibliography"/>
+      </w:pPr>
+      <w:r>
+        <w:t xml:space="preserve">Chang, Angela Y., Gretchen A. Stevens, Diego S. Cardoso, Bochen Cao, and Dean T. Jamison. 2024.</w:t>
+      </w:r>
+      <w:r>
+        <w:t xml:space="preserve"> </w:t>
+      </w:r>
+      <w:r>
+        <w:t xml:space="preserve">“The Economic Value of Reducing Avoidable Mortality.”</w:t>
+      </w:r>
+      <w:r>
+        <w:t xml:space="preserve"> </w:t>
+      </w:r>
+      <w:r>
+        <w:rPr>
+          <w:i/>
+          <w:iCs/>
+        </w:rPr>
+        <w:t xml:space="preserve">Nature Medicine 2024 30:11</w:t>
+      </w:r>
+      <w:r>
+        <w:t xml:space="preserve"> </w:t>
+      </w:r>
+      <w:r>
+        <w:t xml:space="preserve">30 (September): 3327–34.</w:t>
+      </w:r>
+      <w:r>
+        <w:t xml:space="preserve"> </w:t>
+      </w:r>
+      <w:hyperlink r:id="rId62">
+        <w:r>
+          <w:rPr>
+            <w:rStyle w:val="Hyperlink"/>
+          </w:rPr>
+          <w:t xml:space="preserve">https://doi.org/10.1038/s41591-024-03253-7</w:t>
+        </w:r>
+      </w:hyperlink>
+      <w:r>
+        <w:t xml:space="preserve">.</w:t>
+      </w:r>
+    </w:p>
+    <w:bookmarkEnd w:id="63"/>
+    <w:bookmarkStart w:id="65" w:name="ref-Chong2024"/>
     <w:p>
       <w:pPr>
         <w:pStyle w:val="Bibliography"/>
@@ -2524,7 +2588,7 @@
       <w:r>
         <w:t xml:space="preserve"> </w:t>
       </w:r>
-      <w:hyperlink r:id="rId62">
+      <w:hyperlink r:id="rId64">
         <w:r>
           <w:rPr>
             <w:rStyle w:val="Hyperlink"/>
@@ -2536,8 +2600,8 @@
         <w:t xml:space="preserve">.</w:t>
       </w:r>
     </w:p>
-    <w:bookmarkEnd w:id="63"/>
-    <w:bookmarkStart w:id="65" w:name="ref-Critchley2004"/>
+    <w:bookmarkEnd w:id="65"/>
+    <w:bookmarkStart w:id="67" w:name="ref-Critchley2004"/>
     <w:p>
       <w:pPr>
         <w:pStyle w:val="Bibliography"/>
@@ -2570,7 +2634,7 @@
       <w:r>
         <w:t xml:space="preserve"> </w:t>
       </w:r>
-      <w:hyperlink r:id="rId64">
+      <w:hyperlink r:id="rId66">
         <w:r>
           <w:rPr>
             <w:rStyle w:val="Hyperlink"/>
@@ -2582,8 +2646,8 @@
         <w:t xml:space="preserve">.</w:t>
       </w:r>
     </w:p>
-    <w:bookmarkEnd w:id="65"/>
-    <w:bookmarkStart w:id="67" w:name="ref-Ettehad2016"/>
+    <w:bookmarkEnd w:id="67"/>
+    <w:bookmarkStart w:id="69" w:name="ref-Ettehad2016"/>
     <w:p>
       <w:pPr>
         <w:pStyle w:val="Bibliography"/>
@@ -2616,7 +2680,7 @@
       <w:r>
         <w:t xml:space="preserve"> </w:t>
       </w:r>
-      <w:hyperlink r:id="rId66">
+      <w:hyperlink r:id="rId68">
         <w:r>
           <w:rPr>
             <w:rStyle w:val="Hyperlink"/>
@@ -2628,8 +2692,8 @@
         <w:t xml:space="preserve">.</w:t>
       </w:r>
     </w:p>
-    <w:bookmarkEnd w:id="67"/>
-    <w:bookmarkStart w:id="69" w:name="ref-Ford2007"/>
+    <w:bookmarkEnd w:id="69"/>
+    <w:bookmarkStart w:id="71" w:name="ref-Ford2007"/>
     <w:p>
       <w:pPr>
         <w:pStyle w:val="Bibliography"/>
@@ -2662,7 +2726,7 @@
       <w:r>
         <w:t xml:space="preserve"> </w:t>
       </w:r>
-      <w:hyperlink r:id="rId68">
+      <w:hyperlink r:id="rId70">
         <w:r>
           <w:rPr>
             <w:rStyle w:val="Hyperlink"/>
@@ -2674,8 +2738,8 @@
         <w:t xml:space="preserve">.</w:t>
       </w:r>
     </w:p>
-    <w:bookmarkEnd w:id="69"/>
-    <w:bookmarkStart w:id="71" w:name="ref-Fulcher2015"/>
+    <w:bookmarkEnd w:id="71"/>
+    <w:bookmarkStart w:id="73" w:name="ref-Fulcher2015"/>
     <w:p>
       <w:pPr>
         <w:pStyle w:val="Bibliography"/>
@@ -2708,7 +2772,7 @@
       <w:r>
         <w:t xml:space="preserve"> </w:t>
       </w:r>
-      <w:hyperlink r:id="rId70">
+      <w:hyperlink r:id="rId72">
         <w:r>
           <w:rPr>
             <w:rStyle w:val="Hyperlink"/>
@@ -2720,8 +2784,8 @@
         <w:t xml:space="preserve">.</w:t>
       </w:r>
     </w:p>
-    <w:bookmarkEnd w:id="71"/>
-    <w:bookmarkStart w:id="73" w:name="ref-Garcia2026HEARTS4Countries"/>
+    <w:bookmarkEnd w:id="73"/>
+    <w:bookmarkStart w:id="75" w:name="ref-Garcia2026HEARTS4Countries"/>
     <w:p>
       <w:pPr>
         <w:pStyle w:val="Bibliography"/>
@@ -2751,7 +2815,7 @@
       <w:r>
         <w:t xml:space="preserve">5: 102412. https://doi.org/</w:t>
       </w:r>
-      <w:hyperlink r:id="rId72">
+      <w:hyperlink r:id="rId74">
         <w:r>
           <w:rPr>
             <w:rStyle w:val="Hyperlink"/>
@@ -2763,8 +2827,8 @@
         <w:t xml:space="preserve">.</w:t>
       </w:r>
     </w:p>
-    <w:bookmarkEnd w:id="73"/>
-    <w:bookmarkStart w:id="74" w:name="ref-GBDCVD2025"/>
+    <w:bookmarkEnd w:id="75"/>
+    <w:bookmarkStart w:id="76" w:name="ref-GBDCVD2025"/>
     <w:p>
       <w:pPr>
         <w:pStyle w:val="Bibliography"/>
@@ -2795,8 +2859,8 @@
         <w:t xml:space="preserve">86 (22): 2167–2243.</w:t>
       </w:r>
     </w:p>
-    <w:bookmarkEnd w:id="74"/>
-    <w:bookmarkStart w:id="75" w:name="ref-Geldsetzer2019HypertensionCareLMICs"/>
+    <w:bookmarkEnd w:id="76"/>
+    <w:bookmarkStart w:id="77" w:name="ref-Geldsetzer2019HypertensionCareLMICs"/>
     <w:p>
       <w:pPr>
         <w:pStyle w:val="Bibliography"/>
@@ -2827,8 +2891,8 @@
         <w:t xml:space="preserve">394 (10199): 652–62.</w:t>
       </w:r>
     </w:p>
-    <w:bookmarkEnd w:id="75"/>
-    <w:bookmarkStart w:id="77" w:name="ref-ConsortiumRisk2023"/>
+    <w:bookmarkEnd w:id="77"/>
+    <w:bookmarkStart w:id="79" w:name="ref-ConsortiumRisk2023"/>
     <w:p>
       <w:pPr>
         <w:pStyle w:val="Bibliography"/>
@@ -2861,7 +2925,7 @@
       <w:r>
         <w:t xml:space="preserve"> </w:t>
       </w:r>
-      <w:hyperlink r:id="rId76">
+      <w:hyperlink r:id="rId78">
         <w:r>
           <w:rPr>
             <w:rStyle w:val="Hyperlink"/>
@@ -2873,8 +2937,8 @@
         <w:t xml:space="preserve">.</w:t>
       </w:r>
     </w:p>
-    <w:bookmarkEnd w:id="77"/>
-    <w:bookmarkStart w:id="78" w:name="ref-Gregg2023DiabetesCompactTargets"/>
+    <w:bookmarkEnd w:id="79"/>
+    <w:bookmarkStart w:id="80" w:name="ref-Gregg2023DiabetesCompactTargets"/>
     <w:p>
       <w:pPr>
         <w:pStyle w:val="Bibliography"/>
@@ -2905,8 +2969,8 @@
         <w:t xml:space="preserve">401 (10384): 1302–12.</w:t>
       </w:r>
     </w:p>
-    <w:bookmarkEnd w:id="78"/>
-    <w:bookmarkStart w:id="79" w:name="ref-Hunt2021GlobalDiabetesCompact"/>
+    <w:bookmarkEnd w:id="80"/>
+    <w:bookmarkStart w:id="81" w:name="ref-Hunt2021GlobalDiabetesCompact"/>
     <w:p>
       <w:pPr>
         <w:pStyle w:val="Bibliography"/>
@@ -2937,8 +3001,38 @@
         <w:t xml:space="preserve">9 (6): 325–27.</w:t>
       </w:r>
     </w:p>
-    <w:bookmarkEnd w:id="79"/>
-    <w:bookmarkStart w:id="80" w:name="Xc6e08a70bb154acc484bdd41af662cc6d9fe479"/>
+    <w:bookmarkEnd w:id="81"/>
+    <w:bookmarkStart w:id="83" w:name="ref-IIASA2024Gdp31"/>
+    <w:p>
+      <w:pPr>
+        <w:pStyle w:val="Bibliography"/>
+      </w:pPr>
+      <w:r>
+        <w:t xml:space="preserve">IIASA Energy, Climate, and Environment (ECE) Program. 2024.</w:t>
+      </w:r>
+      <w:r>
+        <w:t xml:space="preserve"> </w:t>
+      </w:r>
+      <w:r>
+        <w:t xml:space="preserve">“Shared Socioeconomic Pathways (SSP) Database, Release 3.1: Basic Drivers (GDP and Population).”</w:t>
+      </w:r>
+      <w:r>
+        <w:t xml:space="preserve"> </w:t>
+      </w:r>
+      <w:hyperlink r:id="rId82">
+        <w:r>
+          <w:rPr>
+            <w:rStyle w:val="Hyperlink"/>
+          </w:rPr>
+          <w:t xml:space="preserve">https://ssp.apps.ece.iiasa.ac.at/documentation/basic-drivers</w:t>
+        </w:r>
+      </w:hyperlink>
+      <w:r>
+        <w:t xml:space="preserve">.</w:t>
+      </w:r>
+    </w:p>
+    <w:bookmarkEnd w:id="83"/>
+    <w:bookmarkStart w:id="84" w:name="Xc6e08a70bb154acc484bdd41af662cc6d9fe479"/>
     <w:p>
       <w:pPr>
         <w:pStyle w:val="Bibliography"/>
@@ -2969,8 +3063,8 @@
         <w:t xml:space="preserve">10 (3): 224–33.</w:t>
       </w:r>
     </w:p>
-    <w:bookmarkEnd w:id="80"/>
-    <w:bookmarkStart w:id="82" w:name="ref-Kontis2019"/>
+    <w:bookmarkEnd w:id="84"/>
+    <w:bookmarkStart w:id="86" w:name="ref-Kontis2019"/>
     <w:p>
       <w:pPr>
         <w:pStyle w:val="Bibliography"/>
@@ -3003,7 +3097,7 @@
       <w:r>
         <w:t xml:space="preserve"> </w:t>
       </w:r>
-      <w:hyperlink r:id="rId81">
+      <w:hyperlink r:id="rId85">
         <w:r>
           <w:rPr>
             <w:rStyle w:val="Hyperlink"/>
@@ -3015,8 +3109,8 @@
         <w:t xml:space="preserve">.</w:t>
       </w:r>
     </w:p>
-    <w:bookmarkEnd w:id="82"/>
-    <w:bookmarkStart w:id="83" w:name="ref-Li2024HyperlipidemiaMedicinesAccess"/>
+    <w:bookmarkEnd w:id="86"/>
+    <w:bookmarkStart w:id="87" w:name="ref-Li2024HyperlipidemiaMedicinesAccess"/>
     <w:p>
       <w:pPr>
         <w:pStyle w:val="Bibliography"/>
@@ -3047,8 +3141,8 @@
         <w:t xml:space="preserve">4 (2): e0002905.</w:t>
       </w:r>
     </w:p>
-    <w:bookmarkEnd w:id="83"/>
-    <w:bookmarkStart w:id="84" w:name="ref-Li2024DiabetesCVDTargetsLMICs"/>
+    <w:bookmarkEnd w:id="87"/>
+    <w:bookmarkStart w:id="88" w:name="ref-Li2024DiabetesCVDTargetsLMICs"/>
     <w:p>
       <w:pPr>
         <w:pStyle w:val="Bibliography"/>
@@ -3079,8 +3173,8 @@
         <w:t xml:space="preserve">14: 04148.</w:t>
       </w:r>
     </w:p>
-    <w:bookmarkEnd w:id="84"/>
-    <w:bookmarkStart w:id="85" w:name="ref-Marcus2022StatinsLMICs"/>
+    <w:bookmarkEnd w:id="88"/>
+    <w:bookmarkStart w:id="89" w:name="ref-Marcus2022StatinsLMICs"/>
     <w:p>
       <w:pPr>
         <w:pStyle w:val="Bibliography"/>
@@ -3111,8 +3205,8 @@
         <w:t xml:space="preserve">10 (3): e369–79.</w:t>
       </w:r>
     </w:p>
-    <w:bookmarkEnd w:id="85"/>
-    <w:bookmarkStart w:id="86" w:name="ref-Mensah2023GlobalBurdenCVD"/>
+    <w:bookmarkEnd w:id="89"/>
+    <w:bookmarkStart w:id="90" w:name="ref-Mensah2023GlobalBurdenCVD"/>
     <w:p>
       <w:pPr>
         <w:pStyle w:val="Bibliography"/>
@@ -3143,8 +3237,8 @@
         <w:t xml:space="preserve">82 (25): 2350–2473.</w:t>
       </w:r>
     </w:p>
-    <w:bookmarkEnd w:id="86"/>
-    <w:bookmarkStart w:id="88" w:name="ref-Moran2024"/>
+    <w:bookmarkEnd w:id="90"/>
+    <w:bookmarkStart w:id="92" w:name="ref-Moran2024"/>
     <w:p>
       <w:pPr>
         <w:pStyle w:val="Bibliography"/>
@@ -3177,7 +3271,7 @@
       <w:r>
         <w:t xml:space="preserve"> </w:t>
       </w:r>
-      <w:hyperlink r:id="rId87">
+      <w:hyperlink r:id="rId91">
         <w:r>
           <w:rPr>
             <w:rStyle w:val="Hyperlink"/>
@@ -3189,8 +3283,8 @@
         <w:t xml:space="preserve">.</w:t>
       </w:r>
     </w:p>
-    <w:bookmarkEnd w:id="88"/>
-    <w:bookmarkStart w:id="89" w:name="ref-Moran2023GlobalHEARTSImplementation"/>
+    <w:bookmarkEnd w:id="92"/>
+    <w:bookmarkStart w:id="93" w:name="ref-Moran2023GlobalHEARTSImplementation"/>
     <w:p>
       <w:pPr>
         <w:pStyle w:val="Bibliography"/>
@@ -3221,8 +3315,8 @@
         <w:t xml:space="preserve">82 (19): 1868–84.</w:t>
       </w:r>
     </w:p>
-    <w:bookmarkEnd w:id="89"/>
-    <w:bookmarkStart w:id="90" w:name="ref-Nambiema2025HypertensionAfrica"/>
+    <w:bookmarkEnd w:id="93"/>
+    <w:bookmarkStart w:id="94" w:name="ref-Nambiema2025HypertensionAfrica"/>
     <w:p>
       <w:pPr>
         <w:pStyle w:val="Bibliography"/>
@@ -3253,8 +3347,8 @@
         <w:t xml:space="preserve">86 (23): 2263–88.</w:t>
       </w:r>
     </w:p>
-    <w:bookmarkEnd w:id="90"/>
-    <w:bookmarkStart w:id="91" w:name="ref-NCDCountdown2025BenchmarkingProgress"/>
+    <w:bookmarkEnd w:id="94"/>
+    <w:bookmarkStart w:id="95" w:name="ref-NCDCountdown2025BenchmarkingProgress"/>
     <w:p>
       <w:pPr>
         <w:pStyle w:val="Bibliography"/>
@@ -3285,8 +3379,8 @@
         <w:t xml:space="preserve">406 (10509): 1255–82.</w:t>
       </w:r>
     </w:p>
-    <w:bookmarkEnd w:id="91"/>
-    <w:bookmarkStart w:id="92" w:name="ref-Petty1999IschemicStrokeSubtypes"/>
+    <w:bookmarkEnd w:id="95"/>
+    <w:bookmarkStart w:id="96" w:name="ref-Petty1999IschemicStrokeSubtypes"/>
     <w:p>
       <w:pPr>
         <w:pStyle w:val="Bibliography"/>
@@ -3317,8 +3411,8 @@
         <w:t xml:space="preserve">30 (12): 2513–16.</w:t>
       </w:r>
     </w:p>
-    <w:bookmarkEnd w:id="92"/>
-    <w:bookmarkStart w:id="94" w:name="ref-Pickersgill2022"/>
+    <w:bookmarkEnd w:id="96"/>
+    <w:bookmarkStart w:id="98" w:name="ref-Pickersgill2022"/>
     <w:p>
       <w:pPr>
         <w:pStyle w:val="Bibliography"/>
@@ -3351,7 +3445,7 @@
       <w:r>
         <w:t xml:space="preserve"> </w:t>
       </w:r>
-      <w:hyperlink r:id="rId93">
+      <w:hyperlink r:id="rId97">
         <w:r>
           <w:rPr>
             <w:rStyle w:val="Hyperlink"/>
@@ -3363,8 +3457,8 @@
         <w:t xml:space="preserve">.</w:t>
       </w:r>
     </w:p>
-    <w:bookmarkEnd w:id="94"/>
-    <w:bookmarkStart w:id="95" w:name="ref-Reith2026StatinAdverseEffects"/>
+    <w:bookmarkEnd w:id="98"/>
+    <w:bookmarkStart w:id="99" w:name="ref-Reith2026StatinAdverseEffects"/>
     <w:p>
       <w:pPr>
         <w:pStyle w:val="Bibliography"/>
@@ -3395,8 +3489,51 @@
         <w:t xml:space="preserve">407 (10529): 689–703.</w:t>
       </w:r>
     </w:p>
-    <w:bookmarkEnd w:id="95"/>
-    <w:bookmarkStart w:id="97" w:name="ref-Robinson2019VSL"/>
+    <w:bookmarkEnd w:id="99"/>
+    <w:bookmarkStart w:id="101" w:name="ref-Robinson19BCA"/>
+    <w:p>
+      <w:pPr>
+        <w:pStyle w:val="Bibliography"/>
+      </w:pPr>
+      <w:r>
+        <w:t xml:space="preserve">Robinson, Lisa A., James K. Hammitt, Michele Cecchini, Kalipso Chalkidou, Karl Claxton, Maureen Cropper, Patrick Hoang-Vu Eozenou, et al. 2019.</w:t>
+      </w:r>
+      <w:r>
+        <w:t xml:space="preserve"> </w:t>
+      </w:r>
+      <w:r>
+        <w:t xml:space="preserve">“Reference Case Guidelines for Benefit-Cost Analysis in Global Health and Development.”</w:t>
+      </w:r>
+      <w:r>
+        <w:t xml:space="preserve"> </w:t>
+      </w:r>
+      <w:r>
+        <w:rPr>
+          <w:i/>
+          <w:iCs/>
+        </w:rPr>
+        <w:t xml:space="preserve">SSRN Electronic Journal</w:t>
+      </w:r>
+      <w:r>
+        <w:t xml:space="preserve">, May.</w:t>
+      </w:r>
+      <w:r>
+        <w:t xml:space="preserve"> </w:t>
+      </w:r>
+      <w:hyperlink r:id="rId100">
+        <w:r>
+          <w:rPr>
+            <w:rStyle w:val="Hyperlink"/>
+          </w:rPr>
+          <w:t xml:space="preserve">https://doi.org/10.2139/SSRN.4015886</w:t>
+        </w:r>
+      </w:hyperlink>
+      <w:r>
+        <w:t xml:space="preserve">.</w:t>
+      </w:r>
+    </w:p>
+    <w:bookmarkEnd w:id="101"/>
+    <w:bookmarkStart w:id="103" w:name="ref-Robinson2019VSL"/>
     <w:p>
       <w:pPr>
         <w:pStyle w:val="Bibliography"/>
@@ -3429,7 +3566,7 @@
       <w:r>
         <w:t xml:space="preserve"> </w:t>
       </w:r>
-      <w:hyperlink r:id="rId96">
+      <w:hyperlink r:id="rId102">
         <w:r>
           <w:rPr>
             <w:rStyle w:val="Hyperlink"/>
@@ -3441,8 +3578,8 @@
         <w:t xml:space="preserve">.</w:t>
       </w:r>
     </w:p>
-    <w:bookmarkEnd w:id="97"/>
-    <w:bookmarkStart w:id="98" w:name="ref-Lancet2025TurnTideNCDs"/>
+    <w:bookmarkEnd w:id="103"/>
+    <w:bookmarkStart w:id="104" w:name="ref-Lancet2025TurnTideNCDs"/>
     <w:p>
       <w:pPr>
         <w:pStyle w:val="Bibliography"/>
@@ -3473,8 +3610,54 @@
         <w:t xml:space="preserve">405 (10472): 1.</w:t>
       </w:r>
     </w:p>
-    <w:bookmarkEnd w:id="98"/>
-    <w:bookmarkStart w:id="100" w:name="ref-Vollset2024"/>
+    <w:bookmarkEnd w:id="104"/>
+    <w:bookmarkStart w:id="106" w:name="ref-Verguet2024ECValue"/>
+    <w:p>
+      <w:pPr>
+        <w:pStyle w:val="Bibliography"/>
+      </w:pPr>
+      <w:r>
+        <w:t xml:space="preserve">Verguet, Stéphane, Sarah Bolongaita, Angela Y. Chang, Diego S. Cardoso, and Gretchen A. Stevens. 2024.</w:t>
+      </w:r>
+      <w:r>
+        <w:t xml:space="preserve"> </w:t>
+      </w:r>
+      <w:r>
+        <w:t xml:space="preserve">“The Economic Value of Reducing Mortality Due to Noncommunicable Diseases and Injuries.”</w:t>
+      </w:r>
+      <w:r>
+        <w:t xml:space="preserve"> </w:t>
+      </w:r>
+      <w:r>
+        <w:rPr>
+          <w:i/>
+          <w:iCs/>
+        </w:rPr>
+        <w:t xml:space="preserve">Nature Medicine 2024 30:11</w:t>
+      </w:r>
+      <w:r>
+        <w:t xml:space="preserve"> </w:t>
+      </w:r>
+      <w:r>
+        <w:t xml:space="preserve">30 (September): 3335–44.</w:t>
+      </w:r>
+      <w:r>
+        <w:t xml:space="preserve"> </w:t>
+      </w:r>
+      <w:hyperlink r:id="rId105">
+        <w:r>
+          <w:rPr>
+            <w:rStyle w:val="Hyperlink"/>
+          </w:rPr>
+          <w:t xml:space="preserve">https://doi.org/10.1038/s41591-024-03248-4</w:t>
+        </w:r>
+      </w:hyperlink>
+      <w:r>
+        <w:t xml:space="preserve">.</w:t>
+      </w:r>
+    </w:p>
+    <w:bookmarkEnd w:id="106"/>
+    <w:bookmarkStart w:id="108" w:name="ref-Vollset2024"/>
     <w:p>
       <w:pPr>
         <w:pStyle w:val="Bibliography"/>
@@ -3507,7 +3690,7 @@
       <w:r>
         <w:t xml:space="preserve"> </w:t>
       </w:r>
-      <w:hyperlink r:id="rId99">
+      <w:hyperlink r:id="rId107">
         <w:r>
           <w:rPr>
             <w:rStyle w:val="Hyperlink"/>
@@ -3519,8 +3702,8 @@
         <w:t xml:space="preserve">.</w:t>
       </w:r>
     </w:p>
-    <w:bookmarkEnd w:id="100"/>
-    <w:bookmarkStart w:id="102" w:name="ref-Watkins2022NCD2030"/>
+    <w:bookmarkEnd w:id="108"/>
+    <w:bookmarkStart w:id="110" w:name="ref-Watkins2022NCD2030"/>
     <w:p>
       <w:pPr>
         <w:pStyle w:val="Bibliography"/>
@@ -3553,7 +3736,7 @@
       <w:r>
         <w:t xml:space="preserve"> </w:t>
       </w:r>
-      <w:hyperlink r:id="rId101">
+      <w:hyperlink r:id="rId109">
         <w:r>
           <w:rPr>
             <w:rStyle w:val="Hyperlink"/>
@@ -3565,8 +3748,8 @@
         <w:t xml:space="preserve">.</w:t>
       </w:r>
     </w:p>
-    <w:bookmarkEnd w:id="102"/>
-    <w:bookmarkStart w:id="103" w:name="ref-WHO2011NCDMonitoringFramework"/>
+    <w:bookmarkEnd w:id="110"/>
+    <w:bookmarkStart w:id="111" w:name="ref-WHO2011NCDMonitoringFramework"/>
     <w:p>
       <w:pPr>
         <w:pStyle w:val="Bibliography"/>
@@ -3587,8 +3770,8 @@
         <w:t xml:space="preserve">World Health Organization.</w:t>
       </w:r>
     </w:p>
-    <w:bookmarkEnd w:id="103"/>
-    <w:bookmarkStart w:id="104" w:name="ref-WHO2025HypertensionReport"/>
+    <w:bookmarkEnd w:id="111"/>
+    <w:bookmarkStart w:id="112" w:name="ref-WHO2025HypertensionReport"/>
     <w:p>
       <w:pPr>
         <w:pStyle w:val="Bibliography"/>
@@ -3610,15 +3793,15 @@
         <w:t xml:space="preserve">. World Health Organization.</w:t>
       </w:r>
     </w:p>
-    <w:bookmarkEnd w:id="104"/>
-    <w:bookmarkEnd w:id="105"/>
+    <w:bookmarkEnd w:id="112"/>
+    <w:bookmarkEnd w:id="113"/>
     <w:p>
       <w:r>
         <w:br w:type="page"/>
       </w:r>
     </w:p>
-    <w:bookmarkEnd w:id="106"/>
-    <w:bookmarkStart w:id="107" w:name="tables"/>
+    <w:bookmarkEnd w:id="114"/>
+    <w:bookmarkStart w:id="115" w:name="tables"/>
     <w:p>
       <w:pPr>
         <w:pStyle w:val="Heading1"/>
@@ -3651,7 +3834,7 @@
         <w:t xml:space="preserve"> </w:t>
       </w:r>
       <w:r>
-        <w:t xml:space="preserve">Cumulative CVD deaths averted by intervention scenario, 2025–2050.</w:t>
+        <w:t xml:space="preserve">Cumulative CVD deaths averted by intervention scenario, 2026-2050.</w:t>
       </w:r>
     </w:p>
     <w:tbl>
@@ -3953,7 +4136,7 @@
         <w:t xml:space="preserve"> </w:t>
       </w:r>
       <w:r>
-        <w:t xml:space="preserve">Cumulative CVD deaths averted by intervention scenario and cause of death (millions), 2025–2050.</w:t>
+        <w:t xml:space="preserve">Cumulative CVD deaths averted by intervention scenario and cause of death (millions), 2026-2050.</w:t>
       </w:r>
     </w:p>
     <w:tbl>
@@ -4330,7 +4513,7 @@
         <w:t xml:space="preserve"> </w:t>
       </w:r>
       <w:r>
-        <w:t xml:space="preserve">Cumulative burden of disease averted by intervention scenario (millions), 2025–2050.</w:t>
+        <w:t xml:space="preserve">Cumulative burden of disease averted by intervention scenario (millions), 2026-2050.</w:t>
       </w:r>
     </w:p>
     <w:tbl>
@@ -4692,7 +4875,7 @@
         <w:t xml:space="preserve"> </w:t>
       </w:r>
       <w:r>
-        <w:t xml:space="preserve">Cumulative CVD deaths averted by WHO region under the combined intervention scenario, 2025–2050.</w:t>
+        <w:t xml:space="preserve">Cumulative CVD deaths averted by WHO region under the combined intervention scenario, 2026-2050.</w:t>
       </w:r>
     </w:p>
     <w:tbl>
@@ -5179,7 +5362,7 @@
         <w:t xml:space="preserve"> </w:t>
       </w:r>
       <w:r>
-        <w:t xml:space="preserve">Cumulative burden of disease averted by World Bank income group under the combined intervention scenario (millions), 2025–2050.</w:t>
+        <w:t xml:space="preserve">Cumulative burden of disease averted by World Bank income group under the combined intervention scenario (millions), 2026-2050.</w:t>
       </w:r>
     </w:p>
     <w:tbl>
@@ -5942,8 +6125,8 @@
         <w:br w:type="page"/>
       </w:r>
     </w:p>
-    <w:bookmarkEnd w:id="107"/>
-    <w:bookmarkStart w:id="116" w:name="figures"/>
+    <w:bookmarkEnd w:id="115"/>
+    <w:bookmarkStart w:id="124" w:name="figures"/>
     <w:p>
       <w:pPr>
         <w:pStyle w:val="Heading1"/>
@@ -5976,7 +6159,7 @@
         <w:t xml:space="preserve"> </w:t>
       </w:r>
       <w:r>
-        <w:t xml:space="preserve">Cumulative CVD deaths averted over time by intervention scenario, 2025–2050.</w:t>
+        <w:t xml:space="preserve">Cumulative CVD deaths averted over time by intervention scenario, 2026-2050.</w:t>
       </w:r>
     </w:p>
     <w:p>
@@ -5988,18 +6171,18 @@
           <wp:inline>
             <wp:extent cx="5334000" cy="2424545"/>
             <wp:effectExtent b="0" l="0" r="0" t="0"/>
-            <wp:docPr descr="Figure 9.1: Note: Lines represent the running total of deaths averted for each individual intervention relative to business-as-usual." title="" id="109" name="Picture"/>
+            <wp:docPr descr="Figure 9.1: Note: Lines represent the running total of deaths averted for each individual intervention relative to business-as-usual." title="" id="117" name="Picture"/>
             <a:graphic>
               <a:graphicData uri="http://schemas.openxmlformats.org/drawingml/2006/picture">
                 <pic:pic>
                   <pic:nvPicPr>
-                    <pic:cNvPr descr="../output/aim1_fig4_cum_averted.png" id="110" name="Picture"/>
+                    <pic:cNvPr descr="../output/aim1_fig4_cum_averted.png" id="118" name="Picture"/>
                     <pic:cNvPicPr>
                       <a:picLocks noChangeArrowheads="1" noChangeAspect="1"/>
                     </pic:cNvPicPr>
                   </pic:nvPicPr>
                   <pic:blipFill>
-                    <a:blip r:embed="rId108"/>
+                    <a:blip r:embed="rId116"/>
                     <a:stretch>
                       <a:fillRect/>
                     </a:stretch>
@@ -6030,8 +6213,8 @@
       <w:pPr>
         <w:pStyle w:val="ImageCaption"/>
       </w:pPr>
-      <w:bookmarkStart w:id="111" w:name="fig:fig4-paper"/>
-      <w:bookmarkEnd w:id="111"/>
+      <w:bookmarkStart w:id="119" w:name="fig:fig4-paper"/>
+      <w:bookmarkEnd w:id="119"/>
       <w:r>
         <w:t xml:space="preserve">Figure 9.1: Note: Lines represent the running total of deaths averted for each individual intervention relative to business-as-usual.</w:t>
       </w:r>
@@ -6056,7 +6239,7 @@
         <w:t xml:space="preserve"> </w:t>
       </w:r>
       <w:r>
-        <w:t xml:space="preserve">Distribution of projected CVD deaths averted by age group, sex, and intervention scenario, 2025–2050.</w:t>
+        <w:t xml:space="preserve">Distribution of projected CVD deaths averted by age group, sex, and intervention scenario, 2026-2050.</w:t>
       </w:r>
     </w:p>
     <w:p>
@@ -6068,18 +6251,18 @@
           <wp:inline>
             <wp:extent cx="5334000" cy="2667000"/>
             <wp:effectExtent b="0" l="0" r="0" t="0"/>
-            <wp:docPr descr="Figure 9.2: Note: Distribution of projected benefits by age and sex. Adults aged 70 years and older account for the majority of averted deaths across all interventions, consistent with the age-dependent increase in baseline CVD mortality." title="" id="113" name="Picture"/>
+            <wp:docPr descr="Figure 9.2: Note: Distribution of projected benefits by age and sex. Adults aged 70 years and older account for the majority of averted deaths across all interventions, consistent with the age-dependent increase in baseline CVD mortality." title="" id="121" name="Picture"/>
             <a:graphic>
               <a:graphicData uri="http://schemas.openxmlformats.org/drawingml/2006/picture">
                 <pic:pic>
                   <pic:nvPicPr>
-                    <pic:cNvPr descr="../output/aim1_fig5_demo_age.png" id="114" name="Picture"/>
+                    <pic:cNvPr descr="../output/aim1_fig5_demo_age.png" id="122" name="Picture"/>
                     <pic:cNvPicPr>
                       <a:picLocks noChangeArrowheads="1" noChangeAspect="1"/>
                     </pic:cNvPicPr>
                   </pic:nvPicPr>
                   <pic:blipFill>
-                    <a:blip r:embed="rId112"/>
+                    <a:blip r:embed="rId120"/>
                     <a:stretch>
                       <a:fillRect/>
                     </a:stretch>
@@ -6110,8 +6293,8 @@
       <w:pPr>
         <w:pStyle w:val="ImageCaption"/>
       </w:pPr>
-      <w:bookmarkStart w:id="115" w:name="fig:fig6-paper"/>
-      <w:bookmarkEnd w:id="115"/>
+      <w:bookmarkStart w:id="123" w:name="fig:fig6-paper"/>
+      <w:bookmarkEnd w:id="123"/>
       <w:r>
         <w:t xml:space="preserve">Figure 9.2: Note: Distribution of projected benefits by age and sex. Adults aged 70 years and older account for the majority of averted deaths across all interventions, consistent with the age-dependent increase in baseline CVD mortality.</w:t>
       </w:r>
@@ -6121,8 +6304,8 @@
         <w:br w:type="page"/>
       </w:r>
     </w:p>
-    <w:bookmarkEnd w:id="116"/>
-    <w:bookmarkStart w:id="173" w:name="supplemental-material"/>
+    <w:bookmarkEnd w:id="124"/>
+    <w:bookmarkStart w:id="181" w:name="supplemental-material"/>
     <w:p>
       <w:pPr>
         <w:pStyle w:val="Heading1"/>
@@ -6140,7 +6323,7 @@
         <w:t xml:space="preserve">Supplemental Material</w:t>
       </w:r>
     </w:p>
-    <w:bookmarkStart w:id="117" w:name="supplemental-tables"/>
+    <w:bookmarkStart w:id="125" w:name="supplemental-tables"/>
     <w:p>
       <w:pPr>
         <w:pStyle w:val="Heading2"/>
@@ -6198,8 +6381,8 @@
         <w:t xml:space="preserve">See Tables 4–5 for WHO region and World Bank income group breakdowns.</w:t>
       </w:r>
     </w:p>
-    <w:bookmarkEnd w:id="117"/>
-    <w:bookmarkStart w:id="153" w:name="supplemental-figures"/>
+    <w:bookmarkEnd w:id="125"/>
+    <w:bookmarkStart w:id="161" w:name="supplemental-figures"/>
     <w:p>
       <w:pPr>
         <w:pStyle w:val="Heading2"/>
@@ -6238,18 +6421,18 @@
           <wp:inline>
             <wp:extent cx="5334000" cy="2057400"/>
             <wp:effectExtent b="0" l="0" r="0" t="0"/>
-            <wp:docPr descr="" title="" id="119" name="Picture"/>
+            <wp:docPr descr="" title="" id="127" name="Picture"/>
             <a:graphic>
               <a:graphicData uri="http://schemas.openxmlformats.org/drawingml/2006/picture">
                 <pic:pic>
                   <pic:nvPicPr>
-                    <pic:cNvPr descr="who_cvd_targets_paper1_files/figure-docx/state-diagram-1.png" id="120" name="Picture"/>
+                    <pic:cNvPr descr="who_cvd_targets_paper1_files/figure-docx/state-diagram-1.png" id="128" name="Picture"/>
                     <pic:cNvPicPr>
                       <a:picLocks noChangeArrowheads="1" noChangeAspect="1"/>
                     </pic:cNvPicPr>
                   </pic:nvPicPr>
                   <pic:blipFill>
-                    <a:blip r:embed="rId118"/>
+                    <a:blip r:embed="rId126"/>
                     <a:stretch>
                       <a:fillRect/>
                     </a:stretch>
@@ -6403,172 +6586,12 @@
           <wp:inline>
             <wp:extent cx="5334000" cy="2424545"/>
             <wp:effectExtent b="0" l="0" r="0" t="0"/>
-            <wp:docPr descr="Figure 10.1: Note: Four causes are modelled jointly: ischaemic heart disease, ischaemic stroke, intracerebral haemorrhage, and hypertensive heart disease. Under the business-as-usual scenario, hypertension control and statin coverage remain at 2024 levels through 2050. Population denominators from UNWPP 2024; epidemiological inputs from GBD 2023." title="" id="122" name="Picture"/>
+            <wp:docPr descr="Figure 10.1: Note: Four causes are modelled jointly: ischaemic heart disease, ischaemic stroke, intracerebral haemorrhage, and hypertensive heart disease. Under the business-as-usual scenario, hypertension control and statin coverage remain at 2024 levels through 2050. Population denominators from UNWPP 2024; epidemiological inputs from GBD 2023." title="" id="130" name="Picture"/>
             <a:graphic>
               <a:graphicData uri="http://schemas.openxmlformats.org/drawingml/2006/picture">
                 <pic:pic>
                   <pic:nvPicPr>
-                    <pic:cNvPr descr="../output/aim1_disease_trend.png" id="123" name="Picture"/>
-                    <pic:cNvPicPr>
-                      <a:picLocks noChangeArrowheads="1" noChangeAspect="1"/>
-                    </pic:cNvPicPr>
-                  </pic:nvPicPr>
-                  <pic:blipFill>
-                    <a:blip r:embed="rId121"/>
-                    <a:stretch>
-                      <a:fillRect/>
-                    </a:stretch>
-                  </pic:blipFill>
-                  <pic:spPr bwMode="auto">
-                    <a:xfrm>
-                      <a:off x="0" y="0"/>
-                      <a:ext cx="5334000" cy="2424545"/>
-                    </a:xfrm>
-                    <a:prstGeom prst="rect">
-                      <a:avLst/>
-                    </a:prstGeom>
-                    <a:noFill/>
-                    <a:ln w="9525">
-                      <a:noFill/>
-                      <a:headEnd/>
-                      <a:tailEnd/>
-                    </a:ln>
-                  </pic:spPr>
-                </pic:pic>
-              </a:graphicData>
-            </a:graphic>
-          </wp:inline>
-        </w:drawing>
-      </w:r>
-    </w:p>
-    <w:p>
-      <w:pPr>
-        <w:pStyle w:val="ImageCaption"/>
-      </w:pPr>
-      <w:bookmarkStart w:id="124" w:name="fig:fig1-paper"/>
-      <w:bookmarkEnd w:id="124"/>
-      <w:r>
-        <w:t xml:space="preserve">Figure 10.1: Note: Four causes are modelled jointly: ischaemic heart disease, ischaemic stroke, intracerebral haemorrhage, and hypertensive heart disease. Under the business-as-usual scenario, hypertension control and statin coverage remain at 2024 levels through 2050. Population denominators from UNWPP 2024; epidemiological inputs from GBD 2023.</w:t>
-      </w:r>
-    </w:p>
-    <w:p>
-      <w:r>
-        <w:br w:type="page"/>
-      </w:r>
-    </w:p>
-    <w:p>
-      <w:pPr>
-        <w:pStyle w:val="BodyText"/>
-      </w:pPr>
-      <w:r>
-        <w:rPr>
-          <w:b/>
-          <w:bCs/>
-        </w:rPr>
-        <w:t xml:space="preserve">Supplemental Figure S2.</w:t>
-      </w:r>
-      <w:r>
-        <w:t xml:space="preserve"> </w:t>
-      </w:r>
-      <w:r>
-        <w:t xml:space="preserve">Cumulative CVD deaths averted by intervention scenario, 2025–2050.</w:t>
-      </w:r>
-    </w:p>
-    <w:p>
-      <w:pPr>
-        <w:pStyle w:val="CaptionedFigure"/>
-      </w:pPr>
-      <w:r>
-        <w:drawing>
-          <wp:inline>
-            <wp:extent cx="5334000" cy="2963333"/>
-            <wp:effectExtent b="0" l="0" r="0" t="0"/>
-            <wp:docPr descr="Figure 10.2: Note: Each bar represents the total number of CVD deaths averted relative to the business-as-usual scenario over 2026–2050 across all modelled countries. Interventions include hypertension control in the general population (50% control by 2030), hypertension control among people with diabetes (80% control by 2030), lipid-lowering therapy (50% statin coverage by 2030), and all three combined. All four CVD causes combined: ischaemic heart disease, ischaemic stroke, intracerebral haemorrhage, and hypertensive heart disease." title="" id="126" name="Picture"/>
-            <a:graphic>
-              <a:graphicData uri="http://schemas.openxmlformats.org/drawingml/2006/picture">
-                <pic:pic>
-                  <pic:nvPicPr>
-                    <pic:cNvPr descr="../output/aim1_fig1_deaths_intervention.png" id="127" name="Picture"/>
-                    <pic:cNvPicPr>
-                      <a:picLocks noChangeArrowheads="1" noChangeAspect="1"/>
-                    </pic:cNvPicPr>
-                  </pic:nvPicPr>
-                  <pic:blipFill>
-                    <a:blip r:embed="rId125"/>
-                    <a:stretch>
-                      <a:fillRect/>
-                    </a:stretch>
-                  </pic:blipFill>
-                  <pic:spPr bwMode="auto">
-                    <a:xfrm>
-                      <a:off x="0" y="0"/>
-                      <a:ext cx="5334000" cy="2963333"/>
-                    </a:xfrm>
-                    <a:prstGeom prst="rect">
-                      <a:avLst/>
-                    </a:prstGeom>
-                    <a:noFill/>
-                    <a:ln w="9525">
-                      <a:noFill/>
-                      <a:headEnd/>
-                      <a:tailEnd/>
-                    </a:ln>
-                  </pic:spPr>
-                </pic:pic>
-              </a:graphicData>
-            </a:graphic>
-          </wp:inline>
-        </w:drawing>
-      </w:r>
-    </w:p>
-    <w:p>
-      <w:pPr>
-        <w:pStyle w:val="ImageCaption"/>
-      </w:pPr>
-      <w:bookmarkStart w:id="128" w:name="fig:fig2-paper"/>
-      <w:bookmarkEnd w:id="128"/>
-      <w:r>
-        <w:t xml:space="preserve">Figure 10.2: Note: Each bar represents the total number of CVD deaths averted relative to the business-as-usual scenario over 2026–2050 across all modelled countries. Interventions include hypertension control in the general population (50% control by 2030), hypertension control among people with diabetes (80% control by 2030), lipid-lowering therapy (50% statin coverage by 2030), and all three combined. All four CVD causes combined: ischaemic heart disease, ischaemic stroke, intracerebral haemorrhage, and hypertensive heart disease.</w:t>
-      </w:r>
-    </w:p>
-    <w:p>
-      <w:r>
-        <w:br w:type="page"/>
-      </w:r>
-    </w:p>
-    <w:p>
-      <w:pPr>
-        <w:pStyle w:val="BodyText"/>
-      </w:pPr>
-      <w:r>
-        <w:rPr>
-          <w:b/>
-          <w:bCs/>
-        </w:rPr>
-        <w:t xml:space="preserve">Supplemental Figure S3.</w:t>
-      </w:r>
-      <w:r>
-        <w:t xml:space="preserve"> </w:t>
-      </w:r>
-      <w:r>
-        <w:t xml:space="preserve">Annual and cumulative CVD deaths averted by intervention over time, 2025–2050.</w:t>
-      </w:r>
-    </w:p>
-    <w:p>
-      <w:pPr>
-        <w:pStyle w:val="CaptionedFigure"/>
-      </w:pPr>
-      <w:r>
-        <w:drawing>
-          <wp:inline>
-            <wp:extent cx="5334000" cy="2424545"/>
-            <wp:effectExtent b="0" l="0" r="0" t="0"/>
-            <wp:docPr descr="Figure 10.3: Note: The stacked area chart shows annual deaths averted by each intervention relative to business-as-usual across all modelled countries. Interventions scale up linearly from 2026 to 2030 and are sustained through 2050. Gains accelerate after 2030 as sustained coverage compounds cumulative risk reduction." title="" id="130" name="Picture"/>
-            <a:graphic>
-              <a:graphicData uri="http://schemas.openxmlformats.org/drawingml/2006/picture">
-                <pic:pic>
-                  <pic:nvPicPr>
-                    <pic:cNvPr descr="../output/aim1_fig3_annual_averted.png" id="131" name="Picture"/>
+                    <pic:cNvPr descr="../output/aim1_disease_trend.png" id="131" name="Picture"/>
                     <pic:cNvPicPr>
                       <a:picLocks noChangeArrowheads="1" noChangeAspect="1"/>
                     </pic:cNvPicPr>
@@ -6605,10 +6628,10 @@
       <w:pPr>
         <w:pStyle w:val="ImageCaption"/>
       </w:pPr>
-      <w:bookmarkStart w:id="132" w:name="fig:fig3-paper"/>
+      <w:bookmarkStart w:id="132" w:name="fig:fig1-paper"/>
       <w:bookmarkEnd w:id="132"/>
       <w:r>
-        <w:t xml:space="preserve">Figure 10.3: Note: The stacked area chart shows annual deaths averted by each intervention relative to business-as-usual across all modelled countries. Interventions scale up linearly from 2026 to 2030 and are sustained through 2050. Gains accelerate after 2030 as sustained coverage compounds cumulative risk reduction.</w:t>
+        <w:t xml:space="preserve">Figure 10.1: Note: Four causes are modelled jointly: ischaemic heart disease, ischaemic stroke, intracerebral haemorrhage, and hypertensive heart disease. Under the business-as-usual scenario, hypertension control and statin coverage remain at 2024 levels through 2050. Population denominators from UNWPP 2024; epidemiological inputs from GBD 2023.</w:t>
       </w:r>
     </w:p>
     <w:p>
@@ -6625,13 +6648,13 @@
           <w:b/>
           <w:bCs/>
         </w:rPr>
-        <w:t xml:space="preserve">Supplemental Figure S4.</w:t>
-      </w:r>
-      <w:r>
-        <w:t xml:space="preserve"> </w:t>
-      </w:r>
-      <w:r>
-        <w:t xml:space="preserve">Age-standardised CVD mortality rate (ASMR) by intervention scenario, 2019–2050.</w:t>
+        <w:t xml:space="preserve">Supplemental Figure S2.</w:t>
+      </w:r>
+      <w:r>
+        <w:t xml:space="preserve"> </w:t>
+      </w:r>
+      <w:r>
+        <w:t xml:space="preserve">Cumulative CVD deaths averted by intervention scenario, 2026-2050.</w:t>
       </w:r>
     </w:p>
     <w:p>
@@ -6641,100 +6664,20 @@
       <w:r>
         <w:drawing>
           <wp:inline>
-            <wp:extent cx="5334000" cy="2667000"/>
+            <wp:extent cx="5334000" cy="2963333"/>
             <wp:effectExtent b="0" l="0" r="0" t="0"/>
-            <wp:docPr descr="Figure 10.4: Note: Age-standardised CVD mortality rate across all modelled countries by intervention scenario. Solid lines represent the calibration period (2019–2025); dashed lines represent the projection period (2026–2050). ASMR computed using the WHO World Standard Population, rescaled to ages 20–95+. Interventions scale up linearly from 2026 to 2030." title="" id="134" name="Picture"/>
+            <wp:docPr descr="Figure 10.2: Note: Each bar represents the total number of CVD deaths averted relative to the business-as-usual scenario over 2026–2050 across all modelled countries. Interventions include hypertension control in the general population (50% control by 2030), hypertension control among people with diabetes (80% control by 2030), lipid-lowering therapy (50% statin coverage by 2030), and all three combined. All four CVD causes combined: ischaemic heart disease, ischaemic stroke, intracerebral haemorrhage, and hypertensive heart disease." title="" id="134" name="Picture"/>
             <a:graphic>
               <a:graphicData uri="http://schemas.openxmlformats.org/drawingml/2006/picture">
                 <pic:pic>
                   <pic:nvPicPr>
-                    <pic:cNvPr descr="../output/aim1_asmr_interventions.png" id="135" name="Picture"/>
+                    <pic:cNvPr descr="../output/aim1_fig1_deaths_intervention.png" id="135" name="Picture"/>
                     <pic:cNvPicPr>
                       <a:picLocks noChangeArrowheads="1" noChangeAspect="1"/>
                     </pic:cNvPicPr>
                   </pic:nvPicPr>
                   <pic:blipFill>
                     <a:blip r:embed="rId133"/>
-                    <a:stretch>
-                      <a:fillRect/>
-                    </a:stretch>
-                  </pic:blipFill>
-                  <pic:spPr bwMode="auto">
-                    <a:xfrm>
-                      <a:off x="0" y="0"/>
-                      <a:ext cx="5334000" cy="2667000"/>
-                    </a:xfrm>
-                    <a:prstGeom prst="rect">
-                      <a:avLst/>
-                    </a:prstGeom>
-                    <a:noFill/>
-                    <a:ln w="9525">
-                      <a:noFill/>
-                      <a:headEnd/>
-                      <a:tailEnd/>
-                    </a:ln>
-                  </pic:spPr>
-                </pic:pic>
-              </a:graphicData>
-            </a:graphic>
-          </wp:inline>
-        </w:drawing>
-      </w:r>
-    </w:p>
-    <w:p>
-      <w:pPr>
-        <w:pStyle w:val="ImageCaption"/>
-      </w:pPr>
-      <w:bookmarkStart w:id="136" w:name="fig:fig7-paper"/>
-      <w:bookmarkEnd w:id="136"/>
-      <w:r>
-        <w:t xml:space="preserve">Figure 10.4: Note: Age-standardised CVD mortality rate across all modelled countries by intervention scenario. Solid lines represent the calibration period (2019–2025); dashed lines represent the projection period (2026–2050). ASMR computed using the WHO World Standard Population, rescaled to ages 20–95+. Interventions scale up linearly from 2026 to 2030.</w:t>
-      </w:r>
-    </w:p>
-    <w:p>
-      <w:r>
-        <w:br w:type="page"/>
-      </w:r>
-    </w:p>
-    <w:p>
-      <w:pPr>
-        <w:pStyle w:val="BodyText"/>
-      </w:pPr>
-      <w:r>
-        <w:rPr>
-          <w:b/>
-          <w:bCs/>
-        </w:rPr>
-        <w:t xml:space="preserve">Supplemental Figure S5.</w:t>
-      </w:r>
-      <w:r>
-        <w:t xml:space="preserve"> </w:t>
-      </w:r>
-      <w:r>
-        <w:t xml:space="preserve">Deaths averted by cause of death and intervention scenario, 2025–2050.</w:t>
-      </w:r>
-    </w:p>
-    <w:p>
-      <w:pPr>
-        <w:pStyle w:val="CaptionedFigure"/>
-      </w:pPr>
-      <w:r>
-        <w:drawing>
-          <wp:inline>
-            <wp:extent cx="5334000" cy="2963333"/>
-            <wp:effectExtent b="0" l="0" r="0" t="0"/>
-            <wp:docPr descr="Figure 10.5: Note: Cumulative CVD deaths averted relative to business-as-usual across all modelled countries, stratified by cause of death and intervention scenario. Ischaemic heart disease accounts for the largest share of averted deaths across all interventions. Statin effects are restricted to ischaemic heart disease and ischaemic stroke; hypertension control affects all four causes." title="" id="138" name="Picture"/>
-            <a:graphic>
-              <a:graphicData uri="http://schemas.openxmlformats.org/drawingml/2006/picture">
-                <pic:pic>
-                  <pic:nvPicPr>
-                    <pic:cNvPr descr="../output/aim1_fig2_deaths_cause.png" id="139" name="Picture"/>
-                    <pic:cNvPicPr>
-                      <a:picLocks noChangeArrowheads="1" noChangeAspect="1"/>
-                    </pic:cNvPicPr>
-                  </pic:nvPicPr>
-                  <pic:blipFill>
-                    <a:blip r:embed="rId137"/>
                     <a:stretch>
                       <a:fillRect/>
                     </a:stretch>
@@ -6765,10 +6708,10 @@
       <w:pPr>
         <w:pStyle w:val="ImageCaption"/>
       </w:pPr>
-      <w:bookmarkStart w:id="140" w:name="fig:fig8-paper"/>
-      <w:bookmarkEnd w:id="140"/>
-      <w:r>
-        <w:t xml:space="preserve">Figure 10.5: Note: Cumulative CVD deaths averted relative to business-as-usual across all modelled countries, stratified by cause of death and intervention scenario. Ischaemic heart disease accounts for the largest share of averted deaths across all interventions. Statin effects are restricted to ischaemic heart disease and ischaemic stroke; hypertension control affects all four causes.</w:t>
+      <w:bookmarkStart w:id="136" w:name="fig:fig2-paper"/>
+      <w:bookmarkEnd w:id="136"/>
+      <w:r>
+        <w:t xml:space="preserve">Figure 10.2: Note: Each bar represents the total number of CVD deaths averted relative to the business-as-usual scenario over 2026–2050 across all modelled countries. Interventions include hypertension control in the general population (50% control by 2030), hypertension control among people with diabetes (80% control by 2030), lipid-lowering therapy (50% statin coverage by 2030), and all three combined. All four CVD causes combined: ischaemic heart disease, ischaemic stroke, intracerebral haemorrhage, and hypertensive heart disease.</w:t>
       </w:r>
     </w:p>
     <w:p>
@@ -6785,13 +6728,93 @@
           <w:b/>
           <w:bCs/>
         </w:rPr>
-        <w:t xml:space="preserve">Supplemental Figure S6.</w:t>
-      </w:r>
-      <w:r>
-        <w:t xml:space="preserve"> </w:t>
-      </w:r>
-      <w:r>
-        <w:t xml:space="preserve">Cumulative DALYs averted by intervention scenario over time, 2025–2050.</w:t>
+        <w:t xml:space="preserve">Supplemental Figure S3.</w:t>
+      </w:r>
+      <w:r>
+        <w:t xml:space="preserve"> </w:t>
+      </w:r>
+      <w:r>
+        <w:t xml:space="preserve">Annual and cumulative CVD deaths averted by intervention over time, 2026-2050.</w:t>
+      </w:r>
+    </w:p>
+    <w:p>
+      <w:pPr>
+        <w:pStyle w:val="CaptionedFigure"/>
+      </w:pPr>
+      <w:r>
+        <w:drawing>
+          <wp:inline>
+            <wp:extent cx="5334000" cy="2424545"/>
+            <wp:effectExtent b="0" l="0" r="0" t="0"/>
+            <wp:docPr descr="Figure 10.3: Note: The stacked area chart shows annual deaths averted by each intervention relative to business-as-usual across all modelled countries. Interventions scale up linearly from 2026 to 2030 and are sustained through 2050. Gains accelerate after 2030 as sustained coverage compounds cumulative risk reduction." title="" id="138" name="Picture"/>
+            <a:graphic>
+              <a:graphicData uri="http://schemas.openxmlformats.org/drawingml/2006/picture">
+                <pic:pic>
+                  <pic:nvPicPr>
+                    <pic:cNvPr descr="../output/aim1_fig3_annual_averted.png" id="139" name="Picture"/>
+                    <pic:cNvPicPr>
+                      <a:picLocks noChangeArrowheads="1" noChangeAspect="1"/>
+                    </pic:cNvPicPr>
+                  </pic:nvPicPr>
+                  <pic:blipFill>
+                    <a:blip r:embed="rId137"/>
+                    <a:stretch>
+                      <a:fillRect/>
+                    </a:stretch>
+                  </pic:blipFill>
+                  <pic:spPr bwMode="auto">
+                    <a:xfrm>
+                      <a:off x="0" y="0"/>
+                      <a:ext cx="5334000" cy="2424545"/>
+                    </a:xfrm>
+                    <a:prstGeom prst="rect">
+                      <a:avLst/>
+                    </a:prstGeom>
+                    <a:noFill/>
+                    <a:ln w="9525">
+                      <a:noFill/>
+                      <a:headEnd/>
+                      <a:tailEnd/>
+                    </a:ln>
+                  </pic:spPr>
+                </pic:pic>
+              </a:graphicData>
+            </a:graphic>
+          </wp:inline>
+        </w:drawing>
+      </w:r>
+    </w:p>
+    <w:p>
+      <w:pPr>
+        <w:pStyle w:val="ImageCaption"/>
+      </w:pPr>
+      <w:bookmarkStart w:id="140" w:name="fig:fig3-paper"/>
+      <w:bookmarkEnd w:id="140"/>
+      <w:r>
+        <w:t xml:space="preserve">Figure 10.3: Note: The stacked area chart shows annual deaths averted by each intervention relative to business-as-usual across all modelled countries. Interventions scale up linearly from 2026 to 2030 and are sustained through 2050. Gains accelerate after 2030 as sustained coverage compounds cumulative risk reduction.</w:t>
+      </w:r>
+    </w:p>
+    <w:p>
+      <w:r>
+        <w:br w:type="page"/>
+      </w:r>
+    </w:p>
+    <w:p>
+      <w:pPr>
+        <w:pStyle w:val="BodyText"/>
+      </w:pPr>
+      <w:r>
+        <w:rPr>
+          <w:b/>
+          <w:bCs/>
+        </w:rPr>
+        <w:t xml:space="preserve">Supplemental Figure S4.</w:t>
+      </w:r>
+      <w:r>
+        <w:t xml:space="preserve"> </w:t>
+      </w:r>
+      <w:r>
+        <w:t xml:space="preserve">Age-standardised CVD mortality rate (ASMR) by intervention scenario, 2019–2050.</w:t>
       </w:r>
     </w:p>
     <w:p>
@@ -6803,12 +6826,12 @@
           <wp:inline>
             <wp:extent cx="5334000" cy="2667000"/>
             <wp:effectExtent b="0" l="0" r="0" t="0"/>
-            <wp:docPr descr="Figure 10.6: Note: Cumulative disability-adjusted life years (DALYs) averted relative to business-as-usual across all modelled countries, by intervention scenario over 2026–2050. DALYs combine years of life lost (YLLs) and years lived with disability (YLDs) for ischaemic heart disease, ischaemic stroke, intracerebral haemorrhage, and hypertensive heart disease." title="" id="142" name="Picture"/>
+            <wp:docPr descr="Figure 10.4: Note: Age-standardised CVD mortality rate across all modelled countries by intervention scenario. Solid lines represent the calibration period (2019–2025); dashed lines represent the projection period (2026–2050). ASMR computed using the WHO World Standard Population, rescaled to ages 20–95+. Interventions scale up linearly from 2026 to 2030." title="" id="142" name="Picture"/>
             <a:graphic>
               <a:graphicData uri="http://schemas.openxmlformats.org/drawingml/2006/picture">
                 <pic:pic>
                   <pic:nvPicPr>
-                    <pic:cNvPr descr="../output/aim1_bod_fig1_dalys_ts.png" id="143" name="Picture"/>
+                    <pic:cNvPr descr="../output/aim1_asmr_interventions.png" id="143" name="Picture"/>
                     <pic:cNvPicPr>
                       <a:picLocks noChangeArrowheads="1" noChangeAspect="1"/>
                     </pic:cNvPicPr>
@@ -6845,10 +6868,10 @@
       <w:pPr>
         <w:pStyle w:val="ImageCaption"/>
       </w:pPr>
-      <w:bookmarkStart w:id="144" w:name="fig:fig9-paper"/>
+      <w:bookmarkStart w:id="144" w:name="fig:fig7-paper"/>
       <w:bookmarkEnd w:id="144"/>
       <w:r>
-        <w:t xml:space="preserve">Figure 10.6: Note: Cumulative disability-adjusted life years (DALYs) averted relative to business-as-usual across all modelled countries, by intervention scenario over 2026–2050. DALYs combine years of life lost (YLLs) and years lived with disability (YLDs) for ischaemic heart disease, ischaemic stroke, intracerebral haemorrhage, and hypertensive heart disease.</w:t>
+        <w:t xml:space="preserve">Figure 10.4: Note: Age-standardised CVD mortality rate across all modelled countries by intervention scenario. Solid lines represent the calibration period (2019–2025); dashed lines represent the projection period (2026–2050). ASMR computed using the WHO World Standard Population, rescaled to ages 20–95+. Interventions scale up linearly from 2026 to 2030.</w:t>
       </w:r>
     </w:p>
     <w:p>
@@ -6865,13 +6888,13 @@
           <w:b/>
           <w:bCs/>
         </w:rPr>
-        <w:t xml:space="preserve">Supplemental Figure S7.</w:t>
-      </w:r>
-      <w:r>
-        <w:t xml:space="preserve"> </w:t>
-      </w:r>
-      <w:r>
-        <w:t xml:space="preserve">Deaths averted per 100,000 population under the combined intervention scenario, 2025–2050.</w:t>
+        <w:t xml:space="preserve">Supplemental Figure S5.</w:t>
+      </w:r>
+      <w:r>
+        <w:t xml:space="preserve"> </w:t>
+      </w:r>
+      <w:r>
+        <w:t xml:space="preserve">Deaths averted by cause of death and intervention scenario, 2026-2050.</w:t>
       </w:r>
     </w:p>
     <w:p>
@@ -6881,20 +6904,180 @@
       <w:r>
         <w:drawing>
           <wp:inline>
-            <wp:extent cx="5334000" cy="2424545"/>
+            <wp:extent cx="5334000" cy="2963333"/>
             <wp:effectExtent b="0" l="0" r="0" t="0"/>
-            <wp:docPr descr="Figure 10.7: Note: Choropleth map showing cumulative CVD deaths averted per 100,000 population across all modelled countries under the combined intervention scenario (all three WHO targets achieved by 2030, sustained through 2050). Darker shading indicates larger per-capita health gains. Geographic variation reflects differences in baseline CVD burden, population age structure, and current treatment coverage." title="" id="146" name="Picture"/>
+            <wp:docPr descr="Figure 10.5: Note: Cumulative CVD deaths averted relative to business-as-usual across all modelled countries, stratified by cause of death and intervention scenario. Ischaemic heart disease accounts for the largest share of averted deaths across all interventions. Statin effects are restricted to ischaemic heart disease and ischaemic stroke; hypertension control affects all four causes." title="" id="146" name="Picture"/>
             <a:graphic>
               <a:graphicData uri="http://schemas.openxmlformats.org/drawingml/2006/picture">
                 <pic:pic>
                   <pic:nvPicPr>
-                    <pic:cNvPr descr="../output/aim1_fig6_map.png" id="147" name="Picture"/>
+                    <pic:cNvPr descr="../output/aim1_fig2_deaths_cause.png" id="147" name="Picture"/>
                     <pic:cNvPicPr>
                       <a:picLocks noChangeArrowheads="1" noChangeAspect="1"/>
                     </pic:cNvPicPr>
                   </pic:nvPicPr>
                   <pic:blipFill>
                     <a:blip r:embed="rId145"/>
+                    <a:stretch>
+                      <a:fillRect/>
+                    </a:stretch>
+                  </pic:blipFill>
+                  <pic:spPr bwMode="auto">
+                    <a:xfrm>
+                      <a:off x="0" y="0"/>
+                      <a:ext cx="5334000" cy="2963333"/>
+                    </a:xfrm>
+                    <a:prstGeom prst="rect">
+                      <a:avLst/>
+                    </a:prstGeom>
+                    <a:noFill/>
+                    <a:ln w="9525">
+                      <a:noFill/>
+                      <a:headEnd/>
+                      <a:tailEnd/>
+                    </a:ln>
+                  </pic:spPr>
+                </pic:pic>
+              </a:graphicData>
+            </a:graphic>
+          </wp:inline>
+        </w:drawing>
+      </w:r>
+    </w:p>
+    <w:p>
+      <w:pPr>
+        <w:pStyle w:val="ImageCaption"/>
+      </w:pPr>
+      <w:bookmarkStart w:id="148" w:name="fig:fig8-paper"/>
+      <w:bookmarkEnd w:id="148"/>
+      <w:r>
+        <w:t xml:space="preserve">Figure 10.5: Note: Cumulative CVD deaths averted relative to business-as-usual across all modelled countries, stratified by cause of death and intervention scenario. Ischaemic heart disease accounts for the largest share of averted deaths across all interventions. Statin effects are restricted to ischaemic heart disease and ischaemic stroke; hypertension control affects all four causes.</w:t>
+      </w:r>
+    </w:p>
+    <w:p>
+      <w:r>
+        <w:br w:type="page"/>
+      </w:r>
+    </w:p>
+    <w:p>
+      <w:pPr>
+        <w:pStyle w:val="BodyText"/>
+      </w:pPr>
+      <w:r>
+        <w:rPr>
+          <w:b/>
+          <w:bCs/>
+        </w:rPr>
+        <w:t xml:space="preserve">Supplemental Figure S6.</w:t>
+      </w:r>
+      <w:r>
+        <w:t xml:space="preserve"> </w:t>
+      </w:r>
+      <w:r>
+        <w:t xml:space="preserve">Cumulative DALYs averted by intervention scenario over time, 2026-2050.</w:t>
+      </w:r>
+    </w:p>
+    <w:p>
+      <w:pPr>
+        <w:pStyle w:val="CaptionedFigure"/>
+      </w:pPr>
+      <w:r>
+        <w:drawing>
+          <wp:inline>
+            <wp:extent cx="5334000" cy="2667000"/>
+            <wp:effectExtent b="0" l="0" r="0" t="0"/>
+            <wp:docPr descr="Figure 10.6: Note: Cumulative disability-adjusted life years (DALYs) averted relative to business-as-usual across all modelled countries, by intervention scenario over 2026–2050. DALYs combine years of life lost (YLLs) and years lived with disability (YLDs) for ischaemic heart disease, ischaemic stroke, intracerebral haemorrhage, and hypertensive heart disease." title="" id="150" name="Picture"/>
+            <a:graphic>
+              <a:graphicData uri="http://schemas.openxmlformats.org/drawingml/2006/picture">
+                <pic:pic>
+                  <pic:nvPicPr>
+                    <pic:cNvPr descr="../output/aim1_bod_fig1_dalys_ts.png" id="151" name="Picture"/>
+                    <pic:cNvPicPr>
+                      <a:picLocks noChangeArrowheads="1" noChangeAspect="1"/>
+                    </pic:cNvPicPr>
+                  </pic:nvPicPr>
+                  <pic:blipFill>
+                    <a:blip r:embed="rId149"/>
+                    <a:stretch>
+                      <a:fillRect/>
+                    </a:stretch>
+                  </pic:blipFill>
+                  <pic:spPr bwMode="auto">
+                    <a:xfrm>
+                      <a:off x="0" y="0"/>
+                      <a:ext cx="5334000" cy="2667000"/>
+                    </a:xfrm>
+                    <a:prstGeom prst="rect">
+                      <a:avLst/>
+                    </a:prstGeom>
+                    <a:noFill/>
+                    <a:ln w="9525">
+                      <a:noFill/>
+                      <a:headEnd/>
+                      <a:tailEnd/>
+                    </a:ln>
+                  </pic:spPr>
+                </pic:pic>
+              </a:graphicData>
+            </a:graphic>
+          </wp:inline>
+        </w:drawing>
+      </w:r>
+    </w:p>
+    <w:p>
+      <w:pPr>
+        <w:pStyle w:val="ImageCaption"/>
+      </w:pPr>
+      <w:bookmarkStart w:id="152" w:name="fig:fig9-paper"/>
+      <w:bookmarkEnd w:id="152"/>
+      <w:r>
+        <w:t xml:space="preserve">Figure 10.6: Note: Cumulative disability-adjusted life years (DALYs) averted relative to business-as-usual across all modelled countries, by intervention scenario over 2026–2050. DALYs combine years of life lost (YLLs) and years lived with disability (YLDs) for ischaemic heart disease, ischaemic stroke, intracerebral haemorrhage, and hypertensive heart disease.</w:t>
+      </w:r>
+    </w:p>
+    <w:p>
+      <w:r>
+        <w:br w:type="page"/>
+      </w:r>
+    </w:p>
+    <w:p>
+      <w:pPr>
+        <w:pStyle w:val="BodyText"/>
+      </w:pPr>
+      <w:r>
+        <w:rPr>
+          <w:b/>
+          <w:bCs/>
+        </w:rPr>
+        <w:t xml:space="preserve">Supplemental Figure S7.</w:t>
+      </w:r>
+      <w:r>
+        <w:t xml:space="preserve"> </w:t>
+      </w:r>
+      <w:r>
+        <w:t xml:space="preserve">Deaths averted per 100,000 population under the combined intervention scenario, 2026-2050.</w:t>
+      </w:r>
+    </w:p>
+    <w:p>
+      <w:pPr>
+        <w:pStyle w:val="CaptionedFigure"/>
+      </w:pPr>
+      <w:r>
+        <w:drawing>
+          <wp:inline>
+            <wp:extent cx="5334000" cy="2424545"/>
+            <wp:effectExtent b="0" l="0" r="0" t="0"/>
+            <wp:docPr descr="Figure 10.7: Note: Choropleth map showing cumulative CVD deaths averted per 100,000 population across all modelled countries under the combined intervention scenario (all three WHO targets achieved by 2030, sustained through 2050). Darker shading indicates larger per-capita health gains. Geographic variation reflects differences in baseline CVD burden, population age structure, and current treatment coverage." title="" id="154" name="Picture"/>
+            <a:graphic>
+              <a:graphicData uri="http://schemas.openxmlformats.org/drawingml/2006/picture">
+                <pic:pic>
+                  <pic:nvPicPr>
+                    <pic:cNvPr descr="../output/aim1_fig6_map.png" id="155" name="Picture"/>
+                    <pic:cNvPicPr>
+                      <a:picLocks noChangeArrowheads="1" noChangeAspect="1"/>
+                    </pic:cNvPicPr>
+                  </pic:nvPicPr>
+                  <pic:blipFill>
+                    <a:blip r:embed="rId153"/>
                     <a:stretch>
                       <a:fillRect/>
                     </a:stretch>
@@ -6925,8 +7108,8 @@
       <w:pPr>
         <w:pStyle w:val="ImageCaption"/>
       </w:pPr>
-      <w:bookmarkStart w:id="148" w:name="fig:fig10-paper"/>
-      <w:bookmarkEnd w:id="148"/>
+      <w:bookmarkStart w:id="156" w:name="fig:fig10-paper"/>
+      <w:bookmarkEnd w:id="156"/>
       <w:r>
         <w:t xml:space="preserve">Figure 10.7: Note: Choropleth map showing cumulative CVD deaths averted per 100,000 population across all modelled countries under the combined intervention scenario (all three WHO targets achieved by 2030, sustained through 2050). Darker shading indicates larger per-capita health gains. Geographic variation reflects differences in baseline CVD burden, population age structure, and current treatment coverage.</w:t>
       </w:r>
@@ -6951,7 +7134,7 @@
         <w:t xml:space="preserve"> </w:t>
       </w:r>
       <w:r>
-        <w:t xml:space="preserve">Economic value of avoidable CVD mortality as a proportion of regional income, by WHO region and period, 2025–2050.</w:t>
+        <w:t xml:space="preserve">Economic value of avoidable CVD mortality as a proportion of regional income, by WHO region and period, 2026-2050.</w:t>
       </w:r>
     </w:p>
     <w:p>
@@ -6963,18 +7146,18 @@
           <wp:inline>
             <wp:extent cx="5334000" cy="3006436"/>
             <wp:effectExtent b="0" l="0" r="0" t="0"/>
-            <wp:docPr descr="Figure 10.8: Note: VSLY values as a proportion of discounted GNI, by WHO region and snapshot year (2026, 2030, 2040, 2050) and cumulative 2026–2050. Primary elasticity (differential 0.8 HIC / 1.2 LMIC per Robinson et al. 2019). Discounted at 3%. All Interventions scenario." title="" id="150" name="Picture"/>
+            <wp:docPr descr="Figure 10.8: Note: VSLY values as a proportion of discounted GNI, by WHO region and snapshot year (2026, 2030, 2040, 2050) and cumulative 2026–2050. Primary elasticity (differential 0.8 HIC / 1.2 LMIC per Robinson et al. 2019). Discounted at 3%. All Interventions scenario." title="" id="158" name="Picture"/>
             <a:graphic>
               <a:graphicData uri="http://schemas.openxmlformats.org/drawingml/2006/picture">
                 <pic:pic>
                   <pic:nvPicPr>
-                    <pic:cNvPr descr="../output/slides/sl_econ_dotplot.png" id="151" name="Picture"/>
+                    <pic:cNvPr descr="../output/slides/sl_econ_dotplot.png" id="159" name="Picture"/>
                     <pic:cNvPicPr>
                       <a:picLocks noChangeArrowheads="1" noChangeAspect="1"/>
                     </pic:cNvPicPr>
                   </pic:nvPicPr>
                   <pic:blipFill>
-                    <a:blip r:embed="rId149"/>
+                    <a:blip r:embed="rId157"/>
                     <a:stretch>
                       <a:fillRect/>
                     </a:stretch>
@@ -7005,8 +7188,8 @@
       <w:pPr>
         <w:pStyle w:val="ImageCaption"/>
       </w:pPr>
-      <w:bookmarkStart w:id="152" w:name="fig:fig-econ-dotplot"/>
-      <w:bookmarkEnd w:id="152"/>
+      <w:bookmarkStart w:id="160" w:name="fig:fig-econ-dotplot"/>
+      <w:bookmarkEnd w:id="160"/>
       <w:r>
         <w:t xml:space="preserve">Figure 10.8: Note: VSLY values as a proportion of discounted GNI, by WHO region and snapshot year (2026, 2030, 2040, 2050) and cumulative 2026–2050. Primary elasticity (differential 0.8 HIC / 1.2 LMIC per Robinson et al. 2019). Discounted at 3%. All Interventions scenario.</w:t>
       </w:r>
@@ -7016,8 +7199,8 @@
         <w:br w:type="page"/>
       </w:r>
     </w:p>
-    <w:bookmarkEnd w:id="153"/>
-    <w:bookmarkStart w:id="172" w:name="sec:math-details"/>
+    <w:bookmarkEnd w:id="161"/>
+    <w:bookmarkStart w:id="180" w:name="sec:math-details"/>
     <w:p>
       <w:pPr>
         <w:pStyle w:val="Heading2"/>
@@ -7035,7 +7218,7 @@
         <w:t xml:space="preserve">Methodology and Mathematical Details</w:t>
       </w:r>
     </w:p>
-    <w:bookmarkStart w:id="154" w:name="sec:math-notation"/>
+    <w:bookmarkStart w:id="162" w:name="sec:math-notation"/>
     <w:p>
       <w:pPr>
         <w:pStyle w:val="Heading3"/>
@@ -8570,8 +8753,8 @@
         <w:br w:type="page"/>
       </w:r>
     </w:p>
-    <w:bookmarkEnd w:id="154"/>
-    <w:bookmarkStart w:id="155" w:name="sec:param-appendix"/>
+    <w:bookmarkEnd w:id="162"/>
+    <w:bookmarkStart w:id="163" w:name="sec:param-appendix"/>
     <w:p>
       <w:pPr>
         <w:pStyle w:val="Heading3"/>
@@ -11526,8 +11709,8 @@
         <w:t xml:space="preserve">; UNWPP 2024: United Nations World Population Prospects 2024 revision.</w:t>
       </w:r>
     </w:p>
-    <w:bookmarkEnd w:id="155"/>
-    <w:bookmarkStart w:id="156" w:name="sec:transition-model"/>
+    <w:bookmarkEnd w:id="163"/>
+    <w:bookmarkStart w:id="164" w:name="sec:transition-model"/>
     <w:p>
       <w:pPr>
         <w:pStyle w:val="Heading3"/>
@@ -15550,8 +15733,8 @@
         <w:t xml:space="preserve">(Parameter values for all transition rates are listed in the Key Parameter Appendix.)</w:t>
       </w:r>
     </w:p>
-    <w:bookmarkEnd w:id="156"/>
-    <w:bookmarkStart w:id="158" w:name="sec:htn-model"/>
+    <w:bookmarkEnd w:id="164"/>
+    <w:bookmarkStart w:id="166" w:name="sec:htn-model"/>
     <w:p>
       <w:pPr>
         <w:pStyle w:val="Heading3"/>
@@ -19474,7 +19657,7 @@
         <w:t xml:space="preserve">(See Multi-State Transition Model for the baseline transition structure into which these effect ratios enter; see Key Parameter Appendix for all intervention effect sizes and their sources.)</w:t>
       </w:r>
     </w:p>
-    <w:bookmarkStart w:id="157" w:name="sec:htn-diabetes"/>
+    <w:bookmarkStart w:id="165" w:name="sec:htn-diabetes"/>
     <w:p>
       <w:pPr>
         <w:pStyle w:val="Heading4"/>
@@ -20284,9 +20467,9 @@
         <w:t xml:space="preserve">(See Hypertension Control Intervention Model above for the general-population coverage scale-up structure, which shares the same functional form.)</w:t>
       </w:r>
     </w:p>
-    <w:bookmarkEnd w:id="157"/>
-    <w:bookmarkEnd w:id="158"/>
-    <w:bookmarkStart w:id="159" w:name="sec:statin-model"/>
+    <w:bookmarkEnd w:id="165"/>
+    <w:bookmarkEnd w:id="166"/>
+    <w:bookmarkStart w:id="167" w:name="sec:statin-model"/>
     <w:p>
       <w:pPr>
         <w:pStyle w:val="Heading3"/>
@@ -23924,8 +24107,8 @@
         <w:t xml:space="preserve">(See Key Parameter Appendix for all statin effect sizes and their sources.)</w:t>
       </w:r>
     </w:p>
-    <w:bookmarkEnd w:id="159"/>
-    <w:bookmarkStart w:id="164" w:name="sec:daly-methods"/>
+    <w:bookmarkEnd w:id="167"/>
+    <w:bookmarkStart w:id="172" w:name="sec:daly-methods"/>
     <w:p>
       <w:pPr>
         <w:pStyle w:val="Heading3"/>
@@ -24020,7 +24203,7 @@
         <w:t xml:space="preserve">.</w:t>
       </w:r>
     </w:p>
-    <w:bookmarkStart w:id="160" w:name="years-of-life-lost-yll"/>
+    <w:bookmarkStart w:id="168" w:name="years-of-life-lost-yll"/>
     <w:p>
       <w:pPr>
         <w:pStyle w:val="Heading4"/>
@@ -24449,8 +24632,8 @@
         <w:t xml:space="preserve">, taken from the United Nations World Population Prospects 2024 revision, medium variant (both sexes combined). Life expectancy values are country- and year-specific, reflecting projected demographic conditions rather than a fixed global standard.</w:t>
       </w:r>
     </w:p>
-    <w:bookmarkEnd w:id="160"/>
-    <w:bookmarkStart w:id="161" w:name="years-lived-with-disability-yld"/>
+    <w:bookmarkEnd w:id="168"/>
+    <w:bookmarkStart w:id="169" w:name="years-lived-with-disability-yld"/>
     <w:p>
       <w:pPr>
         <w:pStyle w:val="Heading4"/>
@@ -24973,8 +25156,8 @@
         <w:t xml:space="preserve">This approach yields an implicit, frequency-weighted average disability weight that reflects the severity distribution observed in each country. No explicit duration of disability was modelled; the prevalence-based formulation captures the YLD burden attributable to the stock of prevalent cases at each time point.</w:t>
       </w:r>
     </w:p>
-    <w:bookmarkEnd w:id="161"/>
-    <w:bookmarkStart w:id="162" w:name="disability-adjusted-life-years-daly"/>
+    <w:bookmarkEnd w:id="169"/>
+    <w:bookmarkStart w:id="170" w:name="disability-adjusted-life-years-daly"/>
     <w:p>
       <w:pPr>
         <w:pStyle w:val="Heading4"/>
@@ -25533,8 +25716,8 @@
         <w:t xml:space="preserve">The same differencing logic was applied separately to YLLs averted and YLDs averted.</w:t>
       </w:r>
     </w:p>
-    <w:bookmarkEnd w:id="162"/>
-    <w:bookmarkStart w:id="163" w:name="reference-standards-and-weights"/>
+    <w:bookmarkEnd w:id="170"/>
+    <w:bookmarkStart w:id="171" w:name="reference-standards-and-weights"/>
     <w:p>
       <w:pPr>
         <w:pStyle w:val="Heading4"/>
@@ -25931,29 +26114,9 @@
         <w:t xml:space="preserve">Sources: United Nations, Department of Economic and Social Affairs, Population Division (2024). World Population Prospects 2024, Online Edition. Institute for Health Metrics and Evaluation (IHME). Global Burden of Disease Study 2023 (GBD 2023) Results. Seattle, United States: IHME, 2024.</w:t>
       </w:r>
     </w:p>
-    <w:p>
-      <w:pPr>
-        <w:pStyle w:val="BodyText"/>
-      </w:pPr>
-      <w:r>
-        <w:t xml:space="preserve">All DALY, YLL, and YLD results reported in the main manuscript are computed using the above specifications, as implemented in</w:t>
-      </w:r>
-      <w:r>
-        <w:t xml:space="preserve"> </w:t>
-      </w:r>
-      <w:r>
-        <w:rPr>
-          <w:rStyle w:val="VerbatimChar"/>
-        </w:rPr>
-        <w:t xml:space="preserve">07_output_dalys.R</w:t>
-      </w:r>
-      <w:r>
-        <w:t xml:space="preserve">.</w:t>
-      </w:r>
-    </w:p>
-    <w:bookmarkEnd w:id="163"/>
-    <w:bookmarkEnd w:id="164"/>
-    <w:bookmarkStart w:id="171" w:name="sec:econ-methods"/>
+    <w:bookmarkEnd w:id="171"/>
+    <w:bookmarkEnd w:id="172"/>
+    <w:bookmarkStart w:id="179" w:name="sec:econ-methods"/>
     <w:p>
       <w:pPr>
         <w:pStyle w:val="Heading3"/>
@@ -25988,7 +26151,7 @@
         <w:t xml:space="preserve">.</w:t>
       </w:r>
     </w:p>
-    <w:bookmarkStart w:id="165" w:name="value-of-a-statistical-life-vsl-transfer"/>
+    <w:bookmarkStart w:id="173" w:name="value-of-a-statistical-life-vsl-transfer"/>
     <w:p>
       <w:pPr>
         <w:pStyle w:val="Heading4"/>
@@ -26752,8 +26915,8 @@
         <w:t xml:space="preserve">is the minimum VSL-to-GNI ratio.</w:t>
       </w:r>
     </w:p>
-    <w:bookmarkEnd w:id="165"/>
-    <w:bookmarkStart w:id="166" w:name="gni-per-capita-projection"/>
+    <w:bookmarkEnd w:id="173"/>
+    <w:bookmarkStart w:id="174" w:name="gni-per-capita-projection"/>
     <w:p>
       <w:pPr>
         <w:pStyle w:val="Heading4"/>
@@ -27045,8 +27208,8 @@
         <w:t xml:space="preserve">, obtained by log-linear interpolation of five-year SSP nodes. This approach preserves observed GNI levels and applies only SSP-implied growth trajectories. A known limitation is that SSP projections provide GDP, not GNI, per capita; these series track closely for most countries but may diverge in economies with large net foreign income flows.</w:t>
       </w:r>
     </w:p>
-    <w:bookmarkEnd w:id="166"/>
-    <w:bookmarkStart w:id="167" w:name="value-of-a-statistical-life-year-vsly"/>
+    <w:bookmarkEnd w:id="174"/>
+    <w:bookmarkStart w:id="175" w:name="value-of-a-statistical-life-year-vsly"/>
     <w:p>
       <w:pPr>
         <w:pStyle w:val="Heading4"/>
@@ -27535,8 +27698,8 @@
         <w:t xml:space="preserve">.</w:t>
       </w:r>
     </w:p>
-    <w:bookmarkEnd w:id="167"/>
-    <w:bookmarkStart w:id="168" w:name="life-years-gained"/>
+    <w:bookmarkEnd w:id="175"/>
+    <w:bookmarkStart w:id="176" w:name="life-years-gained"/>
     <w:p>
       <w:pPr>
         <w:pStyle w:val="Heading4"/>
@@ -28308,8 +28471,8 @@
         <w:t xml:space="preserve">is the total number of deaths averted.</w:t>
       </w:r>
     </w:p>
-    <w:bookmarkEnd w:id="168"/>
-    <w:bookmarkStart w:id="169" w:name="discounting"/>
+    <w:bookmarkEnd w:id="176"/>
+    <w:bookmarkStart w:id="177" w:name="discounting"/>
     <w:p>
       <w:pPr>
         <w:pStyle w:val="Heading4"/>
@@ -28897,8 +29060,8 @@
         <w:t xml:space="preserve">is GNI per capita.</w:t>
       </w:r>
     </w:p>
-    <w:bookmarkEnd w:id="169"/>
-    <w:bookmarkStart w:id="170" w:name="parameter-summary"/>
+    <w:bookmarkEnd w:id="177"/>
+    <w:bookmarkStart w:id="178" w:name="parameter-summary"/>
     <w:p>
       <w:pPr>
         <w:pStyle w:val="Heading4"/>
@@ -28924,9 +29087,9 @@
         <w:tblLook w:firstRow="1" w:lastRow="0" w:firstColumn="0" w:lastColumn="0" w:noHBand="0" w:noVBand="0" w:val="0020"/>
       </w:tblPr>
       <w:tblGrid>
-        <w:gridCol w:w="2568"/>
-        <w:gridCol w:w="3424"/>
-        <w:gridCol w:w="1926"/>
+        <w:gridCol w:w="2640"/>
+        <w:gridCol w:w="3520"/>
+        <w:gridCol w:w="1760"/>
       </w:tblGrid>
       <w:tr>
         <w:trPr>
@@ -29010,7 +29173,7 @@
               <w:jc w:val="left"/>
             </w:pPr>
             <w:r>
-              <w:t xml:space="preserve">Robinson &amp; Hammitt (2011)</w:t>
+              <w:t xml:space="preserve">Robinson et al. (2019)</w:t>
             </w:r>
           </w:p>
         </w:tc>
@@ -29420,30 +29583,10 @@
         </w:tc>
       </w:tr>
     </w:tbl>
-    <w:p>
-      <w:pPr>
-        <w:pStyle w:val="BodyText"/>
-      </w:pPr>
-      <w:r>
-        <w:t xml:space="preserve">All economic valuation results reported in the main manuscript are computed using the above specifications, as implemented in</w:t>
-      </w:r>
-      <w:r>
-        <w:t xml:space="preserve"> </w:t>
-      </w:r>
-      <w:r>
-        <w:rPr>
-          <w:rStyle w:val="VerbatimChar"/>
-        </w:rPr>
-        <w:t xml:space="preserve">08_economic_value_calculation.R</w:t>
-      </w:r>
-      <w:r>
-        <w:t xml:space="preserve">.</w:t>
-      </w:r>
-    </w:p>
-    <w:bookmarkEnd w:id="170"/>
-    <w:bookmarkEnd w:id="171"/>
-    <w:bookmarkEnd w:id="172"/>
-    <w:bookmarkEnd w:id="173"/>
+    <w:bookmarkEnd w:id="178"/>
+    <w:bookmarkEnd w:id="179"/>
+    <w:bookmarkEnd w:id="180"/>
+    <w:bookmarkEnd w:id="181"/>
     <w:sectPr>
       <w:footnotePr>
         <w:numRestart w:val="eachSect"/>

--- a/docs/who_cvd_targets_paper1.docx
+++ b/docs/who_cvd_targets_paper1.docx
@@ -1607,7 +1607,7 @@
         <w:pStyle w:val="BodyText"/>
       </w:pPr>
       <w:r>
-        <w:t xml:space="preserve">Males accounted for million averted deaths and females for million, consistent with higher age-specific CVD mortality rates in males. The relative contributions of hypertension control and lipid-lowering therapy were broadly similar in both sexes, although the absolute number of deaths averted was greater among males across all intervention scenarios (Figure</w:t>
+        <w:t xml:space="preserve">Males accounted for 30.4 million averted deaths and females for 35.2 million, consistent with higher age-specific CVD mortality rates in males. The relative contributions of hypertension control and lipid-lowering therapy were broadly similar in both sexes, although the absolute number of deaths averted was greater among males across all intervention scenarios (Figure</w:t>
       </w:r>
       <w:r>
         <w:t xml:space="preserve"> </w:t>
@@ -1617,6 +1617,14 @@
       </w:r>
       <w:r>
         <w:t xml:space="preserve">).</w:t>
+      </w:r>
+    </w:p>
+    <w:p>
+      <w:pPr>
+        <w:pStyle w:val="BodyText"/>
+      </w:pPr>
+      <w:r>
+        <w:t xml:space="preserve">The relevance of these intervention strategies extends beyond aggregate mortality reduction to the prevention of premature death among working-age populations. Of the 65.6 million deaths averted under the combined scenario, 18.4 million occurred among adults younger than 70 years — the age threshold used by SDG target 3.4 to define premature NCD mortality. This concentration of avertable deaths in younger age groups reflects both the high incidence of acute cardiovascular events in mid-life, particularly among males (30.4 million averted deaths in males versus 35.2 million in females), and the large treatment coverage gaps that persist in the age groups most affected by untreated hypertension and hypercholesterolaemia. Preventing these deaths has implications that reach beyond the health sector: premature CVD mortality removes economically active individuals from the labour force, reduces household income, and imposes caregiving burdens on surviving family members, with disproportionate consequences in low-income and lower-middle-income countries where social protection systems are weakest. The finding that a substantial fraction of avertable deaths falls within working-age populations strengthens the economic and equity case for accelerated scale-up of both hypertension control and lipid-lowering therapy.</w:t>
       </w:r>
     </w:p>
     <w:bookmarkEnd w:id="40"/>
@@ -1684,7 +1692,7 @@
     </w:p>
     <w:bookmarkEnd w:id="42"/>
     <w:bookmarkEnd w:id="43"/>
-    <w:bookmarkStart w:id="52" w:name="discussion"/>
+    <w:bookmarkStart w:id="53" w:name="discussion"/>
     <w:p>
       <w:pPr>
         <w:pStyle w:val="Heading1"/>
@@ -2082,7 +2090,7 @@
       </w:r>
     </w:p>
     <w:bookmarkEnd w:id="48"/>
-    <w:bookmarkStart w:id="49" w:name="relation-to-previous-literature"/>
+    <w:bookmarkStart w:id="49" w:name="economic-valuation"/>
     <w:p>
       <w:pPr>
         <w:pStyle w:val="Heading2"/>
@@ -2097,7 +2105,7 @@
         <w:tab/>
       </w:r>
       <w:r>
-        <w:t xml:space="preserve">Relation to previous literature</w:t>
+        <w:t xml:space="preserve">Economic valuation</w:t>
       </w:r>
     </w:p>
     <w:p>
@@ -2105,70 +2113,44 @@
         <w:pStyle w:val="FirstParagraph"/>
       </w:pPr>
       <w:r>
-        <w:t xml:space="preserve">Our findings are broadly consistent with, and extend, previous global and regional analyses. Kontis et al.</w:t>
-      </w:r>
-      <w:r>
-        <w:t xml:space="preserve"> </w:t>
-      </w:r>
-      <w:r>
-        <w:t xml:space="preserve">(2019)</w:t>
-      </w:r>
-      <w:r>
-        <w:t xml:space="preserve"> </w:t>
-      </w:r>
-      <w:r>
-        <w:t xml:space="preserve">projected the probability of achieving SDG target 3.4 (a one-third reduction in premature NCD mortality by 2030) and identified inadequate cardiovascular risk-factor control as a major barrier in most countries. The NCD Countdown analyses identified blood pressure management and statin therapy as among the most efficient interventions for reducing premature CVD mortality in low- and middle-income settings</w:t>
-      </w:r>
-      <w:r>
-        <w:t xml:space="preserve"> </w:t>
-      </w:r>
-      <w:r>
-        <w:t xml:space="preserve">(Watkins et al. 2022; Bennett et al. 2020)</w:t>
-      </w:r>
-      <w:r>
-        <w:t xml:space="preserve">. Our study complements this work by providing country-specific projections over a 25-year horizon, enabling direct comparison of the relative contribution of each intervention. The NCD Countdown 2025 benchmarking analysis further documented the widening gap in CVD mortality trends between high-income and low-income countries</w:t>
-      </w:r>
-      <w:r>
-        <w:t xml:space="preserve"> </w:t>
-      </w:r>
-      <w:r>
-        <w:t xml:space="preserve">(NCD Countdown 2030 collaborators 2025)</w:t>
-      </w:r>
-      <w:r>
-        <w:t xml:space="preserve">, lending additional urgency to the scale-up modelled here.</w:t>
-      </w:r>
-    </w:p>
-    <w:p>
-      <w:pPr>
-        <w:pStyle w:val="BodyText"/>
-      </w:pPr>
-      <w:r>
-        <w:t xml:space="preserve">The Ford et al. analysis of the decline in US coronary mortality attributed approximately half of the observed reduction to evidence-based treatments, including statins and antihypertensives, and the remainder to risk-factor improvements</w:t>
-      </w:r>
-      <w:r>
-        <w:t xml:space="preserve"> </w:t>
-      </w:r>
-      <w:r>
-        <w:t xml:space="preserve">(Ford et al. 2007)</w:t>
-      </w:r>
-      <w:r>
-        <w:t xml:space="preserve">. Similarly, Critchley et al.</w:t>
-      </w:r>
-      <w:r>
-        <w:t xml:space="preserve"> </w:t>
-      </w:r>
-      <w:r>
-        <w:t xml:space="preserve">(2004)</w:t>
-      </w:r>
-      <w:r>
-        <w:t xml:space="preserve"> </w:t>
-      </w:r>
-      <w:r>
-        <w:t xml:space="preserve">demonstrated that unfavourable risk-factor trends could offset treatment gains in rapidly developing countries. Our projections implicitly capture this tension by holding baseline risk-factor levels constant in the BAU scenario: the modelled health gains represent the incremental benefit of treatment scale-up above current trajectories.</w:t>
+        <w:t xml:space="preserve">The economic valuation reinforces the health case with a fiscal one. Under the combined scenario, the cumulative value of averted CVD mortality over 2026–2050, estimated using the value of a statistical life year approach discounted at 3%, amounted to US$62.1 trillion, equivalent to 1.5% of aggregate national income across 190 countries. These estimates are consistent in magnitude and methodology with recent global analyses that have quantified the economic value of reducing avoidable mortality. Chang et al.</w:t>
+      </w:r>
+      <w:r>
+        <w:t xml:space="preserve"> </w:t>
+      </w:r>
+      <w:r>
+        <w:t xml:space="preserve">(2024)</w:t>
+      </w:r>
+      <w:r>
+        <w:t xml:space="preserve"> </w:t>
+      </w:r>
+      <w:r>
+        <w:t xml:space="preserve">estimated that the total economic value of reducing avoidable mortality across all causes and countries was several multiples of global income, using a comparable income-elasticity transfer approach to derive country-specific VSL and VSLY values. Verguet et al.</w:t>
+      </w:r>
+      <w:r>
+        <w:t xml:space="preserve"> </w:t>
+      </w:r>
+      <w:r>
+        <w:t xml:space="preserve">(2024)</w:t>
+      </w:r>
+      <w:r>
+        <w:t xml:space="preserve"> </w:t>
+      </w:r>
+      <w:r>
+        <w:t xml:space="preserve">extended this framework to noncommunicable diseases and injuries specifically, demonstrating that the economic returns to NCD mortality reduction were concentrated in low-income and middle-income countries, where the gap between observed and achievable mortality is widest. Our findings align with this pattern: the intervention scenarios modelled here target precisely the conditions and populations identified in those analyses as offering the highest returns per dollar invested. That the economic value of averting CVD deaths through hypertension control and lipid-lowering therapy alone represents a substantial share of total avertable NCD mortality value underscores the outsized role that cardiovascular risk-factor management plays in the broader economic case for NCD investment</w:t>
+      </w:r>
+      <w:r>
+        <w:t xml:space="preserve"> </w:t>
+      </w:r>
+      <w:r>
+        <w:t xml:space="preserve">(Chang et al. 2024; Verguet et al. 2024)</w:t>
+      </w:r>
+      <w:r>
+        <w:t xml:space="preserve">.</w:t>
       </w:r>
     </w:p>
     <w:bookmarkEnd w:id="49"/>
-    <w:bookmarkStart w:id="50" w:name="strengths"/>
+    <w:bookmarkStart w:id="50" w:name="relation-to-previous-literature"/>
     <w:p>
       <w:pPr>
         <w:pStyle w:val="Heading2"/>
@@ -2183,7 +2165,7 @@
         <w:tab/>
       </w:r>
       <w:r>
-        <w:t xml:space="preserve">Strengths</w:t>
+        <w:t xml:space="preserve">Relation to previous literature</w:t>
       </w:r>
     </w:p>
     <w:p>
@@ -2191,11 +2173,70 @@
         <w:pStyle w:val="FirstParagraph"/>
       </w:pPr>
       <w:r>
-        <w:t xml:space="preserve">This study has several notable strengths. First, it offers truly global coverage, incorporating country-specific epidemiological and demographic inputs for 190 countries rather than relying on regional aggregates. Second, the model explicitly captures the interaction between hypertension control and statin therapy using a multiplicative framework, thereby avoiding the upward bias inherent in additive effect assumptions. Third, by drawing on GBD 2023 estimates, WHO Global Health Estimates, and UNWPP 2024 population projections, the analysis reflects the latest and most robust sources of global health and demographic data. Fourth, treatment effects are appropriately de-duplicated: only gains attributable to incremental coverage beyond baseline practice are counted, preventing double-counting of existing intervention benefits. Finally, the 25-year projection horizon allows the model to account for the cumulative impact of sustained reductions in key risk factors — effects that shorter-term analyses would fail to capture.</w:t>
+        <w:t xml:space="preserve">Our findings are broadly consistent with, and extend, previous global and regional analyses. Kontis et al.</w:t>
+      </w:r>
+      <w:r>
+        <w:t xml:space="preserve"> </w:t>
+      </w:r>
+      <w:r>
+        <w:t xml:space="preserve">(2019)</w:t>
+      </w:r>
+      <w:r>
+        <w:t xml:space="preserve"> </w:t>
+      </w:r>
+      <w:r>
+        <w:t xml:space="preserve">projected the probability of achieving SDG target 3.4 (a one-third reduction in premature NCD mortality by 2030) and identified inadequate cardiovascular risk-factor control as a major barrier in most countries. The NCD Countdown analyses identified blood pressure management and statin therapy as among the most efficient interventions for reducing premature CVD mortality in low- and middle-income settings</w:t>
+      </w:r>
+      <w:r>
+        <w:t xml:space="preserve"> </w:t>
+      </w:r>
+      <w:r>
+        <w:t xml:space="preserve">(Watkins et al. 2022; Bennett et al. 2020)</w:t>
+      </w:r>
+      <w:r>
+        <w:t xml:space="preserve">. Our study complements this work by providing country-specific projections over a 25-year horizon, enabling direct comparison of the relative contribution of each intervention. The NCD Countdown 2025 benchmarking analysis further documented the widening gap in CVD mortality trends between high-income and low-income countries</w:t>
+      </w:r>
+      <w:r>
+        <w:t xml:space="preserve"> </w:t>
+      </w:r>
+      <w:r>
+        <w:t xml:space="preserve">(NCD Countdown 2030 collaborators 2025)</w:t>
+      </w:r>
+      <w:r>
+        <w:t xml:space="preserve">, lending additional urgency to the scale-up modelled here.</w:t>
+      </w:r>
+    </w:p>
+    <w:p>
+      <w:pPr>
+        <w:pStyle w:val="BodyText"/>
+      </w:pPr>
+      <w:r>
+        <w:t xml:space="preserve">The Ford et al. analysis of the decline in US coronary mortality attributed approximately half of the observed reduction to evidence-based treatments, including statins and antihypertensives, and the remainder to risk-factor improvements</w:t>
+      </w:r>
+      <w:r>
+        <w:t xml:space="preserve"> </w:t>
+      </w:r>
+      <w:r>
+        <w:t xml:space="preserve">(Ford et al. 2007)</w:t>
+      </w:r>
+      <w:r>
+        <w:t xml:space="preserve">. Similarly, Critchley et al.</w:t>
+      </w:r>
+      <w:r>
+        <w:t xml:space="preserve"> </w:t>
+      </w:r>
+      <w:r>
+        <w:t xml:space="preserve">(2004)</w:t>
+      </w:r>
+      <w:r>
+        <w:t xml:space="preserve"> </w:t>
+      </w:r>
+      <w:r>
+        <w:t xml:space="preserve">demonstrated that unfavourable risk-factor trends could offset treatment gains in rapidly developing countries. Our projections implicitly capture this tension by holding baseline risk-factor levels constant in the BAU scenario: the modelled health gains represent the incremental benefit of treatment scale-up above current trajectories.</w:t>
       </w:r>
     </w:p>
     <w:bookmarkEnd w:id="50"/>
-    <w:bookmarkStart w:id="51" w:name="limitations"/>
+    <w:bookmarkStart w:id="51" w:name="strengths"/>
     <w:p>
       <w:pPr>
         <w:pStyle w:val="Heading2"/>
@@ -2210,6 +2251,33 @@
         <w:tab/>
       </w:r>
       <w:r>
+        <w:t xml:space="preserve">Strengths</w:t>
+      </w:r>
+    </w:p>
+    <w:p>
+      <w:pPr>
+        <w:pStyle w:val="FirstParagraph"/>
+      </w:pPr>
+      <w:r>
+        <w:t xml:space="preserve">This study has several notable strengths. First, it offers truly global coverage, incorporating country-specific epidemiological and demographic inputs for 190 countries rather than relying on regional aggregates. Second, the model explicitly captures the interaction between hypertension control and statin therapy using a multiplicative framework, thereby avoiding the upward bias inherent in additive effect assumptions. Third, by drawing on GBD 2023 estimates, WHO Global Health Estimates, and UNWPP 2024 population projections, the analysis reflects the latest and most robust sources of global health and demographic data. Fourth, treatment effects are appropriately de-duplicated: only gains attributable to incremental coverage beyond baseline practice are counted, preventing double-counting of existing intervention benefits. Finally, the 25-year projection horizon allows the model to account for the cumulative impact of sustained reductions in key risk factors — effects that shorter-term analyses would fail to capture.</w:t>
+      </w:r>
+    </w:p>
+    <w:bookmarkEnd w:id="51"/>
+    <w:bookmarkStart w:id="52" w:name="limitations"/>
+    <w:p>
+      <w:pPr>
+        <w:pStyle w:val="Heading2"/>
+      </w:pPr>
+      <w:r>
+        <w:rPr>
+          <w:rStyle w:val="SectionNumber"/>
+        </w:rPr>
+        <w:t xml:space="preserve">5.9</w:t>
+      </w:r>
+      <w:r>
+        <w:tab/>
+      </w:r>
+      <w:r>
         <w:t xml:space="preserve">Limitations</w:t>
       </w:r>
     </w:p>
@@ -2230,9 +2298,9 @@
         <w:t xml:space="preserve">. Fourth, the linear scale-up assumption (2026–2030) is a simplification; actual programme expansion may follow non-linear trajectories with initial delays and subsequent acceleration. Fifth, no explicit health-system capacity constraints were modelled, meaning that the scenarios represent technical potential rather than implementation-ready projections. Sixth, COVID-19 excess mortality was modelled only for 2020–2021, and potential long-term cardiovascular sequelae of SARS-CoV-2 infection were not incorporated. Finally, the model does not capture potential interactions between interventions and other concurrent NCD prevention strategies, such as dietary sodium reduction or trans-fat elimination, which may modify the marginal benefit of hypertension control and statin therapy.</w:t>
       </w:r>
     </w:p>
-    <w:bookmarkEnd w:id="51"/>
     <w:bookmarkEnd w:id="52"/>
-    <w:bookmarkStart w:id="53" w:name="conclusion"/>
+    <w:bookmarkEnd w:id="53"/>
+    <w:bookmarkStart w:id="54" w:name="conclusion"/>
     <w:p>
       <w:pPr>
         <w:pStyle w:val="Heading1"/>
@@ -2272,8 +2340,8 @@
         <w:br w:type="page"/>
       </w:r>
     </w:p>
-    <w:bookmarkEnd w:id="53"/>
-    <w:bookmarkStart w:id="114" w:name="references"/>
+    <w:bookmarkEnd w:id="54"/>
+    <w:bookmarkStart w:id="115" w:name="references"/>
     <w:p>
       <w:pPr>
         <w:pStyle w:val="Heading1"/>
@@ -2291,8 +2359,8 @@
         <w:t xml:space="preserve">References</w:t>
       </w:r>
     </w:p>
-    <w:bookmarkStart w:id="113" w:name="refs"/>
-    <w:bookmarkStart w:id="54" w:name="ref-Agboyibor2025CVHWHOAfrica"/>
+    <w:bookmarkStart w:id="114" w:name="refs"/>
+    <w:bookmarkStart w:id="55" w:name="ref-Agboyibor2025CVHWHOAfrica"/>
     <w:p>
       <w:pPr>
         <w:pStyle w:val="Bibliography"/>
@@ -2323,8 +2391,8 @@
         <w:t xml:space="preserve">10 (11): 1166–74.</w:t>
       </w:r>
     </w:p>
-    <w:bookmarkEnd w:id="54"/>
-    <w:bookmarkStart w:id="55" w:name="ref-ADAPP2025StandardsDiabetesCVD"/>
+    <w:bookmarkEnd w:id="55"/>
+    <w:bookmarkStart w:id="56" w:name="ref-ADAPP2025StandardsDiabetesCVD"/>
     <w:p>
       <w:pPr>
         <w:pStyle w:val="Bibliography"/>
@@ -2355,8 +2423,8 @@
         <w:t xml:space="preserve">48 (Supplement_1): S207–38.</w:t>
       </w:r>
     </w:p>
-    <w:bookmarkEnd w:id="55"/>
-    <w:bookmarkStart w:id="56" w:name="ref-Baigent2010IntensiveLDLLowering"/>
+    <w:bookmarkEnd w:id="56"/>
+    <w:bookmarkStart w:id="57" w:name="ref-Baigent2010IntensiveLDLLowering"/>
     <w:p>
       <w:pPr>
         <w:pStyle w:val="Bibliography"/>
@@ -2387,8 +2455,8 @@
         <w:t xml:space="preserve">376 (9753): 1670–81.</w:t>
       </w:r>
     </w:p>
-    <w:bookmarkEnd w:id="56"/>
-    <w:bookmarkStart w:id="58" w:name="ref-Banigbe2025"/>
+    <w:bookmarkEnd w:id="57"/>
+    <w:bookmarkStart w:id="59" w:name="ref-Banigbe2025"/>
     <w:p>
       <w:pPr>
         <w:pStyle w:val="Bibliography"/>
@@ -2421,7 +2489,7 @@
       <w:r>
         <w:t xml:space="preserve"> </w:t>
       </w:r>
-      <w:hyperlink r:id="rId57">
+      <w:hyperlink r:id="rId58">
         <w:r>
           <w:rPr>
             <w:rStyle w:val="Hyperlink"/>
@@ -2433,8 +2501,8 @@
         <w:t xml:space="preserve">.</w:t>
       </w:r>
     </w:p>
-    <w:bookmarkEnd w:id="58"/>
-    <w:bookmarkStart w:id="60" w:name="ref-Bennett2020NCD2030Path"/>
+    <w:bookmarkEnd w:id="59"/>
+    <w:bookmarkStart w:id="61" w:name="ref-Bennett2020NCD2030Path"/>
     <w:p>
       <w:pPr>
         <w:pStyle w:val="Bibliography"/>
@@ -2467,7 +2535,7 @@
       <w:r>
         <w:t xml:space="preserve"> </w:t>
       </w:r>
-      <w:hyperlink r:id="rId59">
+      <w:hyperlink r:id="rId60">
         <w:r>
           <w:rPr>
             <w:rStyle w:val="Hyperlink"/>
@@ -2479,8 +2547,8 @@
         <w:t xml:space="preserve">.</w:t>
       </w:r>
     </w:p>
-    <w:bookmarkEnd w:id="60"/>
-    <w:bookmarkStart w:id="61" w:name="X8bb68ddad385dfb3df8ce3d99f26cb5fc0511f6"/>
+    <w:bookmarkEnd w:id="61"/>
+    <w:bookmarkStart w:id="62" w:name="X8bb68ddad385dfb3df8ce3d99f26cb5fc0511f6"/>
     <w:p>
       <w:pPr>
         <w:pStyle w:val="Bibliography"/>
@@ -2511,8 +2579,8 @@
         <w:t xml:space="preserve">387 (11): 967–77.</w:t>
       </w:r>
     </w:p>
-    <w:bookmarkEnd w:id="61"/>
-    <w:bookmarkStart w:id="63" w:name="ref-Chang2024ECValue"/>
+    <w:bookmarkEnd w:id="62"/>
+    <w:bookmarkStart w:id="64" w:name="ref-Chang2024ECValue"/>
     <w:p>
       <w:pPr>
         <w:pStyle w:val="Bibliography"/>
@@ -2545,7 +2613,7 @@
       <w:r>
         <w:t xml:space="preserve"> </w:t>
       </w:r>
-      <w:hyperlink r:id="rId62">
+      <w:hyperlink r:id="rId63">
         <w:r>
           <w:rPr>
             <w:rStyle w:val="Hyperlink"/>
@@ -2557,8 +2625,8 @@
         <w:t xml:space="preserve">.</w:t>
       </w:r>
     </w:p>
-    <w:bookmarkEnd w:id="63"/>
-    <w:bookmarkStart w:id="65" w:name="ref-Chong2024"/>
+    <w:bookmarkEnd w:id="64"/>
+    <w:bookmarkStart w:id="66" w:name="ref-Chong2024"/>
     <w:p>
       <w:pPr>
         <w:pStyle w:val="Bibliography"/>
@@ -2588,7 +2656,7 @@
       <w:r>
         <w:t xml:space="preserve"> </w:t>
       </w:r>
-      <w:hyperlink r:id="rId64">
+      <w:hyperlink r:id="rId65">
         <w:r>
           <w:rPr>
             <w:rStyle w:val="Hyperlink"/>
@@ -2600,8 +2668,8 @@
         <w:t xml:space="preserve">.</w:t>
       </w:r>
     </w:p>
-    <w:bookmarkEnd w:id="65"/>
-    <w:bookmarkStart w:id="67" w:name="ref-Critchley2004"/>
+    <w:bookmarkEnd w:id="66"/>
+    <w:bookmarkStart w:id="68" w:name="ref-Critchley2004"/>
     <w:p>
       <w:pPr>
         <w:pStyle w:val="Bibliography"/>
@@ -2634,7 +2702,7 @@
       <w:r>
         <w:t xml:space="preserve"> </w:t>
       </w:r>
-      <w:hyperlink r:id="rId66">
+      <w:hyperlink r:id="rId67">
         <w:r>
           <w:rPr>
             <w:rStyle w:val="Hyperlink"/>
@@ -2646,8 +2714,8 @@
         <w:t xml:space="preserve">.</w:t>
       </w:r>
     </w:p>
-    <w:bookmarkEnd w:id="67"/>
-    <w:bookmarkStart w:id="69" w:name="ref-Ettehad2016"/>
+    <w:bookmarkEnd w:id="68"/>
+    <w:bookmarkStart w:id="70" w:name="ref-Ettehad2016"/>
     <w:p>
       <w:pPr>
         <w:pStyle w:val="Bibliography"/>
@@ -2680,7 +2748,7 @@
       <w:r>
         <w:t xml:space="preserve"> </w:t>
       </w:r>
-      <w:hyperlink r:id="rId68">
+      <w:hyperlink r:id="rId69">
         <w:r>
           <w:rPr>
             <w:rStyle w:val="Hyperlink"/>
@@ -2692,8 +2760,8 @@
         <w:t xml:space="preserve">.</w:t>
       </w:r>
     </w:p>
-    <w:bookmarkEnd w:id="69"/>
-    <w:bookmarkStart w:id="71" w:name="ref-Ford2007"/>
+    <w:bookmarkEnd w:id="70"/>
+    <w:bookmarkStart w:id="72" w:name="ref-Ford2007"/>
     <w:p>
       <w:pPr>
         <w:pStyle w:val="Bibliography"/>
@@ -2726,7 +2794,7 @@
       <w:r>
         <w:t xml:space="preserve"> </w:t>
       </w:r>
-      <w:hyperlink r:id="rId70">
+      <w:hyperlink r:id="rId71">
         <w:r>
           <w:rPr>
             <w:rStyle w:val="Hyperlink"/>
@@ -2738,8 +2806,8 @@
         <w:t xml:space="preserve">.</w:t>
       </w:r>
     </w:p>
-    <w:bookmarkEnd w:id="71"/>
-    <w:bookmarkStart w:id="73" w:name="ref-Fulcher2015"/>
+    <w:bookmarkEnd w:id="72"/>
+    <w:bookmarkStart w:id="74" w:name="ref-Fulcher2015"/>
     <w:p>
       <w:pPr>
         <w:pStyle w:val="Bibliography"/>
@@ -2772,7 +2840,7 @@
       <w:r>
         <w:t xml:space="preserve"> </w:t>
       </w:r>
-      <w:hyperlink r:id="rId72">
+      <w:hyperlink r:id="rId73">
         <w:r>
           <w:rPr>
             <w:rStyle w:val="Hyperlink"/>
@@ -2784,8 +2852,8 @@
         <w:t xml:space="preserve">.</w:t>
       </w:r>
     </w:p>
-    <w:bookmarkEnd w:id="73"/>
-    <w:bookmarkStart w:id="75" w:name="ref-Garcia2026HEARTS4Countries"/>
+    <w:bookmarkEnd w:id="74"/>
+    <w:bookmarkStart w:id="76" w:name="ref-Garcia2026HEARTS4Countries"/>
     <w:p>
       <w:pPr>
         <w:pStyle w:val="Bibliography"/>
@@ -2815,7 +2883,7 @@
       <w:r>
         <w:t xml:space="preserve">5: 102412. https://doi.org/</w:t>
       </w:r>
-      <w:hyperlink r:id="rId74">
+      <w:hyperlink r:id="rId75">
         <w:r>
           <w:rPr>
             <w:rStyle w:val="Hyperlink"/>
@@ -2827,8 +2895,8 @@
         <w:t xml:space="preserve">.</w:t>
       </w:r>
     </w:p>
-    <w:bookmarkEnd w:id="75"/>
-    <w:bookmarkStart w:id="76" w:name="ref-GBDCVD2025"/>
+    <w:bookmarkEnd w:id="76"/>
+    <w:bookmarkStart w:id="77" w:name="ref-GBDCVD2025"/>
     <w:p>
       <w:pPr>
         <w:pStyle w:val="Bibliography"/>
@@ -2859,8 +2927,8 @@
         <w:t xml:space="preserve">86 (22): 2167–2243.</w:t>
       </w:r>
     </w:p>
-    <w:bookmarkEnd w:id="76"/>
-    <w:bookmarkStart w:id="77" w:name="ref-Geldsetzer2019HypertensionCareLMICs"/>
+    <w:bookmarkEnd w:id="77"/>
+    <w:bookmarkStart w:id="78" w:name="ref-Geldsetzer2019HypertensionCareLMICs"/>
     <w:p>
       <w:pPr>
         <w:pStyle w:val="Bibliography"/>
@@ -2891,8 +2959,8 @@
         <w:t xml:space="preserve">394 (10199): 652–62.</w:t>
       </w:r>
     </w:p>
-    <w:bookmarkEnd w:id="77"/>
-    <w:bookmarkStart w:id="79" w:name="ref-ConsortiumRisk2023"/>
+    <w:bookmarkEnd w:id="78"/>
+    <w:bookmarkStart w:id="80" w:name="ref-ConsortiumRisk2023"/>
     <w:p>
       <w:pPr>
         <w:pStyle w:val="Bibliography"/>
@@ -2925,7 +2993,7 @@
       <w:r>
         <w:t xml:space="preserve"> </w:t>
       </w:r>
-      <w:hyperlink r:id="rId78">
+      <w:hyperlink r:id="rId79">
         <w:r>
           <w:rPr>
             <w:rStyle w:val="Hyperlink"/>
@@ -2937,8 +3005,8 @@
         <w:t xml:space="preserve">.</w:t>
       </w:r>
     </w:p>
-    <w:bookmarkEnd w:id="79"/>
-    <w:bookmarkStart w:id="80" w:name="ref-Gregg2023DiabetesCompactTargets"/>
+    <w:bookmarkEnd w:id="80"/>
+    <w:bookmarkStart w:id="81" w:name="ref-Gregg2023DiabetesCompactTargets"/>
     <w:p>
       <w:pPr>
         <w:pStyle w:val="Bibliography"/>
@@ -2969,8 +3037,8 @@
         <w:t xml:space="preserve">401 (10384): 1302–12.</w:t>
       </w:r>
     </w:p>
-    <w:bookmarkEnd w:id="80"/>
-    <w:bookmarkStart w:id="81" w:name="ref-Hunt2021GlobalDiabetesCompact"/>
+    <w:bookmarkEnd w:id="81"/>
+    <w:bookmarkStart w:id="82" w:name="ref-Hunt2021GlobalDiabetesCompact"/>
     <w:p>
       <w:pPr>
         <w:pStyle w:val="Bibliography"/>
@@ -3001,8 +3069,8 @@
         <w:t xml:space="preserve">9 (6): 325–27.</w:t>
       </w:r>
     </w:p>
-    <w:bookmarkEnd w:id="81"/>
-    <w:bookmarkStart w:id="83" w:name="ref-IIASA2024Gdp31"/>
+    <w:bookmarkEnd w:id="82"/>
+    <w:bookmarkStart w:id="84" w:name="ref-IIASA2024Gdp31"/>
     <w:p>
       <w:pPr>
         <w:pStyle w:val="Bibliography"/>
@@ -3019,7 +3087,7 @@
       <w:r>
         <w:t xml:space="preserve"> </w:t>
       </w:r>
-      <w:hyperlink r:id="rId82">
+      <w:hyperlink r:id="rId83">
         <w:r>
           <w:rPr>
             <w:rStyle w:val="Hyperlink"/>
@@ -3031,8 +3099,8 @@
         <w:t xml:space="preserve">.</w:t>
       </w:r>
     </w:p>
-    <w:bookmarkEnd w:id="83"/>
-    <w:bookmarkStart w:id="84" w:name="Xc6e08a70bb154acc484bdd41af662cc6d9fe479"/>
+    <w:bookmarkEnd w:id="84"/>
+    <w:bookmarkStart w:id="85" w:name="Xc6e08a70bb154acc484bdd41af662cc6d9fe479"/>
     <w:p>
       <w:pPr>
         <w:pStyle w:val="Bibliography"/>
@@ -3063,8 +3131,8 @@
         <w:t xml:space="preserve">10 (3): 224–33.</w:t>
       </w:r>
     </w:p>
-    <w:bookmarkEnd w:id="84"/>
-    <w:bookmarkStart w:id="86" w:name="ref-Kontis2019"/>
+    <w:bookmarkEnd w:id="85"/>
+    <w:bookmarkStart w:id="87" w:name="ref-Kontis2019"/>
     <w:p>
       <w:pPr>
         <w:pStyle w:val="Bibliography"/>
@@ -3097,7 +3165,7 @@
       <w:r>
         <w:t xml:space="preserve"> </w:t>
       </w:r>
-      <w:hyperlink r:id="rId85">
+      <w:hyperlink r:id="rId86">
         <w:r>
           <w:rPr>
             <w:rStyle w:val="Hyperlink"/>
@@ -3109,8 +3177,8 @@
         <w:t xml:space="preserve">.</w:t>
       </w:r>
     </w:p>
-    <w:bookmarkEnd w:id="86"/>
-    <w:bookmarkStart w:id="87" w:name="ref-Li2024HyperlipidemiaMedicinesAccess"/>
+    <w:bookmarkEnd w:id="87"/>
+    <w:bookmarkStart w:id="88" w:name="ref-Li2024HyperlipidemiaMedicinesAccess"/>
     <w:p>
       <w:pPr>
         <w:pStyle w:val="Bibliography"/>
@@ -3141,8 +3209,8 @@
         <w:t xml:space="preserve">4 (2): e0002905.</w:t>
       </w:r>
     </w:p>
-    <w:bookmarkEnd w:id="87"/>
-    <w:bookmarkStart w:id="88" w:name="ref-Li2024DiabetesCVDTargetsLMICs"/>
+    <w:bookmarkEnd w:id="88"/>
+    <w:bookmarkStart w:id="89" w:name="ref-Li2024DiabetesCVDTargetsLMICs"/>
     <w:p>
       <w:pPr>
         <w:pStyle w:val="Bibliography"/>
@@ -3173,8 +3241,8 @@
         <w:t xml:space="preserve">14: 04148.</w:t>
       </w:r>
     </w:p>
-    <w:bookmarkEnd w:id="88"/>
-    <w:bookmarkStart w:id="89" w:name="ref-Marcus2022StatinsLMICs"/>
+    <w:bookmarkEnd w:id="89"/>
+    <w:bookmarkStart w:id="90" w:name="ref-Marcus2022StatinsLMICs"/>
     <w:p>
       <w:pPr>
         <w:pStyle w:val="Bibliography"/>
@@ -3205,8 +3273,8 @@
         <w:t xml:space="preserve">10 (3): e369–79.</w:t>
       </w:r>
     </w:p>
-    <w:bookmarkEnd w:id="89"/>
-    <w:bookmarkStart w:id="90" w:name="ref-Mensah2023GlobalBurdenCVD"/>
+    <w:bookmarkEnd w:id="90"/>
+    <w:bookmarkStart w:id="91" w:name="ref-Mensah2023GlobalBurdenCVD"/>
     <w:p>
       <w:pPr>
         <w:pStyle w:val="Bibliography"/>
@@ -3237,8 +3305,8 @@
         <w:t xml:space="preserve">82 (25): 2350–2473.</w:t>
       </w:r>
     </w:p>
-    <w:bookmarkEnd w:id="90"/>
-    <w:bookmarkStart w:id="92" w:name="ref-Moran2024"/>
+    <w:bookmarkEnd w:id="91"/>
+    <w:bookmarkStart w:id="93" w:name="ref-Moran2024"/>
     <w:p>
       <w:pPr>
         <w:pStyle w:val="Bibliography"/>
@@ -3271,7 +3339,7 @@
       <w:r>
         <w:t xml:space="preserve"> </w:t>
       </w:r>
-      <w:hyperlink r:id="rId91">
+      <w:hyperlink r:id="rId92">
         <w:r>
           <w:rPr>
             <w:rStyle w:val="Hyperlink"/>
@@ -3283,8 +3351,8 @@
         <w:t xml:space="preserve">.</w:t>
       </w:r>
     </w:p>
-    <w:bookmarkEnd w:id="92"/>
-    <w:bookmarkStart w:id="93" w:name="ref-Moran2023GlobalHEARTSImplementation"/>
+    <w:bookmarkEnd w:id="93"/>
+    <w:bookmarkStart w:id="94" w:name="ref-Moran2023GlobalHEARTSImplementation"/>
     <w:p>
       <w:pPr>
         <w:pStyle w:val="Bibliography"/>
@@ -3315,8 +3383,8 @@
         <w:t xml:space="preserve">82 (19): 1868–84.</w:t>
       </w:r>
     </w:p>
-    <w:bookmarkEnd w:id="93"/>
-    <w:bookmarkStart w:id="94" w:name="ref-Nambiema2025HypertensionAfrica"/>
+    <w:bookmarkEnd w:id="94"/>
+    <w:bookmarkStart w:id="95" w:name="ref-Nambiema2025HypertensionAfrica"/>
     <w:p>
       <w:pPr>
         <w:pStyle w:val="Bibliography"/>
@@ -3347,8 +3415,8 @@
         <w:t xml:space="preserve">86 (23): 2263–88.</w:t>
       </w:r>
     </w:p>
-    <w:bookmarkEnd w:id="94"/>
-    <w:bookmarkStart w:id="95" w:name="ref-NCDCountdown2025BenchmarkingProgress"/>
+    <w:bookmarkEnd w:id="95"/>
+    <w:bookmarkStart w:id="96" w:name="ref-NCDCountdown2025BenchmarkingProgress"/>
     <w:p>
       <w:pPr>
         <w:pStyle w:val="Bibliography"/>
@@ -3379,8 +3447,8 @@
         <w:t xml:space="preserve">406 (10509): 1255–82.</w:t>
       </w:r>
     </w:p>
-    <w:bookmarkEnd w:id="95"/>
-    <w:bookmarkStart w:id="96" w:name="ref-Petty1999IschemicStrokeSubtypes"/>
+    <w:bookmarkEnd w:id="96"/>
+    <w:bookmarkStart w:id="97" w:name="ref-Petty1999IschemicStrokeSubtypes"/>
     <w:p>
       <w:pPr>
         <w:pStyle w:val="Bibliography"/>
@@ -3411,8 +3479,8 @@
         <w:t xml:space="preserve">30 (12): 2513–16.</w:t>
       </w:r>
     </w:p>
-    <w:bookmarkEnd w:id="96"/>
-    <w:bookmarkStart w:id="98" w:name="ref-Pickersgill2022"/>
+    <w:bookmarkEnd w:id="97"/>
+    <w:bookmarkStart w:id="99" w:name="ref-Pickersgill2022"/>
     <w:p>
       <w:pPr>
         <w:pStyle w:val="Bibliography"/>
@@ -3445,7 +3513,7 @@
       <w:r>
         <w:t xml:space="preserve"> </w:t>
       </w:r>
-      <w:hyperlink r:id="rId97">
+      <w:hyperlink r:id="rId98">
         <w:r>
           <w:rPr>
             <w:rStyle w:val="Hyperlink"/>
@@ -3457,8 +3525,8 @@
         <w:t xml:space="preserve">.</w:t>
       </w:r>
     </w:p>
-    <w:bookmarkEnd w:id="98"/>
-    <w:bookmarkStart w:id="99" w:name="ref-Reith2026StatinAdverseEffects"/>
+    <w:bookmarkEnd w:id="99"/>
+    <w:bookmarkStart w:id="100" w:name="ref-Reith2026StatinAdverseEffects"/>
     <w:p>
       <w:pPr>
         <w:pStyle w:val="Bibliography"/>
@@ -3489,8 +3557,8 @@
         <w:t xml:space="preserve">407 (10529): 689–703.</w:t>
       </w:r>
     </w:p>
-    <w:bookmarkEnd w:id="99"/>
-    <w:bookmarkStart w:id="101" w:name="ref-Robinson19BCA"/>
+    <w:bookmarkEnd w:id="100"/>
+    <w:bookmarkStart w:id="102" w:name="ref-Robinson19BCA"/>
     <w:p>
       <w:pPr>
         <w:pStyle w:val="Bibliography"/>
@@ -3520,7 +3588,7 @@
       <w:r>
         <w:t xml:space="preserve"> </w:t>
       </w:r>
-      <w:hyperlink r:id="rId100">
+      <w:hyperlink r:id="rId101">
         <w:r>
           <w:rPr>
             <w:rStyle w:val="Hyperlink"/>
@@ -3532,8 +3600,8 @@
         <w:t xml:space="preserve">.</w:t>
       </w:r>
     </w:p>
-    <w:bookmarkEnd w:id="101"/>
-    <w:bookmarkStart w:id="103" w:name="ref-Robinson2019VSL"/>
+    <w:bookmarkEnd w:id="102"/>
+    <w:bookmarkStart w:id="104" w:name="ref-Robinson2019VSL"/>
     <w:p>
       <w:pPr>
         <w:pStyle w:val="Bibliography"/>
@@ -3566,7 +3634,7 @@
       <w:r>
         <w:t xml:space="preserve"> </w:t>
       </w:r>
-      <w:hyperlink r:id="rId102">
+      <w:hyperlink r:id="rId103">
         <w:r>
           <w:rPr>
             <w:rStyle w:val="Hyperlink"/>
@@ -3578,8 +3646,8 @@
         <w:t xml:space="preserve">.</w:t>
       </w:r>
     </w:p>
-    <w:bookmarkEnd w:id="103"/>
-    <w:bookmarkStart w:id="104" w:name="ref-Lancet2025TurnTideNCDs"/>
+    <w:bookmarkEnd w:id="104"/>
+    <w:bookmarkStart w:id="105" w:name="ref-Lancet2025TurnTideNCDs"/>
     <w:p>
       <w:pPr>
         <w:pStyle w:val="Bibliography"/>
@@ -3610,8 +3678,8 @@
         <w:t xml:space="preserve">405 (10472): 1.</w:t>
       </w:r>
     </w:p>
-    <w:bookmarkEnd w:id="104"/>
-    <w:bookmarkStart w:id="106" w:name="ref-Verguet2024ECValue"/>
+    <w:bookmarkEnd w:id="105"/>
+    <w:bookmarkStart w:id="107" w:name="ref-Verguet2024ECValue"/>
     <w:p>
       <w:pPr>
         <w:pStyle w:val="Bibliography"/>
@@ -3644,7 +3712,7 @@
       <w:r>
         <w:t xml:space="preserve"> </w:t>
       </w:r>
-      <w:hyperlink r:id="rId105">
+      <w:hyperlink r:id="rId106">
         <w:r>
           <w:rPr>
             <w:rStyle w:val="Hyperlink"/>
@@ -3656,8 +3724,8 @@
         <w:t xml:space="preserve">.</w:t>
       </w:r>
     </w:p>
-    <w:bookmarkEnd w:id="106"/>
-    <w:bookmarkStart w:id="108" w:name="ref-Vollset2024"/>
+    <w:bookmarkEnd w:id="107"/>
+    <w:bookmarkStart w:id="109" w:name="ref-Vollset2024"/>
     <w:p>
       <w:pPr>
         <w:pStyle w:val="Bibliography"/>
@@ -3690,7 +3758,7 @@
       <w:r>
         <w:t xml:space="preserve"> </w:t>
       </w:r>
-      <w:hyperlink r:id="rId107">
+      <w:hyperlink r:id="rId108">
         <w:r>
           <w:rPr>
             <w:rStyle w:val="Hyperlink"/>
@@ -3702,8 +3770,8 @@
         <w:t xml:space="preserve">.</w:t>
       </w:r>
     </w:p>
-    <w:bookmarkEnd w:id="108"/>
-    <w:bookmarkStart w:id="110" w:name="ref-Watkins2022NCD2030"/>
+    <w:bookmarkEnd w:id="109"/>
+    <w:bookmarkStart w:id="111" w:name="ref-Watkins2022NCD2030"/>
     <w:p>
       <w:pPr>
         <w:pStyle w:val="Bibliography"/>
@@ -3736,7 +3804,7 @@
       <w:r>
         <w:t xml:space="preserve"> </w:t>
       </w:r>
-      <w:hyperlink r:id="rId109">
+      <w:hyperlink r:id="rId110">
         <w:r>
           <w:rPr>
             <w:rStyle w:val="Hyperlink"/>
@@ -3748,8 +3816,8 @@
         <w:t xml:space="preserve">.</w:t>
       </w:r>
     </w:p>
-    <w:bookmarkEnd w:id="110"/>
-    <w:bookmarkStart w:id="111" w:name="ref-WHO2011NCDMonitoringFramework"/>
+    <w:bookmarkEnd w:id="111"/>
+    <w:bookmarkStart w:id="112" w:name="ref-WHO2011NCDMonitoringFramework"/>
     <w:p>
       <w:pPr>
         <w:pStyle w:val="Bibliography"/>
@@ -3770,8 +3838,8 @@
         <w:t xml:space="preserve">World Health Organization.</w:t>
       </w:r>
     </w:p>
-    <w:bookmarkEnd w:id="111"/>
-    <w:bookmarkStart w:id="112" w:name="ref-WHO2025HypertensionReport"/>
+    <w:bookmarkEnd w:id="112"/>
+    <w:bookmarkStart w:id="113" w:name="ref-WHO2025HypertensionReport"/>
     <w:p>
       <w:pPr>
         <w:pStyle w:val="Bibliography"/>
@@ -3793,15 +3861,15 @@
         <w:t xml:space="preserve">. World Health Organization.</w:t>
       </w:r>
     </w:p>
-    <w:bookmarkEnd w:id="112"/>
     <w:bookmarkEnd w:id="113"/>
+    <w:bookmarkEnd w:id="114"/>
     <w:p>
       <w:r>
         <w:br w:type="page"/>
       </w:r>
     </w:p>
-    <w:bookmarkEnd w:id="114"/>
-    <w:bookmarkStart w:id="115" w:name="tables"/>
+    <w:bookmarkEnd w:id="115"/>
+    <w:bookmarkStart w:id="116" w:name="tables"/>
     <w:p>
       <w:pPr>
         <w:pStyle w:val="Heading1"/>
@@ -6125,8 +6193,8 @@
         <w:br w:type="page"/>
       </w:r>
     </w:p>
-    <w:bookmarkEnd w:id="115"/>
-    <w:bookmarkStart w:id="124" w:name="figures"/>
+    <w:bookmarkEnd w:id="116"/>
+    <w:bookmarkStart w:id="125" w:name="figures"/>
     <w:p>
       <w:pPr>
         <w:pStyle w:val="Heading1"/>
@@ -6171,18 +6239,18 @@
           <wp:inline>
             <wp:extent cx="5334000" cy="2424545"/>
             <wp:effectExtent b="0" l="0" r="0" t="0"/>
-            <wp:docPr descr="Figure 9.1: Note: Lines represent the running total of deaths averted for each individual intervention relative to business-as-usual." title="" id="117" name="Picture"/>
+            <wp:docPr descr="Figure 9.1: Note: Lines represent the running total of deaths averted for each individual intervention relative to business-as-usual." title="" id="118" name="Picture"/>
             <a:graphic>
               <a:graphicData uri="http://schemas.openxmlformats.org/drawingml/2006/picture">
                 <pic:pic>
                   <pic:nvPicPr>
-                    <pic:cNvPr descr="../output/aim1_fig4_cum_averted.png" id="118" name="Picture"/>
+                    <pic:cNvPr descr="../output/aim1_fig4_cum_averted.png" id="119" name="Picture"/>
                     <pic:cNvPicPr>
                       <a:picLocks noChangeArrowheads="1" noChangeAspect="1"/>
                     </pic:cNvPicPr>
                   </pic:nvPicPr>
                   <pic:blipFill>
-                    <a:blip r:embed="rId116"/>
+                    <a:blip r:embed="rId117"/>
                     <a:stretch>
                       <a:fillRect/>
                     </a:stretch>
@@ -6213,8 +6281,8 @@
       <w:pPr>
         <w:pStyle w:val="ImageCaption"/>
       </w:pPr>
-      <w:bookmarkStart w:id="119" w:name="fig:fig4-paper"/>
-      <w:bookmarkEnd w:id="119"/>
+      <w:bookmarkStart w:id="120" w:name="fig:fig4-paper"/>
+      <w:bookmarkEnd w:id="120"/>
       <w:r>
         <w:t xml:space="preserve">Figure 9.1: Note: Lines represent the running total of deaths averted for each individual intervention relative to business-as-usual.</w:t>
       </w:r>
@@ -6251,18 +6319,18 @@
           <wp:inline>
             <wp:extent cx="5334000" cy="2667000"/>
             <wp:effectExtent b="0" l="0" r="0" t="0"/>
-            <wp:docPr descr="Figure 9.2: Note: Distribution of projected benefits by age and sex. Adults aged 70 years and older account for the majority of averted deaths across all interventions, consistent with the age-dependent increase in baseline CVD mortality." title="" id="121" name="Picture"/>
+            <wp:docPr descr="Figure 9.2: Note: Distribution of projected benefits by age and sex. Adults aged 70 years and older account for the majority of averted deaths across all interventions, consistent with the age-dependent increase in baseline CVD mortality." title="" id="122" name="Picture"/>
             <a:graphic>
               <a:graphicData uri="http://schemas.openxmlformats.org/drawingml/2006/picture">
                 <pic:pic>
                   <pic:nvPicPr>
-                    <pic:cNvPr descr="../output/aim1_fig5_demo_age.png" id="122" name="Picture"/>
+                    <pic:cNvPr descr="../output/aim1_fig5_demo_age.png" id="123" name="Picture"/>
                     <pic:cNvPicPr>
                       <a:picLocks noChangeArrowheads="1" noChangeAspect="1"/>
                     </pic:cNvPicPr>
                   </pic:nvPicPr>
                   <pic:blipFill>
-                    <a:blip r:embed="rId120"/>
+                    <a:blip r:embed="rId121"/>
                     <a:stretch>
                       <a:fillRect/>
                     </a:stretch>
@@ -6293,8 +6361,8 @@
       <w:pPr>
         <w:pStyle w:val="ImageCaption"/>
       </w:pPr>
-      <w:bookmarkStart w:id="123" w:name="fig:fig6-paper"/>
-      <w:bookmarkEnd w:id="123"/>
+      <w:bookmarkStart w:id="124" w:name="fig:fig6-paper"/>
+      <w:bookmarkEnd w:id="124"/>
       <w:r>
         <w:t xml:space="preserve">Figure 9.2: Note: Distribution of projected benefits by age and sex. Adults aged 70 years and older account for the majority of averted deaths across all interventions, consistent with the age-dependent increase in baseline CVD mortality.</w:t>
       </w:r>
@@ -6304,8 +6372,8 @@
         <w:br w:type="page"/>
       </w:r>
     </w:p>
-    <w:bookmarkEnd w:id="124"/>
-    <w:bookmarkStart w:id="181" w:name="supplemental-material"/>
+    <w:bookmarkEnd w:id="125"/>
+    <w:bookmarkStart w:id="182" w:name="supplemental-material"/>
     <w:p>
       <w:pPr>
         <w:pStyle w:val="Heading1"/>
@@ -6323,7 +6391,7 @@
         <w:t xml:space="preserve">Supplemental Material</w:t>
       </w:r>
     </w:p>
-    <w:bookmarkStart w:id="125" w:name="supplemental-tables"/>
+    <w:bookmarkStart w:id="126" w:name="supplemental-tables"/>
     <w:p>
       <w:pPr>
         <w:pStyle w:val="Heading2"/>
@@ -6381,8 +6449,8 @@
         <w:t xml:space="preserve">See Tables 4–5 for WHO region and World Bank income group breakdowns.</w:t>
       </w:r>
     </w:p>
-    <w:bookmarkEnd w:id="125"/>
-    <w:bookmarkStart w:id="161" w:name="supplemental-figures"/>
+    <w:bookmarkEnd w:id="126"/>
+    <w:bookmarkStart w:id="162" w:name="supplemental-figures"/>
     <w:p>
       <w:pPr>
         <w:pStyle w:val="Heading2"/>
@@ -6421,18 +6489,18 @@
           <wp:inline>
             <wp:extent cx="5334000" cy="2057400"/>
             <wp:effectExtent b="0" l="0" r="0" t="0"/>
-            <wp:docPr descr="" title="" id="127" name="Picture"/>
+            <wp:docPr descr="" title="" id="128" name="Picture"/>
             <a:graphic>
               <a:graphicData uri="http://schemas.openxmlformats.org/drawingml/2006/picture">
                 <pic:pic>
                   <pic:nvPicPr>
-                    <pic:cNvPr descr="who_cvd_targets_paper1_files/figure-docx/state-diagram-1.png" id="128" name="Picture"/>
+                    <pic:cNvPr descr="who_cvd_targets_paper1_files/figure-docx/state-diagram-1.png" id="129" name="Picture"/>
                     <pic:cNvPicPr>
                       <a:picLocks noChangeArrowheads="1" noChangeAspect="1"/>
                     </pic:cNvPicPr>
                   </pic:nvPicPr>
                   <pic:blipFill>
-                    <a:blip r:embed="rId126"/>
+                    <a:blip r:embed="rId127"/>
                     <a:stretch>
                       <a:fillRect/>
                     </a:stretch>
@@ -6586,18 +6654,18 @@
           <wp:inline>
             <wp:extent cx="5334000" cy="2424545"/>
             <wp:effectExtent b="0" l="0" r="0" t="0"/>
-            <wp:docPr descr="Figure 10.1: Note: Four causes are modelled jointly: ischaemic heart disease, ischaemic stroke, intracerebral haemorrhage, and hypertensive heart disease. Under the business-as-usual scenario, hypertension control and statin coverage remain at 2024 levels through 2050. Population denominators from UNWPP 2024; epidemiological inputs from GBD 2023." title="" id="130" name="Picture"/>
+            <wp:docPr descr="Figure 10.1: Note: Four causes are modelled jointly: ischaemic heart disease, ischaemic stroke, intracerebral haemorrhage, and hypertensive heart disease. Under the business-as-usual scenario, hypertension control and statin coverage remain at 2024 levels through 2050. Population denominators from UNWPP 2024; epidemiological inputs from GBD 2023." title="" id="131" name="Picture"/>
             <a:graphic>
               <a:graphicData uri="http://schemas.openxmlformats.org/drawingml/2006/picture">
                 <pic:pic>
                   <pic:nvPicPr>
-                    <pic:cNvPr descr="../output/aim1_disease_trend.png" id="131" name="Picture"/>
+                    <pic:cNvPr descr="../output/aim1_disease_trend.png" id="132" name="Picture"/>
                     <pic:cNvPicPr>
                       <a:picLocks noChangeArrowheads="1" noChangeAspect="1"/>
                     </pic:cNvPicPr>
                   </pic:nvPicPr>
                   <pic:blipFill>
-                    <a:blip r:embed="rId129"/>
+                    <a:blip r:embed="rId130"/>
                     <a:stretch>
                       <a:fillRect/>
                     </a:stretch>
@@ -6628,8 +6696,8 @@
       <w:pPr>
         <w:pStyle w:val="ImageCaption"/>
       </w:pPr>
-      <w:bookmarkStart w:id="132" w:name="fig:fig1-paper"/>
-      <w:bookmarkEnd w:id="132"/>
+      <w:bookmarkStart w:id="133" w:name="fig:fig1-paper"/>
+      <w:bookmarkEnd w:id="133"/>
       <w:r>
         <w:t xml:space="preserve">Figure 10.1: Note: Four causes are modelled jointly: ischaemic heart disease, ischaemic stroke, intracerebral haemorrhage, and hypertensive heart disease. Under the business-as-usual scenario, hypertension control and statin coverage remain at 2024 levels through 2050. Population denominators from UNWPP 2024; epidemiological inputs from GBD 2023.</w:t>
       </w:r>
@@ -6666,18 +6734,18 @@
           <wp:inline>
             <wp:extent cx="5334000" cy="2963333"/>
             <wp:effectExtent b="0" l="0" r="0" t="0"/>
-            <wp:docPr descr="Figure 10.2: Note: Each bar represents the total number of CVD deaths averted relative to the business-as-usual scenario over 2026–2050 across all modelled countries. Interventions include hypertension control in the general population (50% control by 2030), hypertension control among people with diabetes (80% control by 2030), lipid-lowering therapy (50% statin coverage by 2030), and all three combined. All four CVD causes combined: ischaemic heart disease, ischaemic stroke, intracerebral haemorrhage, and hypertensive heart disease." title="" id="134" name="Picture"/>
+            <wp:docPr descr="Figure 10.2: Note: Each bar represents the total number of CVD deaths averted relative to the business-as-usual scenario over 2026–2050 across all modelled countries. Interventions include hypertension control in the general population (50% control by 2030), hypertension control among people with diabetes (80% control by 2030), lipid-lowering therapy (50% statin coverage by 2030), and all three combined. All four CVD causes combined: ischaemic heart disease, ischaemic stroke, intracerebral haemorrhage, and hypertensive heart disease." title="" id="135" name="Picture"/>
             <a:graphic>
               <a:graphicData uri="http://schemas.openxmlformats.org/drawingml/2006/picture">
                 <pic:pic>
                   <pic:nvPicPr>
-                    <pic:cNvPr descr="../output/aim1_fig1_deaths_intervention.png" id="135" name="Picture"/>
+                    <pic:cNvPr descr="../output/aim1_fig1_deaths_intervention.png" id="136" name="Picture"/>
                     <pic:cNvPicPr>
                       <a:picLocks noChangeArrowheads="1" noChangeAspect="1"/>
                     </pic:cNvPicPr>
                   </pic:nvPicPr>
                   <pic:blipFill>
-                    <a:blip r:embed="rId133"/>
+                    <a:blip r:embed="rId134"/>
                     <a:stretch>
                       <a:fillRect/>
                     </a:stretch>
@@ -6708,8 +6776,8 @@
       <w:pPr>
         <w:pStyle w:val="ImageCaption"/>
       </w:pPr>
-      <w:bookmarkStart w:id="136" w:name="fig:fig2-paper"/>
-      <w:bookmarkEnd w:id="136"/>
+      <w:bookmarkStart w:id="137" w:name="fig:fig2-paper"/>
+      <w:bookmarkEnd w:id="137"/>
       <w:r>
         <w:t xml:space="preserve">Figure 10.2: Note: Each bar represents the total number of CVD deaths averted relative to the business-as-usual scenario over 2026–2050 across all modelled countries. Interventions include hypertension control in the general population (50% control by 2030), hypertension control among people with diabetes (80% control by 2030), lipid-lowering therapy (50% statin coverage by 2030), and all three combined. All four CVD causes combined: ischaemic heart disease, ischaemic stroke, intracerebral haemorrhage, and hypertensive heart disease.</w:t>
       </w:r>
@@ -6746,18 +6814,18 @@
           <wp:inline>
             <wp:extent cx="5334000" cy="2424545"/>
             <wp:effectExtent b="0" l="0" r="0" t="0"/>
-            <wp:docPr descr="Figure 10.3: Note: The stacked area chart shows annual deaths averted by each intervention relative to business-as-usual across all modelled countries. Interventions scale up linearly from 2026 to 2030 and are sustained through 2050. Gains accelerate after 2030 as sustained coverage compounds cumulative risk reduction." title="" id="138" name="Picture"/>
+            <wp:docPr descr="Figure 10.3: Note: The stacked area chart shows annual deaths averted by each intervention relative to business-as-usual across all modelled countries. Interventions scale up linearly from 2026 to 2030 and are sustained through 2050. Gains accelerate after 2030 as sustained coverage compounds cumulative risk reduction." title="" id="139" name="Picture"/>
             <a:graphic>
               <a:graphicData uri="http://schemas.openxmlformats.org/drawingml/2006/picture">
                 <pic:pic>
                   <pic:nvPicPr>
-                    <pic:cNvPr descr="../output/aim1_fig3_annual_averted.png" id="139" name="Picture"/>
+                    <pic:cNvPr descr="../output/aim1_fig3_annual_averted.png" id="140" name="Picture"/>
                     <pic:cNvPicPr>
                       <a:picLocks noChangeArrowheads="1" noChangeAspect="1"/>
                     </pic:cNvPicPr>
                   </pic:nvPicPr>
                   <pic:blipFill>
-                    <a:blip r:embed="rId137"/>
+                    <a:blip r:embed="rId138"/>
                     <a:stretch>
                       <a:fillRect/>
                     </a:stretch>
@@ -6788,8 +6856,8 @@
       <w:pPr>
         <w:pStyle w:val="ImageCaption"/>
       </w:pPr>
-      <w:bookmarkStart w:id="140" w:name="fig:fig3-paper"/>
-      <w:bookmarkEnd w:id="140"/>
+      <w:bookmarkStart w:id="141" w:name="fig:fig3-paper"/>
+      <w:bookmarkEnd w:id="141"/>
       <w:r>
         <w:t xml:space="preserve">Figure 10.3: Note: The stacked area chart shows annual deaths averted by each intervention relative to business-as-usual across all modelled countries. Interventions scale up linearly from 2026 to 2030 and are sustained through 2050. Gains accelerate after 2030 as sustained coverage compounds cumulative risk reduction.</w:t>
       </w:r>
@@ -6826,18 +6894,18 @@
           <wp:inline>
             <wp:extent cx="5334000" cy="2667000"/>
             <wp:effectExtent b="0" l="0" r="0" t="0"/>
-            <wp:docPr descr="Figure 10.4: Note: Age-standardised CVD mortality rate across all modelled countries by intervention scenario. Solid lines represent the calibration period (2019–2025); dashed lines represent the projection period (2026–2050). ASMR computed using the WHO World Standard Population, rescaled to ages 20–95+. Interventions scale up linearly from 2026 to 2030." title="" id="142" name="Picture"/>
+            <wp:docPr descr="Figure 10.4: Note: Age-standardised CVD mortality rate across all modelled countries by intervention scenario. Solid lines represent the calibration period (2019–2025); dashed lines represent the projection period (2026–2050). ASMR computed using the WHO World Standard Population, rescaled to ages 20–95+. Interventions scale up linearly from 2026 to 2030." title="" id="143" name="Picture"/>
             <a:graphic>
               <a:graphicData uri="http://schemas.openxmlformats.org/drawingml/2006/picture">
                 <pic:pic>
                   <pic:nvPicPr>
-                    <pic:cNvPr descr="../output/aim1_asmr_interventions.png" id="143" name="Picture"/>
+                    <pic:cNvPr descr="../output/aim1_asmr_interventions.png" id="144" name="Picture"/>
                     <pic:cNvPicPr>
                       <a:picLocks noChangeArrowheads="1" noChangeAspect="1"/>
                     </pic:cNvPicPr>
                   </pic:nvPicPr>
                   <pic:blipFill>
-                    <a:blip r:embed="rId141"/>
+                    <a:blip r:embed="rId142"/>
                     <a:stretch>
                       <a:fillRect/>
                     </a:stretch>
@@ -6868,8 +6936,8 @@
       <w:pPr>
         <w:pStyle w:val="ImageCaption"/>
       </w:pPr>
-      <w:bookmarkStart w:id="144" w:name="fig:fig7-paper"/>
-      <w:bookmarkEnd w:id="144"/>
+      <w:bookmarkStart w:id="145" w:name="fig:fig7-paper"/>
+      <w:bookmarkEnd w:id="145"/>
       <w:r>
         <w:t xml:space="preserve">Figure 10.4: Note: Age-standardised CVD mortality rate across all modelled countries by intervention scenario. Solid lines represent the calibration period (2019–2025); dashed lines represent the projection period (2026–2050). ASMR computed using the WHO World Standard Population, rescaled to ages 20–95+. Interventions scale up linearly from 2026 to 2030.</w:t>
       </w:r>
@@ -6906,18 +6974,18 @@
           <wp:inline>
             <wp:extent cx="5334000" cy="2963333"/>
             <wp:effectExtent b="0" l="0" r="0" t="0"/>
-            <wp:docPr descr="Figure 10.5: Note: Cumulative CVD deaths averted relative to business-as-usual across all modelled countries, stratified by cause of death and intervention scenario. Ischaemic heart disease accounts for the largest share of averted deaths across all interventions. Statin effects are restricted to ischaemic heart disease and ischaemic stroke; hypertension control affects all four causes." title="" id="146" name="Picture"/>
+            <wp:docPr descr="Figure 10.5: Note: Cumulative CVD deaths averted relative to business-as-usual across all modelled countries, stratified by cause of death and intervention scenario. Ischaemic heart disease accounts for the largest share of averted deaths across all interventions. Statin effects are restricted to ischaemic heart disease and ischaemic stroke; hypertension control affects all four causes." title="" id="147" name="Picture"/>
             <a:graphic>
               <a:graphicData uri="http://schemas.openxmlformats.org/drawingml/2006/picture">
                 <pic:pic>
                   <pic:nvPicPr>
-                    <pic:cNvPr descr="../output/aim1_fig2_deaths_cause.png" id="147" name="Picture"/>
+                    <pic:cNvPr descr="../output/aim1_fig2_deaths_cause.png" id="148" name="Picture"/>
                     <pic:cNvPicPr>
                       <a:picLocks noChangeArrowheads="1" noChangeAspect="1"/>
                     </pic:cNvPicPr>
                   </pic:nvPicPr>
                   <pic:blipFill>
-                    <a:blip r:embed="rId145"/>
+                    <a:blip r:embed="rId146"/>
                     <a:stretch>
                       <a:fillRect/>
                     </a:stretch>
@@ -6948,8 +7016,8 @@
       <w:pPr>
         <w:pStyle w:val="ImageCaption"/>
       </w:pPr>
-      <w:bookmarkStart w:id="148" w:name="fig:fig8-paper"/>
-      <w:bookmarkEnd w:id="148"/>
+      <w:bookmarkStart w:id="149" w:name="fig:fig8-paper"/>
+      <w:bookmarkEnd w:id="149"/>
       <w:r>
         <w:t xml:space="preserve">Figure 10.5: Note: Cumulative CVD deaths averted relative to business-as-usual across all modelled countries, stratified by cause of death and intervention scenario. Ischaemic heart disease accounts for the largest share of averted deaths across all interventions. Statin effects are restricted to ischaemic heart disease and ischaemic stroke; hypertension control affects all four causes.</w:t>
       </w:r>
@@ -6986,18 +7054,18 @@
           <wp:inline>
             <wp:extent cx="5334000" cy="2667000"/>
             <wp:effectExtent b="0" l="0" r="0" t="0"/>
-            <wp:docPr descr="Figure 10.6: Note: Cumulative disability-adjusted life years (DALYs) averted relative to business-as-usual across all modelled countries, by intervention scenario over 2026–2050. DALYs combine years of life lost (YLLs) and years lived with disability (YLDs) for ischaemic heart disease, ischaemic stroke, intracerebral haemorrhage, and hypertensive heart disease." title="" id="150" name="Picture"/>
+            <wp:docPr descr="Figure 10.6: Note: Cumulative disability-adjusted life years (DALYs) averted relative to business-as-usual across all modelled countries, by intervention scenario over 2026–2050. DALYs combine years of life lost (YLLs) and years lived with disability (YLDs) for ischaemic heart disease, ischaemic stroke, intracerebral haemorrhage, and hypertensive heart disease." title="" id="151" name="Picture"/>
             <a:graphic>
               <a:graphicData uri="http://schemas.openxmlformats.org/drawingml/2006/picture">
                 <pic:pic>
                   <pic:nvPicPr>
-                    <pic:cNvPr descr="../output/aim1_bod_fig1_dalys_ts.png" id="151" name="Picture"/>
+                    <pic:cNvPr descr="../output/aim1_bod_fig1_dalys_ts.png" id="152" name="Picture"/>
                     <pic:cNvPicPr>
                       <a:picLocks noChangeArrowheads="1" noChangeAspect="1"/>
                     </pic:cNvPicPr>
                   </pic:nvPicPr>
                   <pic:blipFill>
-                    <a:blip r:embed="rId149"/>
+                    <a:blip r:embed="rId150"/>
                     <a:stretch>
                       <a:fillRect/>
                     </a:stretch>
@@ -7028,8 +7096,8 @@
       <w:pPr>
         <w:pStyle w:val="ImageCaption"/>
       </w:pPr>
-      <w:bookmarkStart w:id="152" w:name="fig:fig9-paper"/>
-      <w:bookmarkEnd w:id="152"/>
+      <w:bookmarkStart w:id="153" w:name="fig:fig9-paper"/>
+      <w:bookmarkEnd w:id="153"/>
       <w:r>
         <w:t xml:space="preserve">Figure 10.6: Note: Cumulative disability-adjusted life years (DALYs) averted relative to business-as-usual across all modelled countries, by intervention scenario over 2026–2050. DALYs combine years of life lost (YLLs) and years lived with disability (YLDs) for ischaemic heart disease, ischaemic stroke, intracerebral haemorrhage, and hypertensive heart disease.</w:t>
       </w:r>
@@ -7066,18 +7134,18 @@
           <wp:inline>
             <wp:extent cx="5334000" cy="2424545"/>
             <wp:effectExtent b="0" l="0" r="0" t="0"/>
-            <wp:docPr descr="Figure 10.7: Note: Choropleth map showing cumulative CVD deaths averted per 100,000 population across all modelled countries under the combined intervention scenario (all three WHO targets achieved by 2030, sustained through 2050). Darker shading indicates larger per-capita health gains. Geographic variation reflects differences in baseline CVD burden, population age structure, and current treatment coverage." title="" id="154" name="Picture"/>
+            <wp:docPr descr="Figure 10.7: Note: Choropleth map showing cumulative CVD deaths averted per 100,000 population across all modelled countries under the combined intervention scenario (all three WHO targets achieved by 2030, sustained through 2050). Darker shading indicates larger per-capita health gains. Geographic variation reflects differences in baseline CVD burden, population age structure, and current treatment coverage." title="" id="155" name="Picture"/>
             <a:graphic>
               <a:graphicData uri="http://schemas.openxmlformats.org/drawingml/2006/picture">
                 <pic:pic>
                   <pic:nvPicPr>
-                    <pic:cNvPr descr="../output/aim1_fig6_map.png" id="155" name="Picture"/>
+                    <pic:cNvPr descr="../output/aim1_fig6_map.png" id="156" name="Picture"/>
                     <pic:cNvPicPr>
                       <a:picLocks noChangeArrowheads="1" noChangeAspect="1"/>
                     </pic:cNvPicPr>
                   </pic:nvPicPr>
                   <pic:blipFill>
-                    <a:blip r:embed="rId153"/>
+                    <a:blip r:embed="rId154"/>
                     <a:stretch>
                       <a:fillRect/>
                     </a:stretch>
@@ -7108,8 +7176,8 @@
       <w:pPr>
         <w:pStyle w:val="ImageCaption"/>
       </w:pPr>
-      <w:bookmarkStart w:id="156" w:name="fig:fig10-paper"/>
-      <w:bookmarkEnd w:id="156"/>
+      <w:bookmarkStart w:id="157" w:name="fig:fig10-paper"/>
+      <w:bookmarkEnd w:id="157"/>
       <w:r>
         <w:t xml:space="preserve">Figure 10.7: Note: Choropleth map showing cumulative CVD deaths averted per 100,000 population across all modelled countries under the combined intervention scenario (all three WHO targets achieved by 2030, sustained through 2050). Darker shading indicates larger per-capita health gains. Geographic variation reflects differences in baseline CVD burden, population age structure, and current treatment coverage.</w:t>
       </w:r>
@@ -7146,18 +7214,18 @@
           <wp:inline>
             <wp:extent cx="5334000" cy="3006436"/>
             <wp:effectExtent b="0" l="0" r="0" t="0"/>
-            <wp:docPr descr="Figure 10.8: Note: VSLY values as a proportion of discounted GNI, by WHO region and snapshot year (2026, 2030, 2040, 2050) and cumulative 2026–2050. Primary elasticity (differential 0.8 HIC / 1.2 LMIC per Robinson et al. 2019). Discounted at 3%. All Interventions scenario." title="" id="158" name="Picture"/>
+            <wp:docPr descr="Figure 10.8: Note: VSLY values as a proportion of discounted GNI, by WHO region and snapshot year (2026, 2030, 2040, 2050) and cumulative 2026–2050. Primary elasticity (differential 0.8 HIC / 1.2 LMIC per Robinson et al. 2019). Discounted at 3%. All Interventions scenario." title="" id="159" name="Picture"/>
             <a:graphic>
               <a:graphicData uri="http://schemas.openxmlformats.org/drawingml/2006/picture">
                 <pic:pic>
                   <pic:nvPicPr>
-                    <pic:cNvPr descr="../output/slides/sl_econ_dotplot.png" id="159" name="Picture"/>
+                    <pic:cNvPr descr="../output/slides/sl_econ_dotplot.png" id="160" name="Picture"/>
                     <pic:cNvPicPr>
                       <a:picLocks noChangeArrowheads="1" noChangeAspect="1"/>
                     </pic:cNvPicPr>
                   </pic:nvPicPr>
                   <pic:blipFill>
-                    <a:blip r:embed="rId157"/>
+                    <a:blip r:embed="rId158"/>
                     <a:stretch>
                       <a:fillRect/>
                     </a:stretch>
@@ -7188,8 +7256,8 @@
       <w:pPr>
         <w:pStyle w:val="ImageCaption"/>
       </w:pPr>
-      <w:bookmarkStart w:id="160" w:name="fig:fig-econ-dotplot"/>
-      <w:bookmarkEnd w:id="160"/>
+      <w:bookmarkStart w:id="161" w:name="fig:fig-econ-dotplot"/>
+      <w:bookmarkEnd w:id="161"/>
       <w:r>
         <w:t xml:space="preserve">Figure 10.8: Note: VSLY values as a proportion of discounted GNI, by WHO region and snapshot year (2026, 2030, 2040, 2050) and cumulative 2026–2050. Primary elasticity (differential 0.8 HIC / 1.2 LMIC per Robinson et al. 2019). Discounted at 3%. All Interventions scenario.</w:t>
       </w:r>
@@ -7199,8 +7267,8 @@
         <w:br w:type="page"/>
       </w:r>
     </w:p>
-    <w:bookmarkEnd w:id="161"/>
-    <w:bookmarkStart w:id="180" w:name="sec:math-details"/>
+    <w:bookmarkEnd w:id="162"/>
+    <w:bookmarkStart w:id="181" w:name="sec:math-details"/>
     <w:p>
       <w:pPr>
         <w:pStyle w:val="Heading2"/>
@@ -7218,7 +7286,7 @@
         <w:t xml:space="preserve">Methodology and Mathematical Details</w:t>
       </w:r>
     </w:p>
-    <w:bookmarkStart w:id="162" w:name="sec:math-notation"/>
+    <w:bookmarkStart w:id="163" w:name="sec:math-notation"/>
     <w:p>
       <w:pPr>
         <w:pStyle w:val="Heading3"/>
@@ -8753,8 +8821,8 @@
         <w:br w:type="page"/>
       </w:r>
     </w:p>
-    <w:bookmarkEnd w:id="162"/>
-    <w:bookmarkStart w:id="163" w:name="sec:param-appendix"/>
+    <w:bookmarkEnd w:id="163"/>
+    <w:bookmarkStart w:id="164" w:name="sec:param-appendix"/>
     <w:p>
       <w:pPr>
         <w:pStyle w:val="Heading3"/>
@@ -11709,8 +11777,8 @@
         <w:t xml:space="preserve">; UNWPP 2024: United Nations World Population Prospects 2024 revision.</w:t>
       </w:r>
     </w:p>
-    <w:bookmarkEnd w:id="163"/>
-    <w:bookmarkStart w:id="164" w:name="sec:transition-model"/>
+    <w:bookmarkEnd w:id="164"/>
+    <w:bookmarkStart w:id="165" w:name="sec:transition-model"/>
     <w:p>
       <w:pPr>
         <w:pStyle w:val="Heading3"/>
@@ -15733,8 +15801,8 @@
         <w:t xml:space="preserve">(Parameter values for all transition rates are listed in the Key Parameter Appendix.)</w:t>
       </w:r>
     </w:p>
-    <w:bookmarkEnd w:id="164"/>
-    <w:bookmarkStart w:id="166" w:name="sec:htn-model"/>
+    <w:bookmarkEnd w:id="165"/>
+    <w:bookmarkStart w:id="167" w:name="sec:htn-model"/>
     <w:p>
       <w:pPr>
         <w:pStyle w:val="Heading3"/>
@@ -19657,7 +19725,7 @@
         <w:t xml:space="preserve">(See Multi-State Transition Model for the baseline transition structure into which these effect ratios enter; see Key Parameter Appendix for all intervention effect sizes and their sources.)</w:t>
       </w:r>
     </w:p>
-    <w:bookmarkStart w:id="165" w:name="sec:htn-diabetes"/>
+    <w:bookmarkStart w:id="166" w:name="sec:htn-diabetes"/>
     <w:p>
       <w:pPr>
         <w:pStyle w:val="Heading4"/>
@@ -20467,9 +20535,9 @@
         <w:t xml:space="preserve">(See Hypertension Control Intervention Model above for the general-population coverage scale-up structure, which shares the same functional form.)</w:t>
       </w:r>
     </w:p>
-    <w:bookmarkEnd w:id="165"/>
     <w:bookmarkEnd w:id="166"/>
-    <w:bookmarkStart w:id="167" w:name="sec:statin-model"/>
+    <w:bookmarkEnd w:id="167"/>
+    <w:bookmarkStart w:id="168" w:name="sec:statin-model"/>
     <w:p>
       <w:pPr>
         <w:pStyle w:val="Heading3"/>
@@ -24107,8 +24175,8 @@
         <w:t xml:space="preserve">(See Key Parameter Appendix for all statin effect sizes and their sources.)</w:t>
       </w:r>
     </w:p>
-    <w:bookmarkEnd w:id="167"/>
-    <w:bookmarkStart w:id="172" w:name="sec:daly-methods"/>
+    <w:bookmarkEnd w:id="168"/>
+    <w:bookmarkStart w:id="173" w:name="sec:daly-methods"/>
     <w:p>
       <w:pPr>
         <w:pStyle w:val="Heading3"/>
@@ -24203,7 +24271,7 @@
         <w:t xml:space="preserve">.</w:t>
       </w:r>
     </w:p>
-    <w:bookmarkStart w:id="168" w:name="years-of-life-lost-yll"/>
+    <w:bookmarkStart w:id="169" w:name="years-of-life-lost-yll"/>
     <w:p>
       <w:pPr>
         <w:pStyle w:val="Heading4"/>
@@ -24632,8 +24700,8 @@
         <w:t xml:space="preserve">, taken from the United Nations World Population Prospects 2024 revision, medium variant (both sexes combined). Life expectancy values are country- and year-specific, reflecting projected demographic conditions rather than a fixed global standard.</w:t>
       </w:r>
     </w:p>
-    <w:bookmarkEnd w:id="168"/>
-    <w:bookmarkStart w:id="169" w:name="years-lived-with-disability-yld"/>
+    <w:bookmarkEnd w:id="169"/>
+    <w:bookmarkStart w:id="170" w:name="years-lived-with-disability-yld"/>
     <w:p>
       <w:pPr>
         <w:pStyle w:val="Heading4"/>
@@ -25156,8 +25224,8 @@
         <w:t xml:space="preserve">This approach yields an implicit, frequency-weighted average disability weight that reflects the severity distribution observed in each country. No explicit duration of disability was modelled; the prevalence-based formulation captures the YLD burden attributable to the stock of prevalent cases at each time point.</w:t>
       </w:r>
     </w:p>
-    <w:bookmarkEnd w:id="169"/>
-    <w:bookmarkStart w:id="170" w:name="disability-adjusted-life-years-daly"/>
+    <w:bookmarkEnd w:id="170"/>
+    <w:bookmarkStart w:id="171" w:name="disability-adjusted-life-years-daly"/>
     <w:p>
       <w:pPr>
         <w:pStyle w:val="Heading4"/>
@@ -25716,8 +25784,8 @@
         <w:t xml:space="preserve">The same differencing logic was applied separately to YLLs averted and YLDs averted.</w:t>
       </w:r>
     </w:p>
-    <w:bookmarkEnd w:id="170"/>
-    <w:bookmarkStart w:id="171" w:name="reference-standards-and-weights"/>
+    <w:bookmarkEnd w:id="171"/>
+    <w:bookmarkStart w:id="172" w:name="reference-standards-and-weights"/>
     <w:p>
       <w:pPr>
         <w:pStyle w:val="Heading4"/>
@@ -26114,9 +26182,9 @@
         <w:t xml:space="preserve">Sources: United Nations, Department of Economic and Social Affairs, Population Division (2024). World Population Prospects 2024, Online Edition. Institute for Health Metrics and Evaluation (IHME). Global Burden of Disease Study 2023 (GBD 2023) Results. Seattle, United States: IHME, 2024.</w:t>
       </w:r>
     </w:p>
-    <w:bookmarkEnd w:id="171"/>
     <w:bookmarkEnd w:id="172"/>
-    <w:bookmarkStart w:id="179" w:name="sec:econ-methods"/>
+    <w:bookmarkEnd w:id="173"/>
+    <w:bookmarkStart w:id="180" w:name="sec:econ-methods"/>
     <w:p>
       <w:pPr>
         <w:pStyle w:val="Heading3"/>
@@ -26151,7 +26219,7 @@
         <w:t xml:space="preserve">.</w:t>
       </w:r>
     </w:p>
-    <w:bookmarkStart w:id="173" w:name="value-of-a-statistical-life-vsl-transfer"/>
+    <w:bookmarkStart w:id="174" w:name="value-of-a-statistical-life-vsl-transfer"/>
     <w:p>
       <w:pPr>
         <w:pStyle w:val="Heading4"/>
@@ -26915,8 +26983,8 @@
         <w:t xml:space="preserve">is the minimum VSL-to-GNI ratio.</w:t>
       </w:r>
     </w:p>
-    <w:bookmarkEnd w:id="173"/>
-    <w:bookmarkStart w:id="174" w:name="gni-per-capita-projection"/>
+    <w:bookmarkEnd w:id="174"/>
+    <w:bookmarkStart w:id="175" w:name="gni-per-capita-projection"/>
     <w:p>
       <w:pPr>
         <w:pStyle w:val="Heading4"/>
@@ -27208,8 +27276,8 @@
         <w:t xml:space="preserve">, obtained by log-linear interpolation of five-year SSP nodes. This approach preserves observed GNI levels and applies only SSP-implied growth trajectories. A known limitation is that SSP projections provide GDP, not GNI, per capita; these series track closely for most countries but may diverge in economies with large net foreign income flows.</w:t>
       </w:r>
     </w:p>
-    <w:bookmarkEnd w:id="174"/>
-    <w:bookmarkStart w:id="175" w:name="value-of-a-statistical-life-year-vsly"/>
+    <w:bookmarkEnd w:id="175"/>
+    <w:bookmarkStart w:id="176" w:name="value-of-a-statistical-life-year-vsly"/>
     <w:p>
       <w:pPr>
         <w:pStyle w:val="Heading4"/>
@@ -27698,8 +27766,8 @@
         <w:t xml:space="preserve">.</w:t>
       </w:r>
     </w:p>
-    <w:bookmarkEnd w:id="175"/>
-    <w:bookmarkStart w:id="176" w:name="life-years-gained"/>
+    <w:bookmarkEnd w:id="176"/>
+    <w:bookmarkStart w:id="177" w:name="life-years-gained"/>
     <w:p>
       <w:pPr>
         <w:pStyle w:val="Heading4"/>
@@ -28471,8 +28539,8 @@
         <w:t xml:space="preserve">is the total number of deaths averted.</w:t>
       </w:r>
     </w:p>
-    <w:bookmarkEnd w:id="176"/>
-    <w:bookmarkStart w:id="177" w:name="discounting"/>
+    <w:bookmarkEnd w:id="177"/>
+    <w:bookmarkStart w:id="178" w:name="discounting"/>
     <w:p>
       <w:pPr>
         <w:pStyle w:val="Heading4"/>
@@ -29060,8 +29128,8 @@
         <w:t xml:space="preserve">is GNI per capita.</w:t>
       </w:r>
     </w:p>
-    <w:bookmarkEnd w:id="177"/>
-    <w:bookmarkStart w:id="178" w:name="parameter-summary"/>
+    <w:bookmarkEnd w:id="178"/>
+    <w:bookmarkStart w:id="179" w:name="parameter-summary"/>
     <w:p>
       <w:pPr>
         <w:pStyle w:val="Heading4"/>
@@ -29583,10 +29651,10 @@
         </w:tc>
       </w:tr>
     </w:tbl>
-    <w:bookmarkEnd w:id="178"/>
     <w:bookmarkEnd w:id="179"/>
     <w:bookmarkEnd w:id="180"/>
     <w:bookmarkEnd w:id="181"/>
+    <w:bookmarkEnd w:id="182"/>
     <w:sectPr>
       <w:footnotePr>
         <w:numRestart w:val="eachSect"/>

--- a/docs/who_cvd_targets_paper1.docx
+++ b/docs/who_cvd_targets_paper1.docx
@@ -40,7 +40,7 @@
         <w:pStyle w:val="Date"/>
       </w:pPr>
       <w:r>
-        <w:t xml:space="preserve">May 01, 2026</w:t>
+        <w:t xml:space="preserve">June 09, 2026</w:t>
       </w:r>
     </w:p>
     <w:sdt>
@@ -1377,16 +1377,7 @@
         <w:pStyle w:val="FirstParagraph"/>
       </w:pPr>
       <w:r>
-        <w:t xml:space="preserve">Under the business-as-usual (BAU) scenario, in which hypertension control and statin coverage remained at 2024 levels, the model projected 696.2 million cumulative CVD deaths from the four modelled causes across 190 countries during 2026–2050 (Supplemental Figure</w:t>
-      </w:r>
-      <w:r>
-        <w:t xml:space="preserve"> </w:t>
-      </w:r>
-      <w:r>
-        <w:t xml:space="preserve">10.1</w:t>
-      </w:r>
-      <w:r>
-        <w:t xml:space="preserve">). Ischaemic heart disease accounted for the largest share of deaths, followed by ischaemic stroke, intracerebral haemorrhage, and hypertensive heart disease. Incident and prevalent CVD cases were projected to increase throughout the study period, driven largely by population ageing. Although age-standardised CVD mortality rates declined modestly under BAU, the absolute number of deaths increased because population growth and ageing outpaced reductions in age-specific mortality rates.</w:t>
+        <w:t xml:space="preserve">Under the business-as-usual (BAU) scenario, in which hypertension control and statin coverage remained at 2024 levels, the model projected 696.2 million cumulative CVD deaths from the four modelled causes across 190 countries during 2026–2050 (Supplemental Figure S1). Ischaemic heart disease accounted for the largest share of deaths, followed by ischaemic stroke, intracerebral haemorrhage, and hypertensive heart disease. Incident and prevalent CVD cases were projected to increase throughout the study period, driven largely by population ageing. Although age-standardised CVD mortality rates declined modestly under BAU, the absolute number of deaths increased because population growth and ageing outpaced reductions in age-specific mortality rates.</w:t>
       </w:r>
     </w:p>
     <w:bookmarkEnd w:id="35"/>
@@ -1413,25 +1404,7 @@
         <w:pStyle w:val="FirstParagraph"/>
       </w:pPr>
       <w:r>
-        <w:t xml:space="preserve">Achievement of the WHO target for hypertension control in the general population was projected to avert 29.4 million CVD deaths during 2026-2050, equivalent to 4.2% of cumulative BAU mortality (Table 1; Supplemental Figure</w:t>
-      </w:r>
-      <w:r>
-        <w:t xml:space="preserve"> </w:t>
-      </w:r>
-      <w:r>
-        <w:t xml:space="preserve">10.2</w:t>
-      </w:r>
-      <w:r>
-        <w:t xml:space="preserve">). The annual number of deaths averted increased steadily from the start of scale-up in 2026, reaching 930 thousand in 2030 and 1,589 thousand in 2050, reflecting the cumulative benefit of sustained blood pressure control over time (Supplemental Figure</w:t>
-      </w:r>
-      <w:r>
-        <w:t xml:space="preserve"> </w:t>
-      </w:r>
-      <w:r>
-        <w:t xml:space="preserve">10.3</w:t>
-      </w:r>
-      <w:r>
-        <w:t xml:space="preserve">). Benefits were observed across all four CVD causes, with the largest absolute reductions in ischaemic heart disease and ischaemic stroke, followed by intracerebral haemorrhage and hypertensive heart disease (Table 2). Over the full study period, general-population hypertension control was projected to avert 390.2 million DALYs.</w:t>
+        <w:t xml:space="preserve">Achievement of the WHO target for hypertension control in the general population was projected to avert 29.4 million CVD deaths during 2026-2050, equivalent to 4.2% of cumulative BAU mortality (Table 1; Supplemental Figure S2). The annual number of deaths averted increased steadily from the start of scale-up in 2026, reaching 930 thousand in 2030 and 1,589 thousand in 2050, reflecting the cumulative benefit of sustained blood pressure control over time (Supplemental Figure S3). Benefits were observed across all four CVD causes, with the largest absolute reductions in ischaemic heart disease and ischaemic stroke, followed by intracerebral haemorrhage and hypertensive heart disease (Table 2). Over the full study period, general-population hypertension control was projected to avert 390.2 million DALYs.</w:t>
       </w:r>
     </w:p>
     <w:p>
@@ -1466,16 +1439,7 @@
         <w:pStyle w:val="FirstParagraph"/>
       </w:pPr>
       <w:r>
-        <w:t xml:space="preserve">Scale-up of lipid-lowering therapy to 50% coverage among eligible adults by 2030 was projected to avert 21.3 million deaths during 2026-2050, equivalent to 3.1% of cumulative BAU mortality (Table 1). Because statin effects were restricted to ischaemic heart disease and ischaemic stroke, the distribution of averted deaths differed from that in the hypertension scenarios: 20.8 million deaths averted were attributable to reductions in ischaemic heart disease and 1.5 million to reductions in ischaemic stroke (Table 2). The temporal pattern of benefit was similar to that of hypertension control, with gains increasing after 2030 as sustained treatment coverage translated into cumulative reductions in cardiovascular risk (Supplemental Figure</w:t>
-      </w:r>
-      <w:r>
-        <w:t xml:space="preserve"> </w:t>
-      </w:r>
-      <w:r>
-        <w:t xml:space="preserve">10.3</w:t>
-      </w:r>
-      <w:r>
-        <w:t xml:space="preserve">). Overall, lipid-lowering therapy was projected to avert 263.1 million DALYs over the study period.</w:t>
+        <w:t xml:space="preserve">Scale-up of lipid-lowering therapy to 50% coverage among eligible adults by 2030 was projected to avert 21.3 million deaths during 2026-2050, equivalent to 3.1% of cumulative BAU mortality (Table 1). Because statin effects were restricted to ischaemic heart disease and ischaemic stroke, the distribution of averted deaths differed from that in the hypertension scenarios: 20.8 million deaths averted were attributable to reductions in ischaemic heart disease and 1.5 million to reductions in ischaemic stroke (Table 2). The temporal pattern of benefit was similar to that of hypertension control, with gains increasing after 2030 as sustained treatment coverage translated into cumulative reductions in cardiovascular risk (Supplemental Figure S3). Overall, lipid-lowering therapy was projected to avert 263.1 million DALYs over the study period.</w:t>
       </w:r>
     </w:p>
     <w:bookmarkEnd w:id="37"/>
@@ -1502,25 +1466,7 @@
         <w:pStyle w:val="FirstParagraph"/>
       </w:pPr>
       <w:r>
-        <w:t xml:space="preserve">Simultaneous achievement of all three WHO targets was projected to avert 65.6 million CVD deaths during 2026-2050, representing 9.4% of cumulative BAU mortality (Table 1; Supplemental Figure</w:t>
-      </w:r>
-      <w:r>
-        <w:t xml:space="preserve"> </w:t>
-      </w:r>
-      <w:r>
-        <w:t xml:space="preserve">10.2</w:t>
-      </w:r>
-      <w:r>
-        <w:t xml:space="preserve">). The combined scenario yielded greater benefit than any single intervention alone, consistent with the complementary effects of hypertension control and statin therapy acting through partially overlapping but distinct causal pathways. By 2050, the combined scenario was projected to avert approximately 3,474 thousand deaths annually relative to BAU (Figure</w:t>
-      </w:r>
-      <w:r>
-        <w:t xml:space="preserve"> </w:t>
-      </w:r>
-      <w:r>
-        <w:t xml:space="preserve">9.1</w:t>
-      </w:r>
-      <w:r>
-        <w:t xml:space="preserve">). Across the full study period, it was projected to avert 787.0 million DALYs, comprising 769.3 million YLLs and 17.7 million YLDs (Table 3).</w:t>
+        <w:t xml:space="preserve">Simultaneous achievement of all three WHO targets was projected to avert 65.6 million CVD deaths during 2026-2050, representing 9.4% of cumulative BAU mortality (Table 1; Supplemental Figure S2). The combined scenario yielded greater benefit than any single intervention alone, consistent with the complementary effects of hypertension control and statin therapy acting through partially overlapping but distinct causal pathways. By 2050, the combined scenario was projected to avert approximately 3,474 thousand deaths annually relative to BAU (Figure 1). Across the full study period, it was projected to avert 787.0 million DALYs, comprising 769.3 million YLLs and 17.7 million YLDs (Table 3).</w:t>
       </w:r>
     </w:p>
     <w:p>
@@ -1555,7 +1501,7 @@
         <w:pStyle w:val="FirstParagraph"/>
       </w:pPr>
       <w:r>
-        <w:t xml:space="preserve">Projected health gains varied across WHO regions. These differences reflected the combined influence of population size, baseline CVD burden, and treatment coverage gaps, with the largest proportional reductions in regions characterised by high hypertension prevalence and low baseline treatment coverage (Table 4).</w:t>
+        <w:t xml:space="preserve">Projected health gains varied across WHO regions. These differences reflected the combined influence of population size, baseline CVD burden, and treatment coverage gaps, with the largest proportional reductions in regions characterised by high hypertension prevalence and low baseline treatment coverage (Figure 3; Table 4).</w:t>
       </w:r>
     </w:p>
     <w:p>
@@ -1590,16 +1536,7 @@
         <w:pStyle w:val="FirstParagraph"/>
       </w:pPr>
       <w:r>
-        <w:t xml:space="preserve">The projected benefits of all interventions were concentrated in older adults. Under the combined scenario, adults aged 70 years and older accounted for 47.2 million of the 65.6 million deaths averted, reflecting the steep increase in CVD mortality with age (Figure</w:t>
-      </w:r>
-      <w:r>
-        <w:t xml:space="preserve"> </w:t>
-      </w:r>
-      <w:r>
-        <w:t xml:space="preserve">9.2</w:t>
-      </w:r>
-      <w:r>
-        <w:t xml:space="preserve">). Adults younger than 70 years accounted for 18.4 million deaths averted, indicating a substantial reduction in premature CVD mortality, consistent with SDG target 3.4.</w:t>
+        <w:t xml:space="preserve">The projected benefits of all interventions were concentrated in older adults. Under the combined scenario, adults aged 70 years and older accounted for 47.2 million of the 65.6 million deaths averted, reflecting the steep increase in CVD mortality with age (Figure 2). Adults younger than 70 years accounted for 18.4 million deaths averted, indicating a substantial reduction in premature CVD mortality, consistent with SDG target 3.4.</w:t>
       </w:r>
     </w:p>
     <w:p>
@@ -1607,16 +1544,7 @@
         <w:pStyle w:val="BodyText"/>
       </w:pPr>
       <w:r>
-        <w:t xml:space="preserve">Males accounted for 30.4 million averted deaths and females for 35.2 million, consistent with higher age-specific CVD mortality rates in males. The relative contributions of hypertension control and lipid-lowering therapy were broadly similar in both sexes, although the absolute number of deaths averted was greater among males across all intervention scenarios (Figure</w:t>
-      </w:r>
-      <w:r>
-        <w:t xml:space="preserve"> </w:t>
-      </w:r>
-      <w:r>
-        <w:t xml:space="preserve">9.2</w:t>
-      </w:r>
-      <w:r>
-        <w:t xml:space="preserve">).</w:t>
+        <w:t xml:space="preserve">Males accounted for 30.4 million averted deaths and females for 35.2 million, consistent with higher age-specific CVD mortality rates in males. The relative contributions of hypertension control and lipid-lowering therapy were broadly similar in both sexes, although the absolute number of deaths averted was greater among males across all intervention scenarios (Figure 2).</w:t>
       </w:r>
     </w:p>
     <w:p>
@@ -1651,16 +1579,7 @@
         <w:pStyle w:val="FirstParagraph"/>
       </w:pPr>
       <w:r>
-        <w:t xml:space="preserve">Globally, the economic value of avoided CVD mortality from all interventions between 2026 and 2050 is equivalent to 1.5% of annual income, amounting to a cumulative value of US$62.1 trillion (discounted at 3% using the value of a statistical life year approach; Table 6; Supplemental Figure</w:t>
-      </w:r>
-      <w:r>
-        <w:t xml:space="preserve"> </w:t>
-      </w:r>
-      <w:r>
-        <w:t xml:space="preserve">10.8</w:t>
-      </w:r>
-      <w:r>
-        <w:t xml:space="preserve">).</w:t>
+        <w:t xml:space="preserve">Globally, the economic value of avoided CVD mortality from all interventions between 2026 and 2050 is equivalent to 1.5% of annual income, amounting to a cumulative value of US$62.1 trillion (discounted at 3% using the value of a statistical life year approach; Table 6; Supplemental Figure S8).</w:t>
       </w:r>
     </w:p>
     <w:bookmarkEnd w:id="41"/>
@@ -6194,7 +6113,7 @@
       </w:r>
     </w:p>
     <w:bookmarkEnd w:id="116"/>
-    <w:bookmarkStart w:id="125" w:name="figures"/>
+    <w:bookmarkStart w:id="129" w:name="figures"/>
     <w:p>
       <w:pPr>
         <w:pStyle w:val="Heading1"/>
@@ -6239,7 +6158,7 @@
           <wp:inline>
             <wp:extent cx="5334000" cy="2424545"/>
             <wp:effectExtent b="0" l="0" r="0" t="0"/>
-            <wp:docPr descr="Figure 9.1: Note: Lines represent the running total of deaths averted for each individual intervention relative to business-as-usual." title="" id="118" name="Picture"/>
+            <wp:docPr descr="Figure 9.1: Note: Lines represent the running total of CVD deaths averted relative to business-as-usual for each of the three individual interventions and for all three interventions combined (All Interventions). The general-population hypertension line is labelled ‘General Population’." title="" id="118" name="Picture"/>
             <a:graphic>
               <a:graphicData uri="http://schemas.openxmlformats.org/drawingml/2006/picture">
                 <pic:pic>
@@ -6284,7 +6203,16 @@
       <w:bookmarkStart w:id="120" w:name="fig:fig4-paper"/>
       <w:bookmarkEnd w:id="120"/>
       <w:r>
-        <w:t xml:space="preserve">Figure 9.1: Note: Lines represent the running total of deaths averted for each individual intervention relative to business-as-usual.</w:t>
+        <w:t xml:space="preserve">Figure 9.1: Note: Lines represent the running total of CVD deaths averted relative to business-as-usual for each of the three individual interventions and for all three interventions combined (All Interventions). The general-population hypertension line is labelled</w:t>
+      </w:r>
+      <w:r>
+        <w:t xml:space="preserve"> </w:t>
+      </w:r>
+      <w:r>
+        <w:t xml:space="preserve">‘General Population’</w:t>
+      </w:r>
+      <w:r>
+        <w:t xml:space="preserve">.</w:t>
       </w:r>
     </w:p>
     <w:p>
@@ -6372,8 +6300,88 @@
         <w:br w:type="page"/>
       </w:r>
     </w:p>
-    <w:bookmarkEnd w:id="125"/>
-    <w:bookmarkStart w:id="182" w:name="supplemental-material"/>
+    <w:p>
+      <w:pPr>
+        <w:pStyle w:val="BodyText"/>
+      </w:pPr>
+      <w:r>
+        <w:rPr>
+          <w:b/>
+          <w:bCs/>
+        </w:rPr>
+        <w:t xml:space="preserve">Figure 3.</w:t>
+      </w:r>
+      <w:r>
+        <w:t xml:space="preserve"> </w:t>
+      </w:r>
+      <w:r>
+        <w:t xml:space="preserve">Cumulative CVD deaths averted over time with all interventions, by WHO region, 2026-2050.</w:t>
+      </w:r>
+    </w:p>
+    <w:p>
+      <w:pPr>
+        <w:pStyle w:val="CaptionedFigure"/>
+      </w:pPr>
+      <w:r>
+        <w:drawing>
+          <wp:inline>
+            <wp:extent cx="5334000" cy="2424545"/>
+            <wp:effectExtent b="0" l="0" r="0" t="0"/>
+            <wp:docPr descr="Figure 9.3: Note: Each line shows the running total of CVD deaths averted relative to business-as-usual under the combined intervention scenario (all three WHO targets achieved by 2030 and sustained through 2050), disaggregated by WHO region across all modelled countries." title="" id="126" name="Picture"/>
+            <a:graphic>
+              <a:graphicData uri="http://schemas.openxmlformats.org/drawingml/2006/picture">
+                <pic:pic>
+                  <pic:nvPicPr>
+                    <pic:cNvPr descr="../output/aim1_fig7_cum_region.png" id="127" name="Picture"/>
+                    <pic:cNvPicPr>
+                      <a:picLocks noChangeArrowheads="1" noChangeAspect="1"/>
+                    </pic:cNvPicPr>
+                  </pic:nvPicPr>
+                  <pic:blipFill>
+                    <a:blip r:embed="rId125"/>
+                    <a:stretch>
+                      <a:fillRect/>
+                    </a:stretch>
+                  </pic:blipFill>
+                  <pic:spPr bwMode="auto">
+                    <a:xfrm>
+                      <a:off x="0" y="0"/>
+                      <a:ext cx="5334000" cy="2424545"/>
+                    </a:xfrm>
+                    <a:prstGeom prst="rect">
+                      <a:avLst/>
+                    </a:prstGeom>
+                    <a:noFill/>
+                    <a:ln w="9525">
+                      <a:noFill/>
+                      <a:headEnd/>
+                      <a:tailEnd/>
+                    </a:ln>
+                  </pic:spPr>
+                </pic:pic>
+              </a:graphicData>
+            </a:graphic>
+          </wp:inline>
+        </w:drawing>
+      </w:r>
+    </w:p>
+    <w:p>
+      <w:pPr>
+        <w:pStyle w:val="ImageCaption"/>
+      </w:pPr>
+      <w:bookmarkStart w:id="128" w:name="fig:fig-region-paper"/>
+      <w:bookmarkEnd w:id="128"/>
+      <w:r>
+        <w:t xml:space="preserve">Figure 9.3: Note: Each line shows the running total of CVD deaths averted relative to business-as-usual under the combined intervention scenario (all three WHO targets achieved by 2030 and sustained through 2050), disaggregated by WHO region across all modelled countries.</w:t>
+      </w:r>
+    </w:p>
+    <w:p>
+      <w:r>
+        <w:br w:type="page"/>
+      </w:r>
+    </w:p>
+    <w:bookmarkEnd w:id="129"/>
+    <w:bookmarkStart w:id="186" w:name="supplemental-material"/>
     <w:p>
       <w:pPr>
         <w:pStyle w:val="Heading1"/>
@@ -6391,7 +6399,7 @@
         <w:t xml:space="preserve">Supplemental Material</w:t>
       </w:r>
     </w:p>
-    <w:bookmarkStart w:id="126" w:name="supplemental-tables"/>
+    <w:bookmarkStart w:id="130" w:name="supplemental-tables"/>
     <w:p>
       <w:pPr>
         <w:pStyle w:val="Heading2"/>
@@ -6449,8 +6457,8 @@
         <w:t xml:space="preserve">See Tables 4–5 for WHO region and World Bank income group breakdowns.</w:t>
       </w:r>
     </w:p>
-    <w:bookmarkEnd w:id="126"/>
-    <w:bookmarkStart w:id="162" w:name="supplemental-figures"/>
+    <w:bookmarkEnd w:id="130"/>
+    <w:bookmarkStart w:id="166" w:name="supplemental-figures"/>
     <w:p>
       <w:pPr>
         <w:pStyle w:val="Heading2"/>
@@ -6489,18 +6497,18 @@
           <wp:inline>
             <wp:extent cx="5334000" cy="2057400"/>
             <wp:effectExtent b="0" l="0" r="0" t="0"/>
-            <wp:docPr descr="" title="" id="128" name="Picture"/>
+            <wp:docPr descr="" title="" id="132" name="Picture"/>
             <a:graphic>
               <a:graphicData uri="http://schemas.openxmlformats.org/drawingml/2006/picture">
                 <pic:pic>
                   <pic:nvPicPr>
-                    <pic:cNvPr descr="who_cvd_targets_paper1_files/figure-docx/state-diagram-1.png" id="129" name="Picture"/>
+                    <pic:cNvPr descr="who_cvd_targets_paper1_files/figure-docx/state-diagram-1.png" id="133" name="Picture"/>
                     <pic:cNvPicPr>
                       <a:picLocks noChangeArrowheads="1" noChangeAspect="1"/>
                     </pic:cNvPicPr>
                   </pic:nvPicPr>
                   <pic:blipFill>
-                    <a:blip r:embed="rId127"/>
+                    <a:blip r:embed="rId131"/>
                     <a:stretch>
                       <a:fillRect/>
                     </a:stretch>
@@ -6654,18 +6662,18 @@
           <wp:inline>
             <wp:extent cx="5334000" cy="2424545"/>
             <wp:effectExtent b="0" l="0" r="0" t="0"/>
-            <wp:docPr descr="Figure 10.1: Note: Four causes are modelled jointly: ischaemic heart disease, ischaemic stroke, intracerebral haemorrhage, and hypertensive heart disease. Under the business-as-usual scenario, hypertension control and statin coverage remain at 2024 levels through 2050. Population denominators from UNWPP 2024; epidemiological inputs from GBD 2023." title="" id="131" name="Picture"/>
+            <wp:docPr descr="Figure 10.1: Note: Four causes are modelled jointly: ischaemic heart disease, ischaemic stroke, intracerebral haemorrhage, and hypertensive heart disease. Under the business-as-usual scenario, hypertension control and statin coverage remain at 2024 levels through 2050. Population denominators from UNWPP 2024; epidemiological inputs from GBD 2023." title="" id="135" name="Picture"/>
             <a:graphic>
               <a:graphicData uri="http://schemas.openxmlformats.org/drawingml/2006/picture">
                 <pic:pic>
                   <pic:nvPicPr>
-                    <pic:cNvPr descr="../output/aim1_disease_trend.png" id="132" name="Picture"/>
+                    <pic:cNvPr descr="../output/aim1_disease_trend.png" id="136" name="Picture"/>
                     <pic:cNvPicPr>
                       <a:picLocks noChangeArrowheads="1" noChangeAspect="1"/>
                     </pic:cNvPicPr>
                   </pic:nvPicPr>
                   <pic:blipFill>
-                    <a:blip r:embed="rId130"/>
+                    <a:blip r:embed="rId134"/>
                     <a:stretch>
                       <a:fillRect/>
                     </a:stretch>
@@ -6696,8 +6704,8 @@
       <w:pPr>
         <w:pStyle w:val="ImageCaption"/>
       </w:pPr>
-      <w:bookmarkStart w:id="133" w:name="fig:fig1-paper"/>
-      <w:bookmarkEnd w:id="133"/>
+      <w:bookmarkStart w:id="137" w:name="fig:fig1-paper"/>
+      <w:bookmarkEnd w:id="137"/>
       <w:r>
         <w:t xml:space="preserve">Figure 10.1: Note: Four causes are modelled jointly: ischaemic heart disease, ischaemic stroke, intracerebral haemorrhage, and hypertensive heart disease. Under the business-as-usual scenario, hypertension control and statin coverage remain at 2024 levels through 2050. Population denominators from UNWPP 2024; epidemiological inputs from GBD 2023.</w:t>
       </w:r>
@@ -6734,18 +6742,18 @@
           <wp:inline>
             <wp:extent cx="5334000" cy="2963333"/>
             <wp:effectExtent b="0" l="0" r="0" t="0"/>
-            <wp:docPr descr="Figure 10.2: Note: Each bar represents the total number of CVD deaths averted relative to the business-as-usual scenario over 2026–2050 across all modelled countries. Interventions include hypertension control in the general population (50% control by 2030), hypertension control among people with diabetes (80% control by 2030), lipid-lowering therapy (50% statin coverage by 2030), and all three combined. All four CVD causes combined: ischaemic heart disease, ischaemic stroke, intracerebral haemorrhage, and hypertensive heart disease." title="" id="135" name="Picture"/>
+            <wp:docPr descr="Figure 10.2: Note: Each bar represents the total number of CVD deaths averted relative to the business-as-usual scenario over 2026–2050 across all modelled countries. Interventions include hypertension control in the general population (50% control by 2030), hypertension control among people with diabetes (80% control by 2030), lipid-lowering therapy (50% statin coverage by 2030), and all three combined. All four CVD causes combined: ischaemic heart disease, ischaemic stroke, intracerebral haemorrhage, and hypertensive heart disease." title="" id="139" name="Picture"/>
             <a:graphic>
               <a:graphicData uri="http://schemas.openxmlformats.org/drawingml/2006/picture">
                 <pic:pic>
                   <pic:nvPicPr>
-                    <pic:cNvPr descr="../output/aim1_fig1_deaths_intervention.png" id="136" name="Picture"/>
+                    <pic:cNvPr descr="../output/aim1_fig1_deaths_intervention.png" id="140" name="Picture"/>
                     <pic:cNvPicPr>
                       <a:picLocks noChangeArrowheads="1" noChangeAspect="1"/>
                     </pic:cNvPicPr>
                   </pic:nvPicPr>
                   <pic:blipFill>
-                    <a:blip r:embed="rId134"/>
+                    <a:blip r:embed="rId138"/>
                     <a:stretch>
                       <a:fillRect/>
                     </a:stretch>
@@ -6776,8 +6784,8 @@
       <w:pPr>
         <w:pStyle w:val="ImageCaption"/>
       </w:pPr>
-      <w:bookmarkStart w:id="137" w:name="fig:fig2-paper"/>
-      <w:bookmarkEnd w:id="137"/>
+      <w:bookmarkStart w:id="141" w:name="fig:fig2-paper"/>
+      <w:bookmarkEnd w:id="141"/>
       <w:r>
         <w:t xml:space="preserve">Figure 10.2: Note: Each bar represents the total number of CVD deaths averted relative to the business-as-usual scenario over 2026–2050 across all modelled countries. Interventions include hypertension control in the general population (50% control by 2030), hypertension control among people with diabetes (80% control by 2030), lipid-lowering therapy (50% statin coverage by 2030), and all three combined. All four CVD causes combined: ischaemic heart disease, ischaemic stroke, intracerebral haemorrhage, and hypertensive heart disease.</w:t>
       </w:r>
@@ -6814,18 +6822,18 @@
           <wp:inline>
             <wp:extent cx="5334000" cy="2424545"/>
             <wp:effectExtent b="0" l="0" r="0" t="0"/>
-            <wp:docPr descr="Figure 10.3: Note: The stacked area chart shows annual deaths averted by each intervention relative to business-as-usual across all modelled countries. Interventions scale up linearly from 2026 to 2030 and are sustained through 2050. Gains accelerate after 2030 as sustained coverage compounds cumulative risk reduction." title="" id="139" name="Picture"/>
+            <wp:docPr descr="Figure 10.3: Note: The stacked area chart shows annual deaths averted by each intervention relative to business-as-usual across all modelled countries. Interventions scale up linearly from 2026 to 2030 and are sustained through 2050. Gains accelerate after 2030 as sustained coverage compounds cumulative risk reduction." title="" id="143" name="Picture"/>
             <a:graphic>
               <a:graphicData uri="http://schemas.openxmlformats.org/drawingml/2006/picture">
                 <pic:pic>
                   <pic:nvPicPr>
-                    <pic:cNvPr descr="../output/aim1_fig3_annual_averted.png" id="140" name="Picture"/>
+                    <pic:cNvPr descr="../output/aim1_fig3_annual_averted.png" id="144" name="Picture"/>
                     <pic:cNvPicPr>
                       <a:picLocks noChangeArrowheads="1" noChangeAspect="1"/>
                     </pic:cNvPicPr>
                   </pic:nvPicPr>
                   <pic:blipFill>
-                    <a:blip r:embed="rId138"/>
+                    <a:blip r:embed="rId142"/>
                     <a:stretch>
                       <a:fillRect/>
                     </a:stretch>
@@ -6856,8 +6864,8 @@
       <w:pPr>
         <w:pStyle w:val="ImageCaption"/>
       </w:pPr>
-      <w:bookmarkStart w:id="141" w:name="fig:fig3-paper"/>
-      <w:bookmarkEnd w:id="141"/>
+      <w:bookmarkStart w:id="145" w:name="fig:fig3-paper"/>
+      <w:bookmarkEnd w:id="145"/>
       <w:r>
         <w:t xml:space="preserve">Figure 10.3: Note: The stacked area chart shows annual deaths averted by each intervention relative to business-as-usual across all modelled countries. Interventions scale up linearly from 2026 to 2030 and are sustained through 2050. Gains accelerate after 2030 as sustained coverage compounds cumulative risk reduction.</w:t>
       </w:r>
@@ -6894,18 +6902,18 @@
           <wp:inline>
             <wp:extent cx="5334000" cy="2667000"/>
             <wp:effectExtent b="0" l="0" r="0" t="0"/>
-            <wp:docPr descr="Figure 10.4: Note: Age-standardised CVD mortality rate across all modelled countries by intervention scenario. Solid lines represent the calibration period (2019–2025); dashed lines represent the projection period (2026–2050). ASMR computed using the WHO World Standard Population, rescaled to ages 20–95+. Interventions scale up linearly from 2026 to 2030." title="" id="143" name="Picture"/>
+            <wp:docPr descr="Figure 10.4: Note: Age-standardised CVD mortality rate across all modelled countries by intervention scenario. Solid lines represent the calibration period (2019–2025); dashed lines represent the projection period (2026–2050). ASMR computed using the WHO World Standard Population, rescaled to ages 20–95+. Interventions scale up linearly from 2026 to 2030." title="" id="147" name="Picture"/>
             <a:graphic>
               <a:graphicData uri="http://schemas.openxmlformats.org/drawingml/2006/picture">
                 <pic:pic>
                   <pic:nvPicPr>
-                    <pic:cNvPr descr="../output/aim1_asmr_interventions.png" id="144" name="Picture"/>
+                    <pic:cNvPr descr="../output/aim1_asmr_interventions.png" id="148" name="Picture"/>
                     <pic:cNvPicPr>
                       <a:picLocks noChangeArrowheads="1" noChangeAspect="1"/>
                     </pic:cNvPicPr>
                   </pic:nvPicPr>
                   <pic:blipFill>
-                    <a:blip r:embed="rId142"/>
+                    <a:blip r:embed="rId146"/>
                     <a:stretch>
                       <a:fillRect/>
                     </a:stretch>
@@ -6936,8 +6944,8 @@
       <w:pPr>
         <w:pStyle w:val="ImageCaption"/>
       </w:pPr>
-      <w:bookmarkStart w:id="145" w:name="fig:fig7-paper"/>
-      <w:bookmarkEnd w:id="145"/>
+      <w:bookmarkStart w:id="149" w:name="fig:fig7-paper"/>
+      <w:bookmarkEnd w:id="149"/>
       <w:r>
         <w:t xml:space="preserve">Figure 10.4: Note: Age-standardised CVD mortality rate across all modelled countries by intervention scenario. Solid lines represent the calibration period (2019–2025); dashed lines represent the projection period (2026–2050). ASMR computed using the WHO World Standard Population, rescaled to ages 20–95+. Interventions scale up linearly from 2026 to 2030.</w:t>
       </w:r>
@@ -6974,18 +6982,18 @@
           <wp:inline>
             <wp:extent cx="5334000" cy="2963333"/>
             <wp:effectExtent b="0" l="0" r="0" t="0"/>
-            <wp:docPr descr="Figure 10.5: Note: Cumulative CVD deaths averted relative to business-as-usual across all modelled countries, stratified by cause of death and intervention scenario. Ischaemic heart disease accounts for the largest share of averted deaths across all interventions. Statin effects are restricted to ischaemic heart disease and ischaemic stroke; hypertension control affects all four causes." title="" id="147" name="Picture"/>
+            <wp:docPr descr="Figure 10.5: Note: Cumulative CVD deaths averted relative to business-as-usual across all modelled countries, stratified by cause of death and intervention scenario. Ischaemic heart disease accounts for the largest share of averted deaths across all interventions. Statin effects are restricted to ischaemic heart disease and ischaemic stroke; hypertension control affects all four causes." title="" id="151" name="Picture"/>
             <a:graphic>
               <a:graphicData uri="http://schemas.openxmlformats.org/drawingml/2006/picture">
                 <pic:pic>
                   <pic:nvPicPr>
-                    <pic:cNvPr descr="../output/aim1_fig2_deaths_cause.png" id="148" name="Picture"/>
+                    <pic:cNvPr descr="../output/aim1_fig2_deaths_cause.png" id="152" name="Picture"/>
                     <pic:cNvPicPr>
                       <a:picLocks noChangeArrowheads="1" noChangeAspect="1"/>
                     </pic:cNvPicPr>
                   </pic:nvPicPr>
                   <pic:blipFill>
-                    <a:blip r:embed="rId146"/>
+                    <a:blip r:embed="rId150"/>
                     <a:stretch>
                       <a:fillRect/>
                     </a:stretch>
@@ -7016,8 +7024,8 @@
       <w:pPr>
         <w:pStyle w:val="ImageCaption"/>
       </w:pPr>
-      <w:bookmarkStart w:id="149" w:name="fig:fig8-paper"/>
-      <w:bookmarkEnd w:id="149"/>
+      <w:bookmarkStart w:id="153" w:name="fig:fig8-paper"/>
+      <w:bookmarkEnd w:id="153"/>
       <w:r>
         <w:t xml:space="preserve">Figure 10.5: Note: Cumulative CVD deaths averted relative to business-as-usual across all modelled countries, stratified by cause of death and intervention scenario. Ischaemic heart disease accounts for the largest share of averted deaths across all interventions. Statin effects are restricted to ischaemic heart disease and ischaemic stroke; hypertension control affects all four causes.</w:t>
       </w:r>
@@ -7054,18 +7062,18 @@
           <wp:inline>
             <wp:extent cx="5334000" cy="2667000"/>
             <wp:effectExtent b="0" l="0" r="0" t="0"/>
-            <wp:docPr descr="Figure 10.6: Note: Cumulative disability-adjusted life years (DALYs) averted relative to business-as-usual across all modelled countries, by intervention scenario over 2026–2050. DALYs combine years of life lost (YLLs) and years lived with disability (YLDs) for ischaemic heart disease, ischaemic stroke, intracerebral haemorrhage, and hypertensive heart disease." title="" id="151" name="Picture"/>
+            <wp:docPr descr="Figure 10.6: Note: Cumulative disability-adjusted life years (DALYs) averted relative to business-as-usual across all modelled countries, by intervention scenario over 2026–2050. DALYs combine years of life lost (YLLs) and years lived with disability (YLDs) for ischaemic heart disease, ischaemic stroke, intracerebral haemorrhage, and hypertensive heart disease." title="" id="155" name="Picture"/>
             <a:graphic>
               <a:graphicData uri="http://schemas.openxmlformats.org/drawingml/2006/picture">
                 <pic:pic>
                   <pic:nvPicPr>
-                    <pic:cNvPr descr="../output/aim1_bod_fig1_dalys_ts.png" id="152" name="Picture"/>
+                    <pic:cNvPr descr="../output/aim1_bod_fig1_dalys_ts.png" id="156" name="Picture"/>
                     <pic:cNvPicPr>
                       <a:picLocks noChangeArrowheads="1" noChangeAspect="1"/>
                     </pic:cNvPicPr>
                   </pic:nvPicPr>
                   <pic:blipFill>
-                    <a:blip r:embed="rId150"/>
+                    <a:blip r:embed="rId154"/>
                     <a:stretch>
                       <a:fillRect/>
                     </a:stretch>
@@ -7096,8 +7104,8 @@
       <w:pPr>
         <w:pStyle w:val="ImageCaption"/>
       </w:pPr>
-      <w:bookmarkStart w:id="153" w:name="fig:fig9-paper"/>
-      <w:bookmarkEnd w:id="153"/>
+      <w:bookmarkStart w:id="157" w:name="fig:fig9-paper"/>
+      <w:bookmarkEnd w:id="157"/>
       <w:r>
         <w:t xml:space="preserve">Figure 10.6: Note: Cumulative disability-adjusted life years (DALYs) averted relative to business-as-usual across all modelled countries, by intervention scenario over 2026–2050. DALYs combine years of life lost (YLLs) and years lived with disability (YLDs) for ischaemic heart disease, ischaemic stroke, intracerebral haemorrhage, and hypertensive heart disease.</w:t>
       </w:r>
@@ -7134,18 +7142,18 @@
           <wp:inline>
             <wp:extent cx="5334000" cy="2424545"/>
             <wp:effectExtent b="0" l="0" r="0" t="0"/>
-            <wp:docPr descr="Figure 10.7: Note: Choropleth map showing cumulative CVD deaths averted per 100,000 population across all modelled countries under the combined intervention scenario (all three WHO targets achieved by 2030, sustained through 2050). Darker shading indicates larger per-capita health gains. Geographic variation reflects differences in baseline CVD burden, population age structure, and current treatment coverage." title="" id="155" name="Picture"/>
+            <wp:docPr descr="Figure 10.7: Note: Choropleth map showing cumulative CVD deaths averted per 100,000 population across all modelled countries under the combined intervention scenario (all three WHO targets achieved by 2030, sustained through 2050). Darker shading indicates larger per-capita health gains. Geographic variation reflects differences in baseline CVD burden, population age structure, and current treatment coverage." title="" id="159" name="Picture"/>
             <a:graphic>
               <a:graphicData uri="http://schemas.openxmlformats.org/drawingml/2006/picture">
                 <pic:pic>
                   <pic:nvPicPr>
-                    <pic:cNvPr descr="../output/aim1_fig6_map.png" id="156" name="Picture"/>
+                    <pic:cNvPr descr="../output/aim1_fig6_map.png" id="160" name="Picture"/>
                     <pic:cNvPicPr>
                       <a:picLocks noChangeArrowheads="1" noChangeAspect="1"/>
                     </pic:cNvPicPr>
                   </pic:nvPicPr>
                   <pic:blipFill>
-                    <a:blip r:embed="rId154"/>
+                    <a:blip r:embed="rId158"/>
                     <a:stretch>
                       <a:fillRect/>
                     </a:stretch>
@@ -7176,8 +7184,8 @@
       <w:pPr>
         <w:pStyle w:val="ImageCaption"/>
       </w:pPr>
-      <w:bookmarkStart w:id="157" w:name="fig:fig10-paper"/>
-      <w:bookmarkEnd w:id="157"/>
+      <w:bookmarkStart w:id="161" w:name="fig:fig10-paper"/>
+      <w:bookmarkEnd w:id="161"/>
       <w:r>
         <w:t xml:space="preserve">Figure 10.7: Note: Choropleth map showing cumulative CVD deaths averted per 100,000 population across all modelled countries under the combined intervention scenario (all three WHO targets achieved by 2030, sustained through 2050). Darker shading indicates larger per-capita health gains. Geographic variation reflects differences in baseline CVD burden, population age structure, and current treatment coverage.</w:t>
       </w:r>
@@ -7214,18 +7222,18 @@
           <wp:inline>
             <wp:extent cx="5334000" cy="3006436"/>
             <wp:effectExtent b="0" l="0" r="0" t="0"/>
-            <wp:docPr descr="Figure 10.8: Note: VSLY values as a proportion of discounted GNI, by WHO region and snapshot year (2026, 2030, 2040, 2050) and cumulative 2026–2050. Primary elasticity (differential 0.8 HIC / 1.2 LMIC per Robinson et al. 2019). Discounted at 3%. All Interventions scenario." title="" id="159" name="Picture"/>
+            <wp:docPr descr="Figure 10.8: Note: VSLY values as a proportion of discounted GNI, by WHO region and snapshot year (2026, 2030, 2040, 2050) and cumulative 2026–2050. Primary elasticity (differential 0.8 HIC / 1.2 LMIC per Robinson et al. 2019). Discounted at 3%. All Interventions scenario." title="" id="163" name="Picture"/>
             <a:graphic>
               <a:graphicData uri="http://schemas.openxmlformats.org/drawingml/2006/picture">
                 <pic:pic>
                   <pic:nvPicPr>
-                    <pic:cNvPr descr="../output/slides/sl_econ_dotplot.png" id="160" name="Picture"/>
+                    <pic:cNvPr descr="../output/slides/sl_econ_dotplot.png" id="164" name="Picture"/>
                     <pic:cNvPicPr>
                       <a:picLocks noChangeArrowheads="1" noChangeAspect="1"/>
                     </pic:cNvPicPr>
                   </pic:nvPicPr>
                   <pic:blipFill>
-                    <a:blip r:embed="rId158"/>
+                    <a:blip r:embed="rId162"/>
                     <a:stretch>
                       <a:fillRect/>
                     </a:stretch>
@@ -7256,8 +7264,8 @@
       <w:pPr>
         <w:pStyle w:val="ImageCaption"/>
       </w:pPr>
-      <w:bookmarkStart w:id="161" w:name="fig:fig-econ-dotplot"/>
-      <w:bookmarkEnd w:id="161"/>
+      <w:bookmarkStart w:id="165" w:name="fig:fig-econ-dotplot"/>
+      <w:bookmarkEnd w:id="165"/>
       <w:r>
         <w:t xml:space="preserve">Figure 10.8: Note: VSLY values as a proportion of discounted GNI, by WHO region and snapshot year (2026, 2030, 2040, 2050) and cumulative 2026–2050. Primary elasticity (differential 0.8 HIC / 1.2 LMIC per Robinson et al. 2019). Discounted at 3%. All Interventions scenario.</w:t>
       </w:r>
@@ -7267,8 +7275,8 @@
         <w:br w:type="page"/>
       </w:r>
     </w:p>
-    <w:bookmarkEnd w:id="162"/>
-    <w:bookmarkStart w:id="181" w:name="sec:math-details"/>
+    <w:bookmarkEnd w:id="166"/>
+    <w:bookmarkStart w:id="185" w:name="sec:math-details"/>
     <w:p>
       <w:pPr>
         <w:pStyle w:val="Heading2"/>
@@ -7286,7 +7294,7 @@
         <w:t xml:space="preserve">Methodology and Mathematical Details</w:t>
       </w:r>
     </w:p>
-    <w:bookmarkStart w:id="163" w:name="sec:math-notation"/>
+    <w:bookmarkStart w:id="167" w:name="sec:math-notation"/>
     <w:p>
       <w:pPr>
         <w:pStyle w:val="Heading3"/>
@@ -8821,8 +8829,8 @@
         <w:br w:type="page"/>
       </w:r>
     </w:p>
-    <w:bookmarkEnd w:id="163"/>
-    <w:bookmarkStart w:id="164" w:name="sec:param-appendix"/>
+    <w:bookmarkEnd w:id="167"/>
+    <w:bookmarkStart w:id="168" w:name="sec:param-appendix"/>
     <w:p>
       <w:pPr>
         <w:pStyle w:val="Heading3"/>
@@ -11777,8 +11785,8 @@
         <w:t xml:space="preserve">; UNWPP 2024: United Nations World Population Prospects 2024 revision.</w:t>
       </w:r>
     </w:p>
-    <w:bookmarkEnd w:id="164"/>
-    <w:bookmarkStart w:id="165" w:name="sec:transition-model"/>
+    <w:bookmarkEnd w:id="168"/>
+    <w:bookmarkStart w:id="169" w:name="sec:transition-model"/>
     <w:p>
       <w:pPr>
         <w:pStyle w:val="Heading3"/>
@@ -15801,8 +15809,8 @@
         <w:t xml:space="preserve">(Parameter values for all transition rates are listed in the Key Parameter Appendix.)</w:t>
       </w:r>
     </w:p>
-    <w:bookmarkEnd w:id="165"/>
-    <w:bookmarkStart w:id="167" w:name="sec:htn-model"/>
+    <w:bookmarkEnd w:id="169"/>
+    <w:bookmarkStart w:id="171" w:name="sec:htn-model"/>
     <w:p>
       <w:pPr>
         <w:pStyle w:val="Heading3"/>
@@ -19725,7 +19733,7 @@
         <w:t xml:space="preserve">(See Multi-State Transition Model for the baseline transition structure into which these effect ratios enter; see Key Parameter Appendix for all intervention effect sizes and their sources.)</w:t>
       </w:r>
     </w:p>
-    <w:bookmarkStart w:id="166" w:name="sec:htn-diabetes"/>
+    <w:bookmarkStart w:id="170" w:name="sec:htn-diabetes"/>
     <w:p>
       <w:pPr>
         <w:pStyle w:val="Heading4"/>
@@ -20535,9 +20543,9 @@
         <w:t xml:space="preserve">(See Hypertension Control Intervention Model above for the general-population coverage scale-up structure, which shares the same functional form.)</w:t>
       </w:r>
     </w:p>
-    <w:bookmarkEnd w:id="166"/>
-    <w:bookmarkEnd w:id="167"/>
-    <w:bookmarkStart w:id="168" w:name="sec:statin-model"/>
+    <w:bookmarkEnd w:id="170"/>
+    <w:bookmarkEnd w:id="171"/>
+    <w:bookmarkStart w:id="172" w:name="sec:statin-model"/>
     <w:p>
       <w:pPr>
         <w:pStyle w:val="Heading3"/>
@@ -24175,8 +24183,8 @@
         <w:t xml:space="preserve">(See Key Parameter Appendix for all statin effect sizes and their sources.)</w:t>
       </w:r>
     </w:p>
-    <w:bookmarkEnd w:id="168"/>
-    <w:bookmarkStart w:id="173" w:name="sec:daly-methods"/>
+    <w:bookmarkEnd w:id="172"/>
+    <w:bookmarkStart w:id="177" w:name="sec:daly-methods"/>
     <w:p>
       <w:pPr>
         <w:pStyle w:val="Heading3"/>
@@ -24271,7 +24279,7 @@
         <w:t xml:space="preserve">.</w:t>
       </w:r>
     </w:p>
-    <w:bookmarkStart w:id="169" w:name="years-of-life-lost-yll"/>
+    <w:bookmarkStart w:id="173" w:name="years-of-life-lost-yll"/>
     <w:p>
       <w:pPr>
         <w:pStyle w:val="Heading4"/>
@@ -24700,8 +24708,8 @@
         <w:t xml:space="preserve">, taken from the United Nations World Population Prospects 2024 revision, medium variant (both sexes combined). Life expectancy values are country- and year-specific, reflecting projected demographic conditions rather than a fixed global standard.</w:t>
       </w:r>
     </w:p>
-    <w:bookmarkEnd w:id="169"/>
-    <w:bookmarkStart w:id="170" w:name="years-lived-with-disability-yld"/>
+    <w:bookmarkEnd w:id="173"/>
+    <w:bookmarkStart w:id="174" w:name="years-lived-with-disability-yld"/>
     <w:p>
       <w:pPr>
         <w:pStyle w:val="Heading4"/>
@@ -25224,8 +25232,8 @@
         <w:t xml:space="preserve">This approach yields an implicit, frequency-weighted average disability weight that reflects the severity distribution observed in each country. No explicit duration of disability was modelled; the prevalence-based formulation captures the YLD burden attributable to the stock of prevalent cases at each time point.</w:t>
       </w:r>
     </w:p>
-    <w:bookmarkEnd w:id="170"/>
-    <w:bookmarkStart w:id="171" w:name="disability-adjusted-life-years-daly"/>
+    <w:bookmarkEnd w:id="174"/>
+    <w:bookmarkStart w:id="175" w:name="disability-adjusted-life-years-daly"/>
     <w:p>
       <w:pPr>
         <w:pStyle w:val="Heading4"/>
@@ -25784,8 +25792,8 @@
         <w:t xml:space="preserve">The same differencing logic was applied separately to YLLs averted and YLDs averted.</w:t>
       </w:r>
     </w:p>
-    <w:bookmarkEnd w:id="171"/>
-    <w:bookmarkStart w:id="172" w:name="reference-standards-and-weights"/>
+    <w:bookmarkEnd w:id="175"/>
+    <w:bookmarkStart w:id="176" w:name="reference-standards-and-weights"/>
     <w:p>
       <w:pPr>
         <w:pStyle w:val="Heading4"/>
@@ -26182,9 +26190,9 @@
         <w:t xml:space="preserve">Sources: United Nations, Department of Economic and Social Affairs, Population Division (2024). World Population Prospects 2024, Online Edition. Institute for Health Metrics and Evaluation (IHME). Global Burden of Disease Study 2023 (GBD 2023) Results. Seattle, United States: IHME, 2024.</w:t>
       </w:r>
     </w:p>
-    <w:bookmarkEnd w:id="172"/>
-    <w:bookmarkEnd w:id="173"/>
-    <w:bookmarkStart w:id="180" w:name="sec:econ-methods"/>
+    <w:bookmarkEnd w:id="176"/>
+    <w:bookmarkEnd w:id="177"/>
+    <w:bookmarkStart w:id="184" w:name="sec:econ-methods"/>
     <w:p>
       <w:pPr>
         <w:pStyle w:val="Heading3"/>
@@ -26219,7 +26227,7 @@
         <w:t xml:space="preserve">.</w:t>
       </w:r>
     </w:p>
-    <w:bookmarkStart w:id="174" w:name="value-of-a-statistical-life-vsl-transfer"/>
+    <w:bookmarkStart w:id="178" w:name="value-of-a-statistical-life-vsl-transfer"/>
     <w:p>
       <w:pPr>
         <w:pStyle w:val="Heading4"/>
@@ -26983,8 +26991,8 @@
         <w:t xml:space="preserve">is the minimum VSL-to-GNI ratio.</w:t>
       </w:r>
     </w:p>
-    <w:bookmarkEnd w:id="174"/>
-    <w:bookmarkStart w:id="175" w:name="gni-per-capita-projection"/>
+    <w:bookmarkEnd w:id="178"/>
+    <w:bookmarkStart w:id="179" w:name="gni-per-capita-projection"/>
     <w:p>
       <w:pPr>
         <w:pStyle w:val="Heading4"/>
@@ -27276,8 +27284,8 @@
         <w:t xml:space="preserve">, obtained by log-linear interpolation of five-year SSP nodes. This approach preserves observed GNI levels and applies only SSP-implied growth trajectories. A known limitation is that SSP projections provide GDP, not GNI, per capita; these series track closely for most countries but may diverge in economies with large net foreign income flows.</w:t>
       </w:r>
     </w:p>
-    <w:bookmarkEnd w:id="175"/>
-    <w:bookmarkStart w:id="176" w:name="value-of-a-statistical-life-year-vsly"/>
+    <w:bookmarkEnd w:id="179"/>
+    <w:bookmarkStart w:id="180" w:name="value-of-a-statistical-life-year-vsly"/>
     <w:p>
       <w:pPr>
         <w:pStyle w:val="Heading4"/>
@@ -27766,8 +27774,8 @@
         <w:t xml:space="preserve">.</w:t>
       </w:r>
     </w:p>
-    <w:bookmarkEnd w:id="176"/>
-    <w:bookmarkStart w:id="177" w:name="life-years-gained"/>
+    <w:bookmarkEnd w:id="180"/>
+    <w:bookmarkStart w:id="181" w:name="life-years-gained"/>
     <w:p>
       <w:pPr>
         <w:pStyle w:val="Heading4"/>
@@ -28539,8 +28547,8 @@
         <w:t xml:space="preserve">is the total number of deaths averted.</w:t>
       </w:r>
     </w:p>
-    <w:bookmarkEnd w:id="177"/>
-    <w:bookmarkStart w:id="178" w:name="discounting"/>
+    <w:bookmarkEnd w:id="181"/>
+    <w:bookmarkStart w:id="182" w:name="discounting"/>
     <w:p>
       <w:pPr>
         <w:pStyle w:val="Heading4"/>
@@ -29128,8 +29136,8 @@
         <w:t xml:space="preserve">is GNI per capita.</w:t>
       </w:r>
     </w:p>
-    <w:bookmarkEnd w:id="178"/>
-    <w:bookmarkStart w:id="179" w:name="parameter-summary"/>
+    <w:bookmarkEnd w:id="182"/>
+    <w:bookmarkStart w:id="183" w:name="parameter-summary"/>
     <w:p>
       <w:pPr>
         <w:pStyle w:val="Heading4"/>
@@ -29651,10 +29659,10 @@
         </w:tc>
       </w:tr>
     </w:tbl>
-    <w:bookmarkEnd w:id="179"/>
-    <w:bookmarkEnd w:id="180"/>
-    <w:bookmarkEnd w:id="181"/>
-    <w:bookmarkEnd w:id="182"/>
+    <w:bookmarkEnd w:id="183"/>
+    <w:bookmarkEnd w:id="184"/>
+    <w:bookmarkEnd w:id="185"/>
+    <w:bookmarkEnd w:id="186"/>
     <w:sectPr>
       <w:footnotePr>
         <w:numRestart w:val="eachSect"/>
